--- a/manuscript/SPADE-PLOS-ONE.docx
+++ b/manuscript/SPADE-PLOS-ONE.docx
@@ -5669,6 +5669,189 @@
     </w:p>
     <w:p>
       <w:pPr>
+        <w:pStyle w:val="Heading2"/>
+        <w:widowControl/>
+      </w:pPr>
+      <w:r>
+        <w:rPr>
+          <w:rFonts w:ascii="Times New Roman" w:hAnsi="Times New Roman" w:eastAsia="Times New Roman" w:cs="Times New Roman"/>
+          <w:color w:val="000000"/>
+          <w:sz w:val="24"/>
+        </w:rPr>
+        <w:t>Secondary success profile: efficient, conservative region mapping</w:t>
+      </w:r>
+    </w:p>
+    <w:p>
+      <w:pPr>
+        <w:widowControl/>
+      </w:pPr>
+      <w:r>
+        <w:rPr>
+          <w:rFonts w:ascii="Times New Roman" w:hAnsi="Times New Roman" w:eastAsia="Times New Roman" w:cs="Times New Roman"/>
+          <w:color w:val="000000"/>
+          <w:sz w:val="24"/>
+        </w:rPr>
+        <w:t>The target-condition results support a compact secondary profile for SPADE, distinct from a</w:t>
+      </w:r>
+    </w:p>
+    <w:p>
+      <w:pPr>
+        <w:widowControl/>
+      </w:pPr>
+      <w:r>
+        <w:rPr>
+          <w:rFonts w:ascii="Times New Roman" w:hAnsi="Times New Roman" w:eastAsia="Times New Roman" w:cs="Times New Roman"/>
+          <w:color w:val="000000"/>
+          <w:sz w:val="24"/>
+        </w:rPr>
+        <w:t>claim of universal optimization superiority. At the same 48-well budget, SPADE used two</w:t>
+      </w:r>
+    </w:p>
+    <w:p>
+      <w:pPr>
+        <w:widowControl/>
+      </w:pPr>
+      <w:r>
+        <w:rPr>
+          <w:rFonts w:ascii="Times New Roman" w:hAnsi="Times New Roman" w:eastAsia="Times New Roman" w:cs="Times New Roman"/>
+          <w:color w:val="000000"/>
+          <w:sz w:val="24"/>
+        </w:rPr>
+        <w:t>decision rounds rather than qLogNEI's ten, while retaining point-regret parity within the</w:t>
+      </w:r>
+    </w:p>
+    <w:p>
+      <w:pPr>
+        <w:widowControl/>
+      </w:pPr>
+      <w:r>
+        <w:rPr>
+          <w:rFonts w:ascii="Times New Roman" w:hAnsi="Times New Roman" w:eastAsia="Times New Roman" w:cs="Times New Roman"/>
+          <w:color w:val="000000"/>
+          <w:sz w:val="24"/>
+        </w:rPr>
+        <w:t>prespecified practical margin. Its primary map error was lower than every named comparator</w:t>
+      </w:r>
+    </w:p>
+    <w:p>
+      <w:pPr>
+        <w:widowControl/>
+      </w:pPr>
+      <w:r>
+        <w:rPr>
+          <w:rFonts w:ascii="Times New Roman" w:hAnsi="Times New Roman" w:eastAsia="Times New Roman" w:cs="Times New Roman"/>
+          <w:color w:val="000000"/>
+          <w:sz w:val="24"/>
+        </w:rPr>
+        <w:t>in the registered target table, although the inferential ledger records this as</w:t>
+      </w:r>
+    </w:p>
+    <w:p>
+      <w:pPr>
+        <w:widowControl/>
+      </w:pPr>
+      <w:r>
+        <w:rPr>
+          <w:rFonts w:ascii="Times New Roman" w:hAnsi="Times New Roman" w:eastAsia="Times New Roman" w:cs="Times New Roman"/>
+          <w:color w:val="000000"/>
+          <w:sz w:val="24"/>
+        </w:rPr>
+        <w:t>competitive performance within the SESOI rather than a superiority claim. The prospective</w:t>
+      </w:r>
+    </w:p>
+    <w:p>
+      <w:pPr>
+        <w:widowControl/>
+      </w:pPr>
+      <w:r>
+        <w:rPr>
+          <w:rFonts w:ascii="Times New Roman" w:hAnsi="Times New Roman" w:eastAsia="Times New Roman" w:cs="Times New Roman"/>
+          <w:color w:val="000000"/>
+          <w:sz w:val="24"/>
+        </w:rPr>
+        <w:t>EC runs also produced no observed false certificates: difficult campaigns were rejected by</w:t>
+      </w:r>
+    </w:p>
+    <w:p>
+      <w:pPr>
+        <w:widowControl/>
+      </w:pPr>
+      <w:r>
+        <w:rPr>
+          <w:rFonts w:ascii="Times New Roman" w:hAnsi="Times New Roman" w:eastAsia="Times New Roman" w:cs="Times New Roman"/>
+          <w:color w:val="000000"/>
+          <w:sz w:val="24"/>
+        </w:rPr>
+        <w:t>the non-vacuity and uncertainty safeguards instead of being reported as trustworthy</w:t>
+      </w:r>
+    </w:p>
+    <w:p>
+      <w:pPr>
+        <w:widowControl/>
+      </w:pPr>
+      <w:r>
+        <w:rPr>
+          <w:rFonts w:ascii="Times New Roman" w:hAnsi="Times New Roman" w:eastAsia="Times New Roman" w:cs="Times New Roman"/>
+          <w:color w:val="000000"/>
+          <w:sz w:val="24"/>
+        </w:rPr>
+        <w:t>regions. Finally, the cross-family analysis identified a strong margin-to-noise predictor</w:t>
+      </w:r>
+    </w:p>
+    <w:p>
+      <w:pPr>
+        <w:widowControl/>
+      </w:pPr>
+      <w:r>
+        <w:rPr>
+          <w:rFonts w:ascii="Times New Roman" w:hAnsi="Times New Roman" w:eastAsia="Times New Roman" w:cs="Times New Roman"/>
+          <w:color w:val="000000"/>
+          <w:sz w:val="24"/>
+        </w:rPr>
+        <w:t>of certification feasibility (Spearman ρ = 0.9801 across 25 family–prevalence cells),</w:t>
+      </w:r>
+    </w:p>
+    <w:p>
+      <w:pPr>
+        <w:widowControl/>
+      </w:pPr>
+      <w:r>
+        <w:rPr>
+          <w:rFonts w:ascii="Times New Roman" w:hAnsi="Times New Roman" w:eastAsia="Times New Roman" w:cs="Times New Roman"/>
+          <w:color w:val="000000"/>
+          <w:sz w:val="24"/>
+        </w:rPr>
+        <w:t>providing an interpretable explanation for when the workflow should answer and when it</w:t>
+      </w:r>
+    </w:p>
+    <w:p>
+      <w:pPr>
+        <w:widowControl/>
+      </w:pPr>
+      <w:r>
+        <w:rPr>
+          <w:rFonts w:ascii="Times New Roman" w:hAnsi="Times New Roman" w:eastAsia="Times New Roman" w:cs="Times New Roman"/>
+          <w:color w:val="000000"/>
+          <w:sz w:val="24"/>
+        </w:rPr>
+        <w:t>should abstain. These are secondary and diagnostic successes; they do not replace the</w:t>
+      </w:r>
+    </w:p>
+    <w:p>
+      <w:pPr>
+        <w:widowControl/>
+      </w:pPr>
+      <w:r>
+        <w:rPr>
+          <w:rFonts w:ascii="Times New Roman" w:hAnsi="Times New Roman" w:eastAsia="Times New Roman" w:cs="Times New Roman"/>
+          <w:color w:val="000000"/>
+          <w:sz w:val="24"/>
+        </w:rPr>
+        <w:t>unmet all-family EC answer-rate and containment gate.</w:t>
+      </w:r>
+    </w:p>
+    <w:p>
+      <w:pPr>
         <w:keepNext/>
         <w:spacing w:before="120" w:after="60" w:line="240" w:lineRule="auto"/>
         <w:jc w:val="center"/>

--- a/manuscript/SPADE-PLOS-ONE.docx
+++ b/manuscript/SPADE-PLOS-ONE.docx
@@ -130,7 +130,7 @@
           <w:color w:val="000000"/>
           <w:sz w:val="24"/>
         </w:rPr>
-        <w:t xml:space="preserve">When experimental handoff requires an operating region rather than one recipe, ranking design strategies by a single nominated point can mislead. We report a preregistered computer experiment that compares region-first and point-first workflows under matched 48-well budgets on synthetic formulation landscapes. SPADE is a two-round strategy that first covers the factor space, then allocates eight wells with a model-based boundary criterion before building a probabilistic acceptable-region map and a conservative certificate that may return empty when evidence is weak. In the prespecified six-factor, lower-noise Hill target, SPADE variants achieved symmetric-difference map errors of 0.1770–0.1804, ahead of Sobol (0.1913), qLogEI (0.2067), qLogNEI (0.2131), unscreened response-surface methodology (0.2502), and screened RSM (0.2580). Primary SPADE retained practical point-regret parity with qLogNEI (mean gap 0.00937; 95% bootstrap interval 0.00258–0.01615, wholly inside a 0.02 margin) while using two decision rounds versus ten. Critically, boundary-targeted second-round placement did not outperform equal-well random placement (registered effect −0.00188; 95% interval −0.00624 to 0.00261; Holm-adjusted </w:t>
+        <w:t xml:space="preserve">When experimental handoff requires an operating region rather than one recipe, ranking design strategies by a single nominated point can mislead. We report a preregistered computer experiment that compares region-first and point-first workflows under matched 48-well budgets on synthetic formulation landscapes. SPADE is a two-round strategy that first covers the factor space, then allocates eight wells with a model-based boundary criterion before building a probabilistic acceptable-region map and a conservative certificate that may return empty when evidence is weak. In the prespecified six-factor, lower-noise Hill target, SPADE variants achieved symmetric-difference map errors of 0.1770–0.1804, ahead of Sobol (0.1913), qLogEI (0.2067), qLogNEI (0.2131), unscreened response-surface methodology (0.2502), and screened RSM (0.2580). Primary SPADE retained practical point-regret parity with qLogNEI (mean gap 0.00937; 95% bootstrap interval 0.00258–0.01615, wholly inside a 0.02 margin) while using two decision rounds versus ten. Boundary-targeted second-round placement did not outperform equal-well random placement (registered effect −0.00188; 95% interval −0.00624 to 0.00261; Holm-adjusted </w:t>
       </w:r>
       <w:r>
         <w:rPr>
@@ -187,7 +187,7 @@
           <w:color w:val="000000"/>
           <w:sz w:val="24"/>
         </w:rPr>
-        <w:t>These comparisons are hard to interpret because a workflow is more than its sampling rule. It also includes the surrogate, budget, number of feedback rounds, noise model, admissible extrapolation, and terminal decision. Published studies differ across these components. Rummukainen and colleagues compared a 15-run Box–Behnken design with a BO sequence that reused five initial experiments before ten new ones; noisy expected improvement selected the first nine new experiments and posterior mean selected the tenth [8]. Lapierre and colleagues compared multicycle batch BO with a two-step DoE workflow after shared screening [9]. Ndahiro and colleagues compared constrained BO with an equal-count JMP space-filling design, rather than classical RSM [10]. Narayanan and colleagues reported large reductions relative to predicted or traditional DoE requirements, not an executed equal-budget DoE arm [11]. Those studies answer important but different questions.</w:t>
+        <w:t>These comparisons are hard to interpret because a workflow is more than its sampling rule. It also includes the surrogate, budget, number of feedback rounds, noise model, admissible extrapolation, and terminal decision. Published studies differ across these components. Rummukainen and colleagues compared a 15-run Box–Behnken design with a BO sequence that reused five initial experiments before ten new ones; noisy expected improvement selected the first nine new experiments and posterior mean selected the tenth [8]. Lapierre and colleagues compared multicycle batch BO with a two-step DoE workflow after shared screening [9]. Ndahiro and colleagues compared constrained BO with an equal-count JMP space-filling design, rather than classical RSM [10]. Narayanan and colleagues reported large reductions relative to predicted or traditional DoE requirements, not an executed equal-budget DoE arm [11]. Those studies answer different questions.</w:t>
       </w:r>
     </w:p>
     <w:p>
@@ -200,7 +200,7 @@
           <w:color w:val="000000"/>
           <w:sz w:val="24"/>
         </w:rPr>
-        <w:t xml:space="preserve">Most optimizer studies compress a campaign to one nominated formulation. That point estimand is appropriate when a laboratory needs one carry-forward recipe and can confirm it independently. It is incomplete when formulation tolerances, process variability, biological heterogeneity, or quality-by-design requirements make the deliverable an </w:t>
+        <w:t xml:space="preserve">Many optimizer studies compress a campaign to one nominated formulation. That point estimand is appropriate when a laboratory needs one carry-forward recipe and can confirm it independently. It is incomplete when formulation tolerances, process variability, biological heterogeneity, or quality-by-design requirements make the deliverable an </w:t>
       </w:r>
       <w:r>
         <w:rPr>
@@ -243,7 +243,7 @@
           <w:color w:val="000000"/>
           <w:sz w:val="24"/>
         </w:rPr>
-        <w:t>All landscapes are controlled synthetic proxies for multimodality and noise, structurally motivated by multicomponent formulation logistics but not fitted to biological measurements. Internal validity of algorithm ranking under known truth is therefore the completed estimand of this study; biological transfer is a separate question requiring different data-generating mechanisms and assays.</w:t>
+        <w:t>All landscapes are controlled synthetic proxies for multimodality and noise, structurally motivated by multicomponent formulation logistics but not fitted to biological measurements. The study estimates algorithm rankings under known truth; biological transfer requires different data-generating mechanisms and assays.</w:t>
       </w:r>
     </w:p>
     <w:p>
@@ -1549,7 +1549,7 @@
           <w:color w:val="000000"/>
           <w:sz w:val="24"/>
         </w:rPr>
-        <w:t>Hartmann6, Ackley, Levy, and Rosenbrock functions were added to test dependence on Hill geometry. The prospective matrix comprised seven conditions: Hill at six dimensions and both noise levels; Hartmann at six and eight dimensions under higher noise; and Ackley, Levy, and Rosenbrock at six dimensions under higher noise. Only six-dimensional Hill under lower noise satisfied the frozen target-regime criteria. The other conditions were robustness or predeclared-exception settings.</w:t>
+        <w:t>Hartmann6, Ackley, Levy, and Rosenbrock functions were added to test dependence on Hill geometry. The prospective matrix comprised seven conditions: Hill at six dimensions and both noise levels; Hartmann at six and eight dimensions under higher noise; and Ackley, Levy, and Rosenbrock at six dimensions under higher noise. Only six-dimensional Hill under lower noise satisfied the frozen target-regime criteria. The other conditions were sensitivity or predeclared-exception settings.</w:t>
       </w:r>
     </w:p>
     <w:p>
@@ -3364,7 +3364,7 @@
           <w:color w:val="000000"/>
           <w:sz w:val="24"/>
         </w:rPr>
-        <w:t>. Rule A selected the evaluated point with the largest noisy observation. Rule P selected the point favored by the fitted model's posterior mean. The prospective study used Rule P for the principal point comparison so modeled workflows were evaluated under one terminal rule. Rule A was retained as a robustness estimand. Hidden tested-best, unconstrained model optima, constrained in-region recommendations, replication, and top-three confirmation were evaluated retrospectively to separate search, identification, and extrapolation effects. The constrained in-region RSM recommendation was not labeled ridge analysis because the implementation optimized over the explored region without implementing the full classical ridge procedure [1–3].</w:t>
+        <w:t>. Rule A selected the evaluated point with the largest noisy observation. Rule P selected the point favored by the fitted model's posterior mean. The prospective study used Rule P for the principal point comparison so modeled workflows were evaluated under one terminal rule. Rule A was retained as a sensitivity estimand. Hidden tested-best, unconstrained model optima, constrained in-region recommendations, replication, and top-three confirmation were evaluated retrospectively to separate search, identification, and extrapolation effects. The constrained in-region RSM recommendation was not labeled ridge analysis because the implementation optimized over the explored region without implementing the full classical ridge procedure [1–3].</w:t>
       </w:r>
     </w:p>
     <w:p>
@@ -3584,7 +3584,7 @@
           <w:color w:val="000000"/>
           <w:sz w:val="24"/>
         </w:rPr>
-        <w:t>Empirical containment was evaluated against the known true region. Empty certificates were excluded from containment numerators and denominators and reported separately. Thus, an empty set was treated as refusal to certify, not a successful guarantee. The certificate is an assumption-scoped performance audit conditional on the fitted GP and plug-in hyperparameters; hyperparameter uncertainty was not integrated, and the certificate is not a biological guarantee.</w:t>
+        <w:t>Empirical containment was evaluated against the known true region. Empty certificates were excluded from containment numerators and denominators and reported separately. An empty set was treated as refusal to certify, not a successful guarantee. The certificate is an assumption-scoped performance audit conditional on the fitted GP and plug-in hyperparameters; hyperparameter uncertainty was not integrated, and the certificate is not a biological guarantee.</w:t>
       </w:r>
     </w:p>
     <w:p>
@@ -3942,7 +3942,7 @@
           <w:color w:val="000000"/>
           <w:sz w:val="24"/>
         </w:rPr>
-        <w:t>. The equal-well random-second-plate control achieved 0.1785, numerically better than m0—a result interpreted with the mechanism test below rather than as SPADE superiority among SPADE-related arms.</w:t>
+        <w:t>. The equal-well random-second-plate control achieved 0.1785, numerically better than m0. The mechanism test below determines how to interpret that difference; it is not evidence of SPADE superiority among SPADE-related arms.</w:t>
       </w:r>
     </w:p>
     <w:p>
@@ -5962,7 +5962,7 @@
           <w:color w:val="000000"/>
           <w:sz w:val="20"/>
         </w:rPr>
-        <w:t>) robustness values are descriptive means; intervals are unavailable.</w:t>
+        <w:t>) sensitivity values are descriptive means; intervals are unavailable.</w:t>
       </w:r>
     </w:p>
     <w:p>
@@ -5989,7 +5989,7 @@
           <w:color w:val="000000"/>
           <w:sz w:val="24"/>
         </w:rPr>
-        <w:t xml:space="preserve">The registered mechanism test asked whether the proposed boundary criterion earned its keep under an equal well budget. The m0-versus-random map-error effect was −0.00188 in the frozen sign convention (95% interval −0.00624 to 0.00261; Holm-adjusted </w:t>
+        <w:t xml:space="preserve">The registered mechanism test asked whether the proposed boundary criterion improved map error at an equal well budget. The m0-versus-random map-error effect was −0.00188 in the frozen sign convention (95% interval −0.00624 to 0.00261; Holm-adjusted </w:t>
       </w:r>
       <w:r>
         <w:rPr>
@@ -6006,7 +6006,7 @@
           <w:color w:val="000000"/>
           <w:sz w:val="24"/>
         </w:rPr>
-        <w:t xml:space="preserve"> = 0.4108). Boundary-focused placement therefore showed no advantage over eight random second-round points. This null is a primary scientific result of the study: the two-round spread architecture remains of interest, but the tested targeting rule does not explain SPADE's target-condition map performance.</w:t>
+        <w:t xml:space="preserve"> = 0.4108). Boundary-focused placement showed no advantage over eight random second-round points. The two-round spread architecture remains of interest, but the tested targeting rule does not explain SPADE's target-condition map performance.</w:t>
       </w:r>
     </w:p>
     <w:p>
@@ -6107,7 +6107,7 @@
           <w:color w:val="000000"/>
           <w:sz w:val="24"/>
         </w:rPr>
-        <w:t>At six-dimensional Hartmann, qLogNEI and qLogEI achieved Rule-P regrets of 0.2305 and 0.2997, ahead of primary SPADE at 0.4221. Map error reversed the ordering: SPADE m4, m8, and m0 achieved 0.1815, 0.1836, and 0.1848, compared with 0.1899 for Sobol, 0.2243 for qLogNEI, and 0.2259 for qLogEI. At eight dimensions, qLogNEI and qLogEI again led point regret at 0.2620 and 0.2945, whereas SPADE m4, m0, and m8 led map error at 0.1883, 0.1908, and 0.1950. These were descriptive robustness results, not additional confirmatory target-regime wins.</w:t>
+        <w:t>At six-dimensional Hartmann, qLogNEI and qLogEI achieved Rule-P regrets of 0.2305 and 0.2997, ahead of primary SPADE at 0.4221. Map error reversed the ordering: SPADE m4, m8, and m0 achieved 0.1815, 0.1836, and 0.1848, compared with 0.1899 for Sobol, 0.2243 for qLogNEI, and 0.2259 for qLogEI. At eight dimensions, qLogNEI and qLogEI again led point regret at 0.2620 and 0.2945, whereas SPADE m4, m0, and m8 led map error at 0.1883, 0.1908, and 0.1950. These were descriptive sensitivity results, not additional confirmatory target-regime wins.</w:t>
       </w:r>
     </w:p>
     <w:p>
@@ -6347,6 +6347,113 @@
     </w:p>
     <w:p>
       <w:pPr>
+        <w:pStyle w:val="Heading2"/>
+        <w:widowControl/>
+      </w:pPr>
+      <w:r>
+        <w:rPr>
+          <w:rFonts w:ascii="Times New Roman" w:hAnsi="Times New Roman" w:eastAsia="Times New Roman" w:cs="Times New Roman"/>
+          <w:color w:val="000000"/>
+          <w:sz w:val="24"/>
+        </w:rPr>
+        <w:t>The strict EC gate failed through abstention, not false certification</w:t>
+      </w:r>
+    </w:p>
+    <w:p>
+      <w:pPr>
+        <w:widowControl/>
+      </w:pPr>
+      <w:r>
+        <w:rPr>
+          <w:rFonts w:ascii="Times New Roman" w:hAnsi="Times New Roman" w:eastAsia="Times New Roman" w:cs="Times New Roman"/>
+          <w:color w:val="000000"/>
+          <w:sz w:val="24"/>
+        </w:rPr>
+        <w:t xml:space="preserve">The frozen six-factor, three-CQA EC benchmark was rerun under the current source commit on 32 unseen seeds per family (384 campaign-arm rows). SPADE answered 17/32 broad campaigns (53.1%), 12/32 multimodal campaigns (37.5%), and none of the narrow campaigns. Among answered campaigns, all returned certificates were contained in the synthetic truth (0 observed false certificates), but the one-sided 95% containment lower bounds were 0.816 for broad and 0.758 for multimodal, below the prespecified 0.90 gate. The fail-closed analyzer therefore returned </w:t>
+      </w:r>
+      <w:r>
+        <w:rPr>
+          <w:rFonts w:ascii="Courier New" w:hAnsi="Courier New" w:eastAsia="Courier New" w:cs="Courier New"/>
+          <w:color w:val="000000"/>
+          <w:sz w:val="22"/>
+        </w:rPr>
+        <w:t>FAIL_CONTAINMENT</w:t>
+      </w:r>
+      <w:r>
+        <w:rPr>
+          <w:rFonts w:ascii="Times New Roman" w:hAnsi="Times New Roman" w:eastAsia="Times New Roman" w:cs="Times New Roman"/>
+          <w:color w:val="000000"/>
+          <w:sz w:val="24"/>
+        </w:rPr>
+        <w:t>; empty or unanswered campaigns were not counted as successful certification.</w:t>
+      </w:r>
+    </w:p>
+    <w:p>
+      <w:pPr>
+        <w:keepNext/>
+        <w:spacing w:before="120" w:after="60" w:line="240" w:lineRule="auto"/>
+        <w:jc w:val="center"/>
+      </w:pPr>
+      <w:r>
+        <w:drawing>
+          <wp:inline xmlns:a="http://schemas.openxmlformats.org/drawingml/2006/main" xmlns:pic="http://schemas.openxmlformats.org/drawingml/2006/picture">
+            <wp:extent cx="5897880" cy="2713025"/>
+            <wp:docPr id="5" name="Picture 5"/>
+            <wp:cNvGraphicFramePr>
+              <a:graphicFrameLocks noChangeAspect="1"/>
+            </wp:cNvGraphicFramePr>
+            <a:graphic>
+              <a:graphicData uri="http://schemas.openxmlformats.org/drawingml/2006/picture">
+                <pic:pic>
+                  <pic:nvPicPr>
+                    <pic:cNvPr id="0" name="fig5-ec-gate.png"/>
+                    <pic:cNvPicPr/>
+                  </pic:nvPicPr>
+                  <pic:blipFill>
+                    <a:blip r:embed="rId14"/>
+                    <a:stretch>
+                      <a:fillRect/>
+                    </a:stretch>
+                  </pic:blipFill>
+                  <pic:spPr>
+                    <a:xfrm>
+                      <a:off x="0" y="0"/>
+                      <a:ext cx="5897880" cy="2713025"/>
+                    </a:xfrm>
+                    <a:prstGeom prst="rect"/>
+                  </pic:spPr>
+                </pic:pic>
+              </a:graphicData>
+            </a:graphic>
+          </wp:inline>
+        </w:drawing>
+      </w:r>
+    </w:p>
+    <w:p>
+      <w:pPr>
+        <w:keepLines/>
+        <w:spacing w:before="0" w:after="120" w:line="240" w:lineRule="auto"/>
+      </w:pPr>
+      <w:r>
+        <w:rPr>
+          <w:rFonts w:ascii="Times New Roman" w:hAnsi="Times New Roman" w:eastAsia="Times New Roman" w:cs="Times New Roman"/>
+          <w:b/>
+          <w:color w:val="000000"/>
+          <w:sz w:val="20"/>
+        </w:rPr>
+        <w:t>Fig 5. Current prospective EC gate outcomes.</w:t>
+      </w:r>
+      <w:r>
+        <w:rPr>
+          <w:rFonts w:ascii="Times New Roman" w:hAnsi="Times New Roman" w:eastAsia="Times New Roman" w:cs="Times New Roman"/>
+          <w:color w:val="000000"/>
+          <w:sz w:val="20"/>
+        </w:rPr>
+        <w:t xml:space="preserve"> SPADE answer rates (left) and one-sided 95% containment lower bounds among answered campaigns (right) are shown for 32 campaigns per family at the 48-well budget. Dashed lines mark the preregistered gates (0.50 answer rate and 0.90 containment lower bound). The narrow family produced no answered campaigns, so its containment evidence is zero rather than evidence of safe certification. This negative stress-test result is separate from the primary Hill benchmark and does not support a general SPADE-success claim.</w:t>
+      </w:r>
+    </w:p>
+    <w:p>
+      <w:pPr>
         <w:pStyle w:val="Heading1"/>
         <w:widowControl/>
       </w:pPr>
@@ -6369,7 +6476,7 @@
           <w:color w:val="000000"/>
           <w:sz w:val="24"/>
         </w:rPr>
-        <w:t>This study shows that the scientific deliverable determines how an experimental strategy should be evaluated. When the deliverable is one formulation, methods should be compared under the same terminal rule and with independent confirmation. When the deliverable is an acceptable formulation region, the set itself must be scored. Under equal well budgets, these two objectives ranked methods differently on the same campaigns. That estimand conflict—not a claim of a universally better optimizer—is the paper's central contribution to experimental-design practice.</w:t>
+        <w:t>The scientific deliverable determines how an experimental strategy should be evaluated. For one formulation, methods should be compared under the same terminal rule and with independent confirmation. For an acceptable formulation region, the set itself must be scored. Under equal well budgets, these objectives ranked methods differently on the same campaigns. This estimand conflict is the paper's main contribution; it is not a claim of a universally better optimizer.</w:t>
       </w:r>
     </w:p>
     <w:p>
@@ -6395,7 +6502,7 @@
           <w:color w:val="000000"/>
           <w:sz w:val="24"/>
         </w:rPr>
-        <w:t>The negative mechanism result is essential rather than inconvenient. Boundary-targeted second-round placement did not outperform an equal-well random second plate, and the improvement over Plate 1 was smaller than the SESOI. Much of SPADE's target-condition map performance may therefore arise from broad first-round coverage and fitting a region-capable surrogate, rather than from the tested targeting rule. Reporting that null protects the community against mechanism folklore and clarifies what future refinements must improve. The name SPADE identifies the workflow evaluated here; it should not be read as evidence that every proposed component was effective.</w:t>
+        <w:t>Boundary-targeted second-round placement did not outperform an equal-well random second plate, and the improvement over Plate 1 was smaller than the SESOI. Much of SPADE's target-condition map performance may therefore arise from broad first-round coverage and fitting a region-capable surrogate, rather than from the tested targeting rule. The name SPADE identifies the workflow evaluated here; it should not be read as evidence that every proposed component was effective.</w:t>
       </w:r>
     </w:p>
     <w:p>
@@ -6408,7 +6515,7 @@
           <w:color w:val="000000"/>
           <w:sz w:val="24"/>
         </w:rPr>
-        <w:t>The Hartmann results strengthen the conceptual finding. BO located stronger points, whereas SPADE estimated the acceptable region more accurately at both dimensions. Neither outcome makes one method universally better. BO appropriately concentrates observations when the decision is a single optimum. Region-first and space-filling strategies preserve more information about the domain. Classical response surfaces can be efficient and interpretable when the local model is adequate and standard diagnostic and sequential safeguards are used.</w:t>
+        <w:t>Hartmann showed the same split: BO located stronger points, whereas SPADE estimated the acceptable region more accurately at both dimensions. Neither outcome makes one method universally better. BO concentrates observations when the decision is a single optimum. Region-first and space-filling strategies preserve more information about the domain. Classical response surfaces can be efficient and interpretable when the local model is adequate and standard diagnostic and sequential safeguards are used.</w:t>
       </w:r>
     </w:p>
     <w:p>
@@ -6448,7 +6555,7 @@
           <w:color w:val="000000"/>
           <w:sz w:val="24"/>
         </w:rPr>
-        <w:t>The principal scope limit is intentional: this is a computer experiment. Internal validity of method ranking under known landscapes, matched budgets, frozen claim gates, and open artifacts is complete for the questions posed here. The benchmark omits donor and batch hierarchy, plate-position effects, cell-state drift, failed wells, assay censoring, formulation constraints, toxicity, osmolarity, multiple endpoints, reagent costs, and biological confirmation. Campaign seeds are not biological replicates. The Hill generator was structurally motivated by a multicomponent biological problem but was not fitted to endothelial or bioprocess data. Implications for laboratory practice should therefore be treated as transfer hypotheses, not as conclusions of this study.</w:t>
+        <w:t>This is a computer experiment. Method rankings are internally testable because the landscapes are known, budgets are matched, claim gates are frozen, and artifacts are open. The benchmark omits donor and batch hierarchy, plate-position effects, cell-state drift, failed wells, assay censoring, formulation constraints, toxicity, osmolarity, multiple endpoints, reagent costs, and biological confirmation. Campaign seeds are not biological replicates. The Hill generator was structurally motivated by a multicomponent biological problem but was not fitted to endothelial or bioprocess data. Implications for laboratory practice should therefore be treated as transfer hypotheses, not as conclusions of this study.</w:t>
       </w:r>
     </w:p>
     <w:p>
@@ -6461,7 +6568,7 @@
           <w:color w:val="000000"/>
           <w:sz w:val="24"/>
         </w:rPr>
-        <w:t>Several methodological limitations also remain. GP uncertainty was conditional on plug-in hyperparameters. The original protocol used response-derived observation variances and a fixed candidate grid. Some external-family cells were weakly discriminating or frequently empty. The full-dimensional classical arm was unavailable at eight dimensions under the chosen budget. The comparison covered representative implementations rather than every BO, RSM, or level-set method. Finally, the completed results reported here must remain separate from the newer frozen joint protocol: that protocol's development selection and untouched lockbox outcomes have not been run and support no result claim.</w:t>
+        <w:t>Several methodological limitations also remain. GP uncertainty was conditional on plug-in hyperparameters. The original protocol used response-derived observation variances and a fixed candidate grid. Some external-family cells were weakly discriminating or frequently empty. The full-dimensional classical arm was unavailable at eight dimensions under the chosen budget. The comparison covered representative implementations rather than every BO, RSM, or level-set method. A subsequent frozen three-CQA EC evaluation was executed on unseen seeds and failed its prespecified all-family gate because answer rates and containment lower bounds were insufficient, despite no observed false certificates. That negative stress-test result remains separate from the primary matched-budget benchmark and does not support a general SPADE success claim.</w:t>
       </w:r>
     </w:p>
     <w:p>
@@ -6474,7 +6581,7 @@
           <w:color w:val="000000"/>
           <w:sz w:val="24"/>
         </w:rPr>
-        <w:t>A future wet-lab study would address a different estimand—biological transfer—not unfinished validation of the present computer experiment. It should preregister both point and region deliverables; give SPADE, noise-aware BO, and a properly sequential classical RSM workflow the same formulation-well budget; randomize plate position and block biological batch; confirm point recommendations in new batches; and sample predicted interior, boundary, and exterior regions to estimate false inclusion, false exclusion, calibration, containment, non-empty rate, wells, rounds, elapsed time, and cost, with a biologically meaningful SESOI fixed before the first plate.</w:t>
+        <w:t>A future wet-lab study would address biological transfer, a different estimand from validation of this computer experiment. It should preregister both point and region deliverables; give SPADE, noise-aware BO, and a properly sequential classical RSM workflow the same formulation-well budget; randomize plate position and block biological batch; confirm point recommendations in new batches; and sample predicted interior, boundary, and exterior regions to estimate false inclusion, false exclusion, calibration, containment, non-empty rate, wells, rounds, elapsed time, and cost, with a biologically meaningful SESOI fixed before the first plate.</w:t>
       </w:r>
     </w:p>
     <w:p>
@@ -6501,7 +6608,7 @@
           <w:color w:val="000000"/>
           <w:sz w:val="24"/>
         </w:rPr>
-        <w:t>Under matched experimental budgets, point and region objectives can reverse method rankings. In a preregistered six-factor synthetic target regime, SPADE produced leading acceptable-region maps, retained practical point-regret parity with qLogNEI, and used fewer feedback rounds—yet the tested boundary-targeting mechanism did not beat random placement, and calibration and certificate performance were not universally portable. The defensible conclusion is therefore bounded: SPADE is a concrete region-first workflow and open benchmark for further study, not a universally superior optimizer or a proven biological design-space certificate.</w:t>
+        <w:t>Under matched experimental budgets, point and region objectives can reverse method rankings. In a preregistered six-factor synthetic target regime, SPADE produced leading acceptable-region maps, retained practical point-regret parity with qLogNEI, and used fewer feedback rounds. The tested boundary-targeting mechanism did not beat random placement, and calibration and certificate performance did not transfer across all families. The defensible conclusion is bounded: SPADE is a concrete region-first workflow and open benchmark for further study, not a universally superior optimizer or a proven biological design-space certificate.</w:t>
       </w:r>
     </w:p>
     <w:p>

--- a/manuscript/SPADE-PLOS-ONE.docx
+++ b/manuscript/SPADE-PLOS-ONE.docx
@@ -4,6 +4,7 @@
   <w:body>
     <w:p>
       <w:pPr>
+        <w:pStyle w:val="Title"/>
         <w:keepNext/>
         <w:spacing w:after="240" w:line="240" w:lineRule="auto"/>
         <w:jc w:val="center"/>
@@ -15,7 +16,7 @@
           <w:color w:val="000000"/>
           <w:sz w:val="28"/>
         </w:rPr>
-        <w:t>Point and region objectives reverse method rankings under matched experimental budgets: A preregistered synthetic benchmark of SPADE, Bayesian optimization, and response-surface methods</w:t>
+        <w:t>Point and region objectives reverse method rankings in a synthetic benchmark of SPADE and experimental design strategies</w:t>
       </w:r>
     </w:p>
     <w:p>
@@ -107,6 +108,11 @@
       </w:r>
     </w:p>
     <w:p>
+      <w:r>
+        <w:br w:type="page"/>
+      </w:r>
+    </w:p>
+    <w:p>
       <w:pPr>
         <w:pStyle w:val="Heading1"/>
         <w:widowControl/>
@@ -130,24 +136,7 @@
           <w:color w:val="000000"/>
           <w:sz w:val="24"/>
         </w:rPr>
-        <w:t xml:space="preserve">When experimental handoff requires an operating region rather than one recipe, ranking design strategies by a single nominated point can mislead. We report a preregistered computer experiment that compares region-first and point-first workflows under matched 48-well budgets on synthetic formulation landscapes. SPADE is a two-round strategy that first covers the factor space, then allocates eight wells with a model-based boundary criterion before building a probabilistic acceptable-region map and a conservative certificate that may return empty when evidence is weak. In the prespecified six-factor, lower-noise Hill target, SPADE variants achieved symmetric-difference map errors of 0.1770–0.1804, ahead of Sobol (0.1913), qLogEI (0.2067), qLogNEI (0.2131), unscreened response-surface methodology (0.2502), and screened RSM (0.2580). Primary SPADE retained practical point-regret parity with qLogNEI (mean gap 0.00937; 95% bootstrap interval 0.00258–0.01615, wholly inside a 0.02 margin) while using two decision rounds versus ten. Critically, boundary-targeted second-round placement did not outperform equal-well random placement (registered effect −0.00188; 95% interval −0.00624 to 0.00261; Holm-adjusted </w:t>
-      </w:r>
-      <w:r>
-        <w:rPr>
-          <w:rFonts w:ascii="Times New Roman" w:hAnsi="Times New Roman" w:eastAsia="Times New Roman" w:cs="Times New Roman"/>
-          <w:i/>
-          <w:color w:val="000000"/>
-          <w:sz w:val="24"/>
-        </w:rPr>
-        <w:t>p</w:t>
-      </w:r>
-      <w:r>
-        <w:rPr>
-          <w:rFonts w:ascii="Times New Roman" w:hAnsi="Times New Roman" w:eastAsia="Times New Roman" w:cs="Times New Roman"/>
-          <w:color w:val="000000"/>
-          <w:sz w:val="24"/>
-        </w:rPr>
-        <w:t xml:space="preserve"> = 0.4108), and calibration and certificate validity were family-dependent. The reusable contribution is an estimand-aware, open benchmark showing when matched-budget rankings flip. SPADE is supported only as a bounded region-first strategy in the target regime, not as a universal optimizer or validated biological protocol.</w:t>
+        <w:t>Selecting one formulation and estimating an acceptable operating region require different evaluations of an experimental campaign. We compared SPADE, Bayesian optimization, response-surface designs, and space-filling strategies under a 48-evaluation budget on synthetic landscapes. Retrospective rescoring examined terminal decisions; a prospectively specified benchmark comprised 8,300 campaign-arm executions across seven conditions, represented by 99,600 repeated scoring records. Changing from the best noisy observation to a common Gaussian-process recommendation reduced SPADE regret by 0.0543 but increased classical-design regret by 0.1035 in the retrospective Hill comparison. In the prespecified six-factor, lower-noise Hill target, primary SPADE achieved map error 0.1804 versus 0.2131 for noisy Bayesian optimization, a 15.3% relative reduction. Paired inference used 25 landscape instances. The point-regret gap was 0.00937 (95% bootstrap interval 0.00258–0.01615), within the prespecified ±0.02 practical margin, with two feedback rounds rather than ten. Boundary targeting did not improve on a random second round: random-minus-targeted map error was −0.00188 (95% interval −0.00624 to 0.00261). Source reconciliation showed that map scores used a 0.50 probability cutoff and the reported certificate statistic measured posterior self-consistency, not empirical containment against the oracle. A separate 2,750-row development study tested future-response reliability. None of nine candidates satisfied the cross-family containment requirement, so selection stopped without opening the lockbox. These results quantify how terminal decisions and evaluation targets change method rankings within fixed budgets. They do not establish a new level-set principle, transferable certification, or biological performance.</w:t>
       </w:r>
     </w:p>
     <w:p>
@@ -230,7 +219,7 @@
           <w:color w:val="000000"/>
           <w:sz w:val="24"/>
         </w:rPr>
-        <w:t>We developed SPADE as a region-first workflow for that second deliverable. SPADE uses broad first-round coverage, a model-directed second round, a probabilistic map of threshold exceedance, and a conservative certificate that can explicitly return no region when evidence is inadequate. We compared SPADE with one-shot space-filling designs, batch BO, and classical response-surface workflows at matched well budgets in a preregistered computer experiment. The scientific contribution is not a claim that SPADE is generally superior. It is a reproducible, estimand-aware benchmark that (i) shows whether point and region objectives reorder methods under identical campaigns, (ii) quantifies map error, point regret, and decision rounds in a frozen target regime, (iii) tests whether the point–region distinction persists on external landscape families, (iv) separates map accuracy, probability calibration, certificate containment, and certificate non-vacuity, and (v) falsifies or supports the proposed causal mechanism for the second round by comparing boundary-targeted placement with an equal-well random control.</w:t>
+        <w:t>We developed SPADE as a region-first workflow for that second deliverable. SPADE combines broad first-round coverage, a model-directed second round, a probability map of threshold exceedance, and a conservative certificate that can return no region when evidence is inadequate. We compared SPADE with one-shot space-filling designs, batch BO, and classical response-surface workflows under matched budgets. The benchmark tests whether point and region objectives reorder the same campaigns, reports wells and decision rounds separately, and distinguishes map accuracy from probability calibration, certificate containment, and certificate non-vacuity. An equal-well random control tests whether boundary targeting accounts for any second-round gain. A later registered development study asks the stricter question of whether one joint SPADE protocol satisfies map, regret, answer-rate, and containment requirements across five families.</w:t>
       </w:r>
     </w:p>
     <w:p>
@@ -243,7 +232,33 @@
           <w:color w:val="000000"/>
           <w:sz w:val="24"/>
         </w:rPr>
-        <w:t>All landscapes are controlled synthetic proxies for multimodality and noise, structurally motivated by multicomponent formulation logistics but not fitted to biological measurements. Internal validity of algorithm ranking under known truth is therefore the completed estimand of this study; biological transfer is a separate question requiring different data-generating mechanisms and assays.</w:t>
+        <w:t>Region estimation has an established methodological literature. Gotovos and colleagues developed GP confidence-bound classification and batch sampling for level-set estimation, and evaluated the straddle heuristic used here [13]. Azzimonti and colleagues developed conservative excursion-set estimation under a posterior inclusion constraint [14]. Bogunovic and colleagues unified BO and level-set estimation in truncated variance reduction (TruVaR), including heteroscedastic noise and observation costs [15]. These precedents establish both region-directed learning and the relationship between optimization and classification. SPADE contributes a particular two-round workflow and an evaluation of its components; it introduces neither the straddle acquisition nor a new theory of conservative sets.</w:t>
+      </w:r>
+    </w:p>
+    <w:p>
+      <w:pPr>
+        <w:widowControl/>
+      </w:pPr>
+      <w:r>
+        <w:rPr>
+          <w:rFonts w:ascii="Times New Roman" w:hAnsi="Times New Roman" w:eastAsia="Times New Roman" w:cs="Times New Roman"/>
+          <w:color w:val="000000"/>
+          <w:sz w:val="24"/>
+        </w:rPr>
+        <w:t>The empirical question is how much these distinctions change conclusions within the same small-budget campaigns. We examine changes in method ordering under terminal rescoring, quantify the map-versus-regret trade-off under a common GP readout, and test the proposed targeting mechanism against an equal-well random control. The separate development study evaluates whether a posterior-based certificate survives direct checking against known truth. We do not claim that these questions were previously unrecognized, or that SPADE outperforms specialized level-set methods, which were not included as experimental arms.</w:t>
+      </w:r>
+    </w:p>
+    <w:p>
+      <w:pPr>
+        <w:widowControl/>
+      </w:pPr>
+      <w:r>
+        <w:rPr>
+          <w:rFonts w:ascii="Times New Roman" w:hAnsi="Times New Roman" w:eastAsia="Times New Roman" w:cs="Times New Roman"/>
+          <w:color w:val="000000"/>
+          <w:sz w:val="24"/>
+        </w:rPr>
+        <w:t>All landscapes are controlled synthetic proxies for multimodality and noise, structurally motivated by multicomponent formulation logistics but not fitted to biological measurements. The 15,625-combination calculation illustrates a design burden; we did not exhaustively measure that discrete grid or demonstrate its biological replacement by 48 experiments. The study evaluates rankings under known synthetic truth. Biological transfer requires separate data and experiments.</w:t>
       </w:r>
     </w:p>
     <w:p>
@@ -284,7 +299,7 @@
           <w:color w:val="000000"/>
           <w:sz w:val="24"/>
         </w:rPr>
-        <w:t xml:space="preserve">The project contains two related evidence bodies. First, stored BO, RSM, and space-filling campaigns were rescored under multiple terminal rules and as design-space maps. These retrospective analyses established the terminal-rule problem and motivated a region-first method. Second, the prospective study </w:t>
+        <w:t xml:space="preserve">The project contains three related but separate evidence bodies. First, stored BO, RSM, and space-filling campaigns were rescored under multiple terminal rules and as design-space maps. These retrospective analyses established the terminal-rule problem and motivated a region-first method. Second, the prospective study </w:t>
       </w:r>
       <w:r>
         <w:rPr>
@@ -300,7 +315,36 @@
           <w:color w:val="000000"/>
           <w:sz w:val="24"/>
         </w:rPr>
-        <w:t xml:space="preserve"> froze the condition matrix, target classification, endpoints, inferential units, practical-effect thresholds, multiplicity families, feasibility rules, and claim gates before final study execution. Prospective results govern claims about SPADE as a method; retrospective results provide motivation and mechanism. The two evidence bodies were not pooled.</w:t>
+        <w:t xml:space="preserve"> froze the condition matrix, target classification, endpoints, inferential units, practical-effect thresholds, multiplicity families, feasibility rules, and claim gates before final study execution. Prospective results govern claims about the SPADE workflow evaluated in the main benchmark; retrospective results provide motivation and mechanism.</w:t>
+      </w:r>
+    </w:p>
+    <w:p>
+      <w:pPr>
+        <w:widowControl/>
+      </w:pPr>
+      <w:r>
+        <w:rPr>
+          <w:rFonts w:ascii="Times New Roman" w:hAnsi="Times New Roman" w:eastAsia="Times New Roman" w:cs="Times New Roman"/>
+          <w:color w:val="000000"/>
+          <w:sz w:val="24"/>
+        </w:rPr>
+        <w:t xml:space="preserve">Third, a later joint-protocol development study tested whether a stricter certificate could generalize across Hill, Ackley, Hartmann6, Levy, and Rosenbrock families. It used the stop rule described below. These development results were not pooled with the retrospective or 99,601-record prospective evidence bodies. The prospective registration is the version-controlled specification at repository commit </w:t>
+      </w:r>
+      <w:r>
+        <w:rPr>
+          <w:rFonts w:ascii="Courier New" w:hAnsi="Courier New" w:eastAsia="Courier New" w:cs="Courier New"/>
+          <w:color w:val="000000"/>
+          <w:sz w:val="22"/>
+        </w:rPr>
+        <w:t>c4f58d3</w:t>
+      </w:r>
+      <w:r>
+        <w:rPr>
+          <w:rFonts w:ascii="Times New Roman" w:hAnsi="Times New Roman" w:eastAsia="Times New Roman" w:cs="Times New Roman"/>
+          <w:color w:val="000000"/>
+          <w:sz w:val="24"/>
+        </w:rPr>
+        <w:t>, rather than a journal-accepted Registered Report. The retained manifest identifies the analysis source and subsequent regeneration. Where the implemented statistic differs from the intended interpretation, we report the implemented object explicitly.</w:t>
       </w:r>
     </w:p>
     <w:p>
@@ -340,7 +384,7 @@
           <w:color w:val="000000"/>
           <w:sz w:val="24"/>
         </w:rPr>
-        <w:t>Each campaign sampled a coded formulation space and could be scored as a point decision, a region decision, or both (Fig 1). Point performance was simple regret at a prespecified terminal rule. Region performance was error in a threshold-defined acceptable set. Wells and experimental decision rounds were recorded separately because equal numbers of conditions do not imply equal latency.</w:t>
+        <w:t>Each campaign sampled a coded formulation space and could be scored as a point decision, a region decision, or both (Fig 1; Table 1). Point performance was simple regret at a prespecified terminal rule. Region performance was error in a threshold-defined acceptable set. Wells and experimental decision rounds were recorded separately because equal numbers of conditions do not imply equal latency.</w:t>
       </w:r>
     </w:p>
     <w:p>
@@ -409,6 +453,8 @@
     </w:p>
     <w:p>
       <w:pPr>
+        <w:keepNext/>
+        <w:keepLines/>
         <w:widowControl/>
       </w:pPr>
       <w:r>
@@ -418,7 +464,7 @@
           <w:color w:val="000000"/>
           <w:sz w:val="24"/>
         </w:rPr>
-        <w:t>Table 1. Predeclared confirmatory claim ledger (target regime unless noted).</w:t>
+        <w:t>Table 1. Predeclared claim and stop-rule ledger.</w:t>
       </w:r>
       <w:r>
         <w:rPr>
@@ -436,6 +482,14 @@
         <w:jc w:val="left"/>
         <w:tblLayout w:type="fixed"/>
         <w:tblLook w:firstColumn="1" w:firstRow="1" w:lastColumn="0" w:lastRow="0" w:noHBand="0" w:noVBand="1" w:val="04A0"/>
+        <w:tblBorders>
+          <w:top w:val="single" w:sz="4" w:color="D9D9D9"/>
+          <w:left w:val="single" w:sz="4" w:color="D9D9D9"/>
+          <w:bottom w:val="single" w:sz="4" w:color="D9D9D9"/>
+          <w:right w:val="single" w:sz="4" w:color="D9D9D9"/>
+          <w:insideH w:val="single" w:sz="4" w:color="D9D9D9"/>
+          <w:insideV w:val="single" w:sz="4" w:color="D9D9D9"/>
+        </w:tblBorders>
         <w:tblInd w:w="120" w:type="dxa"/>
       </w:tblPr>
       <w:tblGrid>
@@ -447,6 +501,7 @@
       </w:tblGrid>
       <w:tr>
         <w:trPr>
+          <w:cantSplit/>
           <w:tblHeader w:val="true"/>
         </w:trPr>
         <w:tc>
@@ -586,6 +641,9 @@
         </w:tc>
       </w:tr>
       <w:tr>
+        <w:trPr>
+          <w:cantSplit/>
+        </w:trPr>
         <w:tc>
           <w:tcPr>
             <w:tcW w:type="dxa" w:w="1600"/>
@@ -713,6 +771,9 @@
         </w:tc>
       </w:tr>
       <w:tr>
+        <w:trPr>
+          <w:cantSplit/>
+        </w:trPr>
         <w:tc>
           <w:tcPr>
             <w:tcW w:type="dxa" w:w="1600"/>
@@ -840,6 +901,9 @@
         </w:tc>
       </w:tr>
       <w:tr>
+        <w:trPr>
+          <w:cantSplit/>
+        </w:trPr>
         <w:tc>
           <w:tcPr>
             <w:tcW w:type="dxa" w:w="1600"/>
@@ -911,7 +975,7 @@
                 <w:color w:val="000000"/>
                 <w:sz w:val="17"/>
               </w:rPr>
-              <w:t>SPADE m0 − random Plate 2</w:t>
+              <w:t>Random Plate 2 − SPADE m0</w:t>
             </w:r>
           </w:p>
         </w:tc>
@@ -961,12 +1025,15 @@
                 <w:color w:val="000000"/>
                 <w:sz w:val="17"/>
               </w:rPr>
-              <w:t>Mechanism test (null allowed)</w:t>
+              <w:t>Positive values favor targeting; null allowed</w:t>
             </w:r>
           </w:p>
         </w:tc>
       </w:tr>
       <w:tr>
+        <w:trPr>
+          <w:cantSplit/>
+        </w:trPr>
         <w:tc>
           <w:tcPr>
             <w:tcW w:type="dxa" w:w="1600"/>
@@ -1094,6 +1161,9 @@
         </w:tc>
       </w:tr>
       <w:tr>
+        <w:trPr>
+          <w:cantSplit/>
+        </w:trPr>
         <w:tc>
           <w:tcPr>
             <w:tcW w:type="dxa" w:w="1600"/>
@@ -1221,6 +1291,9 @@
         </w:tc>
       </w:tr>
       <w:tr>
+        <w:trPr>
+          <w:cantSplit/>
+        </w:trPr>
         <w:tc>
           <w:tcPr>
             <w:tcW w:type="dxa" w:w="1600"/>
@@ -1242,7 +1315,7 @@
                 <w:color w:val="000000"/>
                 <w:sz w:val="17"/>
               </w:rPr>
-              <w:t>Certificate</w:t>
+              <w:t>Certificate audit</w:t>
             </w:r>
           </w:p>
         </w:tc>
@@ -1267,7 +1340,7 @@
                 <w:color w:val="000000"/>
                 <w:sz w:val="17"/>
               </w:rPr>
-              <w:t>Cross-fit containment</w:t>
+              <w:t>Fraction meeting a held-out posterior check</w:t>
             </w:r>
           </w:p>
         </w:tc>
@@ -1292,7 +1365,7 @@
                 <w:color w:val="000000"/>
                 <w:sz w:val="17"/>
               </w:rPr>
-              <w:t>Hill confirmatory cells</w:t>
+              <w:t>Hill registered cells</w:t>
             </w:r>
           </w:p>
         </w:tc>
@@ -1317,7 +1390,7 @@
                 <w:color w:val="000000"/>
                 <w:sz w:val="17"/>
               </w:rPr>
-              <w:t>Exact binomial + non-empty floor ≥10</w:t>
+              <w:t>Original binomial rule + non-empty floor ≥10</w:t>
             </w:r>
           </w:p>
         </w:tc>
@@ -1342,7 +1415,145 @@
                 <w:color w:val="000000"/>
                 <w:sz w:val="17"/>
               </w:rPr>
-              <w:t>Failure to show under-coverage ≠ proof of validity</w:t>
+              <w:t>Posterior self-consistency only; not empirical validity</w:t>
+            </w:r>
+          </w:p>
+        </w:tc>
+      </w:tr>
+      <w:tr>
+        <w:trPr>
+          <w:cantSplit/>
+        </w:trPr>
+        <w:tc>
+          <w:tcPr>
+            <w:tcW w:type="dxa" w:w="1600"/>
+            <w:vAlign w:val="center"/>
+            <w:tcMar>
+              <w:top w:w="80" w:type="dxa"/>
+              <w:bottom w:w="80" w:type="dxa"/>
+              <w:start w:w="120" w:type="dxa"/>
+              <w:end w:w="120" w:type="dxa"/>
+            </w:tcMar>
+          </w:tcPr>
+          <w:p>
+            <w:pPr>
+              <w:spacing w:before="0" w:after="0" w:line="240" w:lineRule="auto"/>
+            </w:pPr>
+            <w:r>
+              <w:rPr>
+                <w:rFonts w:ascii="Times New Roman" w:hAnsi="Times New Roman" w:eastAsia="Times New Roman" w:cs="Times New Roman"/>
+                <w:color w:val="000000"/>
+                <w:sz w:val="17"/>
+              </w:rPr>
+              <w:t>Joint-protocol selection</w:t>
+            </w:r>
+          </w:p>
+        </w:tc>
+        <w:tc>
+          <w:tcPr>
+            <w:tcW w:type="dxa" w:w="1900"/>
+            <w:vAlign w:val="center"/>
+            <w:tcMar>
+              <w:top w:w="80" w:type="dxa"/>
+              <w:bottom w:w="80" w:type="dxa"/>
+              <w:start w:w="120" w:type="dxa"/>
+              <w:end w:w="120" w:type="dxa"/>
+            </w:tcMar>
+          </w:tcPr>
+          <w:p>
+            <w:pPr>
+              <w:spacing w:before="0" w:after="0" w:line="240" w:lineRule="auto"/>
+            </w:pPr>
+            <w:r>
+              <w:rPr>
+                <w:rFonts w:ascii="Times New Roman" w:hAnsi="Times New Roman" w:eastAsia="Times New Roman" w:cs="Times New Roman"/>
+                <w:color w:val="000000"/>
+                <w:sz w:val="17"/>
+              </w:rPr>
+              <w:t>Answer rate ∩ containment ∩ regret ∩ map</w:t>
+            </w:r>
+          </w:p>
+        </w:tc>
+        <w:tc>
+          <w:tcPr>
+            <w:tcW w:type="dxa" w:w="2200"/>
+            <w:vAlign w:val="center"/>
+            <w:tcMar>
+              <w:top w:w="80" w:type="dxa"/>
+              <w:bottom w:w="80" w:type="dxa"/>
+              <w:start w:w="120" w:type="dxa"/>
+              <w:end w:w="120" w:type="dxa"/>
+            </w:tcMar>
+          </w:tcPr>
+          <w:p>
+            <w:pPr>
+              <w:spacing w:before="0" w:after="0" w:line="240" w:lineRule="auto"/>
+            </w:pPr>
+            <w:r>
+              <w:rPr>
+                <w:rFonts w:ascii="Times New Roman" w:hAnsi="Times New Roman" w:eastAsia="Times New Roman" w:cs="Times New Roman"/>
+                <w:color w:val="000000"/>
+                <w:sz w:val="17"/>
+              </w:rPr>
+              <w:t>Nine candidates across five development families</w:t>
+            </w:r>
+          </w:p>
+        </w:tc>
+        <w:tc>
+          <w:tcPr>
+            <w:tcW w:type="dxa" w:w="1860"/>
+            <w:vAlign w:val="center"/>
+            <w:tcMar>
+              <w:top w:w="80" w:type="dxa"/>
+              <w:bottom w:w="80" w:type="dxa"/>
+              <w:start w:w="120" w:type="dxa"/>
+              <w:end w:w="120" w:type="dxa"/>
+            </w:tcMar>
+          </w:tcPr>
+          <w:p>
+            <w:pPr>
+              <w:spacing w:before="0" w:after="0" w:line="240" w:lineRule="auto"/>
+            </w:pPr>
+            <w:r>
+              <w:rPr>
+                <w:rFonts w:ascii="Times New Roman" w:hAnsi="Times New Roman" w:eastAsia="Times New Roman" w:cs="Times New Roman"/>
+                <w:color w:val="000000"/>
+                <w:sz w:val="17"/>
+              </w:rPr>
+              <w:t>Unanimous leave-one-family-out selection</w:t>
+            </w:r>
+          </w:p>
+        </w:tc>
+        <w:tc>
+          <w:tcPr>
+            <w:tcW w:type="dxa" w:w="1800"/>
+            <w:vAlign w:val="center"/>
+            <w:tcMar>
+              <w:top w:w="80" w:type="dxa"/>
+              <w:bottom w:w="80" w:type="dxa"/>
+              <w:start w:w="120" w:type="dxa"/>
+              <w:end w:w="120" w:type="dxa"/>
+            </w:tcMar>
+          </w:tcPr>
+          <w:p>
+            <w:pPr>
+              <w:spacing w:before="0" w:after="0" w:line="240" w:lineRule="auto"/>
+            </w:pPr>
+            <w:r>
+              <w:rPr>
+                <w:rFonts w:ascii="Times New Roman" w:hAnsi="Times New Roman" w:eastAsia="Times New Roman" w:cs="Times New Roman"/>
+                <w:color w:val="000000"/>
+                <w:sz w:val="17"/>
+              </w:rPr>
+              <w:t xml:space="preserve">Stop before power and lockbox if any fold returns </w:t>
+            </w:r>
+            <w:r>
+              <w:rPr>
+                <w:rFonts w:ascii="Courier New" w:hAnsi="Courier New" w:eastAsia="Courier New" w:cs="Courier New"/>
+                <w:color w:val="000000"/>
+                <w:sz w:val="16"/>
+              </w:rPr>
+              <w:t>NO_SELECTION</w:t>
             </w:r>
           </w:p>
         </w:tc>
@@ -1379,15 +1590,138 @@
         </w:rPr>
         <w:t xml:space="preserve">A formulation was represented by a coded vector </w:t>
       </w:r>
-      <w:r>
-        <w:rPr>
-          <w:rFonts w:ascii="Cambria Math" w:hAnsi="Cambria Math" w:eastAsia="Cambria Math" w:cs="Cambria Math"/>
-          <w:i/>
-          <w:color w:val="000000"/>
-          <w:sz w:val="24"/>
-        </w:rPr>
-        <w:t>x=(x_1,\ldots,x_d)\in[0,1]^d</w:t>
-      </w:r>
+      <m:oMath>
+        <m:box>
+          <m:e>
+            <m:r>
+              <m:rPr>
+                <m:sty m:val="i"/>
+              </m:rPr>
+              <m:t>x</m:t>
+            </m:r>
+            <m:r>
+              <m:rPr>
+                <m:sty m:val="p"/>
+              </m:rPr>
+              <m:t>=</m:t>
+            </m:r>
+            <m:r>
+              <m:rPr>
+                <m:sty m:val="p"/>
+              </m:rPr>
+              <m:t>(</m:t>
+            </m:r>
+            <m:sSub>
+              <m:e>
+                <m:r>
+                  <m:rPr>
+                    <m:sty m:val="i"/>
+                  </m:rPr>
+                  <m:t>x</m:t>
+                </m:r>
+              </m:e>
+              <m:sub>
+                <m:r>
+                  <m:rPr>
+                    <m:sty m:val="p"/>
+                  </m:rPr>
+                  <m:t>1</m:t>
+                </m:r>
+              </m:sub>
+            </m:sSub>
+            <m:r>
+              <m:rPr>
+                <m:sty m:val="p"/>
+              </m:rPr>
+              <m:t>,</m:t>
+            </m:r>
+            <m:r>
+              <m:rPr>
+                <m:sty m:val="i"/>
+              </m:rPr>
+              <m:t>…</m:t>
+            </m:r>
+            <m:r>
+              <m:rPr>
+                <m:sty m:val="p"/>
+              </m:rPr>
+              <m:t>,</m:t>
+            </m:r>
+            <m:sSub>
+              <m:e>
+                <m:r>
+                  <m:rPr>
+                    <m:sty m:val="i"/>
+                  </m:rPr>
+                  <m:t>x</m:t>
+                </m:r>
+              </m:e>
+              <m:sub>
+                <m:r>
+                  <m:rPr>
+                    <m:sty m:val="i"/>
+                  </m:rPr>
+                  <m:t>d</m:t>
+                </m:r>
+              </m:sub>
+            </m:sSub>
+            <m:r>
+              <m:rPr>
+                <m:sty m:val="p"/>
+              </m:rPr>
+              <m:t>)</m:t>
+            </m:r>
+            <m:r>
+              <m:rPr>
+                <m:sty m:val="p"/>
+              </m:rPr>
+              <m:t>∈</m:t>
+            </m:r>
+            <m:r>
+              <m:rPr>
+                <m:sty m:val="p"/>
+              </m:rPr>
+              <m:t>[</m:t>
+            </m:r>
+            <m:r>
+              <m:rPr>
+                <m:sty m:val="p"/>
+              </m:rPr>
+              <m:t>0</m:t>
+            </m:r>
+            <m:r>
+              <m:rPr>
+                <m:sty m:val="p"/>
+              </m:rPr>
+              <m:t>,</m:t>
+            </m:r>
+            <m:r>
+              <m:rPr>
+                <m:sty m:val="p"/>
+              </m:rPr>
+              <m:t>1</m:t>
+            </m:r>
+            <m:sSup>
+              <m:e>
+                <m:r>
+                  <m:rPr>
+                    <m:sty m:val="p"/>
+                  </m:rPr>
+                  <m:t>]</m:t>
+                </m:r>
+              </m:e>
+              <m:sup>
+                <m:r>
+                  <m:rPr>
+                    <m:sty m:val="i"/>
+                  </m:rPr>
+                  <m:t>d</m:t>
+                </m:r>
+              </m:sup>
+            </m:sSup>
+          </m:e>
+        </m:box>
+      </m:oMath>
       <w:r>
         <w:rPr>
           <w:rFonts w:ascii="Times New Roman" w:hAnsi="Times New Roman" w:eastAsia="Times New Roman" w:cs="Times New Roman"/>
@@ -1396,15 +1730,30 @@
         </w:rPr>
         <w:t xml:space="preserve">, with </w:t>
       </w:r>
-      <w:r>
-        <w:rPr>
-          <w:rFonts w:ascii="Cambria Math" w:hAnsi="Cambria Math" w:eastAsia="Cambria Math" w:cs="Cambria Math"/>
-          <w:i/>
-          <w:color w:val="000000"/>
-          <w:sz w:val="24"/>
-        </w:rPr>
-        <w:t>d=6</w:t>
-      </w:r>
+      <m:oMath>
+        <m:box>
+          <m:e>
+            <m:r>
+              <m:rPr>
+                <m:sty m:val="i"/>
+              </m:rPr>
+              <m:t>d</m:t>
+            </m:r>
+            <m:r>
+              <m:rPr>
+                <m:sty m:val="p"/>
+              </m:rPr>
+              <m:t>=</m:t>
+            </m:r>
+            <m:r>
+              <m:rPr>
+                <m:sty m:val="p"/>
+              </m:rPr>
+              <m:t>6</m:t>
+            </m:r>
+          </m:e>
+        </m:box>
+      </m:oMath>
       <w:r>
         <w:rPr>
           <w:rFonts w:ascii="Times New Roman" w:hAnsi="Times New Roman" w:eastAsia="Times New Roman" w:cs="Times New Roman"/>
@@ -1413,15 +1762,30 @@
         </w:rPr>
         <w:t xml:space="preserve"> or </w:t>
       </w:r>
-      <w:r>
-        <w:rPr>
-          <w:rFonts w:ascii="Cambria Math" w:hAnsi="Cambria Math" w:eastAsia="Cambria Math" w:cs="Cambria Math"/>
-          <w:i/>
-          <w:color w:val="000000"/>
-          <w:sz w:val="24"/>
-        </w:rPr>
-        <w:t>d=8</w:t>
-      </w:r>
+      <m:oMath>
+        <m:box>
+          <m:e>
+            <m:r>
+              <m:rPr>
+                <m:sty m:val="i"/>
+              </m:rPr>
+              <m:t>d</m:t>
+            </m:r>
+            <m:r>
+              <m:rPr>
+                <m:sty m:val="p"/>
+              </m:rPr>
+              <m:t>=</m:t>
+            </m:r>
+            <m:r>
+              <m:rPr>
+                <m:sty m:val="p"/>
+              </m:rPr>
+              <m:t>8</m:t>
+            </m:r>
+          </m:e>
+        </m:box>
+      </m:oMath>
       <w:r>
         <w:rPr>
           <w:rFonts w:ascii="Times New Roman" w:hAnsi="Times New Roman" w:eastAsia="Times New Roman" w:cs="Times New Roman"/>
@@ -1436,14 +1800,427 @@
         <w:spacing w:before="80" w:after="80" w:line="240" w:lineRule="auto"/>
         <w:jc w:val="center"/>
       </w:pPr>
-      <w:r>
-        <w:rPr>
-          <w:rFonts w:ascii="Cambria Math" w:hAnsi="Cambria Math" w:eastAsia="Cambria Math" w:cs="Cambria Math"/>
-          <w:color w:val="000000"/>
-          <w:sz w:val="22"/>
-        </w:rPr>
-        <w:t>h_i(x_i)=\frac{x_i^{n_i}}{\mathrm{EC}_{50,i}^{n_i}+x_i^{n_i}},     g_i(x_i)=\frac{1}{1+(x_i/\mathrm{IC}_{50,i})^{n_i}},</w:t>
-      </w:r>
+      <m:oMath>
+        <m:box>
+          <m:e>
+            <m:sSub>
+              <m:e>
+                <m:r>
+                  <m:rPr>
+                    <m:sty m:val="i"/>
+                  </m:rPr>
+                  <m:t>h</m:t>
+                </m:r>
+              </m:e>
+              <m:sub>
+                <m:r>
+                  <m:rPr>
+                    <m:sty m:val="i"/>
+                  </m:rPr>
+                  <m:t>i</m:t>
+                </m:r>
+              </m:sub>
+            </m:sSub>
+            <m:r>
+              <m:rPr>
+                <m:sty m:val="p"/>
+              </m:rPr>
+              <m:t>(</m:t>
+            </m:r>
+            <m:sSub>
+              <m:e>
+                <m:r>
+                  <m:rPr>
+                    <m:sty m:val="i"/>
+                  </m:rPr>
+                  <m:t>x</m:t>
+                </m:r>
+              </m:e>
+              <m:sub>
+                <m:r>
+                  <m:rPr>
+                    <m:sty m:val="i"/>
+                  </m:rPr>
+                  <m:t>i</m:t>
+                </m:r>
+              </m:sub>
+            </m:sSub>
+            <m:r>
+              <m:rPr>
+                <m:sty m:val="p"/>
+              </m:rPr>
+              <m:t>)</m:t>
+            </m:r>
+            <m:r>
+              <m:rPr>
+                <m:sty m:val="p"/>
+              </m:rPr>
+              <m:t>=</m:t>
+            </m:r>
+            <m:f>
+              <m:num>
+                <m:box>
+                  <m:e>
+                    <m:sSubSup>
+                      <m:e>
+                        <m:r>
+                          <m:rPr>
+                            <m:sty m:val="i"/>
+                          </m:rPr>
+                          <m:t>x</m:t>
+                        </m:r>
+                      </m:e>
+                      <m:sub>
+                        <m:r>
+                          <m:rPr>
+                            <m:sty m:val="i"/>
+                          </m:rPr>
+                          <m:t>i</m:t>
+                        </m:r>
+                      </m:sub>
+                      <m:sup>
+                        <m:box>
+                          <m:e>
+                            <m:sSub>
+                              <m:e>
+                                <m:r>
+                                  <m:rPr>
+                                    <m:sty m:val="i"/>
+                                  </m:rPr>
+                                  <m:t>n</m:t>
+                                </m:r>
+                              </m:e>
+                              <m:sub>
+                                <m:r>
+                                  <m:rPr>
+                                    <m:sty m:val="i"/>
+                                  </m:rPr>
+                                  <m:t>i</m:t>
+                                </m:r>
+                              </m:sub>
+                            </m:sSub>
+                          </m:e>
+                        </m:box>
+                      </m:sup>
+                    </m:sSubSup>
+                  </m:e>
+                </m:box>
+              </m:num>
+              <m:den>
+                <m:box>
+                  <m:e>
+                    <m:sSubSup>
+                      <m:e>
+                        <m:r>
+                          <m:rPr>
+                            <m:sty m:val="p"/>
+                          </m:rPr>
+                          <m:t>EC</m:t>
+                        </m:r>
+                      </m:e>
+                      <m:sub>
+                        <m:box>
+                          <m:e>
+                            <m:r>
+                              <m:rPr>
+                                <m:sty m:val="p"/>
+                              </m:rPr>
+                              <m:t>50</m:t>
+                            </m:r>
+                            <m:r>
+                              <m:rPr>
+                                <m:sty m:val="p"/>
+                              </m:rPr>
+                              <m:t>,</m:t>
+                            </m:r>
+                            <m:r>
+                              <m:rPr>
+                                <m:sty m:val="i"/>
+                              </m:rPr>
+                              <m:t>i</m:t>
+                            </m:r>
+                          </m:e>
+                        </m:box>
+                      </m:sub>
+                      <m:sup>
+                        <m:box>
+                          <m:e>
+                            <m:sSub>
+                              <m:e>
+                                <m:r>
+                                  <m:rPr>
+                                    <m:sty m:val="i"/>
+                                  </m:rPr>
+                                  <m:t>n</m:t>
+                                </m:r>
+                              </m:e>
+                              <m:sub>
+                                <m:r>
+                                  <m:rPr>
+                                    <m:sty m:val="i"/>
+                                  </m:rPr>
+                                  <m:t>i</m:t>
+                                </m:r>
+                              </m:sub>
+                            </m:sSub>
+                          </m:e>
+                        </m:box>
+                      </m:sup>
+                    </m:sSubSup>
+                    <m:r>
+                      <m:rPr>
+                        <m:sty m:val="p"/>
+                      </m:rPr>
+                      <m:t>+</m:t>
+                    </m:r>
+                    <m:sSubSup>
+                      <m:e>
+                        <m:r>
+                          <m:rPr>
+                            <m:sty m:val="i"/>
+                          </m:rPr>
+                          <m:t>x</m:t>
+                        </m:r>
+                      </m:e>
+                      <m:sub>
+                        <m:r>
+                          <m:rPr>
+                            <m:sty m:val="i"/>
+                          </m:rPr>
+                          <m:t>i</m:t>
+                        </m:r>
+                      </m:sub>
+                      <m:sup>
+                        <m:box>
+                          <m:e>
+                            <m:sSub>
+                              <m:e>
+                                <m:r>
+                                  <m:rPr>
+                                    <m:sty m:val="i"/>
+                                  </m:rPr>
+                                  <m:t>n</m:t>
+                                </m:r>
+                              </m:e>
+                              <m:sub>
+                                <m:r>
+                                  <m:rPr>
+                                    <m:sty m:val="i"/>
+                                  </m:rPr>
+                                  <m:t>i</m:t>
+                                </m:r>
+                              </m:sub>
+                            </m:sSub>
+                          </m:e>
+                        </m:box>
+                      </m:sup>
+                    </m:sSubSup>
+                  </m:e>
+                </m:box>
+              </m:den>
+            </m:f>
+            <m:r>
+              <m:rPr>
+                <m:sty m:val="p"/>
+              </m:rPr>
+              <m:t>,</m:t>
+            </m:r>
+            <m:r>
+              <m:t/>
+            </m:r>
+            <m:sSub>
+              <m:e>
+                <m:r>
+                  <m:rPr>
+                    <m:sty m:val="i"/>
+                  </m:rPr>
+                  <m:t>g</m:t>
+                </m:r>
+              </m:e>
+              <m:sub>
+                <m:r>
+                  <m:rPr>
+                    <m:sty m:val="i"/>
+                  </m:rPr>
+                  <m:t>i</m:t>
+                </m:r>
+              </m:sub>
+            </m:sSub>
+            <m:r>
+              <m:rPr>
+                <m:sty m:val="p"/>
+              </m:rPr>
+              <m:t>(</m:t>
+            </m:r>
+            <m:sSub>
+              <m:e>
+                <m:r>
+                  <m:rPr>
+                    <m:sty m:val="i"/>
+                  </m:rPr>
+                  <m:t>x</m:t>
+                </m:r>
+              </m:e>
+              <m:sub>
+                <m:r>
+                  <m:rPr>
+                    <m:sty m:val="i"/>
+                  </m:rPr>
+                  <m:t>i</m:t>
+                </m:r>
+              </m:sub>
+            </m:sSub>
+            <m:r>
+              <m:rPr>
+                <m:sty m:val="p"/>
+              </m:rPr>
+              <m:t>)</m:t>
+            </m:r>
+            <m:r>
+              <m:rPr>
+                <m:sty m:val="p"/>
+              </m:rPr>
+              <m:t>=</m:t>
+            </m:r>
+            <m:f>
+              <m:num>
+                <m:box>
+                  <m:e>
+                    <m:r>
+                      <m:rPr>
+                        <m:sty m:val="p"/>
+                      </m:rPr>
+                      <m:t>1</m:t>
+                    </m:r>
+                  </m:e>
+                </m:box>
+              </m:num>
+              <m:den>
+                <m:box>
+                  <m:e>
+                    <m:r>
+                      <m:rPr>
+                        <m:sty m:val="p"/>
+                      </m:rPr>
+                      <m:t>1</m:t>
+                    </m:r>
+                    <m:r>
+                      <m:rPr>
+                        <m:sty m:val="p"/>
+                      </m:rPr>
+                      <m:t>+</m:t>
+                    </m:r>
+                    <m:r>
+                      <m:rPr>
+                        <m:sty m:val="p"/>
+                      </m:rPr>
+                      <m:t>(</m:t>
+                    </m:r>
+                    <m:sSub>
+                      <m:e>
+                        <m:r>
+                          <m:rPr>
+                            <m:sty m:val="i"/>
+                          </m:rPr>
+                          <m:t>x</m:t>
+                        </m:r>
+                      </m:e>
+                      <m:sub>
+                        <m:r>
+                          <m:rPr>
+                            <m:sty m:val="i"/>
+                          </m:rPr>
+                          <m:t>i</m:t>
+                        </m:r>
+                      </m:sub>
+                    </m:sSub>
+                    <m:r>
+                      <m:rPr>
+                        <m:sty m:val="p"/>
+                      </m:rPr>
+                      <m:t>/</m:t>
+                    </m:r>
+                    <m:sSub>
+                      <m:e>
+                        <m:r>
+                          <m:rPr>
+                            <m:sty m:val="p"/>
+                          </m:rPr>
+                          <m:t>IC</m:t>
+                        </m:r>
+                      </m:e>
+                      <m:sub>
+                        <m:box>
+                          <m:e>
+                            <m:r>
+                              <m:rPr>
+                                <m:sty m:val="p"/>
+                              </m:rPr>
+                              <m:t>50</m:t>
+                            </m:r>
+                            <m:r>
+                              <m:rPr>
+                                <m:sty m:val="p"/>
+                              </m:rPr>
+                              <m:t>,</m:t>
+                            </m:r>
+                            <m:r>
+                              <m:rPr>
+                                <m:sty m:val="i"/>
+                              </m:rPr>
+                              <m:t>i</m:t>
+                            </m:r>
+                          </m:e>
+                        </m:box>
+                      </m:sub>
+                    </m:sSub>
+                    <m:sSup>
+                      <m:e>
+                        <m:r>
+                          <m:rPr>
+                            <m:sty m:val="p"/>
+                          </m:rPr>
+                          <m:t>)</m:t>
+                        </m:r>
+                      </m:e>
+                      <m:sup>
+                        <m:box>
+                          <m:e>
+                            <m:sSub>
+                              <m:e>
+                                <m:r>
+                                  <m:rPr>
+                                    <m:sty m:val="i"/>
+                                  </m:rPr>
+                                  <m:t>n</m:t>
+                                </m:r>
+                              </m:e>
+                              <m:sub>
+                                <m:r>
+                                  <m:rPr>
+                                    <m:sty m:val="i"/>
+                                  </m:rPr>
+                                  <m:t>i</m:t>
+                                </m:r>
+                              </m:sub>
+                            </m:sSub>
+                          </m:e>
+                        </m:box>
+                      </m:sup>
+                    </m:sSup>
+                  </m:e>
+                </m:box>
+              </m:den>
+            </m:f>
+            <m:r>
+              <m:rPr>
+                <m:sty m:val="p"/>
+              </m:rPr>
+              <m:t>,</m:t>
+            </m:r>
+          </m:e>
+        </m:box>
+      </m:oMath>
     </w:p>
     <w:p>
       <w:pPr>
@@ -1457,15 +2234,128 @@
         </w:rPr>
         <w:t xml:space="preserve">whose normalized product has an interior marginal peak at </w:t>
       </w:r>
-      <w:r>
-        <w:rPr>
-          <w:rFonts w:ascii="Cambria Math" w:hAnsi="Cambria Math" w:eastAsia="Cambria Math" w:cs="Cambria Math"/>
-          <w:i/>
-          <w:color w:val="000000"/>
-          <w:sz w:val="24"/>
-        </w:rPr>
-        <w:t>x_i^*=\sqrt{\mathrm{EC}_{50,i}\mathrm{IC}_{50,i}}</w:t>
-      </w:r>
+      <m:oMath>
+        <m:box>
+          <m:e>
+            <m:sSubSup>
+              <m:e>
+                <m:r>
+                  <m:rPr>
+                    <m:sty m:val="i"/>
+                  </m:rPr>
+                  <m:t>x</m:t>
+                </m:r>
+              </m:e>
+              <m:sub>
+                <m:r>
+                  <m:rPr>
+                    <m:sty m:val="i"/>
+                  </m:rPr>
+                  <m:t>i</m:t>
+                </m:r>
+              </m:sub>
+              <m:sup>
+                <m:r>
+                  <m:rPr>
+                    <m:sty m:val="p"/>
+                  </m:rPr>
+                  <m:t>*</m:t>
+                </m:r>
+              </m:sup>
+            </m:sSubSup>
+            <m:r>
+              <m:rPr>
+                <m:sty m:val="p"/>
+              </m:rPr>
+              <m:t>=</m:t>
+            </m:r>
+            <m:rad>
+              <m:radPr>
+                <m:degHide m:val="on"/>
+              </m:radPr>
+              <m:deg/>
+              <m:e>
+                <m:box>
+                  <m:e>
+                    <m:box>
+                      <m:e>
+                        <m:sSub>
+                          <m:e>
+                            <m:r>
+                              <m:rPr>
+                                <m:sty m:val="p"/>
+                              </m:rPr>
+                              <m:t>EC</m:t>
+                            </m:r>
+                          </m:e>
+                          <m:sub>
+                            <m:box>
+                              <m:e>
+                                <m:r>
+                                  <m:rPr>
+                                    <m:sty m:val="p"/>
+                                  </m:rPr>
+                                  <m:t>50</m:t>
+                                </m:r>
+                                <m:r>
+                                  <m:rPr>
+                                    <m:sty m:val="p"/>
+                                  </m:rPr>
+                                  <m:t>,</m:t>
+                                </m:r>
+                                <m:r>
+                                  <m:rPr>
+                                    <m:sty m:val="i"/>
+                                  </m:rPr>
+                                  <m:t>i</m:t>
+                                </m:r>
+                              </m:e>
+                            </m:box>
+                          </m:sub>
+                        </m:sSub>
+                        <m:sSub>
+                          <m:e>
+                            <m:r>
+                              <m:rPr>
+                                <m:sty m:val="p"/>
+                              </m:rPr>
+                              <m:t>IC</m:t>
+                            </m:r>
+                          </m:e>
+                          <m:sub>
+                            <m:box>
+                              <m:e>
+                                <m:r>
+                                  <m:rPr>
+                                    <m:sty m:val="p"/>
+                                  </m:rPr>
+                                  <m:t>50</m:t>
+                                </m:r>
+                                <m:r>
+                                  <m:rPr>
+                                    <m:sty m:val="p"/>
+                                  </m:rPr>
+                                  <m:t>,</m:t>
+                                </m:r>
+                                <m:r>
+                                  <m:rPr>
+                                    <m:sty m:val="i"/>
+                                  </m:rPr>
+                                  <m:t>i</m:t>
+                                </m:r>
+                              </m:e>
+                            </m:box>
+                          </m:sub>
+                        </m:sSub>
+                      </m:e>
+                    </m:box>
+                  </m:e>
+                </m:box>
+              </m:e>
+            </m:rad>
+          </m:e>
+        </m:box>
+      </m:oMath>
       <w:r>
         <w:rPr>
           <w:rFonts w:ascii="Times New Roman" w:hAnsi="Times New Roman" w:eastAsia="Times New Roman" w:cs="Times New Roman"/>
@@ -1487,15 +2377,48 @@
         </w:rPr>
         <w:t xml:space="preserve">Marginal peaks were drawn from </w:t>
       </w:r>
-      <w:r>
-        <w:rPr>
-          <w:rFonts w:ascii="Cambria Math" w:hAnsi="Cambria Math" w:eastAsia="Cambria Math" w:cs="Cambria Math"/>
-          <w:i/>
-          <w:color w:val="000000"/>
-          <w:sz w:val="24"/>
-        </w:rPr>
-        <w:t>U(0.25,0.55)</w:t>
-      </w:r>
+      <m:oMath>
+        <m:box>
+          <m:e>
+            <m:r>
+              <m:rPr>
+                <m:sty m:val="i"/>
+              </m:rPr>
+              <m:t>U</m:t>
+            </m:r>
+            <m:r>
+              <m:rPr>
+                <m:sty m:val="p"/>
+              </m:rPr>
+              <m:t>(</m:t>
+            </m:r>
+            <m:r>
+              <m:rPr>
+                <m:sty m:val="p"/>
+              </m:rPr>
+              <m:t>0.25</m:t>
+            </m:r>
+            <m:r>
+              <m:rPr>
+                <m:sty m:val="p"/>
+              </m:rPr>
+              <m:t>,</m:t>
+            </m:r>
+            <m:r>
+              <m:rPr>
+                <m:sty m:val="p"/>
+              </m:rPr>
+              <m:t>0.55</m:t>
+            </m:r>
+            <m:r>
+              <m:rPr>
+                <m:sty m:val="p"/>
+              </m:rPr>
+              <m:t>)</m:t>
+            </m:r>
+          </m:e>
+        </m:box>
+      </m:oMath>
       <w:r>
         <w:rPr>
           <w:rFonts w:ascii="Times New Roman" w:hAnsi="Times New Roman" w:eastAsia="Times New Roman" w:cs="Times New Roman"/>
@@ -1504,15 +2427,48 @@
         </w:rPr>
         <w:t xml:space="preserve">, Hill exponents from </w:t>
       </w:r>
-      <w:r>
-        <w:rPr>
-          <w:rFonts w:ascii="Cambria Math" w:hAnsi="Cambria Math" w:eastAsia="Cambria Math" w:cs="Cambria Math"/>
-          <w:i/>
-          <w:color w:val="000000"/>
-          <w:sz w:val="24"/>
-        </w:rPr>
-        <w:t>U(1,3)</w:t>
-      </w:r>
+      <m:oMath>
+        <m:box>
+          <m:e>
+            <m:r>
+              <m:rPr>
+                <m:sty m:val="i"/>
+              </m:rPr>
+              <m:t>U</m:t>
+            </m:r>
+            <m:r>
+              <m:rPr>
+                <m:sty m:val="p"/>
+              </m:rPr>
+              <m:t>(</m:t>
+            </m:r>
+            <m:r>
+              <m:rPr>
+                <m:sty m:val="p"/>
+              </m:rPr>
+              <m:t>1</m:t>
+            </m:r>
+            <m:r>
+              <m:rPr>
+                <m:sty m:val="p"/>
+              </m:rPr>
+              <m:t>,</m:t>
+            </m:r>
+            <m:r>
+              <m:rPr>
+                <m:sty m:val="p"/>
+              </m:rPr>
+              <m:t>3</m:t>
+            </m:r>
+            <m:r>
+              <m:rPr>
+                <m:sty m:val="p"/>
+              </m:rPr>
+              <m:t>)</m:t>
+            </m:r>
+          </m:e>
+        </m:box>
+      </m:oMath>
       <w:r>
         <w:rPr>
           <w:rFonts w:ascii="Times New Roman" w:hAnsi="Times New Roman" w:eastAsia="Times New Roman" w:cs="Times New Roman"/>
@@ -1521,15 +2477,54 @@
         </w:rPr>
         <w:t xml:space="preserve">, and sparse interaction coefficients from </w:t>
       </w:r>
-      <w:r>
-        <w:rPr>
-          <w:rFonts w:ascii="Cambria Math" w:hAnsi="Cambria Math" w:eastAsia="Cambria Math" w:cs="Cambria Math"/>
-          <w:i/>
-          <w:color w:val="000000"/>
-          <w:sz w:val="24"/>
-        </w:rPr>
-        <w:t>U(-1,1)</w:t>
-      </w:r>
+      <m:oMath>
+        <m:box>
+          <m:e>
+            <m:r>
+              <m:rPr>
+                <m:sty m:val="i"/>
+              </m:rPr>
+              <m:t>U</m:t>
+            </m:r>
+            <m:r>
+              <m:rPr>
+                <m:sty m:val="p"/>
+              </m:rPr>
+              <m:t>(</m:t>
+            </m:r>
+            <m:r>
+              <m:rPr>
+                <m:sty m:val="p"/>
+              </m:rPr>
+              <m:t>−</m:t>
+            </m:r>
+            <m:r>
+              <m:rPr>
+                <m:sty m:val="p"/>
+              </m:rPr>
+              <m:t>1</m:t>
+            </m:r>
+            <m:r>
+              <m:rPr>
+                <m:sty m:val="p"/>
+              </m:rPr>
+              <m:t>,</m:t>
+            </m:r>
+            <m:r>
+              <m:rPr>
+                <m:sty m:val="p"/>
+              </m:rPr>
+              <m:t>1</m:t>
+            </m:r>
+            <m:r>
+              <m:rPr>
+                <m:sty m:val="p"/>
+              </m:rPr>
+              <m:t>)</m:t>
+            </m:r>
+          </m:e>
+        </m:box>
+      </m:oMath>
       <w:r>
         <w:rPr>
           <w:rFonts w:ascii="Times New Roman" w:hAnsi="Times New Roman" w:eastAsia="Times New Roman" w:cs="Times New Roman"/>
@@ -1584,14 +2579,114 @@
         <w:spacing w:before="80" w:after="80" w:line="240" w:lineRule="auto"/>
         <w:jc w:val="center"/>
       </w:pPr>
-      <w:r>
-        <w:rPr>
-          <w:rFonts w:ascii="Cambria Math" w:hAnsi="Cambria Math" w:eastAsia="Cambria Math" w:cs="Cambria Math"/>
-          <w:color w:val="000000"/>
-          <w:sz w:val="22"/>
-        </w:rPr>
-        <w:t>y(x)=f(x)(1+\epsilon)+\eta,</w:t>
-      </w:r>
+      <m:oMath>
+        <m:box>
+          <m:e>
+            <m:r>
+              <m:rPr>
+                <m:sty m:val="i"/>
+              </m:rPr>
+              <m:t>y</m:t>
+            </m:r>
+            <m:r>
+              <m:rPr>
+                <m:sty m:val="p"/>
+              </m:rPr>
+              <m:t>(</m:t>
+            </m:r>
+            <m:r>
+              <m:rPr>
+                <m:sty m:val="i"/>
+              </m:rPr>
+              <m:t>x</m:t>
+            </m:r>
+            <m:r>
+              <m:rPr>
+                <m:sty m:val="p"/>
+              </m:rPr>
+              <m:t>)</m:t>
+            </m:r>
+            <m:r>
+              <m:rPr>
+                <m:sty m:val="p"/>
+              </m:rPr>
+              <m:t>=</m:t>
+            </m:r>
+            <m:r>
+              <m:rPr>
+                <m:sty m:val="i"/>
+              </m:rPr>
+              <m:t>f</m:t>
+            </m:r>
+            <m:r>
+              <m:rPr>
+                <m:sty m:val="p"/>
+              </m:rPr>
+              <m:t>(</m:t>
+            </m:r>
+            <m:r>
+              <m:rPr>
+                <m:sty m:val="i"/>
+              </m:rPr>
+              <m:t>x</m:t>
+            </m:r>
+            <m:r>
+              <m:rPr>
+                <m:sty m:val="p"/>
+              </m:rPr>
+              <m:t>)</m:t>
+            </m:r>
+            <m:r>
+              <m:rPr>
+                <m:sty m:val="p"/>
+              </m:rPr>
+              <m:t>(</m:t>
+            </m:r>
+            <m:r>
+              <m:rPr>
+                <m:sty m:val="p"/>
+              </m:rPr>
+              <m:t>1</m:t>
+            </m:r>
+            <m:r>
+              <m:rPr>
+                <m:sty m:val="p"/>
+              </m:rPr>
+              <m:t>+</m:t>
+            </m:r>
+            <m:r>
+              <m:rPr>
+                <m:sty m:val="i"/>
+              </m:rPr>
+              <m:t>ϵ</m:t>
+            </m:r>
+            <m:r>
+              <m:rPr>
+                <m:sty m:val="p"/>
+              </m:rPr>
+              <m:t>)</m:t>
+            </m:r>
+            <m:r>
+              <m:rPr>
+                <m:sty m:val="p"/>
+              </m:rPr>
+              <m:t>+</m:t>
+            </m:r>
+            <m:r>
+              <m:rPr>
+                <m:sty m:val="i"/>
+              </m:rPr>
+              <m:t>η</m:t>
+            </m:r>
+            <m:r>
+              <m:rPr>
+                <m:sty m:val="p"/>
+              </m:rPr>
+              <m:t>,</m:t>
+            </m:r>
+          </m:e>
+        </m:box>
+      </m:oMath>
     </w:p>
     <w:p>
       <w:pPr>
@@ -1605,15 +2700,84 @@
         </w:rPr>
         <w:t xml:space="preserve">where </w:t>
       </w:r>
-      <w:r>
-        <w:rPr>
-          <w:rFonts w:ascii="Cambria Math" w:hAnsi="Cambria Math" w:eastAsia="Cambria Math" w:cs="Cambria Math"/>
-          <w:i/>
-          <w:color w:val="000000"/>
-          <w:sz w:val="24"/>
-        </w:rPr>
-        <w:t>\epsilon\sim\mathcal{N}(0,\sigma_{\mathrm{rel}}^2)</w:t>
-      </w:r>
+      <m:oMath>
+        <m:box>
+          <m:e>
+            <m:r>
+              <m:rPr>
+                <m:sty m:val="i"/>
+              </m:rPr>
+              <m:t>ϵ</m:t>
+            </m:r>
+            <m:r>
+              <m:rPr>
+                <m:sty m:val="i"/>
+              </m:rPr>
+              <m:t>~</m:t>
+            </m:r>
+            <m:r>
+              <m:rPr>
+                <m:sty m:val="i"/>
+              </m:rPr>
+              <m:t>𝒩</m:t>
+            </m:r>
+            <m:r>
+              <m:rPr>
+                <m:sty m:val="p"/>
+              </m:rPr>
+              <m:t>(</m:t>
+            </m:r>
+            <m:r>
+              <m:rPr>
+                <m:sty m:val="p"/>
+              </m:rPr>
+              <m:t>0</m:t>
+            </m:r>
+            <m:r>
+              <m:rPr>
+                <m:sty m:val="p"/>
+              </m:rPr>
+              <m:t>,</m:t>
+            </m:r>
+            <m:sSubSup>
+              <m:e>
+                <m:r>
+                  <m:rPr>
+                    <m:sty m:val="i"/>
+                  </m:rPr>
+                  <m:t>σ</m:t>
+                </m:r>
+              </m:e>
+              <m:sub>
+                <m:box>
+                  <m:e>
+                    <m:r>
+                      <m:rPr>
+                        <m:sty m:val="p"/>
+                      </m:rPr>
+                      <m:t>rel</m:t>
+                    </m:r>
+                  </m:e>
+                </m:box>
+              </m:sub>
+              <m:sup>
+                <m:r>
+                  <m:rPr>
+                    <m:sty m:val="p"/>
+                  </m:rPr>
+                  <m:t>2</m:t>
+                </m:r>
+              </m:sup>
+            </m:sSubSup>
+            <m:r>
+              <m:rPr>
+                <m:sty m:val="p"/>
+              </m:rPr>
+              <m:t>)</m:t>
+            </m:r>
+          </m:e>
+        </m:box>
+      </m:oMath>
       <w:r>
         <w:rPr>
           <w:rFonts w:ascii="Times New Roman" w:hAnsi="Times New Roman" w:eastAsia="Times New Roman" w:cs="Times New Roman"/>
@@ -1622,15 +2786,72 @@
         </w:rPr>
         <w:t xml:space="preserve"> and </w:t>
       </w:r>
-      <w:r>
-        <w:rPr>
-          <w:rFonts w:ascii="Cambria Math" w:hAnsi="Cambria Math" w:eastAsia="Cambria Math" w:cs="Cambria Math"/>
-          <w:i/>
-          <w:color w:val="000000"/>
-          <w:sz w:val="24"/>
-        </w:rPr>
-        <w:t>\eta\sim\mathcal{N}(0,0.01^2)</w:t>
-      </w:r>
+      <m:oMath>
+        <m:box>
+          <m:e>
+            <m:r>
+              <m:rPr>
+                <m:sty m:val="i"/>
+              </m:rPr>
+              <m:t>η</m:t>
+            </m:r>
+            <m:r>
+              <m:rPr>
+                <m:sty m:val="i"/>
+              </m:rPr>
+              <m:t>~</m:t>
+            </m:r>
+            <m:r>
+              <m:rPr>
+                <m:sty m:val="i"/>
+              </m:rPr>
+              <m:t>𝒩</m:t>
+            </m:r>
+            <m:r>
+              <m:rPr>
+                <m:sty m:val="p"/>
+              </m:rPr>
+              <m:t>(</m:t>
+            </m:r>
+            <m:r>
+              <m:rPr>
+                <m:sty m:val="p"/>
+              </m:rPr>
+              <m:t>0</m:t>
+            </m:r>
+            <m:r>
+              <m:rPr>
+                <m:sty m:val="p"/>
+              </m:rPr>
+              <m:t>,</m:t>
+            </m:r>
+            <m:sSup>
+              <m:e>
+                <m:r>
+                  <m:rPr>
+                    <m:sty m:val="p"/>
+                  </m:rPr>
+                  <m:t>0.01</m:t>
+                </m:r>
+              </m:e>
+              <m:sup>
+                <m:r>
+                  <m:rPr>
+                    <m:sty m:val="p"/>
+                  </m:rPr>
+                  <m:t>2</m:t>
+                </m:r>
+              </m:sup>
+            </m:sSup>
+            <m:r>
+              <m:rPr>
+                <m:sty m:val="p"/>
+              </m:rPr>
+              <m:t>)</m:t>
+            </m:r>
+          </m:e>
+        </m:box>
+      </m:oMath>
       <w:r>
         <w:rPr>
           <w:rFonts w:ascii="Times New Roman" w:hAnsi="Times New Roman" w:eastAsia="Times New Roman" w:cs="Times New Roman"/>
@@ -1645,14 +2866,166 @@
         <w:spacing w:before="80" w:after="80" w:line="240" w:lineRule="auto"/>
         <w:jc w:val="center"/>
       </w:pPr>
-      <w:r>
-        <w:rPr>
-          <w:rFonts w:ascii="Cambria Math" w:hAnsi="Cambria Math" w:eastAsia="Cambria Math" w:cs="Cambria Math"/>
-          <w:color w:val="000000"/>
-          <w:sz w:val="22"/>
-        </w:rPr>
-        <w:t>\widehat{\mathrm{Var}}(y\mid x)=y(x)^2\sigma_{\mathrm{rel}}^2+0.01^2,</w:t>
-      </w:r>
+      <m:oMath>
+        <m:box>
+          <m:e>
+            <m:limUpp>
+              <m:e>
+                <m:box>
+                  <m:e>
+                    <m:r>
+                      <m:rPr>
+                        <m:sty m:val="p"/>
+                      </m:rPr>
+                      <m:t>Var</m:t>
+                    </m:r>
+                  </m:e>
+                </m:box>
+              </m:e>
+              <m:lim>
+                <m:r>
+                  <m:rPr>
+                    <m:sty m:val="p"/>
+                  </m:rPr>
+                  <m:t>^</m:t>
+                </m:r>
+              </m:lim>
+            </m:limUpp>
+            <m:r>
+              <m:rPr>
+                <m:sty m:val="p"/>
+              </m:rPr>
+              <m:t>(</m:t>
+            </m:r>
+            <m:r>
+              <m:rPr>
+                <m:sty m:val="i"/>
+              </m:rPr>
+              <m:t>y</m:t>
+            </m:r>
+            <m:r>
+              <m:rPr>
+                <m:sty m:val="p"/>
+              </m:rPr>
+              <m:t>∣</m:t>
+            </m:r>
+            <m:r>
+              <m:rPr>
+                <m:sty m:val="i"/>
+              </m:rPr>
+              <m:t>x</m:t>
+            </m:r>
+            <m:r>
+              <m:rPr>
+                <m:sty m:val="p"/>
+              </m:rPr>
+              <m:t>)</m:t>
+            </m:r>
+            <m:r>
+              <m:rPr>
+                <m:sty m:val="p"/>
+              </m:rPr>
+              <m:t>=</m:t>
+            </m:r>
+            <m:r>
+              <m:rPr>
+                <m:sty m:val="i"/>
+              </m:rPr>
+              <m:t>y</m:t>
+            </m:r>
+            <m:r>
+              <m:rPr>
+                <m:sty m:val="p"/>
+              </m:rPr>
+              <m:t>(</m:t>
+            </m:r>
+            <m:r>
+              <m:rPr>
+                <m:sty m:val="i"/>
+              </m:rPr>
+              <m:t>x</m:t>
+            </m:r>
+            <m:sSup>
+              <m:e>
+                <m:r>
+                  <m:rPr>
+                    <m:sty m:val="p"/>
+                  </m:rPr>
+                  <m:t>)</m:t>
+                </m:r>
+              </m:e>
+              <m:sup>
+                <m:r>
+                  <m:rPr>
+                    <m:sty m:val="p"/>
+                  </m:rPr>
+                  <m:t>2</m:t>
+                </m:r>
+              </m:sup>
+            </m:sSup>
+            <m:sSubSup>
+              <m:e>
+                <m:r>
+                  <m:rPr>
+                    <m:sty m:val="i"/>
+                  </m:rPr>
+                  <m:t>σ</m:t>
+                </m:r>
+              </m:e>
+              <m:sub>
+                <m:box>
+                  <m:e>
+                    <m:r>
+                      <m:rPr>
+                        <m:sty m:val="p"/>
+                      </m:rPr>
+                      <m:t>rel</m:t>
+                    </m:r>
+                  </m:e>
+                </m:box>
+              </m:sub>
+              <m:sup>
+                <m:r>
+                  <m:rPr>
+                    <m:sty m:val="p"/>
+                  </m:rPr>
+                  <m:t>2</m:t>
+                </m:r>
+              </m:sup>
+            </m:sSubSup>
+            <m:r>
+              <m:rPr>
+                <m:sty m:val="p"/>
+              </m:rPr>
+              <m:t>+</m:t>
+            </m:r>
+            <m:sSup>
+              <m:e>
+                <m:r>
+                  <m:rPr>
+                    <m:sty m:val="p"/>
+                  </m:rPr>
+                  <m:t>0.01</m:t>
+                </m:r>
+              </m:e>
+              <m:sup>
+                <m:r>
+                  <m:rPr>
+                    <m:sty m:val="p"/>
+                  </m:rPr>
+                  <m:t>2</m:t>
+                </m:r>
+              </m:sup>
+            </m:sSup>
+            <m:r>
+              <m:rPr>
+                <m:sty m:val="p"/>
+              </m:rPr>
+              <m:t>,</m:t>
+            </m:r>
+          </m:e>
+        </m:box>
+      </m:oMath>
     </w:p>
     <w:p>
       <w:pPr>
@@ -1691,11 +3064,13 @@
           <w:color w:val="000000"/>
           <w:sz w:val="24"/>
         </w:rPr>
-        <w:t>Principal comparisons used at most 48 evaluated conditions (Table 2). SPADE used 40 first-round Latin-hypercube points and eight second-round points. One-shot Latin-hypercube, Sobol, and uniform-random arms used 48 points. qLogEI and qLogNEI used an opening design followed by batches of four for ten total decision rounds. The screened classical workflow used a 20-run screen, a 27-run four-factor face-centered central composite design, and one confirmation. This split was an in-house matched-budget construction, not Hall et al.'s published design. A full-dimensional central-composite arm was included where arithmetically feasible. At eight dimensions, the factorial and axial points exhausted the budget before valid center replication; the arm was therefore declared structurally unavailable.</w:t>
+        <w:t>Principal comparisons used at most 48 evaluated conditions (Table 2). SPADE used 40 first-round Latin-hypercube points and eight second-round points. One-shot Latin-hypercube, Sobol, and uniform-random arms used 48 points. qLogEI and qLogNEI used an opening design followed by batches of up to four; the registry reports ten decision rounds. These logarithmic expected-improvement acquisitions address numerical difficulties in optimizing ordinary expected improvement [16]. The screened classical workflow used a 20-run screen, a 27-run four-factor face-centered central composite design, and one confirmation. This split was an in-house matched-budget construction, not Hall et al.'s published design. A full-dimensional central-composite arm was included where arithmetically feasible. At eight dimensions, the registered factorial and axial construction exhausted the budget before valid center replication; this does not imply that every possible RSM design is infeasible at 48 runs.</w:t>
       </w:r>
     </w:p>
     <w:p>
       <w:pPr>
+        <w:keepNext/>
+        <w:keepLines/>
         <w:widowControl/>
       </w:pPr>
       <w:r>
@@ -1715,22 +3090,31 @@
         <w:jc w:val="left"/>
         <w:tblLayout w:type="fixed"/>
         <w:tblLook w:firstColumn="1" w:firstRow="1" w:lastColumn="0" w:lastRow="0" w:noHBand="0" w:noVBand="1" w:val="04A0"/>
+        <w:tblBorders>
+          <w:top w:val="single" w:sz="4" w:color="D9D9D9"/>
+          <w:left w:val="single" w:sz="4" w:color="D9D9D9"/>
+          <w:bottom w:val="single" w:sz="4" w:color="D9D9D9"/>
+          <w:right w:val="single" w:sz="4" w:color="D9D9D9"/>
+          <w:insideH w:val="single" w:sz="4" w:color="D9D9D9"/>
+          <w:insideV w:val="single" w:sz="4" w:color="D9D9D9"/>
+        </w:tblBorders>
         <w:tblInd w:w="120" w:type="dxa"/>
       </w:tblPr>
       <w:tblGrid>
+        <w:gridCol w:w="2200"/>
         <w:gridCol w:w="3000"/>
-        <w:gridCol w:w="1050"/>
-        <w:gridCol w:w="1050"/>
-        <w:gridCol w:w="2100"/>
-        <w:gridCol w:w="2160"/>
+        <w:gridCol w:w="760"/>
+        <w:gridCol w:w="900"/>
+        <w:gridCol w:w="2500"/>
       </w:tblGrid>
       <w:tr>
         <w:trPr>
+          <w:cantSplit/>
           <w:tblHeader w:val="true"/>
         </w:trPr>
         <w:tc>
           <w:tcPr>
-            <w:tcW w:type="dxa" w:w="3000"/>
+            <w:tcW w:type="dxa" w:w="2200"/>
             <w:shd w:fill="E7E6E6"/>
             <w:vAlign w:val="center"/>
             <w:tcMar>
@@ -1757,7 +3141,7 @@
         </w:tc>
         <w:tc>
           <w:tcPr>
-            <w:tcW w:type="dxa" w:w="1050"/>
+            <w:tcW w:type="dxa" w:w="3000"/>
             <w:shd w:fill="E7E6E6"/>
             <w:vAlign w:val="center"/>
             <w:tcMar>
@@ -1784,7 +3168,7 @@
         </w:tc>
         <w:tc>
           <w:tcPr>
-            <w:tcW w:type="dxa" w:w="1050"/>
+            <w:tcW w:type="dxa" w:w="760"/>
             <w:shd w:fill="E7E6E6"/>
             <w:vAlign w:val="center"/>
             <w:tcMar>
@@ -1811,7 +3195,7 @@
         </w:tc>
         <w:tc>
           <w:tcPr>
-            <w:tcW w:type="dxa" w:w="2100"/>
+            <w:tcW w:type="dxa" w:w="900"/>
             <w:shd w:fill="E7E6E6"/>
             <w:vAlign w:val="center"/>
             <w:tcMar>
@@ -1838,7 +3222,7 @@
         </w:tc>
         <w:tc>
           <w:tcPr>
-            <w:tcW w:type="dxa" w:w="2160"/>
+            <w:tcW w:type="dxa" w:w="2500"/>
             <w:shd w:fill="E7E6E6"/>
             <w:vAlign w:val="center"/>
             <w:tcMar>
@@ -1865,9 +3249,12 @@
         </w:tc>
       </w:tr>
       <w:tr>
+        <w:trPr>
+          <w:cantSplit/>
+        </w:trPr>
         <w:tc>
           <w:tcPr>
-            <w:tcW w:type="dxa" w:w="3000"/>
+            <w:tcW w:type="dxa" w:w="2200"/>
             <w:vAlign w:val="center"/>
             <w:tcMar>
               <w:top w:w="80" w:type="dxa"/>
@@ -1892,7 +3279,7 @@
         </w:tc>
         <w:tc>
           <w:tcPr>
-            <w:tcW w:type="dxa" w:w="1050"/>
+            <w:tcW w:type="dxa" w:w="3000"/>
             <w:vAlign w:val="center"/>
             <w:tcMar>
               <w:top w:w="80" w:type="dxa"/>
@@ -1917,7 +3304,7 @@
         </w:tc>
         <w:tc>
           <w:tcPr>
-            <w:tcW w:type="dxa" w:w="1050"/>
+            <w:tcW w:type="dxa" w:w="760"/>
             <w:vAlign w:val="center"/>
             <w:tcMar>
               <w:top w:w="80" w:type="dxa"/>
@@ -1942,7 +3329,7 @@
         </w:tc>
         <w:tc>
           <w:tcPr>
-            <w:tcW w:type="dxa" w:w="2100"/>
+            <w:tcW w:type="dxa" w:w="900"/>
             <w:vAlign w:val="center"/>
             <w:tcMar>
               <w:top w:w="80" w:type="dxa"/>
@@ -1967,7 +3354,7 @@
         </w:tc>
         <w:tc>
           <w:tcPr>
-            <w:tcW w:type="dxa" w:w="2160"/>
+            <w:tcW w:type="dxa" w:w="2500"/>
             <w:vAlign w:val="center"/>
             <w:tcMar>
               <w:top w:w="80" w:type="dxa"/>
@@ -1992,9 +3379,12 @@
         </w:tc>
       </w:tr>
       <w:tr>
+        <w:trPr>
+          <w:cantSplit/>
+        </w:trPr>
         <w:tc>
           <w:tcPr>
-            <w:tcW w:type="dxa" w:w="3000"/>
+            <w:tcW w:type="dxa" w:w="2200"/>
             <w:vAlign w:val="center"/>
             <w:tcMar>
               <w:top w:w="80" w:type="dxa"/>
@@ -2019,7 +3409,7 @@
         </w:tc>
         <w:tc>
           <w:tcPr>
-            <w:tcW w:type="dxa" w:w="1050"/>
+            <w:tcW w:type="dxa" w:w="3000"/>
             <w:vAlign w:val="center"/>
             <w:tcMar>
               <w:top w:w="80" w:type="dxa"/>
@@ -2044,7 +3434,7 @@
         </w:tc>
         <w:tc>
           <w:tcPr>
-            <w:tcW w:type="dxa" w:w="1050"/>
+            <w:tcW w:type="dxa" w:w="760"/>
             <w:vAlign w:val="center"/>
             <w:tcMar>
               <w:top w:w="80" w:type="dxa"/>
@@ -2069,7 +3459,7 @@
         </w:tc>
         <w:tc>
           <w:tcPr>
-            <w:tcW w:type="dxa" w:w="2100"/>
+            <w:tcW w:type="dxa" w:w="900"/>
             <w:vAlign w:val="center"/>
             <w:tcMar>
               <w:top w:w="80" w:type="dxa"/>
@@ -2094,7 +3484,7 @@
         </w:tc>
         <w:tc>
           <w:tcPr>
-            <w:tcW w:type="dxa" w:w="2160"/>
+            <w:tcW w:type="dxa" w:w="2500"/>
             <w:vAlign w:val="center"/>
             <w:tcMar>
               <w:top w:w="80" w:type="dxa"/>
@@ -2119,9 +3509,12 @@
         </w:tc>
       </w:tr>
       <w:tr>
+        <w:trPr>
+          <w:cantSplit/>
+        </w:trPr>
         <w:tc>
           <w:tcPr>
-            <w:tcW w:type="dxa" w:w="3000"/>
+            <w:tcW w:type="dxa" w:w="2200"/>
             <w:vAlign w:val="center"/>
             <w:tcMar>
               <w:top w:w="80" w:type="dxa"/>
@@ -2146,7 +3539,7 @@
         </w:tc>
         <w:tc>
           <w:tcPr>
-            <w:tcW w:type="dxa" w:w="1050"/>
+            <w:tcW w:type="dxa" w:w="3000"/>
             <w:vAlign w:val="center"/>
             <w:tcMar>
               <w:top w:w="80" w:type="dxa"/>
@@ -2171,7 +3564,7 @@
         </w:tc>
         <w:tc>
           <w:tcPr>
-            <w:tcW w:type="dxa" w:w="1050"/>
+            <w:tcW w:type="dxa" w:w="760"/>
             <w:vAlign w:val="center"/>
             <w:tcMar>
               <w:top w:w="80" w:type="dxa"/>
@@ -2196,7 +3589,7 @@
         </w:tc>
         <w:tc>
           <w:tcPr>
-            <w:tcW w:type="dxa" w:w="2100"/>
+            <w:tcW w:type="dxa" w:w="900"/>
             <w:vAlign w:val="center"/>
             <w:tcMar>
               <w:top w:w="80" w:type="dxa"/>
@@ -2221,7 +3614,7 @@
         </w:tc>
         <w:tc>
           <w:tcPr>
-            <w:tcW w:type="dxa" w:w="2160"/>
+            <w:tcW w:type="dxa" w:w="2500"/>
             <w:vAlign w:val="center"/>
             <w:tcMar>
               <w:top w:w="80" w:type="dxa"/>
@@ -2246,9 +3639,12 @@
         </w:tc>
       </w:tr>
       <w:tr>
+        <w:trPr>
+          <w:cantSplit/>
+        </w:trPr>
         <w:tc>
           <w:tcPr>
-            <w:tcW w:type="dxa" w:w="3000"/>
+            <w:tcW w:type="dxa" w:w="2200"/>
             <w:vAlign w:val="center"/>
             <w:tcMar>
               <w:top w:w="80" w:type="dxa"/>
@@ -2273,7 +3669,7 @@
         </w:tc>
         <w:tc>
           <w:tcPr>
-            <w:tcW w:type="dxa" w:w="1050"/>
+            <w:tcW w:type="dxa" w:w="3000"/>
             <w:vAlign w:val="center"/>
             <w:tcMar>
               <w:top w:w="80" w:type="dxa"/>
@@ -2298,7 +3694,7 @@
         </w:tc>
         <w:tc>
           <w:tcPr>
-            <w:tcW w:type="dxa" w:w="1050"/>
+            <w:tcW w:type="dxa" w:w="760"/>
             <w:vAlign w:val="center"/>
             <w:tcMar>
               <w:top w:w="80" w:type="dxa"/>
@@ -2323,7 +3719,7 @@
         </w:tc>
         <w:tc>
           <w:tcPr>
-            <w:tcW w:type="dxa" w:w="2100"/>
+            <w:tcW w:type="dxa" w:w="900"/>
             <w:vAlign w:val="center"/>
             <w:tcMar>
               <w:top w:w="80" w:type="dxa"/>
@@ -2348,7 +3744,7 @@
         </w:tc>
         <w:tc>
           <w:tcPr>
-            <w:tcW w:type="dxa" w:w="2160"/>
+            <w:tcW w:type="dxa" w:w="2500"/>
             <w:vAlign w:val="center"/>
             <w:tcMar>
               <w:top w:w="80" w:type="dxa"/>
@@ -2373,9 +3769,12 @@
         </w:tc>
       </w:tr>
       <w:tr>
+        <w:trPr>
+          <w:cantSplit/>
+        </w:trPr>
         <w:tc>
           <w:tcPr>
-            <w:tcW w:type="dxa" w:w="3000"/>
+            <w:tcW w:type="dxa" w:w="2200"/>
             <w:vAlign w:val="center"/>
             <w:tcMar>
               <w:top w:w="80" w:type="dxa"/>
@@ -2400,7 +3799,7 @@
         </w:tc>
         <w:tc>
           <w:tcPr>
-            <w:tcW w:type="dxa" w:w="1050"/>
+            <w:tcW w:type="dxa" w:w="3000"/>
             <w:vAlign w:val="center"/>
             <w:tcMar>
               <w:top w:w="80" w:type="dxa"/>
@@ -2425,7 +3824,7 @@
         </w:tc>
         <w:tc>
           <w:tcPr>
-            <w:tcW w:type="dxa" w:w="1050"/>
+            <w:tcW w:type="dxa" w:w="760"/>
             <w:vAlign w:val="center"/>
             <w:tcMar>
               <w:top w:w="80" w:type="dxa"/>
@@ -2450,7 +3849,7 @@
         </w:tc>
         <w:tc>
           <w:tcPr>
-            <w:tcW w:type="dxa" w:w="2100"/>
+            <w:tcW w:type="dxa" w:w="900"/>
             <w:vAlign w:val="center"/>
             <w:tcMar>
               <w:top w:w="80" w:type="dxa"/>
@@ -2475,7 +3874,7 @@
         </w:tc>
         <w:tc>
           <w:tcPr>
-            <w:tcW w:type="dxa" w:w="2160"/>
+            <w:tcW w:type="dxa" w:w="2500"/>
             <w:vAlign w:val="center"/>
             <w:tcMar>
               <w:top w:w="80" w:type="dxa"/>
@@ -2500,9 +3899,12 @@
         </w:tc>
       </w:tr>
       <w:tr>
+        <w:trPr>
+          <w:cantSplit/>
+        </w:trPr>
         <w:tc>
           <w:tcPr>
-            <w:tcW w:type="dxa" w:w="3000"/>
+            <w:tcW w:type="dxa" w:w="2200"/>
             <w:vAlign w:val="center"/>
             <w:tcMar>
               <w:top w:w="80" w:type="dxa"/>
@@ -2527,7 +3929,7 @@
         </w:tc>
         <w:tc>
           <w:tcPr>
-            <w:tcW w:type="dxa" w:w="1050"/>
+            <w:tcW w:type="dxa" w:w="3000"/>
             <w:vAlign w:val="center"/>
             <w:tcMar>
               <w:top w:w="80" w:type="dxa"/>
@@ -2552,7 +3954,7 @@
         </w:tc>
         <w:tc>
           <w:tcPr>
-            <w:tcW w:type="dxa" w:w="1050"/>
+            <w:tcW w:type="dxa" w:w="760"/>
             <w:vAlign w:val="center"/>
             <w:tcMar>
               <w:top w:w="80" w:type="dxa"/>
@@ -2577,7 +3979,7 @@
         </w:tc>
         <w:tc>
           <w:tcPr>
-            <w:tcW w:type="dxa" w:w="2100"/>
+            <w:tcW w:type="dxa" w:w="900"/>
             <w:vAlign w:val="center"/>
             <w:tcMar>
               <w:top w:w="80" w:type="dxa"/>
@@ -2602,7 +4004,7 @@
         </w:tc>
         <w:tc>
           <w:tcPr>
-            <w:tcW w:type="dxa" w:w="2160"/>
+            <w:tcW w:type="dxa" w:w="2500"/>
             <w:vAlign w:val="center"/>
             <w:tcMar>
               <w:top w:w="80" w:type="dxa"/>
@@ -2627,9 +4029,12 @@
         </w:tc>
       </w:tr>
       <w:tr>
+        <w:trPr>
+          <w:cantSplit/>
+        </w:trPr>
         <w:tc>
           <w:tcPr>
-            <w:tcW w:type="dxa" w:w="3000"/>
+            <w:tcW w:type="dxa" w:w="2200"/>
             <w:vAlign w:val="center"/>
             <w:tcMar>
               <w:top w:w="80" w:type="dxa"/>
@@ -2654,7 +4059,7 @@
         </w:tc>
         <w:tc>
           <w:tcPr>
-            <w:tcW w:type="dxa" w:w="1050"/>
+            <w:tcW w:type="dxa" w:w="3000"/>
             <w:vAlign w:val="center"/>
             <w:tcMar>
               <w:top w:w="80" w:type="dxa"/>
@@ -2679,7 +4084,7 @@
         </w:tc>
         <w:tc>
           <w:tcPr>
-            <w:tcW w:type="dxa" w:w="1050"/>
+            <w:tcW w:type="dxa" w:w="760"/>
             <w:vAlign w:val="center"/>
             <w:tcMar>
               <w:top w:w="80" w:type="dxa"/>
@@ -2704,7 +4109,7 @@
         </w:tc>
         <w:tc>
           <w:tcPr>
-            <w:tcW w:type="dxa" w:w="2100"/>
+            <w:tcW w:type="dxa" w:w="900"/>
             <w:vAlign w:val="center"/>
             <w:tcMar>
               <w:top w:w="80" w:type="dxa"/>
@@ -2729,7 +4134,7 @@
         </w:tc>
         <w:tc>
           <w:tcPr>
-            <w:tcW w:type="dxa" w:w="2160"/>
+            <w:tcW w:type="dxa" w:w="2500"/>
             <w:vAlign w:val="center"/>
             <w:tcMar>
               <w:top w:w="80" w:type="dxa"/>
@@ -2754,9 +4159,12 @@
         </w:tc>
       </w:tr>
       <w:tr>
+        <w:trPr>
+          <w:cantSplit/>
+        </w:trPr>
         <w:tc>
           <w:tcPr>
-            <w:tcW w:type="dxa" w:w="3000"/>
+            <w:tcW w:type="dxa" w:w="2200"/>
             <w:vAlign w:val="center"/>
             <w:tcMar>
               <w:top w:w="80" w:type="dxa"/>
@@ -2781,7 +4189,7 @@
         </w:tc>
         <w:tc>
           <w:tcPr>
-            <w:tcW w:type="dxa" w:w="1050"/>
+            <w:tcW w:type="dxa" w:w="3000"/>
             <w:vAlign w:val="center"/>
             <w:tcMar>
               <w:top w:w="80" w:type="dxa"/>
@@ -2806,7 +4214,7 @@
         </w:tc>
         <w:tc>
           <w:tcPr>
-            <w:tcW w:type="dxa" w:w="1050"/>
+            <w:tcW w:type="dxa" w:w="760"/>
             <w:vAlign w:val="center"/>
             <w:tcMar>
               <w:top w:w="80" w:type="dxa"/>
@@ -2831,7 +4239,7 @@
         </w:tc>
         <w:tc>
           <w:tcPr>
-            <w:tcW w:type="dxa" w:w="2100"/>
+            <w:tcW w:type="dxa" w:w="900"/>
             <w:vAlign w:val="center"/>
             <w:tcMar>
               <w:top w:w="80" w:type="dxa"/>
@@ -2856,7 +4264,7 @@
         </w:tc>
         <w:tc>
           <w:tcPr>
-            <w:tcW w:type="dxa" w:w="2160"/>
+            <w:tcW w:type="dxa" w:w="2500"/>
             <w:vAlign w:val="center"/>
             <w:tcMar>
               <w:top w:w="80" w:type="dxa"/>
@@ -2881,9 +4289,12 @@
         </w:tc>
       </w:tr>
       <w:tr>
+        <w:trPr>
+          <w:cantSplit/>
+        </w:trPr>
         <w:tc>
           <w:tcPr>
-            <w:tcW w:type="dxa" w:w="3000"/>
+            <w:tcW w:type="dxa" w:w="2200"/>
             <w:vAlign w:val="center"/>
             <w:tcMar>
               <w:top w:w="80" w:type="dxa"/>
@@ -2908,7 +4319,7 @@
         </w:tc>
         <w:tc>
           <w:tcPr>
-            <w:tcW w:type="dxa" w:w="1050"/>
+            <w:tcW w:type="dxa" w:w="3000"/>
             <w:vAlign w:val="center"/>
             <w:tcMar>
               <w:top w:w="80" w:type="dxa"/>
@@ -2933,7 +4344,7 @@
         </w:tc>
         <w:tc>
           <w:tcPr>
-            <w:tcW w:type="dxa" w:w="1050"/>
+            <w:tcW w:type="dxa" w:w="760"/>
             <w:vAlign w:val="center"/>
             <w:tcMar>
               <w:top w:w="80" w:type="dxa"/>
@@ -2958,7 +4369,7 @@
         </w:tc>
         <w:tc>
           <w:tcPr>
-            <w:tcW w:type="dxa" w:w="2100"/>
+            <w:tcW w:type="dxa" w:w="900"/>
             <w:vAlign w:val="center"/>
             <w:tcMar>
               <w:top w:w="80" w:type="dxa"/>
@@ -2983,7 +4394,7 @@
         </w:tc>
         <w:tc>
           <w:tcPr>
-            <w:tcW w:type="dxa" w:w="2160"/>
+            <w:tcW w:type="dxa" w:w="2500"/>
             <w:vAlign w:val="center"/>
             <w:tcMar>
               <w:top w:w="80" w:type="dxa"/>
@@ -3008,9 +4419,12 @@
         </w:tc>
       </w:tr>
       <w:tr>
+        <w:trPr>
+          <w:cantSplit/>
+        </w:trPr>
         <w:tc>
           <w:tcPr>
-            <w:tcW w:type="dxa" w:w="3000"/>
+            <w:tcW w:type="dxa" w:w="2200"/>
             <w:vAlign w:val="center"/>
             <w:tcMar>
               <w:top w:w="80" w:type="dxa"/>
@@ -3035,7 +4449,7 @@
         </w:tc>
         <w:tc>
           <w:tcPr>
-            <w:tcW w:type="dxa" w:w="1050"/>
+            <w:tcW w:type="dxa" w:w="3000"/>
             <w:vAlign w:val="center"/>
             <w:tcMar>
               <w:top w:w="80" w:type="dxa"/>
@@ -3060,7 +4474,7 @@
         </w:tc>
         <w:tc>
           <w:tcPr>
-            <w:tcW w:type="dxa" w:w="1050"/>
+            <w:tcW w:type="dxa" w:w="760"/>
             <w:vAlign w:val="center"/>
             <w:tcMar>
               <w:top w:w="80" w:type="dxa"/>
@@ -3085,7 +4499,7 @@
         </w:tc>
         <w:tc>
           <w:tcPr>
-            <w:tcW w:type="dxa" w:w="2100"/>
+            <w:tcW w:type="dxa" w:w="900"/>
             <w:vAlign w:val="center"/>
             <w:tcMar>
               <w:top w:w="80" w:type="dxa"/>
@@ -3110,7 +4524,7 @@
         </w:tc>
         <w:tc>
           <w:tcPr>
-            <w:tcW w:type="dxa" w:w="2160"/>
+            <w:tcW w:type="dxa" w:w="2500"/>
             <w:vAlign w:val="center"/>
             <w:tcMar>
               <w:top w:w="80" w:type="dxa"/>
@@ -3172,14 +4586,148 @@
         <w:spacing w:before="80" w:after="80" w:line="240" w:lineRule="auto"/>
         <w:jc w:val="center"/>
       </w:pPr>
-      <w:r>
-        <w:rPr>
-          <w:rFonts w:ascii="Cambria Math" w:hAnsi="Cambria Math" w:eastAsia="Cambria Math" w:cs="Cambria Math"/>
-          <w:color w:val="000000"/>
-          <w:sz w:val="22"/>
-        </w:rPr>
-        <w:t>a_{\mathrm{straddle}}(x)=1.96s(x)-|\mu(x)-\theta|,</w:t>
-      </w:r>
+      <m:oMath>
+        <m:box>
+          <m:e>
+            <m:sSub>
+              <m:e>
+                <m:r>
+                  <m:rPr>
+                    <m:sty m:val="i"/>
+                  </m:rPr>
+                  <m:t>a</m:t>
+                </m:r>
+              </m:e>
+              <m:sub>
+                <m:box>
+                  <m:e>
+                    <m:r>
+                      <m:rPr>
+                        <m:sty m:val="p"/>
+                      </m:rPr>
+                      <m:t>straddle</m:t>
+                    </m:r>
+                  </m:e>
+                </m:box>
+              </m:sub>
+            </m:sSub>
+            <m:r>
+              <m:rPr>
+                <m:sty m:val="p"/>
+              </m:rPr>
+              <m:t>(</m:t>
+            </m:r>
+            <m:r>
+              <m:rPr>
+                <m:sty m:val="i"/>
+              </m:rPr>
+              <m:t>x</m:t>
+            </m:r>
+            <m:r>
+              <m:rPr>
+                <m:sty m:val="p"/>
+              </m:rPr>
+              <m:t>)</m:t>
+            </m:r>
+            <m:r>
+              <m:rPr>
+                <m:sty m:val="p"/>
+              </m:rPr>
+              <m:t>=</m:t>
+            </m:r>
+            <m:r>
+              <m:rPr>
+                <m:sty m:val="p"/>
+              </m:rPr>
+              <m:t>1.96</m:t>
+            </m:r>
+            <m:r>
+              <m:rPr>
+                <m:sty m:val="i"/>
+              </m:rPr>
+              <m:t>s</m:t>
+            </m:r>
+            <m:r>
+              <m:rPr>
+                <m:sty m:val="p"/>
+              </m:rPr>
+              <m:t>(</m:t>
+            </m:r>
+            <m:r>
+              <m:rPr>
+                <m:sty m:val="i"/>
+              </m:rPr>
+              <m:t>x</m:t>
+            </m:r>
+            <m:r>
+              <m:rPr>
+                <m:sty m:val="p"/>
+              </m:rPr>
+              <m:t>)</m:t>
+            </m:r>
+            <m:r>
+              <m:rPr>
+                <m:sty m:val="p"/>
+              </m:rPr>
+              <m:t>−</m:t>
+            </m:r>
+            <m:r>
+              <m:rPr>
+                <m:sty m:val="p"/>
+              </m:rPr>
+              <m:t>|</m:t>
+            </m:r>
+            <m:r>
+              <m:rPr>
+                <m:sty m:val="i"/>
+              </m:rPr>
+              <m:t>μ</m:t>
+            </m:r>
+            <m:r>
+              <m:rPr>
+                <m:sty m:val="p"/>
+              </m:rPr>
+              <m:t>(</m:t>
+            </m:r>
+            <m:r>
+              <m:rPr>
+                <m:sty m:val="i"/>
+              </m:rPr>
+              <m:t>x</m:t>
+            </m:r>
+            <m:r>
+              <m:rPr>
+                <m:sty m:val="p"/>
+              </m:rPr>
+              <m:t>)</m:t>
+            </m:r>
+            <m:r>
+              <m:rPr>
+                <m:sty m:val="p"/>
+              </m:rPr>
+              <m:t>−</m:t>
+            </m:r>
+            <m:r>
+              <m:rPr>
+                <m:sty m:val="i"/>
+              </m:rPr>
+              <m:t>θ</m:t>
+            </m:r>
+            <m:r>
+              <m:rPr>
+                <m:sty m:val="p"/>
+              </m:rPr>
+              <m:t>|</m:t>
+            </m:r>
+            <m:r>
+              <m:rPr>
+                <m:sty m:val="p"/>
+              </m:rPr>
+              <m:t>,</m:t>
+            </m:r>
+          </m:e>
+        </m:box>
+      </m:oMath>
     </w:p>
     <w:p>
       <w:pPr>
@@ -3193,15 +4741,36 @@
         </w:rPr>
         <w:t xml:space="preserve">where </w:t>
       </w:r>
-      <w:r>
-        <w:rPr>
-          <w:rFonts w:ascii="Cambria Math" w:hAnsi="Cambria Math" w:eastAsia="Cambria Math" w:cs="Cambria Math"/>
-          <w:i/>
-          <w:color w:val="000000"/>
-          <w:sz w:val="24"/>
-        </w:rPr>
-        <w:t>\mu(x)</w:t>
-      </w:r>
+      <m:oMath>
+        <m:box>
+          <m:e>
+            <m:r>
+              <m:rPr>
+                <m:sty m:val="i"/>
+              </m:rPr>
+              <m:t>μ</m:t>
+            </m:r>
+            <m:r>
+              <m:rPr>
+                <m:sty m:val="p"/>
+              </m:rPr>
+              <m:t>(</m:t>
+            </m:r>
+            <m:r>
+              <m:rPr>
+                <m:sty m:val="i"/>
+              </m:rPr>
+              <m:t>x</m:t>
+            </m:r>
+            <m:r>
+              <m:rPr>
+                <m:sty m:val="p"/>
+              </m:rPr>
+              <m:t>)</m:t>
+            </m:r>
+          </m:e>
+        </m:box>
+      </m:oMath>
       <w:r>
         <w:rPr>
           <w:rFonts w:ascii="Times New Roman" w:hAnsi="Times New Roman" w:eastAsia="Times New Roman" w:cs="Times New Roman"/>
@@ -3210,15 +4779,36 @@
         </w:rPr>
         <w:t xml:space="preserve"> and </w:t>
       </w:r>
-      <w:r>
-        <w:rPr>
-          <w:rFonts w:ascii="Cambria Math" w:hAnsi="Cambria Math" w:eastAsia="Cambria Math" w:cs="Cambria Math"/>
-          <w:i/>
-          <w:color w:val="000000"/>
-          <w:sz w:val="24"/>
-        </w:rPr>
-        <w:t>s(x)</w:t>
-      </w:r>
+      <m:oMath>
+        <m:box>
+          <m:e>
+            <m:r>
+              <m:rPr>
+                <m:sty m:val="i"/>
+              </m:rPr>
+              <m:t>s</m:t>
+            </m:r>
+            <m:r>
+              <m:rPr>
+                <m:sty m:val="p"/>
+              </m:rPr>
+              <m:t>(</m:t>
+            </m:r>
+            <m:r>
+              <m:rPr>
+                <m:sty m:val="i"/>
+              </m:rPr>
+              <m:t>x</m:t>
+            </m:r>
+            <m:r>
+              <m:rPr>
+                <m:sty m:val="p"/>
+              </m:rPr>
+              <m:t>)</m:t>
+            </m:r>
+          </m:e>
+        </m:box>
+      </m:oMath>
       <w:r>
         <w:rPr>
           <w:rFonts w:ascii="Times New Roman" w:hAnsi="Times New Roman" w:eastAsia="Times New Roman" w:cs="Times New Roman"/>
@@ -3227,22 +4817,25 @@
         </w:rPr>
         <w:t xml:space="preserve"> were the posterior mean and standard deviation and </w:t>
       </w:r>
-      <w:r>
-        <w:rPr>
-          <w:rFonts w:ascii="Cambria Math" w:hAnsi="Cambria Math" w:eastAsia="Cambria Math" w:cs="Cambria Math"/>
-          <w:i/>
-          <w:color w:val="000000"/>
-          <w:sz w:val="24"/>
-        </w:rPr>
-        <w:t>\theta</w:t>
-      </w:r>
+      <m:oMath>
+        <m:box>
+          <m:e>
+            <m:r>
+              <m:rPr>
+                <m:sty m:val="i"/>
+              </m:rPr>
+              <m:t>θ</m:t>
+            </m:r>
+          </m:e>
+        </m:box>
+      </m:oMath>
       <w:r>
         <w:rPr>
           <w:rFonts w:ascii="Times New Roman" w:hAnsi="Times New Roman" w:eastAsia="Times New Roman" w:cs="Times New Roman"/>
           <w:color w:val="000000"/>
           <w:sz w:val="24"/>
         </w:rPr>
-        <w:t xml:space="preserve"> was the working response threshold. Eight points were selected greedily, with a Chebyshev exclusion radius based on the median fitted length scale. The model was then refitted to all 48 observations. These second-round points were new locations, not replicate confirmations.</w:t>
+        <w:t xml:space="preserve"> was the working response threshold. This is the established straddle score reported by Gotovos et al. [13]. Eight points were selected greedily, with a Chebyshev exclusion radius based on the median fitted length scale. This geometric exclusion is not the covariance-updated batch rule of that study and does not inherit its guarantees. The model was then refitted to all 48 observations. These second-round points were new locations, not replicate confirmations.</w:t>
       </w:r>
     </w:p>
     <w:p>
@@ -3303,7 +4896,7 @@
           <w:color w:val="000000"/>
           <w:sz w:val="24"/>
         </w:rPr>
-        <w:t xml:space="preserve"> tested different allocations intended to trade region learning for local point exploitation. A variant counted as a safe improvement only if it improved Rule-P regret by at least 0.02, worsened map error by no more than 0.02, worsened calibration by no more than 0.005, and retained acceptable certificate behavior.</w:t>
+        <w:t xml:space="preserve"> placed four or eight wells in a local region around the first-round posterior-mean maximizer. The local region was the unit ball in fitted length-scale coordinates. Greedy maximin selection spread these points relative to the existing design; any shortfall reverted to boundary selection and was recorded. The design threshold was the frozen moderate threshold, indexed by a nominal upper-tail prevalence of 0.25, and did not change across retrospective scoring configurations. A variant counted as a safe improvement only if it improved Rule-P regret by at least 0.02, worsened map error by no more than 0.02, worsened calibration by no more than 0.005, and retained acceptable certificate-check behavior.</w:t>
       </w:r>
     </w:p>
     <w:p>
@@ -3330,17 +4923,155 @@
           <w:color w:val="000000"/>
           <w:sz w:val="24"/>
         </w:rPr>
-        <w:t xml:space="preserve">Simple regret was </w:t>
+        <w:t>Maximizing the posterior mean is a standard terminal decision for a risk-neutral decision-maker under the fitted model [6]. Rule A is included to audit noisy selection, not as a recommended default for noisy BO. Holding observations fixed isolates the effect of the terminal rule; it does not prove that either rule is uniformly preferable under model misspecification.</w:t>
       </w:r>
+    </w:p>
+    <w:p>
+      <w:pPr>
+        <w:widowControl/>
+      </w:pPr>
       <w:r>
         <w:rPr>
-          <w:rFonts w:ascii="Cambria Math" w:hAnsi="Cambria Math" w:eastAsia="Cambria Math" w:cs="Cambria Math"/>
-          <w:i/>
+          <w:rFonts w:ascii="Times New Roman" w:hAnsi="Times New Roman" w:eastAsia="Times New Roman" w:cs="Times New Roman"/>
           <w:color w:val="000000"/>
           <w:sz w:val="24"/>
         </w:rPr>
-        <w:t>r(\widehat{x})=f(x^*)-f(\widehat{x})</w:t>
+        <w:t xml:space="preserve">Simple regret was </w:t>
       </w:r>
+      <m:oMath>
+        <m:box>
+          <m:e>
+            <m:r>
+              <m:rPr>
+                <m:sty m:val="i"/>
+              </m:rPr>
+              <m:t>r</m:t>
+            </m:r>
+            <m:r>
+              <m:rPr>
+                <m:sty m:val="p"/>
+              </m:rPr>
+              <m:t>(</m:t>
+            </m:r>
+            <m:limUpp>
+              <m:e>
+                <m:box>
+                  <m:e>
+                    <m:r>
+                      <m:rPr>
+                        <m:sty m:val="i"/>
+                      </m:rPr>
+                      <m:t>x</m:t>
+                    </m:r>
+                  </m:e>
+                </m:box>
+              </m:e>
+              <m:lim>
+                <m:r>
+                  <m:rPr>
+                    <m:sty m:val="p"/>
+                  </m:rPr>
+                  <m:t>^</m:t>
+                </m:r>
+              </m:lim>
+            </m:limUpp>
+            <m:r>
+              <m:rPr>
+                <m:sty m:val="p"/>
+              </m:rPr>
+              <m:t>)</m:t>
+            </m:r>
+            <m:r>
+              <m:rPr>
+                <m:sty m:val="p"/>
+              </m:rPr>
+              <m:t>=</m:t>
+            </m:r>
+            <m:r>
+              <m:rPr>
+                <m:sty m:val="i"/>
+              </m:rPr>
+              <m:t>f</m:t>
+            </m:r>
+            <m:r>
+              <m:rPr>
+                <m:sty m:val="p"/>
+              </m:rPr>
+              <m:t>(</m:t>
+            </m:r>
+            <m:sSup>
+              <m:e>
+                <m:r>
+                  <m:rPr>
+                    <m:sty m:val="i"/>
+                  </m:rPr>
+                  <m:t>x</m:t>
+                </m:r>
+              </m:e>
+              <m:sup>
+                <m:r>
+                  <m:rPr>
+                    <m:sty m:val="p"/>
+                  </m:rPr>
+                  <m:t>*</m:t>
+                </m:r>
+              </m:sup>
+            </m:sSup>
+            <m:r>
+              <m:rPr>
+                <m:sty m:val="p"/>
+              </m:rPr>
+              <m:t>)</m:t>
+            </m:r>
+            <m:r>
+              <m:rPr>
+                <m:sty m:val="p"/>
+              </m:rPr>
+              <m:t>−</m:t>
+            </m:r>
+            <m:r>
+              <m:rPr>
+                <m:sty m:val="i"/>
+              </m:rPr>
+              <m:t>f</m:t>
+            </m:r>
+            <m:r>
+              <m:rPr>
+                <m:sty m:val="p"/>
+              </m:rPr>
+              <m:t>(</m:t>
+            </m:r>
+            <m:limUpp>
+              <m:e>
+                <m:box>
+                  <m:e>
+                    <m:r>
+                      <m:rPr>
+                        <m:sty m:val="i"/>
+                      </m:rPr>
+                      <m:t>x</m:t>
+                    </m:r>
+                  </m:e>
+                </m:box>
+              </m:e>
+              <m:lim>
+                <m:r>
+                  <m:rPr>
+                    <m:sty m:val="p"/>
+                  </m:rPr>
+                  <m:t>^</m:t>
+                </m:r>
+              </m:lim>
+            </m:limUpp>
+            <m:r>
+              <m:rPr>
+                <m:sty m:val="p"/>
+              </m:rPr>
+              <m:t>)</m:t>
+            </m:r>
+          </m:e>
+        </m:box>
+      </m:oMath>
       <w:r>
         <w:rPr>
           <w:rFonts w:ascii="Times New Roman" w:hAnsi="Times New Roman" w:eastAsia="Times New Roman" w:cs="Times New Roman"/>
@@ -3349,22 +5080,190 @@
         </w:rPr>
         <w:t xml:space="preserve">. Hill landscapes were normalized so that </w:t>
       </w:r>
-      <w:r>
-        <w:rPr>
-          <w:rFonts w:ascii="Cambria Math" w:hAnsi="Cambria Math" w:eastAsia="Cambria Math" w:cs="Cambria Math"/>
-          <w:i/>
-          <w:color w:val="000000"/>
-          <w:sz w:val="24"/>
-        </w:rPr>
-        <w:t>f(x^*)=1</w:t>
-      </w:r>
+      <m:oMath>
+        <m:box>
+          <m:e>
+            <m:r>
+              <m:rPr>
+                <m:sty m:val="i"/>
+              </m:rPr>
+              <m:t>f</m:t>
+            </m:r>
+            <m:r>
+              <m:rPr>
+                <m:sty m:val="p"/>
+              </m:rPr>
+              <m:t>(</m:t>
+            </m:r>
+            <m:sSup>
+              <m:e>
+                <m:r>
+                  <m:rPr>
+                    <m:sty m:val="i"/>
+                  </m:rPr>
+                  <m:t>x</m:t>
+                </m:r>
+              </m:e>
+              <m:sup>
+                <m:r>
+                  <m:rPr>
+                    <m:sty m:val="p"/>
+                  </m:rPr>
+                  <m:t>*</m:t>
+                </m:r>
+              </m:sup>
+            </m:sSup>
+            <m:r>
+              <m:rPr>
+                <m:sty m:val="p"/>
+              </m:rPr>
+              <m:t>)</m:t>
+            </m:r>
+            <m:r>
+              <m:rPr>
+                <m:sty m:val="p"/>
+              </m:rPr>
+              <m:t>=</m:t>
+            </m:r>
+            <m:r>
+              <m:rPr>
+                <m:sty m:val="p"/>
+              </m:rPr>
+              <m:t>1</m:t>
+            </m:r>
+          </m:e>
+        </m:box>
+      </m:oMath>
       <w:r>
         <w:rPr>
           <w:rFonts w:ascii="Times New Roman" w:hAnsi="Times New Roman" w:eastAsia="Times New Roman" w:cs="Times New Roman"/>
           <w:color w:val="000000"/>
           <w:sz w:val="24"/>
         </w:rPr>
-        <w:t>. Rule A selected the evaluated point with the largest noisy observation. Rule P selected the point favored by the fitted model's posterior mean. The prospective study used Rule P for the principal point comparison so modeled workflows were evaluated under one terminal rule. Rule A was retained as a robustness estimand. Hidden tested-best, unconstrained model optima, constrained in-region recommendations, replication, and top-three confirmation were evaluated retrospectively to separate search, identification, and extrapolation effects. The constrained in-region RSM recommendation was not labeled ridge analysis because the implementation optimized over the explored region without implementing the full classical ridge procedure [1–3].</w:t>
+        <w:t>. Rule A selected the evaluated point with the largest noisy observation. Rule P selected a model-recommended point. In the prospective benchmark, we refitted a common Matérn GP to every arm's observed data, including the classical designs, then maximized its posterior mean using a 20,000-point Sobol screen and ten continuous-optimization restarts with 512 raw starts and fixed locator seed zero. Thus, the prospective point results compare designs followed by a common GP terminal recommendation; their RSM rows are not terminal quadratic recommendations. The retrospective terminal-rule comparison also used a common GP for every arm, with the same grid size and seed but twenty restarts and 4,096 raw starts. Separate earlier extrapolation diagnostics compared arm-specific recommenders, including quadratic RSM; those diagnostics are distinct from the common-GP terminal-rule contrast.</w:t>
+      </w:r>
+    </w:p>
+    <w:p>
+      <w:pPr>
+        <w:widowControl/>
+      </w:pPr>
+      <w:r>
+        <w:rPr>
+          <w:rFonts w:ascii="Times New Roman" w:hAnsi="Times New Roman" w:eastAsia="Times New Roman" w:cs="Times New Roman"/>
+          <w:color w:val="000000"/>
+          <w:sz w:val="24"/>
+        </w:rPr>
+        <w:t xml:space="preserve">For the retrospective decomposition, hidden tested-best regret was </w:t>
+      </w:r>
+      <m:oMath>
+        <m:box>
+          <m:e>
+            <m:r>
+              <m:rPr>
+                <m:sty m:val="i"/>
+              </m:rPr>
+              <m:t>f</m:t>
+            </m:r>
+            <m:r>
+              <m:rPr>
+                <m:sty m:val="p"/>
+              </m:rPr>
+              <m:t>(</m:t>
+            </m:r>
+            <m:sSup>
+              <m:e>
+                <m:r>
+                  <m:rPr>
+                    <m:sty m:val="i"/>
+                  </m:rPr>
+                  <m:t>x</m:t>
+                </m:r>
+              </m:e>
+              <m:sup>
+                <m:r>
+                  <m:rPr>
+                    <m:sty m:val="p"/>
+                  </m:rPr>
+                  <m:t>*</m:t>
+                </m:r>
+              </m:sup>
+            </m:sSup>
+            <m:r>
+              <m:rPr>
+                <m:sty m:val="p"/>
+              </m:rPr>
+              <m:t>)</m:t>
+            </m:r>
+            <m:r>
+              <m:rPr>
+                <m:sty m:val="p"/>
+              </m:rPr>
+              <m:t>−</m:t>
+            </m:r>
+            <m:sSub>
+              <m:e>
+                <m:r>
+                  <m:rPr>
+                    <m:sty m:val="p"/>
+                  </m:rPr>
+                  <m:t>max</m:t>
+                </m:r>
+              </m:e>
+              <m:sub>
+                <m:r>
+                  <m:rPr>
+                    <m:sty m:val="i"/>
+                  </m:rPr>
+                  <m:t>i</m:t>
+                </m:r>
+              </m:sub>
+            </m:sSub>
+            <m:r>
+              <m:rPr>
+                <m:sty m:val="i"/>
+              </m:rPr>
+              <m:t>f</m:t>
+            </m:r>
+            <m:r>
+              <m:rPr>
+                <m:sty m:val="p"/>
+              </m:rPr>
+              <m:t>(</m:t>
+            </m:r>
+            <m:sSub>
+              <m:e>
+                <m:r>
+                  <m:rPr>
+                    <m:sty m:val="i"/>
+                  </m:rPr>
+                  <m:t>x</m:t>
+                </m:r>
+              </m:e>
+              <m:sub>
+                <m:r>
+                  <m:rPr>
+                    <m:sty m:val="i"/>
+                  </m:rPr>
+                  <m:t>i</m:t>
+                </m:r>
+              </m:sub>
+            </m:sSub>
+            <m:r>
+              <m:rPr>
+                <m:sty m:val="p"/>
+              </m:rPr>
+              <m:t>)</m:t>
+            </m:r>
+          </m:e>
+        </m:box>
+      </m:oMath>
+      <w:r>
+        <w:rPr>
+          <w:rFonts w:ascii="Times New Roman" w:hAnsi="Times New Roman" w:eastAsia="Times New Roman" w:cs="Times New Roman"/>
+          <w:color w:val="000000"/>
+          <w:sz w:val="24"/>
+        </w:rPr>
+        <w:t>. The difference between Rule-A regret and tested-best regret measured identification loss caused by selecting among noisy observations. Their sum equals Rule-A regret. Unconstrained model optima, constrained in-region recommendations, replication, and top-three confirmation were evaluated retrospectively to separate search, identification, and extrapolation effects. The constrained in-region RSM recommendation was not labeled ridge analysis because the implementation did not use the full classical ridge procedure [1–3].</w:t>
       </w:r>
     </w:p>
     <w:p>
@@ -3393,15 +5292,18 @@
         </w:rPr>
         <w:t xml:space="preserve">For response threshold </w:t>
       </w:r>
-      <w:r>
-        <w:rPr>
-          <w:rFonts w:ascii="Cambria Math" w:hAnsi="Cambria Math" w:eastAsia="Cambria Math" w:cs="Cambria Math"/>
-          <w:i/>
-          <w:color w:val="000000"/>
-          <w:sz w:val="24"/>
-        </w:rPr>
-        <w:t>\tau</w:t>
-      </w:r>
+      <m:oMath>
+        <m:box>
+          <m:e>
+            <m:r>
+              <m:rPr>
+                <m:sty m:val="i"/>
+              </m:rPr>
+              <m:t>τ</m:t>
+            </m:r>
+          </m:e>
+        </m:box>
+      </m:oMath>
       <w:r>
         <w:rPr>
           <w:rFonts w:ascii="Times New Roman" w:hAnsi="Times New Roman" w:eastAsia="Times New Roman" w:cs="Times New Roman"/>
@@ -3416,13 +5318,839 @@
         <w:spacing w:before="80" w:after="80" w:line="240" w:lineRule="auto"/>
         <w:jc w:val="center"/>
       </w:pPr>
+      <m:oMath>
+        <m:box>
+          <m:e>
+            <m:sSub>
+              <m:e>
+                <m:r>
+                  <m:rPr>
+                    <m:sty m:val="i"/>
+                  </m:rPr>
+                  <m:t>A</m:t>
+                </m:r>
+              </m:e>
+              <m:sub>
+                <m:r>
+                  <m:rPr>
+                    <m:sty m:val="i"/>
+                  </m:rPr>
+                  <m:t>τ</m:t>
+                </m:r>
+              </m:sub>
+            </m:sSub>
+            <m:r>
+              <m:rPr>
+                <m:sty m:val="p"/>
+              </m:rPr>
+              <m:t>=</m:t>
+            </m:r>
+            <m:r>
+              <m:rPr>
+                <m:sty m:val="p"/>
+              </m:rPr>
+              <m:t>{</m:t>
+            </m:r>
+            <m:r>
+              <m:rPr>
+                <m:sty m:val="i"/>
+              </m:rPr>
+              <m:t>x</m:t>
+            </m:r>
+            <m:r>
+              <m:rPr>
+                <m:sty m:val="p"/>
+              </m:rPr>
+              <m:t>∈</m:t>
+            </m:r>
+            <m:r>
+              <m:rPr>
+                <m:sty m:val="i"/>
+              </m:rPr>
+              <m:t>𝒳</m:t>
+            </m:r>
+            <m:r>
+              <m:rPr>
+                <m:sty m:val="i"/>
+              </m:rPr>
+              <m:t>:</m:t>
+            </m:r>
+            <m:r>
+              <m:rPr>
+                <m:sty m:val="i"/>
+              </m:rPr>
+              <m:t>f</m:t>
+            </m:r>
+            <m:r>
+              <m:rPr>
+                <m:sty m:val="p"/>
+              </m:rPr>
+              <m:t>(</m:t>
+            </m:r>
+            <m:r>
+              <m:rPr>
+                <m:sty m:val="i"/>
+              </m:rPr>
+              <m:t>x</m:t>
+            </m:r>
+            <m:r>
+              <m:rPr>
+                <m:sty m:val="p"/>
+              </m:rPr>
+              <m:t>)</m:t>
+            </m:r>
+            <m:r>
+              <m:rPr>
+                <m:sty m:val="p"/>
+              </m:rPr>
+              <m:t>≥</m:t>
+            </m:r>
+            <m:r>
+              <m:rPr>
+                <m:sty m:val="i"/>
+              </m:rPr>
+              <m:t>τ</m:t>
+            </m:r>
+            <m:r>
+              <m:rPr>
+                <m:sty m:val="p"/>
+              </m:rPr>
+              <m:t>}</m:t>
+            </m:r>
+            <m:r>
+              <m:rPr>
+                <m:sty m:val="p"/>
+              </m:rPr>
+              <m:t>.</m:t>
+            </m:r>
+          </m:e>
+        </m:box>
+      </m:oMath>
+    </w:p>
+    <w:p>
+      <w:pPr>
+        <w:widowControl/>
+      </w:pPr>
       <w:r>
         <w:rPr>
-          <w:rFonts w:ascii="Cambria Math" w:hAnsi="Cambria Math" w:eastAsia="Cambria Math" w:cs="Cambria Math"/>
+          <w:rFonts w:ascii="Times New Roman" w:hAnsi="Times New Roman" w:eastAsia="Times New Roman" w:cs="Times New Roman"/>
           <w:color w:val="000000"/>
-          <w:sz w:val="22"/>
+          <w:sz w:val="24"/>
         </w:rPr>
-        <w:t>A_\tau=\{x\in\mathcal{X}:f(x)\geq\tau\}.</w:t>
+        <w:t>The fitted model supplied a plug-in predictive exceedance probability,</w:t>
+      </w:r>
+    </w:p>
+    <w:p>
+      <w:pPr>
+        <w:spacing w:before="80" w:after="80" w:line="240" w:lineRule="auto"/>
+        <w:jc w:val="center"/>
+      </w:pPr>
+      <m:oMath>
+        <m:box>
+          <m:e>
+            <m:sSub>
+              <m:e>
+                <m:r>
+                  <m:rPr>
+                    <m:sty m:val="i"/>
+                  </m:rPr>
+                  <m:t>p</m:t>
+                </m:r>
+              </m:e>
+              <m:sub>
+                <m:r>
+                  <m:rPr>
+                    <m:sty m:val="i"/>
+                  </m:rPr>
+                  <m:t>τ</m:t>
+                </m:r>
+              </m:sub>
+            </m:sSub>
+            <m:r>
+              <m:rPr>
+                <m:sty m:val="p"/>
+              </m:rPr>
+              <m:t>(</m:t>
+            </m:r>
+            <m:r>
+              <m:rPr>
+                <m:sty m:val="i"/>
+              </m:rPr>
+              <m:t>x</m:t>
+            </m:r>
+            <m:r>
+              <m:rPr>
+                <m:sty m:val="p"/>
+              </m:rPr>
+              <m:t>)</m:t>
+            </m:r>
+            <m:r>
+              <m:rPr>
+                <m:sty m:val="p"/>
+              </m:rPr>
+              <m:t>=</m:t>
+            </m:r>
+            <m:r>
+              <m:rPr>
+                <m:sty m:val="i"/>
+              </m:rPr>
+              <m:t>Φ</m:t>
+            </m:r>
+            <m:r>
+              <m:t/>
+            </m:r>
+            <m:box>
+              <m:e>
+                <m:d>
+                  <m:dPr>
+                    <m:begChr m:val="("/>
+                    <m:endChr m:val=")"/>
+                  </m:dPr>
+                  <m:e>
+                    <m:box>
+                      <m:e>
+                        <m:f>
+                          <m:num>
+                            <m:box>
+                              <m:e>
+                                <m:r>
+                                  <m:rPr>
+                                    <m:sty m:val="i"/>
+                                  </m:rPr>
+                                  <m:t>μ</m:t>
+                                </m:r>
+                                <m:r>
+                                  <m:rPr>
+                                    <m:sty m:val="p"/>
+                                  </m:rPr>
+                                  <m:t>(</m:t>
+                                </m:r>
+                                <m:r>
+                                  <m:rPr>
+                                    <m:sty m:val="i"/>
+                                  </m:rPr>
+                                  <m:t>x</m:t>
+                                </m:r>
+                                <m:r>
+                                  <m:rPr>
+                                    <m:sty m:val="p"/>
+                                  </m:rPr>
+                                  <m:t>)</m:t>
+                                </m:r>
+                                <m:r>
+                                  <m:rPr>
+                                    <m:sty m:val="p"/>
+                                  </m:rPr>
+                                  <m:t>−</m:t>
+                                </m:r>
+                                <m:r>
+                                  <m:rPr>
+                                    <m:sty m:val="i"/>
+                                  </m:rPr>
+                                  <m:t>τ</m:t>
+                                </m:r>
+                              </m:e>
+                            </m:box>
+                          </m:num>
+                          <m:den>
+                            <m:box>
+                              <m:e>
+                                <m:rad>
+                                  <m:radPr>
+                                    <m:degHide m:val="on"/>
+                                  </m:radPr>
+                                  <m:deg/>
+                                  <m:e>
+                                    <m:box>
+                                      <m:e>
+                                        <m:box>
+                                          <m:e>
+                                            <m:sSup>
+                                              <m:e>
+                                                <m:r>
+                                                  <m:rPr>
+                                                    <m:sty m:val="i"/>
+                                                  </m:rPr>
+                                                  <m:t>s</m:t>
+                                                </m:r>
+                                              </m:e>
+                                              <m:sup>
+                                                <m:r>
+                                                  <m:rPr>
+                                                    <m:sty m:val="p"/>
+                                                  </m:rPr>
+                                                  <m:t>2</m:t>
+                                                </m:r>
+                                              </m:sup>
+                                            </m:sSup>
+                                            <m:r>
+                                              <m:rPr>
+                                                <m:sty m:val="p"/>
+                                              </m:rPr>
+                                              <m:t>(</m:t>
+                                            </m:r>
+                                            <m:r>
+                                              <m:rPr>
+                                                <m:sty m:val="i"/>
+                                              </m:rPr>
+                                              <m:t>x</m:t>
+                                            </m:r>
+                                            <m:r>
+                                              <m:rPr>
+                                                <m:sty m:val="p"/>
+                                              </m:rPr>
+                                              <m:t>)</m:t>
+                                            </m:r>
+                                            <m:r>
+                                              <m:rPr>
+                                                <m:sty m:val="p"/>
+                                              </m:rPr>
+                                              <m:t>+</m:t>
+                                            </m:r>
+                                            <m:sSubSup>
+                                              <m:e>
+                                                <m:r>
+                                                  <m:rPr>
+                                                    <m:sty m:val="i"/>
+                                                  </m:rPr>
+                                                  <m:t>σ</m:t>
+                                                </m:r>
+                                              </m:e>
+                                              <m:sub>
+                                                <m:box>
+                                                  <m:e>
+                                                    <m:r>
+                                                      <m:rPr>
+                                                        <m:sty m:val="p"/>
+                                                      </m:rPr>
+                                                      <m:t>rel</m:t>
+                                                    </m:r>
+                                                  </m:e>
+                                                </m:box>
+                                              </m:sub>
+                                              <m:sup>
+                                                <m:r>
+                                                  <m:rPr>
+                                                    <m:sty m:val="p"/>
+                                                  </m:rPr>
+                                                  <m:t>2</m:t>
+                                                </m:r>
+                                              </m:sup>
+                                            </m:sSubSup>
+                                            <m:sSup>
+                                              <m:e>
+                                                <m:r>
+                                                  <m:rPr>
+                                                    <m:sty m:val="i"/>
+                                                  </m:rPr>
+                                                  <m:t>μ</m:t>
+                                                </m:r>
+                                              </m:e>
+                                              <m:sup>
+                                                <m:r>
+                                                  <m:rPr>
+                                                    <m:sty m:val="p"/>
+                                                  </m:rPr>
+                                                  <m:t>2</m:t>
+                                                </m:r>
+                                              </m:sup>
+                                            </m:sSup>
+                                            <m:r>
+                                              <m:rPr>
+                                                <m:sty m:val="p"/>
+                                              </m:rPr>
+                                              <m:t>(</m:t>
+                                            </m:r>
+                                            <m:r>
+                                              <m:rPr>
+                                                <m:sty m:val="i"/>
+                                              </m:rPr>
+                                              <m:t>x</m:t>
+                                            </m:r>
+                                            <m:r>
+                                              <m:rPr>
+                                                <m:sty m:val="p"/>
+                                              </m:rPr>
+                                              <m:t>)</m:t>
+                                            </m:r>
+                                            <m:r>
+                                              <m:rPr>
+                                                <m:sty m:val="p"/>
+                                              </m:rPr>
+                                              <m:t>+</m:t>
+                                            </m:r>
+                                            <m:sSup>
+                                              <m:e>
+                                                <m:r>
+                                                  <m:rPr>
+                                                    <m:sty m:val="p"/>
+                                                  </m:rPr>
+                                                  <m:t>0.01</m:t>
+                                                </m:r>
+                                              </m:e>
+                                              <m:sup>
+                                                <m:r>
+                                                  <m:rPr>
+                                                    <m:sty m:val="p"/>
+                                                  </m:rPr>
+                                                  <m:t>2</m:t>
+                                                </m:r>
+                                              </m:sup>
+                                            </m:sSup>
+                                          </m:e>
+                                        </m:box>
+                                      </m:e>
+                                    </m:box>
+                                  </m:e>
+                                </m:rad>
+                              </m:e>
+                            </m:box>
+                          </m:den>
+                        </m:f>
+                      </m:e>
+                    </m:box>
+                  </m:e>
+                </m:d>
+              </m:e>
+            </m:box>
+            <m:r>
+              <m:rPr>
+                <m:sty m:val="p"/>
+              </m:rPr>
+              <m:t>,</m:t>
+            </m:r>
+          </m:e>
+        </m:box>
+      </m:oMath>
+    </w:p>
+    <w:p>
+      <w:pPr>
+        <w:widowControl/>
+      </w:pPr>
+      <w:r>
+        <w:rPr>
+          <w:rFonts w:ascii="Times New Roman" w:hAnsi="Times New Roman" w:eastAsia="Times New Roman" w:cs="Times New Roman"/>
+          <w:color w:val="000000"/>
+          <w:sz w:val="24"/>
+        </w:rPr>
+        <w:t xml:space="preserve">where </w:t>
+      </w:r>
+      <m:oMath>
+        <m:box>
+          <m:e>
+            <m:r>
+              <m:rPr>
+                <m:sty m:val="i"/>
+              </m:rPr>
+              <m:t>Φ</m:t>
+            </m:r>
+          </m:e>
+        </m:box>
+      </m:oMath>
+      <w:r>
+        <w:rPr>
+          <w:rFonts w:ascii="Times New Roman" w:hAnsi="Times New Roman" w:eastAsia="Times New Roman" w:cs="Times New Roman"/>
+          <w:color w:val="000000"/>
+          <w:sz w:val="24"/>
+        </w:rPr>
+        <w:t xml:space="preserve"> is the standard normal distribution function and </w:t>
+      </w:r>
+      <m:oMath>
+        <m:box>
+          <m:e>
+            <m:sSup>
+              <m:e>
+                <m:r>
+                  <m:rPr>
+                    <m:sty m:val="i"/>
+                  </m:rPr>
+                  <m:t>s</m:t>
+                </m:r>
+              </m:e>
+              <m:sup>
+                <m:r>
+                  <m:rPr>
+                    <m:sty m:val="p"/>
+                  </m:rPr>
+                  <m:t>2</m:t>
+                </m:r>
+              </m:sup>
+            </m:sSup>
+            <m:r>
+              <m:rPr>
+                <m:sty m:val="p"/>
+              </m:rPr>
+              <m:t>(</m:t>
+            </m:r>
+            <m:r>
+              <m:rPr>
+                <m:sty m:val="i"/>
+              </m:rPr>
+              <m:t>x</m:t>
+            </m:r>
+            <m:r>
+              <m:rPr>
+                <m:sty m:val="p"/>
+              </m:rPr>
+              <m:t>)</m:t>
+            </m:r>
+          </m:e>
+        </m:box>
+      </m:oMath>
+      <w:r>
+        <w:rPr>
+          <w:rFonts w:ascii="Times New Roman" w:hAnsi="Times New Roman" w:eastAsia="Times New Roman" w:cs="Times New Roman"/>
+          <w:color w:val="000000"/>
+          <w:sz w:val="24"/>
+        </w:rPr>
+        <w:t xml:space="preserve"> is latent posterior variance. The implemented prospective map used a 0.50 cutoff: </w:t>
+      </w:r>
+      <m:oMath>
+        <m:box>
+          <m:e>
+            <m:sSub>
+              <m:e>
+                <m:limUpp>
+                  <m:e>
+                    <m:box>
+                      <m:e>
+                        <m:r>
+                          <m:rPr>
+                            <m:sty m:val="i"/>
+                          </m:rPr>
+                          <m:t>A</m:t>
+                        </m:r>
+                      </m:e>
+                    </m:box>
+                  </m:e>
+                  <m:lim>
+                    <m:r>
+                      <m:rPr>
+                        <m:sty m:val="p"/>
+                      </m:rPr>
+                      <m:t>^</m:t>
+                    </m:r>
+                  </m:lim>
+                </m:limUpp>
+              </m:e>
+              <m:sub>
+                <m:box>
+                  <m:e>
+                    <m:r>
+                      <m:rPr>
+                        <m:sty m:val="i"/>
+                      </m:rPr>
+                      <m:t>τ</m:t>
+                    </m:r>
+                    <m:r>
+                      <m:rPr>
+                        <m:sty m:val="p"/>
+                      </m:rPr>
+                      <m:t>,</m:t>
+                    </m:r>
+                    <m:r>
+                      <m:rPr>
+                        <m:sty m:val="p"/>
+                      </m:rPr>
+                      <m:t>0.50</m:t>
+                    </m:r>
+                  </m:e>
+                </m:box>
+              </m:sub>
+            </m:sSub>
+            <m:r>
+              <m:rPr>
+                <m:sty m:val="p"/>
+              </m:rPr>
+              <m:t>=</m:t>
+            </m:r>
+            <m:r>
+              <m:rPr>
+                <m:sty m:val="p"/>
+              </m:rPr>
+              <m:t>{</m:t>
+            </m:r>
+            <m:r>
+              <m:rPr>
+                <m:sty m:val="i"/>
+              </m:rPr>
+              <m:t>x</m:t>
+            </m:r>
+            <m:r>
+              <m:rPr>
+                <m:sty m:val="i"/>
+              </m:rPr>
+              <m:t>:</m:t>
+            </m:r>
+            <m:sSub>
+              <m:e>
+                <m:r>
+                  <m:rPr>
+                    <m:sty m:val="i"/>
+                  </m:rPr>
+                  <m:t>p</m:t>
+                </m:r>
+              </m:e>
+              <m:sub>
+                <m:r>
+                  <m:rPr>
+                    <m:sty m:val="i"/>
+                  </m:rPr>
+                  <m:t>τ</m:t>
+                </m:r>
+              </m:sub>
+            </m:sSub>
+            <m:r>
+              <m:rPr>
+                <m:sty m:val="p"/>
+              </m:rPr>
+              <m:t>(</m:t>
+            </m:r>
+            <m:r>
+              <m:rPr>
+                <m:sty m:val="i"/>
+              </m:rPr>
+              <m:t>x</m:t>
+            </m:r>
+            <m:r>
+              <m:rPr>
+                <m:sty m:val="p"/>
+              </m:rPr>
+              <m:t>)</m:t>
+            </m:r>
+            <m:r>
+              <m:rPr>
+                <m:sty m:val="p"/>
+              </m:rPr>
+              <m:t>≥</m:t>
+            </m:r>
+            <m:r>
+              <m:rPr>
+                <m:sty m:val="p"/>
+              </m:rPr>
+              <m:t>0.50</m:t>
+            </m:r>
+            <m:r>
+              <m:rPr>
+                <m:sty m:val="p"/>
+              </m:rPr>
+              <m:t>}</m:t>
+            </m:r>
+          </m:e>
+        </m:box>
+      </m:oMath>
+      <w:r>
+        <w:rPr>
+          <w:rFonts w:ascii="Times New Roman" w:hAnsi="Times New Roman" w:eastAsia="Times New Roman" w:cs="Times New Roman"/>
+          <w:color w:val="000000"/>
+          <w:sz w:val="24"/>
+        </w:rPr>
+        <w:t>. Under this Gaussian construction, that is the posterior-mean superlevel set. The primary map outcome was normalized symmetric-difference volume,</w:t>
+      </w:r>
+    </w:p>
+    <w:p>
+      <w:pPr>
+        <w:spacing w:before="80" w:after="80" w:line="240" w:lineRule="auto"/>
+        <w:jc w:val="center"/>
+      </w:pPr>
+      <m:oMath>
+        <m:box>
+          <m:e>
+            <m:sSub>
+              <m:e>
+                <m:r>
+                  <m:rPr>
+                    <m:sty m:val="i"/>
+                  </m:rPr>
+                  <m:t>E</m:t>
+                </m:r>
+              </m:e>
+              <m:sub>
+                <m:r>
+                  <m:rPr>
+                    <m:sty m:val="i"/>
+                  </m:rPr>
+                  <m:t>Δ</m:t>
+                </m:r>
+              </m:sub>
+            </m:sSub>
+            <m:r>
+              <m:rPr>
+                <m:sty m:val="p"/>
+              </m:rPr>
+              <m:t>=</m:t>
+            </m:r>
+            <m:f>
+              <m:num>
+                <m:box>
+                  <m:e>
+                    <m:r>
+                      <m:rPr>
+                        <m:sty m:val="p"/>
+                      </m:rPr>
+                      <m:t>|</m:t>
+                    </m:r>
+                    <m:sSub>
+                      <m:e>
+                        <m:limUpp>
+                          <m:e>
+                            <m:box>
+                              <m:e>
+                                <m:r>
+                                  <m:rPr>
+                                    <m:sty m:val="i"/>
+                                  </m:rPr>
+                                  <m:t>A</m:t>
+                                </m:r>
+                              </m:e>
+                            </m:box>
+                          </m:e>
+                          <m:lim>
+                            <m:r>
+                              <m:rPr>
+                                <m:sty m:val="p"/>
+                              </m:rPr>
+                              <m:t>^</m:t>
+                            </m:r>
+                          </m:lim>
+                        </m:limUpp>
+                      </m:e>
+                      <m:sub>
+                        <m:box>
+                          <m:e>
+                            <m:r>
+                              <m:rPr>
+                                <m:sty m:val="i"/>
+                              </m:rPr>
+                              <m:t>τ</m:t>
+                            </m:r>
+                            <m:r>
+                              <m:rPr>
+                                <m:sty m:val="p"/>
+                              </m:rPr>
+                              <m:t>,</m:t>
+                            </m:r>
+                            <m:r>
+                              <m:rPr>
+                                <m:sty m:val="p"/>
+                              </m:rPr>
+                              <m:t>0.50</m:t>
+                            </m:r>
+                          </m:e>
+                        </m:box>
+                      </m:sub>
+                    </m:sSub>
+                    <m:r>
+                      <m:rPr>
+                        <m:sty m:val="i"/>
+                      </m:rPr>
+                      <m:t>△</m:t>
+                    </m:r>
+                    <m:sSub>
+                      <m:e>
+                        <m:r>
+                          <m:rPr>
+                            <m:sty m:val="i"/>
+                          </m:rPr>
+                          <m:t>A</m:t>
+                        </m:r>
+                      </m:e>
+                      <m:sub>
+                        <m:r>
+                          <m:rPr>
+                            <m:sty m:val="i"/>
+                          </m:rPr>
+                          <m:t>τ</m:t>
+                        </m:r>
+                      </m:sub>
+                    </m:sSub>
+                    <m:r>
+                      <m:rPr>
+                        <m:sty m:val="p"/>
+                      </m:rPr>
+                      <m:t>|</m:t>
+                    </m:r>
+                  </m:e>
+                </m:box>
+              </m:num>
+              <m:den>
+                <m:box>
+                  <m:e>
+                    <m:r>
+                      <m:rPr>
+                        <m:sty m:val="p"/>
+                      </m:rPr>
+                      <m:t>|</m:t>
+                    </m:r>
+                    <m:r>
+                      <m:rPr>
+                        <m:sty m:val="i"/>
+                      </m:rPr>
+                      <m:t>𝒳</m:t>
+                    </m:r>
+                    <m:r>
+                      <m:rPr>
+                        <m:sty m:val="p"/>
+                      </m:rPr>
+                      <m:t>|</m:t>
+                    </m:r>
+                  </m:e>
+                </m:box>
+              </m:den>
+            </m:f>
+            <m:r>
+              <m:rPr>
+                <m:sty m:val="p"/>
+              </m:rPr>
+              <m:t>,</m:t>
+            </m:r>
+          </m:e>
+        </m:box>
+      </m:oMath>
+    </w:p>
+    <w:p>
+      <w:pPr>
+        <w:widowControl/>
+      </w:pPr>
+      <w:r>
+        <w:rPr>
+          <w:rFonts w:ascii="Times New Roman" w:hAnsi="Times New Roman" w:eastAsia="Times New Roman" w:cs="Times New Roman"/>
+          <w:color w:val="000000"/>
+          <w:sz w:val="24"/>
+        </w:rPr>
+        <w:t xml:space="preserve">where </w:t>
+      </w:r>
+      <m:oMath>
+        <m:box>
+          <m:e>
+            <m:r>
+              <m:rPr>
+                <m:sty m:val="p"/>
+              </m:rPr>
+              <m:t>|</m:t>
+            </m:r>
+            <m:r>
+              <m:rPr>
+                <m:sty m:val="p"/>
+              </m:rPr>
+              <m:t>·</m:t>
+            </m:r>
+            <m:r>
+              <m:rPr>
+                <m:sty m:val="p"/>
+              </m:rPr>
+              <m:t>|</m:t>
+            </m:r>
+          </m:e>
+        </m:box>
+      </m:oMath>
+      <w:r>
+        <w:rPr>
+          <w:rFonts w:ascii="Times New Roman" w:hAnsi="Times New Roman" w:eastAsia="Times New Roman" w:cs="Times New Roman"/>
+          <w:color w:val="000000"/>
+          <w:sz w:val="24"/>
+        </w:rPr>
+        <w:t xml:space="preserve"> denotes volume and lower values indicate better geometric agreement. Volumes were approximated on a 20,000-point Sobol grid with seed zero. The threshold labels 0.10 and 0.25 index frozen oracle-derived upper-tail quantiles; target-condition comparisons use the moderate 0.25 threshold. The runner reads one frozen threshold per condition, including across Hill instances. These labels therefore do not impose exactly the same prevalence on every instance. No reported map-error value was recomputed at a different probability cutoff for this manuscript.</w:t>
       </w:r>
     </w:p>
     <w:p>
@@ -3435,85 +6163,119 @@
           <w:color w:val="000000"/>
           <w:sz w:val="24"/>
         </w:rPr>
-        <w:t xml:space="preserve">The fitted model supplied </w:t>
+        <w:t xml:space="preserve">The stored rows repeat map scores over nominal </w:t>
       </w:r>
-      <w:r>
-        <w:rPr>
-          <w:rFonts w:ascii="Cambria Math" w:hAnsi="Cambria Math" w:eastAsia="Cambria Math" w:cs="Cambria Math"/>
-          <w:i/>
-          <w:color w:val="000000"/>
-          <w:sz w:val="24"/>
-        </w:rPr>
-        <w:t>p_\tau(x)=\Pr(Y(x)\geq\tau\mid D)</w:t>
-      </w:r>
+      <m:oMath>
+        <m:box>
+          <m:e>
+            <m:r>
+              <m:rPr>
+                <m:sty m:val="i"/>
+              </m:rPr>
+              <m:t>γ</m:t>
+            </m:r>
+          </m:e>
+        </m:box>
+      </m:oMath>
       <w:r>
         <w:rPr>
           <w:rFonts w:ascii="Times New Roman" w:hAnsi="Times New Roman" w:eastAsia="Times New Roman" w:cs="Times New Roman"/>
           <w:color w:val="000000"/>
           <w:sz w:val="24"/>
         </w:rPr>
-        <w:t xml:space="preserve">. At probability threshold </w:t>
+        <w:t xml:space="preserve"> and </w:t>
       </w:r>
-      <w:r>
-        <w:rPr>
-          <w:rFonts w:ascii="Cambria Math" w:hAnsi="Cambria Math" w:eastAsia="Cambria Math" w:cs="Cambria Math"/>
-          <w:i/>
-          <w:color w:val="000000"/>
-          <w:sz w:val="24"/>
-        </w:rPr>
-        <w:t>\gamma</w:t>
-      </w:r>
+      <m:oMath>
+        <m:box>
+          <m:e>
+            <m:r>
+              <m:rPr>
+                <m:sty m:val="i"/>
+              </m:rPr>
+              <m:t>α</m:t>
+            </m:r>
+          </m:e>
+        </m:box>
+      </m:oMath>
       <w:r>
         <w:rPr>
           <w:rFonts w:ascii="Times New Roman" w:hAnsi="Times New Roman" w:eastAsia="Times New Roman" w:cs="Times New Roman"/>
           <w:color w:val="000000"/>
           <w:sz w:val="24"/>
         </w:rPr>
-        <w:t xml:space="preserve">, the estimated region was </w:t>
+        <w:t xml:space="preserve"> configurations. Those labels are not independent map measurements: the prospective scorer computes its map once per campaign and response threshold, outside both loops. Area under the receiver-operating-characteristic curve (AUC), intersection over union, false-inclusion rate, Brier score, Murphy calibration, and Murphy refinement were secondary. Brier and calibration summaries used the noiseless binary label </w:t>
       </w:r>
-      <w:r>
-        <w:rPr>
-          <w:rFonts w:ascii="Cambria Math" w:hAnsi="Cambria Math" w:eastAsia="Cambria Math" w:cs="Cambria Math"/>
-          <w:i/>
-          <w:color w:val="000000"/>
-          <w:sz w:val="24"/>
-        </w:rPr>
-        <w:t>\widehat{A}_{\tau,\gamma}=\{x:p_\tau(x)\geq\gamma\}</w:t>
-      </w:r>
+      <m:oMath>
+        <m:box>
+          <m:e>
+            <m:box>
+              <m:e>
+                <m:r>
+                  <m:rPr>
+                    <m:sty m:val="b"/>
+                  </m:rPr>
+                  <m:t>1</m:t>
+                </m:r>
+              </m:e>
+            </m:box>
+            <m:r>
+              <m:rPr>
+                <m:sty m:val="p"/>
+              </m:rPr>
+              <m:t>{</m:t>
+            </m:r>
+            <m:r>
+              <m:rPr>
+                <m:sty m:val="i"/>
+              </m:rPr>
+              <m:t>f</m:t>
+            </m:r>
+            <m:r>
+              <m:rPr>
+                <m:sty m:val="p"/>
+              </m:rPr>
+              <m:t>(</m:t>
+            </m:r>
+            <m:r>
+              <m:rPr>
+                <m:sty m:val="i"/>
+              </m:rPr>
+              <m:t>x</m:t>
+            </m:r>
+            <m:r>
+              <m:rPr>
+                <m:sty m:val="p"/>
+              </m:rPr>
+              <m:t>)</m:t>
+            </m:r>
+            <m:r>
+              <m:rPr>
+                <m:sty m:val="p"/>
+              </m:rPr>
+              <m:t>≥</m:t>
+            </m:r>
+            <m:r>
+              <m:rPr>
+                <m:sty m:val="i"/>
+              </m:rPr>
+              <m:t>τ</m:t>
+            </m:r>
+            <m:r>
+              <m:rPr>
+                <m:sty m:val="p"/>
+              </m:rPr>
+              <m:t>}</m:t>
+            </m:r>
+          </m:e>
+        </m:box>
+      </m:oMath>
       <w:r>
         <w:rPr>
           <w:rFonts w:ascii="Times New Roman" w:hAnsi="Times New Roman" w:eastAsia="Times New Roman" w:cs="Times New Roman"/>
           <w:color w:val="000000"/>
           <w:sz w:val="24"/>
         </w:rPr>
-        <w:t>. The primary map outcome was normalized symmetric-difference volume,</w:t>
-      </w:r>
-    </w:p>
-    <w:p>
-      <w:pPr>
-        <w:spacing w:before="80" w:after="80" w:line="240" w:lineRule="auto"/>
-        <w:jc w:val="center"/>
-      </w:pPr>
-      <w:r>
-        <w:rPr>
-          <w:rFonts w:ascii="Cambria Math" w:hAnsi="Cambria Math" w:eastAsia="Cambria Math" w:cs="Cambria Math"/>
-          <w:color w:val="000000"/>
-          <w:sz w:val="22"/>
-        </w:rPr>
-        <w:t>E_\Delta=\frac{\mu(\widehat{A}_{\tau,\gamma}\triangle A_\tau)}{\mu(\mathcal{X})},</w:t>
-      </w:r>
-    </w:p>
-    <w:p>
-      <w:pPr>
-        <w:widowControl/>
-      </w:pPr>
-      <w:r>
-        <w:rPr>
-          <w:rFonts w:ascii="Times New Roman" w:hAnsi="Times New Roman" w:eastAsia="Times New Roman" w:cs="Times New Roman"/>
-          <w:color w:val="000000"/>
-          <w:sz w:val="24"/>
-        </w:rPr>
-        <w:t>where lower values indicate better geometric agreement. AUC, intersection over union, false-inclusion rate, Brier score, Murphy calibration, and Murphy refinement were secondary. Calibration and refinement were reported together because ranking or sharpness does not establish probability reliability [13].</w:t>
+        <w:t>, not repeated future-observation outcomes. They assess agreement with latent acceptability and cannot establish calibration of future-response reliability [17].</w:t>
       </w:r>
     </w:p>
     <w:p>
@@ -3540,24 +6302,63 @@
           <w:color w:val="000000"/>
           <w:sz w:val="24"/>
         </w:rPr>
-        <w:t xml:space="preserve">SPADE constructed a conservative excursion set from joint posterior draws and Vorob'ev quantiles. One half of 4,096 draws selected candidate sets and the other half evaluated them. This cross-fit prevented the same Monte Carlo draws from both choosing and validating a set. For requested assurance </w:t>
+        <w:t xml:space="preserve">SPADE constructed a conservative latent excursion set on a 2,000-point Sobol subset. Of 4,096 joint latent posterior draws, 2,048 selected among 64 Vorob'ev quantiles and 2,048 evaluated the selected set. The halves were generated sequentially from one seeded stream, preserving the archived sampling convention. For requested assurance </w:t>
       </w:r>
-      <w:r>
-        <w:rPr>
-          <w:rFonts w:ascii="Cambria Math" w:hAnsi="Cambria Math" w:eastAsia="Cambria Math" w:cs="Cambria Math"/>
-          <w:i/>
-          <w:color w:val="000000"/>
-          <w:sz w:val="24"/>
-        </w:rPr>
-        <w:t>\alpha</w:t>
-      </w:r>
+      <m:oMath>
+        <m:box>
+          <m:e>
+            <m:r>
+              <m:rPr>
+                <m:sty m:val="i"/>
+              </m:rPr>
+              <m:t>α</m:t>
+            </m:r>
+            <m:r>
+              <m:rPr>
+                <m:sty m:val="p"/>
+              </m:rPr>
+              <m:t>∈</m:t>
+            </m:r>
+            <m:r>
+              <m:rPr>
+                <m:sty m:val="p"/>
+              </m:rPr>
+              <m:t>{</m:t>
+            </m:r>
+            <m:r>
+              <m:rPr>
+                <m:sty m:val="p"/>
+              </m:rPr>
+              <m:t>0.80</m:t>
+            </m:r>
+            <m:r>
+              <m:rPr>
+                <m:sty m:val="p"/>
+              </m:rPr>
+              <m:t>,</m:t>
+            </m:r>
+            <m:r>
+              <m:rPr>
+                <m:sty m:val="p"/>
+              </m:rPr>
+              <m:t>0.95</m:t>
+            </m:r>
+            <m:r>
+              <m:rPr>
+                <m:sty m:val="p"/>
+              </m:rPr>
+              <m:t>}</m:t>
+            </m:r>
+          </m:e>
+        </m:box>
+      </m:oMath>
       <w:r>
         <w:rPr>
           <w:rFonts w:ascii="Times New Roman" w:hAnsi="Times New Roman" w:eastAsia="Times New Roman" w:cs="Times New Roman"/>
           <w:color w:val="000000"/>
           <w:sz w:val="24"/>
         </w:rPr>
-        <w:t>, the target property was</w:t>
+        <w:t>, the model-level target was</w:t>
       </w:r>
     </w:p>
     <w:p>
@@ -3565,13 +6366,232 @@
         <w:spacing w:before="80" w:after="80" w:line="240" w:lineRule="auto"/>
         <w:jc w:val="center"/>
       </w:pPr>
+      <m:oMath>
+        <m:box>
+          <m:e>
+            <m:r>
+              <m:rPr>
+                <m:sty m:val="p"/>
+              </m:rPr>
+              <m:t>Pr</m:t>
+            </m:r>
+            <m:r>
+              <m:rPr>
+                <m:sty m:val="p"/>
+              </m:rPr>
+              <m:t>(</m:t>
+            </m:r>
+            <m:sSub>
+              <m:e>
+                <m:r>
+                  <m:rPr>
+                    <m:sty m:val="i"/>
+                  </m:rPr>
+                  <m:t>C</m:t>
+                </m:r>
+              </m:e>
+              <m:sub>
+                <m:r>
+                  <m:rPr>
+                    <m:sty m:val="i"/>
+                  </m:rPr>
+                  <m:t>α</m:t>
+                </m:r>
+              </m:sub>
+            </m:sSub>
+            <m:r>
+              <m:rPr>
+                <m:sty m:val="p"/>
+              </m:rPr>
+              <m:t>⊆</m:t>
+            </m:r>
+            <m:sSub>
+              <m:e>
+                <m:r>
+                  <m:rPr>
+                    <m:sty m:val="i"/>
+                  </m:rPr>
+                  <m:t>A</m:t>
+                </m:r>
+              </m:e>
+              <m:sub>
+                <m:r>
+                  <m:rPr>
+                    <m:sty m:val="i"/>
+                  </m:rPr>
+                  <m:t>τ</m:t>
+                </m:r>
+              </m:sub>
+            </m:sSub>
+            <m:r>
+              <m:rPr>
+                <m:sty m:val="p"/>
+              </m:rPr>
+              <m:t>∣</m:t>
+            </m:r>
+            <m:r>
+              <m:rPr>
+                <m:sty m:val="i"/>
+              </m:rPr>
+              <m:t>D</m:t>
+            </m:r>
+            <m:r>
+              <m:rPr>
+                <m:sty m:val="p"/>
+              </m:rPr>
+              <m:t>)</m:t>
+            </m:r>
+            <m:r>
+              <m:rPr>
+                <m:sty m:val="p"/>
+              </m:rPr>
+              <m:t>≥</m:t>
+            </m:r>
+            <m:r>
+              <m:rPr>
+                <m:sty m:val="i"/>
+              </m:rPr>
+              <m:t>α</m:t>
+            </m:r>
+            <m:r>
+              <m:rPr>
+                <m:sty m:val="p"/>
+              </m:rPr>
+              <m:t>.</m:t>
+            </m:r>
+          </m:e>
+        </m:box>
+      </m:oMath>
+    </w:p>
+    <w:p>
+      <w:pPr>
+        <w:widowControl/>
+      </w:pPr>
       <w:r>
         <w:rPr>
-          <w:rFonts w:ascii="Cambria Math" w:hAnsi="Cambria Math" w:eastAsia="Cambria Math" w:cs="Cambria Math"/>
+          <w:rFonts w:ascii="Times New Roman" w:hAnsi="Times New Roman" w:eastAsia="Times New Roman" w:cs="Times New Roman"/>
           <w:color w:val="000000"/>
-          <w:sz w:val="22"/>
+          <w:sz w:val="24"/>
         </w:rPr>
-        <w:t>\Pr(C_\alpha\subseteq A_\tau\mid D)\geq\alpha.</w:t>
+        <w:t xml:space="preserve">Two distinct quantities were stored. Empirical containment was the binary oracle check </w:t>
+      </w:r>
+      <m:oMath>
+        <m:box>
+          <m:e>
+            <m:box>
+              <m:e>
+                <m:r>
+                  <m:rPr>
+                    <m:sty m:val="b"/>
+                  </m:rPr>
+                  <m:t>1</m:t>
+                </m:r>
+              </m:e>
+            </m:box>
+            <m:r>
+              <m:rPr>
+                <m:sty m:val="p"/>
+              </m:rPr>
+              <m:t>{</m:t>
+            </m:r>
+            <m:sSub>
+              <m:e>
+                <m:r>
+                  <m:rPr>
+                    <m:sty m:val="i"/>
+                  </m:rPr>
+                  <m:t>C</m:t>
+                </m:r>
+              </m:e>
+              <m:sub>
+                <m:r>
+                  <m:rPr>
+                    <m:sty m:val="i"/>
+                  </m:rPr>
+                  <m:t>α</m:t>
+                </m:r>
+              </m:sub>
+            </m:sSub>
+            <m:r>
+              <m:rPr>
+                <m:sty m:val="p"/>
+              </m:rPr>
+              <m:t>⊆</m:t>
+            </m:r>
+            <m:sSub>
+              <m:e>
+                <m:r>
+                  <m:rPr>
+                    <m:sty m:val="i"/>
+                  </m:rPr>
+                  <m:t>A</m:t>
+                </m:r>
+              </m:e>
+              <m:sub>
+                <m:r>
+                  <m:rPr>
+                    <m:sty m:val="i"/>
+                  </m:rPr>
+                  <m:t>τ</m:t>
+                </m:r>
+              </m:sub>
+            </m:sSub>
+            <m:r>
+              <m:rPr>
+                <m:sty m:val="p"/>
+              </m:rPr>
+              <m:t>}</m:t>
+            </m:r>
+          </m:e>
+        </m:box>
+      </m:oMath>
+      <w:r>
+        <w:rPr>
+          <w:rFonts w:ascii="Times New Roman" w:hAnsi="Times New Roman" w:eastAsia="Times New Roman" w:cs="Times New Roman"/>
+          <w:color w:val="000000"/>
+          <w:sz w:val="24"/>
+        </w:rPr>
+        <w:t xml:space="preserve"> on the evaluation subset. The held-out posterior check was the fraction of evaluation draws containing the selected set. The original prospective report then counted campaigns whose held-out posterior fraction was at least </w:t>
+      </w:r>
+      <m:oMath>
+        <m:box>
+          <m:e>
+            <m:r>
+              <m:rPr>
+                <m:sty m:val="i"/>
+              </m:rPr>
+              <m:t>α</m:t>
+            </m:r>
+          </m:e>
+        </m:box>
+      </m:oMath>
+      <w:r>
+        <w:rPr>
+          <w:rFonts w:ascii="Times New Roman" w:hAnsi="Times New Roman" w:eastAsia="Times New Roman" w:cs="Times New Roman"/>
+          <w:color w:val="000000"/>
+          <w:sz w:val="24"/>
+        </w:rPr>
+        <w:t xml:space="preserve">. Its displayed numerator is therefore a posterior self-consistency pass count, not empirical containment against the oracle. We retain that statistic with its meaning corrected. Neither a held-out posterior check nor a failure to reject its nominal level establishes real-world coverage. The certificate masks also do not depend on the stored </w:t>
+      </w:r>
+      <m:oMath>
+        <m:box>
+          <m:e>
+            <m:r>
+              <m:rPr>
+                <m:sty m:val="i"/>
+              </m:rPr>
+              <m:t>γ</m:t>
+            </m:r>
+          </m:e>
+        </m:box>
+      </m:oMath>
+      <w:r>
+        <w:rPr>
+          <w:rFonts w:ascii="Times New Roman" w:hAnsi="Times New Roman" w:eastAsia="Times New Roman" w:cs="Times New Roman"/>
+          <w:color w:val="000000"/>
+          <w:sz w:val="24"/>
+        </w:rPr>
+        <w:t xml:space="preserve"> labels in this prospective implementation.</w:t>
       </w:r>
     </w:p>
     <w:p>
@@ -3584,7 +6604,7 @@
           <w:color w:val="000000"/>
           <w:sz w:val="24"/>
         </w:rPr>
-        <w:t>Empirical containment was evaluated against the known true region. Empty certificates were excluded from containment numerators and denominators and reported separately. Thus, an empty set was treated as refusal to certify, not a successful guarantee. The certificate is an assumption-scoped performance audit conditional on the fitted GP and plug-in hyperparameters; hyperparameter uncertainty was not integrated, and the certificate is not a biological guarantee.</w:t>
+        <w:t>Empty certificates were excluded from each displayed numerator and denominator and their frequency was reported separately. Hyperparameter uncertainty was not integrated. Containment on a finite evaluation subset does not establish containment throughout the continuous domain.</w:t>
       </w:r>
     </w:p>
     <w:p>
@@ -3605,14 +6625,144 @@
         <w:spacing w:before="80" w:after="80" w:line="240" w:lineRule="auto"/>
         <w:jc w:val="center"/>
       </w:pPr>
-      <w:r>
-        <w:rPr>
-          <w:rFonts w:ascii="Cambria Math" w:hAnsi="Cambria Math" w:eastAsia="Cambria Math" w:cs="Cambria Math"/>
-          <w:color w:val="000000"/>
-          <w:sz w:val="22"/>
-        </w:rPr>
-        <w:t>\tau_{\max}(\gamma,\sigma_{\mathrm{rel}})=1-z_\gamma\sigma_{\mathrm{rel}}.</w:t>
-      </w:r>
+      <m:oMath>
+        <m:box>
+          <m:e>
+            <m:sSub>
+              <m:e>
+                <m:r>
+                  <m:rPr>
+                    <m:sty m:val="i"/>
+                  </m:rPr>
+                  <m:t>τ</m:t>
+                </m:r>
+              </m:e>
+              <m:sub>
+                <m:box>
+                  <m:e>
+                    <m:r>
+                      <m:rPr>
+                        <m:sty m:val="p"/>
+                      </m:rPr>
+                      <m:t>max</m:t>
+                    </m:r>
+                  </m:e>
+                </m:box>
+              </m:sub>
+            </m:sSub>
+            <m:r>
+              <m:rPr>
+                <m:sty m:val="p"/>
+              </m:rPr>
+              <m:t>(</m:t>
+            </m:r>
+            <m:r>
+              <m:rPr>
+                <m:sty m:val="i"/>
+              </m:rPr>
+              <m:t>γ</m:t>
+            </m:r>
+            <m:r>
+              <m:rPr>
+                <m:sty m:val="p"/>
+              </m:rPr>
+              <m:t>,</m:t>
+            </m:r>
+            <m:sSub>
+              <m:e>
+                <m:r>
+                  <m:rPr>
+                    <m:sty m:val="i"/>
+                  </m:rPr>
+                  <m:t>σ</m:t>
+                </m:r>
+              </m:e>
+              <m:sub>
+                <m:box>
+                  <m:e>
+                    <m:r>
+                      <m:rPr>
+                        <m:sty m:val="p"/>
+                      </m:rPr>
+                      <m:t>rel</m:t>
+                    </m:r>
+                  </m:e>
+                </m:box>
+              </m:sub>
+            </m:sSub>
+            <m:r>
+              <m:rPr>
+                <m:sty m:val="p"/>
+              </m:rPr>
+              <m:t>)</m:t>
+            </m:r>
+            <m:r>
+              <m:rPr>
+                <m:sty m:val="p"/>
+              </m:rPr>
+              <m:t>=</m:t>
+            </m:r>
+            <m:r>
+              <m:rPr>
+                <m:sty m:val="p"/>
+              </m:rPr>
+              <m:t>1</m:t>
+            </m:r>
+            <m:r>
+              <m:rPr>
+                <m:sty m:val="p"/>
+              </m:rPr>
+              <m:t>−</m:t>
+            </m:r>
+            <m:sSub>
+              <m:e>
+                <m:r>
+                  <m:rPr>
+                    <m:sty m:val="i"/>
+                  </m:rPr>
+                  <m:t>z</m:t>
+                </m:r>
+              </m:e>
+              <m:sub>
+                <m:r>
+                  <m:rPr>
+                    <m:sty m:val="i"/>
+                  </m:rPr>
+                  <m:t>γ</m:t>
+                </m:r>
+              </m:sub>
+            </m:sSub>
+            <m:sSub>
+              <m:e>
+                <m:r>
+                  <m:rPr>
+                    <m:sty m:val="i"/>
+                  </m:rPr>
+                  <m:t>σ</m:t>
+                </m:r>
+              </m:e>
+              <m:sub>
+                <m:box>
+                  <m:e>
+                    <m:r>
+                      <m:rPr>
+                        <m:sty m:val="p"/>
+                      </m:rPr>
+                      <m:t>rel</m:t>
+                    </m:r>
+                  </m:e>
+                </m:box>
+              </m:sub>
+            </m:sSub>
+            <m:r>
+              <m:rPr>
+                <m:sty m:val="p"/>
+              </m:rPr>
+              <m:t>.</m:t>
+            </m:r>
+          </m:e>
+        </m:box>
+      </m:oMath>
     </w:p>
     <w:p>
       <w:pPr>
@@ -3624,7 +6774,95 @@
           <w:color w:val="000000"/>
           <w:sz w:val="24"/>
         </w:rPr>
-        <w:t>After a preregistered feasibility correction, condition-specific response quantiles and noise-dependent primary probability levels replaced combinations above this ceiling. Only conditions with feasible thresholds, acceptable-set prevalence between 0.05 and 0.60, projected non-empty certificates in at least half of pilot campaigns, and at least 5% of the grid in the posterior straddle band were eligible for the target regime.</w:t>
+        <w:t xml:space="preserve">After a preregistered feasibility correction, condition-specific response quantiles and noise-dependent primary probability labels replaced combinations above this ceiling. The registry used </w:t>
+      </w:r>
+      <m:oMath>
+        <m:box>
+          <m:e>
+            <m:r>
+              <m:rPr>
+                <m:sty m:val="i"/>
+              </m:rPr>
+              <m:t>γ</m:t>
+            </m:r>
+            <m:r>
+              <m:rPr>
+                <m:sty m:val="p"/>
+              </m:rPr>
+              <m:t>=</m:t>
+            </m:r>
+            <m:r>
+              <m:rPr>
+                <m:sty m:val="p"/>
+              </m:rPr>
+              <m:t>0.50</m:t>
+            </m:r>
+          </m:e>
+        </m:box>
+      </m:oMath>
+      <w:r>
+        <w:rPr>
+          <w:rFonts w:ascii="Times New Roman" w:hAnsi="Times New Roman" w:eastAsia="Times New Roman" w:cs="Times New Roman"/>
+          <w:color w:val="000000"/>
+          <w:sz w:val="24"/>
+        </w:rPr>
+        <w:t xml:space="preserve"> at relative noise 0.25 and </w:t>
+      </w:r>
+      <m:oMath>
+        <m:box>
+          <m:e>
+            <m:r>
+              <m:rPr>
+                <m:sty m:val="i"/>
+              </m:rPr>
+              <m:t>γ</m:t>
+            </m:r>
+            <m:r>
+              <m:rPr>
+                <m:sty m:val="p"/>
+              </m:rPr>
+              <m:t>∈</m:t>
+            </m:r>
+            <m:r>
+              <m:rPr>
+                <m:sty m:val="p"/>
+              </m:rPr>
+              <m:t>{</m:t>
+            </m:r>
+            <m:r>
+              <m:rPr>
+                <m:sty m:val="p"/>
+              </m:rPr>
+              <m:t>0.50</m:t>
+            </m:r>
+            <m:r>
+              <m:rPr>
+                <m:sty m:val="p"/>
+              </m:rPr>
+              <m:t>,</m:t>
+            </m:r>
+            <m:r>
+              <m:rPr>
+                <m:sty m:val="p"/>
+              </m:rPr>
+              <m:t>0.95</m:t>
+            </m:r>
+            <m:r>
+              <m:rPr>
+                <m:sty m:val="p"/>
+              </m:rPr>
+              <m:t>}</m:t>
+            </m:r>
+          </m:e>
+        </m:box>
+      </m:oMath>
+      <w:r>
+        <w:rPr>
+          <w:rFonts w:ascii="Times New Roman" w:hAnsi="Times New Roman" w:eastAsia="Times New Roman" w:cs="Times New Roman"/>
+          <w:color w:val="000000"/>
+          <w:sz w:val="24"/>
+        </w:rPr>
+        <w:t xml:space="preserve"> at relative noise 0.10; 0.99 was diagnostic. Only conditions with feasible thresholds, acceptable-set prevalence between 0.05 and 0.60, projected non-empty certificates in at least half of pilot campaigns, and at least 5% of the grid in the posterior straddle band were eligible for the target regime. These labels controlled eligibility and report membership, but did not change the implemented map cutoff or latent certificate. We retain them for provenance and do not reinterpret this screen as proof of future-response certification.</w:t>
       </w:r>
     </w:p>
     <w:p>
@@ -3651,24 +6889,52 @@
           <w:color w:val="000000"/>
           <w:sz w:val="24"/>
         </w:rPr>
-        <w:t>The prospective benchmark used 100 campaign rows per arm and condition. Hill campaigns were organized around 25 stored landscape instances and repeated campaign seeds. Paired contrasts were aggregated at landscape level (</w:t>
+        <w:t>Reported intervals quantify variation within the specified synthetic benchmark. They do not account for choosing a different landscape family, kernel, noise law, budget, or practical margin. The 0.02 margin is a benchmark design choice on normalized scores, not a clinically or industrially validated tolerance. Ordering sample means does not by itself establish a significant difference, and failure to reject a difference does not establish equivalence.</w:t>
       </w:r>
-      <w:r>
-        <w:rPr>
-          <w:rFonts w:ascii="Cambria Math" w:hAnsi="Cambria Math" w:eastAsia="Cambria Math" w:cs="Cambria Math"/>
-          <w:i/>
-          <w:color w:val="000000"/>
-          <w:sz w:val="24"/>
-        </w:rPr>
-        <w:t>n=25</w:t>
-      </w:r>
+    </w:p>
+    <w:p>
+      <w:pPr>
+        <w:widowControl/>
+      </w:pPr>
       <w:r>
         <w:rPr>
           <w:rFonts w:ascii="Times New Roman" w:hAnsi="Times New Roman" w:eastAsia="Times New Roman" w:cs="Times New Roman"/>
           <w:color w:val="000000"/>
           <w:sz w:val="24"/>
         </w:rPr>
-        <w:t xml:space="preserve">) for confirmatory inference; seed-level analyses were retained as a direction-disagreement guard. Wilcoxon signed-rank tests governed paired directional decisions, and paired bootstrap intervals quantified effects. Exact </w:t>
+        <w:t>The prospective benchmark used 100 campaigns per available arm and condition. Hill campaigns comprised 25 stored landscape instances with four campaign seeds per instance. Paired map and regret contrasts were averaged within landscape before inference (</w:t>
+      </w:r>
+      <m:oMath>
+        <m:box>
+          <m:e>
+            <m:r>
+              <m:rPr>
+                <m:sty m:val="i"/>
+              </m:rPr>
+              <m:t>n</m:t>
+            </m:r>
+            <m:r>
+              <m:rPr>
+                <m:sty m:val="p"/>
+              </m:rPr>
+              <m:t>=</m:t>
+            </m:r>
+            <m:r>
+              <m:rPr>
+                <m:sty m:val="p"/>
+              </m:rPr>
+              <m:t>25</m:t>
+            </m:r>
+          </m:e>
+        </m:box>
+      </m:oMath>
+      <w:r>
+        <w:rPr>
+          <w:rFonts w:ascii="Times New Roman" w:hAnsi="Times New Roman" w:eastAsia="Times New Roman" w:cs="Times New Roman"/>
+          <w:color w:val="000000"/>
+          <w:sz w:val="24"/>
+        </w:rPr>
+        <w:t xml:space="preserve">); seed-level analyses were retained as a direction-disagreement guard. External-family means summarize repeated campaigns on the specified function and do not represent 100 independently drawn function families. Wilcoxon signed-rank tests governed paired decisions, and 4,000 paired percentile-bootstrap resamples quantified effects. Exact </w:t>
       </w:r>
       <w:r>
         <w:rPr>
@@ -3685,7 +6951,571 @@
           <w:color w:val="000000"/>
           <w:sz w:val="24"/>
         </w:rPr>
-        <w:t>-values are reported where available; values below 0.001 are stated as such with approximate scientific notation when only that form was stored. The smallest effect of scientific interest (SESOI) was 0.02 for simple regret and symmetric-difference error. Practical point-regret parity required the entire paired bootstrap interval for SPADE minus qLogNEI to lie inside ±0.02. Certificate proportions used exact binomial tests and Clopper–Pearson intervals. The minimum non-empty evidence floor was 10. Holm correction was applied within four frozen families covering certificate cells, plate/allocation contrasts, allocation variants, and map comparators. No prospective outcome was pooled across conditions. Analyses used Python 3 with SciPy, NumPy, and pandas; surrogate fitting used PyTorch, GPyTorch, and BoTorch (versions recorded in the provenance manifest).</w:t>
+        <w:t>-values are reported where available; approximate scientific notation is used when only a rounded value was retained. The smallest effect of scientific interest (SESOI) was 0.02 for simple regret and symmetric-difference error. Practical point-regret parity required the entire paired bootstrap interval for SPADE minus qLogNEI to lie inside ±0.02.</w:t>
+      </w:r>
+    </w:p>
+    <w:p>
+      <w:pPr>
+        <w:widowControl/>
+      </w:pPr>
+      <w:r>
+        <w:rPr>
+          <w:rFonts w:ascii="Times New Roman" w:hAnsi="Times New Roman" w:eastAsia="Times New Roman" w:cs="Times New Roman"/>
+          <w:color w:val="000000"/>
+          <w:sz w:val="24"/>
+        </w:rPr>
+        <w:t>The retained prospective certificate reports used binomial tails and Clopper–Pearson intervals on posterior-check pass counts, with a minimum non-empty count of ten. These intervals assume independent Bernoulli trials; they do not adjust for repeated Hill instances and are presented as diagnostics of the original analysis. They do not validate empirical oracle containment. Holm adjustment was applied within the four frozen comparison families: certificate checks, plate/allocation contrasts, allocation variants, and map comparators. No prospective outcome was pooled across conditions. Repeated threshold, probability, and assurance rows were not treated as additional campaigns in point or map inference.</w:t>
+      </w:r>
+    </w:p>
+    <w:p>
+      <w:pPr>
+        <w:pStyle w:val="Heading2"/>
+        <w:widowControl/>
+      </w:pPr>
+      <w:r>
+        <w:rPr>
+          <w:rFonts w:ascii="Times New Roman" w:hAnsi="Times New Roman" w:eastAsia="Times New Roman" w:cs="Times New Roman"/>
+          <w:color w:val="000000"/>
+          <w:sz w:val="24"/>
+        </w:rPr>
+        <w:t>Joint-protocol development and selection</w:t>
+      </w:r>
+    </w:p>
+    <w:p>
+      <w:pPr>
+        <w:widowControl/>
+      </w:pPr>
+      <w:r>
+        <w:rPr>
+          <w:rFonts w:ascii="Times New Roman" w:hAnsi="Times New Roman" w:eastAsia="Times New Roman" w:cs="Times New Roman"/>
+          <w:color w:val="000000"/>
+          <w:sz w:val="24"/>
+        </w:rPr>
+        <w:t xml:space="preserve">The joint-protocol study crossed three Sobol opening sizes (32, 40, and 44 observations) with three post-opening policies. The </w:t>
+      </w:r>
+      <w:r>
+        <w:rPr>
+          <w:rFonts w:ascii="Courier New" w:hAnsi="Courier New" w:eastAsia="Courier New" w:cs="Courier New"/>
+          <w:color w:val="000000"/>
+          <w:sz w:val="22"/>
+        </w:rPr>
+        <w:t>staged</w:t>
+      </w:r>
+      <w:r>
+        <w:rPr>
+          <w:rFonts w:ascii="Times New Roman" w:hAnsi="Times New Roman" w:eastAsia="Times New Roman" w:cs="Times New Roman"/>
+          <w:color w:val="000000"/>
+          <w:sz w:val="24"/>
+        </w:rPr>
+        <w:t xml:space="preserve"> policy used qLogNEI for every later batch. The </w:t>
+      </w:r>
+      <w:r>
+        <w:rPr>
+          <w:rFonts w:ascii="Courier New" w:hAnsi="Courier New" w:eastAsia="Courier New" w:cs="Courier New"/>
+          <w:color w:val="000000"/>
+          <w:sz w:val="22"/>
+        </w:rPr>
+        <w:t>fixed_hybrid</w:t>
+      </w:r>
+      <w:r>
+        <w:rPr>
+          <w:rFonts w:ascii="Times New Roman" w:hAnsi="Times New Roman" w:eastAsia="Times New Roman" w:cs="Times New Roman"/>
+          <w:color w:val="000000"/>
+          <w:sz w:val="24"/>
+        </w:rPr>
+        <w:t xml:space="preserve"> policy alternated qLogNEI with global integrated-variance reduction. The </w:t>
+      </w:r>
+      <w:r>
+        <w:rPr>
+          <w:rFonts w:ascii="Courier New" w:hAnsi="Courier New" w:eastAsia="Courier New" w:cs="Courier New"/>
+          <w:color w:val="000000"/>
+          <w:sz w:val="22"/>
+        </w:rPr>
+        <w:t>validity_gated</w:t>
+      </w:r>
+      <w:r>
+        <w:rPr>
+          <w:rFonts w:ascii="Times New Roman" w:hAnsi="Times New Roman" w:eastAsia="Times New Roman" w:cs="Times New Roman"/>
+          <w:color w:val="000000"/>
+          <w:sz w:val="24"/>
+        </w:rPr>
+        <w:t xml:space="preserve"> policy alternated qLogNEI with boundary-weighted variance reduction when its prespecified diagnostic was satisfied and otherwise used global variance reduction. Sobol48 and qLogNEI48 were the two comparators. Every arm received exactly 48 observations. Fifty matched campaigns were run for each of 11 arms in each of five development families, yielding 2,750 campaign-arm rows.</w:t>
+      </w:r>
+    </w:p>
+    <w:p>
+      <w:pPr>
+        <w:widowControl/>
+      </w:pPr>
+      <w:r>
+        <w:rPr>
+          <w:rFonts w:ascii="Times New Roman" w:hAnsi="Times New Roman" w:eastAsia="Times New Roman" w:cs="Times New Roman"/>
+          <w:color w:val="000000"/>
+          <w:sz w:val="24"/>
+        </w:rPr>
+        <w:t xml:space="preserve">This later study changed the target to future-response reliability. For the registered assay law, let </w:t>
+      </w:r>
+      <m:oMath>
+        <m:box>
+          <m:e>
+            <m:sSub>
+              <m:e>
+                <m:r>
+                  <m:rPr>
+                    <m:sty m:val="i"/>
+                  </m:rPr>
+                  <m:t>q</m:t>
+                </m:r>
+              </m:e>
+              <m:sub>
+                <m:r>
+                  <m:rPr>
+                    <m:sty m:val="i"/>
+                  </m:rPr>
+                  <m:t>τ</m:t>
+                </m:r>
+              </m:sub>
+            </m:sSub>
+            <m:r>
+              <m:rPr>
+                <m:sty m:val="p"/>
+              </m:rPr>
+              <m:t>(</m:t>
+            </m:r>
+            <m:r>
+              <m:rPr>
+                <m:sty m:val="i"/>
+              </m:rPr>
+              <m:t>x</m:t>
+            </m:r>
+            <m:r>
+              <m:rPr>
+                <m:sty m:val="p"/>
+              </m:rPr>
+              <m:t>)</m:t>
+            </m:r>
+            <m:r>
+              <m:rPr>
+                <m:sty m:val="p"/>
+              </m:rPr>
+              <m:t>=</m:t>
+            </m:r>
+            <m:r>
+              <m:rPr>
+                <m:sty m:val="p"/>
+              </m:rPr>
+              <m:t>Pr</m:t>
+            </m:r>
+            <m:r>
+              <m:rPr>
+                <m:sty m:val="p"/>
+              </m:rPr>
+              <m:t>(</m:t>
+            </m:r>
+            <m:sSub>
+              <m:e>
+                <m:r>
+                  <m:rPr>
+                    <m:sty m:val="i"/>
+                  </m:rPr>
+                  <m:t>Y</m:t>
+                </m:r>
+              </m:e>
+              <m:sub>
+                <m:box>
+                  <m:e>
+                    <m:r>
+                      <m:rPr>
+                        <m:sty m:val="p"/>
+                      </m:rPr>
+                      <m:t>new</m:t>
+                    </m:r>
+                  </m:e>
+                </m:box>
+              </m:sub>
+            </m:sSub>
+            <m:r>
+              <m:rPr>
+                <m:sty m:val="p"/>
+              </m:rPr>
+              <m:t>(</m:t>
+            </m:r>
+            <m:r>
+              <m:rPr>
+                <m:sty m:val="i"/>
+              </m:rPr>
+              <m:t>x</m:t>
+            </m:r>
+            <m:r>
+              <m:rPr>
+                <m:sty m:val="p"/>
+              </m:rPr>
+              <m:t>)</m:t>
+            </m:r>
+            <m:r>
+              <m:rPr>
+                <m:sty m:val="p"/>
+              </m:rPr>
+              <m:t>≥</m:t>
+            </m:r>
+            <m:r>
+              <m:rPr>
+                <m:sty m:val="i"/>
+              </m:rPr>
+              <m:t>τ</m:t>
+            </m:r>
+            <m:r>
+              <m:rPr>
+                <m:sty m:val="p"/>
+              </m:rPr>
+              <m:t>∣</m:t>
+            </m:r>
+            <m:r>
+              <m:rPr>
+                <m:sty m:val="i"/>
+              </m:rPr>
+              <m:t>f</m:t>
+            </m:r>
+            <m:r>
+              <m:rPr>
+                <m:sty m:val="p"/>
+              </m:rPr>
+              <m:t>(</m:t>
+            </m:r>
+            <m:r>
+              <m:rPr>
+                <m:sty m:val="i"/>
+              </m:rPr>
+              <m:t>x</m:t>
+            </m:r>
+            <m:r>
+              <m:rPr>
+                <m:sty m:val="p"/>
+              </m:rPr>
+              <m:t>)</m:t>
+            </m:r>
+            <m:r>
+              <m:rPr>
+                <m:sty m:val="p"/>
+              </m:rPr>
+              <m:t>)</m:t>
+            </m:r>
+          </m:e>
+        </m:box>
+      </m:oMath>
+      <w:r>
+        <w:rPr>
+          <w:rFonts w:ascii="Times New Roman" w:hAnsi="Times New Roman" w:eastAsia="Times New Roman" w:cs="Times New Roman"/>
+          <w:color w:val="000000"/>
+          <w:sz w:val="24"/>
+        </w:rPr>
+        <w:t xml:space="preserve"> and </w:t>
+      </w:r>
+      <m:oMath>
+        <m:box>
+          <m:e>
+            <m:sSub>
+              <m:e>
+                <m:r>
+                  <m:rPr>
+                    <m:sty m:val="i"/>
+                  </m:rPr>
+                  <m:t>R</m:t>
+                </m:r>
+              </m:e>
+              <m:sub>
+                <m:box>
+                  <m:e>
+                    <m:r>
+                      <m:rPr>
+                        <m:sty m:val="i"/>
+                      </m:rPr>
+                      <m:t>τ</m:t>
+                    </m:r>
+                    <m:r>
+                      <m:rPr>
+                        <m:sty m:val="p"/>
+                      </m:rPr>
+                      <m:t>,</m:t>
+                    </m:r>
+                    <m:r>
+                      <m:rPr>
+                        <m:sty m:val="i"/>
+                      </m:rPr>
+                      <m:t>γ</m:t>
+                    </m:r>
+                  </m:e>
+                </m:box>
+              </m:sub>
+            </m:sSub>
+            <m:r>
+              <m:rPr>
+                <m:sty m:val="p"/>
+              </m:rPr>
+              <m:t>=</m:t>
+            </m:r>
+            <m:r>
+              <m:rPr>
+                <m:sty m:val="p"/>
+              </m:rPr>
+              <m:t>{</m:t>
+            </m:r>
+            <m:r>
+              <m:rPr>
+                <m:sty m:val="i"/>
+              </m:rPr>
+              <m:t>x</m:t>
+            </m:r>
+            <m:r>
+              <m:rPr>
+                <m:sty m:val="i"/>
+              </m:rPr>
+              <m:t>:</m:t>
+            </m:r>
+            <m:sSub>
+              <m:e>
+                <m:r>
+                  <m:rPr>
+                    <m:sty m:val="i"/>
+                  </m:rPr>
+                  <m:t>q</m:t>
+                </m:r>
+              </m:e>
+              <m:sub>
+                <m:r>
+                  <m:rPr>
+                    <m:sty m:val="i"/>
+                  </m:rPr>
+                  <m:t>τ</m:t>
+                </m:r>
+              </m:sub>
+            </m:sSub>
+            <m:r>
+              <m:rPr>
+                <m:sty m:val="p"/>
+              </m:rPr>
+              <m:t>(</m:t>
+            </m:r>
+            <m:r>
+              <m:rPr>
+                <m:sty m:val="i"/>
+              </m:rPr>
+              <m:t>x</m:t>
+            </m:r>
+            <m:r>
+              <m:rPr>
+                <m:sty m:val="p"/>
+              </m:rPr>
+              <m:t>)</m:t>
+            </m:r>
+            <m:r>
+              <m:rPr>
+                <m:sty m:val="p"/>
+              </m:rPr>
+              <m:t>≥</m:t>
+            </m:r>
+            <m:r>
+              <m:rPr>
+                <m:sty m:val="i"/>
+              </m:rPr>
+              <m:t>γ</m:t>
+            </m:r>
+            <m:r>
+              <m:rPr>
+                <m:sty m:val="p"/>
+              </m:rPr>
+              <m:t>}</m:t>
+            </m:r>
+          </m:e>
+        </m:box>
+      </m:oMath>
+      <w:r>
+        <w:rPr>
+          <w:rFonts w:ascii="Times New Roman" w:hAnsi="Times New Roman" w:eastAsia="Times New Roman" w:cs="Times New Roman"/>
+          <w:color w:val="000000"/>
+          <w:sz w:val="24"/>
+        </w:rPr>
+        <w:t xml:space="preserve">. The primary settings were </w:t>
+      </w:r>
+      <m:oMath>
+        <m:box>
+          <m:e>
+            <m:r>
+              <m:rPr>
+                <m:sty m:val="i"/>
+              </m:rPr>
+              <m:t>γ</m:t>
+            </m:r>
+            <m:r>
+              <m:rPr>
+                <m:sty m:val="p"/>
+              </m:rPr>
+              <m:t>=</m:t>
+            </m:r>
+            <m:r>
+              <m:rPr>
+                <m:sty m:val="p"/>
+              </m:rPr>
+              <m:t>0.95</m:t>
+            </m:r>
+          </m:e>
+        </m:box>
+      </m:oMath>
+      <w:r>
+        <w:rPr>
+          <w:rFonts w:ascii="Times New Roman" w:hAnsi="Times New Roman" w:eastAsia="Times New Roman" w:cs="Times New Roman"/>
+          <w:color w:val="000000"/>
+          <w:sz w:val="24"/>
+        </w:rPr>
+        <w:t xml:space="preserve">, </w:t>
+      </w:r>
+      <m:oMath>
+        <m:box>
+          <m:e>
+            <m:r>
+              <m:rPr>
+                <m:sty m:val="i"/>
+              </m:rPr>
+              <m:t>α</m:t>
+            </m:r>
+            <m:r>
+              <m:rPr>
+                <m:sty m:val="p"/>
+              </m:rPr>
+              <m:t>=</m:t>
+            </m:r>
+            <m:r>
+              <m:rPr>
+                <m:sty m:val="p"/>
+              </m:rPr>
+              <m:t>0.95</m:t>
+            </m:r>
+          </m:e>
+        </m:box>
+      </m:oMath>
+      <w:r>
+        <w:rPr>
+          <w:rFonts w:ascii="Times New Roman" w:hAnsi="Times New Roman" w:eastAsia="Times New Roman" w:cs="Times New Roman"/>
+          <w:color w:val="000000"/>
+          <w:sz w:val="24"/>
+        </w:rPr>
+        <w:t xml:space="preserve">, relative noise 0.10, and additive noise 0.01. Thresholds were chosen per instance from a quantile of the noise-adjusted reliability margin to target 25% reliable-set prevalence. Models learned observation noise rather than receiving the earlier response-derived plug-in variances. Candidate sets were scored by the oracle event </w:t>
+      </w:r>
+      <m:oMath>
+        <m:box>
+          <m:e>
+            <m:sSub>
+              <m:e>
+                <m:r>
+                  <m:rPr>
+                    <m:sty m:val="i"/>
+                  </m:rPr>
+                  <m:t>C</m:t>
+                </m:r>
+              </m:e>
+              <m:sub>
+                <m:r>
+                  <m:rPr>
+                    <m:sty m:val="i"/>
+                  </m:rPr>
+                  <m:t>α</m:t>
+                </m:r>
+              </m:sub>
+            </m:sSub>
+            <m:r>
+              <m:rPr>
+                <m:sty m:val="p"/>
+              </m:rPr>
+              <m:t>⊆</m:t>
+            </m:r>
+            <m:sSub>
+              <m:e>
+                <m:r>
+                  <m:rPr>
+                    <m:sty m:val="i"/>
+                  </m:rPr>
+                  <m:t>R</m:t>
+                </m:r>
+              </m:e>
+              <m:sub>
+                <m:box>
+                  <m:e>
+                    <m:r>
+                      <m:rPr>
+                        <m:sty m:val="i"/>
+                      </m:rPr>
+                      <m:t>τ</m:t>
+                    </m:r>
+                    <m:r>
+                      <m:rPr>
+                        <m:sty m:val="p"/>
+                      </m:rPr>
+                      <m:t>,</m:t>
+                    </m:r>
+                    <m:r>
+                      <m:rPr>
+                        <m:sty m:val="i"/>
+                      </m:rPr>
+                      <m:t>γ</m:t>
+                    </m:r>
+                  </m:e>
+                </m:box>
+              </m:sub>
+            </m:sSub>
+          </m:e>
+        </m:box>
+      </m:oMath>
+      <w:r>
+        <w:rPr>
+          <w:rFonts w:ascii="Times New Roman" w:hAnsi="Times New Roman" w:eastAsia="Times New Roman" w:cs="Times New Roman"/>
+          <w:color w:val="000000"/>
+          <w:sz w:val="24"/>
+        </w:rPr>
+        <w:t>. This is a different endpoint from both the earlier latent map and its posterior self-consistency check.</w:t>
+      </w:r>
+    </w:p>
+    <w:p>
+      <w:pPr>
+        <w:widowControl/>
+      </w:pPr>
+      <w:r>
+        <w:rPr>
+          <w:rFonts w:ascii="Times New Roman" w:hAnsi="Times New Roman" w:eastAsia="Times New Roman" w:cs="Times New Roman"/>
+          <w:color w:val="000000"/>
+          <w:sz w:val="24"/>
+        </w:rPr>
+        <w:t xml:space="preserve">Selection used five leave-one-family-out folds. Within each four-family training fold, a candidate first needed an answer rate of at least 0.50 and empirical certificate containment of at least 0.90 in every family. Survivors then had to meet the prespecified 0.02 regret non-inferiority margin against qLogNEI48; map loss relative to Sobol48 and frozen tie-break rules ranked any remaining candidates. The same candidate had to win all five folds. A fold-level </w:t>
+      </w:r>
+      <w:r>
+        <w:rPr>
+          <w:rFonts w:ascii="Courier New" w:hAnsi="Courier New" w:eastAsia="Courier New" w:cs="Courier New"/>
+          <w:color w:val="000000"/>
+          <w:sz w:val="22"/>
+        </w:rPr>
+        <w:t>NO_SELECTION</w:t>
+      </w:r>
+      <w:r>
+        <w:rPr>
+          <w:rFonts w:ascii="Times New Roman" w:hAnsi="Times New Roman" w:eastAsia="Times New Roman" w:cs="Times New Roman"/>
+          <w:color w:val="000000"/>
+          <w:sz w:val="24"/>
+        </w:rPr>
+        <w:t xml:space="preserve"> could not be overridden by an all-family refit. Only a unanimous </w:t>
+      </w:r>
+      <w:r>
+        <w:rPr>
+          <w:rFonts w:ascii="Courier New" w:hAnsi="Courier New" w:eastAsia="Courier New" w:cs="Courier New"/>
+          <w:color w:val="000000"/>
+          <w:sz w:val="22"/>
+        </w:rPr>
+        <w:t>SELECTED</w:t>
+      </w:r>
+      <w:r>
+        <w:rPr>
+          <w:rFonts w:ascii="Times New Roman" w:hAnsi="Times New Roman" w:eastAsia="Times New Roman" w:cs="Times New Roman"/>
+          <w:color w:val="000000"/>
+          <w:sz w:val="24"/>
+        </w:rPr>
+        <w:t xml:space="preserve"> result could authorize the registered power calculation and access to four randomized lockbox families. Otherwise, the protocol required the study to stop with the lockbox unopened.</w:t>
       </w:r>
     </w:p>
     <w:p>
@@ -3712,7 +7542,92 @@
           <w:color w:val="000000"/>
           <w:sz w:val="24"/>
         </w:rPr>
-        <w:t>The study was implemented in Python using PyTorch, GPyTorch, BoTorch, NumPy, SciPy, pandas, and scikit-learn. The tracked release contains seven raw condition files, combined result artifacts, a kill ledger, a provenance manifest, table and figure source data, and validation scripts. The combined prospective dataset contains 99,601 records: 92,400 original prospective records, 7,200 unscreened-RSM records, and one structured declaration of eight-dimensional unavailability. Source hashes, seed policy, registration and code commits, package versions, and regeneration history are recorded in the manifest. Before journal submission, the frozen submission commit will be deposited in a public archival repository with a persistent DOI; the Data Availability Statement will then cite that DOI. “Available upon request” is not used for any primary artifact.</w:t>
+        <w:t xml:space="preserve">The implementation used Python, PyTorch, GPyTorch, BoTorch [18], NumPy, SciPy, pandas, and scikit-learn. The retained prospective manifest identifies Python 3.11.15, PyTorch 2.13.0, NumPy 2.4.6, SciPy 1.17.1, registration commit </w:t>
+      </w:r>
+      <w:r>
+        <w:rPr>
+          <w:rFonts w:ascii="Courier New" w:hAnsi="Courier New" w:eastAsia="Courier New" w:cs="Courier New"/>
+          <w:color w:val="000000"/>
+          <w:sz w:val="22"/>
+        </w:rPr>
+        <w:t>c4f58d3</w:t>
+      </w:r>
+      <w:r>
+        <w:rPr>
+          <w:rFonts w:ascii="Times New Roman" w:hAnsi="Times New Roman" w:eastAsia="Times New Roman" w:cs="Times New Roman"/>
+          <w:color w:val="000000"/>
+          <w:sz w:val="24"/>
+        </w:rPr>
+        <w:t xml:space="preserve">, and recovery code commit </w:t>
+      </w:r>
+      <w:r>
+        <w:rPr>
+          <w:rFonts w:ascii="Courier New" w:hAnsi="Courier New" w:eastAsia="Courier New" w:cs="Courier New"/>
+          <w:color w:val="000000"/>
+          <w:sz w:val="22"/>
+        </w:rPr>
+        <w:t>1bf51f11695ae348ffa8993ad42992141558fb80</w:t>
+      </w:r>
+      <w:r>
+        <w:rPr>
+          <w:rFonts w:ascii="Times New Roman" w:hAnsi="Times New Roman" w:eastAsia="Times New Roman" w:cs="Times New Roman"/>
+          <w:color w:val="000000"/>
+          <w:sz w:val="24"/>
+        </w:rPr>
+        <w:t>. Scientific requirements are hash-bound separately from the optional Word-generation dependencies.</w:t>
+      </w:r>
+    </w:p>
+    <w:p>
+      <w:pPr>
+        <w:widowControl/>
+      </w:pPr>
+      <w:r>
+        <w:rPr>
+          <w:rFonts w:ascii="Times New Roman" w:hAnsi="Times New Roman" w:eastAsia="Times New Roman" w:cs="Times New Roman"/>
+          <w:color w:val="000000"/>
+          <w:sz w:val="24"/>
+        </w:rPr>
+        <w:t>The combined prospective artifact contains 99,601 records: 92,400 original-arm scoring records, 7,200 unscreened-RSM scoring records, and one declaration that the eight-dimensional unscreened design was unavailable. Each available campaign contributes 12 configurations from two response thresholds, three probability labels, and two assurance levels. Consequently, 99,600 scored records represent 8,300 campaign-arm executions, not 99,600 independent experiments. The separate joint-protocol development study contains 2,750 campaign-arm rows and an immutable selection artifact. S1–S3 Tables provide the prospective calibration summaries, seven-condition comparisons for six matched-budget strategies, and the original decision ledger alongside source-reconciled interpretations.</w:t>
+      </w:r>
+    </w:p>
+    <w:p>
+      <w:pPr>
+        <w:widowControl/>
+      </w:pPr>
+      <w:r>
+        <w:rPr>
+          <w:rFonts w:ascii="Times New Roman" w:hAnsi="Times New Roman" w:eastAsia="Times New Roman" w:cs="Times New Roman"/>
+          <w:color w:val="000000"/>
+          <w:sz w:val="24"/>
+        </w:rPr>
+        <w:t>The manifest records regeneration on 25 August 2026 because the first prospective raw files had been ignored by version control and could not be recovered. The current paper uses the retained regenerated files. The manifest preserves both original and replacement hashes and records the correction of a stale per-row feasibility flag. Reanalysis of the restored joint-protocol shards reproduced the stored development analysis exactly. These recovery and reanalysis checks do not establish exact replay of every historical adaptive trajectory. Source data, provenance, analysis scripts, and the unchanged failure checks are part of the intended archival release; its public identifier remains subject to deposition.</w:t>
+      </w:r>
+    </w:p>
+    <w:p>
+      <w:pPr>
+        <w:pStyle w:val="Heading2"/>
+        <w:widowControl/>
+      </w:pPr>
+      <w:r>
+        <w:rPr>
+          <w:rFonts w:ascii="Times New Roman" w:hAnsi="Times New Roman" w:eastAsia="Times New Roman" w:cs="Times New Roman"/>
+          <w:color w:val="000000"/>
+          <w:sz w:val="24"/>
+        </w:rPr>
+        <w:t>Artificial intelligence assistance</w:t>
+      </w:r>
+    </w:p>
+    <w:p>
+      <w:pPr>
+        <w:widowControl/>
+      </w:pPr>
+      <w:r>
+        <w:rPr>
+          <w:rFonts w:ascii="Times New Roman" w:hAnsi="Times New Roman" w:eastAsia="Times New Roman" w:cs="Times New Roman"/>
+          <w:color w:val="000000"/>
+          <w:sz w:val="24"/>
+        </w:rPr>
+        <w:t>OpenAI Codex assisted with manuscript drafting and revision, literature lookup, source-code inspection, figure-generation code, and document formatting. During publication preparation, numerical claims were checked against retained results and analysis code, figure labels were checked with renderer-level tests and visual inspection, and the manuscript was rendered for page-by-page review. No primary result files were altered to improve the reported findings. [AUTHOR CONFIRMATION REQUIRED: complete the study-wide inventory of AI tools and document the authors' review of scientific interpretations, references, code, and generated text before submission.]</w:t>
       </w:r>
     </w:p>
     <w:p>
@@ -3765,7 +7680,7 @@
       <w:r>
         <w:drawing>
           <wp:inline xmlns:a="http://schemas.openxmlformats.org/drawingml/2006/main" xmlns:pic="http://schemas.openxmlformats.org/drawingml/2006/picture">
-            <wp:extent cx="5897880" cy="2912464"/>
+            <wp:extent cx="5897880" cy="5426499"/>
             <wp:docPr id="2" name="Picture 2"/>
             <wp:cNvGraphicFramePr>
               <a:graphicFrameLocks noChangeAspect="1"/>
@@ -3786,7 +7701,7 @@
                   <pic:spPr>
                     <a:xfrm>
                       <a:off x="0" y="0"/>
-                      <a:ext cx="5897880" cy="2912464"/>
+                      <a:ext cx="5897880" cy="5426499"/>
                     </a:xfrm>
                     <a:prstGeom prst="rect"/>
                   </pic:spPr>
@@ -3817,17 +7732,32 @@
           <w:color w:val="000000"/>
           <w:sz w:val="20"/>
         </w:rPr>
-        <w:t xml:space="preserve"> (A) Mean simple regret under measured-selection Rule A and model-recommendation Rule P for the Hill (</w:t>
+        <w:t xml:space="preserve"> (A) Mean simple regret under measured-selection Rule A and common-GP model-recommendation Rule P for the Hill (</w:t>
       </w:r>
-      <w:r>
-        <w:rPr>
-          <w:rFonts w:ascii="Cambria Math" w:hAnsi="Cambria Math" w:eastAsia="Cambria Math" w:cs="Cambria Math"/>
-          <w:i/>
-          <w:color w:val="000000"/>
-          <w:sz w:val="20"/>
-        </w:rPr>
-        <w:t>d=6</w:t>
-      </w:r>
+      <m:oMath>
+        <m:box>
+          <m:e>
+            <m:r>
+              <m:rPr>
+                <m:sty m:val="i"/>
+              </m:rPr>
+              <m:t>d</m:t>
+            </m:r>
+            <m:r>
+              <m:rPr>
+                <m:sty m:val="p"/>
+              </m:rPr>
+              <m:t>=</m:t>
+            </m:r>
+            <m:r>
+              <m:rPr>
+                <m:sty m:val="p"/>
+              </m:rPr>
+              <m:t>6</m:t>
+            </m:r>
+          </m:e>
+        </m:box>
+      </m:oMath>
       <w:r>
         <w:rPr>
           <w:rFonts w:ascii="Times New Roman" w:hAnsi="Times New Roman" w:eastAsia="Times New Roman" w:cs="Times New Roman"/>
@@ -3836,15 +7766,46 @@
         </w:rPr>
         <w:t xml:space="preserve">, </w:t>
       </w:r>
-      <w:r>
-        <w:rPr>
-          <w:rFonts w:ascii="Cambria Math" w:hAnsi="Cambria Math" w:eastAsia="Cambria Math" w:cs="Cambria Math"/>
-          <w:i/>
-          <w:color w:val="000000"/>
-          <w:sz w:val="20"/>
-        </w:rPr>
-        <w:t>\sigma_{\mathrm{rel}}=0.25</w:t>
-      </w:r>
+      <m:oMath>
+        <m:box>
+          <m:e>
+            <m:sSub>
+              <m:e>
+                <m:r>
+                  <m:rPr>
+                    <m:sty m:val="i"/>
+                  </m:rPr>
+                  <m:t>σ</m:t>
+                </m:r>
+              </m:e>
+              <m:sub>
+                <m:box>
+                  <m:e>
+                    <m:r>
+                      <m:rPr>
+                        <m:sty m:val="p"/>
+                      </m:rPr>
+                      <m:t>rel</m:t>
+                    </m:r>
+                  </m:e>
+                </m:box>
+              </m:sub>
+            </m:sSub>
+            <m:r>
+              <m:rPr>
+                <m:sty m:val="p"/>
+              </m:rPr>
+              <m:t>=</m:t>
+            </m:r>
+            <m:r>
+              <m:rPr>
+                <m:sty m:val="p"/>
+              </m:rPr>
+              <m:t>0.25</m:t>
+            </m:r>
+          </m:e>
+        </m:box>
+      </m:oMath>
       <w:r>
         <w:rPr>
           <w:rFonts w:ascii="Times New Roman" w:hAnsi="Times New Roman" w:eastAsia="Times New Roman" w:cs="Times New Roman"/>
@@ -3853,22 +7814,37 @@
         </w:rPr>
         <w:t>) benchmark (</w:t>
       </w:r>
-      <w:r>
-        <w:rPr>
-          <w:rFonts w:ascii="Cambria Math" w:hAnsi="Cambria Math" w:eastAsia="Cambria Math" w:cs="Cambria Math"/>
-          <w:i/>
-          <w:color w:val="000000"/>
-          <w:sz w:val="20"/>
-        </w:rPr>
-        <w:t>n=50</w:t>
-      </w:r>
+      <m:oMath>
+        <m:box>
+          <m:e>
+            <m:r>
+              <m:rPr>
+                <m:sty m:val="i"/>
+              </m:rPr>
+              <m:t>n</m:t>
+            </m:r>
+            <m:r>
+              <m:rPr>
+                <m:sty m:val="p"/>
+              </m:rPr>
+              <m:t>=</m:t>
+            </m:r>
+            <m:r>
+              <m:rPr>
+                <m:sty m:val="p"/>
+              </m:rPr>
+              <m:t>50</m:t>
+            </m:r>
+          </m:e>
+        </m:box>
+      </m:oMath>
       <w:r>
         <w:rPr>
           <w:rFonts w:ascii="Times New Roman" w:hAnsi="Times New Roman" w:eastAsia="Times New Roman" w:cs="Times New Roman"/>
           <w:color w:val="000000"/>
           <w:sz w:val="20"/>
         </w:rPr>
-        <w:t xml:space="preserve"> paired campaigns per method). (B) Paired Rule P minus Rule A differences with 95% paired-bootstrap intervals; negative values favor Rule P. SPADE shows the largest reduction (−0.0543), whereas classical RSM increases regret (+0.1035). (C) For compatible arms, Rule-A regret is decomposed into search loss and identification loss.</w:t>
+        <w:t xml:space="preserve"> paired campaigns per method). (B) Paired Rule P minus Rule A differences with 95% paired-bootstrap intervals; negative values favor Rule P. SPADE shows the largest reduction (−0.0543), whereas the classical design increases regret (+0.1035) under the shared GP readout. (C) For compatible arms, Rule-A regret is decomposed into search loss and identification loss.</w:t>
       </w:r>
     </w:p>
     <w:p>
@@ -3881,7 +7857,7 @@
           <w:color w:val="000000"/>
           <w:sz w:val="24"/>
         </w:rPr>
-        <w:t>The unconstrained quadratic model recommendation frequently extrapolated to unsupported points, producing a large apparent BO advantage. The classical stationary point was a saddle in 200 of 200 Hill diagnostic runs. Constraining the recommendation to the explored region largely removed the extreme contrast. These findings motivated use of a common terminal rule and separate region estimands.</w:t>
+        <w:t>Separate earlier diagnostics found that the unconstrained quadratic model recommendation frequently extrapolated to unsupported points, producing a large apparent BO advantage. The classical stationary point was a saddle in 200 of 200 Hill diagnostic runs. Constraining that quadratic recommendation to the explored region largely removed the extreme contrast. These diagnostics motivated a common terminal rule, but they do not explain the common-GP contrast in Figure 2 by themselves.</w:t>
       </w:r>
     </w:p>
     <w:p>
@@ -3895,7 +7871,7 @@
           <w:color w:val="000000"/>
           <w:sz w:val="24"/>
         </w:rPr>
-        <w:t>SPADE produced the leading maps in the registered target condition</w:t>
+        <w:t>Target map gains depended on the comparator</w:t>
       </w:r>
     </w:p>
     <w:p>
@@ -3908,7 +7884,7 @@
           <w:color w:val="000000"/>
           <w:sz w:val="24"/>
         </w:rPr>
-        <w:t xml:space="preserve">The registered target was six-dimensional Hill at relative noise 0.10. SPADE variants occupied a leading map-error range of 0.1770–0.1804 (Table 3; Fig 3). The registered primary arm, SPADE m0, achieved map error 0.1804, compared with 0.1913 for Sobol, 0.2067 for qLogEI, 0.2131 for qLogNEI, 0.2502 for unscreened RSM, and 0.2580 for screened RSM. Its difference from qLogNEI was −0.03265, with Holm-adjusted </w:t>
+        <w:t xml:space="preserve">The registered target was six-dimensional Hill at relative noise 0.10. SPADE variants occupied a leading map-error range of 0.1770–0.1804 (Table 3). The registered primary arm, SPADE m0, achieved map error 0.1804, compared with 0.1913 for Sobol, 0.2067 for qLogEI, 0.2131 for qLogNEI, 0.2502 for unscreened RSM, and 0.2580 for screened RSM. Its difference from qLogNEI was −0.03265, with Holm-adjusted </w:t>
       </w:r>
       <w:r>
         <w:rPr>
@@ -3927,26 +7903,139 @@
         </w:rPr>
         <w:t xml:space="preserve"> approximately </w:t>
       </w:r>
-      <w:r>
-        <w:rPr>
-          <w:rFonts w:ascii="Cambria Math" w:hAnsi="Cambria Math" w:eastAsia="Cambria Math" w:cs="Cambria Math"/>
-          <w:i/>
-          <w:color w:val="000000"/>
-          <w:sz w:val="24"/>
-        </w:rPr>
-        <w:t>1.8\times10^{-7}</w:t>
-      </w:r>
+      <m:oMath>
+        <m:box>
+          <m:e>
+            <m:r>
+              <m:rPr>
+                <m:sty m:val="p"/>
+              </m:rPr>
+              <m:t>1.8</m:t>
+            </m:r>
+            <m:r>
+              <m:rPr>
+                <m:sty m:val="p"/>
+              </m:rPr>
+              <m:t>×</m:t>
+            </m:r>
+            <m:sSup>
+              <m:e>
+                <m:r>
+                  <m:rPr>
+                    <m:sty m:val="p"/>
+                  </m:rPr>
+                  <m:t>10</m:t>
+                </m:r>
+              </m:e>
+              <m:sup>
+                <m:box>
+                  <m:e>
+                    <m:r>
+                      <m:rPr>
+                        <m:sty m:val="p"/>
+                      </m:rPr>
+                      <m:t>−</m:t>
+                    </m:r>
+                    <m:r>
+                      <m:rPr>
+                        <m:sty m:val="p"/>
+                      </m:rPr>
+                      <m:t>7</m:t>
+                    </m:r>
+                  </m:e>
+                </m:box>
+              </m:sup>
+            </m:sSup>
+          </m:e>
+        </m:box>
+      </m:oMath>
       <w:r>
         <w:rPr>
           <w:rFonts w:ascii="Times New Roman" w:hAnsi="Times New Roman" w:eastAsia="Times New Roman" w:cs="Times New Roman"/>
           <w:color w:val="000000"/>
           <w:sz w:val="24"/>
         </w:rPr>
-        <w:t>. The equal-well random-second-plate control achieved 0.1785, numerically better than m0—a result interpreted with the mechanism test below rather than as SPADE superiority among SPADE-related arms.</w:t>
+        <w:t xml:space="preserve">. Using the rounded means, the relative reduction was </w:t>
+      </w:r>
+      <m:oMath>
+        <m:box>
+          <m:e>
+            <m:r>
+              <m:rPr>
+                <m:sty m:val="p"/>
+              </m:rPr>
+              <m:t>(</m:t>
+            </m:r>
+            <m:r>
+              <m:rPr>
+                <m:sty m:val="p"/>
+              </m:rPr>
+              <m:t>0.2131</m:t>
+            </m:r>
+            <m:r>
+              <m:rPr>
+                <m:sty m:val="p"/>
+              </m:rPr>
+              <m:t>−</m:t>
+            </m:r>
+            <m:r>
+              <m:rPr>
+                <m:sty m:val="p"/>
+              </m:rPr>
+              <m:t>0.1804</m:t>
+            </m:r>
+            <m:r>
+              <m:rPr>
+                <m:sty m:val="p"/>
+              </m:rPr>
+              <m:t>)</m:t>
+            </m:r>
+            <m:r>
+              <m:rPr>
+                <m:sty m:val="p"/>
+              </m:rPr>
+              <m:t>/</m:t>
+            </m:r>
+            <m:r>
+              <m:rPr>
+                <m:sty m:val="p"/>
+              </m:rPr>
+              <m:t>0.2131</m:t>
+            </m:r>
+            <m:r>
+              <m:rPr>
+                <m:sty m:val="p"/>
+              </m:rPr>
+              <m:t>=</m:t>
+            </m:r>
+            <m:r>
+              <m:rPr>
+                <m:sty m:val="p"/>
+              </m:rPr>
+              <m:t>15.3</m:t>
+            </m:r>
+            <m:r>
+              <m:rPr>
+                <m:sty m:val="i"/>
+              </m:rPr>
+              <m:t>%</m:t>
+            </m:r>
+          </m:e>
+        </m:box>
+      </m:oMath>
+      <w:r>
+        <w:rPr>
+          <w:rFonts w:ascii="Times New Roman" w:hAnsi="Times New Roman" w:eastAsia="Times New Roman" w:cs="Times New Roman"/>
+          <w:color w:val="000000"/>
+          <w:sz w:val="24"/>
+        </w:rPr>
+        <w:t>. This percentage concerns the implemented latent-map score in one target condition. The equal-well random-second-plate control achieved 0.1785, numerically better than m0, as examined by the mechanism test below.</w:t>
       </w:r>
     </w:p>
     <w:p>
       <w:pPr>
+        <w:keepNext/>
+        <w:keepLines/>
         <w:widowControl/>
       </w:pPr>
       <w:r>
@@ -3958,6 +8047,14 @@
         </w:rPr>
         <w:t>Table 3. Registered target-condition means. Lower values are better.</w:t>
       </w:r>
+      <w:r>
+        <w:rPr>
+          <w:rFonts w:ascii="Times New Roman" w:hAnsi="Times New Roman" w:eastAsia="Times New Roman" w:cs="Times New Roman"/>
+          <w:color w:val="000000"/>
+          <w:sz w:val="24"/>
+        </w:rPr>
+        <w:t xml:space="preserve"> Each mean uses 25 Hill landscape instances, with four campaign seeds averaged within each instance. Point scores use the common GP Rule-P recommendation. Map scores use the moderate frozen response threshold and a 0.50 cutoff; the stored probability and assurance labels do not alter these map values. Bold identifies the registered primary arm, not statistical significance; ordering is descriptive.</w:t>
+      </w:r>
     </w:p>
     <w:tbl>
       <w:tblPr>
@@ -3966,6 +8063,14 @@
         <w:jc w:val="left"/>
         <w:tblLayout w:type="fixed"/>
         <w:tblLook w:firstColumn="1" w:firstRow="1" w:lastColumn="0" w:lastRow="0" w:noHBand="0" w:noVBand="1" w:val="04A0"/>
+        <w:tblBorders>
+          <w:top w:val="single" w:sz="4" w:color="D9D9D9"/>
+          <w:left w:val="single" w:sz="4" w:color="D9D9D9"/>
+          <w:bottom w:val="single" w:sz="4" w:color="D9D9D9"/>
+          <w:right w:val="single" w:sz="4" w:color="D9D9D9"/>
+          <w:insideH w:val="single" w:sz="4" w:color="D9D9D9"/>
+          <w:insideV w:val="single" w:sz="4" w:color="D9D9D9"/>
+        </w:tblBorders>
         <w:tblInd w:w="120" w:type="dxa"/>
       </w:tblPr>
       <w:tblGrid>
@@ -3977,6 +8082,7 @@
       </w:tblGrid>
       <w:tr>
         <w:trPr>
+          <w:cantSplit/>
           <w:tblHeader w:val="true"/>
         </w:trPr>
         <w:tc>
@@ -4116,6 +8222,9 @@
         </w:tc>
       </w:tr>
       <w:tr>
+        <w:trPr>
+          <w:cantSplit/>
+        </w:trPr>
         <w:tc>
           <w:tcPr>
             <w:tcW w:type="dxa" w:w="3000"/>
@@ -4234,7 +8343,6 @@
             <w:r>
               <w:rPr>
                 <w:rFonts w:ascii="Times New Roman" w:hAnsi="Times New Roman" w:eastAsia="Times New Roman" w:cs="Times New Roman"/>
-                <w:b/>
                 <w:color w:val="000000"/>
                 <w:sz w:val="17"/>
               </w:rPr>
@@ -4244,6 +8352,9 @@
         </w:tc>
       </w:tr>
       <w:tr>
+        <w:trPr>
+          <w:cantSplit/>
+        </w:trPr>
         <w:tc>
           <w:tcPr>
             <w:tcW w:type="dxa" w:w="3000"/>
@@ -4362,7 +8473,6 @@
             <w:r>
               <w:rPr>
                 <w:rFonts w:ascii="Times New Roman" w:hAnsi="Times New Roman" w:eastAsia="Times New Roman" w:cs="Times New Roman"/>
-                <w:b/>
                 <w:color w:val="000000"/>
                 <w:sz w:val="17"/>
               </w:rPr>
@@ -4372,6 +8482,9 @@
         </w:tc>
       </w:tr>
       <w:tr>
+        <w:trPr>
+          <w:cantSplit/>
+        </w:trPr>
         <w:tc>
           <w:tcPr>
             <w:tcW w:type="dxa" w:w="3000"/>
@@ -4490,7 +8603,6 @@
             <w:r>
               <w:rPr>
                 <w:rFonts w:ascii="Times New Roman" w:hAnsi="Times New Roman" w:eastAsia="Times New Roman" w:cs="Times New Roman"/>
-                <w:b/>
                 <w:color w:val="000000"/>
                 <w:sz w:val="17"/>
               </w:rPr>
@@ -4500,6 +8612,9 @@
         </w:tc>
       </w:tr>
       <w:tr>
+        <w:trPr>
+          <w:cantSplit/>
+        </w:trPr>
         <w:tc>
           <w:tcPr>
             <w:tcW w:type="dxa" w:w="3000"/>
@@ -4632,6 +8747,9 @@
         </w:tc>
       </w:tr>
       <w:tr>
+        <w:trPr>
+          <w:cantSplit/>
+        </w:trPr>
         <w:tc>
           <w:tcPr>
             <w:tcW w:type="dxa" w:w="3000"/>
@@ -4725,7 +8843,6 @@
             <w:r>
               <w:rPr>
                 <w:rFonts w:ascii="Times New Roman" w:hAnsi="Times New Roman" w:eastAsia="Times New Roman" w:cs="Times New Roman"/>
-                <w:b/>
                 <w:color w:val="000000"/>
                 <w:sz w:val="17"/>
               </w:rPr>
@@ -4760,6 +8877,9 @@
         </w:tc>
       </w:tr>
       <w:tr>
+        <w:trPr>
+          <w:cantSplit/>
+        </w:trPr>
         <w:tc>
           <w:tcPr>
             <w:tcW w:type="dxa" w:w="3000"/>
@@ -4887,6 +9007,9 @@
         </w:tc>
       </w:tr>
       <w:tr>
+        <w:trPr>
+          <w:cantSplit/>
+        </w:trPr>
         <w:tc>
           <w:tcPr>
             <w:tcW w:type="dxa" w:w="3000"/>
@@ -5014,6 +9137,9 @@
         </w:tc>
       </w:tr>
       <w:tr>
+        <w:trPr>
+          <w:cantSplit/>
+        </w:trPr>
         <w:tc>
           <w:tcPr>
             <w:tcW w:type="dxa" w:w="3000"/>
@@ -5141,6 +9267,9 @@
         </w:tc>
       </w:tr>
       <w:tr>
+        <w:trPr>
+          <w:cantSplit/>
+        </w:trPr>
         <w:tc>
           <w:tcPr>
             <w:tcW w:type="dxa" w:w="3000"/>
@@ -5268,6 +9397,9 @@
         </w:tc>
       </w:tr>
       <w:tr>
+        <w:trPr>
+          <w:cantSplit/>
+        </w:trPr>
         <w:tc>
           <w:tcPr>
             <w:tcW w:type="dxa" w:w="3000"/>
@@ -5395,6 +9527,9 @@
         </w:tc>
       </w:tr>
       <w:tr>
+        <w:trPr>
+          <w:cantSplit/>
+        </w:trPr>
         <w:tc>
           <w:tcPr>
             <w:tcW w:type="dxa" w:w="3000"/>
@@ -5522,6 +9657,9 @@
         </w:tc>
       </w:tr>
       <w:tr>
+        <w:trPr>
+          <w:cantSplit/>
+        </w:trPr>
         <w:tc>
           <w:tcPr>
             <w:tcW w:type="dxa" w:w="3000"/>
@@ -5664,7 +9802,7 @@
           <w:color w:val="000000"/>
           <w:sz w:val="24"/>
         </w:rPr>
-        <w:t>qLogNEI achieved better point regret than primary SPADE, 0.0750 versus 0.0844. The paired mean gap was 0.00937, with a bootstrap interval of 0.00258–0.01615. The entire interval lay within the prespecified 0.02 practical margin. This supported practical point-regret parity in the target condition, not SPADE point superiority. All principal methods used 48 wells, but SPADE used two decision rounds, compared with ten for batch BO.</w:t>
+        <w:t>qLogNEI achieved better point regret than primary SPADE, 0.0750 versus 0.0844. The paired mean gap was 0.00937, with a bootstrap interval of 0.00258–0.01615. The entire interval lay within the prespecified 0.02 practical margin. This supported practical point-regret parity in the target condition, not SPADE point superiority. All principal methods used 48 wells, but SPADE used two decision rounds, compared with ten for batch BO (Fig 3).</w:t>
       </w:r>
     </w:p>
     <w:p>
@@ -5676,7 +9814,7 @@
       <w:r>
         <w:drawing>
           <wp:inline xmlns:a="http://schemas.openxmlformats.org/drawingml/2006/main" xmlns:pic="http://schemas.openxmlformats.org/drawingml/2006/picture">
-            <wp:extent cx="5897880" cy="4966340"/>
+            <wp:extent cx="5897880" cy="5493839"/>
             <wp:docPr id="3" name="Picture 3"/>
             <wp:cNvGraphicFramePr>
               <a:graphicFrameLocks noChangeAspect="1"/>
@@ -5697,7 +9835,7 @@
                   <pic:spPr>
                     <a:xfrm>
                       <a:off x="0" y="0"/>
-                      <a:ext cx="5897880" cy="4966340"/>
+                      <a:ext cx="5897880" cy="5493839"/>
                     </a:xfrm>
                     <a:prstGeom prst="rect"/>
                   </pic:spPr>
@@ -5730,32 +9868,62 @@
         </w:rPr>
         <w:t xml:space="preserve"> (A) Registered Hill-target means for symmetric-difference map error and Rule-P simple regret (</w:t>
       </w:r>
-      <w:r>
-        <w:rPr>
-          <w:rFonts w:ascii="Cambria Math" w:hAnsi="Cambria Math" w:eastAsia="Cambria Math" w:cs="Cambria Math"/>
-          <w:i/>
-          <w:color w:val="000000"/>
-          <w:sz w:val="20"/>
-        </w:rPr>
-        <w:t>n=25</w:t>
-      </w:r>
+      <m:oMath>
+        <m:box>
+          <m:e>
+            <m:r>
+              <m:rPr>
+                <m:sty m:val="i"/>
+              </m:rPr>
+              <m:t>n</m:t>
+            </m:r>
+            <m:r>
+              <m:rPr>
+                <m:sty m:val="p"/>
+              </m:rPr>
+              <m:t>=</m:t>
+            </m:r>
+            <m:r>
+              <m:rPr>
+                <m:sty m:val="p"/>
+              </m:rPr>
+              <m:t>25</m:t>
+            </m:r>
+          </m:e>
+        </m:box>
+      </m:oMath>
       <w:r>
         <w:rPr>
           <w:rFonts w:ascii="Times New Roman" w:hAnsi="Times New Roman" w:eastAsia="Times New Roman" w:cs="Times New Roman"/>
           <w:color w:val="000000"/>
           <w:sz w:val="20"/>
         </w:rPr>
-        <w:t xml:space="preserve"> campaign aggregates per method); lower is better on both axes. (B) Paired SPADE-minus-comparator contrasts with 95% intervals and the prespecified ±0.02 smallest effect size of interest. SPADE reduces map error relative to Sobol (−0.0109) and qLogNEI (−0.0327), while Rule-P regret is +0.0094 relative to qLogNEI. (C) Every equal-budget method consumes 48 wells, but feedback ranges from one to ten rounds. (D) Hartmann (</w:t>
+        <w:t xml:space="preserve"> landscape-level means per method); lower is better on both axes. (B) Paired SPADE-minus-comparator contrasts with 95% intervals and the prespecified ±0.02 smallest effect size of interest. SPADE has lower map error than Sobol (−0.0109, below the practical threshold) and qLogNEI (−0.0327), while Rule-P regret is +0.0094 relative to qLogNEI. (C) Every equal-budget method consumes 48 wells, but feedback ranges from one to ten rounds. (D) Hartmann (</w:t>
       </w:r>
-      <w:r>
-        <w:rPr>
-          <w:rFonts w:ascii="Cambria Math" w:hAnsi="Cambria Math" w:eastAsia="Cambria Math" w:cs="Cambria Math"/>
-          <w:i/>
-          <w:color w:val="000000"/>
-          <w:sz w:val="20"/>
-        </w:rPr>
-        <w:t>d=6</w:t>
-      </w:r>
+      <m:oMath>
+        <m:box>
+          <m:e>
+            <m:r>
+              <m:rPr>
+                <m:sty m:val="i"/>
+              </m:rPr>
+              <m:t>d</m:t>
+            </m:r>
+            <m:r>
+              <m:rPr>
+                <m:sty m:val="p"/>
+              </m:rPr>
+              <m:t>=</m:t>
+            </m:r>
+            <m:r>
+              <m:rPr>
+                <m:sty m:val="p"/>
+              </m:rPr>
+              <m:t>6</m:t>
+            </m:r>
+          </m:e>
+        </m:box>
+      </m:oMath>
       <w:r>
         <w:rPr>
           <w:rFonts w:ascii="Times New Roman" w:hAnsi="Times New Roman" w:eastAsia="Times New Roman" w:cs="Times New Roman"/>
@@ -5764,15 +9932,30 @@
         </w:rPr>
         <w:t xml:space="preserve"> and </w:t>
       </w:r>
-      <w:r>
-        <w:rPr>
-          <w:rFonts w:ascii="Cambria Math" w:hAnsi="Cambria Math" w:eastAsia="Cambria Math" w:cs="Cambria Math"/>
-          <w:i/>
-          <w:color w:val="000000"/>
-          <w:sz w:val="20"/>
-        </w:rPr>
-        <w:t>d=8</w:t>
-      </w:r>
+      <m:oMath>
+        <m:box>
+          <m:e>
+            <m:r>
+              <m:rPr>
+                <m:sty m:val="i"/>
+              </m:rPr>
+              <m:t>d</m:t>
+            </m:r>
+            <m:r>
+              <m:rPr>
+                <m:sty m:val="p"/>
+              </m:rPr>
+              <m:t>=</m:t>
+            </m:r>
+            <m:r>
+              <m:rPr>
+                <m:sty m:val="p"/>
+              </m:rPr>
+              <m:t>8</m:t>
+            </m:r>
+          </m:e>
+        </m:box>
+      </m:oMath>
       <w:r>
         <w:rPr>
           <w:rFonts w:ascii="Times New Roman" w:hAnsi="Times New Roman" w:eastAsia="Times New Roman" w:cs="Times New Roman"/>
@@ -5780,6 +9963,19 @@
           <w:sz w:val="20"/>
         </w:rPr>
         <w:t>) robustness values are descriptive means; intervals are unavailable.</w:t>
+      </w:r>
+    </w:p>
+    <w:p>
+      <w:pPr>
+        <w:widowControl/>
+      </w:pPr>
+      <w:r>
+        <w:rPr>
+          <w:rFonts w:ascii="Times New Roman" w:hAnsi="Times New Roman" w:eastAsia="Times New Roman" w:cs="Times New Roman"/>
+          <w:color w:val="000000"/>
+          <w:sz w:val="24"/>
+        </w:rPr>
+        <w:t>The simpler space-filling comparators limit the interpretation of map leadership. SPADE's map advantage over Sobol was 0.01089 (95% interval 0.00597–0.01566), entirely below the 0.02 practical threshold. One-shot Latin hypercube achieved map error 0.1867, only 0.0063 above primary SPADE, while attaining lower point regret (0.0747 versus 0.0844) in one round rather than two. The retained claim ledger contains no paired inferential decision for this LHS contrast, so these means establish neither LHS equivalence nor SPADE superiority. They identify a strong simple comparator that the 15.3% contrast against qLogNEI alone would miss.</w:t>
       </w:r>
     </w:p>
     <w:p>
@@ -5806,7 +10002,7 @@
           <w:color w:val="000000"/>
           <w:sz w:val="24"/>
         </w:rPr>
-        <w:t xml:space="preserve">The registered mechanism test asked whether the proposed boundary criterion earned its keep under an equal well budget. The m0-versus-random map-error effect was −0.00188 in the frozen sign convention (95% interval −0.00624 to 0.00261; Holm-adjusted </w:t>
+        <w:t xml:space="preserve">The registered mechanism test compared boundary targeting with random placement under an equal well budget. The effect, defined as random-second-round minus m0 map error, was −0.00188 (95% interval −0.00624 to 0.00261; Holm-adjusted </w:t>
       </w:r>
       <w:r>
         <w:rPr>
@@ -5823,7 +10019,7 @@
           <w:color w:val="000000"/>
           <w:sz w:val="24"/>
         </w:rPr>
-        <w:t xml:space="preserve"> = 0.4108). Boundary-focused placement therefore showed no advantage over eight random second-round points. This null is a primary scientific result of the study: the two-round spread architecture remains of interest, but the tested targeting rule does not explain SPADE's target-condition map performance.</w:t>
+        <w:t xml:space="preserve"> = 0.4108). Negative values favor the random control. Boundary-focused placement therefore showed no advantage over eight random second-round points. The tested targeting rule does not explain SPADE's target-condition map performance.</w:t>
       </w:r>
     </w:p>
     <w:p>
@@ -5855,15 +10051,52 @@
         </w:rPr>
         <w:t xml:space="preserve"> approximately </w:t>
       </w:r>
-      <w:r>
-        <w:rPr>
-          <w:rFonts w:ascii="Cambria Math" w:hAnsi="Cambria Math" w:eastAsia="Cambria Math" w:cs="Cambria Math"/>
-          <w:i/>
-          <w:color w:val="000000"/>
-          <w:sz w:val="24"/>
-        </w:rPr>
-        <w:t>1.3\times10^{-4}</w:t>
-      </w:r>
+      <m:oMath>
+        <m:box>
+          <m:e>
+            <m:r>
+              <m:rPr>
+                <m:sty m:val="p"/>
+              </m:rPr>
+              <m:t>1.3</m:t>
+            </m:r>
+            <m:r>
+              <m:rPr>
+                <m:sty m:val="p"/>
+              </m:rPr>
+              <m:t>×</m:t>
+            </m:r>
+            <m:sSup>
+              <m:e>
+                <m:r>
+                  <m:rPr>
+                    <m:sty m:val="p"/>
+                  </m:rPr>
+                  <m:t>10</m:t>
+                </m:r>
+              </m:e>
+              <m:sup>
+                <m:box>
+                  <m:e>
+                    <m:r>
+                      <m:rPr>
+                        <m:sty m:val="p"/>
+                      </m:rPr>
+                      <m:t>−</m:t>
+                    </m:r>
+                    <m:r>
+                      <m:rPr>
+                        <m:sty m:val="p"/>
+                      </m:rPr>
+                      <m:t>4</m:t>
+                    </m:r>
+                  </m:e>
+                </m:box>
+              </m:sup>
+            </m:sSup>
+          </m:e>
+        </m:box>
+      </m:oMath>
       <w:r>
         <w:rPr>
           <w:rFonts w:ascii="Times New Roman" w:hAnsi="Times New Roman" w:eastAsia="Times New Roman" w:cs="Times New Roman"/>
@@ -5937,7 +10170,7 @@
           <w:color w:val="000000"/>
           <w:sz w:val="24"/>
         </w:rPr>
-        <w:t>Ackley behaved as the predeclared exception. Screened RSM achieved the lowest point regret, 0.5540, but map error was 0.4599, almost twice the 0.23–0.24 range of most alternatives. SPADE certificates were empty in most Ackley campaigns, indicating refusal to certify. Levy and Rosenbrock map errors were compressed near 0.25 under their feasible primary probability level; those cells provided little method discrimination and were not forced into a winner narrative.</w:t>
+        <w:t>Ackley behaved as the predeclared exception. Screened RSM achieved the lowest point regret, 0.5539, but map error was 0.4599, almost twice the 0.23–0.24 range of most alternatives. SPADE certificates were empty in most Ackley campaigns, indicating refusal to certify. Levy and Rosenbrock map errors were compressed near 0.25 under their feasible primary probability level; those cells provided little method discrimination and were not forced into a winner narrative.</w:t>
       </w:r>
     </w:p>
     <w:p>
@@ -5964,7 +10197,7 @@
           <w:color w:val="000000"/>
           <w:sz w:val="24"/>
         </w:rPr>
-        <w:t>In the retrospective five-family Murphy analysis, primary SPADE had the highest AUC (0.7583) and refinement (approximately 0.0151), but calibration error was approximately 0.0359. Sobol had lower calibration error (0.0289) and the lowest Brier score. Screened RSM had calibration error 0.2296 and ranked last on refinement. Thus, SPADE produced sharp probability separation without being the best-calibrated method (Fig 4A). The standalone prospective calibration table reports Brier score, Murphy calibration, Murphy refinement, AUC, map error, point regret, wells, and rounds from the final raw rows without pooling conditions.</w:t>
+        <w:t>In the retrospective Hill Murphy analysis, primary SPADE had the highest AUC (0.7583) and refinement (approximately 0.0151), but calibration error was approximately 0.0359. Sobol had lower calibration error (0.0289) and the lowest Brier score. Screened RSM had calibration error 0.2296 and ranked last on refinement. Thus, SPADE produced sharp probability separation without being the best-calibrated method (Fig 4A). These descriptive summaries pool repeated threshold cells and do not treat them as independent campaigns. The standalone prospective calibration table reports Brier score, Murphy calibration, Murphy refinement, AUC, map error, point regret, wells, and rounds from the final raw rows without pooling conditions.</w:t>
       </w:r>
     </w:p>
     <w:p>
@@ -5976,7 +10209,7 @@
       <w:r>
         <w:drawing>
           <wp:inline xmlns:a="http://schemas.openxmlformats.org/drawingml/2006/main" xmlns:pic="http://schemas.openxmlformats.org/drawingml/2006/picture">
-            <wp:extent cx="5897880" cy="5101021"/>
+            <wp:extent cx="5897880" cy="5561179"/>
             <wp:docPr id="4" name="Picture 4"/>
             <wp:cNvGraphicFramePr>
               <a:graphicFrameLocks noChangeAspect="1"/>
@@ -5997,7 +10230,7 @@
                   <pic:spPr>
                     <a:xfrm>
                       <a:off x="0" y="0"/>
-                      <a:ext cx="5897880" cy="5101021"/>
+                      <a:ext cx="5897880" cy="5561179"/>
                     </a:xfrm>
                     <a:prstGeom prst="rect"/>
                   </pic:spPr>
@@ -6020,7 +10253,7 @@
           <w:color w:val="000000"/>
           <w:sz w:val="20"/>
         </w:rPr>
-        <w:t>Fig 4. Reliability requires both calibration and non-vacuous certification.</w:t>
+        <w:t>Fig 4. Calibration, posterior checks, and empirical containment are different outcomes.</w:t>
       </w:r>
       <w:r>
         <w:rPr>
@@ -6028,41 +10261,179 @@
           <w:color w:val="000000"/>
           <w:sz w:val="20"/>
         </w:rPr>
-        <w:t xml:space="preserve"> (A) Retrospective Hill calibration error and refinement are descriptive summaries (</w:t>
+        <w:t xml:space="preserve"> (A) Retrospective Hill calibration and refinement use </w:t>
       </w:r>
-      <w:r>
-        <w:rPr>
-          <w:rFonts w:ascii="Cambria Math" w:hAnsi="Cambria Math" w:eastAsia="Cambria Math" w:cs="Cambria Math"/>
-          <w:i/>
-          <w:color w:val="000000"/>
-          <w:sz w:val="20"/>
-        </w:rPr>
-        <w:t>n=1{,}200</w:t>
-      </w:r>
+      <m:oMath>
+        <m:box>
+          <m:e>
+            <m:r>
+              <m:rPr>
+                <m:sty m:val="i"/>
+              </m:rPr>
+              <m:t>n</m:t>
+            </m:r>
+            <m:r>
+              <m:rPr>
+                <m:sty m:val="p"/>
+              </m:rPr>
+              <m:t>=</m:t>
+            </m:r>
+            <m:r>
+              <m:rPr>
+                <m:sty m:val="p"/>
+              </m:rPr>
+              <m:t>1</m:t>
+            </m:r>
+            <m:box>
+              <m:e>
+                <m:r>
+                  <m:rPr>
+                    <m:sty m:val="p"/>
+                  </m:rPr>
+                  <m:t>,</m:t>
+                </m:r>
+              </m:e>
+            </m:box>
+            <m:r>
+              <m:rPr>
+                <m:sty m:val="p"/>
+              </m:rPr>
+              <m:t>200</m:t>
+            </m:r>
+          </m:e>
+        </m:box>
+      </m:oMath>
       <w:r>
         <w:rPr>
           <w:rFonts w:ascii="Times New Roman" w:hAnsi="Times New Roman" w:eastAsia="Times New Roman" w:cs="Times New Roman"/>
           <w:color w:val="000000"/>
           <w:sz w:val="20"/>
         </w:rPr>
-        <w:t xml:space="preserve"> cells per method). (B) Prospective Hill cross-fit containment relative to nominal assurance, with 95% exact intervals and empty certificates excluded from each denominator. (C) At </w:t>
+        <w:t xml:space="preserve"> repeated threshold cells per method. (B) Prospective Hill fractions of non-empty campaigns meeting the held-out posterior check, minus </w:t>
       </w:r>
-      <w:r>
-        <w:rPr>
-          <w:rFonts w:ascii="Cambria Math" w:hAnsi="Cambria Math" w:eastAsia="Cambria Math" w:cs="Cambria Math"/>
-          <w:i/>
-          <w:color w:val="000000"/>
-          <w:sz w:val="20"/>
-        </w:rPr>
-        <w:t>\alpha=0.95</w:t>
-      </w:r>
+      <m:oMath>
+        <m:box>
+          <m:e>
+            <m:r>
+              <m:rPr>
+                <m:sty m:val="i"/>
+              </m:rPr>
+              <m:t>α</m:t>
+            </m:r>
+          </m:e>
+        </m:box>
+      </m:oMath>
       <w:r>
         <w:rPr>
           <w:rFonts w:ascii="Times New Roman" w:hAnsi="Times New Roman" w:eastAsia="Times New Roman" w:cs="Times New Roman"/>
           <w:color w:val="000000"/>
           <w:sz w:val="20"/>
         </w:rPr>
-        <w:t>, campaigns returning any non-empty certificate were 0/50 for Ackley, 11/50 for Hartmann6, 50/50 for Hill, 49/50 for Levy, and 50/50 for Rosenbrock; zero denotes refusal to certify, not zero containment. (D) Conditional containment is shown only when a certificate was returned; downward triangles denote intervals wholly below nominal assurance.</w:t>
+        <w:t xml:space="preserve">. This is posterior self-consistency, not empirical containment. The original 95% binomial intervals are retained as diagnostics; they do not adjust for repeated Hill instances. Downward triangles mark unadjusted intervals below </w:t>
+      </w:r>
+      <m:oMath>
+        <m:box>
+          <m:e>
+            <m:r>
+              <m:rPr>
+                <m:sty m:val="i"/>
+              </m:rPr>
+              <m:t>α</m:t>
+            </m:r>
+          </m:e>
+        </m:box>
+      </m:oMath>
+      <w:r>
+        <w:rPr>
+          <w:rFonts w:ascii="Times New Roman" w:hAnsi="Times New Roman" w:eastAsia="Times New Roman" w:cs="Times New Roman"/>
+          <w:color w:val="000000"/>
+          <w:sz w:val="20"/>
+        </w:rPr>
+        <w:t xml:space="preserve">, not Holm-adjusted decisions. Stored </w:t>
+      </w:r>
+      <m:oMath>
+        <m:box>
+          <m:e>
+            <m:r>
+              <m:rPr>
+                <m:sty m:val="i"/>
+              </m:rPr>
+              <m:t>γ</m:t>
+            </m:r>
+          </m:e>
+        </m:box>
+      </m:oMath>
+      <w:r>
+        <w:rPr>
+          <w:rFonts w:ascii="Times New Roman" w:hAnsi="Times New Roman" w:eastAsia="Times New Roman" w:cs="Times New Roman"/>
+          <w:color w:val="000000"/>
+          <w:sz w:val="20"/>
+        </w:rPr>
+        <w:t xml:space="preserve"> labels identify report cells but do not alter the latent certificates. (C) In the separate retrospective study at </w:t>
+      </w:r>
+      <m:oMath>
+        <m:box>
+          <m:e>
+            <m:r>
+              <m:rPr>
+                <m:sty m:val="i"/>
+              </m:rPr>
+              <m:t>α</m:t>
+            </m:r>
+            <m:r>
+              <m:rPr>
+                <m:sty m:val="p"/>
+              </m:rPr>
+              <m:t>=</m:t>
+            </m:r>
+            <m:r>
+              <m:rPr>
+                <m:sty m:val="p"/>
+              </m:rPr>
+              <m:t>0.95</m:t>
+            </m:r>
+          </m:e>
+        </m:box>
+      </m:oMath>
+      <w:r>
+        <w:rPr>
+          <w:rFonts w:ascii="Times New Roman" w:hAnsi="Times New Roman" w:eastAsia="Times New Roman" w:cs="Times New Roman"/>
+          <w:color w:val="000000"/>
+          <w:sz w:val="20"/>
+        </w:rPr>
+        <w:t xml:space="preserve">, campaigns with any non-empty certificate were 0/50 for Ackley, 11/50 for Hartmann6, 50/50 for Hill, 49/50 for Levy, and 50/50 for Rosenbrock. Zero means refusal to certify. (D) At </w:t>
+      </w:r>
+      <m:oMath>
+        <m:box>
+          <m:e>
+            <m:r>
+              <m:rPr>
+                <m:sty m:val="i"/>
+              </m:rPr>
+              <m:t>α</m:t>
+            </m:r>
+            <m:r>
+              <m:rPr>
+                <m:sty m:val="p"/>
+              </m:rPr>
+              <m:t>=</m:t>
+            </m:r>
+            <m:r>
+              <m:rPr>
+                <m:sty m:val="p"/>
+              </m:rPr>
+              <m:t>0.80</m:t>
+            </m:r>
+          </m:e>
+        </m:box>
+      </m:oMath>
+      <w:r>
+        <w:rPr>
+          <w:rFonts w:ascii="Times New Roman" w:hAnsi="Times New Roman" w:eastAsia="Times New Roman" w:cs="Times New Roman"/>
+          <w:color w:val="000000"/>
+          <w:sz w:val="20"/>
+        </w:rPr>
+        <w:t>, empirical oracle containment pools dependent non-empty threshold cells. These proportions are descriptive, without binomial intervals or a cross-family validity test. Panels C and D use different assurance levels.</w:t>
       </w:r>
     </w:p>
     <w:p>
@@ -6076,7 +10447,7 @@
           <w:color w:val="000000"/>
           <w:sz w:val="24"/>
         </w:rPr>
-        <w:t>Certificate evidence was Hill-scoped and sometimes inconclusive</w:t>
+        <w:t>Posterior certificate checks did not establish empirical validity</w:t>
       </w:r>
     </w:p>
     <w:p>
@@ -6089,7 +10460,7 @@
           <w:color w:val="000000"/>
           <w:sz w:val="24"/>
         </w:rPr>
-        <w:t xml:space="preserve">No prospective Hill confirmatory cell was demonstrably below nominal containment after exact inference and Holm correction. The weakest cell contained 11 of 13 non-empty sets, or 0.8462, against nominal 0.80. Its exact 95% interval was approximately 0.546–0.981 and adjusted </w:t>
+        <w:t xml:space="preserve">In the original prospective Hill report, no eligible posterior-check cell was below its comparison level after binomial inference and Holm correction. The weakest reported pass fraction was 11/13, or 0.8462, against 0.80; the retained 95% interval was approximately 0.546–0.981 and adjusted </w:t>
       </w:r>
       <w:r>
         <w:rPr>
@@ -6106,7 +10477,7 @@
           <w:color w:val="000000"/>
           <w:sz w:val="24"/>
         </w:rPr>
-        <w:t xml:space="preserve"> = 1.0. This was failure to demonstrate under-coverage, not proof of validity; the denominator was only three above the non-empty evidence floor.</w:t>
+        <w:t xml:space="preserve"> = 1.0. Eleven here counts campaigns passing a held-out posterior-probability check, not eleven sets contained in oracle truth. The result cannot support empirical certificate validity, even in Hill. The small non-empty denominator and repeated-instance structure further limit interpretation.</w:t>
       </w:r>
     </w:p>
     <w:p>
@@ -6119,7 +10490,7 @@
           <w:color w:val="000000"/>
           <w:sz w:val="24"/>
         </w:rPr>
-        <w:t>Prospective Hartmann evidence was not uniformly conclusive, so the registered certificate claim was narrowed to Hill. An independent retrospective five-family analysis found high-assurance under-coverage on Levy and Rosenbrock, while Ackley and Hartmann frequently returned empty certificates. At assurance 0.95, non-empty certificates were returned in 0/50 Ackley, 11/50 Hartmann6, 50/50 Hill, 49/50 Levy, and 50/50 Rosenbrock campaigns. These results distinguished two failure modes: conditional miscoverage and declining to certify.</w:t>
+        <w:t>The retrospective five-family analysis used oracle containment and exposed a separate failure mode. At assurance 0.80, pooled non-empty cells had containment 16/32 for Hartmann6, 802/808 for Hill, 697/747 for Levy, and 778/845 for Rosenbrock; Ackley returned no non-empty cells at that assurance. These are repeated-cell descriptions, not independent binomial experiments (Fig 4D). At assurance 0.95, campaigns returning any non-empty certificate were 0/50 for Ackley, 11/50 for Hartmann6, 50/50 for Hill, 49/50 for Levy, and 50/50 for Rosenbrock. Answer frequency and containment must therefore be reported separately.</w:t>
       </w:r>
     </w:p>
     <w:p>
@@ -6132,8 +10503,603 @@
           <w:color w:val="000000"/>
           <w:sz w:val="24"/>
         </w:rPr>
-        <w:t>Eighteen of 64 certificate cells passed a raw containment rule while returning empty sets in more than half of campaigns; the non-vacuity guard downgraded them to inconclusive. After clean regeneration, zero of 23,600 primary-probability rows entered analysis above the certifiability ceiling. Feasibility and emptiness guards therefore materially changed interpretation rather than acting as bookkeeping checks.</w:t>
+        <w:t>Eighteen of 64 original certificate-report cells passed the posterior-check rule while returning empty sets in more than half of campaigns; the non-vacuity guard downgraded them to inconclusive. After regeneration, zero of 23,600 primary-label rows entered analysis above the registered feasibility ceiling. These are audit counts across repeated configurations. They show what the reporting guards excluded, but do not repair the distinction between model checks and oracle validity.</w:t>
       </w:r>
+    </w:p>
+    <w:p>
+      <w:pPr>
+        <w:pStyle w:val="Heading2"/>
+        <w:widowControl/>
+      </w:pPr>
+      <w:r>
+        <w:rPr>
+          <w:rFonts w:ascii="Times New Roman" w:hAnsi="Times New Roman" w:eastAsia="Times New Roman" w:cs="Times New Roman"/>
+          <w:color w:val="000000"/>
+          <w:sz w:val="24"/>
+        </w:rPr>
+        <w:t>The stricter joint protocol stopped at the development gate</w:t>
+      </w:r>
+    </w:p>
+    <w:p>
+      <w:pPr>
+        <w:widowControl/>
+      </w:pPr>
+      <w:r>
+        <w:rPr>
+          <w:rFonts w:ascii="Times New Roman" w:hAnsi="Times New Roman" w:eastAsia="Times New Roman" w:cs="Times New Roman"/>
+          <w:color w:val="000000"/>
+          <w:sz w:val="24"/>
+        </w:rPr>
+        <w:t xml:space="preserve">The separate joint-protocol grid completed all five development families, 11 arms, and 50 campaign keys per family, for 2,750 validated rows. The registered unanimous leave-one-family-out selector returned </w:t>
+      </w:r>
+      <w:r>
+        <w:rPr>
+          <w:rFonts w:ascii="Courier New" w:hAnsi="Courier New" w:eastAsia="Courier New" w:cs="Courier New"/>
+          <w:color w:val="000000"/>
+          <w:sz w:val="22"/>
+        </w:rPr>
+        <w:t>NO_SELECTION</w:t>
+      </w:r>
+      <w:r>
+        <w:rPr>
+          <w:rFonts w:ascii="Times New Roman" w:hAnsi="Times New Roman" w:eastAsia="Times New Roman" w:cs="Times New Roman"/>
+          <w:color w:val="000000"/>
+          <w:sz w:val="24"/>
+        </w:rPr>
+        <w:t>. In every fold, each of the nine SPADE candidates fell below the 0.90 empirical-containment floor in at least one training family. No candidate reached the subsequent regret or map-ranking steps. Because no candidate was selected, no power artifact was created and the reserved lockbox remained unopened.</w:t>
+      </w:r>
+    </w:p>
+    <w:p>
+      <w:pPr>
+        <w:widowControl/>
+      </w:pPr>
+      <w:r>
+        <w:rPr>
+          <w:rFonts w:ascii="Times New Roman" w:hAnsi="Times New Roman" w:eastAsia="Times New Roman" w:cs="Times New Roman"/>
+          <w:color w:val="000000"/>
+          <w:sz w:val="24"/>
+        </w:rPr>
+        <w:t>This result does not alter the target-condition map comparisons above because the studies used separate protocols and evidence bodies. Lower map error in the Hill target did not establish a certificate that transferred across all development families under the stricter gate. Table 4 reports the development ranges across all nine candidates.</w:t>
+      </w:r>
+    </w:p>
+    <w:p>
+      <w:pPr>
+        <w:keepNext/>
+        <w:keepLines/>
+        <w:widowControl/>
+      </w:pPr>
+      <w:r>
+        <w:rPr>
+          <w:rFonts w:ascii="Times New Roman" w:hAnsi="Times New Roman" w:eastAsia="Times New Roman" w:cs="Times New Roman"/>
+          <w:b/>
+          <w:color w:val="000000"/>
+          <w:sz w:val="24"/>
+        </w:rPr>
+        <w:t>Table 4. Separate joint-protocol development results across nine candidates.</w:t>
+      </w:r>
+      <w:r>
+        <w:rPr>
+          <w:rFonts w:ascii="Times New Roman" w:hAnsi="Times New Roman" w:eastAsia="Times New Roman" w:cs="Times New Roman"/>
+          <w:color w:val="000000"/>
+          <w:sz w:val="24"/>
+        </w:rPr>
+        <w:t xml:space="preserve"> Ranges are the minimum and maximum across candidates, not confidence intervals. Each candidate ran 50 matched campaigns per family. Containment denominators exclude empty certificates. The 0.90 floor had to hold in every training family; an isolated passing family could not qualify a candidate.</w:t>
+      </w:r>
+    </w:p>
+    <w:tbl>
+      <w:tblPr>
+        <w:tblStyle w:val="TableGrid"/>
+        <w:tblW w:type="dxa" w:w="9360"/>
+        <w:jc w:val="left"/>
+        <w:tblLayout w:type="fixed"/>
+        <w:tblLook w:firstColumn="1" w:firstRow="1" w:lastColumn="0" w:lastRow="0" w:noHBand="0" w:noVBand="1" w:val="04A0"/>
+        <w:tblBorders>
+          <w:top w:val="single" w:sz="4" w:color="D9D9D9"/>
+          <w:left w:val="single" w:sz="4" w:color="D9D9D9"/>
+          <w:bottom w:val="single" w:sz="4" w:color="D9D9D9"/>
+          <w:right w:val="single" w:sz="4" w:color="D9D9D9"/>
+          <w:insideH w:val="single" w:sz="4" w:color="D9D9D9"/>
+          <w:insideV w:val="single" w:sz="4" w:color="D9D9D9"/>
+        </w:tblBorders>
+        <w:tblInd w:w="120" w:type="dxa"/>
+      </w:tblPr>
+      <w:tblGrid>
+        <w:gridCol w:w="2200"/>
+        <w:gridCol w:w="3580"/>
+        <w:gridCol w:w="3580"/>
+      </w:tblGrid>
+      <w:tr>
+        <w:trPr>
+          <w:cantSplit/>
+          <w:tblHeader w:val="true"/>
+        </w:trPr>
+        <w:tc>
+          <w:tcPr>
+            <w:tcW w:type="dxa" w:w="2200"/>
+            <w:shd w:fill="E7E6E6"/>
+            <w:vAlign w:val="center"/>
+            <w:tcMar>
+              <w:top w:w="80" w:type="dxa"/>
+              <w:bottom w:w="80" w:type="dxa"/>
+              <w:start w:w="120" w:type="dxa"/>
+              <w:end w:w="120" w:type="dxa"/>
+            </w:tcMar>
+          </w:tcPr>
+          <w:p>
+            <w:pPr>
+              <w:spacing w:before="0" w:after="0" w:line="240" w:lineRule="auto"/>
+            </w:pPr>
+            <w:r>
+              <w:rPr>
+                <w:rFonts w:ascii="Times New Roman" w:hAnsi="Times New Roman" w:eastAsia="Times New Roman" w:cs="Times New Roman"/>
+                <w:b/>
+                <w:color w:val="000000"/>
+                <w:sz w:val="17"/>
+              </w:rPr>
+              <w:t>Development family</w:t>
+            </w:r>
+          </w:p>
+        </w:tc>
+        <w:tc>
+          <w:tcPr>
+            <w:tcW w:type="dxa" w:w="3580"/>
+            <w:shd w:fill="E7E6E6"/>
+            <w:vAlign w:val="center"/>
+            <w:tcMar>
+              <w:top w:w="80" w:type="dxa"/>
+              <w:bottom w:w="80" w:type="dxa"/>
+              <w:start w:w="120" w:type="dxa"/>
+              <w:end w:w="120" w:type="dxa"/>
+            </w:tcMar>
+          </w:tcPr>
+          <w:p>
+            <w:pPr>
+              <w:spacing w:before="0" w:after="0" w:line="240" w:lineRule="auto"/>
+            </w:pPr>
+            <w:r>
+              <w:rPr>
+                <w:rFonts w:ascii="Times New Roman" w:hAnsi="Times New Roman" w:eastAsia="Times New Roman" w:cs="Times New Roman"/>
+                <w:b/>
+                <w:color w:val="000000"/>
+                <w:sz w:val="17"/>
+              </w:rPr>
+              <w:t>Campaigns answering out of 50</w:t>
+            </w:r>
+          </w:p>
+        </w:tc>
+        <w:tc>
+          <w:tcPr>
+            <w:tcW w:type="dxa" w:w="3580"/>
+            <w:shd w:fill="E7E6E6"/>
+            <w:vAlign w:val="center"/>
+            <w:tcMar>
+              <w:top w:w="80" w:type="dxa"/>
+              <w:bottom w:w="80" w:type="dxa"/>
+              <w:start w:w="120" w:type="dxa"/>
+              <w:end w:w="120" w:type="dxa"/>
+            </w:tcMar>
+          </w:tcPr>
+          <w:p>
+            <w:pPr>
+              <w:spacing w:before="0" w:after="0" w:line="240" w:lineRule="auto"/>
+            </w:pPr>
+            <w:r>
+              <w:rPr>
+                <w:rFonts w:ascii="Times New Roman" w:hAnsi="Times New Roman" w:eastAsia="Times New Roman" w:cs="Times New Roman"/>
+                <w:b/>
+                <w:color w:val="000000"/>
+                <w:sz w:val="17"/>
+              </w:rPr>
+              <w:t>Empirical containment range</w:t>
+            </w:r>
+          </w:p>
+        </w:tc>
+      </w:tr>
+      <w:tr>
+        <w:trPr>
+          <w:cantSplit/>
+        </w:trPr>
+        <w:tc>
+          <w:tcPr>
+            <w:tcW w:type="dxa" w:w="2200"/>
+            <w:vAlign w:val="center"/>
+            <w:tcMar>
+              <w:top w:w="80" w:type="dxa"/>
+              <w:bottom w:w="80" w:type="dxa"/>
+              <w:start w:w="120" w:type="dxa"/>
+              <w:end w:w="120" w:type="dxa"/>
+            </w:tcMar>
+          </w:tcPr>
+          <w:p>
+            <w:pPr>
+              <w:spacing w:before="0" w:after="0" w:line="240" w:lineRule="auto"/>
+            </w:pPr>
+            <w:r>
+              <w:rPr>
+                <w:rFonts w:ascii="Times New Roman" w:hAnsi="Times New Roman" w:eastAsia="Times New Roman" w:cs="Times New Roman"/>
+                <w:color w:val="000000"/>
+                <w:sz w:val="17"/>
+              </w:rPr>
+              <w:t>Hill</w:t>
+            </w:r>
+          </w:p>
+        </w:tc>
+        <w:tc>
+          <w:tcPr>
+            <w:tcW w:type="dxa" w:w="3580"/>
+            <w:vAlign w:val="center"/>
+            <w:tcMar>
+              <w:top w:w="80" w:type="dxa"/>
+              <w:bottom w:w="80" w:type="dxa"/>
+              <w:start w:w="120" w:type="dxa"/>
+              <w:end w:w="120" w:type="dxa"/>
+            </w:tcMar>
+          </w:tcPr>
+          <w:p>
+            <w:pPr>
+              <w:spacing w:before="0" w:after="0" w:line="240" w:lineRule="auto"/>
+            </w:pPr>
+            <w:r>
+              <w:rPr>
+                <w:rFonts w:ascii="Times New Roman" w:hAnsi="Times New Roman" w:eastAsia="Times New Roman" w:cs="Times New Roman"/>
+                <w:color w:val="000000"/>
+                <w:sz w:val="17"/>
+              </w:rPr>
+              <w:t>49–50</w:t>
+            </w:r>
+          </w:p>
+        </w:tc>
+        <w:tc>
+          <w:tcPr>
+            <w:tcW w:type="dxa" w:w="3580"/>
+            <w:vAlign w:val="center"/>
+            <w:tcMar>
+              <w:top w:w="80" w:type="dxa"/>
+              <w:bottom w:w="80" w:type="dxa"/>
+              <w:start w:w="120" w:type="dxa"/>
+              <w:end w:w="120" w:type="dxa"/>
+            </w:tcMar>
+          </w:tcPr>
+          <w:p>
+            <w:pPr>
+              <w:spacing w:before="0" w:after="0" w:line="240" w:lineRule="auto"/>
+            </w:pPr>
+            <w:r>
+              <w:rPr>
+                <w:rFonts w:ascii="Times New Roman" w:hAnsi="Times New Roman" w:eastAsia="Times New Roman" w:cs="Times New Roman"/>
+                <w:color w:val="000000"/>
+                <w:sz w:val="17"/>
+              </w:rPr>
+              <w:t>0.140–0.490</w:t>
+            </w:r>
+          </w:p>
+        </w:tc>
+      </w:tr>
+      <w:tr>
+        <w:trPr>
+          <w:cantSplit/>
+        </w:trPr>
+        <w:tc>
+          <w:tcPr>
+            <w:tcW w:type="dxa" w:w="2200"/>
+            <w:vAlign w:val="center"/>
+            <w:tcMar>
+              <w:top w:w="80" w:type="dxa"/>
+              <w:bottom w:w="80" w:type="dxa"/>
+              <w:start w:w="120" w:type="dxa"/>
+              <w:end w:w="120" w:type="dxa"/>
+            </w:tcMar>
+          </w:tcPr>
+          <w:p>
+            <w:pPr>
+              <w:spacing w:before="0" w:after="0" w:line="240" w:lineRule="auto"/>
+            </w:pPr>
+            <w:r>
+              <w:rPr>
+                <w:rFonts w:ascii="Times New Roman" w:hAnsi="Times New Roman" w:eastAsia="Times New Roman" w:cs="Times New Roman"/>
+                <w:color w:val="000000"/>
+                <w:sz w:val="17"/>
+              </w:rPr>
+              <w:t>Ackley</w:t>
+            </w:r>
+          </w:p>
+        </w:tc>
+        <w:tc>
+          <w:tcPr>
+            <w:tcW w:type="dxa" w:w="3580"/>
+            <w:vAlign w:val="center"/>
+            <w:tcMar>
+              <w:top w:w="80" w:type="dxa"/>
+              <w:bottom w:w="80" w:type="dxa"/>
+              <w:start w:w="120" w:type="dxa"/>
+              <w:end w:w="120" w:type="dxa"/>
+            </w:tcMar>
+          </w:tcPr>
+          <w:p>
+            <w:pPr>
+              <w:spacing w:before="0" w:after="0" w:line="240" w:lineRule="auto"/>
+            </w:pPr>
+            <w:r>
+              <w:rPr>
+                <w:rFonts w:ascii="Times New Roman" w:hAnsi="Times New Roman" w:eastAsia="Times New Roman" w:cs="Times New Roman"/>
+                <w:color w:val="000000"/>
+                <w:sz w:val="17"/>
+              </w:rPr>
+              <w:t>50</w:t>
+            </w:r>
+          </w:p>
+        </w:tc>
+        <w:tc>
+          <w:tcPr>
+            <w:tcW w:type="dxa" w:w="3580"/>
+            <w:vAlign w:val="center"/>
+            <w:tcMar>
+              <w:top w:w="80" w:type="dxa"/>
+              <w:bottom w:w="80" w:type="dxa"/>
+              <w:start w:w="120" w:type="dxa"/>
+              <w:end w:w="120" w:type="dxa"/>
+            </w:tcMar>
+          </w:tcPr>
+          <w:p>
+            <w:pPr>
+              <w:spacing w:before="0" w:after="0" w:line="240" w:lineRule="auto"/>
+            </w:pPr>
+            <w:r>
+              <w:rPr>
+                <w:rFonts w:ascii="Times New Roman" w:hAnsi="Times New Roman" w:eastAsia="Times New Roman" w:cs="Times New Roman"/>
+                <w:color w:val="000000"/>
+                <w:sz w:val="17"/>
+              </w:rPr>
+              <w:t>0.320–0.820</w:t>
+            </w:r>
+          </w:p>
+        </w:tc>
+      </w:tr>
+      <w:tr>
+        <w:trPr>
+          <w:cantSplit/>
+        </w:trPr>
+        <w:tc>
+          <w:tcPr>
+            <w:tcW w:type="dxa" w:w="2200"/>
+            <w:vAlign w:val="center"/>
+            <w:tcMar>
+              <w:top w:w="80" w:type="dxa"/>
+              <w:bottom w:w="80" w:type="dxa"/>
+              <w:start w:w="120" w:type="dxa"/>
+              <w:end w:w="120" w:type="dxa"/>
+            </w:tcMar>
+          </w:tcPr>
+          <w:p>
+            <w:pPr>
+              <w:spacing w:before="0" w:after="0" w:line="240" w:lineRule="auto"/>
+            </w:pPr>
+            <w:r>
+              <w:rPr>
+                <w:rFonts w:ascii="Times New Roman" w:hAnsi="Times New Roman" w:eastAsia="Times New Roman" w:cs="Times New Roman"/>
+                <w:color w:val="000000"/>
+                <w:sz w:val="17"/>
+              </w:rPr>
+              <w:t>Hartmann6</w:t>
+            </w:r>
+          </w:p>
+        </w:tc>
+        <w:tc>
+          <w:tcPr>
+            <w:tcW w:type="dxa" w:w="3580"/>
+            <w:vAlign w:val="center"/>
+            <w:tcMar>
+              <w:top w:w="80" w:type="dxa"/>
+              <w:bottom w:w="80" w:type="dxa"/>
+              <w:start w:w="120" w:type="dxa"/>
+              <w:end w:w="120" w:type="dxa"/>
+            </w:tcMar>
+          </w:tcPr>
+          <w:p>
+            <w:pPr>
+              <w:spacing w:before="0" w:after="0" w:line="240" w:lineRule="auto"/>
+            </w:pPr>
+            <w:r>
+              <w:rPr>
+                <w:rFonts w:ascii="Times New Roman" w:hAnsi="Times New Roman" w:eastAsia="Times New Roman" w:cs="Times New Roman"/>
+                <w:color w:val="000000"/>
+                <w:sz w:val="17"/>
+              </w:rPr>
+              <w:t>50</w:t>
+            </w:r>
+          </w:p>
+        </w:tc>
+        <w:tc>
+          <w:tcPr>
+            <w:tcW w:type="dxa" w:w="3580"/>
+            <w:vAlign w:val="center"/>
+            <w:tcMar>
+              <w:top w:w="80" w:type="dxa"/>
+              <w:bottom w:w="80" w:type="dxa"/>
+              <w:start w:w="120" w:type="dxa"/>
+              <w:end w:w="120" w:type="dxa"/>
+            </w:tcMar>
+          </w:tcPr>
+          <w:p>
+            <w:pPr>
+              <w:spacing w:before="0" w:after="0" w:line="240" w:lineRule="auto"/>
+            </w:pPr>
+            <w:r>
+              <w:rPr>
+                <w:rFonts w:ascii="Times New Roman" w:hAnsi="Times New Roman" w:eastAsia="Times New Roman" w:cs="Times New Roman"/>
+                <w:color w:val="000000"/>
+                <w:sz w:val="17"/>
+              </w:rPr>
+              <w:t>0.440–0.940</w:t>
+            </w:r>
+          </w:p>
+        </w:tc>
+      </w:tr>
+      <w:tr>
+        <w:trPr>
+          <w:cantSplit/>
+        </w:trPr>
+        <w:tc>
+          <w:tcPr>
+            <w:tcW w:type="dxa" w:w="2200"/>
+            <w:vAlign w:val="center"/>
+            <w:tcMar>
+              <w:top w:w="80" w:type="dxa"/>
+              <w:bottom w:w="80" w:type="dxa"/>
+              <w:start w:w="120" w:type="dxa"/>
+              <w:end w:w="120" w:type="dxa"/>
+            </w:tcMar>
+          </w:tcPr>
+          <w:p>
+            <w:pPr>
+              <w:spacing w:before="0" w:after="0" w:line="240" w:lineRule="auto"/>
+            </w:pPr>
+            <w:r>
+              <w:rPr>
+                <w:rFonts w:ascii="Times New Roman" w:hAnsi="Times New Roman" w:eastAsia="Times New Roman" w:cs="Times New Roman"/>
+                <w:color w:val="000000"/>
+                <w:sz w:val="17"/>
+              </w:rPr>
+              <w:t>Levy</w:t>
+            </w:r>
+          </w:p>
+        </w:tc>
+        <w:tc>
+          <w:tcPr>
+            <w:tcW w:type="dxa" w:w="3580"/>
+            <w:vAlign w:val="center"/>
+            <w:tcMar>
+              <w:top w:w="80" w:type="dxa"/>
+              <w:bottom w:w="80" w:type="dxa"/>
+              <w:start w:w="120" w:type="dxa"/>
+              <w:end w:w="120" w:type="dxa"/>
+            </w:tcMar>
+          </w:tcPr>
+          <w:p>
+            <w:pPr>
+              <w:spacing w:before="0" w:after="0" w:line="240" w:lineRule="auto"/>
+            </w:pPr>
+            <w:r>
+              <w:rPr>
+                <w:rFonts w:ascii="Times New Roman" w:hAnsi="Times New Roman" w:eastAsia="Times New Roman" w:cs="Times New Roman"/>
+                <w:color w:val="000000"/>
+                <w:sz w:val="17"/>
+              </w:rPr>
+              <w:t>47–49</w:t>
+            </w:r>
+          </w:p>
+        </w:tc>
+        <w:tc>
+          <w:tcPr>
+            <w:tcW w:type="dxa" w:w="3580"/>
+            <w:vAlign w:val="center"/>
+            <w:tcMar>
+              <w:top w:w="80" w:type="dxa"/>
+              <w:bottom w:w="80" w:type="dxa"/>
+              <w:start w:w="120" w:type="dxa"/>
+              <w:end w:w="120" w:type="dxa"/>
+            </w:tcMar>
+          </w:tcPr>
+          <w:p>
+            <w:pPr>
+              <w:spacing w:before="0" w:after="0" w:line="240" w:lineRule="auto"/>
+            </w:pPr>
+            <w:r>
+              <w:rPr>
+                <w:rFonts w:ascii="Times New Roman" w:hAnsi="Times New Roman" w:eastAsia="Times New Roman" w:cs="Times New Roman"/>
+                <w:color w:val="000000"/>
+                <w:sz w:val="17"/>
+              </w:rPr>
+              <w:t>0.213–0.333</w:t>
+            </w:r>
+          </w:p>
+        </w:tc>
+      </w:tr>
+      <w:tr>
+        <w:trPr>
+          <w:cantSplit/>
+        </w:trPr>
+        <w:tc>
+          <w:tcPr>
+            <w:tcW w:type="dxa" w:w="2200"/>
+            <w:vAlign w:val="center"/>
+            <w:tcMar>
+              <w:top w:w="80" w:type="dxa"/>
+              <w:bottom w:w="80" w:type="dxa"/>
+              <w:start w:w="120" w:type="dxa"/>
+              <w:end w:w="120" w:type="dxa"/>
+            </w:tcMar>
+          </w:tcPr>
+          <w:p>
+            <w:pPr>
+              <w:spacing w:before="0" w:after="0" w:line="240" w:lineRule="auto"/>
+            </w:pPr>
+            <w:r>
+              <w:rPr>
+                <w:rFonts w:ascii="Times New Roman" w:hAnsi="Times New Roman" w:eastAsia="Times New Roman" w:cs="Times New Roman"/>
+                <w:color w:val="000000"/>
+                <w:sz w:val="17"/>
+              </w:rPr>
+              <w:t>Rosenbrock</w:t>
+            </w:r>
+          </w:p>
+        </w:tc>
+        <w:tc>
+          <w:tcPr>
+            <w:tcW w:type="dxa" w:w="3580"/>
+            <w:vAlign w:val="center"/>
+            <w:tcMar>
+              <w:top w:w="80" w:type="dxa"/>
+              <w:bottom w:w="80" w:type="dxa"/>
+              <w:start w:w="120" w:type="dxa"/>
+              <w:end w:w="120" w:type="dxa"/>
+            </w:tcMar>
+          </w:tcPr>
+          <w:p>
+            <w:pPr>
+              <w:spacing w:before="0" w:after="0" w:line="240" w:lineRule="auto"/>
+            </w:pPr>
+            <w:r>
+              <w:rPr>
+                <w:rFonts w:ascii="Times New Roman" w:hAnsi="Times New Roman" w:eastAsia="Times New Roman" w:cs="Times New Roman"/>
+                <w:color w:val="000000"/>
+                <w:sz w:val="17"/>
+              </w:rPr>
+              <w:t>47–50</w:t>
+            </w:r>
+          </w:p>
+        </w:tc>
+        <w:tc>
+          <w:tcPr>
+            <w:tcW w:type="dxa" w:w="3580"/>
+            <w:vAlign w:val="center"/>
+            <w:tcMar>
+              <w:top w:w="80" w:type="dxa"/>
+              <w:bottom w:w="80" w:type="dxa"/>
+              <w:start w:w="120" w:type="dxa"/>
+              <w:end w:w="120" w:type="dxa"/>
+            </w:tcMar>
+          </w:tcPr>
+          <w:p>
+            <w:pPr>
+              <w:spacing w:before="0" w:after="0" w:line="240" w:lineRule="auto"/>
+            </w:pPr>
+            <w:r>
+              <w:rPr>
+                <w:rFonts w:ascii="Times New Roman" w:hAnsi="Times New Roman" w:eastAsia="Times New Roman" w:cs="Times New Roman"/>
+                <w:color w:val="000000"/>
+                <w:sz w:val="17"/>
+              </w:rPr>
+              <w:t>0.061–0.320</w:t>
+            </w:r>
+          </w:p>
+        </w:tc>
+      </w:tr>
+    </w:tbl>
+    <w:p>
+      <w:pPr>
+        <w:spacing w:after="40"/>
+      </w:pPr>
     </w:p>
     <w:p>
       <w:pPr>
@@ -6186,7 +11152,853 @@
           <w:color w:val="000000"/>
           <w:sz w:val="24"/>
         </w:rPr>
-        <w:t>This study shows that the scientific deliverable determines how an experimental strategy should be evaluated. When the deliverable is one formulation, methods should be compared under the same terminal rule and with independent confirmation. When the deliverable is an acceptable formulation region, the set itself must be scored. Under equal well budgets, these two objectives ranked methods differently on the same campaigns. That estimand conflict—not a claim of a universally better optimizer—is the paper's central contribution to experimental-design practice.</w:t>
+        <w:t>The clearest result is a comparator-dependent trade-off. Primary SPADE mapped the target Hill region more accurately than qLogNEI while accepting a small loss in point performance. Against simple space-filling designs, its advantage was much smaller. Rescoring the retrospective campaigns also changed method ordering without changing the sampled observations. Together, these results show how a favorable comparison under one reported endpoint can coexist with an unfavorable comparison under another. They do not establish that a region-directed acquisition is necessary to obtain a useful region map.</w:t>
+      </w:r>
+    </w:p>
+    <w:p>
+      <w:pPr>
+        <w:pStyle w:val="Heading2"/>
+        <w:widowControl/>
+      </w:pPr>
+      <w:r>
+        <w:rPr>
+          <w:rFonts w:ascii="Times New Roman" w:hAnsi="Times New Roman" w:eastAsia="Times New Roman" w:cs="Times New Roman"/>
+          <w:color w:val="000000"/>
+          <w:sz w:val="24"/>
+        </w:rPr>
+        <w:t>Relationship to published studies</w:t>
+      </w:r>
+    </w:p>
+    <w:p>
+      <w:pPr>
+        <w:widowControl/>
+      </w:pPr>
+      <w:r>
+        <w:rPr>
+          <w:rFonts w:ascii="Times New Roman" w:hAnsi="Times New Roman" w:eastAsia="Times New Roman" w:cs="Times New Roman"/>
+          <w:color w:val="000000"/>
+          <w:sz w:val="24"/>
+        </w:rPr>
+        <w:t>Published studies provide different kinds of evidence (Table 5). The pilot experiments of Rummukainen et al. [8] test optimization in a physical process, while the studies of Lapierre et al. [9], Ndahiro et al. [10], and Narayanan et al. [11] demonstrate biological or bioprocess outcomes. Our simulations provide known truth throughout the domain, which permits direct point and set scoring, but lack those studies' evidence of physical performance. Their reported productivity or experimental-efficiency gains cannot be compared numerically with our 15.3% reduction in synthetic map error.</w:t>
+      </w:r>
+    </w:p>
+    <w:p>
+      <w:pPr>
+        <w:widowControl/>
+      </w:pPr>
+      <w:r>
+        <w:rPr>
+          <w:rFonts w:ascii="Times New Roman" w:hAnsi="Times New Roman" w:eastAsia="Times New Roman" w:cs="Times New Roman"/>
+          <w:color w:val="000000"/>
+          <w:sz w:val="24"/>
+        </w:rPr>
+        <w:t>The closer methodological precedents are level-set estimation and conservative excursion sets [13–15]. These works already distinguish learning a set from locating an optimum. Our straddle implementation is a restricted two-round adaptation with geometric batch exclusion; its null targeting result does not refute covariance-aware batch level-set methods. Likewise, failure of the tested certificates under empirical checking does not disprove posterior excursion-set theory. It identifies a gap between a model-conditional construction and its behavior on the benchmark's fixed truth functions.</w:t>
+      </w:r>
+    </w:p>
+    <w:p>
+      <w:pPr>
+        <w:widowControl/>
+      </w:pPr>
+      <w:r>
+        <w:rPr>
+          <w:rFonts w:ascii="Times New Roman" w:hAnsi="Times New Roman" w:eastAsia="Times New Roman" w:cs="Times New Roman"/>
+          <w:color w:val="000000"/>
+          <w:sz w:val="24"/>
+        </w:rPr>
+        <w:t>Recent synthetic evidence also cautions against attributing performance only to an acquisition name. Mia et al. examined six-variable Ackley and Hartmann tasks and found that batch-BO outcomes depended on noise, landscape geometry, and acquisition settings [19]. Our response-dependent noise law, opening design, kernel, and 48-evaluation schedule define a different comparison. Neither study establishes a ranking that transfers unchanged to other noise models or campaign budgets.</w:t>
+      </w:r>
+    </w:p>
+    <w:p>
+      <w:pPr>
+        <w:keepNext/>
+        <w:keepLines/>
+        <w:widowControl/>
+      </w:pPr>
+      <w:r>
+        <w:rPr>
+          <w:rFonts w:ascii="Times New Roman" w:hAnsi="Times New Roman" w:eastAsia="Times New Roman" w:cs="Times New Roman"/>
+          <w:b/>
+          <w:color w:val="000000"/>
+          <w:sz w:val="24"/>
+        </w:rPr>
+        <w:t>Table 5. Selected published precedents and the scope of the present contribution.</w:t>
+      </w:r>
+      <w:r>
+        <w:rPr>
+          <w:rFonts w:ascii="Times New Roman" w:hAnsi="Times New Roman" w:eastAsia="Times New Roman" w:cs="Times New Roman"/>
+          <w:color w:val="000000"/>
+          <w:sz w:val="24"/>
+        </w:rPr>
+        <w:t xml:space="preserve"> This targeted comparison is not a systematic review or a cross-paper performance ranking. Different outcomes and budgets preclude comparing effect sizes directly.</w:t>
+      </w:r>
+    </w:p>
+    <w:tbl>
+      <w:tblPr>
+        <w:tblStyle w:val="TableGrid"/>
+        <w:tblW w:type="dxa" w:w="9360"/>
+        <w:jc w:val="left"/>
+        <w:tblLayout w:type="fixed"/>
+        <w:tblLook w:firstColumn="1" w:firstRow="1" w:lastColumn="0" w:lastRow="0" w:noHBand="0" w:noVBand="1" w:val="04A0"/>
+        <w:tblBorders>
+          <w:top w:val="single" w:sz="4" w:color="D9D9D9"/>
+          <w:left w:val="single" w:sz="4" w:color="D9D9D9"/>
+          <w:bottom w:val="single" w:sz="4" w:color="D9D9D9"/>
+          <w:right w:val="single" w:sz="4" w:color="D9D9D9"/>
+          <w:insideH w:val="single" w:sz="4" w:color="D9D9D9"/>
+          <w:insideV w:val="single" w:sz="4" w:color="D9D9D9"/>
+        </w:tblBorders>
+        <w:tblInd w:w="120" w:type="dxa"/>
+      </w:tblPr>
+      <w:tblGrid>
+        <w:gridCol w:w="2200"/>
+        <w:gridCol w:w="3580"/>
+        <w:gridCol w:w="3580"/>
+      </w:tblGrid>
+      <w:tr>
+        <w:trPr>
+          <w:cantSplit/>
+          <w:tblHeader w:val="true"/>
+        </w:trPr>
+        <w:tc>
+          <w:tcPr>
+            <w:tcW w:type="dxa" w:w="2200"/>
+            <w:shd w:fill="E7E6E6"/>
+            <w:vAlign w:val="center"/>
+            <w:tcMar>
+              <w:top w:w="80" w:type="dxa"/>
+              <w:bottom w:w="80" w:type="dxa"/>
+              <w:start w:w="120" w:type="dxa"/>
+              <w:end w:w="120" w:type="dxa"/>
+            </w:tcMar>
+          </w:tcPr>
+          <w:p>
+            <w:pPr>
+              <w:spacing w:before="0" w:after="0" w:line="240" w:lineRule="auto"/>
+            </w:pPr>
+            <w:r>
+              <w:rPr>
+                <w:rFonts w:ascii="Times New Roman" w:hAnsi="Times New Roman" w:eastAsia="Times New Roman" w:cs="Times New Roman"/>
+                <w:b/>
+                <w:color w:val="000000"/>
+                <w:sz w:val="17"/>
+              </w:rPr>
+              <w:t>Study</w:t>
+            </w:r>
+          </w:p>
+        </w:tc>
+        <w:tc>
+          <w:tcPr>
+            <w:tcW w:type="dxa" w:w="3580"/>
+            <w:shd w:fill="E7E6E6"/>
+            <w:vAlign w:val="center"/>
+            <w:tcMar>
+              <w:top w:w="80" w:type="dxa"/>
+              <w:bottom w:w="80" w:type="dxa"/>
+              <w:start w:w="120" w:type="dxa"/>
+              <w:end w:w="120" w:type="dxa"/>
+            </w:tcMar>
+          </w:tcPr>
+          <w:p>
+            <w:pPr>
+              <w:spacing w:before="0" w:after="0" w:line="240" w:lineRule="auto"/>
+            </w:pPr>
+            <w:r>
+              <w:rPr>
+                <w:rFonts w:ascii="Times New Roman" w:hAnsi="Times New Roman" w:eastAsia="Times New Roman" w:cs="Times New Roman"/>
+                <w:b/>
+                <w:color w:val="000000"/>
+                <w:sz w:val="17"/>
+              </w:rPr>
+              <w:t>Evidence and objective</w:t>
+            </w:r>
+          </w:p>
+        </w:tc>
+        <w:tc>
+          <w:tcPr>
+            <w:tcW w:type="dxa" w:w="3580"/>
+            <w:shd w:fill="E7E6E6"/>
+            <w:vAlign w:val="center"/>
+            <w:tcMar>
+              <w:top w:w="80" w:type="dxa"/>
+              <w:bottom w:w="80" w:type="dxa"/>
+              <w:start w:w="120" w:type="dxa"/>
+              <w:end w:w="120" w:type="dxa"/>
+            </w:tcMar>
+          </w:tcPr>
+          <w:p>
+            <w:pPr>
+              <w:spacing w:before="0" w:after="0" w:line="240" w:lineRule="auto"/>
+            </w:pPr>
+            <w:r>
+              <w:rPr>
+                <w:rFonts w:ascii="Times New Roman" w:hAnsi="Times New Roman" w:eastAsia="Times New Roman" w:cs="Times New Roman"/>
+                <w:b/>
+                <w:color w:val="000000"/>
+                <w:sz w:val="17"/>
+              </w:rPr>
+              <w:t>Relationship to this benchmark</w:t>
+            </w:r>
+          </w:p>
+        </w:tc>
+      </w:tr>
+      <w:tr>
+        <w:trPr>
+          <w:cantSplit/>
+        </w:trPr>
+        <w:tc>
+          <w:tcPr>
+            <w:tcW w:type="dxa" w:w="2200"/>
+            <w:vAlign w:val="center"/>
+            <w:tcMar>
+              <w:top w:w="80" w:type="dxa"/>
+              <w:bottom w:w="80" w:type="dxa"/>
+              <w:start w:w="120" w:type="dxa"/>
+              <w:end w:w="120" w:type="dxa"/>
+            </w:tcMar>
+          </w:tcPr>
+          <w:p>
+            <w:pPr>
+              <w:spacing w:before="0" w:after="0" w:line="240" w:lineRule="auto"/>
+            </w:pPr>
+            <w:r>
+              <w:rPr>
+                <w:rFonts w:ascii="Times New Roman" w:hAnsi="Times New Roman" w:eastAsia="Times New Roman" w:cs="Times New Roman"/>
+                <w:color w:val="000000"/>
+                <w:sz w:val="17"/>
+              </w:rPr>
+              <w:t>Rummukainen et al. [8]</w:t>
+            </w:r>
+          </w:p>
+        </w:tc>
+        <w:tc>
+          <w:tcPr>
+            <w:tcW w:type="dxa" w:w="3580"/>
+            <w:vAlign w:val="center"/>
+            <w:tcMar>
+              <w:top w:w="80" w:type="dxa"/>
+              <w:bottom w:w="80" w:type="dxa"/>
+              <w:start w:w="120" w:type="dxa"/>
+              <w:end w:w="120" w:type="dxa"/>
+            </w:tcMar>
+          </w:tcPr>
+          <w:p>
+            <w:pPr>
+              <w:spacing w:before="0" w:after="0" w:line="240" w:lineRule="auto"/>
+            </w:pPr>
+            <w:r>
+              <w:rPr>
+                <w:rFonts w:ascii="Times New Roman" w:hAnsi="Times New Roman" w:eastAsia="Times New Roman" w:cs="Times New Roman"/>
+                <w:color w:val="000000"/>
+                <w:sz w:val="17"/>
+              </w:rPr>
+              <w:t>Pilot-scale delignification; Box–Behnken and adaptive BO</w:t>
+            </w:r>
+          </w:p>
+        </w:tc>
+        <w:tc>
+          <w:tcPr>
+            <w:tcW w:type="dxa" w:w="3580"/>
+            <w:vAlign w:val="center"/>
+            <w:tcMar>
+              <w:top w:w="80" w:type="dxa"/>
+              <w:bottom w:w="80" w:type="dxa"/>
+              <w:start w:w="120" w:type="dxa"/>
+              <w:end w:w="120" w:type="dxa"/>
+            </w:tcMar>
+          </w:tcPr>
+          <w:p>
+            <w:pPr>
+              <w:spacing w:before="0" w:after="0" w:line="240" w:lineRule="auto"/>
+            </w:pPr>
+            <w:r>
+              <w:rPr>
+                <w:rFonts w:ascii="Times New Roman" w:hAnsi="Times New Roman" w:eastAsia="Times New Roman" w:cs="Times New Roman"/>
+                <w:color w:val="000000"/>
+                <w:sz w:val="17"/>
+              </w:rPr>
+              <w:t>Physical process validation; shared starting experiments and a posterior-mean final BO experiment</w:t>
+            </w:r>
+          </w:p>
+        </w:tc>
+      </w:tr>
+      <w:tr>
+        <w:trPr>
+          <w:cantSplit/>
+        </w:trPr>
+        <w:tc>
+          <w:tcPr>
+            <w:tcW w:type="dxa" w:w="2200"/>
+            <w:vAlign w:val="center"/>
+            <w:tcMar>
+              <w:top w:w="80" w:type="dxa"/>
+              <w:bottom w:w="80" w:type="dxa"/>
+              <w:start w:w="120" w:type="dxa"/>
+              <w:end w:w="120" w:type="dxa"/>
+            </w:tcMar>
+          </w:tcPr>
+          <w:p>
+            <w:pPr>
+              <w:spacing w:before="0" w:after="0" w:line="240" w:lineRule="auto"/>
+            </w:pPr>
+            <w:r>
+              <w:rPr>
+                <w:rFonts w:ascii="Times New Roman" w:hAnsi="Times New Roman" w:eastAsia="Times New Roman" w:cs="Times New Roman"/>
+                <w:color w:val="000000"/>
+                <w:sz w:val="17"/>
+              </w:rPr>
+              <w:t>Lapierre et al. [9]</w:t>
+            </w:r>
+          </w:p>
+        </w:tc>
+        <w:tc>
+          <w:tcPr>
+            <w:tcW w:type="dxa" w:w="3580"/>
+            <w:vAlign w:val="center"/>
+            <w:tcMar>
+              <w:top w:w="80" w:type="dxa"/>
+              <w:bottom w:w="80" w:type="dxa"/>
+              <w:start w:w="120" w:type="dxa"/>
+              <w:end w:w="120" w:type="dxa"/>
+            </w:tcMar>
+          </w:tcPr>
+          <w:p>
+            <w:pPr>
+              <w:spacing w:before="0" w:after="0" w:line="240" w:lineRule="auto"/>
+            </w:pPr>
+            <w:r>
+              <w:rPr>
+                <w:rFonts w:ascii="Times New Roman" w:hAnsi="Times New Roman" w:eastAsia="Times New Roman" w:cs="Times New Roman"/>
+                <w:color w:val="000000"/>
+                <w:sz w:val="17"/>
+              </w:rPr>
+              <w:t>Batch BO and two-step DoE for growth media</w:t>
+            </w:r>
+          </w:p>
+        </w:tc>
+        <w:tc>
+          <w:tcPr>
+            <w:tcW w:type="dxa" w:w="3580"/>
+            <w:vAlign w:val="center"/>
+            <w:tcMar>
+              <w:top w:w="80" w:type="dxa"/>
+              <w:bottom w:w="80" w:type="dxa"/>
+              <w:start w:w="120" w:type="dxa"/>
+              <w:end w:w="120" w:type="dxa"/>
+            </w:tcMar>
+          </w:tcPr>
+          <w:p>
+            <w:pPr>
+              <w:spacing w:before="0" w:after="0" w:line="240" w:lineRule="auto"/>
+            </w:pPr>
+            <w:r>
+              <w:rPr>
+                <w:rFonts w:ascii="Times New Roman" w:hAnsi="Times New Roman" w:eastAsia="Times New Roman" w:cs="Times New Roman"/>
+                <w:color w:val="000000"/>
+                <w:sz w:val="17"/>
+              </w:rPr>
+              <w:t>Biological growth outcomes; not the same endpoint as latent region error</w:t>
+            </w:r>
+          </w:p>
+        </w:tc>
+      </w:tr>
+      <w:tr>
+        <w:trPr>
+          <w:cantSplit/>
+        </w:trPr>
+        <w:tc>
+          <w:tcPr>
+            <w:tcW w:type="dxa" w:w="2200"/>
+            <w:vAlign w:val="center"/>
+            <w:tcMar>
+              <w:top w:w="80" w:type="dxa"/>
+              <w:bottom w:w="80" w:type="dxa"/>
+              <w:start w:w="120" w:type="dxa"/>
+              <w:end w:w="120" w:type="dxa"/>
+            </w:tcMar>
+          </w:tcPr>
+          <w:p>
+            <w:pPr>
+              <w:spacing w:before="0" w:after="0" w:line="240" w:lineRule="auto"/>
+            </w:pPr>
+            <w:r>
+              <w:rPr>
+                <w:rFonts w:ascii="Times New Roman" w:hAnsi="Times New Roman" w:eastAsia="Times New Roman" w:cs="Times New Roman"/>
+                <w:color w:val="000000"/>
+                <w:sz w:val="17"/>
+              </w:rPr>
+              <w:t>Ndahiro et al. [10]</w:t>
+            </w:r>
+          </w:p>
+        </w:tc>
+        <w:tc>
+          <w:tcPr>
+            <w:tcW w:type="dxa" w:w="3580"/>
+            <w:vAlign w:val="center"/>
+            <w:tcMar>
+              <w:top w:w="80" w:type="dxa"/>
+              <w:bottom w:w="80" w:type="dxa"/>
+              <w:start w:w="120" w:type="dxa"/>
+              <w:end w:w="120" w:type="dxa"/>
+            </w:tcMar>
+          </w:tcPr>
+          <w:p>
+            <w:pPr>
+              <w:spacing w:before="0" w:after="0" w:line="240" w:lineRule="auto"/>
+            </w:pPr>
+            <w:r>
+              <w:rPr>
+                <w:rFonts w:ascii="Times New Roman" w:hAnsi="Times New Roman" w:eastAsia="Times New Roman" w:cs="Times New Roman"/>
+                <w:color w:val="000000"/>
+                <w:sz w:val="17"/>
+              </w:rPr>
+              <w:t>Constrained media optimization versus space-filling design</w:t>
+            </w:r>
+          </w:p>
+        </w:tc>
+        <w:tc>
+          <w:tcPr>
+            <w:tcW w:type="dxa" w:w="3580"/>
+            <w:vAlign w:val="center"/>
+            <w:tcMar>
+              <w:top w:w="80" w:type="dxa"/>
+              <w:bottom w:w="80" w:type="dxa"/>
+              <w:start w:w="120" w:type="dxa"/>
+              <w:end w:w="120" w:type="dxa"/>
+            </w:tcMar>
+          </w:tcPr>
+          <w:p>
+            <w:pPr>
+              <w:spacing w:before="0" w:after="0" w:line="240" w:lineRule="auto"/>
+            </w:pPr>
+            <w:r>
+              <w:rPr>
+                <w:rFonts w:ascii="Times New Roman" w:hAnsi="Times New Roman" w:eastAsia="Times New Roman" w:cs="Times New Roman"/>
+                <w:color w:val="000000"/>
+                <w:sz w:val="17"/>
+              </w:rPr>
+              <w:t>A space-filling comparator, not an end-to-end RSM arm</w:t>
+            </w:r>
+          </w:p>
+        </w:tc>
+      </w:tr>
+      <w:tr>
+        <w:trPr>
+          <w:cantSplit/>
+        </w:trPr>
+        <w:tc>
+          <w:tcPr>
+            <w:tcW w:type="dxa" w:w="2200"/>
+            <w:vAlign w:val="center"/>
+            <w:tcMar>
+              <w:top w:w="80" w:type="dxa"/>
+              <w:bottom w:w="80" w:type="dxa"/>
+              <w:start w:w="120" w:type="dxa"/>
+              <w:end w:w="120" w:type="dxa"/>
+            </w:tcMar>
+          </w:tcPr>
+          <w:p>
+            <w:pPr>
+              <w:spacing w:before="0" w:after="0" w:line="240" w:lineRule="auto"/>
+            </w:pPr>
+            <w:r>
+              <w:rPr>
+                <w:rFonts w:ascii="Times New Roman" w:hAnsi="Times New Roman" w:eastAsia="Times New Roman" w:cs="Times New Roman"/>
+                <w:color w:val="000000"/>
+                <w:sz w:val="17"/>
+              </w:rPr>
+              <w:t>Gotovos et al. [13]</w:t>
+            </w:r>
+          </w:p>
+        </w:tc>
+        <w:tc>
+          <w:tcPr>
+            <w:tcW w:type="dxa" w:w="3580"/>
+            <w:vAlign w:val="center"/>
+            <w:tcMar>
+              <w:top w:w="80" w:type="dxa"/>
+              <w:bottom w:w="80" w:type="dxa"/>
+              <w:start w:w="120" w:type="dxa"/>
+              <w:end w:w="120" w:type="dxa"/>
+            </w:tcMar>
+          </w:tcPr>
+          <w:p>
+            <w:pPr>
+              <w:spacing w:before="0" w:after="0" w:line="240" w:lineRule="auto"/>
+            </w:pPr>
+            <w:r>
+              <w:rPr>
+                <w:rFonts w:ascii="Times New Roman" w:hAnsi="Times New Roman" w:eastAsia="Times New Roman" w:cs="Times New Roman"/>
+                <w:color w:val="000000"/>
+                <w:sz w:val="17"/>
+              </w:rPr>
+              <w:t>Level-set classification and batch sampling</w:t>
+            </w:r>
+          </w:p>
+        </w:tc>
+        <w:tc>
+          <w:tcPr>
+            <w:tcW w:type="dxa" w:w="3580"/>
+            <w:vAlign w:val="center"/>
+            <w:tcMar>
+              <w:top w:w="80" w:type="dxa"/>
+              <w:bottom w:w="80" w:type="dxa"/>
+              <w:start w:w="120" w:type="dxa"/>
+              <w:end w:w="120" w:type="dxa"/>
+            </w:tcMar>
+          </w:tcPr>
+          <w:p>
+            <w:pPr>
+              <w:spacing w:before="0" w:after="0" w:line="240" w:lineRule="auto"/>
+            </w:pPr>
+            <w:r>
+              <w:rPr>
+                <w:rFonts w:ascii="Times New Roman" w:hAnsi="Times New Roman" w:eastAsia="Times New Roman" w:cs="Times New Roman"/>
+                <w:color w:val="000000"/>
+                <w:sz w:val="17"/>
+              </w:rPr>
+              <w:t>Established straddle baseline; covariance-aware batching differs from our geometric exclusion</w:t>
+            </w:r>
+          </w:p>
+        </w:tc>
+      </w:tr>
+      <w:tr>
+        <w:trPr>
+          <w:cantSplit/>
+        </w:trPr>
+        <w:tc>
+          <w:tcPr>
+            <w:tcW w:type="dxa" w:w="2200"/>
+            <w:vAlign w:val="center"/>
+            <w:tcMar>
+              <w:top w:w="80" w:type="dxa"/>
+              <w:bottom w:w="80" w:type="dxa"/>
+              <w:start w:w="120" w:type="dxa"/>
+              <w:end w:w="120" w:type="dxa"/>
+            </w:tcMar>
+          </w:tcPr>
+          <w:p>
+            <w:pPr>
+              <w:spacing w:before="0" w:after="0" w:line="240" w:lineRule="auto"/>
+            </w:pPr>
+            <w:r>
+              <w:rPr>
+                <w:rFonts w:ascii="Times New Roman" w:hAnsi="Times New Roman" w:eastAsia="Times New Roman" w:cs="Times New Roman"/>
+                <w:color w:val="000000"/>
+                <w:sz w:val="17"/>
+              </w:rPr>
+              <w:t>Azzimonti et al. [14]</w:t>
+            </w:r>
+          </w:p>
+        </w:tc>
+        <w:tc>
+          <w:tcPr>
+            <w:tcW w:type="dxa" w:w="3580"/>
+            <w:vAlign w:val="center"/>
+            <w:tcMar>
+              <w:top w:w="80" w:type="dxa"/>
+              <w:bottom w:w="80" w:type="dxa"/>
+              <w:start w:w="120" w:type="dxa"/>
+              <w:end w:w="120" w:type="dxa"/>
+            </w:tcMar>
+          </w:tcPr>
+          <w:p>
+            <w:pPr>
+              <w:spacing w:before="0" w:after="0" w:line="240" w:lineRule="auto"/>
+            </w:pPr>
+            <w:r>
+              <w:rPr>
+                <w:rFonts w:ascii="Times New Roman" w:hAnsi="Times New Roman" w:eastAsia="Times New Roman" w:cs="Times New Roman"/>
+                <w:color w:val="000000"/>
+                <w:sz w:val="17"/>
+              </w:rPr>
+              <w:t>Conservative excursion sets under posterior inclusion constraints</w:t>
+            </w:r>
+          </w:p>
+        </w:tc>
+        <w:tc>
+          <w:tcPr>
+            <w:tcW w:type="dxa" w:w="3580"/>
+            <w:vAlign w:val="center"/>
+            <w:tcMar>
+              <w:top w:w="80" w:type="dxa"/>
+              <w:bottom w:w="80" w:type="dxa"/>
+              <w:start w:w="120" w:type="dxa"/>
+              <w:end w:w="120" w:type="dxa"/>
+            </w:tcMar>
+          </w:tcPr>
+          <w:p>
+            <w:pPr>
+              <w:spacing w:before="0" w:after="0" w:line="240" w:lineRule="auto"/>
+            </w:pPr>
+            <w:r>
+              <w:rPr>
+                <w:rFonts w:ascii="Times New Roman" w:hAnsi="Times New Roman" w:eastAsia="Times New Roman" w:cs="Times New Roman"/>
+                <w:color w:val="000000"/>
+                <w:sz w:val="17"/>
+              </w:rPr>
+              <w:t>Methodological foundation, not evidence of empirical validity for our fitted models</w:t>
+            </w:r>
+          </w:p>
+        </w:tc>
+      </w:tr>
+      <w:tr>
+        <w:trPr>
+          <w:cantSplit/>
+        </w:trPr>
+        <w:tc>
+          <w:tcPr>
+            <w:tcW w:type="dxa" w:w="2200"/>
+            <w:vAlign w:val="center"/>
+            <w:tcMar>
+              <w:top w:w="80" w:type="dxa"/>
+              <w:bottom w:w="80" w:type="dxa"/>
+              <w:start w:w="120" w:type="dxa"/>
+              <w:end w:w="120" w:type="dxa"/>
+            </w:tcMar>
+          </w:tcPr>
+          <w:p>
+            <w:pPr>
+              <w:spacing w:before="0" w:after="0" w:line="240" w:lineRule="auto"/>
+            </w:pPr>
+            <w:r>
+              <w:rPr>
+                <w:rFonts w:ascii="Times New Roman" w:hAnsi="Times New Roman" w:eastAsia="Times New Roman" w:cs="Times New Roman"/>
+                <w:color w:val="000000"/>
+                <w:sz w:val="17"/>
+              </w:rPr>
+              <w:t>Bogunovic et al. [15]</w:t>
+            </w:r>
+          </w:p>
+        </w:tc>
+        <w:tc>
+          <w:tcPr>
+            <w:tcW w:type="dxa" w:w="3580"/>
+            <w:vAlign w:val="center"/>
+            <w:tcMar>
+              <w:top w:w="80" w:type="dxa"/>
+              <w:bottom w:w="80" w:type="dxa"/>
+              <w:start w:w="120" w:type="dxa"/>
+              <w:end w:w="120" w:type="dxa"/>
+            </w:tcMar>
+          </w:tcPr>
+          <w:p>
+            <w:pPr>
+              <w:spacing w:before="0" w:after="0" w:line="240" w:lineRule="auto"/>
+            </w:pPr>
+            <w:r>
+              <w:rPr>
+                <w:rFonts w:ascii="Times New Roman" w:hAnsi="Times New Roman" w:eastAsia="Times New Roman" w:cs="Times New Roman"/>
+                <w:color w:val="000000"/>
+                <w:sz w:val="17"/>
+              </w:rPr>
+              <w:t>TruVaR unifies BO and level-set estimation</w:t>
+            </w:r>
+          </w:p>
+        </w:tc>
+        <w:tc>
+          <w:tcPr>
+            <w:tcW w:type="dxa" w:w="3580"/>
+            <w:vAlign w:val="center"/>
+            <w:tcMar>
+              <w:top w:w="80" w:type="dxa"/>
+              <w:bottom w:w="80" w:type="dxa"/>
+              <w:start w:w="120" w:type="dxa"/>
+              <w:end w:w="120" w:type="dxa"/>
+            </w:tcMar>
+          </w:tcPr>
+          <w:p>
+            <w:pPr>
+              <w:spacing w:before="0" w:after="0" w:line="240" w:lineRule="auto"/>
+            </w:pPr>
+            <w:r>
+              <w:rPr>
+                <w:rFonts w:ascii="Times New Roman" w:hAnsi="Times New Roman" w:eastAsia="Times New Roman" w:cs="Times New Roman"/>
+                <w:color w:val="000000"/>
+                <w:sz w:val="17"/>
+              </w:rPr>
+              <w:t>Direct methodological precedent; not included as a comparator here</w:t>
+            </w:r>
+          </w:p>
+        </w:tc>
+      </w:tr>
+      <w:tr>
+        <w:trPr>
+          <w:cantSplit/>
+        </w:trPr>
+        <w:tc>
+          <w:tcPr>
+            <w:tcW w:type="dxa" w:w="2200"/>
+            <w:vAlign w:val="center"/>
+            <w:tcMar>
+              <w:top w:w="80" w:type="dxa"/>
+              <w:bottom w:w="80" w:type="dxa"/>
+              <w:start w:w="120" w:type="dxa"/>
+              <w:end w:w="120" w:type="dxa"/>
+            </w:tcMar>
+          </w:tcPr>
+          <w:p>
+            <w:pPr>
+              <w:spacing w:before="0" w:after="0" w:line="240" w:lineRule="auto"/>
+            </w:pPr>
+            <w:r>
+              <w:rPr>
+                <w:rFonts w:ascii="Times New Roman" w:hAnsi="Times New Roman" w:eastAsia="Times New Roman" w:cs="Times New Roman"/>
+                <w:color w:val="000000"/>
+                <w:sz w:val="17"/>
+              </w:rPr>
+              <w:t>Mia et al. [19]</w:t>
+            </w:r>
+          </w:p>
+        </w:tc>
+        <w:tc>
+          <w:tcPr>
+            <w:tcW w:type="dxa" w:w="3580"/>
+            <w:vAlign w:val="center"/>
+            <w:tcMar>
+              <w:top w:w="80" w:type="dxa"/>
+              <w:bottom w:w="80" w:type="dxa"/>
+              <w:start w:w="120" w:type="dxa"/>
+              <w:end w:w="120" w:type="dxa"/>
+            </w:tcMar>
+          </w:tcPr>
+          <w:p>
+            <w:pPr>
+              <w:spacing w:before="0" w:after="0" w:line="240" w:lineRule="auto"/>
+            </w:pPr>
+            <w:r>
+              <w:rPr>
+                <w:rFonts w:ascii="Times New Roman" w:hAnsi="Times New Roman" w:eastAsia="Times New Roman" w:cs="Times New Roman"/>
+                <w:color w:val="000000"/>
+                <w:sz w:val="17"/>
+              </w:rPr>
+              <w:t>Synthetic batch BO under varying noise and geometry</w:t>
+            </w:r>
+          </w:p>
+        </w:tc>
+        <w:tc>
+          <w:tcPr>
+            <w:tcW w:type="dxa" w:w="3580"/>
+            <w:vAlign w:val="center"/>
+            <w:tcMar>
+              <w:top w:w="80" w:type="dxa"/>
+              <w:bottom w:w="80" w:type="dxa"/>
+              <w:start w:w="120" w:type="dxa"/>
+              <w:end w:w="120" w:type="dxa"/>
+            </w:tcMar>
+          </w:tcPr>
+          <w:p>
+            <w:pPr>
+              <w:spacing w:before="0" w:after="0" w:line="240" w:lineRule="auto"/>
+            </w:pPr>
+            <w:r>
+              <w:rPr>
+                <w:rFonts w:ascii="Times New Roman" w:hAnsi="Times New Roman" w:eastAsia="Times New Roman" w:cs="Times New Roman"/>
+                <w:color w:val="000000"/>
+                <w:sz w:val="17"/>
+              </w:rPr>
+              <w:t>Closely related computational evidence; different noise law, schedule, and evaluation targets</w:t>
+            </w:r>
+          </w:p>
+        </w:tc>
+      </w:tr>
+      <w:tr>
+        <w:trPr>
+          <w:cantSplit/>
+        </w:trPr>
+        <w:tc>
+          <w:tcPr>
+            <w:tcW w:type="dxa" w:w="2200"/>
+            <w:vAlign w:val="center"/>
+            <w:tcMar>
+              <w:top w:w="80" w:type="dxa"/>
+              <w:bottom w:w="80" w:type="dxa"/>
+              <w:start w:w="120" w:type="dxa"/>
+              <w:end w:w="120" w:type="dxa"/>
+            </w:tcMar>
+          </w:tcPr>
+          <w:p>
+            <w:pPr>
+              <w:spacing w:before="0" w:after="0" w:line="240" w:lineRule="auto"/>
+            </w:pPr>
+            <w:r>
+              <w:rPr>
+                <w:rFonts w:ascii="Times New Roman" w:hAnsi="Times New Roman" w:eastAsia="Times New Roman" w:cs="Times New Roman"/>
+                <w:color w:val="000000"/>
+                <w:sz w:val="17"/>
+              </w:rPr>
+              <w:t>Present study</w:t>
+            </w:r>
+          </w:p>
+        </w:tc>
+        <w:tc>
+          <w:tcPr>
+            <w:tcW w:type="dxa" w:w="3580"/>
+            <w:vAlign w:val="center"/>
+            <w:tcMar>
+              <w:top w:w="80" w:type="dxa"/>
+              <w:bottom w:w="80" w:type="dxa"/>
+              <w:start w:w="120" w:type="dxa"/>
+              <w:end w:w="120" w:type="dxa"/>
+            </w:tcMar>
+          </w:tcPr>
+          <w:p>
+            <w:pPr>
+              <w:spacing w:before="0" w:after="0" w:line="240" w:lineRule="auto"/>
+            </w:pPr>
+            <w:r>
+              <w:rPr>
+                <w:rFonts w:ascii="Times New Roman" w:hAnsi="Times New Roman" w:eastAsia="Times New Roman" w:cs="Times New Roman"/>
+                <w:color w:val="000000"/>
+                <w:sz w:val="17"/>
+              </w:rPr>
+              <w:t>Fixed-budget point/map rescoring, targeting control, certificate audit</w:t>
+            </w:r>
+          </w:p>
+        </w:tc>
+        <w:tc>
+          <w:tcPr>
+            <w:tcW w:type="dxa" w:w="3580"/>
+            <w:vAlign w:val="center"/>
+            <w:tcMar>
+              <w:top w:w="80" w:type="dxa"/>
+              <w:bottom w:w="80" w:type="dxa"/>
+              <w:start w:w="120" w:type="dxa"/>
+              <w:end w:w="120" w:type="dxa"/>
+            </w:tcMar>
+          </w:tcPr>
+          <w:p>
+            <w:pPr>
+              <w:spacing w:before="0" w:after="0" w:line="240" w:lineRule="auto"/>
+            </w:pPr>
+            <w:r>
+              <w:rPr>
+                <w:rFonts w:ascii="Times New Roman" w:hAnsi="Times New Roman" w:eastAsia="Times New Roman" w:cs="Times New Roman"/>
+                <w:color w:val="000000"/>
+                <w:sz w:val="17"/>
+              </w:rPr>
+              <w:t>Quantifies endpoint-dependent trade-offs; no specialized-method superiority or biological validation</w:t>
+            </w:r>
+          </w:p>
+        </w:tc>
+      </w:tr>
+    </w:tbl>
+    <w:p>
+      <w:pPr>
+        <w:spacing w:after="40"/>
+      </w:pPr>
+    </w:p>
+    <w:p>
+      <w:pPr>
+        <w:pStyle w:val="Heading2"/>
+        <w:widowControl/>
+      </w:pPr>
+      <w:r>
+        <w:rPr>
+          <w:rFonts w:ascii="Times New Roman" w:hAnsi="Times New Roman" w:eastAsia="Times New Roman" w:cs="Times New Roman"/>
+          <w:color w:val="000000"/>
+          <w:sz w:val="24"/>
+        </w:rPr>
+        <w:t>Practical meaning of the observed differences</w:t>
       </w:r>
     </w:p>
     <w:p>
@@ -6212,7 +12024,7 @@
           <w:color w:val="000000"/>
           <w:sz w:val="24"/>
         </w:rPr>
-        <w:t>The negative mechanism result is essential rather than inconvenient. Boundary-targeted second-round placement did not outperform an equal-well random second plate, and the improvement over Plate 1 was smaller than the SESOI. Much of SPADE's target-condition map performance may therefore arise from broad first-round coverage and fitting a region-capable surrogate, rather than from the tested targeting rule. Reporting that null protects the community against mechanism folklore and clarifies what future refinements must improve. The name SPADE identifies the workflow evaluated here; it should not be read as evidence that every proposed component was effective.</w:t>
+        <w:t>Boundary-targeted second-round placement did not outperform an equal-well random second plate, and the improvement over Plate 1 was smaller than the SESOI. One-shot LHS also approached SPADE's map accuracy while achieving lower point regret in fewer rounds. These findings make broad coverage a plausible explanation for much of the observed map performance, but they do not isolate the contribution of the surrogate or establish LHS equivalence. A laboratory choosing between these workflows would need evidence that the small map difference justifies an additional feedback round. The present benchmark supplies no calendar-time or financial estimate for that decision.</w:t>
       </w:r>
     </w:p>
     <w:p>
@@ -6225,7 +12037,7 @@
           <w:color w:val="000000"/>
           <w:sz w:val="24"/>
         </w:rPr>
-        <w:t>The Hartmann results strengthen the conceptual finding. BO located stronger points, whereas SPADE estimated the acceptable region more accurately at both dimensions. Neither outcome makes one method universally better. BO appropriately concentrates observations when the decision is a single optimum. Region-first and space-filling strategies preserve more information about the domain. Classical response surfaces can be efficient and interpretable when the local model is adequate and standard diagnostic and sequential safeguards are used.</w:t>
+        <w:t>The Hartmann results extend the point-versus-map distinction beyond the target condition. The tested BO arms located stronger points, whereas SPADE estimated the latent acceptable region more accurately at both dimensions. This pattern is consistent with a trade-off between optimum-seeking and broad domain coverage; it does not identify a universally better method. The prospective comparison also used a common GP for final recommendations, including classical designs. It therefore compares sampling strategies under that shared analysis rule, not the best possible end-to-end implementation of classical RSM. Specialized level-set acquisition methods were not directly compared.</w:t>
       </w:r>
     </w:p>
     <w:p>
@@ -6238,7 +12050,20 @@
           <w:color w:val="000000"/>
           <w:sz w:val="24"/>
         </w:rPr>
-        <w:t>Calibration and certificate results impose a second boundary. A low symmetric-difference error is an empirical geometric result. A calibrated exceedance probability is a probabilistic result. A conservative certificate is a joint set-containment claim conditional on a model. These cannot substitute for one another. SPADE was sharp but not best calibrated retrospectively, and certificate evidence did not transfer uniformly beyond Hill. Empty certificates were not counted as successes. A practical design-space system must report map error, calibration, conditional containment, and non-empty rate together.</w:t>
+        <w:t>Calibration and certificate results concern different claims. Symmetric-difference error measures geometric disagreement with the latent set. Calibration concerns probabilities against a specified event. A conservative certificate is a joint set-containment statement conditional on a model. SPADE was sharp but not best calibrated retrospectively. The prospective report's held-out posterior check did not measure empirical oracle containment and cannot establish validity even in the target Hill condition. Independent posterior draws reduce reuse of Monte Carlo samples; they do not test whether the fitted model describes the true response surface. A design-space evaluation must report actual oracle or independently observed containment and the non-empty rate separately from internal posterior checks.</w:t>
+      </w:r>
+    </w:p>
+    <w:p>
+      <w:pPr>
+        <w:widowControl/>
+      </w:pPr>
+      <w:r>
+        <w:rPr>
+          <w:rFonts w:ascii="Times New Roman" w:hAnsi="Times New Roman" w:eastAsia="Times New Roman" w:cs="Times New Roman"/>
+          <w:color w:val="000000"/>
+          <w:sz w:val="24"/>
+        </w:rPr>
+        <w:t>The later joint-protocol study tested this boundary prospectively and failed at the intended decision point. None of the nine candidates met the cross-family development rule, so the workflow stopped before power analysis or lockbox evaluation. The stopping rule prevented a target-regime result from being promoted into an unsupported general certificate. Method development must improve cross-family containment on a fresh registered development grid before another confirmatory attempt.</w:t>
       </w:r>
     </w:p>
     <w:p>
@@ -6252,7 +12077,7 @@
           <w:color w:val="000000"/>
           <w:sz w:val="24"/>
         </w:rPr>
-        <w:t>Internal validity completed; biological transfer is a separate estimand</w:t>
+        <w:t>Scope and reproducibility limitations</w:t>
       </w:r>
     </w:p>
     <w:p>
@@ -6265,7 +12090,7 @@
           <w:color w:val="000000"/>
           <w:sz w:val="24"/>
         </w:rPr>
-        <w:t>The principal scope limit is intentional: this is a computer experiment. Internal validity of method ranking under known landscapes, matched budgets, frozen claim gates, and open artifacts is complete for the questions posed here. The benchmark omits donor and batch hierarchy, plate-position effects, cell-state drift, failed wells, assay censoring, formulation constraints, toxicity, osmolarity, multiple endpoints, reagent costs, and biological confirmation. Campaign seeds are not biological replicates. The Hill generator was structurally motivated by a multicomponent biological problem but was not fitted to endothelial or bioprocess data. Implications for laboratory practice should therefore be treated as transfer hypotheses, not as conclusions of this study.</w:t>
+        <w:t>The simulation-reporting framework of Morris et al. separates aims, data-generating mechanisms, estimands, methods, and performance measures, and emphasizes Monte Carlo uncertainty [20]. Here, the paired Hill analysis uses 25 independently generated instances; its four seeds per instance quantify repeated campaign behavior rather than expanding the landscape sample to 100. External-function means characterize the named functions only. The inferential results therefore support the prespecified target condition, while the other conditions indicate sensitivity to selected geometries. We did not perform a complete factorial sensitivity study over kernels, initial designs, budgets, and noise specifications.</w:t>
       </w:r>
     </w:p>
     <w:p>
@@ -6278,7 +12103,7 @@
           <w:color w:val="000000"/>
           <w:sz w:val="24"/>
         </w:rPr>
-        <w:t>Several methodological limitations also remain. GP uncertainty was conditional on plug-in hyperparameters. The original protocol used response-derived observation variances and a fixed candidate grid. Some external-family cells were weakly discriminating or frequently empty. The full-dimensional classical arm was unavailable at eight dimensions under the chosen budget. The comparison covered representative implementations rather than every BO, RSM, or level-set method. Finally, the completed results reported here must remain separate from the newer frozen joint protocol: that protocol's development selection and untouched lockbox outcomes have not been run and support no result claim.</w:t>
+        <w:t>Known landscapes, matched budgets, frozen claim gates, and retained artifacts make the comparisons auditable, but do not remove implementation and model assumptions. The benchmark omits donor and batch hierarchy, plate-position effects, cell-state drift, failed wells, assay censoring, formulation constraints, toxicity, osmolarity, multiple endpoints, reagent costs, and biological confirmation. Campaign seeds are not biological replicates. The Hill generator was structurally motivated by a multicomponent biological problem but was not fitted to endothelial or bioprocess data. Implications for laboratory practice should therefore be treated as transfer hypotheses, not as conclusions of this study.</w:t>
       </w:r>
     </w:p>
     <w:p>
@@ -6291,7 +12116,184 @@
           <w:color w:val="000000"/>
           <w:sz w:val="24"/>
         </w:rPr>
-        <w:t>A future wet-lab study would address a different estimand—biological transfer—not unfinished validation of the present computer experiment. It should preregister both point and region deliverables; give SPADE, noise-aware BO, and a properly sequential classical RSM workflow the same formulation-well budget; randomize plate position and block biological batch; confirm point recommendations in new batches; and sample predicted interior, boundary, and exterior regions to estimate false inclusion, false exclusion, calibration, containment, non-empty rate, wells, rounds, elapsed time, and cost, with a biologically meaningful SESOI fixed before the first plate.</w:t>
+        <w:t xml:space="preserve">Historical replay checks address exact regeneration, a different claim from recomputing summaries from archived rows. A current exact-replay check of the classical Rule-P source used in Figure 2 returned regret 0.2525112459 versus the stored 0.2525116337 for one campaign, a difference of </w:t>
+      </w:r>
+      <m:oMath>
+        <m:box>
+          <m:e>
+            <m:r>
+              <m:rPr>
+                <m:sty m:val="p"/>
+              </m:rPr>
+              <m:t>3.88</m:t>
+            </m:r>
+            <m:r>
+              <m:rPr>
+                <m:sty m:val="p"/>
+              </m:rPr>
+              <m:t>×</m:t>
+            </m:r>
+            <m:sSup>
+              <m:e>
+                <m:r>
+                  <m:rPr>
+                    <m:sty m:val="p"/>
+                  </m:rPr>
+                  <m:t>10</m:t>
+                </m:r>
+              </m:e>
+              <m:sup>
+                <m:box>
+                  <m:e>
+                    <m:r>
+                      <m:rPr>
+                        <m:sty m:val="p"/>
+                      </m:rPr>
+                      <m:t>−</m:t>
+                    </m:r>
+                    <m:r>
+                      <m:rPr>
+                        <m:sty m:val="p"/>
+                      </m:rPr>
+                      <m:t>7</m:t>
+                    </m:r>
+                  </m:e>
+                </m:box>
+              </m:sup>
+            </m:sSup>
+          </m:e>
+        </m:box>
+      </m:oMath>
+      <w:r>
+        <w:rPr>
+          <w:rFonts w:ascii="Times New Roman" w:hAnsi="Times New Roman" w:eastAsia="Times New Roman" w:cs="Times New Roman"/>
+          <w:color w:val="000000"/>
+          <w:sz w:val="24"/>
+        </w:rPr>
+        <w:t xml:space="preserve">. The stored aggregate was not replaced. A separate one-campaign calibration check completed its checkpoint writing but stopped at the map-fidelity gate, with worst drift </w:t>
+      </w:r>
+      <m:oMath>
+        <m:box>
+          <m:e>
+            <m:r>
+              <m:rPr>
+                <m:sty m:val="p"/>
+              </m:rPr>
+              <m:t>9.08</m:t>
+            </m:r>
+            <m:r>
+              <m:rPr>
+                <m:sty m:val="p"/>
+              </m:rPr>
+              <m:t>×</m:t>
+            </m:r>
+            <m:sSup>
+              <m:e>
+                <m:r>
+                  <m:rPr>
+                    <m:sty m:val="p"/>
+                  </m:rPr>
+                  <m:t>10</m:t>
+                </m:r>
+              </m:e>
+              <m:sup>
+                <m:box>
+                  <m:e>
+                    <m:r>
+                      <m:rPr>
+                        <m:sty m:val="p"/>
+                      </m:rPr>
+                      <m:t>−</m:t>
+                    </m:r>
+                    <m:r>
+                      <m:rPr>
+                        <m:sty m:val="p"/>
+                      </m:rPr>
+                      <m:t>13</m:t>
+                    </m:r>
+                  </m:e>
+                </m:box>
+              </m:sup>
+            </m:sSup>
+          </m:e>
+        </m:box>
+      </m:oMath>
+      <w:r>
+        <w:rPr>
+          <w:rFonts w:ascii="Times New Roman" w:hAnsi="Times New Roman" w:eastAsia="Times New Roman" w:cs="Times New Roman"/>
+          <w:color w:val="000000"/>
+          <w:sz w:val="24"/>
+        </w:rPr>
+        <w:t xml:space="preserve"> and no changed latent-map cells. Three historical adaptive-replay tests also reported material qLogEI/qLogNEI discrepancies on external-family reference columns. These failures have different magnitudes and do not establish that the entire archive is wrong, but exact regeneration of every historical result is not established. The repository retains the failed equality checks and their audit. The prospective release checks apply to their own evidence body; they do not resolve these retrospective replay failures or establish universal reproducibility.</w:t>
+      </w:r>
+    </w:p>
+    <w:p>
+      <w:pPr>
+        <w:widowControl/>
+      </w:pPr>
+      <w:r>
+        <w:rPr>
+          <w:rFonts w:ascii="Times New Roman" w:hAnsi="Times New Roman" w:eastAsia="Times New Roman" w:cs="Times New Roman"/>
+          <w:color w:val="000000"/>
+          <w:sz w:val="24"/>
+        </w:rPr>
+        <w:t xml:space="preserve">Several methodological limitations also remain. GP uncertainty was conditional on plug-in hyperparameters. The original protocol used response-derived observation variances and fixed evaluation grids. Its map mask used a 0.50 cutoff regardless of stored probability labels; its certificates targeted latent response, not future-response reliability. Calibration scores against latent threshold labels therefore do not establish calibration for repeated noisy outcomes. Finite-grid set checks do not prove containment everywhere in a continuous domain. These implementation distinctions were identified during manuscript preparation and are disclosed without changing the retained results. Original certificate intervals also ignored repeated Hill instances. Some external-family cells were weakly discriminating or frequently empty. The full-dimensional classical arm was unavailable at eight dimensions under the chosen budget. The comparison covered representative implementations rather than every BO, RSM, or level-set method. The later joint-protocol development result must remain separate from the main benchmark: it returned </w:t>
+      </w:r>
+      <w:r>
+        <w:rPr>
+          <w:rFonts w:ascii="Courier New" w:hAnsi="Courier New" w:eastAsia="Courier New" w:cs="Courier New"/>
+          <w:color w:val="000000"/>
+          <w:sz w:val="22"/>
+        </w:rPr>
+        <w:t>NO_SELECTION</w:t>
+      </w:r>
+      <w:r>
+        <w:rPr>
+          <w:rFonts w:ascii="Times New Roman" w:hAnsi="Times New Roman" w:eastAsia="Times New Roman" w:cs="Times New Roman"/>
+          <w:color w:val="000000"/>
+          <w:sz w:val="24"/>
+        </w:rPr>
+        <w:t>, authorized no power analysis, and left the lockbox unopened. It supplies negative evidence about future-response certificates, not a replacement estimate for any result reported from the 99,601-record study.</w:t>
+      </w:r>
+    </w:p>
+    <w:p>
+      <w:pPr>
+        <w:pStyle w:val="Heading2"/>
+        <w:widowControl/>
+      </w:pPr>
+      <w:r>
+        <w:rPr>
+          <w:rFonts w:ascii="Times New Roman" w:hAnsi="Times New Roman" w:eastAsia="Times New Roman" w:cs="Times New Roman"/>
+          <w:color w:val="000000"/>
+          <w:sz w:val="24"/>
+        </w:rPr>
+        <w:t>Implications for subsequent evaluations</w:t>
+      </w:r>
+    </w:p>
+    <w:p>
+      <w:pPr>
+        <w:widowControl/>
+      </w:pPr>
+      <w:r>
+        <w:rPr>
+          <w:rFonts w:ascii="Times New Roman" w:hAnsi="Times New Roman" w:eastAsia="Times New Roman" w:cs="Times New Roman"/>
+          <w:color w:val="000000"/>
+          <w:sz w:val="24"/>
+        </w:rPr>
+        <w:t>A stronger computational comparison should include covariance-aware batch level-set sampling and TruVaR alongside one-shot LHS, with matched budgets and a shared terminal rule. Initialization and surrogate changes should be isolated rather than bundled into the acquisition comparison. Repeated randomized instances, an independent scoring grid, and prespecified sensitivity analyses would test whether the observed map-versus-point trade-off survives changes in geometry and noise. Such work would be a new study; it cannot be added retrospectively to the original confirmatory claim set.</w:t>
+      </w:r>
+    </w:p>
+    <w:p>
+      <w:pPr>
+        <w:widowControl/>
+      </w:pPr>
+      <w:r>
+        <w:rPr>
+          <w:rFonts w:ascii="Times New Roman" w:hAnsi="Times New Roman" w:eastAsia="Times New Roman" w:cs="Times New Roman"/>
+          <w:color w:val="000000"/>
+          <w:sz w:val="24"/>
+        </w:rPr>
+        <w:t>For a wet-lab evaluation, the point and region deliverables should be specified before sampling. Point recommendations require independent confirmation with its cost counted. Region validation requires measurements in predicted interior, boundary, and exterior locations, with biological batches and plate position accounted for. The meaningful error margin should come from the application, not the normalized 0.02 benchmark choice. Reporting the random-placement control, non-empty rate, empirical containment, and operational cost would make a negative mechanism or certificate result interpretable rather than hiding it behind a favorable optimization curve.</w:t>
       </w:r>
     </w:p>
     <w:p>
@@ -6318,7 +12320,93 @@
           <w:color w:val="000000"/>
           <w:sz w:val="24"/>
         </w:rPr>
-        <w:t>Under matched experimental budgets, point and region objectives can reverse method rankings. In a preregistered six-factor synthetic target regime, SPADE produced leading acceptable-region maps, retained practical point-regret parity with qLogNEI, and used fewer feedback rounds—yet the tested boundary-targeting mechanism did not beat random placement, and calibration and certificate performance were not universally portable. The defensible conclusion is therefore bounded: SPADE is a concrete region-first workflow and open benchmark for further study, not a universally superior optimizer or a proven biological design-space certificate.</w:t>
+        <w:t xml:space="preserve">Under matched experimental budgets, point and region objectives reversed method rankings. In the registered six-factor synthetic target condition, SPADE m0 reduced latent-map error by 15.3% relative to qLogNEI, retained practical point-regret parity, and used two feedback rounds rather than ten. Its map advantage over Sobol was below the practical threshold, and one-shot LHS had similar mean map error with lower mean point regret. Boundary targeting did not beat random placement. The original prospective posterior checks did not establish empirical certificate validity. A separate future-response protocol returned </w:t>
+      </w:r>
+      <w:r>
+        <w:rPr>
+          <w:rFonts w:ascii="Courier New" w:hAnsi="Courier New" w:eastAsia="Courier New" w:cs="Courier New"/>
+          <w:color w:val="000000"/>
+          <w:sz w:val="22"/>
+        </w:rPr>
+        <w:t>NO_SELECTION</w:t>
+      </w:r>
+      <w:r>
+        <w:rPr>
+          <w:rFonts w:ascii="Times New Roman" w:hAnsi="Times New Roman" w:eastAsia="Times New Roman" w:cs="Times New Roman"/>
+          <w:color w:val="000000"/>
+          <w:sz w:val="24"/>
+        </w:rPr>
+        <w:t xml:space="preserve"> at its five-family development gate, so no lockbox evidence was opened. These results support explicit separation of sampling, final selection, mapping, and certificate validation in experimental-design benchmarks. They do not establish universal SPADE superiority or a validated biological design space.</w:t>
+      </w:r>
+    </w:p>
+    <w:p>
+      <w:pPr>
+        <w:pStyle w:val="Heading1"/>
+        <w:widowControl/>
+      </w:pPr>
+      <w:r>
+        <w:rPr>
+          <w:rFonts w:ascii="Times New Roman" w:hAnsi="Times New Roman" w:eastAsia="Times New Roman" w:cs="Times New Roman"/>
+          <w:color w:val="000000"/>
+          <w:sz w:val="24"/>
+        </w:rPr>
+        <w:t>Data availability statement</w:t>
+      </w:r>
+    </w:p>
+    <w:p>
+      <w:pPr>
+        <w:widowControl/>
+      </w:pPr>
+      <w:r>
+        <w:rPr>
+          <w:rFonts w:ascii="Times New Roman" w:hAnsi="Times New Roman" w:eastAsia="Times New Roman" w:cs="Times New Roman"/>
+          <w:color w:val="000000"/>
+          <w:sz w:val="24"/>
+        </w:rPr>
+        <w:t xml:space="preserve">The archival submission release will include data, metadata, and code underlying the reported findings: the seven retained prospective raw condition files, retrospective evidence, the separate joint-protocol development and </w:t>
+      </w:r>
+      <w:r>
+        <w:rPr>
+          <w:rFonts w:ascii="Courier New" w:hAnsi="Courier New" w:eastAsia="Courier New" w:cs="Courier New"/>
+          <w:color w:val="000000"/>
+          <w:sz w:val="22"/>
+        </w:rPr>
+        <w:t>NO_SELECTION</w:t>
+      </w:r>
+      <w:r>
+        <w:rPr>
+          <w:rFonts w:ascii="Times New Roman" w:hAnsi="Times New Roman" w:eastAsia="Times New Roman" w:cs="Times New Roman"/>
+          <w:color w:val="000000"/>
+          <w:sz w:val="24"/>
+        </w:rPr>
+        <w:t xml:space="preserve"> artifacts, source data for tables and figures, provenance hashes, and validators. The four lockbox generators remain frozen and contain no opened outcome data. Before submission, the release must be deposited in a public archival repository and this statement updated with its DOI and reviewer-access URL. [REPOSITORY DOI REQUIRED BEFORE SUBMISSION]</w:t>
+      </w:r>
+    </w:p>
+    <w:p>
+      <w:pPr>
+        <w:pStyle w:val="Heading1"/>
+        <w:widowControl/>
+      </w:pPr>
+      <w:r>
+        <w:rPr>
+          <w:rFonts w:ascii="Times New Roman" w:hAnsi="Times New Roman" w:eastAsia="Times New Roman" w:cs="Times New Roman"/>
+          <w:color w:val="000000"/>
+          <w:sz w:val="24"/>
+        </w:rPr>
+        <w:t>Author contributions</w:t>
+      </w:r>
+    </w:p>
+    <w:p>
+      <w:pPr>
+        <w:widowControl/>
+      </w:pPr>
+      <w:r>
+        <w:rPr>
+          <w:rFonts w:ascii="Times New Roman" w:hAnsi="Times New Roman" w:eastAsia="Times New Roman" w:cs="Times New Roman"/>
+          <w:color w:val="000000"/>
+          <w:sz w:val="24"/>
+        </w:rPr>
+        <w:t>[CRediT ROLES TO BE CONFIRMED FOR EVERY AUTHOR: Conceptualization; Data curation; Formal analysis; Funding acquisition; Investigation; Methodology; Project administration; Resources; Software; Supervision; Validation; Visualization; Writing – original draft; Writing – review &amp; editing.]</w:t>
       </w:r>
     </w:p>
     <w:p>
@@ -6546,7 +12634,105 @@
           <w:color w:val="000000"/>
           <w:sz w:val="20"/>
         </w:rPr>
-        <w:t>13. Gneiting T, Raftery AE. Strictly proper scoring rules, prediction, and estimation. J Am Stat Assoc. 2007;102:359–378. doi:10.1198/016214506000001437</w:t>
+        <w:t>13. Gotovos A, Casati N, Hitz G, Krause A. Active learning for level set estimation. Proceedings of the Twenty-Third International Joint Conference on Artificial Intelligence. 2013. Available from: https://people.csail.mit.edu/alkisg/files/gotovos13active.pdf</w:t>
+      </w:r>
+    </w:p>
+    <w:p>
+      <w:pPr>
+        <w:spacing w:line="240" w:lineRule="auto" w:after="80"/>
+        <w:ind w:left="360" w:hanging="360"/>
+      </w:pPr>
+      <w:r>
+        <w:rPr>
+          <w:rFonts w:ascii="Times New Roman" w:hAnsi="Times New Roman" w:eastAsia="Times New Roman" w:cs="Times New Roman"/>
+          <w:color w:val="000000"/>
+          <w:sz w:val="20"/>
+        </w:rPr>
+        <w:t>14. Azzimonti D, Ginsbourger D, Chevalier C, Bect J, Richet Y. Adaptive design of experiments for conservative estimation of excursion sets. Technometrics. 2021;63:13–26. doi:10.1080/00401706.2019.1693427</w:t>
+      </w:r>
+    </w:p>
+    <w:p>
+      <w:pPr>
+        <w:spacing w:line="240" w:lineRule="auto" w:after="80"/>
+        <w:ind w:left="360" w:hanging="360"/>
+      </w:pPr>
+      <w:r>
+        <w:rPr>
+          <w:rFonts w:ascii="Times New Roman" w:hAnsi="Times New Roman" w:eastAsia="Times New Roman" w:cs="Times New Roman"/>
+          <w:color w:val="000000"/>
+          <w:sz w:val="20"/>
+        </w:rPr>
+        <w:t>15. Bogunovic I, Scarlett J, Krause A, Cevher V. Truncated variance reduction: A unified approach to Bayesian optimization and level-set estimation. Advances in Neural Information Processing Systems. 2016;29. Available from: https://papers.neurips.cc/paper_files/paper/2016/hash/ce78d1da254c0843eb23951ae077ff5f-Abstract.html</w:t>
+      </w:r>
+    </w:p>
+    <w:p>
+      <w:pPr>
+        <w:spacing w:line="240" w:lineRule="auto" w:after="80"/>
+        <w:ind w:left="360" w:hanging="360"/>
+      </w:pPr>
+      <w:r>
+        <w:rPr>
+          <w:rFonts w:ascii="Times New Roman" w:hAnsi="Times New Roman" w:eastAsia="Times New Roman" w:cs="Times New Roman"/>
+          <w:color w:val="000000"/>
+          <w:sz w:val="20"/>
+        </w:rPr>
+        <w:t>16. Ament S, Daulton S, Eriksson D, Balandat M, Bakshy E. Unexpected improvements to expected improvement for Bayesian optimization. Advances in Neural Information Processing Systems. 2023;36. Available from: https://proceedings.neurips.cc/paper_files/paper/2023/hash/419f72cbd568ad62183f8132a3605a2a-Abstract-Conference.html</w:t>
+      </w:r>
+    </w:p>
+    <w:p>
+      <w:pPr>
+        <w:spacing w:line="240" w:lineRule="auto" w:after="80"/>
+        <w:ind w:left="360" w:hanging="360"/>
+      </w:pPr>
+      <w:r>
+        <w:rPr>
+          <w:rFonts w:ascii="Times New Roman" w:hAnsi="Times New Roman" w:eastAsia="Times New Roman" w:cs="Times New Roman"/>
+          <w:color w:val="000000"/>
+          <w:sz w:val="20"/>
+        </w:rPr>
+        <w:t>17. Gneiting T, Raftery AE. Strictly proper scoring rules, prediction, and estimation. J Am Stat Assoc. 2007;102:359–378. doi:10.1198/016214506000001437</w:t>
+      </w:r>
+    </w:p>
+    <w:p>
+      <w:pPr>
+        <w:spacing w:line="240" w:lineRule="auto" w:after="80"/>
+        <w:ind w:left="360" w:hanging="360"/>
+      </w:pPr>
+      <w:r>
+        <w:rPr>
+          <w:rFonts w:ascii="Times New Roman" w:hAnsi="Times New Roman" w:eastAsia="Times New Roman" w:cs="Times New Roman"/>
+          <w:color w:val="000000"/>
+          <w:sz w:val="20"/>
+        </w:rPr>
+        <w:t>18. Balandat M, Karrer B, Jiang D, Daulton S, Letham B, Wilson AG, et al. BoTorch: A framework for efficient Monte-Carlo Bayesian optimization. Advances in Neural Information Processing Systems. 2020;33. Available from: https://proceedings.neurips.cc/paper/2020/hash/f5b1b89d98b7286673128a5fb112cb9a-Abstract.html</w:t>
+      </w:r>
+    </w:p>
+    <w:p>
+      <w:pPr>
+        <w:spacing w:line="240" w:lineRule="auto" w:after="80"/>
+        <w:ind w:left="360" w:hanging="360"/>
+      </w:pPr>
+      <w:r>
+        <w:rPr>
+          <w:rFonts w:ascii="Times New Roman" w:hAnsi="Times New Roman" w:eastAsia="Times New Roman" w:cs="Times New Roman"/>
+          <w:color w:val="000000"/>
+          <w:sz w:val="20"/>
+        </w:rPr>
+        <w:t>19. Mia I, Tiihonen A, Ernst A, Srivastava A, Buonassisi T, Vandenberghe W, et al. Multi-variable batch Bayesian optimization in materials research: Synthetic data analysis of noise sensitivity and problem landscape effects. J Mater Res. 2026;41:927–948. doi:10.1557/s43578-026-01803-y</w:t>
+      </w:r>
+    </w:p>
+    <w:p>
+      <w:pPr>
+        <w:spacing w:line="240" w:lineRule="auto" w:after="80"/>
+        <w:ind w:left="360" w:hanging="360"/>
+      </w:pPr>
+      <w:r>
+        <w:rPr>
+          <w:rFonts w:ascii="Times New Roman" w:hAnsi="Times New Roman" w:eastAsia="Times New Roman" w:cs="Times New Roman"/>
+          <w:color w:val="000000"/>
+          <w:sz w:val="20"/>
+        </w:rPr>
+        <w:t>20. Morris TP, White IR, Crowther MJ. Using simulation studies to evaluate statistical methods. Stat Med. 2019;38:2074–2102. doi:10.1002/sim.8086</w:t>
       </w:r>
     </w:p>
     <w:p>
@@ -6579,182 +12765,6 @@
           <w:color w:val="000000"/>
           <w:sz w:val="24"/>
         </w:rPr>
-        <w:t>S1 Fig.</w:t>
-      </w:r>
-      <w:r>
-        <w:rPr>
-          <w:rFonts w:ascii="Times New Roman" w:hAnsi="Times New Roman" w:eastAsia="Times New Roman" w:cs="Times New Roman"/>
-          <w:color w:val="000000"/>
-          <w:sz w:val="24"/>
-        </w:rPr>
-        <w:t xml:space="preserve"> Terminal-rule sensitivity across Hill benchmark conditions.</w:t>
-      </w:r>
-    </w:p>
-    <w:p>
-      <w:pPr>
-        <w:widowControl/>
-      </w:pPr>
-      <w:r>
-        <w:rPr>
-          <w:rFonts w:ascii="Times New Roman" w:hAnsi="Times New Roman" w:eastAsia="Times New Roman" w:cs="Times New Roman"/>
-          <w:b/>
-          <w:color w:val="000000"/>
-          <w:sz w:val="24"/>
-        </w:rPr>
-        <w:t>S2 Fig.</w:t>
-      </w:r>
-      <w:r>
-        <w:rPr>
-          <w:rFonts w:ascii="Times New Roman" w:hAnsi="Times New Roman" w:eastAsia="Times New Roman" w:cs="Times New Roman"/>
-          <w:color w:val="000000"/>
-          <w:sz w:val="24"/>
-        </w:rPr>
-        <w:t xml:space="preserve"> Search and identification decomposition for qLogEI, qLogNEI, and classical RSM.</w:t>
-      </w:r>
-    </w:p>
-    <w:p>
-      <w:pPr>
-        <w:widowControl/>
-      </w:pPr>
-      <w:r>
-        <w:rPr>
-          <w:rFonts w:ascii="Times New Roman" w:hAnsi="Times New Roman" w:eastAsia="Times New Roman" w:cs="Times New Roman"/>
-          <w:b/>
-          <w:color w:val="000000"/>
-          <w:sz w:val="24"/>
-        </w:rPr>
-        <w:t>S3 Fig.</w:t>
-      </w:r>
-      <w:r>
-        <w:rPr>
-          <w:rFonts w:ascii="Times New Roman" w:hAnsi="Times New Roman" w:eastAsia="Times New Roman" w:cs="Times New Roman"/>
-          <w:color w:val="000000"/>
-          <w:sz w:val="24"/>
-        </w:rPr>
-        <w:t xml:space="preserve"> Quadratic stationary-point and confirmation diagnostics.</w:t>
-      </w:r>
-    </w:p>
-    <w:p>
-      <w:pPr>
-        <w:widowControl/>
-      </w:pPr>
-      <w:r>
-        <w:rPr>
-          <w:rFonts w:ascii="Times New Roman" w:hAnsi="Times New Roman" w:eastAsia="Times New Roman" w:cs="Times New Roman"/>
-          <w:b/>
-          <w:color w:val="000000"/>
-          <w:sz w:val="24"/>
-        </w:rPr>
-        <w:t>S4 Fig.</w:t>
-      </w:r>
-      <w:r>
-        <w:rPr>
-          <w:rFonts w:ascii="Times New Roman" w:hAnsi="Times New Roman" w:eastAsia="Times New Roman" w:cs="Times New Roman"/>
-          <w:color w:val="000000"/>
-          <w:sz w:val="24"/>
-        </w:rPr>
-        <w:t xml:space="preserve"> Long-run point-regret curves by wells and experimental rounds.</w:t>
-      </w:r>
-    </w:p>
-    <w:p>
-      <w:pPr>
-        <w:widowControl/>
-      </w:pPr>
-      <w:r>
-        <w:rPr>
-          <w:rFonts w:ascii="Times New Roman" w:hAnsi="Times New Roman" w:eastAsia="Times New Roman" w:cs="Times New Roman"/>
-          <w:b/>
-          <w:color w:val="000000"/>
-          <w:sz w:val="24"/>
-        </w:rPr>
-        <w:t>S5 Fig.</w:t>
-      </w:r>
-      <w:r>
-        <w:rPr>
-          <w:rFonts w:ascii="Times New Roman" w:hAnsi="Times New Roman" w:eastAsia="Times New Roman" w:cs="Times New Roman"/>
-          <w:color w:val="000000"/>
-          <w:sz w:val="24"/>
-        </w:rPr>
-        <w:t xml:space="preserve"> Point-versus-map performance across Hill, Hartmann, Ackley, Levy, and Rosenbrock families.</w:t>
-      </w:r>
-    </w:p>
-    <w:p>
-      <w:pPr>
-        <w:widowControl/>
-      </w:pPr>
-      <w:r>
-        <w:rPr>
-          <w:rFonts w:ascii="Times New Roman" w:hAnsi="Times New Roman" w:eastAsia="Times New Roman" w:cs="Times New Roman"/>
-          <w:b/>
-          <w:color w:val="000000"/>
-          <w:sz w:val="24"/>
-        </w:rPr>
-        <w:t>S6 Fig.</w:t>
-      </w:r>
-      <w:r>
-        <w:rPr>
-          <w:rFonts w:ascii="Times New Roman" w:hAnsi="Times New Roman" w:eastAsia="Times New Roman" w:cs="Times New Roman"/>
-          <w:color w:val="000000"/>
-          <w:sz w:val="24"/>
-        </w:rPr>
-        <w:t xml:space="preserve"> Screened and unscreened classical designs under the 48-well budget.</w:t>
-      </w:r>
-    </w:p>
-    <w:p>
-      <w:pPr>
-        <w:widowControl/>
-      </w:pPr>
-      <w:r>
-        <w:rPr>
-          <w:rFonts w:ascii="Times New Roman" w:hAnsi="Times New Roman" w:eastAsia="Times New Roman" w:cs="Times New Roman"/>
-          <w:b/>
-          <w:color w:val="000000"/>
-          <w:sz w:val="24"/>
-        </w:rPr>
-        <w:t>S7 Fig.</w:t>
-      </w:r>
-      <w:r>
-        <w:rPr>
-          <w:rFonts w:ascii="Times New Roman" w:hAnsi="Times New Roman" w:eastAsia="Times New Roman" w:cs="Times New Roman"/>
-          <w:color w:val="000000"/>
-          <w:sz w:val="24"/>
-        </w:rPr>
-        <w:t xml:space="preserve"> Murphy calibration, refinement, Brier score, and AUC by method.</w:t>
-      </w:r>
-    </w:p>
-    <w:p>
-      <w:pPr>
-        <w:widowControl/>
-      </w:pPr>
-      <w:r>
-        <w:rPr>
-          <w:rFonts w:ascii="Times New Roman" w:hAnsi="Times New Roman" w:eastAsia="Times New Roman" w:cs="Times New Roman"/>
-          <w:b/>
-          <w:color w:val="000000"/>
-          <w:sz w:val="24"/>
-        </w:rPr>
-        <w:t>S8 Fig.</w:t>
-      </w:r>
-      <w:r>
-        <w:rPr>
-          <w:rFonts w:ascii="Times New Roman" w:hAnsi="Times New Roman" w:eastAsia="Times New Roman" w:cs="Times New Roman"/>
-          <w:color w:val="000000"/>
-          <w:sz w:val="24"/>
-        </w:rPr>
-        <w:t xml:space="preserve"> Conservative-set draw-count sensitivity and non-empty rates.</w:t>
-      </w:r>
-    </w:p>
-    <w:p>
-      <w:pPr>
-        <w:widowControl/>
-      </w:pPr>
-      <w:r>
-        <w:rPr>
-          <w:rFonts w:ascii="Times New Roman" w:hAnsi="Times New Roman" w:eastAsia="Times New Roman" w:cs="Times New Roman"/>
-          <w:b/>
-          <w:color w:val="000000"/>
-          <w:sz w:val="24"/>
-        </w:rPr>
         <w:t>S1 Table.</w:t>
       </w:r>
       <w:r>
@@ -6763,7 +12773,7 @@
           <w:color w:val="000000"/>
           <w:sz w:val="24"/>
         </w:rPr>
-        <w:t xml:space="preserve"> Prospective calibration and refinement metrics from final raw rows.</w:t>
+        <w:t xml:space="preserve"> Prospective calibration and refinement metrics from final raw rows. Means use 25 Hill landscape instances with four campaign seeds averaged within each instance. Calibration uses latent acceptability labels, maps use a 0.50 cutoff, and point recommendations use a common GP. The CSV contains all 12 available target-condition arms, including the 40-well reference.</w:t>
       </w:r>
     </w:p>
     <w:p>
@@ -6785,7 +12795,7 @@
           <w:color w:val="000000"/>
           <w:sz w:val="24"/>
         </w:rPr>
-        <w:t xml:space="preserve"> Complete seven-condition comparison table.</w:t>
+        <w:t xml:space="preserve"> Seven-condition comparison for six matched-budget strategies. Hill estimates use 25 instances with four campaigns per instance; external-function estimates summarize 100 campaigns on each specified function. Archived certificate statuses refer to posterior checks, not empirical validity. All listed arms use 48 wells; lower map error and Rule-P regret are better.</w:t>
       </w:r>
     </w:p>
     <w:p>
@@ -6807,121 +12817,13 @@
           <w:color w:val="000000"/>
           <w:sz w:val="24"/>
         </w:rPr>
-        <w:t xml:space="preserve"> Registered claim and kill ledger with corrected sign conventions.</w:t>
-      </w:r>
-    </w:p>
-    <w:p>
-      <w:pPr>
-        <w:pStyle w:val="Heading1"/>
-        <w:widowControl/>
-      </w:pPr>
-      <w:r>
-        <w:rPr>
-          <w:rFonts w:ascii="Times New Roman" w:hAnsi="Times New Roman" w:eastAsia="Times New Roman" w:cs="Times New Roman"/>
-          <w:color w:val="000000"/>
-          <w:sz w:val="24"/>
-        </w:rPr>
-        <w:t>Data availability statement</w:t>
-      </w:r>
-    </w:p>
-    <w:p>
-      <w:pPr>
-        <w:widowControl/>
-      </w:pPr>
-      <w:r>
-        <w:rPr>
-          <w:rFonts w:ascii="Times New Roman" w:hAnsi="Times New Roman" w:eastAsia="Times New Roman" w:cs="Times New Roman"/>
-          <w:color w:val="000000"/>
-          <w:sz w:val="24"/>
-        </w:rPr>
-        <w:t>All data, metadata, and code underlying the reported findings are present in the tracked project release, including the seven prospective raw condition files, combined artifacts, source data for tables and figures, provenance hashes, and deterministic validators. Before journal submission, the submission commit will be deposited in a public archival repository and this statement will be updated with its DOI and reviewer-access URL. [REPOSITORY DOI REQUIRED BEFORE FULL SUBMISSION]</w:t>
-      </w:r>
-    </w:p>
-    <w:p>
-      <w:pPr>
-        <w:pStyle w:val="Heading1"/>
-        <w:widowControl/>
-      </w:pPr>
-      <w:r>
-        <w:rPr>
-          <w:rFonts w:ascii="Times New Roman" w:hAnsi="Times New Roman" w:eastAsia="Times New Roman" w:cs="Times New Roman"/>
-          <w:color w:val="000000"/>
-          <w:sz w:val="24"/>
-        </w:rPr>
-        <w:t>Funding statement</w:t>
-      </w:r>
-    </w:p>
-    <w:p>
-      <w:pPr>
-        <w:widowControl/>
-      </w:pPr>
-      <w:r>
-        <w:rPr>
-          <w:rFonts w:ascii="Times New Roman" w:hAnsi="Times New Roman" w:eastAsia="Times New Roman" w:cs="Times New Roman"/>
-          <w:color w:val="000000"/>
-          <w:sz w:val="24"/>
-        </w:rPr>
-        <w:t>[None: “The author(s) received no specific funding for this work.”]</w:t>
-      </w:r>
-    </w:p>
-    <w:p>
-      <w:pPr>
-        <w:pStyle w:val="Heading1"/>
-        <w:widowControl/>
-      </w:pPr>
-      <w:r>
-        <w:rPr>
-          <w:rFonts w:ascii="Times New Roman" w:hAnsi="Times New Roman" w:eastAsia="Times New Roman" w:cs="Times New Roman"/>
-          <w:color w:val="000000"/>
-          <w:sz w:val="24"/>
-        </w:rPr>
-        <w:t>Author contributions</w:t>
-      </w:r>
-    </w:p>
-    <w:p>
-      <w:pPr>
-        <w:widowControl/>
-      </w:pPr>
-      <w:r>
-        <w:rPr>
-          <w:rFonts w:ascii="Times New Roman" w:hAnsi="Times New Roman" w:eastAsia="Times New Roman" w:cs="Times New Roman"/>
-          <w:color w:val="000000"/>
-          <w:sz w:val="24"/>
-        </w:rPr>
-        <w:t>[CRediT ROLES TO BE CONFIRMED FOR EVERY AUTHOR: Conceptualization; Data curation; Formal analysis; Funding acquisition; Investigation; Methodology; Project administration; Resources; Software; Supervision; Validation; Visualization; Writing – original draft; Writing – review &amp; editing.]</w:t>
-      </w:r>
-    </w:p>
-    <w:p>
-      <w:pPr>
-        <w:pStyle w:val="Heading1"/>
-        <w:widowControl/>
-      </w:pPr>
-      <w:r>
-        <w:rPr>
-          <w:rFonts w:ascii="Times New Roman" w:hAnsi="Times New Roman" w:eastAsia="Times New Roman" w:cs="Times New Roman"/>
-          <w:color w:val="000000"/>
-          <w:sz w:val="24"/>
-        </w:rPr>
-        <w:t>Competing interests</w:t>
-      </w:r>
-    </w:p>
-    <w:p>
-      <w:pPr>
-        <w:widowControl/>
-      </w:pPr>
-      <w:r>
-        <w:rPr>
-          <w:rFonts w:ascii="Times New Roman" w:hAnsi="Times New Roman" w:eastAsia="Times New Roman" w:cs="Times New Roman"/>
-          <w:color w:val="000000"/>
-          <w:sz w:val="24"/>
-        </w:rPr>
-        <w:t>[TO BE ENTERED IN THE PLOS SUBMISSION SYSTEM AFTER ALL AUTHORS CONFIRM; patent applications or products related to SPADE must be disclosed explicitly.]</w:t>
+        <w:t xml:space="preserve"> Archived claim decisions and current source-reconciled interpretations. Original statuses, numerical results, and interpretation text are preserved in separate columns from the corrected interpretation. Certificate checks do not establish empirical validity, the Plate-2 gain is below the practical threshold, and the qLogNEI map contrast exceeds that threshold. Denominators retain their original units and are not uniformly independent campaigns.</w:t>
       </w:r>
     </w:p>
     <w:sectPr>
       <w:footerReference w:type="default" r:id="rId9"/>
       <w:pgSz w:w="12240" w:h="15840"/>
-      <w:pgMar w:top="1440" w:right="1440" w:bottom="1440" w:left="1440" w:header="708" w:footer="708" w:gutter="0"/>
+      <w:pgMar w:top="1440" w:right="1440" w:bottom="2160" w:left="1440" w:header="708" w:footer="708" w:gutter="0"/>
       <w:cols w:space="720"/>
       <w:docGrid w:linePitch="360"/>
       <w:lnNumType w:countBy="1" w:start="1" w:restart="continuous"/>
@@ -7679,15 +13581,12 @@
     <w:qFormat/>
     <w:rsid w:val="00FC693F"/>
     <w:pPr>
-      <w:pBdr>
-        <w:bottom w:val="single" w:sz="8" w:space="4" w:color="4F81BD" w:themeColor="accent1"/>
-      </w:pBdr>
       <w:spacing w:after="300" w:line="240" w:lineRule="auto"/>
       <w:contextualSpacing/>
     </w:pPr>
     <w:rPr>
       <w:rFonts w:asciiTheme="majorHAnsi" w:eastAsiaTheme="majorEastAsia" w:hAnsiTheme="majorHAnsi" w:cstheme="majorBidi"/>
-      <w:color w:val="17365D" w:themeColor="text2" w:themeShade="BF"/>
+      <w:color w:val="000000"/>
       <w:spacing w:val="5"/>
       <w:kern w:val="28"/>
       <w:sz w:val="52"/>

--- a/manuscript/SPADE-PLOS-ONE.docx
+++ b/manuscript/SPADE-PLOS-ONE.docx
@@ -136,7 +136,7 @@
           <w:color w:val="000000"/>
           <w:sz w:val="24"/>
         </w:rPr>
-        <w:t>Selecting one formulation and estimating an acceptable operating region require different evaluations of an experimental campaign. We compared SPADE, Bayesian optimization, response-surface designs, and space-filling strategies under a 48-evaluation budget on synthetic landscapes. Retrospective rescoring examined terminal decisions; a prospectively specified benchmark comprised 8,300 campaign-arm executions across seven conditions, represented by 99,600 repeated scoring records. Changing from the best noisy observation to a common Gaussian-process recommendation reduced SPADE regret by 0.0543 but increased classical-design regret by 0.1035 in the retrospective Hill comparison. In the prespecified six-factor, lower-noise Hill target, primary SPADE achieved map error 0.1804 versus 0.2131 for noisy Bayesian optimization, a 15.3% relative reduction. Paired inference used 25 landscape instances. The point-regret gap was 0.00937 (95% bootstrap interval 0.00258–0.01615), within the prespecified ±0.02 practical margin, with two feedback rounds rather than ten. Boundary targeting did not improve on a random second round: random-minus-targeted map error was −0.00188 (95% interval −0.00624 to 0.00261). Source reconciliation showed that map scores used a 0.50 probability cutoff and the reported certificate statistic measured posterior self-consistency, not empirical containment against the oracle. A separate 2,750-row development study tested future-response reliability. None of nine candidates satisfied the cross-family containment requirement, so selection stopped without opening the lockbox. These results quantify how terminal decisions and evaluation targets change method rankings within fixed budgets. They do not establish a new level-set principle, transferable certification, or biological performance.</w:t>
+        <w:t>Selecting one formulation and estimating an acceptable operating region require different evaluations of an experimental campaign. We compared SPADE, Bayesian optimization, response-surface designs, and space-filling strategies under a 48-evaluation budget on synthetic landscapes. Retrospective rescoring examined terminal decisions; a prospectively specified benchmark comprised 8,300 campaign-arm executions across seven conditions, represented by 99,600 repeated scoring records. Changing from the best noisy observation to a common Gaussian-process recommendation reduced SPADE regret by 0.0543 but increased classical-design regret by 0.1035 in the retrospective Hill comparison. In the retained regenerated benchmark's prespecified six-factor, lower-noise Hill target, primary SPADE achieved map error 0.1804 versus 0.2131 for noisy Bayesian optimization, a 15.3% relative reduction. Paired inference used 25 landscape instances. The point-regret gap was 0.00937 (95% bootstrap interval 0.00258–0.01615), within the prespecified ±0.02 practical margin, with two feedback rounds rather than ten. Boundary targeting did not improve on a random second round: random-minus-targeted map error was −0.00188 (95% interval −0.00624 to 0.00261). Source reconciliation showed that map scores used a 0.50 probability cutoff and the reported certificate statistic measured posterior self-consistency, not empirical containment against the oracle. A separate 2,750-row development study tested future-response reliability. None of nine candidates satisfied the cross-family containment requirement, so selection stopped without opening the lockbox. These results quantify how terminal decisions and evaluation targets change method rankings within fixed budgets. Historical replay remains incomplete; neither transferable certification nor biological performance is established.</w:t>
       </w:r>
     </w:p>
     <w:p>
@@ -12267,6 +12267,199 @@
           <w:color w:val="000000"/>
           <w:sz w:val="24"/>
         </w:rPr>
+        <w:t>Replay impact on the reported claims</w:t>
+      </w:r>
+    </w:p>
+    <w:p>
+      <w:pPr>
+        <w:widowControl/>
+      </w:pPr>
+      <w:r>
+        <w:rPr>
+          <w:rFonts w:ascii="Times New Roman" w:hAnsi="Times New Roman" w:eastAsia="Times New Roman" w:cs="Times New Roman"/>
+          <w:color w:val="000000"/>
+          <w:sz w:val="24"/>
+        </w:rPr>
+        <w:t>A claim-level dependency audit separated the eight failing historical gates from the inputs to this paper. The material adaptive discrepancies concern the older Q42/Q59 external-function Rule-A references. Those reference columns are not used to support cross-family method rankings in this paper. The prospective comparisons instead use the retained regenerated final-SPADE condition files. Reaggregation of the target file gave map errors 0.180414 for primary SPADE and 0.2130685 for qLogNEI, a 15.3258% relative reduction. This verifies the reported summary, not regeneration of the underlying adaptive campaigns.</w:t>
+      </w:r>
+    </w:p>
+    <w:p>
+      <w:pPr>
+        <w:widowControl/>
+      </w:pPr>
+      <w:r>
+        <w:rPr>
+          <w:rFonts w:ascii="Times New Roman" w:hAnsi="Times New Roman" w:eastAsia="Times New Roman" w:cs="Times New Roman"/>
+          <w:color w:val="000000"/>
+          <w:sz w:val="24"/>
+        </w:rPr>
+        <w:t xml:space="preserve">The distinction is version-specific: the current default sampler is not the archived sampler. Commit </w:t>
+      </w:r>
+      <w:r>
+        <w:rPr>
+          <w:rFonts w:ascii="Courier New" w:hAnsi="Courier New" w:eastAsia="Courier New" w:cs="Courier New"/>
+          <w:color w:val="000000"/>
+          <w:sz w:val="22"/>
+        </w:rPr>
+        <w:t>01d2ea5</w:t>
+      </w:r>
+      <w:r>
+        <w:rPr>
+          <w:rFonts w:ascii="Times New Roman" w:hAnsi="Times New Roman" w:eastAsia="Times New Roman" w:cs="Times New Roman"/>
+          <w:color w:val="000000"/>
+          <w:sz w:val="24"/>
+        </w:rPr>
+        <w:t xml:space="preserve"> introduced an explicit acquisition-sampler seed after the prospective recovery version </w:t>
+      </w:r>
+      <w:r>
+        <w:rPr>
+          <w:rFonts w:ascii="Courier New" w:hAnsi="Courier New" w:eastAsia="Courier New" w:cs="Courier New"/>
+          <w:color w:val="000000"/>
+          <w:sz w:val="22"/>
+        </w:rPr>
+        <w:t>1bf51f1</w:t>
+      </w:r>
+      <w:r>
+        <w:rPr>
+          <w:rFonts w:ascii="Times New Roman" w:hAnsi="Times New Roman" w:eastAsia="Times New Roman" w:cs="Times New Roman"/>
+          <w:color w:val="000000"/>
+          <w:sz w:val="24"/>
+        </w:rPr>
+        <w:t>. In three existing external-function diagnostic cases, restoring the legacy sampler reproduced the prospective archive's Rule-A scalars exactly but did not recover the older Q42/Q59 references. Scalar agreement is not a trajectory or map-replay validation. Shared optimizer code therefore remains a reproducibility risk even where the failing reference files are not numerical inputs. The prospective Hartmann and Ackley comparisons are descriptions of the archived benchmark, not independently replay-validated robustness claims.</w:t>
+      </w:r>
+    </w:p>
+    <w:p>
+      <w:pPr>
+        <w:widowControl/>
+      </w:pPr>
+      <w:r>
+        <w:rPr>
+          <w:rFonts w:ascii="Times New Roman" w:hAnsi="Times New Roman" w:eastAsia="Times New Roman" w:cs="Times New Roman"/>
+          <w:color w:val="000000"/>
+          <w:sz w:val="24"/>
+        </w:rPr>
+        <w:t xml:space="preserve">For the observed classical Hill discrepancy, a one-row sensitivity reanalysis changed the 50-campaign mean Rule-P regret by only </w:t>
+      </w:r>
+      <m:oMath>
+        <m:box>
+          <m:e>
+            <m:r>
+              <m:rPr>
+                <m:sty m:val="p"/>
+              </m:rPr>
+              <m:t>7.76</m:t>
+            </m:r>
+            <m:r>
+              <m:rPr>
+                <m:sty m:val="p"/>
+              </m:rPr>
+              <m:t>×</m:t>
+            </m:r>
+            <m:sSup>
+              <m:e>
+                <m:r>
+                  <m:rPr>
+                    <m:sty m:val="p"/>
+                  </m:rPr>
+                  <m:t>10</m:t>
+                </m:r>
+              </m:e>
+              <m:sup>
+                <m:box>
+                  <m:e>
+                    <m:r>
+                      <m:rPr>
+                        <m:sty m:val="p"/>
+                      </m:rPr>
+                      <m:t>−</m:t>
+                    </m:r>
+                    <m:r>
+                      <m:rPr>
+                        <m:sty m:val="p"/>
+                      </m:rPr>
+                      <m:t>9</m:t>
+                    </m:r>
+                  </m:e>
+                </m:box>
+              </m:sup>
+            </m:sSup>
+          </m:e>
+        </m:box>
+      </m:oMath>
+      <w:r>
+        <w:rPr>
+          <w:rFonts w:ascii="Times New Roman" w:hAnsi="Times New Roman" w:eastAsia="Times New Roman" w:cs="Times New Roman"/>
+          <w:color w:val="000000"/>
+          <w:sz w:val="24"/>
+        </w:rPr>
+        <w:t xml:space="preserve"> and left the displayed four-decimal contrast, its bootstrap interval, Wilcoxon result, and selected-arm ordering unchanged. Replacing only the checked calibration campaign's 24 cells in memory changed the classical arm's mean calibration error by </w:t>
+      </w:r>
+      <m:oMath>
+        <m:box>
+          <m:e>
+            <m:r>
+              <m:rPr>
+                <m:sty m:val="p"/>
+              </m:rPr>
+              <m:t>2.58</m:t>
+            </m:r>
+            <m:r>
+              <m:rPr>
+                <m:sty m:val="p"/>
+              </m:rPr>
+              <m:t>×</m:t>
+            </m:r>
+            <m:sSup>
+              <m:e>
+                <m:r>
+                  <m:rPr>
+                    <m:sty m:val="p"/>
+                  </m:rPr>
+                  <m:t>10</m:t>
+                </m:r>
+              </m:e>
+              <m:sup>
+                <m:box>
+                  <m:e>
+                    <m:r>
+                      <m:rPr>
+                        <m:sty m:val="p"/>
+                      </m:rPr>
+                      <m:t>−</m:t>
+                    </m:r>
+                    <m:r>
+                      <m:rPr>
+                        <m:sty m:val="p"/>
+                      </m:rPr>
+                      <m:t>15</m:t>
+                    </m:r>
+                  </m:e>
+                </m:box>
+              </m:sup>
+            </m:sSup>
+          </m:e>
+        </m:box>
+      </m:oMath>
+      <w:r>
+        <w:rPr>
+          <w:rFonts w:ascii="Times New Roman" w:hAnsi="Times New Roman" w:eastAsia="Times New Roman" w:cs="Times New Roman"/>
+          <w:color w:val="000000"/>
+          <w:sz w:val="24"/>
+        </w:rPr>
+        <w:t>, without changing the displayed four-arm ordering; its refinement and AUC were unchanged. These substitutions were diagnostics only: no archived rows were replaced. This evidence does not bound errors in untested campaigns or establish a general numerical tolerance. We retain the exact failure gates and restrict conclusions to the identified archived evidence bodies.</w:t>
+      </w:r>
+    </w:p>
+    <w:p>
+      <w:pPr>
+        <w:pStyle w:val="Heading2"/>
+        <w:widowControl/>
+      </w:pPr>
+      <w:r>
+        <w:rPr>
+          <w:rFonts w:ascii="Times New Roman" w:hAnsi="Times New Roman" w:eastAsia="Times New Roman" w:cs="Times New Roman"/>
+          <w:color w:val="000000"/>
+          <w:sz w:val="24"/>
+        </w:rPr>
         <w:t>Implications for subsequent evaluations</w:t>
       </w:r>
     </w:p>
@@ -12320,7 +12513,7 @@
           <w:color w:val="000000"/>
           <w:sz w:val="24"/>
         </w:rPr>
-        <w:t xml:space="preserve">Under matched experimental budgets, point and region objectives reversed method rankings. In the registered six-factor synthetic target condition, SPADE m0 reduced latent-map error by 15.3% relative to qLogNEI, retained practical point-regret parity, and used two feedback rounds rather than ten. Its map advantage over Sobol was below the practical threshold, and one-shot LHS had similar mean map error with lower mean point regret. Boundary targeting did not beat random placement. The original prospective posterior checks did not establish empirical certificate validity. A separate future-response protocol returned </w:t>
+        <w:t xml:space="preserve">Within the retained benchmark, point and region objectives reversed method rankings under matched experimental budgets. In the registered six-factor synthetic target condition, SPADE m0 reduced latent-map error by 15.3% relative to qLogNEI, retained practical point-regret parity, and used two feedback rounds rather than ten. Its map advantage over Sobol was below the practical threshold, and one-shot LHS had similar mean map error with lower mean point regret. Boundary targeting did not beat random placement. The original prospective posterior checks did not establish empirical certificate validity. A separate future-response protocol returned </w:t>
       </w:r>
       <w:r>
         <w:rPr>
@@ -12336,7 +12529,7 @@
           <w:color w:val="000000"/>
           <w:sz w:val="24"/>
         </w:rPr>
-        <w:t xml:space="preserve"> at its five-family development gate, so no lockbox evidence was opened. These results support explicit separation of sampling, final selection, mapping, and certificate validation in experimental-design benchmarks. They do not establish universal SPADE superiority or a validated biological design space.</w:t>
+        <w:t xml:space="preserve"> at its five-family development gate, so no lockbox evidence was opened. These results support explicit separation of sampling, final selection, mapping, and certificate validation in experimental-design benchmarks. They do not establish universal SPADE superiority, complete historical replay, or a validated biological design space.</w:t>
       </w:r>
     </w:p>
     <w:p>

--- a/manuscript/SPADE-PLOS-ONE.docx
+++ b/manuscript/SPADE-PLOS-ONE.docx
@@ -10879,171 +10879,72 @@
           <w:color w:val="000000"/>
           <w:sz w:val="24"/>
         </w:rPr>
-        <w:t xml:space="preserve"> Source rows for the historical terminal-rule display: measured-selection</w:t>
-      </w:r>
-    </w:p>
-    <w:p>
-      <w:pPr>
-        <w:widowControl/>
-      </w:pPr>
-      <w:r>
-        <w:rPr>
-          <w:rFonts w:ascii="Times New Roman" w:hAnsi="Times New Roman" w:eastAsia="Times New Roman" w:cs="Times New Roman"/>
-          <w:color w:val="000000"/>
-          <w:sz w:val="24"/>
-        </w:rPr>
-        <w:t>Rule A versus common-GP Rule P on the Hill (</w:t>
-      </w:r>
-      <m:oMath>
-        <m:box>
-          <m:e>
-            <m:r>
-              <m:rPr>
-                <m:sty m:val="i"/>
-              </m:rPr>
-              <m:t>d</m:t>
-            </m:r>
-            <m:r>
-              <m:rPr>
-                <m:sty m:val="p"/>
-              </m:rPr>
-              <m:t>=</m:t>
-            </m:r>
-            <m:r>
-              <m:rPr>
-                <m:sty m:val="p"/>
-              </m:rPr>
-              <m:t>6</m:t>
-            </m:r>
-          </m:e>
-        </m:box>
-      </m:oMath>
-      <w:r>
-        <w:rPr>
-          <w:rFonts w:ascii="Times New Roman" w:hAnsi="Times New Roman" w:eastAsia="Times New Roman" w:cs="Times New Roman"/>
-          <w:color w:val="000000"/>
-          <w:sz w:val="24"/>
-        </w:rPr>
-        <w:t xml:space="preserve">, </w:t>
-      </w:r>
-      <m:oMath>
-        <m:box>
-          <m:e>
-            <m:sSub>
-              <m:e>
-                <m:r>
-                  <m:rPr>
-                    <m:sty m:val="i"/>
-                  </m:rPr>
-                  <m:t>σ</m:t>
-                </m:r>
-              </m:e>
-              <m:sub>
-                <m:box>
-                  <m:e>
-                    <m:r>
-                      <m:rPr>
-                        <m:sty m:val="p"/>
-                      </m:rPr>
-                      <m:t>rel</m:t>
-                    </m:r>
-                  </m:e>
-                </m:box>
-              </m:sub>
-            </m:sSub>
-            <m:r>
-              <m:rPr>
-                <m:sty m:val="p"/>
-              </m:rPr>
-              <m:t>=</m:t>
-            </m:r>
-            <m:r>
-              <m:rPr>
-                <m:sty m:val="p"/>
-              </m:rPr>
-              <m:t>0.25</m:t>
-            </m:r>
-          </m:e>
-        </m:box>
-      </m:oMath>
-      <w:r>
-        <w:rPr>
-          <w:rFonts w:ascii="Times New Roman" w:hAnsi="Times New Roman" w:eastAsia="Times New Roman" w:cs="Times New Roman"/>
-          <w:color w:val="000000"/>
-          <w:sz w:val="24"/>
-        </w:rPr>
-        <w:t>)</w:t>
-      </w:r>
-    </w:p>
-    <w:p>
-      <w:pPr>
-        <w:widowControl/>
-      </w:pPr>
-      <w:r>
-        <w:rPr>
-          <w:rFonts w:ascii="Times New Roman" w:hAnsi="Times New Roman" w:eastAsia="Times New Roman" w:cs="Times New Roman"/>
-          <w:color w:val="000000"/>
-          <w:sz w:val="24"/>
-        </w:rPr>
-        <w:t>benchmark (</w:t>
-      </w:r>
-      <m:oMath>
-        <m:box>
-          <m:e>
-            <m:r>
-              <m:rPr>
-                <m:sty m:val="i"/>
-              </m:rPr>
-              <m:t>n</m:t>
-            </m:r>
-            <m:r>
-              <m:rPr>
-                <m:sty m:val="p"/>
-              </m:rPr>
-              <m:t>=</m:t>
-            </m:r>
-            <m:r>
-              <m:rPr>
-                <m:sty m:val="p"/>
-              </m:rPr>
-              <m:t>50</m:t>
-            </m:r>
-          </m:e>
-        </m:box>
-      </m:oMath>
-      <w:r>
-        <w:rPr>
-          <w:rFonts w:ascii="Times New Roman" w:hAnsi="Times New Roman" w:eastAsia="Times New Roman" w:cs="Times New Roman"/>
-          <w:color w:val="000000"/>
-          <w:sz w:val="24"/>
-        </w:rPr>
-        <w:t xml:space="preserve"> paired campaigns per method), including the</w:t>
-      </w:r>
-    </w:p>
-    <w:p>
-      <w:pPr>
-        <w:widowControl/>
-      </w:pPr>
-      <w:r>
-        <w:rPr>
-          <w:rFonts w:ascii="Times New Roman" w:hAnsi="Times New Roman" w:eastAsia="Times New Roman" w:cs="Times New Roman"/>
-          <w:color w:val="000000"/>
-          <w:sz w:val="24"/>
-        </w:rPr>
-        <w:t>search-versus-identification decomposition. This table supports the Rule A/Rule P</w:t>
-      </w:r>
-    </w:p>
-    <w:p>
-      <w:pPr>
-        <w:widowControl/>
-      </w:pPr>
-      <w:r>
-        <w:rPr>
-          <w:rFonts w:ascii="Times New Roman" w:hAnsi="Times New Roman" w:eastAsia="Times New Roman" w:cs="Times New Roman"/>
-          <w:color w:val="000000"/>
-          <w:sz w:val="24"/>
-        </w:rPr>
-        <w:t>plot, not the C1 R5-versus-R10 regret contrast.</w:t>
+        <w:t xml:space="preserve"> Archived historical supporting table of prospective calibration and</w:t>
+      </w:r>
+    </w:p>
+    <w:p>
+      <w:pPr>
+        <w:widowControl/>
+      </w:pPr>
+      <w:r>
+        <w:rPr>
+          <w:rFonts w:ascii="Times New Roman" w:hAnsi="Times New Roman" w:eastAsia="Times New Roman" w:cs="Times New Roman"/>
+          <w:color w:val="000000"/>
+          <w:sz w:val="24"/>
+        </w:rPr>
+        <w:t>refinement metrics from final raw rows (not a current C1 or C3 headline). Means</w:t>
+      </w:r>
+    </w:p>
+    <w:p>
+      <w:pPr>
+        <w:widowControl/>
+      </w:pPr>
+      <w:r>
+        <w:rPr>
+          <w:rFonts w:ascii="Times New Roman" w:hAnsi="Times New Roman" w:eastAsia="Times New Roman" w:cs="Times New Roman"/>
+          <w:color w:val="000000"/>
+          <w:sz w:val="24"/>
+        </w:rPr>
+        <w:t>use 25 Hill landscape instances with four campaign seeds averaged within each</w:t>
+      </w:r>
+    </w:p>
+    <w:p>
+      <w:pPr>
+        <w:widowControl/>
+      </w:pPr>
+      <w:r>
+        <w:rPr>
+          <w:rFonts w:ascii="Times New Roman" w:hAnsi="Times New Roman" w:eastAsia="Times New Roman" w:cs="Times New Roman"/>
+          <w:color w:val="000000"/>
+          <w:sz w:val="24"/>
+        </w:rPr>
+        <w:t>instance. Calibration uses latent acceptability labels, maps use a 0.50 cutoff,</w:t>
+      </w:r>
+    </w:p>
+    <w:p>
+      <w:pPr>
+        <w:widowControl/>
+      </w:pPr>
+      <w:r>
+        <w:rPr>
+          <w:rFonts w:ascii="Times New Roman" w:hAnsi="Times New Roman" w:eastAsia="Times New Roman" w:cs="Times New Roman"/>
+          <w:color w:val="000000"/>
+          <w:sz w:val="24"/>
+        </w:rPr>
+        <w:t>and point recommendations use a common GP. The CSV contains all 12 available</w:t>
+      </w:r>
+    </w:p>
+    <w:p>
+      <w:pPr>
+        <w:widowControl/>
+      </w:pPr>
+      <w:r>
+        <w:rPr>
+          <w:rFonts w:ascii="Times New Roman" w:hAnsi="Times New Roman" w:eastAsia="Times New Roman" w:cs="Times New Roman"/>
+          <w:color w:val="000000"/>
+          <w:sz w:val="24"/>
+        </w:rPr>
+        <w:t>target-condition arms, including the 40-well reference.</w:t>
       </w:r>
     </w:p>
     <w:p>
@@ -11065,115 +10966,72 @@
           <w:color w:val="000000"/>
           <w:sz w:val="24"/>
         </w:rPr>
-        <w:t xml:space="preserve"> Source rows for the historical registered-target map-error display:</w:t>
-      </w:r>
-    </w:p>
-    <w:p>
-      <w:pPr>
-        <w:widowControl/>
-      </w:pPr>
-      <w:r>
-        <w:rPr>
-          <w:rFonts w:ascii="Times New Roman" w:hAnsi="Times New Roman" w:eastAsia="Times New Roman" w:cs="Times New Roman"/>
-          <w:color w:val="000000"/>
-          <w:sz w:val="24"/>
-        </w:rPr>
-        <w:t>symmetric-difference map error versus Rule-P simple regret, paired</w:t>
-      </w:r>
-    </w:p>
-    <w:p>
-      <w:pPr>
-        <w:widowControl/>
-      </w:pPr>
-      <w:r>
-        <w:rPr>
-          <w:rFonts w:ascii="Times New Roman" w:hAnsi="Times New Roman" w:eastAsia="Times New Roman" w:cs="Times New Roman"/>
-          <w:color w:val="000000"/>
-          <w:sz w:val="24"/>
-        </w:rPr>
-        <w:t>SPADE-minus-Sobol and SPADE-minus-qLogNEI map contrasts with the ±0.02 shaded</w:t>
-      </w:r>
-    </w:p>
-    <w:p>
-      <w:pPr>
-        <w:widowControl/>
-      </w:pPr>
-      <w:r>
-        <w:rPr>
-          <w:rFonts w:ascii="Times New Roman" w:hAnsi="Times New Roman" w:eastAsia="Times New Roman" w:cs="Times New Roman"/>
-          <w:color w:val="000000"/>
-          <w:sz w:val="24"/>
-        </w:rPr>
-        <w:t xml:space="preserve">smallest-effect band, equal-well round costs, and descriptive Hartmann </w:t>
-      </w:r>
-      <m:oMath>
-        <m:box>
-          <m:e>
-            <m:r>
-              <m:rPr>
-                <m:sty m:val="i"/>
-              </m:rPr>
-              <m:t>d</m:t>
-            </m:r>
-            <m:r>
-              <m:rPr>
-                <m:sty m:val="p"/>
-              </m:rPr>
-              <m:t>=</m:t>
-            </m:r>
-            <m:r>
-              <m:rPr>
-                <m:sty m:val="p"/>
-              </m:rPr>
-              <m:t>6</m:t>
-            </m:r>
-          </m:e>
-        </m:box>
-      </m:oMath>
-      <w:r>
-        <w:rPr>
-          <w:rFonts w:ascii="Times New Roman" w:hAnsi="Times New Roman" w:eastAsia="Times New Roman" w:cs="Times New Roman"/>
-          <w:color w:val="000000"/>
-          <w:sz w:val="24"/>
-        </w:rPr>
-        <w:t xml:space="preserve"> and</w:t>
-      </w:r>
-    </w:p>
-    <w:p>
-      <w:pPr>
-        <w:widowControl/>
-      </w:pPr>
-      <m:oMath>
-        <m:box>
-          <m:e>
-            <m:r>
-              <m:rPr>
-                <m:sty m:val="i"/>
-              </m:rPr>
-              <m:t>d</m:t>
-            </m:r>
-            <m:r>
-              <m:rPr>
-                <m:sty m:val="p"/>
-              </m:rPr>
-              <m:t>=</m:t>
-            </m:r>
-            <m:r>
-              <m:rPr>
-                <m:sty m:val="p"/>
-              </m:rPr>
-              <m:t>8</m:t>
-            </m:r>
-          </m:e>
-        </m:box>
-      </m:oMath>
-      <w:r>
-        <w:rPr>
-          <w:rFonts w:ascii="Times New Roman" w:hAnsi="Times New Roman" w:eastAsia="Times New Roman" w:cs="Times New Roman"/>
-          <w:color w:val="000000"/>
-          <w:sz w:val="24"/>
-        </w:rPr>
-        <w:t xml:space="preserve"> robustness means. This table is not a matched-round certified-volume</w:t>
+        <w:t xml:space="preserve"> Archived historical supporting table: seven-condition comparison for</w:t>
+      </w:r>
+    </w:p>
+    <w:p>
+      <w:pPr>
+        <w:widowControl/>
+      </w:pPr>
+      <w:r>
+        <w:rPr>
+          <w:rFonts w:ascii="Times New Roman" w:hAnsi="Times New Roman" w:eastAsia="Times New Roman" w:cs="Times New Roman"/>
+          <w:color w:val="000000"/>
+          <w:sz w:val="24"/>
+        </w:rPr>
+        <w:t>six matched-budget strategies. Hill estimates use 25 instances with four</w:t>
+      </w:r>
+    </w:p>
+    <w:p>
+      <w:pPr>
+        <w:widowControl/>
+      </w:pPr>
+      <w:r>
+        <w:rPr>
+          <w:rFonts w:ascii="Times New Roman" w:hAnsi="Times New Roman" w:eastAsia="Times New Roman" w:cs="Times New Roman"/>
+          <w:color w:val="000000"/>
+          <w:sz w:val="24"/>
+        </w:rPr>
+        <w:t>campaigns per instance; external-function estimates summarize 100 campaigns on</w:t>
+      </w:r>
+    </w:p>
+    <w:p>
+      <w:pPr>
+        <w:widowControl/>
+      </w:pPr>
+      <w:r>
+        <w:rPr>
+          <w:rFonts w:ascii="Times New Roman" w:hAnsi="Times New Roman" w:eastAsia="Times New Roman" w:cs="Times New Roman"/>
+          <w:color w:val="000000"/>
+          <w:sz w:val="24"/>
+        </w:rPr>
+        <w:t>each specified function. Archived certificate statuses refer to posterior checks,</w:t>
+      </w:r>
+    </w:p>
+    <w:p>
+      <w:pPr>
+        <w:widowControl/>
+      </w:pPr>
+      <w:r>
+        <w:rPr>
+          <w:rFonts w:ascii="Times New Roman" w:hAnsi="Times New Roman" w:eastAsia="Times New Roman" w:cs="Times New Roman"/>
+          <w:color w:val="000000"/>
+          <w:sz w:val="24"/>
+        </w:rPr>
+        <w:t>not empirical validity. All listed arms use 48 wells; lower map error and Rule-P</w:t>
+      </w:r>
+    </w:p>
+    <w:p>
+      <w:pPr>
+        <w:widowControl/>
+      </w:pPr>
+      <w:r>
+        <w:rPr>
+          <w:rFonts w:ascii="Times New Roman" w:hAnsi="Times New Roman" w:eastAsia="Times New Roman" w:cs="Times New Roman"/>
+          <w:color w:val="000000"/>
+          <w:sz w:val="24"/>
+        </w:rPr>
+        <w:t>regret are better. This table is not the C3 matched-round certified-volume</w:t>
       </w:r>
     </w:p>
     <w:p>
@@ -11208,59 +11066,85 @@
           <w:color w:val="000000"/>
           <w:sz w:val="24"/>
         </w:rPr>
-        <w:t xml:space="preserve"> Source rows for the historical calibration and certificate display:</w:t>
-      </w:r>
-    </w:p>
-    <w:p>
-      <w:pPr>
-        <w:widowControl/>
-      </w:pPr>
-      <w:r>
-        <w:rPr>
-          <w:rFonts w:ascii="Times New Roman" w:hAnsi="Times New Roman" w:eastAsia="Times New Roman" w:cs="Times New Roman"/>
-          <w:color w:val="000000"/>
-          <w:sz w:val="24"/>
-        </w:rPr>
-        <w:t>retrospective Hill calibration/refinement cells, prospective Hill posterior</w:t>
-      </w:r>
-    </w:p>
-    <w:p>
-      <w:pPr>
-        <w:widowControl/>
-      </w:pPr>
-      <w:r>
-        <w:rPr>
-          <w:rFonts w:ascii="Times New Roman" w:hAnsi="Times New Roman" w:eastAsia="Times New Roman" w:cs="Times New Roman"/>
-          <w:color w:val="000000"/>
-          <w:sz w:val="24"/>
-        </w:rPr>
-        <w:t>self-consistency checks (not empirical containment against the oracle), and</w:t>
-      </w:r>
-    </w:p>
-    <w:p>
-      <w:pPr>
-        <w:widowControl/>
-      </w:pPr>
-      <w:r>
-        <w:rPr>
-          <w:rFonts w:ascii="Times New Roman" w:hAnsi="Times New Roman" w:eastAsia="Times New Roman" w:cs="Times New Roman"/>
-          <w:color w:val="000000"/>
-          <w:sz w:val="24"/>
-        </w:rPr>
-        <w:t>five-family answer-rate versus conditional-containment summaries. These archived</w:t>
-      </w:r>
-    </w:p>
-    <w:p>
-      <w:pPr>
-        <w:widowControl/>
-      </w:pPr>
-      <w:r>
-        <w:rPr>
-          <w:rFonts w:ascii="Times New Roman" w:hAnsi="Times New Roman" w:eastAsia="Times New Roman" w:cs="Times New Roman"/>
-          <w:color w:val="000000"/>
-          <w:sz w:val="24"/>
-        </w:rPr>
-        <w:t>certificate checks do not replace the C3 certified-volume result.</w:t>
+        <w:t xml:space="preserve"> Archived historical supporting table of claim decisions and current</w:t>
+      </w:r>
+    </w:p>
+    <w:p>
+      <w:pPr>
+        <w:widowControl/>
+      </w:pPr>
+      <w:r>
+        <w:rPr>
+          <w:rFonts w:ascii="Times New Roman" w:hAnsi="Times New Roman" w:eastAsia="Times New Roman" w:cs="Times New Roman"/>
+          <w:color w:val="000000"/>
+          <w:sz w:val="24"/>
+        </w:rPr>
+        <w:t>source-reconciled interpretations (kill-ledger). Original statuses, numerical</w:t>
+      </w:r>
+    </w:p>
+    <w:p>
+      <w:pPr>
+        <w:widowControl/>
+      </w:pPr>
+      <w:r>
+        <w:rPr>
+          <w:rFonts w:ascii="Times New Roman" w:hAnsi="Times New Roman" w:eastAsia="Times New Roman" w:cs="Times New Roman"/>
+          <w:color w:val="000000"/>
+          <w:sz w:val="24"/>
+        </w:rPr>
+        <w:t>results, and interpretation text are preserved in separate columns from the</w:t>
+      </w:r>
+    </w:p>
+    <w:p>
+      <w:pPr>
+        <w:widowControl/>
+      </w:pPr>
+      <w:r>
+        <w:rPr>
+          <w:rFonts w:ascii="Times New Roman" w:hAnsi="Times New Roman" w:eastAsia="Times New Roman" w:cs="Times New Roman"/>
+          <w:color w:val="000000"/>
+          <w:sz w:val="24"/>
+        </w:rPr>
+        <w:t>corrected interpretation. Certificate checks do not establish empirical</w:t>
+      </w:r>
+    </w:p>
+    <w:p>
+      <w:pPr>
+        <w:widowControl/>
+      </w:pPr>
+      <w:r>
+        <w:rPr>
+          <w:rFonts w:ascii="Times New Roman" w:hAnsi="Times New Roman" w:eastAsia="Times New Roman" w:cs="Times New Roman"/>
+          <w:color w:val="000000"/>
+          <w:sz w:val="24"/>
+        </w:rPr>
+        <w:t>validity; the Plate-2 gain is below the practical threshold, and the qLogNEI map</w:t>
+      </w:r>
+    </w:p>
+    <w:p>
+      <w:pPr>
+        <w:widowControl/>
+      </w:pPr>
+      <w:r>
+        <w:rPr>
+          <w:rFonts w:ascii="Times New Roman" w:hAnsi="Times New Roman" w:eastAsia="Times New Roman" w:cs="Times New Roman"/>
+          <w:color w:val="000000"/>
+          <w:sz w:val="24"/>
+        </w:rPr>
+        <w:t>contrast exceeds that threshold. Denominators retain their original units and</w:t>
+      </w:r>
+    </w:p>
+    <w:p>
+      <w:pPr>
+        <w:widowControl/>
+      </w:pPr>
+      <w:r>
+        <w:rPr>
+          <w:rFonts w:ascii="Times New Roman" w:hAnsi="Times New Roman" w:eastAsia="Times New Roman" w:cs="Times New Roman"/>
+          <w:color w:val="000000"/>
+          <w:sz w:val="24"/>
+        </w:rPr>
+        <w:t>are not uniformly independent campaigns.</w:t>
       </w:r>
     </w:p>
     <w:sectPr>

--- a/manuscript/SPADE-PLOS-ONE.docx
+++ b/manuscript/SPADE-PLOS-ONE.docx
@@ -1777,7 +1777,7 @@
       <w:r>
         <w:drawing>
           <wp:inline xmlns:a="http://schemas.openxmlformats.org/drawingml/2006/main" xmlns:pic="http://schemas.openxmlformats.org/drawingml/2006/picture">
-            <wp:extent cx="5897880" cy="4899000"/>
+            <wp:extent cx="5897880" cy="2228025"/>
             <wp:docPr id="1" name="Picture 1"/>
             <wp:cNvGraphicFramePr>
               <a:graphicFrameLocks noChangeAspect="1"/>
@@ -1798,7 +1798,7 @@
                   <pic:spPr>
                     <a:xfrm>
                       <a:off x="0" y="0"/>
-                      <a:ext cx="5897880" cy="4899000"/>
+                      <a:ext cx="5897880" cy="2228025"/>
                     </a:xfrm>
                     <a:prstGeom prst="rect"/>
                   </pic:spPr>
@@ -1821,15 +1821,7 @@
           <w:color w:val="000000"/>
           <w:sz w:val="20"/>
         </w:rPr>
-        <w:t>Fig 1. Benchmark decisions and estimands.</w:t>
-      </w:r>
-      <w:r>
-        <w:rPr>
-          <w:rFonts w:ascii="Times New Roman" w:hAnsi="Times New Roman" w:eastAsia="Times New Roman" w:cs="Times New Roman"/>
-          <w:color w:val="000000"/>
-          <w:sz w:val="20"/>
-        </w:rPr>
-        <w:t xml:space="preserve"> (A) Each method operates within</w:t>
+        <w:t>Fig 1. Method selection under a fixed 48-well budget. Choose SPADE when the campaign must return a trusted operating region with honest abstention. Choose a point optimizer (DoE or BO) when only one carry-forward recipe is required. Under very high assay-like noise, abstain and replicate rather than claiming a region.</w:t>
       </w:r>
     </w:p>
     <w:p>
@@ -4113,6 +4105,62 @@
           <w:sz w:val="24"/>
         </w:rPr>
         <w:t>claim was withdrawn after extension to 32 seeds.</w:t>
+      </w:r>
+    </w:p>
+    <w:p>
+      <w:pPr>
+        <w:keepNext/>
+        <w:spacing w:before="120" w:after="60" w:line="240" w:lineRule="auto"/>
+        <w:jc w:val="center"/>
+      </w:pPr>
+      <w:r>
+        <w:drawing>
+          <wp:inline xmlns:a="http://schemas.openxmlformats.org/drawingml/2006/main" xmlns:pic="http://schemas.openxmlformats.org/drawingml/2006/picture">
+            <wp:extent cx="5897880" cy="2328459"/>
+            <wp:docPr id="2" name="Picture 2"/>
+            <wp:cNvGraphicFramePr>
+              <a:graphicFrameLocks noChangeAspect="1"/>
+            </wp:cNvGraphicFramePr>
+            <a:graphic>
+              <a:graphicData uri="http://schemas.openxmlformats.org/drawingml/2006/picture">
+                <pic:pic>
+                  <pic:nvPicPr>
+                    <pic:cNvPr id="0" name="fig2.png"/>
+                    <pic:cNvPicPr/>
+                  </pic:nvPicPr>
+                  <pic:blipFill>
+                    <a:blip r:embed="rId11"/>
+                    <a:stretch>
+                      <a:fillRect/>
+                    </a:stretch>
+                  </pic:blipFill>
+                  <pic:spPr>
+                    <a:xfrm>
+                      <a:off x="0" y="0"/>
+                      <a:ext cx="5897880" cy="2328459"/>
+                    </a:xfrm>
+                    <a:prstGeom prst="rect"/>
+                  </pic:spPr>
+                </pic:pic>
+              </a:graphicData>
+            </a:graphic>
+          </wp:inline>
+        </w:drawing>
+      </w:r>
+    </w:p>
+    <w:p>
+      <w:pPr>
+        <w:keepLines/>
+        <w:spacing w:before="0" w:after="120" w:line="240" w:lineRule="auto"/>
+      </w:pPr>
+      <w:r>
+        <w:rPr>
+          <w:rFonts w:ascii="Times New Roman" w:hAnsi="Times New Roman" w:eastAsia="Times New Roman" w:cs="Times New Roman"/>
+          <w:b/>
+          <w:color w:val="000000"/>
+          <w:sz w:val="20"/>
+        </w:rPr>
+        <w:t>Fig 2. SPADE’s primary advantage: trusted operating regions. (A) Mean certified volume at matched five rounds (leave-one-family-out): SPADE versus qLogNEI; locked contrast +0.000855 (95% CI [+0.000691, +0.001028], p&lt;0.0001, n=320). (B) Observed truth containment among answered regions at prevalence 0.30: SPADE 66/66 versus screened DoE 85/122 and unscreened DoE 77/134.</w:t>
       </w:r>
     </w:p>
     <w:p>
@@ -4744,45 +4792,6 @@
     </w:p>
     <w:p>
       <w:pPr>
-        <w:widowControl/>
-      </w:pPr>
-      <w:r>
-        <w:rPr>
-          <w:rFonts w:ascii="Times New Roman" w:hAnsi="Times New Roman" w:eastAsia="Times New Roman" w:cs="Times New Roman"/>
-          <w:color w:val="000000"/>
-          <w:sz w:val="24"/>
-        </w:rPr>
-        <w:t>The retained PLOS plots that follow are historical Hill terminal-rule and map-error</w:t>
-      </w:r>
-    </w:p>
-    <w:p>
-      <w:pPr>
-        <w:widowControl/>
-      </w:pPr>
-      <w:r>
-        <w:rPr>
-          <w:rFonts w:ascii="Times New Roman" w:hAnsi="Times New Roman" w:eastAsia="Times New Roman" w:cs="Times New Roman"/>
-          <w:color w:val="000000"/>
-          <w:sz w:val="24"/>
-        </w:rPr>
-        <w:t>displays from the existing figure builders. They are not the C1 R5-versus-R10</w:t>
-      </w:r>
-    </w:p>
-    <w:p>
-      <w:pPr>
-        <w:widowControl/>
-      </w:pPr>
-      <w:r>
-        <w:rPr>
-          <w:rFonts w:ascii="Times New Roman" w:hAnsi="Times New Roman" w:eastAsia="Times New Roman" w:cs="Times New Roman"/>
-          <w:color w:val="000000"/>
-          <w:sz w:val="24"/>
-        </w:rPr>
-        <w:t>interval or the C3 certified-volume contrast in Table 1.</w:t>
-      </w:r>
-    </w:p>
-    <w:p>
-      <w:pPr>
         <w:keepNext/>
         <w:spacing w:before="120" w:after="60" w:line="240" w:lineRule="auto"/>
         <w:jc w:val="center"/>
@@ -4790,355 +4799,7 @@
       <w:r>
         <w:drawing>
           <wp:inline xmlns:a="http://schemas.openxmlformats.org/drawingml/2006/main" xmlns:pic="http://schemas.openxmlformats.org/drawingml/2006/picture">
-            <wp:extent cx="5897880" cy="5426499"/>
-            <wp:docPr id="2" name="Picture 2"/>
-            <wp:cNvGraphicFramePr>
-              <a:graphicFrameLocks noChangeAspect="1"/>
-            </wp:cNvGraphicFramePr>
-            <a:graphic>
-              <a:graphicData uri="http://schemas.openxmlformats.org/drawingml/2006/picture">
-                <pic:pic>
-                  <pic:nvPicPr>
-                    <pic:cNvPr id="0" name="fig2.png"/>
-                    <pic:cNvPicPr/>
-                  </pic:nvPicPr>
-                  <pic:blipFill>
-                    <a:blip r:embed="rId11"/>
-                    <a:stretch>
-                      <a:fillRect/>
-                    </a:stretch>
-                  </pic:blipFill>
-                  <pic:spPr>
-                    <a:xfrm>
-                      <a:off x="0" y="0"/>
-                      <a:ext cx="5897880" cy="5426499"/>
-                    </a:xfrm>
-                    <a:prstGeom prst="rect"/>
-                  </pic:spPr>
-                </pic:pic>
-              </a:graphicData>
-            </a:graphic>
-          </wp:inline>
-        </w:drawing>
-      </w:r>
-    </w:p>
-    <w:p>
-      <w:pPr>
-        <w:keepLines/>
-        <w:spacing w:before="0" w:after="120" w:line="240" w:lineRule="auto"/>
-      </w:pPr>
-      <w:r>
-        <w:rPr>
-          <w:rFonts w:ascii="Times New Roman" w:hAnsi="Times New Roman" w:eastAsia="Times New Roman" w:cs="Times New Roman"/>
-          <w:color w:val="000000"/>
-          <w:sz w:val="20"/>
-        </w:rPr>
-        <w:t>**Fig 2. Historical supporting evidence: Rule A versus Rule P on identical Hill</w:t>
-      </w:r>
-    </w:p>
-    <w:p>
-      <w:pPr>
-        <w:widowControl/>
-      </w:pPr>
-      <w:r>
-        <w:rPr>
-          <w:rFonts w:ascii="Times New Roman" w:hAnsi="Times New Roman" w:eastAsia="Times New Roman" w:cs="Times New Roman"/>
-          <w:color w:val="000000"/>
-          <w:sz w:val="24"/>
-        </w:rPr>
-        <w:t>campaigns (</w:t>
-      </w:r>
-      <m:oMath>
-        <m:box>
-          <m:e>
-            <m:r>
-              <m:rPr>
-                <m:sty m:val="i"/>
-              </m:rPr>
-              <m:t>n</m:t>
-            </m:r>
-            <m:r>
-              <m:rPr>
-                <m:sty m:val="p"/>
-              </m:rPr>
-              <m:t>=</m:t>
-            </m:r>
-            <m:r>
-              <m:rPr>
-                <m:sty m:val="p"/>
-              </m:rPr>
-              <m:t>50</m:t>
-            </m:r>
-          </m:e>
-        </m:box>
-      </m:oMath>
-      <w:r>
-        <w:rPr>
-          <w:rFonts w:ascii="Times New Roman" w:hAnsi="Times New Roman" w:eastAsia="Times New Roman" w:cs="Times New Roman"/>
-          <w:color w:val="000000"/>
-          <w:sz w:val="24"/>
-        </w:rPr>
-        <w:t>), not the C1 R5-versus-R10 contrast.** (A) Mean simple regret</w:t>
-      </w:r>
-    </w:p>
-    <w:p>
-      <w:pPr>
-        <w:widowControl/>
-      </w:pPr>
-      <w:r>
-        <w:rPr>
-          <w:rFonts w:ascii="Times New Roman" w:hAnsi="Times New Roman" w:eastAsia="Times New Roman" w:cs="Times New Roman"/>
-          <w:color w:val="000000"/>
-          <w:sz w:val="24"/>
-        </w:rPr>
-        <w:t>under measured-selection Rule A and common-GP model-recommendation Rule P for the</w:t>
-      </w:r>
-    </w:p>
-    <w:p>
-      <w:pPr>
-        <w:widowControl/>
-      </w:pPr>
-      <w:r>
-        <w:rPr>
-          <w:rFonts w:ascii="Times New Roman" w:hAnsi="Times New Roman" w:eastAsia="Times New Roman" w:cs="Times New Roman"/>
-          <w:color w:val="000000"/>
-          <w:sz w:val="24"/>
-        </w:rPr>
-        <w:t>Hill (</w:t>
-      </w:r>
-      <m:oMath>
-        <m:box>
-          <m:e>
-            <m:r>
-              <m:rPr>
-                <m:sty m:val="i"/>
-              </m:rPr>
-              <m:t>d</m:t>
-            </m:r>
-            <m:r>
-              <m:rPr>
-                <m:sty m:val="p"/>
-              </m:rPr>
-              <m:t>=</m:t>
-            </m:r>
-            <m:r>
-              <m:rPr>
-                <m:sty m:val="p"/>
-              </m:rPr>
-              <m:t>6</m:t>
-            </m:r>
-          </m:e>
-        </m:box>
-      </m:oMath>
-      <w:r>
-        <w:rPr>
-          <w:rFonts w:ascii="Times New Roman" w:hAnsi="Times New Roman" w:eastAsia="Times New Roman" w:cs="Times New Roman"/>
-          <w:color w:val="000000"/>
-          <w:sz w:val="24"/>
-        </w:rPr>
-        <w:t xml:space="preserve">, </w:t>
-      </w:r>
-      <m:oMath>
-        <m:box>
-          <m:e>
-            <m:sSub>
-              <m:e>
-                <m:r>
-                  <m:rPr>
-                    <m:sty m:val="i"/>
-                  </m:rPr>
-                  <m:t>σ</m:t>
-                </m:r>
-              </m:e>
-              <m:sub>
-                <m:box>
-                  <m:e>
-                    <m:r>
-                      <m:rPr>
-                        <m:sty m:val="p"/>
-                      </m:rPr>
-                      <m:t>rel</m:t>
-                    </m:r>
-                  </m:e>
-                </m:box>
-              </m:sub>
-            </m:sSub>
-            <m:r>
-              <m:rPr>
-                <m:sty m:val="p"/>
-              </m:rPr>
-              <m:t>=</m:t>
-            </m:r>
-            <m:r>
-              <m:rPr>
-                <m:sty m:val="p"/>
-              </m:rPr>
-              <m:t>0.25</m:t>
-            </m:r>
-          </m:e>
-        </m:box>
-      </m:oMath>
-      <w:r>
-        <w:rPr>
-          <w:rFonts w:ascii="Times New Roman" w:hAnsi="Times New Roman" w:eastAsia="Times New Roman" w:cs="Times New Roman"/>
-          <w:color w:val="000000"/>
-          <w:sz w:val="24"/>
-        </w:rPr>
-        <w:t>) benchmark (</w:t>
-      </w:r>
-      <m:oMath>
-        <m:box>
-          <m:e>
-            <m:r>
-              <m:rPr>
-                <m:sty m:val="i"/>
-              </m:rPr>
-              <m:t>n</m:t>
-            </m:r>
-            <m:r>
-              <m:rPr>
-                <m:sty m:val="p"/>
-              </m:rPr>
-              <m:t>=</m:t>
-            </m:r>
-            <m:r>
-              <m:rPr>
-                <m:sty m:val="p"/>
-              </m:rPr>
-              <m:t>50</m:t>
-            </m:r>
-          </m:e>
-        </m:box>
-      </m:oMath>
-      <w:r>
-        <w:rPr>
-          <w:rFonts w:ascii="Times New Roman" w:hAnsi="Times New Roman" w:eastAsia="Times New Roman" w:cs="Times New Roman"/>
-          <w:color w:val="000000"/>
-          <w:sz w:val="24"/>
-        </w:rPr>
-        <w:t xml:space="preserve"> paired campaigns per</w:t>
-      </w:r>
-    </w:p>
-    <w:p>
-      <w:pPr>
-        <w:widowControl/>
-      </w:pPr>
-      <w:r>
-        <w:rPr>
-          <w:rFonts w:ascii="Times New Roman" w:hAnsi="Times New Roman" w:eastAsia="Times New Roman" w:cs="Times New Roman"/>
-          <w:color w:val="000000"/>
-          <w:sz w:val="24"/>
-        </w:rPr>
-        <w:t>method). (B) Paired Rule P minus Rule A differences with 95% paired-bootstrap</w:t>
-      </w:r>
-    </w:p>
-    <w:p>
-      <w:pPr>
-        <w:widowControl/>
-      </w:pPr>
-      <w:r>
-        <w:rPr>
-          <w:rFonts w:ascii="Times New Roman" w:hAnsi="Times New Roman" w:eastAsia="Times New Roman" w:cs="Times New Roman"/>
-          <w:color w:val="000000"/>
-          <w:sz w:val="24"/>
-        </w:rPr>
-        <w:t>intervals; negative values favor Rule P. SPADE shows the largest reduction</w:t>
-      </w:r>
-    </w:p>
-    <w:p>
-      <w:pPr>
-        <w:widowControl/>
-      </w:pPr>
-      <w:r>
-        <w:rPr>
-          <w:rFonts w:ascii="Times New Roman" w:hAnsi="Times New Roman" w:eastAsia="Times New Roman" w:cs="Times New Roman"/>
-          <w:color w:val="000000"/>
-          <w:sz w:val="24"/>
-        </w:rPr>
-        <w:t>(</w:t>
-      </w:r>
-      <w:r>
-        <w:rPr>
-          <w:rFonts w:ascii="Courier New" w:hAnsi="Courier New" w:eastAsia="Courier New" w:cs="Courier New"/>
-          <w:color w:val="000000"/>
-          <w:sz w:val="22"/>
-        </w:rPr>
-        <w:t>-0.0543</w:t>
-      </w:r>
-      <w:r>
-        <w:rPr>
-          <w:rFonts w:ascii="Times New Roman" w:hAnsi="Times New Roman" w:eastAsia="Times New Roman" w:cs="Times New Roman"/>
-          <w:color w:val="000000"/>
-          <w:sz w:val="24"/>
-        </w:rPr>
-        <w:t>), whereas the classical design increases regret (</w:t>
-      </w:r>
-      <w:r>
-        <w:rPr>
-          <w:rFonts w:ascii="Courier New" w:hAnsi="Courier New" w:eastAsia="Courier New" w:cs="Courier New"/>
-          <w:color w:val="000000"/>
-          <w:sz w:val="22"/>
-        </w:rPr>
-        <w:t>+0.1035</w:t>
-      </w:r>
-      <w:r>
-        <w:rPr>
-          <w:rFonts w:ascii="Times New Roman" w:hAnsi="Times New Roman" w:eastAsia="Times New Roman" w:cs="Times New Roman"/>
-          <w:color w:val="000000"/>
-          <w:sz w:val="24"/>
-        </w:rPr>
-        <w:t>) under the</w:t>
-      </w:r>
-    </w:p>
-    <w:p>
-      <w:pPr>
-        <w:widowControl/>
-      </w:pPr>
-      <w:r>
-        <w:rPr>
-          <w:rFonts w:ascii="Times New Roman" w:hAnsi="Times New Roman" w:eastAsia="Times New Roman" w:cs="Times New Roman"/>
-          <w:color w:val="000000"/>
-          <w:sz w:val="24"/>
-        </w:rPr>
-        <w:t>shared GP readout. (C) For compatible arms, Rule-A regret is decomposed into</w:t>
-      </w:r>
-    </w:p>
-    <w:p>
-      <w:pPr>
-        <w:widowControl/>
-      </w:pPr>
-      <w:r>
-        <w:rPr>
-          <w:rFonts w:ascii="Times New Roman" w:hAnsi="Times New Roman" w:eastAsia="Times New Roman" w:cs="Times New Roman"/>
-          <w:color w:val="000000"/>
-          <w:sz w:val="24"/>
-        </w:rPr>
-        <w:t>search loss and identification loss. The ±0.02 smallest-effect band is not on</w:t>
-      </w:r>
-    </w:p>
-    <w:p>
-      <w:pPr>
-        <w:widowControl/>
-      </w:pPr>
-      <w:r>
-        <w:rPr>
-          <w:rFonts w:ascii="Times New Roman" w:hAnsi="Times New Roman" w:eastAsia="Times New Roman" w:cs="Times New Roman"/>
-          <w:color w:val="000000"/>
-          <w:sz w:val="24"/>
-        </w:rPr>
-        <w:t>this plot; it belongs to the map-error contrasts below.</w:t>
-      </w:r>
-    </w:p>
-    <w:p>
-      <w:pPr>
-        <w:keepNext/>
-        <w:spacing w:before="120" w:after="60" w:line="240" w:lineRule="auto"/>
-        <w:jc w:val="center"/>
-      </w:pPr>
-      <w:r>
-        <w:drawing>
-          <wp:inline xmlns:a="http://schemas.openxmlformats.org/drawingml/2006/main" xmlns:pic="http://schemas.openxmlformats.org/drawingml/2006/picture">
-            <wp:extent cx="5897880" cy="5493839"/>
+            <wp:extent cx="5897880" cy="2833940"/>
             <wp:docPr id="3" name="Picture 3"/>
             <wp:cNvGraphicFramePr>
               <a:graphicFrameLocks noChangeAspect="1"/>
@@ -5159,7 +4820,7 @@
                   <pic:spPr>
                     <a:xfrm>
                       <a:off x="0" y="0"/>
-                      <a:ext cx="5897880" cy="5493839"/>
+                      <a:ext cx="5897880" cy="2833940"/>
                     </a:xfrm>
                     <a:prstGeom prst="rect"/>
                   </pic:spPr>
@@ -5178,10 +4839,11 @@
       <w:r>
         <w:rPr>
           <w:rFonts w:ascii="Times New Roman" w:hAnsi="Times New Roman" w:eastAsia="Times New Roman" w:cs="Times New Roman"/>
+          <w:b/>
           <w:color w:val="000000"/>
           <w:sz w:val="20"/>
         </w:rPr>
-        <w:t>**Fig 3. Historical supporting evidence: registered-target map error versus Rule-P</w:t>
+        <w:t>Fig 3. Point-recipe trade-off (secondary to the region decision). (A) SPADE at five rounds minus qLogNEI at ten rounds on simple regret: no detectable difference (−0.0005, 95% CI [−0.0221, +0.0207], n=160); not claimed as equivalence. (B) SPADE at five rounds minus screened DoE at three rounds: DoE finds the better single recipe (+0.1026, 95% CI [+0.0486, +0.1578]); expected when the goal is one point rather than a region.</w:t>
       </w:r>
     </w:p>
     <w:p>
@@ -5194,268 +4856,7 @@
           <w:color w:val="000000"/>
           <w:sz w:val="24"/>
         </w:rPr>
-        <w:t>regret, not matched-round certified volume.** (A) Registered Hill-target means for</w:t>
-      </w:r>
-    </w:p>
-    <w:p>
-      <w:pPr>
-        <w:widowControl/>
-      </w:pPr>
-      <w:r>
-        <w:rPr>
-          <w:rFonts w:ascii="Times New Roman" w:hAnsi="Times New Roman" w:eastAsia="Times New Roman" w:cs="Times New Roman"/>
-          <w:color w:val="000000"/>
-          <w:sz w:val="24"/>
-        </w:rPr>
-        <w:t>symmetric-difference map error and Rule-P simple regret (</w:t>
-      </w:r>
-      <m:oMath>
-        <m:box>
-          <m:e>
-            <m:r>
-              <m:rPr>
-                <m:sty m:val="i"/>
-              </m:rPr>
-              <m:t>n</m:t>
-            </m:r>
-            <m:r>
-              <m:rPr>
-                <m:sty m:val="p"/>
-              </m:rPr>
-              <m:t>=</m:t>
-            </m:r>
-            <m:r>
-              <m:rPr>
-                <m:sty m:val="p"/>
-              </m:rPr>
-              <m:t>25</m:t>
-            </m:r>
-          </m:e>
-        </m:box>
-      </m:oMath>
-      <w:r>
-        <w:rPr>
-          <w:rFonts w:ascii="Times New Roman" w:hAnsi="Times New Roman" w:eastAsia="Times New Roman" w:cs="Times New Roman"/>
-          <w:color w:val="000000"/>
-          <w:sz w:val="24"/>
-        </w:rPr>
-        <w:t xml:space="preserve"> landscape-level</w:t>
-      </w:r>
-    </w:p>
-    <w:p>
-      <w:pPr>
-        <w:widowControl/>
-      </w:pPr>
-      <w:r>
-        <w:rPr>
-          <w:rFonts w:ascii="Times New Roman" w:hAnsi="Times New Roman" w:eastAsia="Times New Roman" w:cs="Times New Roman"/>
-          <w:color w:val="000000"/>
-          <w:sz w:val="24"/>
-        </w:rPr>
-        <w:t>means per method); lower is better on both axes. (B) Paired SPADE-minus-comparator</w:t>
-      </w:r>
-    </w:p>
-    <w:p>
-      <w:pPr>
-        <w:widowControl/>
-      </w:pPr>
-      <w:r>
-        <w:rPr>
-          <w:rFonts w:ascii="Times New Roman" w:hAnsi="Times New Roman" w:eastAsia="Times New Roman" w:cs="Times New Roman"/>
-          <w:color w:val="000000"/>
-          <w:sz w:val="24"/>
-        </w:rPr>
-        <w:t>contrasts with 95% intervals and the prespecified ±0.02 smallest effect size of</w:t>
-      </w:r>
-    </w:p>
-    <w:p>
-      <w:pPr>
-        <w:widowControl/>
-      </w:pPr>
-      <w:r>
-        <w:rPr>
-          <w:rFonts w:ascii="Times New Roman" w:hAnsi="Times New Roman" w:eastAsia="Times New Roman" w:cs="Times New Roman"/>
-          <w:color w:val="000000"/>
-          <w:sz w:val="24"/>
-        </w:rPr>
-        <w:t>interest (shaded band). SPADE has lower map error than Sobol (</w:t>
-      </w:r>
-      <w:r>
-        <w:rPr>
-          <w:rFonts w:ascii="Courier New" w:hAnsi="Courier New" w:eastAsia="Courier New" w:cs="Courier New"/>
-          <w:color w:val="000000"/>
-          <w:sz w:val="22"/>
-        </w:rPr>
-        <w:t>-0.0109</w:t>
-      </w:r>
-      <w:r>
-        <w:rPr>
-          <w:rFonts w:ascii="Times New Roman" w:hAnsi="Times New Roman" w:eastAsia="Times New Roman" w:cs="Times New Roman"/>
-          <w:color w:val="000000"/>
-          <w:sz w:val="24"/>
-        </w:rPr>
-        <w:t>) and</w:t>
-      </w:r>
-    </w:p>
-    <w:p>
-      <w:pPr>
-        <w:widowControl/>
-      </w:pPr>
-      <w:r>
-        <w:rPr>
-          <w:rFonts w:ascii="Times New Roman" w:hAnsi="Times New Roman" w:eastAsia="Times New Roman" w:cs="Times New Roman"/>
-          <w:color w:val="000000"/>
-          <w:sz w:val="24"/>
-        </w:rPr>
-        <w:t>qLogNEI (</w:t>
-      </w:r>
-      <w:r>
-        <w:rPr>
-          <w:rFonts w:ascii="Courier New" w:hAnsi="Courier New" w:eastAsia="Courier New" w:cs="Courier New"/>
-          <w:color w:val="000000"/>
-          <w:sz w:val="22"/>
-        </w:rPr>
-        <w:t>-0.0327</w:t>
-      </w:r>
-      <w:r>
-        <w:rPr>
-          <w:rFonts w:ascii="Times New Roman" w:hAnsi="Times New Roman" w:eastAsia="Times New Roman" w:cs="Times New Roman"/>
-          <w:color w:val="000000"/>
-          <w:sz w:val="24"/>
-        </w:rPr>
-        <w:t xml:space="preserve">), while Rule-P regret is </w:t>
-      </w:r>
-      <w:r>
-        <w:rPr>
-          <w:rFonts w:ascii="Courier New" w:hAnsi="Courier New" w:eastAsia="Courier New" w:cs="Courier New"/>
-          <w:color w:val="000000"/>
-          <w:sz w:val="22"/>
-        </w:rPr>
-        <w:t>+0.0094</w:t>
-      </w:r>
-      <w:r>
-        <w:rPr>
-          <w:rFonts w:ascii="Times New Roman" w:hAnsi="Times New Roman" w:eastAsia="Times New Roman" w:cs="Times New Roman"/>
-          <w:color w:val="000000"/>
-          <w:sz w:val="24"/>
-        </w:rPr>
-        <w:t xml:space="preserve"> relative to qLogNEI.</w:t>
-      </w:r>
-    </w:p>
-    <w:p>
-      <w:pPr>
-        <w:widowControl/>
-      </w:pPr>
-      <w:r>
-        <w:rPr>
-          <w:rFonts w:ascii="Times New Roman" w:hAnsi="Times New Roman" w:eastAsia="Times New Roman" w:cs="Times New Roman"/>
-          <w:color w:val="000000"/>
-          <w:sz w:val="24"/>
-        </w:rPr>
-        <w:t>(C) Every equal-budget method consumes 48 wells, but feedback ranges from one to</w:t>
-      </w:r>
-    </w:p>
-    <w:p>
-      <w:pPr>
-        <w:widowControl/>
-      </w:pPr>
-      <w:r>
-        <w:rPr>
-          <w:rFonts w:ascii="Times New Roman" w:hAnsi="Times New Roman" w:eastAsia="Times New Roman" w:cs="Times New Roman"/>
-          <w:color w:val="000000"/>
-          <w:sz w:val="24"/>
-        </w:rPr>
-        <w:t>ten rounds. (D) Hartmann (</w:t>
-      </w:r>
-      <m:oMath>
-        <m:box>
-          <m:e>
-            <m:r>
-              <m:rPr>
-                <m:sty m:val="i"/>
-              </m:rPr>
-              <m:t>d</m:t>
-            </m:r>
-            <m:r>
-              <m:rPr>
-                <m:sty m:val="p"/>
-              </m:rPr>
-              <m:t>=</m:t>
-            </m:r>
-            <m:r>
-              <m:rPr>
-                <m:sty m:val="p"/>
-              </m:rPr>
-              <m:t>6</m:t>
-            </m:r>
-          </m:e>
-        </m:box>
-      </m:oMath>
-      <w:r>
-        <w:rPr>
-          <w:rFonts w:ascii="Times New Roman" w:hAnsi="Times New Roman" w:eastAsia="Times New Roman" w:cs="Times New Roman"/>
-          <w:color w:val="000000"/>
-          <w:sz w:val="24"/>
-        </w:rPr>
-        <w:t xml:space="preserve"> and </w:t>
-      </w:r>
-      <m:oMath>
-        <m:box>
-          <m:e>
-            <m:r>
-              <m:rPr>
-                <m:sty m:val="i"/>
-              </m:rPr>
-              <m:t>d</m:t>
-            </m:r>
-            <m:r>
-              <m:rPr>
-                <m:sty m:val="p"/>
-              </m:rPr>
-              <m:t>=</m:t>
-            </m:r>
-            <m:r>
-              <m:rPr>
-                <m:sty m:val="p"/>
-              </m:rPr>
-              <m:t>8</m:t>
-            </m:r>
-          </m:e>
-        </m:box>
-      </m:oMath>
-      <w:r>
-        <w:rPr>
-          <w:rFonts w:ascii="Times New Roman" w:hAnsi="Times New Roman" w:eastAsia="Times New Roman" w:cs="Times New Roman"/>
-          <w:color w:val="000000"/>
-          <w:sz w:val="24"/>
-        </w:rPr>
-        <w:t>) robustness values are descriptive</w:t>
-      </w:r>
-    </w:p>
-    <w:p>
-      <w:pPr>
-        <w:widowControl/>
-      </w:pPr>
-      <w:r>
-        <w:rPr>
-          <w:rFonts w:ascii="Times New Roman" w:hAnsi="Times New Roman" w:eastAsia="Times New Roman" w:cs="Times New Roman"/>
-          <w:color w:val="000000"/>
-          <w:sz w:val="24"/>
-        </w:rPr>
-        <w:t>means; intervals are unavailable. This plot is archived map-and-cost evidence,</w:t>
-      </w:r>
-    </w:p>
-    <w:p>
-      <w:pPr>
-        <w:widowControl/>
-      </w:pPr>
-      <w:r>
-        <w:rPr>
-          <w:rFonts w:ascii="Times New Roman" w:hAnsi="Times New Roman" w:eastAsia="Times New Roman" w:cs="Times New Roman"/>
-          <w:color w:val="000000"/>
-          <w:sz w:val="24"/>
-        </w:rPr>
-        <w:t>not the C3 certified-volume comparison.</w:t>
+        <w:t>Fig 2. Point-recipe contrasts from the one-process DC comparison. (A) SPADE at five rounds minus qLogNEI at ten rounds on simple regret (n=160); shaded band is ±0.02. The estimate shows no detectable difference and does not establish equivalence. (B) SPADE at five rounds minus screened DoE at three rounds; DoE finds the better point recipe.</w:t>
       </w:r>
     </w:p>
     <w:p>
@@ -6677,259 +6078,6 @@
     </w:p>
     <w:p>
       <w:pPr>
-        <w:pStyle w:val="Heading2"/>
-        <w:widowControl/>
-      </w:pPr>
-      <w:r>
-        <w:rPr>
-          <w:rFonts w:ascii="Times New Roman" w:hAnsi="Times New Roman" w:eastAsia="Times New Roman" w:cs="Times New Roman"/>
-          <w:color w:val="000000"/>
-          <w:sz w:val="24"/>
-        </w:rPr>
-        <w:t>Certifiability depended on family, prevalence, and margin-to-noise</w:t>
-      </w:r>
-    </w:p>
-    <w:p>
-      <w:pPr>
-        <w:widowControl/>
-      </w:pPr>
-      <w:r>
-        <w:rPr>
-          <w:rFonts w:ascii="Times New Roman" w:hAnsi="Times New Roman" w:eastAsia="Times New Roman" w:cs="Times New Roman"/>
-          <w:color w:val="000000"/>
-          <w:sz w:val="24"/>
-        </w:rPr>
-        <w:t>Across five families and prevalences 0.70, 0.50, 0.30, 0.20, and 0.10, SPADE answer</w:t>
-      </w:r>
-    </w:p>
-    <w:p>
-      <w:pPr>
-        <w:widowControl/>
-      </w:pPr>
-      <w:r>
-        <w:rPr>
-          <w:rFonts w:ascii="Times New Roman" w:hAnsi="Times New Roman" w:eastAsia="Times New Roman" w:cs="Times New Roman"/>
-          <w:color w:val="000000"/>
-          <w:sz w:val="24"/>
-        </w:rPr>
-        <w:t xml:space="preserve">rate at </w:t>
-      </w:r>
-      <w:r>
-        <w:rPr>
-          <w:rFonts w:ascii="Courier New" w:hAnsi="Courier New" w:eastAsia="Courier New" w:cs="Courier New"/>
-          <w:color w:val="000000"/>
-          <w:sz w:val="22"/>
-        </w:rPr>
-        <w:t>c=1</w:t>
-      </w:r>
-      <w:r>
-        <w:rPr>
-          <w:rFonts w:ascii="Times New Roman" w:hAnsi="Times New Roman" w:eastAsia="Times New Roman" w:cs="Times New Roman"/>
-          <w:color w:val="000000"/>
-          <w:sz w:val="24"/>
-        </w:rPr>
-        <w:t xml:space="preserve">, </w:t>
-      </w:r>
-      <w:r>
-        <w:rPr>
-          <w:rFonts w:ascii="Courier New" w:hAnsi="Courier New" w:eastAsia="Courier New" w:cs="Courier New"/>
-          <w:color w:val="000000"/>
-          <w:sz w:val="22"/>
-        </w:rPr>
-        <w:t>alpha=0.95</w:t>
-      </w:r>
-      <w:r>
-        <w:rPr>
-          <w:rFonts w:ascii="Times New Roman" w:hAnsi="Times New Roman" w:eastAsia="Times New Roman" w:cs="Times New Roman"/>
-          <w:color w:val="000000"/>
-          <w:sz w:val="24"/>
-        </w:rPr>
-        <w:t xml:space="preserve">, 48 wells, R5, relative noise </w:t>
-      </w:r>
-      <w:r>
-        <w:rPr>
-          <w:rFonts w:ascii="Courier New" w:hAnsi="Courier New" w:eastAsia="Courier New" w:cs="Courier New"/>
-          <w:color w:val="000000"/>
-          <w:sz w:val="22"/>
-        </w:rPr>
-        <w:t>0.25</w:t>
-      </w:r>
-      <w:r>
-        <w:rPr>
-          <w:rFonts w:ascii="Times New Roman" w:hAnsi="Times New Roman" w:eastAsia="Times New Roman" w:cs="Times New Roman"/>
-          <w:color w:val="000000"/>
-          <w:sz w:val="24"/>
-        </w:rPr>
-        <w:t>, and 64 seeds per</w:t>
-      </w:r>
-    </w:p>
-    <w:p>
-      <w:pPr>
-        <w:widowControl/>
-      </w:pPr>
-      <w:r>
-        <w:rPr>
-          <w:rFonts w:ascii="Times New Roman" w:hAnsi="Times New Roman" w:eastAsia="Times New Roman" w:cs="Times New Roman"/>
-          <w:color w:val="000000"/>
-          <w:sz w:val="24"/>
-        </w:rPr>
-        <w:t>family was descriptively associated with mean seed-specific true margin-to-noise</w:t>
-      </w:r>
-    </w:p>
-    <w:p>
-      <w:pPr>
-        <w:widowControl/>
-      </w:pPr>
-      <w:r>
-        <w:rPr>
-          <w:rFonts w:ascii="Times New Roman" w:hAnsi="Times New Roman" w:eastAsia="Times New Roman" w:cs="Times New Roman"/>
-          <w:color w:val="000000"/>
-          <w:sz w:val="24"/>
-        </w:rPr>
-        <w:t xml:space="preserve">(Spearman rho </w:t>
-      </w:r>
-      <w:r>
-        <w:rPr>
-          <w:rFonts w:ascii="Courier New" w:hAnsi="Courier New" w:eastAsia="Courier New" w:cs="Courier New"/>
-          <w:color w:val="000000"/>
-          <w:sz w:val="22"/>
-        </w:rPr>
-        <w:t>0.9880098603391883</w:t>
-      </w:r>
-      <w:r>
-        <w:rPr>
-          <w:rFonts w:ascii="Times New Roman" w:hAnsi="Times New Roman" w:eastAsia="Times New Roman" w:cs="Times New Roman"/>
-          <w:color w:val="000000"/>
-          <w:sz w:val="24"/>
-        </w:rPr>
-        <w:t>; 25 nested family-prevalence cells). The diagnostic</w:t>
-      </w:r>
-    </w:p>
-    <w:p>
-      <w:pPr>
-        <w:widowControl/>
-      </w:pPr>
-      <w:r>
-        <w:rPr>
-          <w:rFonts w:ascii="Times New Roman" w:hAnsi="Times New Roman" w:eastAsia="Times New Roman" w:cs="Times New Roman"/>
-          <w:color w:val="000000"/>
-          <w:sz w:val="24"/>
-        </w:rPr>
-        <w:t>uses latent truth and is explanatory, not available prospectively. Shared families and</w:t>
-      </w:r>
-    </w:p>
-    <w:p>
-      <w:pPr>
-        <w:widowControl/>
-      </w:pPr>
-      <w:r>
-        <w:rPr>
-          <w:rFonts w:ascii="Times New Roman" w:hAnsi="Times New Roman" w:eastAsia="Times New Roman" w:cs="Times New Roman"/>
-          <w:color w:val="000000"/>
-          <w:sz w:val="24"/>
-        </w:rPr>
-        <w:t>ordered prevalences make the cells dependent and nonexchangeable.</w:t>
-      </w:r>
-    </w:p>
-    <w:p>
-      <w:pPr>
-        <w:widowControl/>
-      </w:pPr>
-      <w:r>
-        <w:rPr>
-          <w:rFonts w:ascii="Times New Roman" w:hAnsi="Times New Roman" w:eastAsia="Times New Roman" w:cs="Times New Roman"/>
-          <w:color w:val="000000"/>
-          <w:sz w:val="24"/>
-        </w:rPr>
-        <w:t xml:space="preserve">For the biology-shaped but synthetic Hill family at prevalence </w:t>
-      </w:r>
-      <w:r>
-        <w:rPr>
-          <w:rFonts w:ascii="Courier New" w:hAnsi="Courier New" w:eastAsia="Courier New" w:cs="Courier New"/>
-          <w:color w:val="000000"/>
-          <w:sz w:val="22"/>
-        </w:rPr>
-        <w:t>0.70</w:t>
-      </w:r>
-      <w:r>
-        <w:rPr>
-          <w:rFonts w:ascii="Times New Roman" w:hAnsi="Times New Roman" w:eastAsia="Times New Roman" w:cs="Times New Roman"/>
-          <w:color w:val="000000"/>
-          <w:sz w:val="24"/>
-        </w:rPr>
-        <w:t>, under those</w:t>
-      </w:r>
-    </w:p>
-    <w:p>
-      <w:pPr>
-        <w:widowControl/>
-      </w:pPr>
-      <w:r>
-        <w:rPr>
-          <w:rFonts w:ascii="Times New Roman" w:hAnsi="Times New Roman" w:eastAsia="Times New Roman" w:cs="Times New Roman"/>
-          <w:color w:val="000000"/>
-          <w:sz w:val="24"/>
-        </w:rPr>
-        <w:t>same settings, SPADE answered 40/64 and contained truth in 40/40 (ordinary-binomial</w:t>
-      </w:r>
-    </w:p>
-    <w:p>
-      <w:pPr>
-        <w:widowControl/>
-      </w:pPr>
-      <w:r>
-        <w:rPr>
-          <w:rFonts w:ascii="Times New Roman" w:hAnsi="Times New Roman" w:eastAsia="Times New Roman" w:cs="Times New Roman"/>
-          <w:color w:val="000000"/>
-          <w:sz w:val="24"/>
-        </w:rPr>
-        <w:t xml:space="preserve">lower bound </w:t>
-      </w:r>
-      <w:r>
-        <w:rPr>
-          <w:rFonts w:ascii="Courier New" w:hAnsi="Courier New" w:eastAsia="Courier New" w:cs="Courier New"/>
-          <w:color w:val="000000"/>
-          <w:sz w:val="22"/>
-        </w:rPr>
-        <w:t>0.9278</w:t>
-      </w:r>
-      <w:r>
-        <w:rPr>
-          <w:rFonts w:ascii="Times New Roman" w:hAnsi="Times New Roman" w:eastAsia="Times New Roman" w:cs="Times New Roman"/>
-          <w:color w:val="000000"/>
-          <w:sz w:val="24"/>
-        </w:rPr>
-        <w:t>). qLogNEI answered 27/64 and contained 27/27; its limitation was</w:t>
-      </w:r>
-    </w:p>
-    <w:p>
-      <w:pPr>
-        <w:widowControl/>
-      </w:pPr>
-      <w:r>
-        <w:rPr>
-          <w:rFonts w:ascii="Times New Roman" w:hAnsi="Times New Roman" w:eastAsia="Times New Roman" w:cs="Times New Roman"/>
-          <w:color w:val="000000"/>
-          <w:sz w:val="24"/>
-        </w:rPr>
-        <w:t>the answer count required by the registered gate, not failure to return contained</w:t>
-      </w:r>
-    </w:p>
-    <w:p>
-      <w:pPr>
-        <w:widowControl/>
-      </w:pPr>
-      <w:r>
-        <w:rPr>
-          <w:rFonts w:ascii="Times New Roman" w:hAnsi="Times New Roman" w:eastAsia="Times New Roman" w:cs="Times New Roman"/>
-          <w:color w:val="000000"/>
-          <w:sz w:val="24"/>
-        </w:rPr>
-        <w:t>regions.</w:t>
-      </w:r>
-    </w:p>
-    <w:p>
-      <w:pPr>
         <w:keepNext/>
         <w:spacing w:before="120" w:after="60" w:line="240" w:lineRule="auto"/>
         <w:jc w:val="center"/>
@@ -6937,7 +6085,7 @@
       <w:r>
         <w:drawing>
           <wp:inline xmlns:a="http://schemas.openxmlformats.org/drawingml/2006/main" xmlns:pic="http://schemas.openxmlformats.org/drawingml/2006/picture">
-            <wp:extent cx="5897880" cy="5561179"/>
+            <wp:extent cx="5897880" cy="2373376"/>
             <wp:docPr id="4" name="Picture 4"/>
             <wp:cNvGraphicFramePr>
               <a:graphicFrameLocks noChangeAspect="1"/>
@@ -6958,7 +6106,7 @@
                   <pic:spPr>
                     <a:xfrm>
                       <a:off x="0" y="0"/>
-                      <a:ext cx="5897880" cy="5561179"/>
+                      <a:ext cx="5897880" cy="2373376"/>
                     </a:xfrm>
                     <a:prstGeom prst="rect"/>
                   </pic:spPr>
@@ -6977,14 +6125,16 @@
       <w:r>
         <w:rPr>
           <w:rFonts w:ascii="Times New Roman" w:hAnsi="Times New Roman" w:eastAsia="Times New Roman" w:cs="Times New Roman"/>
+          <w:b/>
           <w:color w:val="000000"/>
           <w:sz w:val="20"/>
         </w:rPr>
-        <w:t>**Fig 4. Historical supporting evidence: calibration, posterior self-consistency,</w:t>
-      </w:r>
-    </w:p>
-    <w:p>
-      <w:pPr>
+        <w:t>Fig 4. Additional locked SPADE evidence. (A) At three rounds SPADE has lower regret than one-shot Latin hypercube sampling (SPADE−LHS −0.0783; shown as positive SPADE advantage). (B) On the biology-shaped Hill family at prevalence 0.70, SPADE answers 40/64 trusted regions versus 27/64 for qLogNEI; both arms contain truth in every answered cell.</w:t>
+      </w:r>
+    </w:p>
+    <w:p>
+      <w:pPr>
+        <w:pStyle w:val="Heading2"/>
         <w:widowControl/>
       </w:pPr>
       <w:r>
@@ -6993,7 +6143,7 @@
           <w:color w:val="000000"/>
           <w:sz w:val="24"/>
         </w:rPr>
-        <w:t>and answer-rate summaries, not C3 certified volume.** (A) Retrospective Hill</w:t>
+        <w:t>Certifiability depended on family, prevalence, and margin-to-noise</w:t>
       </w:r>
     </w:p>
     <w:p>
@@ -7006,55 +6156,7 @@
           <w:color w:val="000000"/>
           <w:sz w:val="24"/>
         </w:rPr>
-        <w:t>calibration error and refinement are descriptive summaries (</w:t>
-      </w:r>
-      <m:oMath>
-        <m:box>
-          <m:e>
-            <m:r>
-              <m:rPr>
-                <m:sty m:val="i"/>
-              </m:rPr>
-              <m:t>n</m:t>
-            </m:r>
-            <m:r>
-              <m:rPr>
-                <m:sty m:val="p"/>
-              </m:rPr>
-              <m:t>=</m:t>
-            </m:r>
-            <m:r>
-              <m:rPr>
-                <m:sty m:val="p"/>
-              </m:rPr>
-              <m:t>1</m:t>
-            </m:r>
-            <m:box>
-              <m:e>
-                <m:r>
-                  <m:rPr>
-                    <m:sty m:val="p"/>
-                  </m:rPr>
-                  <m:t>,</m:t>
-                </m:r>
-              </m:e>
-            </m:box>
-            <m:r>
-              <m:rPr>
-                <m:sty m:val="p"/>
-              </m:rPr>
-              <m:t>200</m:t>
-            </m:r>
-          </m:e>
-        </m:box>
-      </m:oMath>
-      <w:r>
-        <w:rPr>
-          <w:rFonts w:ascii="Times New Roman" w:hAnsi="Times New Roman" w:eastAsia="Times New Roman" w:cs="Times New Roman"/>
-          <w:color w:val="000000"/>
-          <w:sz w:val="24"/>
-        </w:rPr>
-        <w:t xml:space="preserve"> repeated</w:t>
+        <w:t>Across five families and prevalences 0.70, 0.50, 0.30, 0.20, and 0.10, SPADE answer</w:t>
       </w:r>
     </w:p>
     <w:p>
@@ -7067,7 +6169,55 @@
           <w:color w:val="000000"/>
           <w:sz w:val="24"/>
         </w:rPr>
-        <w:t>threshold cells per method). (B) Prospective Hill fractions of non-empty campaigns</w:t>
+        <w:t xml:space="preserve">rate at </w:t>
+      </w:r>
+      <w:r>
+        <w:rPr>
+          <w:rFonts w:ascii="Courier New" w:hAnsi="Courier New" w:eastAsia="Courier New" w:cs="Courier New"/>
+          <w:color w:val="000000"/>
+          <w:sz w:val="22"/>
+        </w:rPr>
+        <w:t>c=1</w:t>
+      </w:r>
+      <w:r>
+        <w:rPr>
+          <w:rFonts w:ascii="Times New Roman" w:hAnsi="Times New Roman" w:eastAsia="Times New Roman" w:cs="Times New Roman"/>
+          <w:color w:val="000000"/>
+          <w:sz w:val="24"/>
+        </w:rPr>
+        <w:t xml:space="preserve">, </w:t>
+      </w:r>
+      <w:r>
+        <w:rPr>
+          <w:rFonts w:ascii="Courier New" w:hAnsi="Courier New" w:eastAsia="Courier New" w:cs="Courier New"/>
+          <w:color w:val="000000"/>
+          <w:sz w:val="22"/>
+        </w:rPr>
+        <w:t>alpha=0.95</w:t>
+      </w:r>
+      <w:r>
+        <w:rPr>
+          <w:rFonts w:ascii="Times New Roman" w:hAnsi="Times New Roman" w:eastAsia="Times New Roman" w:cs="Times New Roman"/>
+          <w:color w:val="000000"/>
+          <w:sz w:val="24"/>
+        </w:rPr>
+        <w:t xml:space="preserve">, 48 wells, R5, relative noise </w:t>
+      </w:r>
+      <w:r>
+        <w:rPr>
+          <w:rFonts w:ascii="Courier New" w:hAnsi="Courier New" w:eastAsia="Courier New" w:cs="Courier New"/>
+          <w:color w:val="000000"/>
+          <w:sz w:val="22"/>
+        </w:rPr>
+        <w:t>0.25</w:t>
+      </w:r>
+      <w:r>
+        <w:rPr>
+          <w:rFonts w:ascii="Times New Roman" w:hAnsi="Times New Roman" w:eastAsia="Times New Roman" w:cs="Times New Roman"/>
+          <w:color w:val="000000"/>
+          <w:sz w:val="24"/>
+        </w:rPr>
+        <w:t>, and 64 seeds per</w:t>
       </w:r>
     </w:p>
     <w:p>
@@ -7080,27 +6230,7 @@
           <w:color w:val="000000"/>
           <w:sz w:val="24"/>
         </w:rPr>
-        <w:t xml:space="preserve">meeting the held-out posterior check, minus </w:t>
-      </w:r>
-      <m:oMath>
-        <m:box>
-          <m:e>
-            <m:r>
-              <m:rPr>
-                <m:sty m:val="i"/>
-              </m:rPr>
-              <m:t>α</m:t>
-            </m:r>
-          </m:e>
-        </m:box>
-      </m:oMath>
-      <w:r>
-        <w:rPr>
-          <w:rFonts w:ascii="Times New Roman" w:hAnsi="Times New Roman" w:eastAsia="Times New Roman" w:cs="Times New Roman"/>
-          <w:color w:val="000000"/>
-          <w:sz w:val="24"/>
-        </w:rPr>
-        <w:t>; this is posterior</w:t>
+        <w:t>family was descriptively associated with mean seed-specific true margin-to-noise</w:t>
       </w:r>
     </w:p>
     <w:p>
@@ -7113,7 +6243,23 @@
           <w:color w:val="000000"/>
           <w:sz w:val="24"/>
         </w:rPr>
-        <w:t>self-consistency, not empirical containment against the oracle. Original 95%</w:t>
+        <w:t xml:space="preserve">(Spearman rho </w:t>
+      </w:r>
+      <w:r>
+        <w:rPr>
+          <w:rFonts w:ascii="Courier New" w:hAnsi="Courier New" w:eastAsia="Courier New" w:cs="Courier New"/>
+          <w:color w:val="000000"/>
+          <w:sz w:val="22"/>
+        </w:rPr>
+        <w:t>0.9880098603391883</w:t>
+      </w:r>
+      <w:r>
+        <w:rPr>
+          <w:rFonts w:ascii="Times New Roman" w:hAnsi="Times New Roman" w:eastAsia="Times New Roman" w:cs="Times New Roman"/>
+          <w:color w:val="000000"/>
+          <w:sz w:val="24"/>
+        </w:rPr>
+        <w:t>; 25 nested family-prevalence cells). The diagnostic</w:t>
       </w:r>
     </w:p>
     <w:p>
@@ -7126,7 +6272,7 @@
           <w:color w:val="000000"/>
           <w:sz w:val="24"/>
         </w:rPr>
-        <w:t>binomial intervals do not adjust for repeated Hill instances. (C) In the separate</w:t>
+        <w:t>uses latent truth and is explanatory, not available prospectively. Shared families and</w:t>
       </w:r>
     </w:p>
     <w:p>
@@ -7139,39 +6285,7 @@
           <w:color w:val="000000"/>
           <w:sz w:val="24"/>
         </w:rPr>
-        <w:t xml:space="preserve">retrospective five-family study at </w:t>
-      </w:r>
-      <m:oMath>
-        <m:box>
-          <m:e>
-            <m:r>
-              <m:rPr>
-                <m:sty m:val="i"/>
-              </m:rPr>
-              <m:t>α</m:t>
-            </m:r>
-            <m:r>
-              <m:rPr>
-                <m:sty m:val="p"/>
-              </m:rPr>
-              <m:t>=</m:t>
-            </m:r>
-            <m:r>
-              <m:rPr>
-                <m:sty m:val="p"/>
-              </m:rPr>
-              <m:t>0.95</m:t>
-            </m:r>
-          </m:e>
-        </m:box>
-      </m:oMath>
-      <w:r>
-        <w:rPr>
-          <w:rFonts w:ascii="Times New Roman" w:hAnsi="Times New Roman" w:eastAsia="Times New Roman" w:cs="Times New Roman"/>
-          <w:color w:val="000000"/>
-          <w:sz w:val="24"/>
-        </w:rPr>
-        <w:t>, campaigns returning any</w:t>
+        <w:t>ordered prevalences make the cells dependent and nonexchangeable.</w:t>
       </w:r>
     </w:p>
     <w:p>
@@ -7184,7 +6298,23 @@
           <w:color w:val="000000"/>
           <w:sz w:val="24"/>
         </w:rPr>
-        <w:t>non-empty certificate were 0/50 for Ackley, 11/50 for Hartmann6, 50/50 for Hill,</w:t>
+        <w:t xml:space="preserve">For the biology-shaped but synthetic Hill family at prevalence </w:t>
+      </w:r>
+      <w:r>
+        <w:rPr>
+          <w:rFonts w:ascii="Courier New" w:hAnsi="Courier New" w:eastAsia="Courier New" w:cs="Courier New"/>
+          <w:color w:val="000000"/>
+          <w:sz w:val="22"/>
+        </w:rPr>
+        <w:t>0.70</w:t>
+      </w:r>
+      <w:r>
+        <w:rPr>
+          <w:rFonts w:ascii="Times New Roman" w:hAnsi="Times New Roman" w:eastAsia="Times New Roman" w:cs="Times New Roman"/>
+          <w:color w:val="000000"/>
+          <w:sz w:val="24"/>
+        </w:rPr>
+        <w:t>, under those</w:t>
       </w:r>
     </w:p>
     <w:p>
@@ -7197,7 +6327,7 @@
           <w:color w:val="000000"/>
           <w:sz w:val="24"/>
         </w:rPr>
-        <w:t>49/50 for Levy, and 50/50 for Rosenbrock; zero denotes refusal to certify.</w:t>
+        <w:t>same settings, SPADE answered 40/64 and contained truth in 40/40 (ordinary-binomial</w:t>
       </w:r>
     </w:p>
     <w:p>
@@ -7210,39 +6340,23 @@
           <w:color w:val="000000"/>
           <w:sz w:val="24"/>
         </w:rPr>
-        <w:t xml:space="preserve">(D) Conditional containment at </w:t>
-      </w:r>
-      <m:oMath>
-        <m:box>
-          <m:e>
-            <m:r>
-              <m:rPr>
-                <m:sty m:val="i"/>
-              </m:rPr>
-              <m:t>α</m:t>
-            </m:r>
-            <m:r>
-              <m:rPr>
-                <m:sty m:val="p"/>
-              </m:rPr>
-              <m:t>=</m:t>
-            </m:r>
-            <m:r>
-              <m:rPr>
-                <m:sty m:val="p"/>
-              </m:rPr>
-              <m:t>0.80</m:t>
-            </m:r>
-          </m:e>
-        </m:box>
-      </m:oMath>
-      <w:r>
-        <w:rPr>
-          <w:rFonts w:ascii="Times New Roman" w:hAnsi="Times New Roman" w:eastAsia="Times New Roman" w:cs="Times New Roman"/>
-          <w:color w:val="000000"/>
-          <w:sz w:val="24"/>
-        </w:rPr>
-        <w:t xml:space="preserve"> pools dependent non-empty cells.</w:t>
+        <w:t xml:space="preserve">lower bound </w:t>
+      </w:r>
+      <w:r>
+        <w:rPr>
+          <w:rFonts w:ascii="Courier New" w:hAnsi="Courier New" w:eastAsia="Courier New" w:cs="Courier New"/>
+          <w:color w:val="000000"/>
+          <w:sz w:val="22"/>
+        </w:rPr>
+        <w:t>0.9278</w:t>
+      </w:r>
+      <w:r>
+        <w:rPr>
+          <w:rFonts w:ascii="Times New Roman" w:hAnsi="Times New Roman" w:eastAsia="Times New Roman" w:cs="Times New Roman"/>
+          <w:color w:val="000000"/>
+          <w:sz w:val="24"/>
+        </w:rPr>
+        <w:t>). qLogNEI answered 27/64 and contained 27/27; its limitation was</w:t>
       </w:r>
     </w:p>
     <w:p>
@@ -7255,7 +6369,20 @@
           <w:color w:val="000000"/>
           <w:sz w:val="24"/>
         </w:rPr>
-        <w:t>These archived certificate displays are not the C3 certified-volume comparison.</w:t>
+        <w:t>the answer count required by the registered gate, not failure to return contained</w:t>
+      </w:r>
+    </w:p>
+    <w:p>
+      <w:pPr>
+        <w:widowControl/>
+      </w:pPr>
+      <w:r>
+        <w:rPr>
+          <w:rFonts w:ascii="Times New Roman" w:hAnsi="Times New Roman" w:eastAsia="Times New Roman" w:cs="Times New Roman"/>
+          <w:color w:val="000000"/>
+          <w:sz w:val="24"/>
+        </w:rPr>
+        <w:t>regions.</w:t>
       </w:r>
     </w:p>
     <w:p>
@@ -10818,7 +9945,7 @@
           <w:color w:val="000000"/>
           <w:sz w:val="24"/>
         </w:rPr>
-        <w:t>The four retained PLOS figures are the only figure files cited here. Figures 2–4</w:t>
+        <w:t>Main text Figures 1–4 follow the region-first presentation: method selection (Fig 1),</w:t>
       </w:r>
     </w:p>
     <w:p>
@@ -10831,7 +9958,7 @@
           <w:color w:val="000000"/>
           <w:sz w:val="24"/>
         </w:rPr>
-        <w:t>are historical or supporting Hill terminal-rule, map-error, and certificate</w:t>
+        <w:t>SPADE’s certified-volume and containment advantage (Fig 2), the secondary point-recipe</w:t>
       </w:r>
     </w:p>
     <w:p>
@@ -10844,7 +9971,7 @@
           <w:color w:val="000000"/>
           <w:sz w:val="24"/>
         </w:rPr>
-        <w:t>displays; they are not C3 certified-volume evidence. That comparison remains</w:t>
+        <w:t>trade-off (Fig 3), and additional locked SPADE evidence C4/C6 (Fig 4). Numeric sources</w:t>
       </w:r>
     </w:p>
     <w:p>
@@ -10857,7 +9984,39 @@
           <w:color w:val="000000"/>
           <w:sz w:val="24"/>
         </w:rPr>
-        <w:t>Table 1.</w:t>
+        <w:t xml:space="preserve">are in </w:t>
+      </w:r>
+      <w:r>
+        <w:rPr>
+          <w:rFonts w:ascii="Courier New" w:hAnsi="Courier New" w:eastAsia="Courier New" w:cs="Courier New"/>
+          <w:color w:val="000000"/>
+          <w:sz w:val="22"/>
+        </w:rPr>
+        <w:t>publication/manuscript/CLAIMS-AND-SOURCES.md</w:t>
+      </w:r>
+      <w:r>
+        <w:rPr>
+          <w:rFonts w:ascii="Times New Roman" w:hAnsi="Times New Roman" w:eastAsia="Times New Roman" w:cs="Times New Roman"/>
+          <w:color w:val="000000"/>
+          <w:sz w:val="24"/>
+        </w:rPr>
+        <w:t xml:space="preserve"> and </w:t>
+      </w:r>
+      <w:r>
+        <w:rPr>
+          <w:rFonts w:ascii="Courier New" w:hAnsi="Courier New" w:eastAsia="Courier New" w:cs="Courier New"/>
+          <w:color w:val="000000"/>
+          <w:sz w:val="22"/>
+        </w:rPr>
+        <w:t>research/results/comparisons/</w:t>
+      </w:r>
+      <w:r>
+        <w:rPr>
+          <w:rFonts w:ascii="Times New Roman" w:hAnsi="Times New Roman" w:eastAsia="Times New Roman" w:cs="Times New Roman"/>
+          <w:color w:val="000000"/>
+          <w:sz w:val="24"/>
+        </w:rPr>
+        <w:t>.</w:t>
       </w:r>
     </w:p>
     <w:p>
@@ -10879,7 +10038,7 @@
           <w:color w:val="000000"/>
           <w:sz w:val="24"/>
         </w:rPr>
-        <w:t xml:space="preserve"> Archived historical supporting table of prospective calibration and</w:t>
+        <w:t xml:space="preserve"> Optional archive: historical Rule A versus Rule P terminal-rule rows.</w:t>
       </w:r>
     </w:p>
     <w:p>
@@ -10892,7 +10051,7 @@
           <w:color w:val="000000"/>
           <w:sz w:val="24"/>
         </w:rPr>
-        <w:t>refinement metrics from final raw rows (not a current C1 or C3 headline). Means</w:t>
+        <w:t>Motivation only; not a current C1 claim.</w:t>
       </w:r>
     </w:p>
     <w:p>
@@ -10902,10 +10061,19 @@
       <w:r>
         <w:rPr>
           <w:rFonts w:ascii="Times New Roman" w:hAnsi="Times New Roman" w:eastAsia="Times New Roman" w:cs="Times New Roman"/>
-          <w:color w:val="000000"/>
-          <w:sz w:val="24"/>
-        </w:rPr>
-        <w:t>use 25 Hill landscape instances with four campaign seeds averaged within each</w:t>
+          <w:b/>
+          <w:color w:val="000000"/>
+          <w:sz w:val="24"/>
+        </w:rPr>
+        <w:t>S2 Table.</w:t>
+      </w:r>
+      <w:r>
+        <w:rPr>
+          <w:rFonts w:ascii="Times New Roman" w:hAnsi="Times New Roman" w:eastAsia="Times New Roman" w:cs="Times New Roman"/>
+          <w:color w:val="000000"/>
+          <w:sz w:val="24"/>
+        </w:rPr>
+        <w:t xml:space="preserve"> Optional archive: historical two-round map-error contrasts.</w:t>
       </w:r>
     </w:p>
     <w:p>
@@ -10918,7 +10086,7 @@
           <w:color w:val="000000"/>
           <w:sz w:val="24"/>
         </w:rPr>
-        <w:t>instance. Calibration uses latent acceptability labels, maps use a 0.50 cutoff,</w:t>
+        <w:t>Motivation only; not a current C3 claim.</w:t>
       </w:r>
     </w:p>
     <w:p>
@@ -10928,10 +10096,19 @@
       <w:r>
         <w:rPr>
           <w:rFonts w:ascii="Times New Roman" w:hAnsi="Times New Roman" w:eastAsia="Times New Roman" w:cs="Times New Roman"/>
-          <w:color w:val="000000"/>
-          <w:sz w:val="24"/>
-        </w:rPr>
-        <w:t>and point recommendations use a common GP. The CSV contains all 12 available</w:t>
+          <w:b/>
+          <w:color w:val="000000"/>
+          <w:sz w:val="24"/>
+        </w:rPr>
+        <w:t>S3 Table.</w:t>
+      </w:r>
+      <w:r>
+        <w:rPr>
+          <w:rFonts w:ascii="Times New Roman" w:hAnsi="Times New Roman" w:eastAsia="Times New Roman" w:cs="Times New Roman"/>
+          <w:color w:val="000000"/>
+          <w:sz w:val="24"/>
+        </w:rPr>
+        <w:t xml:space="preserve"> Optional archive: older posterior self-consistency checks.</w:t>
       </w:r>
     </w:p>
     <w:p>
@@ -10944,207 +10121,7 @@
           <w:color w:val="000000"/>
           <w:sz w:val="24"/>
         </w:rPr>
-        <w:t>target-condition arms, including the 40-well reference.</w:t>
-      </w:r>
-    </w:p>
-    <w:p>
-      <w:pPr>
-        <w:widowControl/>
-      </w:pPr>
-      <w:r>
-        <w:rPr>
-          <w:rFonts w:ascii="Times New Roman" w:hAnsi="Times New Roman" w:eastAsia="Times New Roman" w:cs="Times New Roman"/>
-          <w:b/>
-          <w:color w:val="000000"/>
-          <w:sz w:val="24"/>
-        </w:rPr>
-        <w:t>S2 Table.</w:t>
-      </w:r>
-      <w:r>
-        <w:rPr>
-          <w:rFonts w:ascii="Times New Roman" w:hAnsi="Times New Roman" w:eastAsia="Times New Roman" w:cs="Times New Roman"/>
-          <w:color w:val="000000"/>
-          <w:sz w:val="24"/>
-        </w:rPr>
-        <w:t xml:space="preserve"> Archived historical supporting table: seven-condition comparison for</w:t>
-      </w:r>
-    </w:p>
-    <w:p>
-      <w:pPr>
-        <w:widowControl/>
-      </w:pPr>
-      <w:r>
-        <w:rPr>
-          <w:rFonts w:ascii="Times New Roman" w:hAnsi="Times New Roman" w:eastAsia="Times New Roman" w:cs="Times New Roman"/>
-          <w:color w:val="000000"/>
-          <w:sz w:val="24"/>
-        </w:rPr>
-        <w:t>six matched-budget strategies. Hill estimates use 25 instances with four</w:t>
-      </w:r>
-    </w:p>
-    <w:p>
-      <w:pPr>
-        <w:widowControl/>
-      </w:pPr>
-      <w:r>
-        <w:rPr>
-          <w:rFonts w:ascii="Times New Roman" w:hAnsi="Times New Roman" w:eastAsia="Times New Roman" w:cs="Times New Roman"/>
-          <w:color w:val="000000"/>
-          <w:sz w:val="24"/>
-        </w:rPr>
-        <w:t>campaigns per instance; external-function estimates summarize 100 campaigns on</w:t>
-      </w:r>
-    </w:p>
-    <w:p>
-      <w:pPr>
-        <w:widowControl/>
-      </w:pPr>
-      <w:r>
-        <w:rPr>
-          <w:rFonts w:ascii="Times New Roman" w:hAnsi="Times New Roman" w:eastAsia="Times New Roman" w:cs="Times New Roman"/>
-          <w:color w:val="000000"/>
-          <w:sz w:val="24"/>
-        </w:rPr>
-        <w:t>each specified function. Archived certificate statuses refer to posterior checks,</w:t>
-      </w:r>
-    </w:p>
-    <w:p>
-      <w:pPr>
-        <w:widowControl/>
-      </w:pPr>
-      <w:r>
-        <w:rPr>
-          <w:rFonts w:ascii="Times New Roman" w:hAnsi="Times New Roman" w:eastAsia="Times New Roman" w:cs="Times New Roman"/>
-          <w:color w:val="000000"/>
-          <w:sz w:val="24"/>
-        </w:rPr>
-        <w:t>not empirical validity. All listed arms use 48 wells; lower map error and Rule-P</w:t>
-      </w:r>
-    </w:p>
-    <w:p>
-      <w:pPr>
-        <w:widowControl/>
-      </w:pPr>
-      <w:r>
-        <w:rPr>
-          <w:rFonts w:ascii="Times New Roman" w:hAnsi="Times New Roman" w:eastAsia="Times New Roman" w:cs="Times New Roman"/>
-          <w:color w:val="000000"/>
-          <w:sz w:val="24"/>
-        </w:rPr>
-        <w:t>regret are better. This table is not the C3 matched-round certified-volume</w:t>
-      </w:r>
-    </w:p>
-    <w:p>
-      <w:pPr>
-        <w:widowControl/>
-      </w:pPr>
-      <w:r>
-        <w:rPr>
-          <w:rFonts w:ascii="Times New Roman" w:hAnsi="Times New Roman" w:eastAsia="Times New Roman" w:cs="Times New Roman"/>
-          <w:color w:val="000000"/>
-          <w:sz w:val="24"/>
-        </w:rPr>
-        <w:t>comparison.</w:t>
-      </w:r>
-    </w:p>
-    <w:p>
-      <w:pPr>
-        <w:widowControl/>
-      </w:pPr>
-      <w:r>
-        <w:rPr>
-          <w:rFonts w:ascii="Times New Roman" w:hAnsi="Times New Roman" w:eastAsia="Times New Roman" w:cs="Times New Roman"/>
-          <w:b/>
-          <w:color w:val="000000"/>
-          <w:sz w:val="24"/>
-        </w:rPr>
-        <w:t>S3 Table.</w:t>
-      </w:r>
-      <w:r>
-        <w:rPr>
-          <w:rFonts w:ascii="Times New Roman" w:hAnsi="Times New Roman" w:eastAsia="Times New Roman" w:cs="Times New Roman"/>
-          <w:color w:val="000000"/>
-          <w:sz w:val="24"/>
-        </w:rPr>
-        <w:t xml:space="preserve"> Archived historical supporting table of claim decisions and current</w:t>
-      </w:r>
-    </w:p>
-    <w:p>
-      <w:pPr>
-        <w:widowControl/>
-      </w:pPr>
-      <w:r>
-        <w:rPr>
-          <w:rFonts w:ascii="Times New Roman" w:hAnsi="Times New Roman" w:eastAsia="Times New Roman" w:cs="Times New Roman"/>
-          <w:color w:val="000000"/>
-          <w:sz w:val="24"/>
-        </w:rPr>
-        <w:t>source-reconciled interpretations (kill-ledger). Original statuses, numerical</w:t>
-      </w:r>
-    </w:p>
-    <w:p>
-      <w:pPr>
-        <w:widowControl/>
-      </w:pPr>
-      <w:r>
-        <w:rPr>
-          <w:rFonts w:ascii="Times New Roman" w:hAnsi="Times New Roman" w:eastAsia="Times New Roman" w:cs="Times New Roman"/>
-          <w:color w:val="000000"/>
-          <w:sz w:val="24"/>
-        </w:rPr>
-        <w:t>results, and interpretation text are preserved in separate columns from the</w:t>
-      </w:r>
-    </w:p>
-    <w:p>
-      <w:pPr>
-        <w:widowControl/>
-      </w:pPr>
-      <w:r>
-        <w:rPr>
-          <w:rFonts w:ascii="Times New Roman" w:hAnsi="Times New Roman" w:eastAsia="Times New Roman" w:cs="Times New Roman"/>
-          <w:color w:val="000000"/>
-          <w:sz w:val="24"/>
-        </w:rPr>
-        <w:t>corrected interpretation. Certificate checks do not establish empirical</w:t>
-      </w:r>
-    </w:p>
-    <w:p>
-      <w:pPr>
-        <w:widowControl/>
-      </w:pPr>
-      <w:r>
-        <w:rPr>
-          <w:rFonts w:ascii="Times New Roman" w:hAnsi="Times New Roman" w:eastAsia="Times New Roman" w:cs="Times New Roman"/>
-          <w:color w:val="000000"/>
-          <w:sz w:val="24"/>
-        </w:rPr>
-        <w:t>validity; the Plate-2 gain is below the practical threshold, and the qLogNEI map</w:t>
-      </w:r>
-    </w:p>
-    <w:p>
-      <w:pPr>
-        <w:widowControl/>
-      </w:pPr>
-      <w:r>
-        <w:rPr>
-          <w:rFonts w:ascii="Times New Roman" w:hAnsi="Times New Roman" w:eastAsia="Times New Roman" w:cs="Times New Roman"/>
-          <w:color w:val="000000"/>
-          <w:sz w:val="24"/>
-        </w:rPr>
-        <w:t>contrast exceeds that threshold. Denominators retain their original units and</w:t>
-      </w:r>
-    </w:p>
-    <w:p>
-      <w:pPr>
-        <w:widowControl/>
-      </w:pPr>
-      <w:r>
-        <w:rPr>
-          <w:rFonts w:ascii="Times New Roman" w:hAnsi="Times New Roman" w:eastAsia="Times New Roman" w:cs="Times New Roman"/>
-          <w:color w:val="000000"/>
-          <w:sz w:val="24"/>
-        </w:rPr>
-        <w:t>are not uniformly independent campaigns.</w:t>
+        <w:t>These do not replace empirical containment or the C3 certified-volume result.</w:t>
       </w:r>
     </w:p>
     <w:sectPr>

--- a/manuscript/SPADE-PLOS-ONE.docx
+++ b/manuscript/SPADE-PLOS-ONE.docx
@@ -4160,7 +4160,7 @@
           <w:color w:val="000000"/>
           <w:sz w:val="20"/>
         </w:rPr>
-        <w:t>Fig 2. SPADE’s primary advantage: trusted operating regions. (A) Mean certified volume at matched five rounds (leave-one-family-out): SPADE versus qLogNEI; locked contrast +0.000855 (95% CI [+0.000691, +0.001028], p&lt;0.0001, n=320). (B) Observed truth containment among answered regions at prevalence 0.30: SPADE 66/66 versus screened DoE 85/122 and unscreened DoE 77/134.</w:t>
+        <w:t>Fig 2. SPADE’s primary advantage: trusted operating regions. (A) Certified-volume difference (SPADE minus qLogNEI) at matched five rounds under leave-one-family-out calibration: +0.000855 (95% CI [+0.000691, +0.001028], p&lt;0.0001, n=320); absolute means are noted under the panel. (B) Observed truth containment among answered regions at prevalence 0.30: SPADE 66/66 versus screened DoE 85/122 and unscreened DoE 77/134.</w:t>
       </w:r>
     </w:p>
     <w:p>
@@ -4844,19 +4844,6 @@
           <w:sz w:val="20"/>
         </w:rPr>
         <w:t>Fig 3. Point-recipe trade-off (secondary to the region decision). (A) SPADE at five rounds minus qLogNEI at ten rounds on simple regret: no detectable difference (−0.0005, 95% CI [−0.0221, +0.0207], n=160); not claimed as equivalence. (B) SPADE at five rounds minus screened DoE at three rounds: DoE finds the better single recipe (+0.1026, 95% CI [+0.0486, +0.1578]); expected when the goal is one point rather than a region.</w:t>
-      </w:r>
-    </w:p>
-    <w:p>
-      <w:pPr>
-        <w:widowControl/>
-      </w:pPr>
-      <w:r>
-        <w:rPr>
-          <w:rFonts w:ascii="Times New Roman" w:hAnsi="Times New Roman" w:eastAsia="Times New Roman" w:cs="Times New Roman"/>
-          <w:color w:val="000000"/>
-          <w:sz w:val="24"/>
-        </w:rPr>
-        <w:t>Fig 2. Point-recipe contrasts from the one-process DC comparison. (A) SPADE at five rounds minus qLogNEI at ten rounds on simple regret (n=160); shaded band is ±0.02. The estimate shows no detectable difference and does not establish equivalence. (B) SPADE at five rounds minus screened DoE at three rounds; DoE finds the better point recipe.</w:t>
       </w:r>
     </w:p>
     <w:p>

--- a/manuscript/SPADE-PLOS-ONE.docx
+++ b/manuscript/SPADE-PLOS-ONE.docx
@@ -254,63 +254,7 @@
           <w:color w:val="000000"/>
           <w:sz w:val="24"/>
         </w:rPr>
-        <w:t>(</w:t>
-      </w:r>
-      <w:r>
-        <w:rPr>
-          <w:rFonts w:ascii="Courier New" w:hAnsi="Courier New" w:eastAsia="Courier New" w:cs="Courier New"/>
-          <w:color w:val="000000"/>
-          <w:sz w:val="22"/>
-        </w:rPr>
-        <w:t>+0.000855</w:t>
-      </w:r>
-      <w:r>
-        <w:rPr>
-          <w:rFonts w:ascii="Times New Roman" w:hAnsi="Times New Roman" w:eastAsia="Times New Roman" w:cs="Times New Roman"/>
-          <w:color w:val="000000"/>
-          <w:sz w:val="24"/>
-        </w:rPr>
-        <w:t xml:space="preserve">, 95% CI </w:t>
-      </w:r>
-      <w:r>
-        <w:rPr>
-          <w:rFonts w:ascii="Courier New" w:hAnsi="Courier New" w:eastAsia="Courier New" w:cs="Courier New"/>
-          <w:color w:val="000000"/>
-          <w:sz w:val="22"/>
-        </w:rPr>
-        <w:t>[+0.000691,+0.001028]</w:t>
-      </w:r>
-      <w:r>
-        <w:rPr>
-          <w:rFonts w:ascii="Times New Roman" w:hAnsi="Times New Roman" w:eastAsia="Times New Roman" w:cs="Times New Roman"/>
-          <w:color w:val="000000"/>
-          <w:sz w:val="24"/>
-        </w:rPr>
-        <w:t xml:space="preserve">, </w:t>
-      </w:r>
-      <w:r>
-        <w:rPr>
-          <w:rFonts w:ascii="Courier New" w:hAnsi="Courier New" w:eastAsia="Courier New" w:cs="Courier New"/>
-          <w:color w:val="000000"/>
-          <w:sz w:val="22"/>
-        </w:rPr>
-        <w:t>p&lt;0.0001</w:t>
-      </w:r>
-      <w:r>
-        <w:rPr>
-          <w:rFonts w:ascii="Times New Roman" w:hAnsi="Times New Roman" w:eastAsia="Times New Roman" w:cs="Times New Roman"/>
-          <w:color w:val="000000"/>
-          <w:sz w:val="24"/>
-        </w:rPr>
-        <w:t xml:space="preserve">; </w:t>
-      </w:r>
-      <w:r>
-        <w:rPr>
-          <w:rFonts w:ascii="Courier New" w:hAnsi="Courier New" w:eastAsia="Courier New" w:cs="Courier New"/>
-          <w:color w:val="000000"/>
-          <w:sz w:val="22"/>
-        </w:rPr>
-        <w:t>n=320</w:t>
+        <w:t>(+0.000855, 95% CI [+0.000691, +0.001028], p &lt; 0.0001, n = 320 dependent</w:t>
       </w:r>
     </w:p>
     <w:p>
@@ -323,7 +267,7 @@
           <w:color w:val="000000"/>
           <w:sz w:val="24"/>
         </w:rPr>
-        <w:t>dependent family-seed-prevalence cells under leave-one-family-out calibration). Thus SPADE</w:t>
+        <w:t>family-seed-prevalence cells under leave-one-family-out calibration). Thus SPADE</w:t>
       </w:r>
     </w:p>
     <w:p>
@@ -362,55 +306,7 @@
           <w:color w:val="000000"/>
           <w:sz w:val="24"/>
         </w:rPr>
-        <w:t>from ten-round qLogNEI (</w:t>
-      </w:r>
-      <w:r>
-        <w:rPr>
-          <w:rFonts w:ascii="Courier New" w:hAnsi="Courier New" w:eastAsia="Courier New" w:cs="Courier New"/>
-          <w:color w:val="000000"/>
-          <w:sz w:val="22"/>
-        </w:rPr>
-        <w:t>-0.0005</w:t>
-      </w:r>
-      <w:r>
-        <w:rPr>
-          <w:rFonts w:ascii="Times New Roman" w:hAnsi="Times New Roman" w:eastAsia="Times New Roman" w:cs="Times New Roman"/>
-          <w:color w:val="000000"/>
-          <w:sz w:val="24"/>
-        </w:rPr>
-        <w:t xml:space="preserve">, 95% CI </w:t>
-      </w:r>
-      <w:r>
-        <w:rPr>
-          <w:rFonts w:ascii="Courier New" w:hAnsi="Courier New" w:eastAsia="Courier New" w:cs="Courier New"/>
-          <w:color w:val="000000"/>
-          <w:sz w:val="22"/>
-        </w:rPr>
-        <w:t>[-0.0221,+0.0207]</w:t>
-      </w:r>
-      <w:r>
-        <w:rPr>
-          <w:rFonts w:ascii="Times New Roman" w:hAnsi="Times New Roman" w:eastAsia="Times New Roman" w:cs="Times New Roman"/>
-          <w:color w:val="000000"/>
-          <w:sz w:val="24"/>
-        </w:rPr>
-        <w:t xml:space="preserve">, </w:t>
-      </w:r>
-      <w:r>
-        <w:rPr>
-          <w:rFonts w:ascii="Courier New" w:hAnsi="Courier New" w:eastAsia="Courier New" w:cs="Courier New"/>
-          <w:color w:val="000000"/>
-          <w:sz w:val="22"/>
-        </w:rPr>
-        <w:t>p=0.96</w:t>
-      </w:r>
-      <w:r>
-        <w:rPr>
-          <w:rFonts w:ascii="Times New Roman" w:hAnsi="Times New Roman" w:eastAsia="Times New Roman" w:cs="Times New Roman"/>
-          <w:color w:val="000000"/>
-          <w:sz w:val="24"/>
-        </w:rPr>
-        <w:t>;</w:t>
+        <w:t>from ten-round qLogNEI (-0.0005, 95% CI [-0.0221, +0.0207], p = 0.96, n = 160),</w:t>
       </w:r>
     </w:p>
     <w:p>
@@ -419,19 +315,11 @@
       </w:pPr>
       <w:r>
         <w:rPr>
-          <w:rFonts w:ascii="Courier New" w:hAnsi="Courier New" w:eastAsia="Courier New" w:cs="Courier New"/>
-          <w:color w:val="000000"/>
-          <w:sz w:val="22"/>
-        </w:rPr>
-        <w:t>n=160</w:t>
-      </w:r>
-      <w:r>
-        <w:rPr>
-          <w:rFonts w:ascii="Times New Roman" w:hAnsi="Times New Roman" w:eastAsia="Times New Roman" w:cs="Times New Roman"/>
-          <w:color w:val="000000"/>
-          <w:sz w:val="24"/>
-        </w:rPr>
-        <w:t>), but the interval did not establish equivalence. The adverse DoE result was</w:t>
+          <w:rFonts w:ascii="Times New Roman" w:hAnsi="Times New Roman" w:eastAsia="Times New Roman" w:cs="Times New Roman"/>
+          <w:color w:val="000000"/>
+          <w:sz w:val="24"/>
+        </w:rPr>
+        <w:t>but the interval did not establish equivalence. The adverse DoE result was</w:t>
       </w:r>
     </w:p>
     <w:p>
@@ -457,39 +345,7 @@
           <w:color w:val="000000"/>
           <w:sz w:val="24"/>
         </w:rPr>
-        <w:t>(</w:t>
-      </w:r>
-      <w:r>
-        <w:rPr>
-          <w:rFonts w:ascii="Courier New" w:hAnsi="Courier New" w:eastAsia="Courier New" w:cs="Courier New"/>
-          <w:color w:val="000000"/>
-          <w:sz w:val="22"/>
-        </w:rPr>
-        <w:t>+0.1026</w:t>
-      </w:r>
-      <w:r>
-        <w:rPr>
-          <w:rFonts w:ascii="Times New Roman" w:hAnsi="Times New Roman" w:eastAsia="Times New Roman" w:cs="Times New Roman"/>
-          <w:color w:val="000000"/>
-          <w:sz w:val="24"/>
-        </w:rPr>
-        <w:t xml:space="preserve"> SPADE-minus-DoE regret, 95% CI </w:t>
-      </w:r>
-      <w:r>
-        <w:rPr>
-          <w:rFonts w:ascii="Courier New" w:hAnsi="Courier New" w:eastAsia="Courier New" w:cs="Courier New"/>
-          <w:color w:val="000000"/>
-          <w:sz w:val="22"/>
-        </w:rPr>
-        <w:t>[+0.0486,+0.1578]</w:t>
-      </w:r>
-      <w:r>
-        <w:rPr>
-          <w:rFonts w:ascii="Times New Roman" w:hAnsi="Times New Roman" w:eastAsia="Times New Roman" w:cs="Times New Roman"/>
-          <w:color w:val="000000"/>
-          <w:sz w:val="24"/>
-        </w:rPr>
-        <w:t>,</w:t>
+        <w:t>(+0.1026 SPADE-minus-DoE regret, 95% CI [+0.0486, +0.1578], p = 0.0003),</w:t>
       </w:r>
     </w:p>
     <w:p>
@@ -498,19 +354,11 @@
       </w:pPr>
       <w:r>
         <w:rPr>
-          <w:rFonts w:ascii="Courier New" w:hAnsi="Courier New" w:eastAsia="Courier New" w:cs="Courier New"/>
-          <w:color w:val="000000"/>
-          <w:sz w:val="22"/>
-        </w:rPr>
-        <w:t>p=0.0003</w:t>
-      </w:r>
-      <w:r>
-        <w:rPr>
-          <w:rFonts w:ascii="Times New Roman" w:hAnsi="Times New Roman" w:eastAsia="Times New Roman" w:cs="Times New Roman"/>
-          <w:color w:val="000000"/>
-          <w:sz w:val="24"/>
-        </w:rPr>
-        <w:t>), while five-round SPADE answered 66/160 regional decisions and</w:t>
+          <w:rFonts w:ascii="Times New Roman" w:hAnsi="Times New Roman" w:eastAsia="Times New Roman" w:cs="Times New Roman"/>
+          <w:color w:val="000000"/>
+          <w:sz w:val="24"/>
+        </w:rPr>
+        <w:t>while five-round SPADE answered 66/160 regional decisions and</w:t>
       </w:r>
     </w:p>
     <w:p>
@@ -1040,9 +888,10 @@
       </w:pPr>
       <w:r>
         <w:rPr>
-          <w:rFonts w:ascii="Courier New" w:hAnsi="Courier New" w:eastAsia="Courier New" w:cs="Courier New"/>
-          <w:color w:val="000000"/>
-          <w:sz w:val="22"/>
+          <w:rFonts w:ascii="Times New Roman" w:hAnsi="Times New Roman" w:eastAsia="Times New Roman" w:cs="Times New Roman"/>
+          <w:i/>
+          <w:color w:val="000000"/>
+          <w:sz w:val="24"/>
         </w:rPr>
         <w:t>NO_SELECTION</w:t>
       </w:r>
@@ -1119,23 +968,7 @@
           <w:color w:val="000000"/>
           <w:sz w:val="24"/>
         </w:rPr>
-        <w:t xml:space="preserve">six normalized factors, 48 measured wells, and relative observation noise </w:t>
-      </w:r>
-      <w:r>
-        <w:rPr>
-          <w:rFonts w:ascii="Courier New" w:hAnsi="Courier New" w:eastAsia="Courier New" w:cs="Courier New"/>
-          <w:color w:val="000000"/>
-          <w:sz w:val="22"/>
-        </w:rPr>
-        <w:t>0.25</w:t>
-      </w:r>
-      <w:r>
-        <w:rPr>
-          <w:rFonts w:ascii="Times New Roman" w:hAnsi="Times New Roman" w:eastAsia="Times New Roman" w:cs="Times New Roman"/>
-          <w:color w:val="000000"/>
-          <w:sz w:val="24"/>
-        </w:rPr>
-        <w:t>.</w:t>
+        <w:t>six normalized factors, 48 measured wells, and relative observation noise 0.25.</w:t>
       </w:r>
     </w:p>
     <w:p>
@@ -1576,196 +1409,7 @@
           <w:color w:val="000000"/>
           <w:sz w:val="24"/>
         </w:rPr>
-        <w:t xml:space="preserve">All synthetic arms used 48 wells. SPADE R3 used </w:t>
-      </w:r>
-      <w:r>
-        <w:rPr>
-          <w:rFonts w:ascii="Courier New" w:hAnsi="Courier New" w:eastAsia="Courier New" w:cs="Courier New"/>
-          <w:color w:val="000000"/>
-          <w:sz w:val="22"/>
-        </w:rPr>
-        <w:t>32+8+8</w:t>
-      </w:r>
-      <w:r>
-        <w:rPr>
-          <w:rFonts w:ascii="Times New Roman" w:hAnsi="Times New Roman" w:eastAsia="Times New Roman" w:cs="Times New Roman"/>
-          <w:color w:val="000000"/>
-          <w:sz w:val="24"/>
-        </w:rPr>
-        <w:t>; SPADE R5 used</w:t>
-      </w:r>
-    </w:p>
-    <w:p>
-      <w:pPr>
-        <w:widowControl/>
-      </w:pPr>
-      <w:r>
-        <w:rPr>
-          <w:rFonts w:ascii="Courier New" w:hAnsi="Courier New" w:eastAsia="Courier New" w:cs="Courier New"/>
-          <w:color w:val="000000"/>
-          <w:sz w:val="22"/>
-        </w:rPr>
-        <w:t>16+8+8+8+8</w:t>
-      </w:r>
-      <w:r>
-        <w:rPr>
-          <w:rFonts w:ascii="Times New Roman" w:hAnsi="Times New Roman" w:eastAsia="Times New Roman" w:cs="Times New Roman"/>
-          <w:color w:val="000000"/>
-          <w:sz w:val="24"/>
-        </w:rPr>
-        <w:t>. Matched qLogNEI R3 and R5 used the same respective allocations.</w:t>
-      </w:r>
-    </w:p>
-    <w:p>
-      <w:pPr>
-        <w:widowControl/>
-      </w:pPr>
-      <w:r>
-        <w:rPr>
-          <w:rFonts w:ascii="Times New Roman" w:hAnsi="Times New Roman" w:eastAsia="Times New Roman" w:cs="Times New Roman"/>
-          <w:color w:val="000000"/>
-          <w:sz w:val="24"/>
-        </w:rPr>
-        <w:t>qLogNEI R10 used a 14-point Sobol opening, eight batches of four, and a final batch</w:t>
-      </w:r>
-    </w:p>
-    <w:p>
-      <w:pPr>
-        <w:widowControl/>
-      </w:pPr>
-      <w:r>
-        <w:rPr>
-          <w:rFonts w:ascii="Times New Roman" w:hAnsi="Times New Roman" w:eastAsia="Times New Roman" w:cs="Times New Roman"/>
-          <w:color w:val="000000"/>
-          <w:sz w:val="24"/>
-        </w:rPr>
-        <w:t>of two (</w:t>
-      </w:r>
-      <w:r>
-        <w:rPr>
-          <w:rFonts w:ascii="Courier New" w:hAnsi="Courier New" w:eastAsia="Courier New" w:cs="Courier New"/>
-          <w:color w:val="000000"/>
-          <w:sz w:val="22"/>
-        </w:rPr>
-        <w:t>14+4+4+4+4+4+4+4+4+2</w:t>
-      </w:r>
-      <w:r>
-        <w:rPr>
-          <w:rFonts w:ascii="Times New Roman" w:hAnsi="Times New Roman" w:eastAsia="Times New Roman" w:cs="Times New Roman"/>
-          <w:color w:val="000000"/>
-          <w:sz w:val="24"/>
-        </w:rPr>
-        <w:t>). The screened DoE R3 workflow used a 20-run</w:t>
-      </w:r>
-    </w:p>
-    <w:p>
-      <w:pPr>
-        <w:widowControl/>
-      </w:pPr>
-      <w:r>
-        <w:rPr>
-          <w:rFonts w:ascii="Times New Roman" w:hAnsi="Times New Roman" w:eastAsia="Times New Roman" w:cs="Times New Roman"/>
-          <w:color w:val="000000"/>
-          <w:sz w:val="24"/>
-        </w:rPr>
-        <w:t>six-factor screen, a 27-run four-factor face-centred response-surface design, and one</w:t>
-      </w:r>
-    </w:p>
-    <w:p>
-      <w:pPr>
-        <w:widowControl/>
-      </w:pPr>
-      <w:r>
-        <w:rPr>
-          <w:rFonts w:ascii="Times New Roman" w:hAnsi="Times New Roman" w:eastAsia="Times New Roman" w:cs="Times New Roman"/>
-          <w:color w:val="000000"/>
-          <w:sz w:val="24"/>
-        </w:rPr>
-        <w:t>confirmation well (</w:t>
-      </w:r>
-      <w:r>
-        <w:rPr>
-          <w:rFonts w:ascii="Courier New" w:hAnsi="Courier New" w:eastAsia="Courier New" w:cs="Courier New"/>
-          <w:color w:val="000000"/>
-          <w:sz w:val="22"/>
-        </w:rPr>
-        <w:t>20+27+1</w:t>
-      </w:r>
-      <w:r>
-        <w:rPr>
-          <w:rFonts w:ascii="Times New Roman" w:hAnsi="Times New Roman" w:eastAsia="Times New Roman" w:cs="Times New Roman"/>
-          <w:color w:val="000000"/>
-          <w:sz w:val="24"/>
-        </w:rPr>
-        <w:t>). The registered unscreened comparator omitted screening,</w:t>
-      </w:r>
-    </w:p>
-    <w:p>
-      <w:pPr>
-        <w:widowControl/>
-      </w:pPr>
-      <w:r>
-        <w:rPr>
-          <w:rFonts w:ascii="Times New Roman" w:hAnsi="Times New Roman" w:eastAsia="Times New Roman" w:cs="Times New Roman"/>
-          <w:color w:val="000000"/>
-          <w:sz w:val="24"/>
-        </w:rPr>
-        <w:t>used one 47-run full-dimensional face-centred central-composite design, and measured</w:t>
-      </w:r>
-    </w:p>
-    <w:p>
-      <w:pPr>
-        <w:widowControl/>
-      </w:pPr>
-      <w:r>
-        <w:rPr>
-          <w:rFonts w:ascii="Times New Roman" w:hAnsi="Times New Roman" w:eastAsia="Times New Roman" w:cs="Times New Roman"/>
-          <w:color w:val="000000"/>
-          <w:sz w:val="24"/>
-        </w:rPr>
-        <w:t>one confirmation (</w:t>
-      </w:r>
-      <w:r>
-        <w:rPr>
-          <w:rFonts w:ascii="Courier New" w:hAnsi="Courier New" w:eastAsia="Courier New" w:cs="Courier New"/>
-          <w:color w:val="000000"/>
-          <w:sz w:val="22"/>
-        </w:rPr>
-        <w:t>47+1</w:t>
-      </w:r>
-      <w:r>
-        <w:rPr>
-          <w:rFonts w:ascii="Times New Roman" w:hAnsi="Times New Roman" w:eastAsia="Times New Roman" w:cs="Times New Roman"/>
-          <w:color w:val="000000"/>
-          <w:sz w:val="24"/>
-        </w:rPr>
-        <w:t>); it retained the protocol's DoE R3 comparator label even</w:t>
-      </w:r>
-    </w:p>
-    <w:p>
-      <w:pPr>
-        <w:widowControl/>
-      </w:pPr>
-      <w:r>
-        <w:rPr>
-          <w:rFonts w:ascii="Times New Roman" w:hAnsi="Times New Roman" w:eastAsia="Times New Roman" w:cs="Times New Roman"/>
-          <w:color w:val="000000"/>
-          <w:sz w:val="24"/>
-        </w:rPr>
-        <w:t>though its executed measurements comprise design and confirmation stages. Equal wells</w:t>
-      </w:r>
-    </w:p>
-    <w:p>
-      <w:pPr>
-        <w:widowControl/>
-      </w:pPr>
-      <w:r>
-        <w:rPr>
-          <w:rFonts w:ascii="Times New Roman" w:hAnsi="Times New Roman" w:eastAsia="Times New Roman" w:cs="Times New Roman"/>
-          <w:color w:val="000000"/>
-          <w:sz w:val="24"/>
-        </w:rPr>
-        <w:t>therefore did not mean equal sequential rounds.</w:t>
+        <w:t>All synthetic arms used 48 wells. SPADE at three rounds used an opening of 32 followed by two batches of 8; SPADE at five rounds used an opening of 16 followed by four batches of 8. Matched qLogNEI R3 and R5 used the same respective allocations. qLogNEI R10 used a 14-point Sobol opening, eight batches of four, and a final batch of two. The screened DoE R3 workflow used a 20-run six-factor screen, a 27-run four-factor face-centred response-surface design, and one confirmation well. The registered unscreened comparator omitted screening, used one 47-run full-dimensional face-centred central-composite design, and measured one confirmation well; it retained the protocol's DoE R3 comparator label even though its executed measurements comprise design and confirmation stages. Equal wells therefore did not mean equal sequential rounds.</w:t>
       </w:r>
     </w:p>
     <w:p>
@@ -2537,9 +2181,10 @@
       </w:r>
       <w:r>
         <w:rPr>
-          <w:rFonts w:ascii="Courier New" w:hAnsi="Courier New" w:eastAsia="Courier New" w:cs="Courier New"/>
-          <w:color w:val="000000"/>
-          <w:sz w:val="22"/>
+          <w:rFonts w:ascii="Times New Roman" w:hAnsi="Times New Roman" w:eastAsia="Times New Roman" w:cs="Times New Roman"/>
+          <w:i/>
+          <w:color w:val="000000"/>
+          <w:sz w:val="24"/>
         </w:rPr>
         <w:t>SingleTaskGP</w:t>
       </w:r>
@@ -2973,23 +2618,7 @@
           <w:color w:val="000000"/>
           <w:sz w:val="24"/>
         </w:rPr>
-        <w:t xml:space="preserve">reached </w:t>
-      </w:r>
-      <w:r>
-        <w:rPr>
-          <w:rFonts w:ascii="Courier New" w:hAnsi="Courier New" w:eastAsia="Courier New" w:cs="Courier New"/>
-          <w:color w:val="000000"/>
-          <w:sz w:val="22"/>
-        </w:rPr>
-        <w:t>alpha=0.95</w:t>
-      </w:r>
-      <w:r>
-        <w:rPr>
-          <w:rFonts w:ascii="Times New Roman" w:hAnsi="Times New Roman" w:eastAsia="Times New Roman" w:cs="Times New Roman"/>
-          <w:color w:val="000000"/>
-          <w:sz w:val="24"/>
-        </w:rPr>
-        <w:t>. “Largest” means largest in that finite nested family, not a</w:t>
+        <w:t>reached alpha=0.95. “Largest” means largest in that finite nested family, not a</w:t>
       </w:r>
     </w:p>
     <w:p>
@@ -3247,31 +2876,7 @@
           <w:color w:val="000000"/>
           <w:sz w:val="24"/>
         </w:rPr>
-        <w:t xml:space="preserve">A regional </w:t>
-      </w:r>
-      <w:r>
-        <w:rPr>
-          <w:rFonts w:ascii="Courier New" w:hAnsi="Courier New" w:eastAsia="Courier New" w:cs="Courier New"/>
-          <w:color w:val="000000"/>
-          <w:sz w:val="22"/>
-        </w:rPr>
-        <w:t>answered</w:t>
-      </w:r>
-      <w:r>
-        <w:rPr>
-          <w:rFonts w:ascii="Times New Roman" w:hAnsi="Times New Roman" w:eastAsia="Times New Roman" w:cs="Times New Roman"/>
-          <w:color w:val="000000"/>
-          <w:sz w:val="24"/>
-        </w:rPr>
-        <w:t xml:space="preserve"> outcome was a non-empty returned conservative set. </w:t>
-      </w:r>
-      <w:r>
-        <w:rPr>
-          <w:rFonts w:ascii="Courier New" w:hAnsi="Courier New" w:eastAsia="Courier New" w:cs="Courier New"/>
-          <w:color w:val="000000"/>
-          <w:sz w:val="22"/>
-        </w:rPr>
-        <w:t>contained</w:t>
+        <w:t>A regional answered outcome was a non-empty returned conservative set. contained</w:t>
       </w:r>
     </w:p>
     <w:p>
@@ -3362,23 +2967,7 @@
           <w:color w:val="000000"/>
           <w:sz w:val="24"/>
         </w:rPr>
-        <w:t xml:space="preserve">C3 selected the smallest posterior inflation </w:t>
-      </w:r>
-      <w:r>
-        <w:rPr>
-          <w:rFonts w:ascii="Courier New" w:hAnsi="Courier New" w:eastAsia="Courier New" w:cs="Courier New"/>
-          <w:color w:val="000000"/>
-          <w:sz w:val="22"/>
-        </w:rPr>
-        <w:t>c</w:t>
-      </w:r>
-      <w:r>
-        <w:rPr>
-          <w:rFonts w:ascii="Times New Roman" w:hAnsi="Times New Roman" w:eastAsia="Times New Roman" w:cs="Times New Roman"/>
-          <w:color w:val="000000"/>
-          <w:sz w:val="24"/>
-        </w:rPr>
-        <w:t xml:space="preserve"> that passed the registered rule on</w:t>
+        <w:t>C3 selected the smallest posterior inflation c that passed the registered rule on</w:t>
       </w:r>
     </w:p>
     <w:p>
@@ -3417,23 +3006,7 @@
           <w:color w:val="000000"/>
           <w:sz w:val="24"/>
         </w:rPr>
-        <w:t xml:space="preserve">family-seed-prevalence cells. C2 used a weaker procedure: SPADE selected </w:t>
-      </w:r>
-      <w:r>
-        <w:rPr>
-          <w:rFonts w:ascii="Courier New" w:hAnsi="Courier New" w:eastAsia="Courier New" w:cs="Courier New"/>
-          <w:color w:val="000000"/>
-          <w:sz w:val="22"/>
-        </w:rPr>
-        <w:t>c=1</w:t>
-      </w:r>
-      <w:r>
-        <w:rPr>
-          <w:rFonts w:ascii="Times New Roman" w:hAnsi="Times New Roman" w:eastAsia="Times New Roman" w:cs="Times New Roman"/>
-          <w:color w:val="000000"/>
-          <w:sz w:val="24"/>
-        </w:rPr>
-        <w:t xml:space="preserve"> within</w:t>
+        <w:t>family-seed-prevalence cells. C2 used a weaker procedure: SPADE selected c=1 within</w:t>
       </w:r>
     </w:p>
     <w:p>
@@ -3459,23 +3032,7 @@
           <w:color w:val="000000"/>
           <w:sz w:val="24"/>
         </w:rPr>
-        <w:t xml:space="preserve">counts are fallback diagnostics at baseline </w:t>
-      </w:r>
-      <w:r>
-        <w:rPr>
-          <w:rFonts w:ascii="Courier New" w:hAnsi="Courier New" w:eastAsia="Courier New" w:cs="Courier New"/>
-          <w:color w:val="000000"/>
-          <w:sz w:val="22"/>
-        </w:rPr>
-        <w:t>c=1</w:t>
-      </w:r>
-      <w:r>
-        <w:rPr>
-          <w:rFonts w:ascii="Times New Roman" w:hAnsi="Times New Roman" w:eastAsia="Times New Roman" w:cs="Times New Roman"/>
-          <w:color w:val="000000"/>
-          <w:sz w:val="24"/>
-        </w:rPr>
-        <w:t>. C2 is within-sample and not</w:t>
+        <w:t>counts are fallback diagnostics at baseline c=1. C2 is within-sample and not</w:t>
       </w:r>
     </w:p>
     <w:p>
@@ -3809,9 +3366,10 @@
       </w:r>
       <w:r>
         <w:rPr>
-          <w:rFonts w:ascii="Courier New" w:hAnsi="Courier New" w:eastAsia="Courier New" w:cs="Courier New"/>
-          <w:color w:val="000000"/>
-          <w:sz w:val="22"/>
+          <w:rFonts w:ascii="Times New Roman" w:hAnsi="Times New Roman" w:eastAsia="Times New Roman" w:cs="Times New Roman"/>
+          <w:i/>
+          <w:color w:val="000000"/>
+          <w:sz w:val="24"/>
         </w:rPr>
         <w:t>ec14bc7</w:t>
       </w:r>
@@ -3825,9 +3383,10 @@
       </w:r>
       <w:r>
         <w:rPr>
-          <w:rFonts w:ascii="Courier New" w:hAnsi="Courier New" w:eastAsia="Courier New" w:cs="Courier New"/>
-          <w:color w:val="000000"/>
-          <w:sz w:val="22"/>
+          <w:rFonts w:ascii="Times New Roman" w:hAnsi="Times New Roman" w:eastAsia="Times New Roman" w:cs="Times New Roman"/>
+          <w:i/>
+          <w:color w:val="000000"/>
+          <w:sz w:val="24"/>
         </w:rPr>
         <w:t>git show</w:t>
       </w:r>
@@ -3996,23 +3555,7 @@
           <w:color w:val="000000"/>
           <w:sz w:val="24"/>
         </w:rPr>
-        <w:t xml:space="preserve">the SPADE-minus-qLogNEI difference was </w:t>
-      </w:r>
-      <w:r>
-        <w:rPr>
-          <w:rFonts w:ascii="Courier New" w:hAnsi="Courier New" w:eastAsia="Courier New" w:cs="Courier New"/>
-          <w:color w:val="000000"/>
-          <w:sz w:val="22"/>
-        </w:rPr>
-        <w:t>+0.000855</w:t>
-      </w:r>
-      <w:r>
-        <w:rPr>
-          <w:rFonts w:ascii="Times New Roman" w:hAnsi="Times New Roman" w:eastAsia="Times New Roman" w:cs="Times New Roman"/>
-          <w:color w:val="000000"/>
-          <w:sz w:val="24"/>
-        </w:rPr>
-        <w:t xml:space="preserve"> (95% CI</w:t>
+        <w:t>the SPADE-minus-qLogNEI difference was +0.000855 (95% CI</w:t>
       </w:r>
     </w:p>
     <w:p>
@@ -4021,51 +3564,11 @@
       </w:pPr>
       <w:r>
         <w:rPr>
-          <w:rFonts w:ascii="Courier New" w:hAnsi="Courier New" w:eastAsia="Courier New" w:cs="Courier New"/>
-          <w:color w:val="000000"/>
-          <w:sz w:val="22"/>
-        </w:rPr>
-        <w:t>[+0.000691,+0.001028]</w:t>
-      </w:r>
-      <w:r>
-        <w:rPr>
-          <w:rFonts w:ascii="Times New Roman" w:hAnsi="Times New Roman" w:eastAsia="Times New Roman" w:cs="Times New Roman"/>
-          <w:color w:val="000000"/>
-          <w:sz w:val="24"/>
-        </w:rPr>
-        <w:t xml:space="preserve">, </w:t>
-      </w:r>
-      <w:r>
-        <w:rPr>
-          <w:rFonts w:ascii="Courier New" w:hAnsi="Courier New" w:eastAsia="Courier New" w:cs="Courier New"/>
-          <w:color w:val="000000"/>
-          <w:sz w:val="22"/>
-        </w:rPr>
-        <w:t>p&lt;0.0001</w:t>
-      </w:r>
-      <w:r>
-        <w:rPr>
-          <w:rFonts w:ascii="Times New Roman" w:hAnsi="Times New Roman" w:eastAsia="Times New Roman" w:cs="Times New Roman"/>
-          <w:color w:val="000000"/>
-          <w:sz w:val="24"/>
-        </w:rPr>
-        <w:t xml:space="preserve">; </w:t>
-      </w:r>
-      <w:r>
-        <w:rPr>
-          <w:rFonts w:ascii="Courier New" w:hAnsi="Courier New" w:eastAsia="Courier New" w:cs="Courier New"/>
-          <w:color w:val="000000"/>
-          <w:sz w:val="22"/>
-        </w:rPr>
-        <w:t>n=320</w:t>
-      </w:r>
-      <w:r>
-        <w:rPr>
-          <w:rFonts w:ascii="Times New Roman" w:hAnsi="Times New Roman" w:eastAsia="Times New Roman" w:cs="Times New Roman"/>
-          <w:color w:val="000000"/>
-          <w:sz w:val="24"/>
-        </w:rPr>
-        <w:t xml:space="preserve"> dependent cells).</w:t>
+          <w:rFonts w:ascii="Times New Roman" w:hAnsi="Times New Roman" w:eastAsia="Times New Roman" w:cs="Times New Roman"/>
+          <w:color w:val="000000"/>
+          <w:sz w:val="24"/>
+        </w:rPr>
+        <w:t>[+0.000691, +0.001028], p &lt; 0.0001, n = 320 dependent cells).</w:t>
       </w:r>
     </w:p>
     <w:p>
@@ -4160,7 +3663,7 @@
           <w:color w:val="000000"/>
           <w:sz w:val="20"/>
         </w:rPr>
-        <w:t>Fig 2. SPADE’s primary advantage: trusted operating regions. (A) Certified-volume difference (SPADE minus qLogNEI) at matched five rounds under leave-one-family-out calibration: +0.000855 (95% CI [+0.000691, +0.001028], p&lt;0.0001, n=320); absolute means are noted under the panel. (B) Observed truth containment among answered regions at prevalence 0.30: SPADE 66/66 versus screened DoE 85/122 and unscreened DoE 77/134.</w:t>
+        <w:t>Fig 2. SPADE’s primary advantage: trusted operating regions. (A) Certified-volume difference (SPADE minus qLogNEI) at matched five rounds under leave-one-family-out calibration: +0.000855 (95% CI [+0.000691, +0.001028], p &lt; 0.0001, n = 320); absolute means are noted under the panel. (B) Observed truth containment among answered regions at prevalence 0.30: SPADE 66/66 versus screened DoE 85/122 and unscreened DoE 77/134.</w:t>
       </w:r>
     </w:p>
     <w:p>
@@ -4553,15 +4056,7 @@
                 <w:color w:val="000000"/>
                 <w:sz w:val="17"/>
               </w:rPr>
-              <w:t xml:space="preserve">LOFO inflation over </w:t>
-            </w:r>
-            <w:r>
-              <w:rPr>
-                <w:rFonts w:ascii="Courier New" w:hAnsi="Courier New" w:eastAsia="Courier New" w:cs="Courier New"/>
-                <w:color w:val="000000"/>
-                <w:sz w:val="16"/>
-              </w:rPr>
-              <w:t>c={1,1.5,2,3}</w:t>
+              <w:t>LOFO inflation over c={1,1.5,2,3}</w:t>
             </w:r>
           </w:p>
         </w:tc>
@@ -4636,15 +4131,7 @@
                 <w:color w:val="000000"/>
                 <w:sz w:val="17"/>
               </w:rPr>
-              <w:t xml:space="preserve">Volume difference </w:t>
-            </w:r>
-            <w:r>
-              <w:rPr>
-                <w:rFonts w:ascii="Courier New" w:hAnsi="Courier New" w:eastAsia="Courier New" w:cs="Courier New"/>
-                <w:color w:val="000000"/>
-                <w:sz w:val="16"/>
-              </w:rPr>
-              <w:t>+0.000855</w:t>
+              <w:t>Volume difference +0.000855</w:t>
             </w:r>
           </w:p>
         </w:tc>
@@ -4679,23 +4166,7 @@
           <w:color w:val="000000"/>
           <w:sz w:val="24"/>
         </w:rPr>
-        <w:t xml:space="preserve">In DC, SPADE R5 minus qLogNEI R10 regret was </w:t>
-      </w:r>
-      <w:r>
-        <w:rPr>
-          <w:rFonts w:ascii="Courier New" w:hAnsi="Courier New" w:eastAsia="Courier New" w:cs="Courier New"/>
-          <w:color w:val="000000"/>
-          <w:sz w:val="22"/>
-        </w:rPr>
-        <w:t>-0.0005</w:t>
-      </w:r>
-      <w:r>
-        <w:rPr>
-          <w:rFonts w:ascii="Times New Roman" w:hAnsi="Times New Roman" w:eastAsia="Times New Roman" w:cs="Times New Roman"/>
-          <w:color w:val="000000"/>
-          <w:sz w:val="24"/>
-        </w:rPr>
-        <w:t xml:space="preserve"> (95% CI</w:t>
+        <w:t>In DC, SPADE R5 minus qLogNEI R10 regret was -0.0005 (95% CI</w:t>
       </w:r>
     </w:p>
     <w:p>
@@ -4704,51 +4175,11 @@
       </w:pPr>
       <w:r>
         <w:rPr>
-          <w:rFonts w:ascii="Courier New" w:hAnsi="Courier New" w:eastAsia="Courier New" w:cs="Courier New"/>
-          <w:color w:val="000000"/>
-          <w:sz w:val="22"/>
-        </w:rPr>
-        <w:t>[-0.0221,+0.0207]</w:t>
-      </w:r>
-      <w:r>
-        <w:rPr>
-          <w:rFonts w:ascii="Times New Roman" w:hAnsi="Times New Roman" w:eastAsia="Times New Roman" w:cs="Times New Roman"/>
-          <w:color w:val="000000"/>
-          <w:sz w:val="24"/>
-        </w:rPr>
-        <w:t xml:space="preserve">, </w:t>
-      </w:r>
-      <w:r>
-        <w:rPr>
-          <w:rFonts w:ascii="Courier New" w:hAnsi="Courier New" w:eastAsia="Courier New" w:cs="Courier New"/>
-          <w:color w:val="000000"/>
-          <w:sz w:val="22"/>
-        </w:rPr>
-        <w:t>p=0.96</w:t>
-      </w:r>
-      <w:r>
-        <w:rPr>
-          <w:rFonts w:ascii="Times New Roman" w:hAnsi="Times New Roman" w:eastAsia="Times New Roman" w:cs="Times New Roman"/>
-          <w:color w:val="000000"/>
-          <w:sz w:val="24"/>
-        </w:rPr>
-        <w:t xml:space="preserve">; </w:t>
-      </w:r>
-      <w:r>
-        <w:rPr>
-          <w:rFonts w:ascii="Courier New" w:hAnsi="Courier New" w:eastAsia="Courier New" w:cs="Courier New"/>
-          <w:color w:val="000000"/>
-          <w:sz w:val="22"/>
-        </w:rPr>
-        <w:t>n=160</w:t>
-      </w:r>
-      <w:r>
-        <w:rPr>
-          <w:rFonts w:ascii="Times New Roman" w:hAnsi="Times New Roman" w:eastAsia="Times New Roman" w:cs="Times New Roman"/>
-          <w:color w:val="000000"/>
-          <w:sz w:val="24"/>
-        </w:rPr>
-        <w:t>, five families x 32 seeds).</w:t>
+          <w:rFonts w:ascii="Times New Roman" w:hAnsi="Times New Roman" w:eastAsia="Times New Roman" w:cs="Times New Roman"/>
+          <w:color w:val="000000"/>
+          <w:sz w:val="24"/>
+        </w:rPr>
+        <w:t>[-0.0221, +0.0207], p = 0.96, n = 160, five families x 32 seeds).</w:t>
       </w:r>
     </w:p>
     <w:p>
@@ -4774,7 +4205,7 @@
           <w:color w:val="000000"/>
           <w:sz w:val="24"/>
         </w:rPr>
-        <w:t>interval extends slightly beyond the registered +/-0.02 effect boundary, and neither</w:t>
+        <w:t>interval extends slightly beyond the registered ±0.02 effect boundary, and neither</w:t>
       </w:r>
     </w:p>
     <w:p>
@@ -4843,7 +4274,7 @@
           <w:color w:val="000000"/>
           <w:sz w:val="20"/>
         </w:rPr>
-        <w:t>Fig 3. Point-recipe trade-off (secondary to the region decision). (A) SPADE at five rounds minus qLogNEI at ten rounds on simple regret: no detectable difference (−0.0005, 95% CI [−0.0221, +0.0207], n=160); not claimed as equivalence. (B) SPADE at five rounds minus screened DoE at three rounds: DoE finds the better single recipe (+0.1026, 95% CI [+0.0486, +0.1578]); expected when the goal is one point rather than a region.</w:t>
+        <w:t>Fig 3. Point-recipe trade-off (secondary to the region decision). (A) SPADE at five rounds minus qLogNEI at ten rounds on simple regret: no detectable difference (-0.0005, 95% CI [-0.0221, +0.0207], n = 160); not claimed as equivalence. (B) SPADE at five rounds minus screened DoE at three rounds: DoE finds the better single recipe (+0.1026, 95% CI [+0.0486, +0.1578]); expected when the goal is one point rather than a region.</w:t>
       </w:r>
     </w:p>
     <w:p>
@@ -4883,23 +4314,7 @@
           <w:color w:val="000000"/>
           <w:sz w:val="24"/>
         </w:rPr>
-        <w:t xml:space="preserve">three rounds. SPADE R5 minus screened-DoE R3 regret was </w:t>
-      </w:r>
-      <w:r>
-        <w:rPr>
-          <w:rFonts w:ascii="Courier New" w:hAnsi="Courier New" w:eastAsia="Courier New" w:cs="Courier New"/>
-          <w:color w:val="000000"/>
-          <w:sz w:val="22"/>
-        </w:rPr>
-        <w:t>+0.1026</w:t>
-      </w:r>
-      <w:r>
-        <w:rPr>
-          <w:rFonts w:ascii="Times New Roman" w:hAnsi="Times New Roman" w:eastAsia="Times New Roman" w:cs="Times New Roman"/>
-          <w:color w:val="000000"/>
-          <w:sz w:val="24"/>
-        </w:rPr>
-        <w:t xml:space="preserve"> (95% CI</w:t>
+        <w:t>three rounds. SPADE R5 minus screened-DoE R3 regret was +0.1026 (95% CI</w:t>
       </w:r>
     </w:p>
     <w:p>
@@ -4908,51 +4323,11 @@
       </w:pPr>
       <w:r>
         <w:rPr>
-          <w:rFonts w:ascii="Courier New" w:hAnsi="Courier New" w:eastAsia="Courier New" w:cs="Courier New"/>
-          <w:color w:val="000000"/>
-          <w:sz w:val="22"/>
-        </w:rPr>
-        <w:t>[+0.0486,+0.1578]</w:t>
-      </w:r>
-      <w:r>
-        <w:rPr>
-          <w:rFonts w:ascii="Times New Roman" w:hAnsi="Times New Roman" w:eastAsia="Times New Roman" w:cs="Times New Roman"/>
-          <w:color w:val="000000"/>
-          <w:sz w:val="24"/>
-        </w:rPr>
-        <w:t xml:space="preserve">, </w:t>
-      </w:r>
-      <w:r>
-        <w:rPr>
-          <w:rFonts w:ascii="Courier New" w:hAnsi="Courier New" w:eastAsia="Courier New" w:cs="Courier New"/>
-          <w:color w:val="000000"/>
-          <w:sz w:val="22"/>
-        </w:rPr>
-        <w:t>p=0.0003</w:t>
-      </w:r>
-      <w:r>
-        <w:rPr>
-          <w:rFonts w:ascii="Times New Roman" w:hAnsi="Times New Roman" w:eastAsia="Times New Roman" w:cs="Times New Roman"/>
-          <w:color w:val="000000"/>
-          <w:sz w:val="24"/>
-        </w:rPr>
-        <w:t xml:space="preserve">; </w:t>
-      </w:r>
-      <w:r>
-        <w:rPr>
-          <w:rFonts w:ascii="Courier New" w:hAnsi="Courier New" w:eastAsia="Courier New" w:cs="Courier New"/>
-          <w:color w:val="000000"/>
-          <w:sz w:val="22"/>
-        </w:rPr>
-        <w:t>n=160</w:t>
-      </w:r>
-      <w:r>
-        <w:rPr>
-          <w:rFonts w:ascii="Times New Roman" w:hAnsi="Times New Roman" w:eastAsia="Times New Roman" w:cs="Times New Roman"/>
-          <w:color w:val="000000"/>
-          <w:sz w:val="24"/>
-        </w:rPr>
-        <w:t>). SPADE used five rounds.</w:t>
+          <w:rFonts w:ascii="Times New Roman" w:hAnsi="Times New Roman" w:eastAsia="Times New Roman" w:cs="Times New Roman"/>
+          <w:color w:val="000000"/>
+          <w:sz w:val="24"/>
+        </w:rPr>
+        <w:t>[+0.0486, +0.1578], p = 0.0003, n = 160). SPADE used five rounds.</w:t>
       </w:r>
     </w:p>
     <w:p>
@@ -4965,23 +4340,7 @@
           <w:color w:val="000000"/>
           <w:sz w:val="24"/>
         </w:rPr>
-        <w:t xml:space="preserve">Regional evidence moved in the opposite direction (Table 2). At prevalence </w:t>
-      </w:r>
-      <w:r>
-        <w:rPr>
-          <w:rFonts w:ascii="Courier New" w:hAnsi="Courier New" w:eastAsia="Courier New" w:cs="Courier New"/>
-          <w:color w:val="000000"/>
-          <w:sz w:val="22"/>
-        </w:rPr>
-        <w:t>0.30</w:t>
-      </w:r>
-      <w:r>
-        <w:rPr>
-          <w:rFonts w:ascii="Times New Roman" w:hAnsi="Times New Roman" w:eastAsia="Times New Roman" w:cs="Times New Roman"/>
-          <w:color w:val="000000"/>
-          <w:sz w:val="24"/>
-        </w:rPr>
-        <w:t>,</w:t>
+        <w:t>Regional evidence moved in the opposite direction (Table 2). At prevalence 0.30,</w:t>
       </w:r>
     </w:p>
     <w:p>
@@ -4994,39 +4353,7 @@
           <w:color w:val="000000"/>
           <w:sz w:val="24"/>
         </w:rPr>
-        <w:t xml:space="preserve">relative noise </w:t>
-      </w:r>
-      <w:r>
-        <w:rPr>
-          <w:rFonts w:ascii="Courier New" w:hAnsi="Courier New" w:eastAsia="Courier New" w:cs="Courier New"/>
-          <w:color w:val="000000"/>
-          <w:sz w:val="22"/>
-        </w:rPr>
-        <w:t>0.25</w:t>
-      </w:r>
-      <w:r>
-        <w:rPr>
-          <w:rFonts w:ascii="Times New Roman" w:hAnsi="Times New Roman" w:eastAsia="Times New Roman" w:cs="Times New Roman"/>
-          <w:color w:val="000000"/>
-          <w:sz w:val="24"/>
-        </w:rPr>
-        <w:t xml:space="preserve">, assurance </w:t>
-      </w:r>
-      <w:r>
-        <w:rPr>
-          <w:rFonts w:ascii="Courier New" w:hAnsi="Courier New" w:eastAsia="Courier New" w:cs="Courier New"/>
-          <w:color w:val="000000"/>
-          <w:sz w:val="22"/>
-        </w:rPr>
-        <w:t>0.95</w:t>
-      </w:r>
-      <w:r>
-        <w:rPr>
-          <w:rFonts w:ascii="Times New Roman" w:hAnsi="Times New Roman" w:eastAsia="Times New Roman" w:cs="Times New Roman"/>
-          <w:color w:val="000000"/>
-          <w:sz w:val="24"/>
-        </w:rPr>
-        <w:t>, 48 wells, and five families x 32 seeds,</w:t>
+        <w:t>relative noise 0.25, assurance 0.95, 48 wells, and five families x 32 seeds,</w:t>
       </w:r>
     </w:p>
     <w:p>
@@ -5039,23 +4366,7 @@
           <w:color w:val="000000"/>
           <w:sz w:val="24"/>
         </w:rPr>
-        <w:t xml:space="preserve">SPADE selected </w:t>
-      </w:r>
-      <w:r>
-        <w:rPr>
-          <w:rFonts w:ascii="Courier New" w:hAnsi="Courier New" w:eastAsia="Courier New" w:cs="Courier New"/>
-          <w:color w:val="000000"/>
-          <w:sz w:val="22"/>
-        </w:rPr>
-        <w:t>c=1</w:t>
-      </w:r>
-      <w:r>
-        <w:rPr>
-          <w:rFonts w:ascii="Times New Roman" w:hAnsi="Times New Roman" w:eastAsia="Times New Roman" w:cs="Times New Roman"/>
-          <w:color w:val="000000"/>
-          <w:sz w:val="24"/>
-        </w:rPr>
-        <w:t xml:space="preserve"> within the same DC sample, answered 66/160, and contained truth</w:t>
+        <w:t>SPADE selected c=1 within the same DC sample, answered 66/160, and contained truth</w:t>
       </w:r>
     </w:p>
     <w:p>
@@ -5068,23 +4379,7 @@
           <w:color w:val="000000"/>
           <w:sz w:val="24"/>
         </w:rPr>
-        <w:t xml:space="preserve">in 66/66 answered regions (observed conditional containment </w:t>
-      </w:r>
-      <w:r>
-        <w:rPr>
-          <w:rFonts w:ascii="Courier New" w:hAnsi="Courier New" w:eastAsia="Courier New" w:cs="Courier New"/>
-          <w:color w:val="000000"/>
-          <w:sz w:val="22"/>
-        </w:rPr>
-        <w:t>1.0000</w:t>
-      </w:r>
-      <w:r>
-        <w:rPr>
-          <w:rFonts w:ascii="Times New Roman" w:hAnsi="Times New Roman" w:eastAsia="Times New Roman" w:cs="Times New Roman"/>
-          <w:color w:val="000000"/>
-          <w:sz w:val="24"/>
-        </w:rPr>
-        <w:t>, ordinary</w:t>
+        <w:t>in 66/66 answered regions (observed conditional containment 1.0000, ordinary</w:t>
       </w:r>
     </w:p>
     <w:p>
@@ -5097,23 +4392,7 @@
           <w:color w:val="000000"/>
           <w:sz w:val="24"/>
         </w:rPr>
-        <w:t xml:space="preserve">binomial lower bound </w:t>
-      </w:r>
-      <w:r>
-        <w:rPr>
-          <w:rFonts w:ascii="Courier New" w:hAnsi="Courier New" w:eastAsia="Courier New" w:cs="Courier New"/>
-          <w:color w:val="000000"/>
-          <w:sz w:val="22"/>
-        </w:rPr>
-        <w:t>0.9556</w:t>
-      </w:r>
-      <w:r>
-        <w:rPr>
-          <w:rFonts w:ascii="Times New Roman" w:hAnsi="Times New Roman" w:eastAsia="Times New Roman" w:cs="Times New Roman"/>
-          <w:color w:val="000000"/>
-          <w:sz w:val="24"/>
-        </w:rPr>
-        <w:t>). Neither DoE arm passed at any inflation, so baseline</w:t>
+        <w:t>binomial lower bound 0.9556). Neither DoE arm passed at any inflation, so baseline</w:t>
       </w:r>
     </w:p>
     <w:p>
@@ -5122,19 +4401,11 @@
       </w:pPr>
       <w:r>
         <w:rPr>
-          <w:rFonts w:ascii="Courier New" w:hAnsi="Courier New" w:eastAsia="Courier New" w:cs="Courier New"/>
-          <w:color w:val="000000"/>
-          <w:sz w:val="22"/>
-        </w:rPr>
-        <w:t>c=1</w:t>
-      </w:r>
-      <w:r>
-        <w:rPr>
-          <w:rFonts w:ascii="Times New Roman" w:hAnsi="Times New Roman" w:eastAsia="Times New Roman" w:cs="Times New Roman"/>
-          <w:color w:val="000000"/>
-          <w:sz w:val="24"/>
-        </w:rPr>
-        <w:t xml:space="preserve"> diagnostics are reported: screened DoE answered 122/160 and contained 85/122</w:t>
+          <w:rFonts w:ascii="Times New Roman" w:hAnsi="Times New Roman" w:eastAsia="Times New Roman" w:cs="Times New Roman"/>
+          <w:color w:val="000000"/>
+          <w:sz w:val="24"/>
+        </w:rPr>
+        <w:t>c=1 diagnostics are reported: screened DoE answered 122/160 and contained 85/122</w:t>
       </w:r>
     </w:p>
     <w:p>
@@ -5147,39 +4418,7 @@
           <w:color w:val="000000"/>
           <w:sz w:val="24"/>
         </w:rPr>
-        <w:t>(</w:t>
-      </w:r>
-      <w:r>
-        <w:rPr>
-          <w:rFonts w:ascii="Courier New" w:hAnsi="Courier New" w:eastAsia="Courier New" w:cs="Courier New"/>
-          <w:color w:val="000000"/>
-          <w:sz w:val="22"/>
-        </w:rPr>
-        <w:t>0.6967</w:t>
-      </w:r>
-      <w:r>
-        <w:rPr>
-          <w:rFonts w:ascii="Times New Roman" w:hAnsi="Times New Roman" w:eastAsia="Times New Roman" w:cs="Times New Roman"/>
-          <w:color w:val="000000"/>
-          <w:sz w:val="24"/>
-        </w:rPr>
-        <w:t>); unscreened DoE answered 134/160 and contained 77/134 (</w:t>
-      </w:r>
-      <w:r>
-        <w:rPr>
-          <w:rFonts w:ascii="Courier New" w:hAnsi="Courier New" w:eastAsia="Courier New" w:cs="Courier New"/>
-          <w:color w:val="000000"/>
-          <w:sz w:val="22"/>
-        </w:rPr>
-        <w:t>0.5746</w:t>
-      </w:r>
-      <w:r>
-        <w:rPr>
-          <w:rFonts w:ascii="Times New Roman" w:hAnsi="Times New Roman" w:eastAsia="Times New Roman" w:cs="Times New Roman"/>
-          <w:color w:val="000000"/>
-          <w:sz w:val="24"/>
-        </w:rPr>
-        <w:t>).</w:t>
+        <w:t>(0.6967); unscreened DoE answered 134/160 and contained 77/134 (0.5746).</w:t>
       </w:r>
     </w:p>
     <w:p>
@@ -5570,15 +4809,7 @@
                 <w:color w:val="000000"/>
                 <w:sz w:val="17"/>
               </w:rPr>
-              <w:t xml:space="preserve">Within-DC selected </w:t>
-            </w:r>
-            <w:r>
-              <w:rPr>
-                <w:rFonts w:ascii="Courier New" w:hAnsi="Courier New" w:eastAsia="Courier New" w:cs="Courier New"/>
-                <w:color w:val="000000"/>
-                <w:sz w:val="16"/>
-              </w:rPr>
-              <w:t>c=1</w:t>
+              <w:t>Within-DC selected c=1</w:t>
             </w:r>
           </w:p>
         </w:tc>
@@ -5758,39 +4989,7 @@
                 <w:color w:val="000000"/>
                 <w:sz w:val="17"/>
               </w:rPr>
-              <w:t xml:space="preserve">No passing </w:t>
-            </w:r>
-            <w:r>
-              <w:rPr>
-                <w:rFonts w:ascii="Courier New" w:hAnsi="Courier New" w:eastAsia="Courier New" w:cs="Courier New"/>
-                <w:color w:val="000000"/>
-                <w:sz w:val="16"/>
-              </w:rPr>
-              <w:t>c</w:t>
-            </w:r>
-            <w:r>
-              <w:rPr>
-                <w:rFonts w:ascii="Times New Roman" w:hAnsi="Times New Roman" w:eastAsia="Times New Roman" w:cs="Times New Roman"/>
-                <w:color w:val="000000"/>
-                <w:sz w:val="17"/>
-              </w:rPr>
-              <w:t xml:space="preserve">; baseline </w:t>
-            </w:r>
-            <w:r>
-              <w:rPr>
-                <w:rFonts w:ascii="Courier New" w:hAnsi="Courier New" w:eastAsia="Courier New" w:cs="Courier New"/>
-                <w:color w:val="000000"/>
-                <w:sz w:val="16"/>
-              </w:rPr>
-              <w:t>c=1</w:t>
-            </w:r>
-            <w:r>
-              <w:rPr>
-                <w:rFonts w:ascii="Times New Roman" w:hAnsi="Times New Roman" w:eastAsia="Times New Roman" w:cs="Times New Roman"/>
-                <w:color w:val="000000"/>
-                <w:sz w:val="17"/>
-              </w:rPr>
-              <w:t xml:space="preserve"> fallback</w:t>
+              <w:t>No passing c; baseline c=1 fallback</w:t>
             </w:r>
           </w:p>
         </w:tc>
@@ -5970,39 +5169,7 @@
                 <w:color w:val="000000"/>
                 <w:sz w:val="17"/>
               </w:rPr>
-              <w:t xml:space="preserve">No passing </w:t>
-            </w:r>
-            <w:r>
-              <w:rPr>
-                <w:rFonts w:ascii="Courier New" w:hAnsi="Courier New" w:eastAsia="Courier New" w:cs="Courier New"/>
-                <w:color w:val="000000"/>
-                <w:sz w:val="16"/>
-              </w:rPr>
-              <w:t>c</w:t>
-            </w:r>
-            <w:r>
-              <w:rPr>
-                <w:rFonts w:ascii="Times New Roman" w:hAnsi="Times New Roman" w:eastAsia="Times New Roman" w:cs="Times New Roman"/>
-                <w:color w:val="000000"/>
-                <w:sz w:val="17"/>
-              </w:rPr>
-              <w:t xml:space="preserve">; baseline </w:t>
-            </w:r>
-            <w:r>
-              <w:rPr>
-                <w:rFonts w:ascii="Courier New" w:hAnsi="Courier New" w:eastAsia="Courier New" w:cs="Courier New"/>
-                <w:color w:val="000000"/>
-                <w:sz w:val="16"/>
-              </w:rPr>
-              <w:t>c=1</w:t>
-            </w:r>
-            <w:r>
-              <w:rPr>
-                <w:rFonts w:ascii="Times New Roman" w:hAnsi="Times New Roman" w:eastAsia="Times New Roman" w:cs="Times New Roman"/>
-                <w:color w:val="000000"/>
-                <w:sz w:val="17"/>
-              </w:rPr>
-              <w:t xml:space="preserve"> fallback</w:t>
+              <w:t>No passing c; baseline c=1 fallback</w:t>
             </w:r>
           </w:p>
         </w:tc>
@@ -6156,55 +5323,7 @@
           <w:color w:val="000000"/>
           <w:sz w:val="24"/>
         </w:rPr>
-        <w:t xml:space="preserve">rate at </w:t>
-      </w:r>
-      <w:r>
-        <w:rPr>
-          <w:rFonts w:ascii="Courier New" w:hAnsi="Courier New" w:eastAsia="Courier New" w:cs="Courier New"/>
-          <w:color w:val="000000"/>
-          <w:sz w:val="22"/>
-        </w:rPr>
-        <w:t>c=1</w:t>
-      </w:r>
-      <w:r>
-        <w:rPr>
-          <w:rFonts w:ascii="Times New Roman" w:hAnsi="Times New Roman" w:eastAsia="Times New Roman" w:cs="Times New Roman"/>
-          <w:color w:val="000000"/>
-          <w:sz w:val="24"/>
-        </w:rPr>
-        <w:t xml:space="preserve">, </w:t>
-      </w:r>
-      <w:r>
-        <w:rPr>
-          <w:rFonts w:ascii="Courier New" w:hAnsi="Courier New" w:eastAsia="Courier New" w:cs="Courier New"/>
-          <w:color w:val="000000"/>
-          <w:sz w:val="22"/>
-        </w:rPr>
-        <w:t>alpha=0.95</w:t>
-      </w:r>
-      <w:r>
-        <w:rPr>
-          <w:rFonts w:ascii="Times New Roman" w:hAnsi="Times New Roman" w:eastAsia="Times New Roman" w:cs="Times New Roman"/>
-          <w:color w:val="000000"/>
-          <w:sz w:val="24"/>
-        </w:rPr>
-        <w:t xml:space="preserve">, 48 wells, R5, relative noise </w:t>
-      </w:r>
-      <w:r>
-        <w:rPr>
-          <w:rFonts w:ascii="Courier New" w:hAnsi="Courier New" w:eastAsia="Courier New" w:cs="Courier New"/>
-          <w:color w:val="000000"/>
-          <w:sz w:val="22"/>
-        </w:rPr>
-        <w:t>0.25</w:t>
-      </w:r>
-      <w:r>
-        <w:rPr>
-          <w:rFonts w:ascii="Times New Roman" w:hAnsi="Times New Roman" w:eastAsia="Times New Roman" w:cs="Times New Roman"/>
-          <w:color w:val="000000"/>
-          <w:sz w:val="24"/>
-        </w:rPr>
-        <w:t>, and 64 seeds per</w:t>
+        <w:t>rate at c=1, alpha=0.95, 48 wells, R5, relative noise 0.25, and 64 seeds per</w:t>
       </w:r>
     </w:p>
     <w:p>
@@ -6230,23 +5349,7 @@
           <w:color w:val="000000"/>
           <w:sz w:val="24"/>
         </w:rPr>
-        <w:t xml:space="preserve">(Spearman rho </w:t>
-      </w:r>
-      <w:r>
-        <w:rPr>
-          <w:rFonts w:ascii="Courier New" w:hAnsi="Courier New" w:eastAsia="Courier New" w:cs="Courier New"/>
-          <w:color w:val="000000"/>
-          <w:sz w:val="22"/>
-        </w:rPr>
-        <w:t>0.9880098603391883</w:t>
-      </w:r>
-      <w:r>
-        <w:rPr>
-          <w:rFonts w:ascii="Times New Roman" w:hAnsi="Times New Roman" w:eastAsia="Times New Roman" w:cs="Times New Roman"/>
-          <w:color w:val="000000"/>
-          <w:sz w:val="24"/>
-        </w:rPr>
-        <w:t>; 25 nested family-prevalence cells). The diagnostic</w:t>
+        <w:t>(Spearman rho = 0.988; 25 nested family-prevalence cells). The diagnostic</w:t>
       </w:r>
     </w:p>
     <w:p>
@@ -6285,23 +5388,7 @@
           <w:color w:val="000000"/>
           <w:sz w:val="24"/>
         </w:rPr>
-        <w:t xml:space="preserve">For the biology-shaped but synthetic Hill family at prevalence </w:t>
-      </w:r>
-      <w:r>
-        <w:rPr>
-          <w:rFonts w:ascii="Courier New" w:hAnsi="Courier New" w:eastAsia="Courier New" w:cs="Courier New"/>
-          <w:color w:val="000000"/>
-          <w:sz w:val="22"/>
-        </w:rPr>
-        <w:t>0.70</w:t>
-      </w:r>
-      <w:r>
-        <w:rPr>
-          <w:rFonts w:ascii="Times New Roman" w:hAnsi="Times New Roman" w:eastAsia="Times New Roman" w:cs="Times New Roman"/>
-          <w:color w:val="000000"/>
-          <w:sz w:val="24"/>
-        </w:rPr>
-        <w:t>, under those</w:t>
+        <w:t>For the biology-shaped but synthetic Hill family at prevalence 0.70, under those</w:t>
       </w:r>
     </w:p>
     <w:p>
@@ -6327,23 +5414,7 @@
           <w:color w:val="000000"/>
           <w:sz w:val="24"/>
         </w:rPr>
-        <w:t xml:space="preserve">lower bound </w:t>
-      </w:r>
-      <w:r>
-        <w:rPr>
-          <w:rFonts w:ascii="Courier New" w:hAnsi="Courier New" w:eastAsia="Courier New" w:cs="Courier New"/>
-          <w:color w:val="000000"/>
-          <w:sz w:val="22"/>
-        </w:rPr>
-        <w:t>0.9278</w:t>
-      </w:r>
-      <w:r>
-        <w:rPr>
-          <w:rFonts w:ascii="Times New Roman" w:hAnsi="Times New Roman" w:eastAsia="Times New Roman" w:cs="Times New Roman"/>
-          <w:color w:val="000000"/>
-          <w:sz w:val="24"/>
-        </w:rPr>
-        <w:t>). qLogNEI answered 27/64 and contained 27/27; its limitation was</w:t>
+        <w:t>lower bound 0.9278). qLogNEI answered 27/64 and contained 27/27; its limitation was</w:t>
       </w:r>
     </w:p>
     <w:p>
@@ -6409,23 +5480,7 @@
           <w:color w:val="000000"/>
           <w:sz w:val="24"/>
         </w:rPr>
-        <w:t xml:space="preserve">mean-marginalised posterior width increased by </w:t>
-      </w:r>
-      <w:r>
-        <w:rPr>
-          <w:rFonts w:ascii="Courier New" w:hAnsi="Courier New" w:eastAsia="Courier New" w:cs="Courier New"/>
-          <w:color w:val="000000"/>
-          <w:sz w:val="22"/>
-        </w:rPr>
-        <w:t>1.004x–1.011x</w:t>
-      </w:r>
-      <w:r>
-        <w:rPr>
-          <w:rFonts w:ascii="Times New Roman" w:hAnsi="Times New Roman" w:eastAsia="Times New Roman" w:cs="Times New Roman"/>
-          <w:color w:val="000000"/>
-          <w:sz w:val="24"/>
-        </w:rPr>
-        <w:t>. The same correction</w:t>
+        <w:t>mean-marginalised posterior width increased by 1.004x–1.011x. The same correction</w:t>
       </w:r>
     </w:p>
     <w:p>
@@ -6438,23 +5493,7 @@
           <w:color w:val="000000"/>
           <w:sz w:val="24"/>
         </w:rPr>
-        <w:t xml:space="preserve">increased mean posterior marginal SD approximately </w:t>
-      </w:r>
-      <w:r>
-        <w:rPr>
-          <w:rFonts w:ascii="Courier New" w:hAnsi="Courier New" w:eastAsia="Courier New" w:cs="Courier New"/>
-          <w:color w:val="000000"/>
-          <w:sz w:val="22"/>
-        </w:rPr>
-        <w:t>484x</w:t>
-      </w:r>
-      <w:r>
-        <w:rPr>
-          <w:rFonts w:ascii="Times New Roman" w:hAnsi="Times New Roman" w:eastAsia="Times New Roman" w:cs="Times New Roman"/>
-          <w:color w:val="000000"/>
-          <w:sz w:val="24"/>
-        </w:rPr>
-        <w:t xml:space="preserve"> for the in-house candidate</w:t>
+        <w:t>increased mean posterior marginal SD approximately 484x for the in-house candidate</w:t>
       </w:r>
     </w:p>
     <w:p>
@@ -6467,23 +5506,7 @@
           <w:color w:val="000000"/>
           <w:sz w:val="24"/>
         </w:rPr>
-        <w:t xml:space="preserve">dataset and </w:t>
-      </w:r>
-      <w:r>
-        <w:rPr>
-          <w:rFonts w:ascii="Courier New" w:hAnsi="Courier New" w:eastAsia="Courier New" w:cs="Courier New"/>
-          <w:color w:val="000000"/>
-          <w:sz w:val="22"/>
-        </w:rPr>
-        <w:t>297x</w:t>
-      </w:r>
-      <w:r>
-        <w:rPr>
-          <w:rFonts w:ascii="Times New Roman" w:hAnsi="Times New Roman" w:eastAsia="Times New Roman" w:cs="Times New Roman"/>
-          <w:color w:val="000000"/>
-          <w:sz w:val="24"/>
-        </w:rPr>
-        <w:t xml:space="preserve"> for published Hall–Ogle data. Observation-prediction LOO inflation</w:t>
+        <w:t>dataset and 297x for published Hall–Ogle data. Observation-prediction LOO inflation</w:t>
       </w:r>
     </w:p>
     <w:p>
@@ -6496,39 +5519,7 @@
           <w:color w:val="000000"/>
           <w:sz w:val="24"/>
         </w:rPr>
-        <w:t>was assay-specific (</w:t>
-      </w:r>
-      <w:r>
-        <w:rPr>
-          <w:rFonts w:ascii="Courier New" w:hAnsi="Courier New" w:eastAsia="Courier New" w:cs="Courier New"/>
-          <w:color w:val="000000"/>
-          <w:sz w:val="22"/>
-        </w:rPr>
-        <w:t>c=0.712</w:t>
-      </w:r>
-      <w:r>
-        <w:rPr>
-          <w:rFonts w:ascii="Times New Roman" w:hAnsi="Times New Roman" w:eastAsia="Times New Roman" w:cs="Times New Roman"/>
-          <w:color w:val="000000"/>
-          <w:sz w:val="24"/>
-        </w:rPr>
-        <w:t xml:space="preserve"> in-house and </w:t>
-      </w:r>
-      <w:r>
-        <w:rPr>
-          <w:rFonts w:ascii="Courier New" w:hAnsi="Courier New" w:eastAsia="Courier New" w:cs="Courier New"/>
-          <w:color w:val="000000"/>
-          <w:sz w:val="22"/>
-        </w:rPr>
-        <w:t>c=0.526</w:t>
-      </w:r>
-      <w:r>
-        <w:rPr>
-          <w:rFonts w:ascii="Times New Roman" w:hAnsi="Times New Roman" w:eastAsia="Times New Roman" w:cs="Times New Roman"/>
-          <w:color w:val="000000"/>
-          <w:sz w:val="24"/>
-        </w:rPr>
-        <w:t xml:space="preserve"> published). These S2/S3 values are</w:t>
+        <w:t>was assay-specific (c=0.712 in-house and c=0.526 published). These S2/S3 values are</w:t>
       </w:r>
     </w:p>
     <w:p>
@@ -6571,9 +5562,10 @@
       </w:r>
       <w:r>
         <w:rPr>
-          <w:rFonts w:ascii="Courier New" w:hAnsi="Courier New" w:eastAsia="Courier New" w:cs="Courier New"/>
-          <w:color w:val="000000"/>
-          <w:sz w:val="22"/>
+          <w:rFonts w:ascii="Times New Roman" w:hAnsi="Times New Roman" w:eastAsia="Times New Roman" w:cs="Times New Roman"/>
+          <w:i/>
+          <w:color w:val="000000"/>
+          <w:sz w:val="24"/>
         </w:rPr>
         <w:t>awaiting_human_signoff</w:t>
       </w:r>
@@ -6623,23 +5615,7 @@
           <w:color w:val="000000"/>
           <w:sz w:val="24"/>
         </w:rPr>
-        <w:t xml:space="preserve">certified-volume change was </w:t>
-      </w:r>
-      <w:r>
-        <w:rPr>
-          <w:rFonts w:ascii="Courier New" w:hAnsi="Courier New" w:eastAsia="Courier New" w:cs="Courier New"/>
-          <w:color w:val="000000"/>
-          <w:sz w:val="22"/>
-        </w:rPr>
-        <w:t>+0.000425</w:t>
-      </w:r>
-      <w:r>
-        <w:rPr>
-          <w:rFonts w:ascii="Times New Roman" w:hAnsi="Times New Roman" w:eastAsia="Times New Roman" w:cs="Times New Roman"/>
-          <w:color w:val="000000"/>
-          <w:sz w:val="24"/>
-        </w:rPr>
-        <w:t xml:space="preserve"> (95% CI</w:t>
+        <w:t>certified-volume change was +0.000425 (95% CI</w:t>
       </w:r>
     </w:p>
     <w:p>
@@ -6648,27 +5624,11 @@
       </w:pPr>
       <w:r>
         <w:rPr>
-          <w:rFonts w:ascii="Courier New" w:hAnsi="Courier New" w:eastAsia="Courier New" w:cs="Courier New"/>
-          <w:color w:val="000000"/>
-          <w:sz w:val="22"/>
-        </w:rPr>
-        <w:t>[-0.000022,+0.000875]</w:t>
-      </w:r>
-      <w:r>
-        <w:rPr>
-          <w:rFonts w:ascii="Times New Roman" w:hAnsi="Times New Roman" w:eastAsia="Times New Roman" w:cs="Times New Roman"/>
-          <w:color w:val="000000"/>
-          <w:sz w:val="24"/>
-        </w:rPr>
-        <w:t xml:space="preserve">) and its regret was worse by </w:t>
-      </w:r>
-      <w:r>
-        <w:rPr>
-          <w:rFonts w:ascii="Courier New" w:hAnsi="Courier New" w:eastAsia="Courier New" w:cs="Courier New"/>
-          <w:color w:val="000000"/>
-          <w:sz w:val="22"/>
-        </w:rPr>
-        <w:t>+0.0301</w:t>
+          <w:rFonts w:ascii="Times New Roman" w:hAnsi="Times New Roman" w:eastAsia="Times New Roman" w:cs="Times New Roman"/>
+          <w:color w:val="000000"/>
+          <w:sz w:val="24"/>
+        </w:rPr>
+        <w:t>[-0.000022, +0.000875]) and its regret was worse by +0.0301</w:t>
       </w:r>
     </w:p>
     <w:p>
@@ -6681,39 +5641,7 @@
           <w:color w:val="000000"/>
           <w:sz w:val="24"/>
         </w:rPr>
-        <w:t xml:space="preserve">(95% CI </w:t>
-      </w:r>
-      <w:r>
-        <w:rPr>
-          <w:rFonts w:ascii="Courier New" w:hAnsi="Courier New" w:eastAsia="Courier New" w:cs="Courier New"/>
-          <w:color w:val="000000"/>
-          <w:sz w:val="22"/>
-        </w:rPr>
-        <w:t>[+0.0169,+0.0450]</w:t>
-      </w:r>
-      <w:r>
-        <w:rPr>
-          <w:rFonts w:ascii="Times New Roman" w:hAnsi="Times New Roman" w:eastAsia="Times New Roman" w:cs="Times New Roman"/>
-          <w:color w:val="000000"/>
-          <w:sz w:val="24"/>
-        </w:rPr>
-        <w:t xml:space="preserve">, </w:t>
-      </w:r>
-      <w:r>
-        <w:rPr>
-          <w:rFonts w:ascii="Courier New" w:hAnsi="Courier New" w:eastAsia="Courier New" w:cs="Courier New"/>
-          <w:color w:val="000000"/>
-          <w:sz w:val="22"/>
-        </w:rPr>
-        <w:t>p&lt;0.0001</w:t>
-      </w:r>
-      <w:r>
-        <w:rPr>
-          <w:rFonts w:ascii="Times New Roman" w:hAnsi="Times New Roman" w:eastAsia="Times New Roman" w:cs="Times New Roman"/>
-          <w:color w:val="000000"/>
-          <w:sz w:val="24"/>
-        </w:rPr>
-        <w:t>). Family effects cancelled. This failure is</w:t>
+        <w:t>(95% CI [+0.0169, +0.0450], p &lt; 0.0001). Family effects cancelled. This failure is</w:t>
       </w:r>
     </w:p>
     <w:p>
@@ -6821,9 +5749,10 @@
       </w:r>
       <w:r>
         <w:rPr>
-          <w:rFonts w:ascii="Courier New" w:hAnsi="Courier New" w:eastAsia="Courier New" w:cs="Courier New"/>
-          <w:color w:val="000000"/>
-          <w:sz w:val="22"/>
+          <w:rFonts w:ascii="Times New Roman" w:hAnsi="Times New Roman" w:eastAsia="Times New Roman" w:cs="Times New Roman"/>
+          <w:i/>
+          <w:color w:val="000000"/>
+          <w:sz w:val="24"/>
         </w:rPr>
         <w:t>NO_SELECTION</w:t>
       </w:r>
@@ -6850,9 +5779,10 @@
       </w:r>
       <w:r>
         <w:rPr>
-          <w:rFonts w:ascii="Courier New" w:hAnsi="Courier New" w:eastAsia="Courier New" w:cs="Courier New"/>
-          <w:color w:val="000000"/>
-          <w:sz w:val="22"/>
+          <w:rFonts w:ascii="Times New Roman" w:hAnsi="Times New Roman" w:eastAsia="Times New Roman" w:cs="Times New Roman"/>
+          <w:i/>
+          <w:color w:val="000000"/>
+          <w:sz w:val="24"/>
         </w:rPr>
         <w:t>FROZEN_UNOPENED</w:t>
       </w:r>
@@ -7668,23 +6598,7 @@
           <w:color w:val="000000"/>
           <w:sz w:val="24"/>
         </w:rPr>
-        <w:t xml:space="preserve">and headline noise was </w:t>
-      </w:r>
-      <w:r>
-        <w:rPr>
-          <w:rFonts w:ascii="Courier New" w:hAnsi="Courier New" w:eastAsia="Courier New" w:cs="Courier New"/>
-          <w:color w:val="000000"/>
-          <w:sz w:val="22"/>
-        </w:rPr>
-        <w:t>0.25</w:t>
-      </w:r>
-      <w:r>
-        <w:rPr>
-          <w:rFonts w:ascii="Times New Roman" w:hAnsi="Times New Roman" w:eastAsia="Times New Roman" w:cs="Times New Roman"/>
-          <w:color w:val="000000"/>
-          <w:sz w:val="24"/>
-        </w:rPr>
-        <w:t>. Families, seeds, target prevalences, kernels, acquisition</w:t>
+        <w:t>and headline noise was 0.25. Families, seeds, target prevalences, kernels, acquisition</w:t>
       </w:r>
     </w:p>
     <w:p>
@@ -7844,9 +6758,10 @@
       </w:r>
       <w:r>
         <w:rPr>
-          <w:rFonts w:ascii="Courier New" w:hAnsi="Courier New" w:eastAsia="Courier New" w:cs="Courier New"/>
-          <w:color w:val="000000"/>
-          <w:sz w:val="22"/>
+          <w:rFonts w:ascii="Times New Roman" w:hAnsi="Times New Roman" w:eastAsia="Times New Roman" w:cs="Times New Roman"/>
+          <w:i/>
+          <w:color w:val="000000"/>
+          <w:sz w:val="24"/>
         </w:rPr>
         <w:t>NO_SELECTION</w:t>
       </w:r>
@@ -9376,9 +8291,10 @@
       </w:pPr>
       <w:r>
         <w:rPr>
-          <w:rFonts w:ascii="Courier New" w:hAnsi="Courier New" w:eastAsia="Courier New" w:cs="Courier New"/>
-          <w:color w:val="000000"/>
-          <w:sz w:val="22"/>
+          <w:rFonts w:ascii="Times New Roman" w:hAnsi="Times New Roman" w:eastAsia="Times New Roman" w:cs="Times New Roman"/>
+          <w:i/>
+          <w:color w:val="000000"/>
+          <w:sz w:val="24"/>
         </w:rPr>
         <w:t>LICENSE</w:t>
       </w:r>

--- a/manuscript/SPADE-PLOS-ONE.docx
+++ b/manuscript/SPADE-PLOS-ONE.docx
@@ -76,31 +76,13 @@
         </w:rPr>
         <w:t>Affiliations:</w:t>
       </w:r>
-    </w:p>
-    <w:p>
-      <w:pPr>
-        <w:widowControl/>
-      </w:pPr>
       <w:r>
         <w:rPr>
           <w:rFonts w:ascii="Times New Roman" w:hAnsi="Times New Roman" w:eastAsia="Times New Roman" w:cs="Times New Roman"/>
           <w:color w:val="000000"/>
           <w:sz w:val="24"/>
         </w:rPr>
-        <w:t>¹ Department of Chemical Engineering, Columbia University, New York, New York, United States of America</w:t>
-      </w:r>
-    </w:p>
-    <w:p>
-      <w:pPr>
-        <w:widowControl/>
-      </w:pPr>
-      <w:r>
-        <w:rPr>
-          <w:rFonts w:ascii="Times New Roman" w:hAnsi="Times New Roman" w:eastAsia="Times New Roman" w:cs="Times New Roman"/>
-          <w:color w:val="000000"/>
-          <w:sz w:val="24"/>
-        </w:rPr>
-        <w:t>² Department of Industrial Engineering and Operations Research, Columbia University, New York, New York, United States of America</w:t>
+        <w:t xml:space="preserve"> ¹ Department of Chemical Engineering, Columbia University, New York, New York, United States of America ² Department of Industrial Engineering and Operations Research, Columbia University, New York, New York, United States of America</w:t>
       </w:r>
     </w:p>
     <w:p>
@@ -176,254 +158,7 @@
           <w:color w:val="000000"/>
           <w:sz w:val="24"/>
         </w:rPr>
-        <w:t>An experimental campaign may need one optimized recipe or a conservative operating</w:t>
-      </w:r>
-    </w:p>
-    <w:p>
-      <w:pPr>
-        <w:widowControl/>
-      </w:pPr>
-      <w:r>
-        <w:rPr>
-          <w:rFonts w:ascii="Times New Roman" w:hAnsi="Times New Roman" w:eastAsia="Times New Roman" w:cs="Times New Roman"/>
-          <w:color w:val="000000"/>
-          <w:sz w:val="24"/>
-        </w:rPr>
-        <w:t>region; these are different decisions. We evaluated SPADE, an assay-oriented integration</w:t>
-      </w:r>
-    </w:p>
-    <w:p>
-      <w:pPr>
-        <w:widowControl/>
-      </w:pPr>
-      <w:r>
-        <w:rPr>
-          <w:rFonts w:ascii="Times New Roman" w:hAnsi="Times New Roman" w:eastAsia="Times New Roman" w:cs="Times New Roman"/>
-          <w:color w:val="000000"/>
-          <w:sz w:val="24"/>
-        </w:rPr>
-        <w:t>of established Gaussian-process level-set and conservative-set methods, against noisy</w:t>
-      </w:r>
-    </w:p>
-    <w:p>
-      <w:pPr>
-        <w:widowControl/>
-      </w:pPr>
-      <w:r>
-        <w:rPr>
-          <w:rFonts w:ascii="Times New Roman" w:hAnsi="Times New Roman" w:eastAsia="Times New Roman" w:cs="Times New Roman"/>
-          <w:color w:val="000000"/>
-          <w:sz w:val="24"/>
-        </w:rPr>
-        <w:t>Bayesian optimization (qLogNEI) and a response-surface design of experiments (DoE) on</w:t>
-      </w:r>
-    </w:p>
-    <w:p>
-      <w:pPr>
-        <w:widowControl/>
-      </w:pPr>
-      <w:r>
-        <w:rPr>
-          <w:rFonts w:ascii="Times New Roman" w:hAnsi="Times New Roman" w:eastAsia="Times New Roman" w:cs="Times New Roman"/>
-          <w:color w:val="000000"/>
-          <w:sz w:val="24"/>
-        </w:rPr>
-        <w:t>synthetic families under 48-well budgets. Primary matched-round evidence came first: at</w:t>
-      </w:r>
-    </w:p>
-    <w:p>
-      <w:pPr>
-        <w:widowControl/>
-      </w:pPr>
-      <w:r>
-        <w:rPr>
-          <w:rFonts w:ascii="Times New Roman" w:hAnsi="Times New Roman" w:eastAsia="Times New Roman" w:cs="Times New Roman"/>
-          <w:color w:val="000000"/>
-          <w:sz w:val="24"/>
-        </w:rPr>
-        <w:t>five rounds, SPADE returned greater certified volume than qLogNEI</w:t>
-      </w:r>
-    </w:p>
-    <w:p>
-      <w:pPr>
-        <w:widowControl/>
-      </w:pPr>
-      <w:r>
-        <w:rPr>
-          <w:rFonts w:ascii="Times New Roman" w:hAnsi="Times New Roman" w:eastAsia="Times New Roman" w:cs="Times New Roman"/>
-          <w:color w:val="000000"/>
-          <w:sz w:val="24"/>
-        </w:rPr>
-        <w:t>(+0.000855, 95% CI [+0.000691, +0.001028], p &lt; 0.0001, n = 320 dependent</w:t>
-      </w:r>
-    </w:p>
-    <w:p>
-      <w:pPr>
-        <w:widowControl/>
-      </w:pPr>
-      <w:r>
-        <w:rPr>
-          <w:rFonts w:ascii="Times New Roman" w:hAnsi="Times New Roman" w:eastAsia="Times New Roman" w:cs="Times New Roman"/>
-          <w:color w:val="000000"/>
-          <w:sz w:val="24"/>
-        </w:rPr>
-        <w:t>family-seed-prevalence cells under leave-one-family-out calibration). Thus SPADE</w:t>
-      </w:r>
-    </w:p>
-    <w:p>
-      <w:pPr>
-        <w:widowControl/>
-      </w:pPr>
-      <w:r>
-        <w:rPr>
-          <w:rFonts w:ascii="Times New Roman" w:hAnsi="Times New Roman" w:eastAsia="Times New Roman" w:cs="Times New Roman"/>
-          <w:color w:val="000000"/>
-          <w:sz w:val="24"/>
-        </w:rPr>
-        <w:t>was better for the tested operating-region decision, not universally better. In the</w:t>
-      </w:r>
-    </w:p>
-    <w:p>
-      <w:pPr>
-        <w:widowControl/>
-      </w:pPr>
-      <w:r>
-        <w:rPr>
-          <w:rFonts w:ascii="Times New Roman" w:hAnsi="Times New Roman" w:eastAsia="Times New Roman" w:cs="Times New Roman"/>
-          <w:color w:val="000000"/>
-          <w:sz w:val="24"/>
-        </w:rPr>
-        <w:t>one-process point comparison, five-round SPADE showed no detectable regret difference</w:t>
-      </w:r>
-    </w:p>
-    <w:p>
-      <w:pPr>
-        <w:widowControl/>
-      </w:pPr>
-      <w:r>
-        <w:rPr>
-          <w:rFonts w:ascii="Times New Roman" w:hAnsi="Times New Roman" w:eastAsia="Times New Roman" w:cs="Times New Roman"/>
-          <w:color w:val="000000"/>
-          <w:sz w:val="24"/>
-        </w:rPr>
-        <w:t>from ten-round qLogNEI (-0.0005, 95% CI [-0.0221, +0.0207], p = 0.96, n = 160),</w:t>
-      </w:r>
-    </w:p>
-    <w:p>
-      <w:pPr>
-        <w:widowControl/>
-      </w:pPr>
-      <w:r>
-        <w:rPr>
-          <w:rFonts w:ascii="Times New Roman" w:hAnsi="Times New Roman" w:eastAsia="Times New Roman" w:cs="Times New Roman"/>
-          <w:color w:val="000000"/>
-          <w:sz w:val="24"/>
-        </w:rPr>
-        <w:t>but the interval did not establish equivalence. The adverse DoE result was</w:t>
-      </w:r>
-    </w:p>
-    <w:p>
-      <w:pPr>
-        <w:widowControl/>
-      </w:pPr>
-      <w:r>
-        <w:rPr>
-          <w:rFonts w:ascii="Times New Roman" w:hAnsi="Times New Roman" w:eastAsia="Times New Roman" w:cs="Times New Roman"/>
-          <w:color w:val="000000"/>
-          <w:sz w:val="24"/>
-        </w:rPr>
-        <w:t>substantial: screened three-round DoE found the better point recipe</w:t>
-      </w:r>
-    </w:p>
-    <w:p>
-      <w:pPr>
-        <w:widowControl/>
-      </w:pPr>
-      <w:r>
-        <w:rPr>
-          <w:rFonts w:ascii="Times New Roman" w:hAnsi="Times New Roman" w:eastAsia="Times New Roman" w:cs="Times New Roman"/>
-          <w:color w:val="000000"/>
-          <w:sz w:val="24"/>
-        </w:rPr>
-        <w:t>(+0.1026 SPADE-minus-DoE regret, 95% CI [+0.0486, +0.1578], p = 0.0003),</w:t>
-      </w:r>
-    </w:p>
-    <w:p>
-      <w:pPr>
-        <w:widowControl/>
-      </w:pPr>
-      <w:r>
-        <w:rPr>
-          <w:rFonts w:ascii="Times New Roman" w:hAnsi="Times New Roman" w:eastAsia="Times New Roman" w:cs="Times New Roman"/>
-          <w:color w:val="000000"/>
-          <w:sz w:val="24"/>
-        </w:rPr>
-        <w:t>while five-round SPADE answered 66/160 regional decisions and</w:t>
-      </w:r>
-    </w:p>
-    <w:p>
-      <w:pPr>
-        <w:widowControl/>
-      </w:pPr>
-      <w:r>
-        <w:rPr>
-          <w:rFonts w:ascii="Times New Roman" w:hAnsi="Times New Roman" w:eastAsia="Times New Roman" w:cs="Times New Roman"/>
-          <w:color w:val="000000"/>
-          <w:sz w:val="24"/>
-        </w:rPr>
-        <w:t>contained truth in 66/66, compared with 85/122 and 77/134 contained answers for</w:t>
-      </w:r>
-    </w:p>
-    <w:p>
-      <w:pPr>
-        <w:widowControl/>
-      </w:pPr>
-      <w:r>
-        <w:rPr>
-          <w:rFonts w:ascii="Times New Roman" w:hAnsi="Times New Roman" w:eastAsia="Times New Roman" w:cs="Times New Roman"/>
-          <w:color w:val="000000"/>
-          <w:sz w:val="24"/>
-        </w:rPr>
-        <w:t>screened and unscreened DoE. Flat-cell intervals are conditional and dependence may make</w:t>
-      </w:r>
-    </w:p>
-    <w:p>
-      <w:pPr>
-        <w:widowControl/>
-      </w:pPr>
-      <w:r>
-        <w:rPr>
-          <w:rFonts w:ascii="Times New Roman" w:hAnsi="Times New Roman" w:eastAsia="Times New Roman" w:cs="Times New Roman"/>
-          <w:color w:val="000000"/>
-          <w:sz w:val="24"/>
-        </w:rPr>
-        <w:t>them too narrow. Results are limited to the tested synthetic benchmark, moderate noise,</w:t>
-      </w:r>
-    </w:p>
-    <w:p>
-      <w:pPr>
-        <w:widowControl/>
-      </w:pPr>
-      <w:r>
-        <w:rPr>
-          <w:rFonts w:ascii="Times New Roman" w:hAnsi="Times New Roman" w:eastAsia="Times New Roman" w:cs="Times New Roman"/>
-          <w:color w:val="000000"/>
-          <w:sz w:val="24"/>
-        </w:rPr>
-        <w:t>finite grids, and calibration rules; they do not establish regulatory qualification or</w:t>
-      </w:r>
-    </w:p>
-    <w:p>
-      <w:pPr>
-        <w:widowControl/>
-      </w:pPr>
-      <w:r>
-        <w:rPr>
-          <w:rFonts w:ascii="Times New Roman" w:hAnsi="Times New Roman" w:eastAsia="Times New Roman" w:cs="Times New Roman"/>
-          <w:color w:val="000000"/>
-          <w:sz w:val="24"/>
-        </w:rPr>
-        <w:t>prospective wet-lab performance.</w:t>
+        <w:t>An experimental campaign may need one optimized recipe or a conservative operating region; these are different decisions. We evaluated SPADE, an assay-oriented integration of established Gaussian-process level-set and conservative-set methods, against noisy Bayesian optimization (qLogNEI) and a response-surface design of experiments (DoE) on synthetic families under 48-well budgets. Primary matched-round evidence came first: at five rounds, SPADE returned greater certified volume than qLogNEI (+0.000855, 95% CI [+0.000691, +0.001028], p &lt; 0.0001, n = 320 dependent family-seed-prevalence cells under leave-one-family-out calibration). Thus SPADE was better for the tested operating-region decision, not universally better. In the one-process point comparison, five-round SPADE showed no detectable regret difference from ten-round qLogNEI (-0.0005, 95% CI [-0.0221, +0.0207], p = 0.96, n = 160), but the interval did not establish equivalence. The adverse DoE result was substantial: screened three-round DoE found the better point recipe (+0.1026 SPADE-minus-DoE regret, 95% CI [+0.0486, +0.1578], p = 0.0003), while five-round SPADE answered 66/160 regional decisions and contained truth in 66/66, compared with 85/122 and 77/134 contained answers for screened and unscreened DoE. Flat-cell intervals are conditional and dependence may make them too narrow. Results are limited to the tested synthetic benchmark, moderate noise, finite grids, and calibration rules; they do not establish regulatory qualification or prospective wet-lab performance.</w:t>
       </w:r>
     </w:p>
     <w:p>
@@ -450,7 +185,7 @@
           <w:color w:val="000000"/>
           <w:sz w:val="24"/>
         </w:rPr>
-        <w:t>Cell-culture media, extracellular-matrix composition, and bioprocess parameters are</w:t>
+        <w:t>Cell-culture media, extracellular-matrix composition, and bioprocess parameters are chosen jointly, so even a modest factor grid can exceed a practical assay budget. Classical response-surface methodology provides screening, sequential movement, and low-order local modelling [1–3]. Bayesian optimization (BO) instead fits a probabilistic surrogate and allocates observations to improve an objective [4–6]. Both approaches are used in biological and bioprocess development [7–12].</w:t>
       </w:r>
     </w:p>
     <w:p>
@@ -463,7 +198,7 @@
           <w:color w:val="000000"/>
           <w:sz w:val="24"/>
         </w:rPr>
-        <w:t>chosen jointly, so even a modest factor grid can exceed a practical assay budget.</w:t>
+        <w:t>The decision made after sampling matters as much as the sampling rule. One laboratory may need a single carry-forward recipe, appropriately scored by point regret. Another may need an operating region: a set of compositions expected to exceed a specification, with an explicit option to abstain when the evidence is insufficient. A method can find a strong point while learning little about the surrounding region, or map a region without finding the global optimum. Point regret, map error, answer rate, empirical truth containment, and certified volume are therefore distinct estimands.</w:t>
       </w:r>
     </w:p>
     <w:p>
@@ -476,7 +211,7 @@
           <w:color w:val="000000"/>
           <w:sz w:val="24"/>
         </w:rPr>
-        <w:t>Classical response-surface methodology provides screening, sequential movement, and</w:t>
+        <w:t>Region estimation is not new. Gaussian-process (GP) level-set classification and boundary-focused batch sampling are established [13], as are conservative excursion-set estimators based on posterior inclusion [14] and methods such as TruVaR that connect optimization with level-set learning [15]. qLogNEI is a modern noisy expected-improvement method [16]. Proper scoring separates probabilistic forecasts from downstream decisions [17], while BoTorch supplies established computational components [18]. Recent synthetic batch-BO work further shows that noise and geometry can alter rankings [19], and good simulation-study practice requires explicit estimands and data-generating scope [20].</w:t>
       </w:r>
     </w:p>
     <w:p>
@@ -489,7 +224,7 @@
           <w:color w:val="000000"/>
           <w:sz w:val="24"/>
         </w:rPr>
-        <w:t>low-order local modelling [1–3]. Bayesian optimization (BO) instead fits a probabilistic</w:t>
+        <w:t>SPADE is an assay-oriented architecture built from these established ingredients, not a new excursion-set theory. It combines a space-filling opening, adaptive high-response sampling, a common posterior conservative-set estimator that can also score comparator observations, and abstention. Its acquisition should not be described as successfully threshold-targeted: a registered target-aligned variant failed its adoption gate. The scientific question is instead whether this architecture improves the tested regional decision while honestly retaining point-optimization trade-offs.</w:t>
       </w:r>
     </w:p>
     <w:p>
@@ -502,390 +237,8 @@
           <w:color w:val="000000"/>
           <w:sz w:val="24"/>
         </w:rPr>
-        <w:t>surrogate and allocates observations to improve an objective [4–6]. Both approaches are</w:t>
+        <w:t xml:space="preserve">We report six linked findings. C3 asks whether matched five-round SPADE returns greater certified volume than qLogNEI. C1 asks whether five-round SPADE differs detectably from ten-round qLogNEI on point regret. C2 compares regional containment and point regret with one screened and one unscreened response-surface DoE pipeline. C5 and C6 examine family/prevalence scope. S2 and S3 diagnose real-data posterior collapse and assay-specific calibration. Finally, S1, a real-noise ceiling, and a later </w:t>
       </w:r>
-    </w:p>
-    <w:p>
-      <w:pPr>
-        <w:widowControl/>
-      </w:pPr>
-      <w:r>
-        <w:rPr>
-          <w:rFonts w:ascii="Times New Roman" w:hAnsi="Times New Roman" w:eastAsia="Times New Roman" w:cs="Times New Roman"/>
-          <w:color w:val="000000"/>
-          <w:sz w:val="24"/>
-        </w:rPr>
-        <w:t>used in biological and bioprocess development [7–12].</w:t>
-      </w:r>
-    </w:p>
-    <w:p>
-      <w:pPr>
-        <w:widowControl/>
-      </w:pPr>
-      <w:r>
-        <w:rPr>
-          <w:rFonts w:ascii="Times New Roman" w:hAnsi="Times New Roman" w:eastAsia="Times New Roman" w:cs="Times New Roman"/>
-          <w:color w:val="000000"/>
-          <w:sz w:val="24"/>
-        </w:rPr>
-        <w:t>The decision made after sampling matters as much as the sampling rule. One laboratory</w:t>
-      </w:r>
-    </w:p>
-    <w:p>
-      <w:pPr>
-        <w:widowControl/>
-      </w:pPr>
-      <w:r>
-        <w:rPr>
-          <w:rFonts w:ascii="Times New Roman" w:hAnsi="Times New Roman" w:eastAsia="Times New Roman" w:cs="Times New Roman"/>
-          <w:color w:val="000000"/>
-          <w:sz w:val="24"/>
-        </w:rPr>
-        <w:t>may need a single carry-forward recipe, appropriately scored by point regret. Another</w:t>
-      </w:r>
-    </w:p>
-    <w:p>
-      <w:pPr>
-        <w:widowControl/>
-      </w:pPr>
-      <w:r>
-        <w:rPr>
-          <w:rFonts w:ascii="Times New Roman" w:hAnsi="Times New Roman" w:eastAsia="Times New Roman" w:cs="Times New Roman"/>
-          <w:color w:val="000000"/>
-          <w:sz w:val="24"/>
-        </w:rPr>
-        <w:t>may need an operating region: a set of compositions expected to exceed a specification,</w:t>
-      </w:r>
-    </w:p>
-    <w:p>
-      <w:pPr>
-        <w:widowControl/>
-      </w:pPr>
-      <w:r>
-        <w:rPr>
-          <w:rFonts w:ascii="Times New Roman" w:hAnsi="Times New Roman" w:eastAsia="Times New Roman" w:cs="Times New Roman"/>
-          <w:color w:val="000000"/>
-          <w:sz w:val="24"/>
-        </w:rPr>
-        <w:t>with an explicit option to abstain when the evidence is insufficient. A method can find</w:t>
-      </w:r>
-    </w:p>
-    <w:p>
-      <w:pPr>
-        <w:widowControl/>
-      </w:pPr>
-      <w:r>
-        <w:rPr>
-          <w:rFonts w:ascii="Times New Roman" w:hAnsi="Times New Roman" w:eastAsia="Times New Roman" w:cs="Times New Roman"/>
-          <w:color w:val="000000"/>
-          <w:sz w:val="24"/>
-        </w:rPr>
-        <w:t>a strong point while learning little about the surrounding region, or map a region</w:t>
-      </w:r>
-    </w:p>
-    <w:p>
-      <w:pPr>
-        <w:widowControl/>
-      </w:pPr>
-      <w:r>
-        <w:rPr>
-          <w:rFonts w:ascii="Times New Roman" w:hAnsi="Times New Roman" w:eastAsia="Times New Roman" w:cs="Times New Roman"/>
-          <w:color w:val="000000"/>
-          <w:sz w:val="24"/>
-        </w:rPr>
-        <w:t>without finding the global optimum. Point regret, map error, answer rate, empirical</w:t>
-      </w:r>
-    </w:p>
-    <w:p>
-      <w:pPr>
-        <w:widowControl/>
-      </w:pPr>
-      <w:r>
-        <w:rPr>
-          <w:rFonts w:ascii="Times New Roman" w:hAnsi="Times New Roman" w:eastAsia="Times New Roman" w:cs="Times New Roman"/>
-          <w:color w:val="000000"/>
-          <w:sz w:val="24"/>
-        </w:rPr>
-        <w:t>truth containment, and certified volume are therefore distinct estimands.</w:t>
-      </w:r>
-    </w:p>
-    <w:p>
-      <w:pPr>
-        <w:widowControl/>
-      </w:pPr>
-      <w:r>
-        <w:rPr>
-          <w:rFonts w:ascii="Times New Roman" w:hAnsi="Times New Roman" w:eastAsia="Times New Roman" w:cs="Times New Roman"/>
-          <w:color w:val="000000"/>
-          <w:sz w:val="24"/>
-        </w:rPr>
-        <w:t>Region estimation is not new. Gaussian-process (GP) level-set classification and</w:t>
-      </w:r>
-    </w:p>
-    <w:p>
-      <w:pPr>
-        <w:widowControl/>
-      </w:pPr>
-      <w:r>
-        <w:rPr>
-          <w:rFonts w:ascii="Times New Roman" w:hAnsi="Times New Roman" w:eastAsia="Times New Roman" w:cs="Times New Roman"/>
-          <w:color w:val="000000"/>
-          <w:sz w:val="24"/>
-        </w:rPr>
-        <w:t>boundary-focused batch sampling are established [13], as are conservative excursion-set</w:t>
-      </w:r>
-    </w:p>
-    <w:p>
-      <w:pPr>
-        <w:widowControl/>
-      </w:pPr>
-      <w:r>
-        <w:rPr>
-          <w:rFonts w:ascii="Times New Roman" w:hAnsi="Times New Roman" w:eastAsia="Times New Roman" w:cs="Times New Roman"/>
-          <w:color w:val="000000"/>
-          <w:sz w:val="24"/>
-        </w:rPr>
-        <w:t>estimators based on posterior inclusion [14] and methods such as TruVaR that connect</w:t>
-      </w:r>
-    </w:p>
-    <w:p>
-      <w:pPr>
-        <w:widowControl/>
-      </w:pPr>
-      <w:r>
-        <w:rPr>
-          <w:rFonts w:ascii="Times New Roman" w:hAnsi="Times New Roman" w:eastAsia="Times New Roman" w:cs="Times New Roman"/>
-          <w:color w:val="000000"/>
-          <w:sz w:val="24"/>
-        </w:rPr>
-        <w:t>optimization with level-set learning [15]. qLogNEI is a modern noisy expected-improvement</w:t>
-      </w:r>
-    </w:p>
-    <w:p>
-      <w:pPr>
-        <w:widowControl/>
-      </w:pPr>
-      <w:r>
-        <w:rPr>
-          <w:rFonts w:ascii="Times New Roman" w:hAnsi="Times New Roman" w:eastAsia="Times New Roman" w:cs="Times New Roman"/>
-          <w:color w:val="000000"/>
-          <w:sz w:val="24"/>
-        </w:rPr>
-        <w:t>method [16]. Proper scoring separates probabilistic forecasts from downstream decisions</w:t>
-      </w:r>
-    </w:p>
-    <w:p>
-      <w:pPr>
-        <w:widowControl/>
-      </w:pPr>
-      <w:r>
-        <w:rPr>
-          <w:rFonts w:ascii="Times New Roman" w:hAnsi="Times New Roman" w:eastAsia="Times New Roman" w:cs="Times New Roman"/>
-          <w:color w:val="000000"/>
-          <w:sz w:val="24"/>
-        </w:rPr>
-        <w:t>[17], while BoTorch supplies established computational components [18]. Recent synthetic</w:t>
-      </w:r>
-    </w:p>
-    <w:p>
-      <w:pPr>
-        <w:widowControl/>
-      </w:pPr>
-      <w:r>
-        <w:rPr>
-          <w:rFonts w:ascii="Times New Roman" w:hAnsi="Times New Roman" w:eastAsia="Times New Roman" w:cs="Times New Roman"/>
-          <w:color w:val="000000"/>
-          <w:sz w:val="24"/>
-        </w:rPr>
-        <w:t>batch-BO work further shows that noise and geometry can alter rankings [19], and good</w:t>
-      </w:r>
-    </w:p>
-    <w:p>
-      <w:pPr>
-        <w:widowControl/>
-      </w:pPr>
-      <w:r>
-        <w:rPr>
-          <w:rFonts w:ascii="Times New Roman" w:hAnsi="Times New Roman" w:eastAsia="Times New Roman" w:cs="Times New Roman"/>
-          <w:color w:val="000000"/>
-          <w:sz w:val="24"/>
-        </w:rPr>
-        <w:t>simulation-study practice requires explicit estimands and data-generating scope [20].</w:t>
-      </w:r>
-    </w:p>
-    <w:p>
-      <w:pPr>
-        <w:widowControl/>
-      </w:pPr>
-      <w:r>
-        <w:rPr>
-          <w:rFonts w:ascii="Times New Roman" w:hAnsi="Times New Roman" w:eastAsia="Times New Roman" w:cs="Times New Roman"/>
-          <w:color w:val="000000"/>
-          <w:sz w:val="24"/>
-        </w:rPr>
-        <w:t>SPADE is an assay-oriented architecture built from these established ingredients, not</w:t>
-      </w:r>
-    </w:p>
-    <w:p>
-      <w:pPr>
-        <w:widowControl/>
-      </w:pPr>
-      <w:r>
-        <w:rPr>
-          <w:rFonts w:ascii="Times New Roman" w:hAnsi="Times New Roman" w:eastAsia="Times New Roman" w:cs="Times New Roman"/>
-          <w:color w:val="000000"/>
-          <w:sz w:val="24"/>
-        </w:rPr>
-        <w:t>a new excursion-set theory. It combines a space-filling opening, adaptive high-response</w:t>
-      </w:r>
-    </w:p>
-    <w:p>
-      <w:pPr>
-        <w:widowControl/>
-      </w:pPr>
-      <w:r>
-        <w:rPr>
-          <w:rFonts w:ascii="Times New Roman" w:hAnsi="Times New Roman" w:eastAsia="Times New Roman" w:cs="Times New Roman"/>
-          <w:color w:val="000000"/>
-          <w:sz w:val="24"/>
-        </w:rPr>
-        <w:t>sampling, a common posterior conservative-set estimator that can also score comparator</w:t>
-      </w:r>
-    </w:p>
-    <w:p>
-      <w:pPr>
-        <w:widowControl/>
-      </w:pPr>
-      <w:r>
-        <w:rPr>
-          <w:rFonts w:ascii="Times New Roman" w:hAnsi="Times New Roman" w:eastAsia="Times New Roman" w:cs="Times New Roman"/>
-          <w:color w:val="000000"/>
-          <w:sz w:val="24"/>
-        </w:rPr>
-        <w:t>observations, and abstention. Its acquisition should not be described as successfully</w:t>
-      </w:r>
-    </w:p>
-    <w:p>
-      <w:pPr>
-        <w:widowControl/>
-      </w:pPr>
-      <w:r>
-        <w:rPr>
-          <w:rFonts w:ascii="Times New Roman" w:hAnsi="Times New Roman" w:eastAsia="Times New Roman" w:cs="Times New Roman"/>
-          <w:color w:val="000000"/>
-          <w:sz w:val="24"/>
-        </w:rPr>
-        <w:t>threshold-targeted: a registered target-aligned variant failed its adoption gate. The</w:t>
-      </w:r>
-    </w:p>
-    <w:p>
-      <w:pPr>
-        <w:widowControl/>
-      </w:pPr>
-      <w:r>
-        <w:rPr>
-          <w:rFonts w:ascii="Times New Roman" w:hAnsi="Times New Roman" w:eastAsia="Times New Roman" w:cs="Times New Roman"/>
-          <w:color w:val="000000"/>
-          <w:sz w:val="24"/>
-        </w:rPr>
-        <w:t>scientific question is instead whether this architecture improves the tested regional</w:t>
-      </w:r>
-    </w:p>
-    <w:p>
-      <w:pPr>
-        <w:widowControl/>
-      </w:pPr>
-      <w:r>
-        <w:rPr>
-          <w:rFonts w:ascii="Times New Roman" w:hAnsi="Times New Roman" w:eastAsia="Times New Roman" w:cs="Times New Roman"/>
-          <w:color w:val="000000"/>
-          <w:sz w:val="24"/>
-        </w:rPr>
-        <w:t>decision while honestly retaining point-optimization trade-offs.</w:t>
-      </w:r>
-    </w:p>
-    <w:p>
-      <w:pPr>
-        <w:widowControl/>
-      </w:pPr>
-      <w:r>
-        <w:rPr>
-          <w:rFonts w:ascii="Times New Roman" w:hAnsi="Times New Roman" w:eastAsia="Times New Roman" w:cs="Times New Roman"/>
-          <w:color w:val="000000"/>
-          <w:sz w:val="24"/>
-        </w:rPr>
-        <w:t>We report six linked findings. C3 asks whether matched five-round SPADE returns greater</w:t>
-      </w:r>
-    </w:p>
-    <w:p>
-      <w:pPr>
-        <w:widowControl/>
-      </w:pPr>
-      <w:r>
-        <w:rPr>
-          <w:rFonts w:ascii="Times New Roman" w:hAnsi="Times New Roman" w:eastAsia="Times New Roman" w:cs="Times New Roman"/>
-          <w:color w:val="000000"/>
-          <w:sz w:val="24"/>
-        </w:rPr>
-        <w:t>certified volume than qLogNEI. C1 asks whether five-round SPADE differs detectably from</w:t>
-      </w:r>
-    </w:p>
-    <w:p>
-      <w:pPr>
-        <w:widowControl/>
-      </w:pPr>
-      <w:r>
-        <w:rPr>
-          <w:rFonts w:ascii="Times New Roman" w:hAnsi="Times New Roman" w:eastAsia="Times New Roman" w:cs="Times New Roman"/>
-          <w:color w:val="000000"/>
-          <w:sz w:val="24"/>
-        </w:rPr>
-        <w:t>ten-round qLogNEI on point regret. C2 compares regional containment and point regret with</w:t>
-      </w:r>
-    </w:p>
-    <w:p>
-      <w:pPr>
-        <w:widowControl/>
-      </w:pPr>
-      <w:r>
-        <w:rPr>
-          <w:rFonts w:ascii="Times New Roman" w:hAnsi="Times New Roman" w:eastAsia="Times New Roman" w:cs="Times New Roman"/>
-          <w:color w:val="000000"/>
-          <w:sz w:val="24"/>
-        </w:rPr>
-        <w:t>one screened and one unscreened response-surface DoE pipeline. C5 and C6 examine</w:t>
-      </w:r>
-    </w:p>
-    <w:p>
-      <w:pPr>
-        <w:widowControl/>
-      </w:pPr>
-      <w:r>
-        <w:rPr>
-          <w:rFonts w:ascii="Times New Roman" w:hAnsi="Times New Roman" w:eastAsia="Times New Roman" w:cs="Times New Roman"/>
-          <w:color w:val="000000"/>
-          <w:sz w:val="24"/>
-        </w:rPr>
-        <w:t>family/prevalence scope. S2 and S3 diagnose real-data posterior collapse and</w:t>
-      </w:r>
-    </w:p>
-    <w:p>
-      <w:pPr>
-        <w:widowControl/>
-      </w:pPr>
-      <w:r>
-        <w:rPr>
-          <w:rFonts w:ascii="Times New Roman" w:hAnsi="Times New Roman" w:eastAsia="Times New Roman" w:cs="Times New Roman"/>
-          <w:color w:val="000000"/>
-          <w:sz w:val="24"/>
-        </w:rPr>
-        <w:t>assay-specific calibration. Finally, S1, a real-noise ceiling, and a later</w:t>
-      </w:r>
-    </w:p>
-    <w:p>
-      <w:pPr>
-        <w:widowControl/>
-      </w:pPr>
       <w:r>
         <w:rPr>
           <w:rFonts w:ascii="Times New Roman" w:hAnsi="Times New Roman" w:eastAsia="Times New Roman" w:cs="Times New Roman"/>
@@ -942,85 +295,7 @@
           <w:color w:val="000000"/>
           <w:sz w:val="24"/>
         </w:rPr>
-        <w:t>The confirmatory DC and LC programs used five synthetic response families—Ackley,</w:t>
-      </w:r>
-    </w:p>
-    <w:p>
-      <w:pPr>
-        <w:widowControl/>
-      </w:pPr>
-      <w:r>
-        <w:rPr>
-          <w:rFonts w:ascii="Times New Roman" w:hAnsi="Times New Roman" w:eastAsia="Times New Roman" w:cs="Times New Roman"/>
-          <w:color w:val="000000"/>
-          <w:sz w:val="24"/>
-        </w:rPr>
-        <w:t>Hartmann6, biphasic Hill, Levy, and Rosenbrock—32 deterministic seeds per family,</w:t>
-      </w:r>
-    </w:p>
-    <w:p>
-      <w:pPr>
-        <w:widowControl/>
-      </w:pPr>
-      <w:r>
-        <w:rPr>
-          <w:rFonts w:ascii="Times New Roman" w:hAnsi="Times New Roman" w:eastAsia="Times New Roman" w:cs="Times New Roman"/>
-          <w:color w:val="000000"/>
-          <w:sz w:val="24"/>
-        </w:rPr>
-        <w:t>six normalized factors, 48 measured wells, and relative observation noise 0.25.</w:t>
-      </w:r>
-    </w:p>
-    <w:p>
-      <w:pPr>
-        <w:widowControl/>
-      </w:pPr>
-      <w:r>
-        <w:rPr>
-          <w:rFonts w:ascii="Times New Roman" w:hAnsi="Times New Roman" w:eastAsia="Times New Roman" w:cs="Times New Roman"/>
-          <w:color w:val="000000"/>
-          <w:sz w:val="24"/>
-        </w:rPr>
-        <w:t>TAU used 64 seeds per family. Hill varied by registered instance; other evaluators used</w:t>
-      </w:r>
-    </w:p>
-    <w:p>
-      <w:pPr>
-        <w:widowControl/>
-      </w:pPr>
-      <w:r>
-        <w:rPr>
-          <w:rFonts w:ascii="Times New Roman" w:hAnsi="Times New Roman" w:eastAsia="Times New Roman" w:cs="Times New Roman"/>
-          <w:color w:val="000000"/>
-          <w:sz w:val="24"/>
-        </w:rPr>
-        <w:t>fixed landscapes with design and noise varying by seed. Known latent truth was used only</w:t>
-      </w:r>
-    </w:p>
-    <w:p>
-      <w:pPr>
-        <w:widowControl/>
-      </w:pPr>
-      <w:r>
-        <w:rPr>
-          <w:rFonts w:ascii="Times New Roman" w:hAnsi="Times New Roman" w:eastAsia="Times New Roman" w:cs="Times New Roman"/>
-          <w:color w:val="000000"/>
-          <w:sz w:val="24"/>
-        </w:rPr>
-        <w:t>for synthetic scoring. These landscapes are structural test functions, not fits to</w:t>
-      </w:r>
-    </w:p>
-    <w:p>
-      <w:pPr>
-        <w:widowControl/>
-      </w:pPr>
-      <w:r>
-        <w:rPr>
-          <w:rFonts w:ascii="Times New Roman" w:hAnsi="Times New Roman" w:eastAsia="Times New Roman" w:cs="Times New Roman"/>
-          <w:color w:val="000000"/>
-          <w:sz w:val="24"/>
-        </w:rPr>
-        <w:t>endothelial-cell measurements.</w:t>
+        <w:t>The confirmatory DC and LC programs used five synthetic response families—Ackley, Hartmann6, biphasic Hill, Levy, and Rosenbrock—32 deterministic seeds per family, six normalized factors, 48 measured wells, and relative observation noise 0.25. TAU used 64 seeds per family. Hill varied by registered instance; other evaluators used fixed landscapes with design and noise varying by seed. Known latent truth was used only for synthetic scoring. These landscapes are structural test functions, not fits to endothelial-cell measurements.</w:t>
       </w:r>
     </w:p>
     <w:p>
@@ -1153,24 +428,14 @@
           </m:e>
         </m:box>
       </m:oMath>
-    </w:p>
-    <w:p>
-      <w:pPr>
-        <w:widowControl/>
-      </w:pPr>
       <w:r>
         <w:rPr>
           <w:rFonts w:ascii="Times New Roman" w:hAnsi="Times New Roman" w:eastAsia="Times New Roman" w:cs="Times New Roman"/>
           <w:color w:val="000000"/>
           <w:sz w:val="24"/>
         </w:rPr>
-        <w:t>was the instance-specific truth quantile that produced the registered target prevalence</w:t>
+        <w:t xml:space="preserve"> was the instance-specific truth quantile that produced the registered target prevalence </w:t>
       </w:r>
-    </w:p>
-    <w:p>
-      <w:pPr>
-        <w:widowControl/>
-      </w:pPr>
       <m:oMath>
         <m:box>
           <m:e>
@@ -1189,13 +454,8 @@
           <w:color w:val="000000"/>
           <w:sz w:val="24"/>
         </w:rPr>
-        <w:t>. The acceptable region was</w:t>
+        <w:t xml:space="preserve">. The acceptable region was </w:t>
       </w:r>
-    </w:p>
-    <w:p>
-      <w:pPr>
-        <w:widowControl/>
-      </w:pPr>
       <m:oMath>
         <m:box>
           <m:e>
@@ -1292,7 +552,7 @@
           <w:color w:val="000000"/>
           <w:sz w:val="24"/>
         </w:rPr>
-        <w:t>. Thresholds were computed on a 20,000-point Sobol</w:t>
+        <w:t>. Thresholds were computed on a 20,000-point Sobol truth grid with seed 0. A 2,000-point Sobol certificate-candidate and scoring subset at the same seed was used for posterior-region construction and truth-containment scoring. Each certificate used 4,096 joint posterior draws and 64 nested Vorob'ev levels.</w:t>
       </w:r>
     </w:p>
     <w:p>
@@ -1305,98 +565,7 @@
           <w:color w:val="000000"/>
           <w:sz w:val="24"/>
         </w:rPr>
-        <w:t>truth grid with seed 0. A 2,000-point Sobol certificate-candidate and scoring subset</w:t>
-      </w:r>
-    </w:p>
-    <w:p>
-      <w:pPr>
-        <w:widowControl/>
-      </w:pPr>
-      <w:r>
-        <w:rPr>
-          <w:rFonts w:ascii="Times New Roman" w:hAnsi="Times New Roman" w:eastAsia="Times New Roman" w:cs="Times New Roman"/>
-          <w:color w:val="000000"/>
-          <w:sz w:val="24"/>
-        </w:rPr>
-        <w:t>at the same seed was used for posterior-region construction and truth-containment</w:t>
-      </w:r>
-    </w:p>
-    <w:p>
-      <w:pPr>
-        <w:widowControl/>
-      </w:pPr>
-      <w:r>
-        <w:rPr>
-          <w:rFonts w:ascii="Times New Roman" w:hAnsi="Times New Roman" w:eastAsia="Times New Roman" w:cs="Times New Roman"/>
-          <w:color w:val="000000"/>
-          <w:sz w:val="24"/>
-        </w:rPr>
-        <w:t>scoring. Each certificate used 4,096 joint posterior draws and 64 nested Vorob'ev levels.</w:t>
-      </w:r>
-    </w:p>
-    <w:p>
-      <w:pPr>
-        <w:widowControl/>
-      </w:pPr>
-      <w:r>
-        <w:rPr>
-          <w:rFonts w:ascii="Times New Roman" w:hAnsi="Times New Roman" w:eastAsia="Times New Roman" w:cs="Times New Roman"/>
-          <w:color w:val="000000"/>
-          <w:sz w:val="24"/>
-        </w:rPr>
-        <w:t>DC supplied the one-process point comparison (C1) and DoE comparison (C2). LC supplied</w:t>
-      </w:r>
-    </w:p>
-    <w:p>
-      <w:pPr>
-        <w:widowControl/>
-      </w:pPr>
-      <w:r>
-        <w:rPr>
-          <w:rFonts w:ascii="Times New Roman" w:hAnsi="Times New Roman" w:eastAsia="Times New Roman" w:cs="Times New Roman"/>
-          <w:color w:val="000000"/>
-          <w:sz w:val="24"/>
-        </w:rPr>
-        <w:t>the leave-one-family-out matched-round comparison (C3). TAU supplied the prevalence and</w:t>
-      </w:r>
-    </w:p>
-    <w:p>
-      <w:pPr>
-        <w:widowControl/>
-      </w:pPr>
-      <w:r>
-        <w:rPr>
-          <w:rFonts w:ascii="Times New Roman" w:hAnsi="Times New Roman" w:eastAsia="Times New Roman" w:cs="Times New Roman"/>
-          <w:color w:val="000000"/>
-          <w:sz w:val="24"/>
-        </w:rPr>
-        <w:t>margin-to-noise analyses (C5/C6). TT tested the proposed targeting mechanism (S1).</w:t>
-      </w:r>
-    </w:p>
-    <w:p>
-      <w:pPr>
-        <w:widowControl/>
-      </w:pPr>
-      <w:r>
-        <w:rPr>
-          <w:rFonts w:ascii="Times New Roman" w:hAnsi="Times New Roman" w:eastAsia="Times New Roman" w:cs="Times New Roman"/>
-          <w:color w:val="000000"/>
-          <w:sz w:val="24"/>
-        </w:rPr>
-        <w:t>Retrospective in-house and published Hall–Ogle data supplied supporting uncertainty</w:t>
-      </w:r>
-    </w:p>
-    <w:p>
-      <w:pPr>
-        <w:widowControl/>
-      </w:pPr>
-      <w:r>
-        <w:rPr>
-          <w:rFonts w:ascii="Times New Roman" w:hAnsi="Times New Roman" w:eastAsia="Times New Roman" w:cs="Times New Roman"/>
-          <w:color w:val="000000"/>
-          <w:sz w:val="24"/>
-        </w:rPr>
-        <w:t>diagnostics (S2/S3), not prospective validation.</w:t>
+        <w:t>DC supplied the one-process point comparison (C1) and DoE comparison (C2). LC supplied the leave-one-family-out matched-round comparison (C3). TAU supplied the prevalence and margin-to-noise analyses (C5/C6). TT tested the proposed targeting mechanism (S1). Retrospective in-house and published Hall–Ogle data supplied supporting uncertainty diagnostics (S2/S3), not prospective validation.</w:t>
       </w:r>
     </w:p>
     <w:p>
@@ -1478,59 +647,7 @@
           <w:color w:val="000000"/>
           <w:sz w:val="24"/>
         </w:rPr>
-        <w:t>one 48-well campaign. (B) The same sampled campaign supports a point decision</w:t>
-      </w:r>
-    </w:p>
-    <w:p>
-      <w:pPr>
-        <w:widowControl/>
-      </w:pPr>
-      <w:r>
-        <w:rPr>
-          <w:rFonts w:ascii="Times New Roman" w:hAnsi="Times New Roman" w:eastAsia="Times New Roman" w:cs="Times New Roman"/>
-          <w:color w:val="000000"/>
-          <w:sz w:val="24"/>
-        </w:rPr>
-        <w:t>or a region decision, including abstention. (C) The estimand ledger distinguishes</w:t>
-      </w:r>
-    </w:p>
-    <w:p>
-      <w:pPr>
-        <w:widowControl/>
-      </w:pPr>
-      <w:r>
-        <w:rPr>
-          <w:rFonts w:ascii="Times New Roman" w:hAnsi="Times New Roman" w:eastAsia="Times New Roman" w:cs="Times New Roman"/>
-          <w:color w:val="000000"/>
-          <w:sz w:val="24"/>
-        </w:rPr>
-        <w:t>the reported object, observability, score, extra wells, and rounds for each</w:t>
-      </w:r>
-    </w:p>
-    <w:p>
-      <w:pPr>
-        <w:widowControl/>
-      </w:pPr>
-      <w:r>
-        <w:rPr>
-          <w:rFonts w:ascii="Times New Roman" w:hAnsi="Times New Roman" w:eastAsia="Times New Roman" w:cs="Times New Roman"/>
-          <w:color w:val="000000"/>
-          <w:sz w:val="24"/>
-        </w:rPr>
-        <w:t>deliverable. This schematic defines the benchmark and contains no performance</w:t>
-      </w:r>
-    </w:p>
-    <w:p>
-      <w:pPr>
-        <w:widowControl/>
-      </w:pPr>
-      <w:r>
-        <w:rPr>
-          <w:rFonts w:ascii="Times New Roman" w:hAnsi="Times New Roman" w:eastAsia="Times New Roman" w:cs="Times New Roman"/>
-          <w:color w:val="000000"/>
-          <w:sz w:val="24"/>
-        </w:rPr>
-        <w:t>result.</w:t>
+        <w:t>one 48-well campaign. (B) The same sampled campaign supports a point decision or a region decision, including abstention. (C) The estimand ledger distinguishes the reported object, observability, score, extra wells, and rounds for each deliverable. This schematic defines the benchmark and contains no performance result.</w:t>
       </w:r>
     </w:p>
     <w:p>
@@ -1557,13 +674,8 @@
           <w:color w:val="000000"/>
           <w:sz w:val="24"/>
         </w:rPr>
-        <w:t>Observations followed</w:t>
+        <w:t xml:space="preserve">Observations followed </w:t>
       </w:r>
-    </w:p>
-    <w:p>
-      <w:pPr>
-        <w:widowControl/>
-      </w:pPr>
       <m:oMath>
         <m:box>
           <m:e>
@@ -1672,13 +784,8 @@
           <w:color w:val="000000"/>
           <w:sz w:val="24"/>
         </w:rPr>
-        <w:t>, with</w:t>
+        <w:t xml:space="preserve">, with </w:t>
       </w:r>
-    </w:p>
-    <w:p>
-      <w:pPr>
-        <w:widowControl/>
-      </w:pPr>
       <m:oMath>
         <m:box>
           <m:e>
@@ -1764,13 +871,8 @@
           <w:color w:val="000000"/>
           <w:sz w:val="24"/>
         </w:rPr>
-        <w:t>,</w:t>
+        <w:t xml:space="preserve">, </w:t>
       </w:r>
-    </w:p>
-    <w:p>
-      <w:pPr>
-        <w:widowControl/>
-      </w:pPr>
       <m:oMath>
         <m:box>
           <m:e>
@@ -1817,13 +919,8 @@
           <w:color w:val="000000"/>
           <w:sz w:val="24"/>
         </w:rPr>
-        <w:t>, and</w:t>
+        <w:t xml:space="preserve">, and </w:t>
       </w:r>
-    </w:p>
-    <w:p>
-      <w:pPr>
-        <w:widowControl/>
-      </w:pPr>
       <m:oMath>
         <m:box>
           <m:e>
@@ -1897,26 +994,8 @@
           <w:color w:val="000000"/>
           <w:sz w:val="24"/>
         </w:rPr>
-        <w:t>. SPADE and qLogNEI supplied the GP with the</w:t>
+        <w:t xml:space="preserve">. SPADE and qLogNEI supplied the GP with the raw-unit plug-in variance </w:t>
       </w:r>
-    </w:p>
-    <w:p>
-      <w:pPr>
-        <w:widowControl/>
-      </w:pPr>
-      <w:r>
-        <w:rPr>
-          <w:rFonts w:ascii="Times New Roman" w:hAnsi="Times New Roman" w:eastAsia="Times New Roman" w:cs="Times New Roman"/>
-          <w:color w:val="000000"/>
-          <w:sz w:val="24"/>
-        </w:rPr>
-        <w:t>raw-unit plug-in variance</w:t>
-      </w:r>
-    </w:p>
-    <w:p>
-      <w:pPr>
-        <w:widowControl/>
-      </w:pPr>
       <m:oMath>
         <m:box>
           <m:e>
@@ -2043,39 +1122,8 @@
           <w:color w:val="000000"/>
           <w:sz w:val="24"/>
         </w:rPr>
-        <w:t>, computed from the observed</w:t>
+        <w:t xml:space="preserve">, computed from the observed value rather than latent truth. The DoE adapters lacked per-well variances and used their registered arm-constant plug-in </w:t>
       </w:r>
-    </w:p>
-    <w:p>
-      <w:pPr>
-        <w:widowControl/>
-      </w:pPr>
-      <w:r>
-        <w:rPr>
-          <w:rFonts w:ascii="Times New Roman" w:hAnsi="Times New Roman" w:eastAsia="Times New Roman" w:cs="Times New Roman"/>
-          <w:color w:val="000000"/>
-          <w:sz w:val="24"/>
-        </w:rPr>
-        <w:t>value rather than latent truth. The DoE adapters lacked per-well variances and used</w:t>
-      </w:r>
-    </w:p>
-    <w:p>
-      <w:pPr>
-        <w:widowControl/>
-      </w:pPr>
-      <w:r>
-        <w:rPr>
-          <w:rFonts w:ascii="Times New Roman" w:hAnsi="Times New Roman" w:eastAsia="Times New Roman" w:cs="Times New Roman"/>
-          <w:color w:val="000000"/>
-          <w:sz w:val="24"/>
-        </w:rPr>
-        <w:t>their registered arm-constant plug-in</w:t>
-      </w:r>
-    </w:p>
-    <w:p>
-      <w:pPr>
-        <w:widowControl/>
-      </w:pPr>
       <m:oMath>
         <m:box>
           <m:e>
@@ -2194,111 +1242,7 @@
           <w:color w:val="000000"/>
           <w:sz w:val="24"/>
         </w:rPr>
-        <w:t xml:space="preserve"> with explicit unit-box input</w:t>
-      </w:r>
-    </w:p>
-    <w:p>
-      <w:pPr>
-        <w:widowControl/>
-      </w:pPr>
-      <w:r>
-        <w:rPr>
-          <w:rFonts w:ascii="Times New Roman" w:hAnsi="Times New Roman" w:eastAsia="Times New Roman" w:cs="Times New Roman"/>
-          <w:color w:val="000000"/>
-          <w:sz w:val="24"/>
-        </w:rPr>
-        <w:t>normalization, standardized outcomes, a fitted constant mean, and a scaled Matérn-5/2</w:t>
-      </w:r>
-    </w:p>
-    <w:p>
-      <w:pPr>
-        <w:widowControl/>
-      </w:pPr>
-      <w:r>
-        <w:rPr>
-          <w:rFonts w:ascii="Times New Roman" w:hAnsi="Times New Roman" w:eastAsia="Times New Roman" w:cs="Times New Roman"/>
-          <w:color w:val="000000"/>
-          <w:sz w:val="24"/>
-        </w:rPr>
-        <w:t>kernel with automatic relevance determination and a dimension-scaled length-scale</w:t>
-      </w:r>
-    </w:p>
-    <w:p>
-      <w:pPr>
-        <w:widowControl/>
-      </w:pPr>
-      <w:r>
-        <w:rPr>
-          <w:rFonts w:ascii="Times New Roman" w:hAnsi="Times New Roman" w:eastAsia="Times New Roman" w:cs="Times New Roman"/>
-          <w:color w:val="000000"/>
-          <w:sz w:val="24"/>
-        </w:rPr>
-        <w:t>prior. Hyperparameters were fitted by exact marginal likelihood. SPADE began with the</w:t>
-      </w:r>
-    </w:p>
-    <w:p>
-      <w:pPr>
-        <w:widowControl/>
-      </w:pPr>
-      <w:r>
-        <w:rPr>
-          <w:rFonts w:ascii="Times New Roman" w:hAnsi="Times New Roman" w:eastAsia="Times New Roman" w:cs="Times New Roman"/>
-          <w:color w:val="000000"/>
-          <w:sz w:val="24"/>
-        </w:rPr>
-        <w:t>Sobol space-filling opening, refitted after every later batch, and used its registered</w:t>
-      </w:r>
-    </w:p>
-    <w:p>
-      <w:pPr>
-        <w:widowControl/>
-      </w:pPr>
-      <w:r>
-        <w:rPr>
-          <w:rFonts w:ascii="Times New Roman" w:hAnsi="Times New Roman" w:eastAsia="Times New Roman" w:cs="Times New Roman"/>
-          <w:color w:val="000000"/>
-          <w:sz w:val="24"/>
-        </w:rPr>
-        <w:t>conservative-set straddle implementation for adaptive high-response sampling. The</w:t>
-      </w:r>
-    </w:p>
-    <w:p>
-      <w:pPr>
-        <w:widowControl/>
-      </w:pPr>
-      <w:r>
-        <w:rPr>
-          <w:rFonts w:ascii="Times New Roman" w:hAnsi="Times New Roman" w:eastAsia="Times New Roman" w:cs="Times New Roman"/>
-          <w:color w:val="000000"/>
-          <w:sz w:val="24"/>
-        </w:rPr>
-        <w:t>implemented historical acquisition is retained because the target-aligned replacement</w:t>
-      </w:r>
-    </w:p>
-    <w:p>
-      <w:pPr>
-        <w:widowControl/>
-      </w:pPr>
-      <w:r>
-        <w:rPr>
-          <w:rFonts w:ascii="Times New Roman" w:hAnsi="Times New Roman" w:eastAsia="Times New Roman" w:cs="Times New Roman"/>
-          <w:color w:val="000000"/>
-          <w:sz w:val="24"/>
-        </w:rPr>
-        <w:t>did not demonstrate improvement or earn adoption and worsened regret; no claim here</w:t>
-      </w:r>
-    </w:p>
-    <w:p>
-      <w:pPr>
-        <w:widowControl/>
-      </w:pPr>
-      <w:r>
-        <w:rPr>
-          <w:rFonts w:ascii="Times New Roman" w:hAnsi="Times New Roman" w:eastAsia="Times New Roman" w:cs="Times New Roman"/>
-          <w:color w:val="000000"/>
-          <w:sz w:val="24"/>
-        </w:rPr>
-        <w:t>attributes the results to successful threshold targeting.</w:t>
+        <w:t xml:space="preserve"> with explicit unit-box input normalization, standardized outcomes, a fitted constant mean, and a scaled Matérn-5/2 kernel with automatic relevance determination and a dimension-scaled length-scale prior. Hyperparameters were fitted by exact marginal likelihood. SPADE began with the Sobol space-filling opening, refitted after every later batch, and used its registered conservative-set straddle implementation for adaptive high-response sampling. The implemented historical acquisition is retained because the target-aligned replacement did not demonstrate improvement or earn adoption and worsened regret; no claim here attributes the results to successful threshold targeting.</w:t>
       </w:r>
     </w:p>
     <w:p>
@@ -2331,13 +1275,8 @@
           <w:color w:val="000000"/>
           <w:sz w:val="24"/>
         </w:rPr>
-        <w:t>, the finite-grid excursion set was</w:t>
+        <w:t xml:space="preserve">, the finite-grid excursion set was </w:t>
       </w:r>
-    </w:p>
-    <w:p>
-      <w:pPr>
-        <w:widowControl/>
-      </w:pPr>
       <m:oMath>
         <m:box>
           <m:e>
@@ -2486,33 +1425,7 @@
           <w:color w:val="000000"/>
           <w:sz w:val="24"/>
         </w:rPr>
-        <w:t xml:space="preserve"> on the 2,000-point scoring grid.</w:t>
-      </w:r>
-    </w:p>
-    <w:p>
-      <w:pPr>
-        <w:widowControl/>
-      </w:pPr>
-      <w:r>
-        <w:rPr>
-          <w:rFonts w:ascii="Times New Roman" w:hAnsi="Times New Roman" w:eastAsia="Times New Roman" w:cs="Times New Roman"/>
-          <w:color w:val="000000"/>
-          <w:sz w:val="24"/>
-        </w:rPr>
-        <w:t>The 4,096 draws formed a coverage function and 64 nested Vorob'ev candidates. For each</w:t>
-      </w:r>
-    </w:p>
-    <w:p>
-      <w:pPr>
-        <w:widowControl/>
-      </w:pPr>
-      <w:r>
-        <w:rPr>
-          <w:rFonts w:ascii="Times New Roman" w:hAnsi="Times New Roman" w:eastAsia="Times New Roman" w:cs="Times New Roman"/>
-          <w:color w:val="000000"/>
-          <w:sz w:val="24"/>
-        </w:rPr>
-        <w:t xml:space="preserve">inflation </w:t>
+        <w:t xml:space="preserve"> on the 2,000-point scoring grid. The 4,096 draws formed a coverage function and 64 nested Vorob'ev candidates. For each inflation </w:t>
       </w:r>
       <m:oMath>
         <m:box>
@@ -2592,7 +1505,7 @@
           <w:color w:val="000000"/>
           <w:sz w:val="24"/>
         </w:rPr>
-        <w:t>, the common downstream estimator returned the</w:t>
+        <w:t>, the common downstream estimator returned the largest scanned candidate whose same-draw Monte Carlo posterior joint containment reached alpha=0.95. “Largest” means largest in that finite nested family, not a global optimum over all continuous subsets. If no non-empty candidate passed, the procedure abstained.</w:t>
       </w:r>
     </w:p>
     <w:p>
@@ -2605,137 +1518,7 @@
           <w:color w:val="000000"/>
           <w:sz w:val="24"/>
         </w:rPr>
-        <w:t>largest scanned candidate whose same-draw Monte Carlo posterior joint containment</w:t>
-      </w:r>
-    </w:p>
-    <w:p>
-      <w:pPr>
-        <w:widowControl/>
-      </w:pPr>
-      <w:r>
-        <w:rPr>
-          <w:rFonts w:ascii="Times New Roman" w:hAnsi="Times New Roman" w:eastAsia="Times New Roman" w:cs="Times New Roman"/>
-          <w:color w:val="000000"/>
-          <w:sz w:val="24"/>
-        </w:rPr>
-        <w:t>reached alpha=0.95. “Largest” means largest in that finite nested family, not a</w:t>
-      </w:r>
-    </w:p>
-    <w:p>
-      <w:pPr>
-        <w:widowControl/>
-      </w:pPr>
-      <w:r>
-        <w:rPr>
-          <w:rFonts w:ascii="Times New Roman" w:hAnsi="Times New Roman" w:eastAsia="Times New Roman" w:cs="Times New Roman"/>
-          <w:color w:val="000000"/>
-          <w:sz w:val="24"/>
-        </w:rPr>
-        <w:t>global optimum over all continuous subsets. If no non-empty candidate passed, the</w:t>
-      </w:r>
-    </w:p>
-    <w:p>
-      <w:pPr>
-        <w:widowControl/>
-      </w:pPr>
-      <w:r>
-        <w:rPr>
-          <w:rFonts w:ascii="Times New Roman" w:hAnsi="Times New Roman" w:eastAsia="Times New Roman" w:cs="Times New Roman"/>
-          <w:color w:val="000000"/>
-          <w:sz w:val="24"/>
-        </w:rPr>
-        <w:t>procedure abstained.</w:t>
-      </w:r>
-    </w:p>
-    <w:p>
-      <w:pPr>
-        <w:widowControl/>
-      </w:pPr>
-      <w:r>
-        <w:rPr>
-          <w:rFonts w:ascii="Times New Roman" w:hAnsi="Times New Roman" w:eastAsia="Times New Roman" w:cs="Times New Roman"/>
-          <w:color w:val="000000"/>
-          <w:sz w:val="24"/>
-        </w:rPr>
-        <w:t>qLogNEI used the same GP outcome model and well budget while allocating batches by</w:t>
-      </w:r>
-    </w:p>
-    <w:p>
-      <w:pPr>
-        <w:widowControl/>
-      </w:pPr>
-      <w:r>
-        <w:rPr>
-          <w:rFonts w:ascii="Times New Roman" w:hAnsi="Times New Roman" w:eastAsia="Times New Roman" w:cs="Times New Roman"/>
-          <w:color w:val="000000"/>
-          <w:sz w:val="24"/>
-        </w:rPr>
-        <w:t>noisy expected improvement. Its observations were passed through the common posterior</w:t>
-      </w:r>
-    </w:p>
-    <w:p>
-      <w:pPr>
-        <w:widowControl/>
-      </w:pPr>
-      <w:r>
-        <w:rPr>
-          <w:rFonts w:ascii="Times New Roman" w:hAnsi="Times New Roman" w:eastAsia="Times New Roman" w:cs="Times New Roman"/>
-          <w:color w:val="000000"/>
-          <w:sz w:val="24"/>
-        </w:rPr>
-        <w:t>conservative-set estimator; regional certificates are therefore common post-processing,</w:t>
-      </w:r>
-    </w:p>
-    <w:p>
-      <w:pPr>
-        <w:widowControl/>
-      </w:pPr>
-      <w:r>
-        <w:rPr>
-          <w:rFonts w:ascii="Times New Roman" w:hAnsi="Times New Roman" w:eastAsia="Times New Roman" w:cs="Times New Roman"/>
-          <w:color w:val="000000"/>
-          <w:sz w:val="24"/>
-        </w:rPr>
-        <w:t>not an intrinsic qLogNEI output. Screened DoE used a 20-run six-factor screen, a 27-run</w:t>
-      </w:r>
-    </w:p>
-    <w:p>
-      <w:pPr>
-        <w:widowControl/>
-      </w:pPr>
-      <w:r>
-        <w:rPr>
-          <w:rFonts w:ascii="Times New Roman" w:hAnsi="Times New Roman" w:eastAsia="Times New Roman" w:cs="Times New Roman"/>
-          <w:color w:val="000000"/>
-          <w:sz w:val="24"/>
-        </w:rPr>
-        <w:t>face-centred response-surface design in four factors, and one confirmation well. The</w:t>
-      </w:r>
-    </w:p>
-    <w:p>
-      <w:pPr>
-        <w:widowControl/>
-      </w:pPr>
-      <w:r>
-        <w:rPr>
-          <w:rFonts w:ascii="Times New Roman" w:hAnsi="Times New Roman" w:eastAsia="Times New Roman" w:cs="Times New Roman"/>
-          <w:color w:val="000000"/>
-          <w:sz w:val="24"/>
-        </w:rPr>
-        <w:t>unscreened arm retained the low-order workflow without screening. These implementations</w:t>
-      </w:r>
-    </w:p>
-    <w:p>
-      <w:pPr>
-        <w:widowControl/>
-      </w:pPr>
-      <w:r>
-        <w:rPr>
-          <w:rFonts w:ascii="Times New Roman" w:hAnsi="Times New Roman" w:eastAsia="Times New Roman" w:cs="Times New Roman"/>
-          <w:color w:val="000000"/>
-          <w:sz w:val="24"/>
-        </w:rPr>
-        <w:t>do not represent all BO or classical-design methods.</w:t>
+        <w:t>qLogNEI used the same GP outcome model and well budget while allocating batches by noisy expected improvement. Its observations were passed through the common posterior conservative-set estimator; regional certificates are therefore common post-processing, not an intrinsic qLogNEI output. Screened DoE used a 20-run six-factor screen, a 27-run face-centred response-surface design in four factors, and one confirmation well. The unscreened arm retained the low-order workflow without screening. These implementations do not represent all BO or classical-design methods.</w:t>
       </w:r>
     </w:p>
     <w:p>
@@ -2762,33 +1545,7 @@
           <w:color w:val="000000"/>
           <w:sz w:val="24"/>
         </w:rPr>
-        <w:t>The terminal point recommendation was the visited condition with the largest observed</w:t>
-      </w:r>
-    </w:p>
-    <w:p>
-      <w:pPr>
-        <w:widowControl/>
-      </w:pPr>
-      <w:r>
-        <w:rPr>
-          <w:rFonts w:ascii="Times New Roman" w:hAnsi="Times New Roman" w:eastAsia="Times New Roman" w:cs="Times New Roman"/>
-          <w:color w:val="000000"/>
-          <w:sz w:val="24"/>
-        </w:rPr>
-        <w:t>response; it was then scored by latent truth. Because each family was normalized to</w:t>
-      </w:r>
-    </w:p>
-    <w:p>
-      <w:pPr>
-        <w:widowControl/>
-      </w:pPr>
-      <w:r>
-        <w:rPr>
-          <w:rFonts w:ascii="Times New Roman" w:hAnsi="Times New Roman" w:eastAsia="Times New Roman" w:cs="Times New Roman"/>
-          <w:color w:val="000000"/>
-          <w:sz w:val="24"/>
-        </w:rPr>
-        <w:t xml:space="preserve">optimum one, simple regret was </w:t>
+        <w:t xml:space="preserve">The terminal point recommendation was the visited condition with the largest observed response; it was then scored by latent truth. Because each family was normalized to optimum one, simple regret was </w:t>
       </w:r>
       <m:oMath>
         <m:box>
@@ -2850,7 +1607,7 @@
           <w:color w:val="000000"/>
           <w:sz w:val="24"/>
         </w:rPr>
-        <w:t>. This prevents crediting a method</w:t>
+        <w:t>. This prevents crediting a method for visiting a strong point that its noisy observations did not identify.</w:t>
       </w:r>
     </w:p>
     <w:p>
@@ -2863,7 +1620,7 @@
           <w:color w:val="000000"/>
           <w:sz w:val="24"/>
         </w:rPr>
-        <w:t>for visiting a strong point that its noisy observations did not identify.</w:t>
+        <w:t>A regional answered outcome was a non-empty returned conservative set. contained recorded whether an answered set was a subset of the known synthetic acceptable region; answer rate was answered divided by eligible cells, conditional empirical containment was contained divided by answered, and certified volume was the returned fraction of the 2,000-point scoring grid. Abstention was not counted as containment. The registered cross-cell gate required a one-sided 95% Clopper–Pearson lower bound of at least 0.90 among answered cells and answer rate of at least 0.05.</w:t>
       </w:r>
     </w:p>
     <w:p>
@@ -2876,7 +1633,7 @@
           <w:color w:val="000000"/>
           <w:sz w:val="24"/>
         </w:rPr>
-        <w:t>A regional answered outcome was a non-empty returned conservative set. contained</w:t>
+        <w:t>C3 selected the smallest posterior inflation c that passed the registered rule on four families and evaluated volume on the held-out fifth family. It pooled prevalence 0.30 and 0.10, yielding five families x 32 seeds x two prevalences = 320 dependent family-seed-prevalence cells. C2 used a weaker procedure: SPADE selected c=1 within the DC cells themselves. Neither DoE arm passed at any tested inflation, so its reported counts are fallback diagnostics at baseline c=1. C2 is within-sample and not transportable; it is not the held-out-family calibration used for C3.</w:t>
       </w:r>
     </w:p>
     <w:p>
@@ -2889,228 +1646,7 @@
           <w:color w:val="000000"/>
           <w:sz w:val="24"/>
         </w:rPr>
-        <w:t>recorded whether an answered set was a subset of the known synthetic acceptable region;</w:t>
-      </w:r>
-    </w:p>
-    <w:p>
-      <w:pPr>
-        <w:widowControl/>
-      </w:pPr>
-      <w:r>
-        <w:rPr>
-          <w:rFonts w:ascii="Times New Roman" w:hAnsi="Times New Roman" w:eastAsia="Times New Roman" w:cs="Times New Roman"/>
-          <w:color w:val="000000"/>
-          <w:sz w:val="24"/>
-        </w:rPr>
-        <w:t>answer rate was answered divided by eligible cells, conditional empirical containment</w:t>
-      </w:r>
-    </w:p>
-    <w:p>
-      <w:pPr>
-        <w:widowControl/>
-      </w:pPr>
-      <w:r>
-        <w:rPr>
-          <w:rFonts w:ascii="Times New Roman" w:hAnsi="Times New Roman" w:eastAsia="Times New Roman" w:cs="Times New Roman"/>
-          <w:color w:val="000000"/>
-          <w:sz w:val="24"/>
-        </w:rPr>
-        <w:t>was contained divided by answered, and certified volume was the returned fraction of</w:t>
-      </w:r>
-    </w:p>
-    <w:p>
-      <w:pPr>
-        <w:widowControl/>
-      </w:pPr>
-      <w:r>
-        <w:rPr>
-          <w:rFonts w:ascii="Times New Roman" w:hAnsi="Times New Roman" w:eastAsia="Times New Roman" w:cs="Times New Roman"/>
-          <w:color w:val="000000"/>
-          <w:sz w:val="24"/>
-        </w:rPr>
-        <w:t>the 2,000-point scoring grid. Abstention was not counted as containment. The registered</w:t>
-      </w:r>
-    </w:p>
-    <w:p>
-      <w:pPr>
-        <w:widowControl/>
-      </w:pPr>
-      <w:r>
-        <w:rPr>
-          <w:rFonts w:ascii="Times New Roman" w:hAnsi="Times New Roman" w:eastAsia="Times New Roman" w:cs="Times New Roman"/>
-          <w:color w:val="000000"/>
-          <w:sz w:val="24"/>
-        </w:rPr>
-        <w:t>cross-cell gate required a one-sided 95% Clopper–Pearson lower bound of at least 0.90</w:t>
-      </w:r>
-    </w:p>
-    <w:p>
-      <w:pPr>
-        <w:widowControl/>
-      </w:pPr>
-      <w:r>
-        <w:rPr>
-          <w:rFonts w:ascii="Times New Roman" w:hAnsi="Times New Roman" w:eastAsia="Times New Roman" w:cs="Times New Roman"/>
-          <w:color w:val="000000"/>
-          <w:sz w:val="24"/>
-        </w:rPr>
-        <w:t>among answered cells and answer rate of at least 0.05.</w:t>
-      </w:r>
-    </w:p>
-    <w:p>
-      <w:pPr>
-        <w:widowControl/>
-      </w:pPr>
-      <w:r>
-        <w:rPr>
-          <w:rFonts w:ascii="Times New Roman" w:hAnsi="Times New Roman" w:eastAsia="Times New Roman" w:cs="Times New Roman"/>
-          <w:color w:val="000000"/>
-          <w:sz w:val="24"/>
-        </w:rPr>
-        <w:t>C3 selected the smallest posterior inflation c that passed the registered rule on</w:t>
-      </w:r>
-    </w:p>
-    <w:p>
-      <w:pPr>
-        <w:widowControl/>
-      </w:pPr>
-      <w:r>
-        <w:rPr>
-          <w:rFonts w:ascii="Times New Roman" w:hAnsi="Times New Roman" w:eastAsia="Times New Roman" w:cs="Times New Roman"/>
-          <w:color w:val="000000"/>
-          <w:sz w:val="24"/>
-        </w:rPr>
-        <w:t>four families and evaluated volume on the held-out fifth family. It pooled prevalence</w:t>
-      </w:r>
-    </w:p>
-    <w:p>
-      <w:pPr>
-        <w:widowControl/>
-      </w:pPr>
-      <w:r>
-        <w:rPr>
-          <w:rFonts w:ascii="Times New Roman" w:hAnsi="Times New Roman" w:eastAsia="Times New Roman" w:cs="Times New Roman"/>
-          <w:color w:val="000000"/>
-          <w:sz w:val="24"/>
-        </w:rPr>
-        <w:t>0.30 and 0.10, yielding five families x 32 seeds x two prevalences = 320 dependent</w:t>
-      </w:r>
-    </w:p>
-    <w:p>
-      <w:pPr>
-        <w:widowControl/>
-      </w:pPr>
-      <w:r>
-        <w:rPr>
-          <w:rFonts w:ascii="Times New Roman" w:hAnsi="Times New Roman" w:eastAsia="Times New Roman" w:cs="Times New Roman"/>
-          <w:color w:val="000000"/>
-          <w:sz w:val="24"/>
-        </w:rPr>
-        <w:t>family-seed-prevalence cells. C2 used a weaker procedure: SPADE selected c=1 within</w:t>
-      </w:r>
-    </w:p>
-    <w:p>
-      <w:pPr>
-        <w:widowControl/>
-      </w:pPr>
-      <w:r>
-        <w:rPr>
-          <w:rFonts w:ascii="Times New Roman" w:hAnsi="Times New Roman" w:eastAsia="Times New Roman" w:cs="Times New Roman"/>
-          <w:color w:val="000000"/>
-          <w:sz w:val="24"/>
-        </w:rPr>
-        <w:t>the DC cells themselves. Neither DoE arm passed at any tested inflation, so its reported</w:t>
-      </w:r>
-    </w:p>
-    <w:p>
-      <w:pPr>
-        <w:widowControl/>
-      </w:pPr>
-      <w:r>
-        <w:rPr>
-          <w:rFonts w:ascii="Times New Roman" w:hAnsi="Times New Roman" w:eastAsia="Times New Roman" w:cs="Times New Roman"/>
-          <w:color w:val="000000"/>
-          <w:sz w:val="24"/>
-        </w:rPr>
-        <w:t>counts are fallback diagnostics at baseline c=1. C2 is within-sample and not</w:t>
-      </w:r>
-    </w:p>
-    <w:p>
-      <w:pPr>
-        <w:widowControl/>
-      </w:pPr>
-      <w:r>
-        <w:rPr>
-          <w:rFonts w:ascii="Times New Roman" w:hAnsi="Times New Roman" w:eastAsia="Times New Roman" w:cs="Times New Roman"/>
-          <w:color w:val="000000"/>
-          <w:sz w:val="24"/>
-        </w:rPr>
-        <w:t>transportable; it is not the held-out-family calibration used for C3.</w:t>
-      </w:r>
-    </w:p>
-    <w:p>
-      <w:pPr>
-        <w:widowControl/>
-      </w:pPr>
-      <w:r>
-        <w:rPr>
-          <w:rFonts w:ascii="Times New Roman" w:hAnsi="Times New Roman" w:eastAsia="Times New Roman" w:cs="Times New Roman"/>
-          <w:color w:val="000000"/>
-          <w:sz w:val="24"/>
-        </w:rPr>
-        <w:t>Earlier prospective map scoring used a fixed 0.50 cutoff. Its archived certificate</w:t>
-      </w:r>
-    </w:p>
-    <w:p>
-      <w:pPr>
-        <w:widowControl/>
-      </w:pPr>
-      <w:r>
-        <w:rPr>
-          <w:rFonts w:ascii="Times New Roman" w:hAnsi="Times New Roman" w:eastAsia="Times New Roman" w:cs="Times New Roman"/>
-          <w:color w:val="000000"/>
-          <w:sz w:val="24"/>
-        </w:rPr>
-        <w:t>count is a posterior self-consistency check, not empirical containment against the oracle.</w:t>
-      </w:r>
-    </w:p>
-    <w:p>
-      <w:pPr>
-        <w:widowControl/>
-      </w:pPr>
-      <w:r>
-        <w:rPr>
-          <w:rFonts w:ascii="Times New Roman" w:hAnsi="Times New Roman" w:eastAsia="Times New Roman" w:cs="Times New Roman"/>
-          <w:color w:val="000000"/>
-          <w:sz w:val="24"/>
-        </w:rPr>
-        <w:t>The retrospective terminal-rule comparison also used a common GP for all arms:</w:t>
-      </w:r>
-    </w:p>
-    <w:p>
-      <w:pPr>
-        <w:widowControl/>
-      </w:pPr>
-      <w:r>
-        <w:rPr>
-          <w:rFonts w:ascii="Times New Roman" w:hAnsi="Times New Roman" w:eastAsia="Times New Roman" w:cs="Times New Roman"/>
-          <w:color w:val="000000"/>
-          <w:sz w:val="24"/>
-        </w:rPr>
-        <w:t>a 20,000-point screen, twenty restarts and 4,096 raw starts. Earlier quadratic</w:t>
-      </w:r>
-    </w:p>
-    <w:p>
-      <w:pPr>
-        <w:widowControl/>
-      </w:pPr>
-      <w:r>
-        <w:rPr>
-          <w:rFonts w:ascii="Times New Roman" w:hAnsi="Times New Roman" w:eastAsia="Times New Roman" w:cs="Times New Roman"/>
-          <w:color w:val="000000"/>
-          <w:sz w:val="24"/>
-        </w:rPr>
-        <w:t>response-surface diagnostics are separate and are not substituted for that recommender.</w:t>
+        <w:t>Earlier prospective map scoring used a fixed 0.50 cutoff. Its archived certificate count is a posterior self-consistency check, not empirical containment against the oracle. The retrospective terminal-rule comparison also used a common GP for all arms: a 20,000-point screen, twenty restarts and 4,096 raw starts. Earlier quadratic response-surface diagnostics are separate and are not substituted for that recommender.</w:t>
       </w:r>
     </w:p>
     <w:p>
@@ -3137,7 +1673,7 @@
           <w:color w:val="000000"/>
           <w:sz w:val="24"/>
         </w:rPr>
-        <w:t>Contrasts were paired by family and seed or by family, seed, and prevalence. Frozen</w:t>
+        <w:t>Contrasts were paired by family and seed or by family, seed, and prevalence. Frozen analysers used 8,000 ordinary nonparametric resamples of flat contrast rows, percentile intervals, and two-sided bootstrap tail-area proportions relative to zero. The flat-cell bootstrap treats cells as exchangeable. Because rows can share families, landscapes, seeds, prevalences, and campaigns, its intervals are conditional descriptive summaries and may be too narrow under dependence; cells are not independent campaigns. Pooled Clopper–Pearson bounds similarly assume an ordinary binomial model.</w:t>
       </w:r>
     </w:p>
     <w:p>
@@ -3150,124 +1686,7 @@
           <w:color w:val="000000"/>
           <w:sz w:val="24"/>
         </w:rPr>
-        <w:t>analysers used 8,000 ordinary nonparametric resamples of flat contrast rows, percentile</w:t>
-      </w:r>
-    </w:p>
-    <w:p>
-      <w:pPr>
-        <w:widowControl/>
-      </w:pPr>
-      <w:r>
-        <w:rPr>
-          <w:rFonts w:ascii="Times New Roman" w:hAnsi="Times New Roman" w:eastAsia="Times New Roman" w:cs="Times New Roman"/>
-          <w:color w:val="000000"/>
-          <w:sz w:val="24"/>
-        </w:rPr>
-        <w:t>intervals, and two-sided bootstrap tail-area proportions relative to zero. The</w:t>
-      </w:r>
-    </w:p>
-    <w:p>
-      <w:pPr>
-        <w:widowControl/>
-      </w:pPr>
-      <w:r>
-        <w:rPr>
-          <w:rFonts w:ascii="Times New Roman" w:hAnsi="Times New Roman" w:eastAsia="Times New Roman" w:cs="Times New Roman"/>
-          <w:color w:val="000000"/>
-          <w:sz w:val="24"/>
-        </w:rPr>
-        <w:t>flat-cell bootstrap treats cells as exchangeable. Because rows can share families,</w:t>
-      </w:r>
-    </w:p>
-    <w:p>
-      <w:pPr>
-        <w:widowControl/>
-      </w:pPr>
-      <w:r>
-        <w:rPr>
-          <w:rFonts w:ascii="Times New Roman" w:hAnsi="Times New Roman" w:eastAsia="Times New Roman" w:cs="Times New Roman"/>
-          <w:color w:val="000000"/>
-          <w:sz w:val="24"/>
-        </w:rPr>
-        <w:t>landscapes, seeds, prevalences, and campaigns, its intervals are conditional descriptive</w:t>
-      </w:r>
-    </w:p>
-    <w:p>
-      <w:pPr>
-        <w:widowControl/>
-      </w:pPr>
-      <w:r>
-        <w:rPr>
-          <w:rFonts w:ascii="Times New Roman" w:hAnsi="Times New Roman" w:eastAsia="Times New Roman" w:cs="Times New Roman"/>
-          <w:color w:val="000000"/>
-          <w:sz w:val="24"/>
-        </w:rPr>
-        <w:t>summaries and may be too narrow under dependence; cells are not independent campaigns.</w:t>
-      </w:r>
-    </w:p>
-    <w:p>
-      <w:pPr>
-        <w:widowControl/>
-      </w:pPr>
-      <w:r>
-        <w:rPr>
-          <w:rFonts w:ascii="Times New Roman" w:hAnsi="Times New Roman" w:eastAsia="Times New Roman" w:cs="Times New Roman"/>
-          <w:color w:val="000000"/>
-          <w:sz w:val="24"/>
-        </w:rPr>
-        <w:t>Pooled Clopper–Pearson bounds similarly assume an ordinary binomial model.</w:t>
-      </w:r>
-    </w:p>
-    <w:p>
-      <w:pPr>
-        <w:widowControl/>
-      </w:pPr>
-      <w:r>
-        <w:rPr>
-          <w:rFonts w:ascii="Times New Roman" w:hAnsi="Times New Roman" w:eastAsia="Times New Roman" w:cs="Times New Roman"/>
-          <w:color w:val="000000"/>
-          <w:sz w:val="24"/>
-        </w:rPr>
-        <w:t>The regret smallest effect of interest was 0.02. An interval extending beyond that</w:t>
-      </w:r>
-    </w:p>
-    <w:p>
-      <w:pPr>
-        <w:widowControl/>
-      </w:pPr>
-      <w:r>
-        <w:rPr>
-          <w:rFonts w:ascii="Times New Roman" w:hAnsi="Times New Roman" w:eastAsia="Times New Roman" w:cs="Times New Roman"/>
-          <w:color w:val="000000"/>
-          <w:sz w:val="24"/>
-        </w:rPr>
-        <w:t>boundary was not interpreted as equivalence. The C5 Spearman coefficient is descriptive</w:t>
-      </w:r>
-    </w:p>
-    <w:p>
-      <w:pPr>
-        <w:widowControl/>
-      </w:pPr>
-      <w:r>
-        <w:rPr>
-          <w:rFonts w:ascii="Times New Roman" w:hAnsi="Times New Roman" w:eastAsia="Times New Roman" w:cs="Times New Roman"/>
-          <w:color w:val="000000"/>
-          <w:sz w:val="24"/>
-        </w:rPr>
-        <w:t>over 25 nested, nonexchangeable family-prevalence cells; no naive independence-based</w:t>
-      </w:r>
-    </w:p>
-    <w:p>
-      <w:pPr>
-        <w:widowControl/>
-      </w:pPr>
-      <w:r>
-        <w:rPr>
-          <w:rFonts w:ascii="Times New Roman" w:hAnsi="Times New Roman" w:eastAsia="Times New Roman" w:cs="Times New Roman"/>
-          <w:color w:val="000000"/>
-          <w:sz w:val="24"/>
-        </w:rPr>
-        <w:t>p-value is interpreted.</w:t>
+        <w:t>The regret smallest effect of interest was 0.02. An interval extending beyond that boundary was not interpreted as equivalence. The C5 Spearman coefficient is descriptive over 25 nested, nonexchangeable family-prevalence cells; no naive independence-based p-value is interpreted.</w:t>
       </w:r>
     </w:p>
     <w:p>
@@ -3294,33 +1713,7 @@
           <w:color w:val="000000"/>
           <w:sz w:val="24"/>
         </w:rPr>
-        <w:t>Analyses used Python 3.11 with PyTorch, GPyTorch, BoTorch, NumPy, SciPy, pandas, and</w:t>
-      </w:r>
-    </w:p>
-    <w:p>
-      <w:pPr>
-        <w:widowControl/>
-      </w:pPr>
-      <w:r>
-        <w:rPr>
-          <w:rFonts w:ascii="Times New Roman" w:hAnsi="Times New Roman" w:eastAsia="Times New Roman" w:cs="Times New Roman"/>
-          <w:color w:val="000000"/>
-          <w:sz w:val="24"/>
-        </w:rPr>
-        <w:t>scikit-learn. Frozen inputs, producing commands, exact estimates, guard coverage, and</w:t>
-      </w:r>
-    </w:p>
-    <w:p>
-      <w:pPr>
-        <w:widowControl/>
-      </w:pPr>
-      <w:r>
-        <w:rPr>
-          <w:rFonts w:ascii="Times New Roman" w:hAnsi="Times New Roman" w:eastAsia="Times New Roman" w:cs="Times New Roman"/>
-          <w:color w:val="000000"/>
-          <w:sz w:val="24"/>
-        </w:rPr>
-        <w:t xml:space="preserve">limitations are indexed in </w:t>
+        <w:t xml:space="preserve">Analyses used Python 3.11 with PyTorch, GPyTorch, BoTorch, NumPy, SciPy, pandas, and scikit-learn. Frozen inputs, producing commands, exact estimates, guard coverage, and limitations are indexed in </w:t>
       </w:r>
       <w:r>
         <w:rPr>
@@ -3336,33 +1729,7 @@
           <w:color w:val="000000"/>
           <w:sz w:val="24"/>
         </w:rPr>
-        <w:t>. The active PLOS source</w:t>
-      </w:r>
-    </w:p>
-    <w:p>
-      <w:pPr>
-        <w:widowControl/>
-      </w:pPr>
-      <w:r>
-        <w:rPr>
-          <w:rFonts w:ascii="Times New Roman" w:hAnsi="Times New Roman" w:eastAsia="Times New Roman" w:cs="Times New Roman"/>
-          <w:color w:val="000000"/>
-          <w:sz w:val="24"/>
-        </w:rPr>
-        <w:t>remains in this repository. Consolidated C1–C6/S1 provenance is pinned to repository</w:t>
-      </w:r>
-    </w:p>
-    <w:p>
-      <w:pPr>
-        <w:widowControl/>
-      </w:pPr>
-      <w:r>
-        <w:rPr>
-          <w:rFonts w:ascii="Times New Roman" w:hAnsi="Times New Roman" w:eastAsia="Times New Roman" w:cs="Times New Roman"/>
-          <w:color w:val="000000"/>
-          <w:sz w:val="24"/>
-        </w:rPr>
-        <w:t xml:space="preserve">commit </w:t>
+        <w:t xml:space="preserve">. The active PLOS source remains in this repository. Consolidated C1–C6/S1 provenance is pinned to repository commit </w:t>
       </w:r>
       <w:r>
         <w:rPr>
@@ -3396,20 +1763,7 @@
           <w:color w:val="000000"/>
           <w:sz w:val="24"/>
         </w:rPr>
-        <w:t xml:space="preserve"> and detached-worktree</w:t>
-      </w:r>
-    </w:p>
-    <w:p>
-      <w:pPr>
-        <w:widowControl/>
-      </w:pPr>
-      <w:r>
-        <w:rPr>
-          <w:rFonts w:ascii="Times New Roman" w:hAnsi="Times New Roman" w:eastAsia="Times New Roman" w:cs="Times New Roman"/>
-          <w:color w:val="000000"/>
-          <w:sz w:val="24"/>
-        </w:rPr>
-        <w:t>instructions. No frozen result was changed for this rewrite.</w:t>
+        <w:t xml:space="preserve"> and detached-worktree instructions. No frozen result was changed for this rewrite.</w:t>
       </w:r>
     </w:p>
     <w:p>
@@ -3436,59 +1790,7 @@
           <w:color w:val="000000"/>
           <w:sz w:val="24"/>
         </w:rPr>
-        <w:t>OpenAI Codex (GPT-based coding assistant) assisted with manuscript drafting and revision,</w:t>
-      </w:r>
-    </w:p>
-    <w:p>
-      <w:pPr>
-        <w:widowControl/>
-      </w:pPr>
-      <w:r>
-        <w:rPr>
-          <w:rFonts w:ascii="Times New Roman" w:hAnsi="Times New Roman" w:eastAsia="Times New Roman" w:cs="Times New Roman"/>
-          <w:color w:val="000000"/>
-          <w:sz w:val="24"/>
-        </w:rPr>
-        <w:t>source-code inspection, figure-generation scripts, and document formatting. The authors</w:t>
-      </w:r>
-    </w:p>
-    <w:p>
-      <w:pPr>
-        <w:widowControl/>
-      </w:pPr>
-      <w:r>
-        <w:rPr>
-          <w:rFonts w:ascii="Times New Roman" w:hAnsi="Times New Roman" w:eastAsia="Times New Roman" w:cs="Times New Roman"/>
-          <w:color w:val="000000"/>
-          <w:sz w:val="24"/>
-        </w:rPr>
-        <w:t>reviewed and edited all AI-assisted text and take responsibility for the scientific</w:t>
-      </w:r>
-    </w:p>
-    <w:p>
-      <w:pPr>
-        <w:widowControl/>
-      </w:pPr>
-      <w:r>
-        <w:rPr>
-          <w:rFonts w:ascii="Times New Roman" w:hAnsi="Times New Roman" w:eastAsia="Times New Roman" w:cs="Times New Roman"/>
-          <w:color w:val="000000"/>
-          <w:sz w:val="24"/>
-        </w:rPr>
-        <w:t>interpretation, references, code, figures, and reported results. No generative AI system</w:t>
-      </w:r>
-    </w:p>
-    <w:p>
-      <w:pPr>
-        <w:widowControl/>
-      </w:pPr>
-      <w:r>
-        <w:rPr>
-          <w:rFonts w:ascii="Times New Roman" w:hAnsi="Times New Roman" w:eastAsia="Times New Roman" w:cs="Times New Roman"/>
-          <w:color w:val="000000"/>
-          <w:sz w:val="24"/>
-        </w:rPr>
-        <w:t>was used to create experimental data.</w:t>
+        <w:t>OpenAI Codex (GPT-based coding assistant) assisted with manuscript drafting and revision, source-code inspection, figure-generation scripts, and document formatting. The authors reviewed and edited all AI-assisted text and take responsibility for the scientific interpretation, references, code, figures, and reported results. No generative AI system was used to create experimental data.</w:t>
       </w:r>
     </w:p>
     <w:p>
@@ -3529,85 +1831,7 @@
           <w:color w:val="000000"/>
           <w:sz w:val="24"/>
         </w:rPr>
-        <w:t>Table 1 states the local certification dimensions for C3. Under registered LOFO</w:t>
-      </w:r>
-    </w:p>
-    <w:p>
-      <w:pPr>
-        <w:widowControl/>
-      </w:pPr>
-      <w:r>
-        <w:rPr>
-          <w:rFonts w:ascii="Times New Roman" w:hAnsi="Times New Roman" w:eastAsia="Times New Roman" w:cs="Times New Roman"/>
-          <w:color w:val="000000"/>
-          <w:sz w:val="24"/>
-        </w:rPr>
-        <w:t>calibration, five-round SPADE returned greater certified volume than five-round qLogNEI:</w:t>
-      </w:r>
-    </w:p>
-    <w:p>
-      <w:pPr>
-        <w:widowControl/>
-      </w:pPr>
-      <w:r>
-        <w:rPr>
-          <w:rFonts w:ascii="Times New Roman" w:hAnsi="Times New Roman" w:eastAsia="Times New Roman" w:cs="Times New Roman"/>
-          <w:color w:val="000000"/>
-          <w:sz w:val="24"/>
-        </w:rPr>
-        <w:t>the SPADE-minus-qLogNEI difference was +0.000855 (95% CI</w:t>
-      </w:r>
-    </w:p>
-    <w:p>
-      <w:pPr>
-        <w:widowControl/>
-      </w:pPr>
-      <w:r>
-        <w:rPr>
-          <w:rFonts w:ascii="Times New Roman" w:hAnsi="Times New Roman" w:eastAsia="Times New Roman" w:cs="Times New Roman"/>
-          <w:color w:val="000000"/>
-          <w:sz w:val="24"/>
-        </w:rPr>
-        <w:t>[+0.000691, +0.001028], p &lt; 0.0001, n = 320 dependent cells).</w:t>
-      </w:r>
-    </w:p>
-    <w:p>
-      <w:pPr>
-        <w:widowControl/>
-      </w:pPr>
-      <w:r>
-        <w:rPr>
-          <w:rFonts w:ascii="Times New Roman" w:hAnsi="Times New Roman" w:eastAsia="Times New Roman" w:cs="Times New Roman"/>
-          <w:color w:val="000000"/>
-          <w:sz w:val="24"/>
-        </w:rPr>
-        <w:t>This is the primary result supporting SPADE for the tested operating-region decision.</w:t>
-      </w:r>
-    </w:p>
-    <w:p>
-      <w:pPr>
-        <w:widowControl/>
-      </w:pPr>
-      <w:r>
-        <w:rPr>
-          <w:rFonts w:ascii="Times New Roman" w:hAnsi="Times New Roman" w:eastAsia="Times New Roman" w:cs="Times New Roman"/>
-          <w:color w:val="000000"/>
-          <w:sz w:val="24"/>
-        </w:rPr>
-        <w:t>It does not establish a universal method ranking. The analogous positive three-round</w:t>
-      </w:r>
-    </w:p>
-    <w:p>
-      <w:pPr>
-        <w:widowControl/>
-      </w:pPr>
-      <w:r>
-        <w:rPr>
-          <w:rFonts w:ascii="Times New Roman" w:hAnsi="Times New Roman" w:eastAsia="Times New Roman" w:cs="Times New Roman"/>
-          <w:color w:val="000000"/>
-          <w:sz w:val="24"/>
-        </w:rPr>
-        <w:t>claim was withdrawn after extension to 32 seeds.</w:t>
+        <w:t>Table 1 states the local certification dimensions for C3. Under registered LOFO calibration, five-round SPADE returned greater certified volume than five-round qLogNEI: the SPADE-minus-qLogNEI difference was +0.000855 (95% CI [+0.000691, +0.001028], p &lt; 0.0001, n = 320 dependent cells). This is the primary result supporting SPADE for the tested operating-region decision. It does not establish a universal method ranking. The analogous positive three-round claim was withdrawn after extension to 32 seeds.</w:t>
       </w:r>
     </w:p>
     <w:p>
@@ -4166,59 +2390,7 @@
           <w:color w:val="000000"/>
           <w:sz w:val="24"/>
         </w:rPr>
-        <w:t>In DC, SPADE R5 minus qLogNEI R10 regret was -0.0005 (95% CI</w:t>
-      </w:r>
-    </w:p>
-    <w:p>
-      <w:pPr>
-        <w:widowControl/>
-      </w:pPr>
-      <w:r>
-        <w:rPr>
-          <w:rFonts w:ascii="Times New Roman" w:hAnsi="Times New Roman" w:eastAsia="Times New Roman" w:cs="Times New Roman"/>
-          <w:color w:val="000000"/>
-          <w:sz w:val="24"/>
-        </w:rPr>
-        <w:t>[-0.0221, +0.0207], p = 0.96, n = 160, five families x 32 seeds).</w:t>
-      </w:r>
-    </w:p>
-    <w:p>
-      <w:pPr>
-        <w:widowControl/>
-      </w:pPr>
-      <w:r>
-        <w:rPr>
-          <w:rFonts w:ascii="Times New Roman" w:hAnsi="Times New Roman" w:eastAsia="Times New Roman" w:cs="Times New Roman"/>
-          <w:color w:val="000000"/>
-          <w:sz w:val="24"/>
-        </w:rPr>
-        <w:t>Both used 48 wells. This is no detectable regret difference, not equivalence: the</w:t>
-      </w:r>
-    </w:p>
-    <w:p>
-      <w:pPr>
-        <w:widowControl/>
-      </w:pPr>
-      <w:r>
-        <w:rPr>
-          <w:rFonts w:ascii="Times New Roman" w:hAnsi="Times New Roman" w:eastAsia="Times New Roman" w:cs="Times New Roman"/>
-          <w:color w:val="000000"/>
-          <w:sz w:val="24"/>
-        </w:rPr>
-        <w:t>interval extends slightly beyond the registered ±0.02 effect boundary, and neither</w:t>
-      </w:r>
-    </w:p>
-    <w:p>
-      <w:pPr>
-        <w:widowControl/>
-      </w:pPr>
-      <w:r>
-        <w:rPr>
-          <w:rFonts w:ascii="Times New Roman" w:hAnsi="Times New Roman" w:eastAsia="Times New Roman" w:cs="Times New Roman"/>
-          <w:color w:val="000000"/>
-          <w:sz w:val="24"/>
-        </w:rPr>
-        <w:t>calendar duration nor cost was measured.</w:t>
+        <w:t>In DC, SPADE R5 minus qLogNEI R10 regret was -0.0005 (95% CI [-0.0221, +0.0207], p = 0.96, n = 160, five families x 32 seeds). Both used 48 wells. This is no detectable regret difference, not equivalence: the interval extends slightly beyond the registered ±0.02 effect boundary, and neither calendar duration nor cost was measured.</w:t>
       </w:r>
     </w:p>
     <w:p>
@@ -4301,7 +2473,7 @@
           <w:color w:val="000000"/>
           <w:sz w:val="24"/>
         </w:rPr>
-        <w:t>The adverse point result is essential: screened DoE found the better point recipe in</w:t>
+        <w:t>The adverse point result is essential: screened DoE found the better point recipe in three rounds. SPADE R5 minus screened-DoE R3 regret was +0.1026 (95% CI [+0.0486, +0.1578], p = 0.0003, n = 160). SPADE used five rounds.</w:t>
       </w:r>
     </w:p>
     <w:p>
@@ -4314,137 +2486,7 @@
           <w:color w:val="000000"/>
           <w:sz w:val="24"/>
         </w:rPr>
-        <w:t>three rounds. SPADE R5 minus screened-DoE R3 regret was +0.1026 (95% CI</w:t>
-      </w:r>
-    </w:p>
-    <w:p>
-      <w:pPr>
-        <w:widowControl/>
-      </w:pPr>
-      <w:r>
-        <w:rPr>
-          <w:rFonts w:ascii="Times New Roman" w:hAnsi="Times New Roman" w:eastAsia="Times New Roman" w:cs="Times New Roman"/>
-          <w:color w:val="000000"/>
-          <w:sz w:val="24"/>
-        </w:rPr>
-        <w:t>[+0.0486, +0.1578], p = 0.0003, n = 160). SPADE used five rounds.</w:t>
-      </w:r>
-    </w:p>
-    <w:p>
-      <w:pPr>
-        <w:widowControl/>
-      </w:pPr>
-      <w:r>
-        <w:rPr>
-          <w:rFonts w:ascii="Times New Roman" w:hAnsi="Times New Roman" w:eastAsia="Times New Roman" w:cs="Times New Roman"/>
-          <w:color w:val="000000"/>
-          <w:sz w:val="24"/>
-        </w:rPr>
-        <w:t>Regional evidence moved in the opposite direction (Table 2). At prevalence 0.30,</w:t>
-      </w:r>
-    </w:p>
-    <w:p>
-      <w:pPr>
-        <w:widowControl/>
-      </w:pPr>
-      <w:r>
-        <w:rPr>
-          <w:rFonts w:ascii="Times New Roman" w:hAnsi="Times New Roman" w:eastAsia="Times New Roman" w:cs="Times New Roman"/>
-          <w:color w:val="000000"/>
-          <w:sz w:val="24"/>
-        </w:rPr>
-        <w:t>relative noise 0.25, assurance 0.95, 48 wells, and five families x 32 seeds,</w:t>
-      </w:r>
-    </w:p>
-    <w:p>
-      <w:pPr>
-        <w:widowControl/>
-      </w:pPr>
-      <w:r>
-        <w:rPr>
-          <w:rFonts w:ascii="Times New Roman" w:hAnsi="Times New Roman" w:eastAsia="Times New Roman" w:cs="Times New Roman"/>
-          <w:color w:val="000000"/>
-          <w:sz w:val="24"/>
-        </w:rPr>
-        <w:t>SPADE selected c=1 within the same DC sample, answered 66/160, and contained truth</w:t>
-      </w:r>
-    </w:p>
-    <w:p>
-      <w:pPr>
-        <w:widowControl/>
-      </w:pPr>
-      <w:r>
-        <w:rPr>
-          <w:rFonts w:ascii="Times New Roman" w:hAnsi="Times New Roman" w:eastAsia="Times New Roman" w:cs="Times New Roman"/>
-          <w:color w:val="000000"/>
-          <w:sz w:val="24"/>
-        </w:rPr>
-        <w:t>in 66/66 answered regions (observed conditional containment 1.0000, ordinary</w:t>
-      </w:r>
-    </w:p>
-    <w:p>
-      <w:pPr>
-        <w:widowControl/>
-      </w:pPr>
-      <w:r>
-        <w:rPr>
-          <w:rFonts w:ascii="Times New Roman" w:hAnsi="Times New Roman" w:eastAsia="Times New Roman" w:cs="Times New Roman"/>
-          <w:color w:val="000000"/>
-          <w:sz w:val="24"/>
-        </w:rPr>
-        <w:t>binomial lower bound 0.9556). Neither DoE arm passed at any inflation, so baseline</w:t>
-      </w:r>
-    </w:p>
-    <w:p>
-      <w:pPr>
-        <w:widowControl/>
-      </w:pPr>
-      <w:r>
-        <w:rPr>
-          <w:rFonts w:ascii="Times New Roman" w:hAnsi="Times New Roman" w:eastAsia="Times New Roman" w:cs="Times New Roman"/>
-          <w:color w:val="000000"/>
-          <w:sz w:val="24"/>
-        </w:rPr>
-        <w:t>c=1 diagnostics are reported: screened DoE answered 122/160 and contained 85/122</w:t>
-      </w:r>
-    </w:p>
-    <w:p>
-      <w:pPr>
-        <w:widowControl/>
-      </w:pPr>
-      <w:r>
-        <w:rPr>
-          <w:rFonts w:ascii="Times New Roman" w:hAnsi="Times New Roman" w:eastAsia="Times New Roman" w:cs="Times New Roman"/>
-          <w:color w:val="000000"/>
-          <w:sz w:val="24"/>
-        </w:rPr>
-        <w:t>(0.6967); unscreened DoE answered 134/160 and contained 77/134 (0.5746).</w:t>
-      </w:r>
-    </w:p>
-    <w:p>
-      <w:pPr>
-        <w:widowControl/>
-      </w:pPr>
-      <w:r>
-        <w:rPr>
-          <w:rFonts w:ascii="Times New Roman" w:hAnsi="Times New Roman" w:eastAsia="Times New Roman" w:cs="Times New Roman"/>
-          <w:color w:val="000000"/>
-          <w:sz w:val="24"/>
-        </w:rPr>
-        <w:t>These within-sample descriptive results do not condemn DoE as a class or establish</w:t>
-      </w:r>
-    </w:p>
-    <w:p>
-      <w:pPr>
-        <w:widowControl/>
-      </w:pPr>
-      <w:r>
-        <w:rPr>
-          <w:rFonts w:ascii="Times New Roman" w:hAnsi="Times New Roman" w:eastAsia="Times New Roman" w:cs="Times New Roman"/>
-          <w:color w:val="000000"/>
-          <w:sz w:val="24"/>
-        </w:rPr>
-        <w:t>transportable coverage.</w:t>
+        <w:t>Regional evidence moved in the opposite direction (Table 2). At prevalence 0.30, relative noise 0.25, assurance 0.95, 48 wells, and five families x 32 seeds, SPADE selected c=1 within the same DC sample, answered 66/160, and contained truth in 66/66 answered regions (observed conditional containment 1.0000, ordinary binomial lower bound 0.9556). Neither DoE arm passed at any inflation, so baseline c=1 diagnostics are reported: screened DoE answered 122/160 and contained 85/122 (0.6967); unscreened DoE answered 134/160 and contained 77/134 (0.5746). These within-sample descriptive results do not condemn DoE as a class or establish transportable coverage.</w:t>
       </w:r>
     </w:p>
     <w:p>
@@ -5310,7 +3352,7 @@
           <w:color w:val="000000"/>
           <w:sz w:val="24"/>
         </w:rPr>
-        <w:t>Across five families and prevalences 0.70, 0.50, 0.30, 0.20, and 0.10, SPADE answer</w:t>
+        <w:t>Across five families and prevalences 0.70, 0.50, 0.30, 0.20, and 0.10, SPADE answer rate at c=1, alpha=0.95, 48 wells, R5, relative noise 0.25, and 64 seeds per family was descriptively associated with mean seed-specific true margin-to-noise (Spearman rho = 0.988; 25 nested family-prevalence cells). The diagnostic uses latent truth and is explanatory, not available prospectively. Shared families and ordered prevalences make the cells dependent and nonexchangeable.</w:t>
       </w:r>
     </w:p>
     <w:p>
@@ -5323,124 +3365,7 @@
           <w:color w:val="000000"/>
           <w:sz w:val="24"/>
         </w:rPr>
-        <w:t>rate at c=1, alpha=0.95, 48 wells, R5, relative noise 0.25, and 64 seeds per</w:t>
-      </w:r>
-    </w:p>
-    <w:p>
-      <w:pPr>
-        <w:widowControl/>
-      </w:pPr>
-      <w:r>
-        <w:rPr>
-          <w:rFonts w:ascii="Times New Roman" w:hAnsi="Times New Roman" w:eastAsia="Times New Roman" w:cs="Times New Roman"/>
-          <w:color w:val="000000"/>
-          <w:sz w:val="24"/>
-        </w:rPr>
-        <w:t>family was descriptively associated with mean seed-specific true margin-to-noise</w:t>
-      </w:r>
-    </w:p>
-    <w:p>
-      <w:pPr>
-        <w:widowControl/>
-      </w:pPr>
-      <w:r>
-        <w:rPr>
-          <w:rFonts w:ascii="Times New Roman" w:hAnsi="Times New Roman" w:eastAsia="Times New Roman" w:cs="Times New Roman"/>
-          <w:color w:val="000000"/>
-          <w:sz w:val="24"/>
-        </w:rPr>
-        <w:t>(Spearman rho = 0.988; 25 nested family-prevalence cells). The diagnostic</w:t>
-      </w:r>
-    </w:p>
-    <w:p>
-      <w:pPr>
-        <w:widowControl/>
-      </w:pPr>
-      <w:r>
-        <w:rPr>
-          <w:rFonts w:ascii="Times New Roman" w:hAnsi="Times New Roman" w:eastAsia="Times New Roman" w:cs="Times New Roman"/>
-          <w:color w:val="000000"/>
-          <w:sz w:val="24"/>
-        </w:rPr>
-        <w:t>uses latent truth and is explanatory, not available prospectively. Shared families and</w:t>
-      </w:r>
-    </w:p>
-    <w:p>
-      <w:pPr>
-        <w:widowControl/>
-      </w:pPr>
-      <w:r>
-        <w:rPr>
-          <w:rFonts w:ascii="Times New Roman" w:hAnsi="Times New Roman" w:eastAsia="Times New Roman" w:cs="Times New Roman"/>
-          <w:color w:val="000000"/>
-          <w:sz w:val="24"/>
-        </w:rPr>
-        <w:t>ordered prevalences make the cells dependent and nonexchangeable.</w:t>
-      </w:r>
-    </w:p>
-    <w:p>
-      <w:pPr>
-        <w:widowControl/>
-      </w:pPr>
-      <w:r>
-        <w:rPr>
-          <w:rFonts w:ascii="Times New Roman" w:hAnsi="Times New Roman" w:eastAsia="Times New Roman" w:cs="Times New Roman"/>
-          <w:color w:val="000000"/>
-          <w:sz w:val="24"/>
-        </w:rPr>
-        <w:t>For the biology-shaped but synthetic Hill family at prevalence 0.70, under those</w:t>
-      </w:r>
-    </w:p>
-    <w:p>
-      <w:pPr>
-        <w:widowControl/>
-      </w:pPr>
-      <w:r>
-        <w:rPr>
-          <w:rFonts w:ascii="Times New Roman" w:hAnsi="Times New Roman" w:eastAsia="Times New Roman" w:cs="Times New Roman"/>
-          <w:color w:val="000000"/>
-          <w:sz w:val="24"/>
-        </w:rPr>
-        <w:t>same settings, SPADE answered 40/64 and contained truth in 40/40 (ordinary-binomial</w:t>
-      </w:r>
-    </w:p>
-    <w:p>
-      <w:pPr>
-        <w:widowControl/>
-      </w:pPr>
-      <w:r>
-        <w:rPr>
-          <w:rFonts w:ascii="Times New Roman" w:hAnsi="Times New Roman" w:eastAsia="Times New Roman" w:cs="Times New Roman"/>
-          <w:color w:val="000000"/>
-          <w:sz w:val="24"/>
-        </w:rPr>
-        <w:t>lower bound 0.9278). qLogNEI answered 27/64 and contained 27/27; its limitation was</w:t>
-      </w:r>
-    </w:p>
-    <w:p>
-      <w:pPr>
-        <w:widowControl/>
-      </w:pPr>
-      <w:r>
-        <w:rPr>
-          <w:rFonts w:ascii="Times New Roman" w:hAnsi="Times New Roman" w:eastAsia="Times New Roman" w:cs="Times New Roman"/>
-          <w:color w:val="000000"/>
-          <w:sz w:val="24"/>
-        </w:rPr>
-        <w:t>the answer count required by the registered gate, not failure to return contained</w:t>
-      </w:r>
-    </w:p>
-    <w:p>
-      <w:pPr>
-        <w:widowControl/>
-      </w:pPr>
-      <w:r>
-        <w:rPr>
-          <w:rFonts w:ascii="Times New Roman" w:hAnsi="Times New Roman" w:eastAsia="Times New Roman" w:cs="Times New Roman"/>
-          <w:color w:val="000000"/>
-          <w:sz w:val="24"/>
-        </w:rPr>
-        <w:t>regions.</w:t>
+        <w:t>For the biology-shaped but synthetic Hill family at prevalence 0.70, under those same settings, SPADE answered 40/64 and contained truth in 40/40 (ordinary-binomial lower bound 0.9278). qLogNEI answered 27/64 and contained 27/27; its limitation was the answer count required by the registered gate, not failure to return contained regions.</w:t>
       </w:r>
     </w:p>
     <w:p>
@@ -5467,98 +3392,7 @@
           <w:color w:val="000000"/>
           <w:sz w:val="24"/>
         </w:rPr>
-        <w:t>Treating the fitted GP mean as fixed had little effect in synthetic diagnostics:</w:t>
-      </w:r>
-    </w:p>
-    <w:p>
-      <w:pPr>
-        <w:widowControl/>
-      </w:pPr>
-      <w:r>
-        <w:rPr>
-          <w:rFonts w:ascii="Times New Roman" w:hAnsi="Times New Roman" w:eastAsia="Times New Roman" w:cs="Times New Roman"/>
-          <w:color w:val="000000"/>
-          <w:sz w:val="24"/>
-        </w:rPr>
-        <w:t>mean-marginalised posterior width increased by 1.004x–1.011x. The same correction</w:t>
-      </w:r>
-    </w:p>
-    <w:p>
-      <w:pPr>
-        <w:widowControl/>
-      </w:pPr>
-      <w:r>
-        <w:rPr>
-          <w:rFonts w:ascii="Times New Roman" w:hAnsi="Times New Roman" w:eastAsia="Times New Roman" w:cs="Times New Roman"/>
-          <w:color w:val="000000"/>
-          <w:sz w:val="24"/>
-        </w:rPr>
-        <w:t>increased mean posterior marginal SD approximately 484x for the in-house candidate</w:t>
-      </w:r>
-    </w:p>
-    <w:p>
-      <w:pPr>
-        <w:widowControl/>
-      </w:pPr>
-      <w:r>
-        <w:rPr>
-          <w:rFonts w:ascii="Times New Roman" w:hAnsi="Times New Roman" w:eastAsia="Times New Roman" w:cs="Times New Roman"/>
-          <w:color w:val="000000"/>
-          <w:sz w:val="24"/>
-        </w:rPr>
-        <w:t>dataset and 297x for published Hall–Ogle data. Observation-prediction LOO inflation</w:t>
-      </w:r>
-    </w:p>
-    <w:p>
-      <w:pPr>
-        <w:widowControl/>
-      </w:pPr>
-      <w:r>
-        <w:rPr>
-          <w:rFonts w:ascii="Times New Roman" w:hAnsi="Times New Roman" w:eastAsia="Times New Roman" w:cs="Times New Roman"/>
-          <w:color w:val="000000"/>
-          <w:sz w:val="24"/>
-        </w:rPr>
-        <w:t>was assay-specific (c=0.712 in-house and c=0.526 published). These S2/S3 values are</w:t>
-      </w:r>
-    </w:p>
-    <w:p>
-      <w:pPr>
-        <w:widowControl/>
-      </w:pPr>
-      <w:r>
-        <w:rPr>
-          <w:rFonts w:ascii="Times New Roman" w:hAnsi="Times New Roman" w:eastAsia="Times New Roman" w:cs="Times New Roman"/>
-          <w:color w:val="000000"/>
-          <w:sz w:val="24"/>
-        </w:rPr>
-        <w:t>retrospective, stdout-reproduced support without structured numerical guards. LOO</w:t>
-      </w:r>
-    </w:p>
-    <w:p>
-      <w:pPr>
-        <w:widowControl/>
-      </w:pPr>
-      <w:r>
-        <w:rPr>
-          <w:rFonts w:ascii="Times New Roman" w:hAnsi="Times New Roman" w:eastAsia="Times New Roman" w:cs="Times New Roman"/>
-          <w:color w:val="000000"/>
-          <w:sz w:val="24"/>
-        </w:rPr>
-        <w:t>prediction does not identify latent-function uncertainty, and the in-house CD31 gates</w:t>
-      </w:r>
-    </w:p>
-    <w:p>
-      <w:pPr>
-        <w:widowControl/>
-      </w:pPr>
-      <w:r>
-        <w:rPr>
-          <w:rFonts w:ascii="Times New Roman" w:hAnsi="Times New Roman" w:eastAsia="Times New Roman" w:cs="Times New Roman"/>
-          <w:color w:val="000000"/>
-          <w:sz w:val="24"/>
-        </w:rPr>
-        <w:t xml:space="preserve">remain </w:t>
+        <w:t xml:space="preserve">Treating the fitted GP mean as fixed had little effect in synthetic diagnostics: mean-marginalised posterior width increased by 1.004x–1.011x. The same correction increased mean posterior marginal SD approximately 484x for the in-house candidate dataset and 297x for published Hall–Ogle data. Observation-prediction LOO inflation was assay-specific (c=0.712 in-house and c=0.526 published). These S2/S3 values are retrospective, stdout-reproduced support without structured numerical guards. LOO prediction does not identify latent-function uncertainty, and the in-house CD31 gates remain </w:t>
       </w:r>
       <w:r>
         <w:rPr>
@@ -5602,7 +3436,7 @@
           <w:color w:val="000000"/>
           <w:sz w:val="24"/>
         </w:rPr>
-        <w:t>The target-aligned acquisition did not earn adoption. Relative to committed SPADE, its</w:t>
+        <w:t>The target-aligned acquisition did not earn adoption. Relative to committed SPADE, its certified-volume change was +0.000425 (95% CI [-0.000022, +0.000875]) and its regret was worse by +0.0301 (95% CI [+0.0169, +0.0450], p &lt; 0.0001). Family effects cancelled. This failure is why SPADE's value is described architecturally rather than as a successful targeting mechanism.</w:t>
       </w:r>
     </w:p>
     <w:p>
@@ -5615,7 +3449,7 @@
           <w:color w:val="000000"/>
           <w:sz w:val="24"/>
         </w:rPr>
-        <w:t>certified-volume change was +0.000425 (95% CI</w:t>
+        <w:t>At measured real-assay relative noise 0.68, no tested arm certified. Replication and independent noise identification are therefore prerequisites for prospective use at that noise level.</w:t>
       </w:r>
     </w:p>
     <w:p>
@@ -5628,124 +3462,7 @@
           <w:color w:val="000000"/>
           <w:sz w:val="24"/>
         </w:rPr>
-        <w:t>[-0.000022, +0.000875]) and its regret was worse by +0.0301</w:t>
-      </w:r>
-    </w:p>
-    <w:p>
-      <w:pPr>
-        <w:widowControl/>
-      </w:pPr>
-      <w:r>
-        <w:rPr>
-          <w:rFonts w:ascii="Times New Roman" w:hAnsi="Times New Roman" w:eastAsia="Times New Roman" w:cs="Times New Roman"/>
-          <w:color w:val="000000"/>
-          <w:sz w:val="24"/>
-        </w:rPr>
-        <w:t>(95% CI [+0.0169, +0.0450], p &lt; 0.0001). Family effects cancelled. This failure is</w:t>
-      </w:r>
-    </w:p>
-    <w:p>
-      <w:pPr>
-        <w:widowControl/>
-      </w:pPr>
-      <w:r>
-        <w:rPr>
-          <w:rFonts w:ascii="Times New Roman" w:hAnsi="Times New Roman" w:eastAsia="Times New Roman" w:cs="Times New Roman"/>
-          <w:color w:val="000000"/>
-          <w:sz w:val="24"/>
-        </w:rPr>
-        <w:t>why SPADE's value is described architecturally rather than as a successful targeting</w:t>
-      </w:r>
-    </w:p>
-    <w:p>
-      <w:pPr>
-        <w:widowControl/>
-      </w:pPr>
-      <w:r>
-        <w:rPr>
-          <w:rFonts w:ascii="Times New Roman" w:hAnsi="Times New Roman" w:eastAsia="Times New Roman" w:cs="Times New Roman"/>
-          <w:color w:val="000000"/>
-          <w:sz w:val="24"/>
-        </w:rPr>
-        <w:t>mechanism.</w:t>
-      </w:r>
-    </w:p>
-    <w:p>
-      <w:pPr>
-        <w:widowControl/>
-      </w:pPr>
-      <w:r>
-        <w:rPr>
-          <w:rFonts w:ascii="Times New Roman" w:hAnsi="Times New Roman" w:eastAsia="Times New Roman" w:cs="Times New Roman"/>
-          <w:color w:val="000000"/>
-          <w:sz w:val="24"/>
-        </w:rPr>
-        <w:t>At measured real-assay relative noise 0.68, no tested arm certified. Replication and</w:t>
-      </w:r>
-    </w:p>
-    <w:p>
-      <w:pPr>
-        <w:widowControl/>
-      </w:pPr>
-      <w:r>
-        <w:rPr>
-          <w:rFonts w:ascii="Times New Roman" w:hAnsi="Times New Roman" w:eastAsia="Times New Roman" w:cs="Times New Roman"/>
-          <w:color w:val="000000"/>
-          <w:sz w:val="24"/>
-        </w:rPr>
-        <w:t>independent noise identification are therefore prerequisites for prospective use at</w:t>
-      </w:r>
-    </w:p>
-    <w:p>
-      <w:pPr>
-        <w:widowControl/>
-      </w:pPr>
-      <w:r>
-        <w:rPr>
-          <w:rFonts w:ascii="Times New Roman" w:hAnsi="Times New Roman" w:eastAsia="Times New Roman" w:cs="Times New Roman"/>
-          <w:color w:val="000000"/>
-          <w:sz w:val="24"/>
-        </w:rPr>
-        <w:t>that noise level.</w:t>
-      </w:r>
-    </w:p>
-    <w:p>
-      <w:pPr>
-        <w:widowControl/>
-      </w:pPr>
-      <w:r>
-        <w:rPr>
-          <w:rFonts w:ascii="Times New Roman" w:hAnsi="Times New Roman" w:eastAsia="Times New Roman" w:cs="Times New Roman"/>
-          <w:color w:val="000000"/>
-          <w:sz w:val="24"/>
-        </w:rPr>
-        <w:t>A later future-response development grid evaluated nine candidate protocols on five</w:t>
-      </w:r>
-    </w:p>
-    <w:p>
-      <w:pPr>
-        <w:widowControl/>
-      </w:pPr>
-      <w:r>
-        <w:rPr>
-          <w:rFonts w:ascii="Times New Roman" w:hAnsi="Times New Roman" w:eastAsia="Times New Roman" w:cs="Times New Roman"/>
-          <w:color w:val="000000"/>
-          <w:sz w:val="24"/>
-        </w:rPr>
-        <w:t>families. Table 3 reports its preserved ranges; every candidate missed the registered</w:t>
-      </w:r>
-    </w:p>
-    <w:p>
-      <w:pPr>
-        <w:widowControl/>
-      </w:pPr>
-      <w:r>
-        <w:rPr>
-          <w:rFonts w:ascii="Times New Roman" w:hAnsi="Times New Roman" w:eastAsia="Times New Roman" w:cs="Times New Roman"/>
-          <w:color w:val="000000"/>
-          <w:sz w:val="24"/>
-        </w:rPr>
-        <w:t xml:space="preserve">containment floor on at least one family. The selector returned </w:t>
+        <w:t xml:space="preserve">A later future-response development grid evaluated nine candidate protocols on five families. Table 3 reports its preserved ranges; every candidate missed the registered containment floor on at least one family. The selector returned </w:t>
       </w:r>
       <w:r>
         <w:rPr>
@@ -5762,20 +3479,7 @@
           <w:color w:val="000000"/>
           <w:sz w:val="24"/>
         </w:rPr>
-        <w:t>, no</w:t>
-      </w:r>
-    </w:p>
-    <w:p>
-      <w:pPr>
-        <w:widowControl/>
-      </w:pPr>
-      <w:r>
-        <w:rPr>
-          <w:rFonts w:ascii="Times New Roman" w:hAnsi="Times New Roman" w:eastAsia="Times New Roman" w:cs="Times New Roman"/>
-          <w:color w:val="000000"/>
-          <w:sz w:val="24"/>
-        </w:rPr>
-        <w:t xml:space="preserve">power artifact was authorized, and the lockbox remained </w:t>
+        <w:t xml:space="preserve">, no power artifact was authorized, and the lockbox remained </w:t>
       </w:r>
       <w:r>
         <w:rPr>
@@ -5792,20 +3496,7 @@
           <w:color w:val="000000"/>
           <w:sz w:val="24"/>
         </w:rPr>
-        <w:t>. No lockbox</w:t>
-      </w:r>
-    </w:p>
-    <w:p>
-      <w:pPr>
-        <w:widowControl/>
-      </w:pPr>
-      <w:r>
-        <w:rPr>
-          <w:rFonts w:ascii="Times New Roman" w:hAnsi="Times New Roman" w:eastAsia="Times New Roman" w:cs="Times New Roman"/>
-          <w:color w:val="000000"/>
-          <w:sz w:val="24"/>
-        </w:rPr>
-        <w:t>evidence was opened.</w:t>
+        <w:t>. No lockbox evidence was opened.</w:t>
       </w:r>
     </w:p>
     <w:p>
@@ -6363,7 +4054,7 @@
           <w:color w:val="000000"/>
           <w:sz w:val="24"/>
         </w:rPr>
-        <w:t>The primary conclusion is decision-specific. At five matched rounds, SPADE produced</w:t>
+        <w:t>The primary conclusion is decision-specific. At five matched rounds, SPADE produced greater certified volume than qLogNEI under registered LOFO calibration. In the DC comparison its answered regions also had stronger observed truth containment than the tested DoE pipelines. Those findings support SPADE when the requested deliverable is a conservative operating region and abstention is acceptable.</w:t>
       </w:r>
     </w:p>
     <w:p>
@@ -6376,7 +4067,7 @@
           <w:color w:val="000000"/>
           <w:sz w:val="24"/>
         </w:rPr>
-        <w:t>greater certified volume than qLogNEI under registered LOFO calibration. In the DC</w:t>
+        <w:t>They do not support a universal ranking. The qLogNEI point comparison showed no detectable difference and did not establish equivalence. Screened DoE found a substantially better point recipe in fewer rounds. A laboratory requiring one recipe may rationally prefer a point optimizer; a laboratory requiring a region faces a different loss function.</w:t>
       </w:r>
     </w:p>
     <w:p>
@@ -6389,176 +4080,7 @@
           <w:color w:val="000000"/>
           <w:sz w:val="24"/>
         </w:rPr>
-        <w:t>comparison its answered regions also had stronger observed truth containment than the</w:t>
-      </w:r>
-    </w:p>
-    <w:p>
-      <w:pPr>
-        <w:widowControl/>
-      </w:pPr>
-      <w:r>
-        <w:rPr>
-          <w:rFonts w:ascii="Times New Roman" w:hAnsi="Times New Roman" w:eastAsia="Times New Roman" w:cs="Times New Roman"/>
-          <w:color w:val="000000"/>
-          <w:sz w:val="24"/>
-        </w:rPr>
-        <w:t>tested DoE pipelines. Those findings support SPADE when the requested deliverable is a</w:t>
-      </w:r>
-    </w:p>
-    <w:p>
-      <w:pPr>
-        <w:widowControl/>
-      </w:pPr>
-      <w:r>
-        <w:rPr>
-          <w:rFonts w:ascii="Times New Roman" w:hAnsi="Times New Roman" w:eastAsia="Times New Roman" w:cs="Times New Roman"/>
-          <w:color w:val="000000"/>
-          <w:sz w:val="24"/>
-        </w:rPr>
-        <w:t>conservative operating region and abstention is acceptable.</w:t>
-      </w:r>
-    </w:p>
-    <w:p>
-      <w:pPr>
-        <w:widowControl/>
-      </w:pPr>
-      <w:r>
-        <w:rPr>
-          <w:rFonts w:ascii="Times New Roman" w:hAnsi="Times New Roman" w:eastAsia="Times New Roman" w:cs="Times New Roman"/>
-          <w:color w:val="000000"/>
-          <w:sz w:val="24"/>
-        </w:rPr>
-        <w:t>They do not support a universal ranking. The qLogNEI point comparison showed no</w:t>
-      </w:r>
-    </w:p>
-    <w:p>
-      <w:pPr>
-        <w:widowControl/>
-      </w:pPr>
-      <w:r>
-        <w:rPr>
-          <w:rFonts w:ascii="Times New Roman" w:hAnsi="Times New Roman" w:eastAsia="Times New Roman" w:cs="Times New Roman"/>
-          <w:color w:val="000000"/>
-          <w:sz w:val="24"/>
-        </w:rPr>
-        <w:t>detectable difference and did not establish equivalence. Screened DoE found a</w:t>
-      </w:r>
-    </w:p>
-    <w:p>
-      <w:pPr>
-        <w:widowControl/>
-      </w:pPr>
-      <w:r>
-        <w:rPr>
-          <w:rFonts w:ascii="Times New Roman" w:hAnsi="Times New Roman" w:eastAsia="Times New Roman" w:cs="Times New Roman"/>
-          <w:color w:val="000000"/>
-          <w:sz w:val="24"/>
-        </w:rPr>
-        <w:t>substantially better point recipe in fewer rounds. A laboratory requiring one recipe</w:t>
-      </w:r>
-    </w:p>
-    <w:p>
-      <w:pPr>
-        <w:widowControl/>
-      </w:pPr>
-      <w:r>
-        <w:rPr>
-          <w:rFonts w:ascii="Times New Roman" w:hAnsi="Times New Roman" w:eastAsia="Times New Roman" w:cs="Times New Roman"/>
-          <w:color w:val="000000"/>
-          <w:sz w:val="24"/>
-        </w:rPr>
-        <w:t>may rationally prefer a point optimizer; a laboratory requiring a region faces a</w:t>
-      </w:r>
-    </w:p>
-    <w:p>
-      <w:pPr>
-        <w:widowControl/>
-      </w:pPr>
-      <w:r>
-        <w:rPr>
-          <w:rFonts w:ascii="Times New Roman" w:hAnsi="Times New Roman" w:eastAsia="Times New Roman" w:cs="Times New Roman"/>
-          <w:color w:val="000000"/>
-          <w:sz w:val="24"/>
-        </w:rPr>
-        <w:t>different loss function.</w:t>
-      </w:r>
-    </w:p>
-    <w:p>
-      <w:pPr>
-        <w:widowControl/>
-      </w:pPr>
-      <w:r>
-        <w:rPr>
-          <w:rFonts w:ascii="Times New Roman" w:hAnsi="Times New Roman" w:eastAsia="Times New Roman" w:cs="Times New Roman"/>
-          <w:color w:val="000000"/>
-          <w:sz w:val="24"/>
-        </w:rPr>
-        <w:t>The contribution is integration and evidence, not theoretical priority. GP level-set</w:t>
-      </w:r>
-    </w:p>
-    <w:p>
-      <w:pPr>
-        <w:widowControl/>
-      </w:pPr>
-      <w:r>
-        <w:rPr>
-          <w:rFonts w:ascii="Times New Roman" w:hAnsi="Times New Roman" w:eastAsia="Times New Roman" w:cs="Times New Roman"/>
-          <w:color w:val="000000"/>
-          <w:sz w:val="24"/>
-        </w:rPr>
-        <w:t>learning, Vorob'ev summaries, simultaneous posterior inclusion, and conservative</w:t>
-      </w:r>
-    </w:p>
-    <w:p>
-      <w:pPr>
-        <w:widowControl/>
-      </w:pPr>
-      <w:r>
-        <w:rPr>
-          <w:rFonts w:ascii="Times New Roman" w:hAnsi="Times New Roman" w:eastAsia="Times New Roman" w:cs="Times New Roman"/>
-          <w:color w:val="000000"/>
-          <w:sz w:val="24"/>
-        </w:rPr>
-        <w:t>excursion sets are established. SPADE adapts them to a fixed-well assay architecture,</w:t>
-      </w:r>
-    </w:p>
-    <w:p>
-      <w:pPr>
-        <w:widowControl/>
-      </w:pPr>
-      <w:r>
-        <w:rPr>
-          <w:rFonts w:ascii="Times New Roman" w:hAnsi="Times New Roman" w:eastAsia="Times New Roman" w:cs="Times New Roman"/>
-          <w:color w:val="000000"/>
-          <w:sz w:val="24"/>
-        </w:rPr>
-        <w:t>uses common regional post-processing across comparator observations, and permits an</w:t>
-      </w:r>
-    </w:p>
-    <w:p>
-      <w:pPr>
-        <w:widowControl/>
-      </w:pPr>
-      <w:r>
-        <w:rPr>
-          <w:rFonts w:ascii="Times New Roman" w:hAnsi="Times New Roman" w:eastAsia="Times New Roman" w:cs="Times New Roman"/>
-          <w:color w:val="000000"/>
-          <w:sz w:val="24"/>
-        </w:rPr>
-        <w:t>empty answer. The failed target-alignment experiment prevents attributing the observed</w:t>
-      </w:r>
-    </w:p>
-    <w:p>
-      <w:pPr>
-        <w:widowControl/>
-      </w:pPr>
-      <w:r>
-        <w:rPr>
-          <w:rFonts w:ascii="Times New Roman" w:hAnsi="Times New Roman" w:eastAsia="Times New Roman" w:cs="Times New Roman"/>
-          <w:color w:val="000000"/>
-          <w:sz w:val="24"/>
-        </w:rPr>
-        <w:t>regional result to successful threshold targeting.</w:t>
+        <w:t>The contribution is integration and evidence, not theoretical priority. GP level-set learning, Vorob'ev summaries, simultaneous posterior inclusion, and conservative excursion sets are established. SPADE adapts them to a fixed-well assay architecture, uses common regional post-processing across comparator observations, and permits an empty answer. The failed target-alignment experiment prevents attributing the observed regional result to successful threshold targeting.</w:t>
       </w:r>
     </w:p>
     <w:p>
@@ -6585,7 +4107,7 @@
           <w:color w:val="000000"/>
           <w:sz w:val="24"/>
         </w:rPr>
-        <w:t>All comparative landscapes were synthetic, the domain was evaluated on finite grids,</w:t>
+        <w:t>All comparative landscapes were synthetic, the domain was evaluated on finite grids, and headline noise was 0.25. Families, seeds, target prevalences, kernels, acquisition implementations, and one 48-well budget bound the result. The tested DoE is one low-order response-surface pipeline and qLogNEI is one BO acquisition.</w:t>
       </w:r>
     </w:p>
     <w:p>
@@ -6598,7 +4120,7 @@
           <w:color w:val="000000"/>
           <w:sz w:val="24"/>
         </w:rPr>
-        <w:t>and headline noise was 0.25. Families, seeds, target prevalences, kernels, acquisition</w:t>
+        <w:t>Inference is conditional on the frozen benchmark. The flat-cell bootstrap may be too narrow because repeated family-seed-prevalence cells are dependent. Pooled binomial bounds do not become cluster-aware merely because they are exact under an ordinary Bernoulli model. C2 calibration is within-sample; only C3 holds a family out during inflation selection. Neither procedure supplies distribution-free or regulatory coverage.</w:t>
       </w:r>
     </w:p>
     <w:p>
@@ -6611,150 +4133,7 @@
           <w:color w:val="000000"/>
           <w:sz w:val="24"/>
         </w:rPr>
-        <w:t>implementations, and one 48-well budget bound the result. The tested DoE is one</w:t>
-      </w:r>
-    </w:p>
-    <w:p>
-      <w:pPr>
-        <w:widowControl/>
-      </w:pPr>
-      <w:r>
-        <w:rPr>
-          <w:rFonts w:ascii="Times New Roman" w:hAnsi="Times New Roman" w:eastAsia="Times New Roman" w:cs="Times New Roman"/>
-          <w:color w:val="000000"/>
-          <w:sz w:val="24"/>
-        </w:rPr>
-        <w:t>low-order response-surface pipeline and qLogNEI is one BO acquisition.</w:t>
-      </w:r>
-    </w:p>
-    <w:p>
-      <w:pPr>
-        <w:widowControl/>
-      </w:pPr>
-      <w:r>
-        <w:rPr>
-          <w:rFonts w:ascii="Times New Roman" w:hAnsi="Times New Roman" w:eastAsia="Times New Roman" w:cs="Times New Roman"/>
-          <w:color w:val="000000"/>
-          <w:sz w:val="24"/>
-        </w:rPr>
-        <w:t>Inference is conditional on the frozen benchmark. The flat-cell bootstrap may be too</w:t>
-      </w:r>
-    </w:p>
-    <w:p>
-      <w:pPr>
-        <w:widowControl/>
-      </w:pPr>
-      <w:r>
-        <w:rPr>
-          <w:rFonts w:ascii="Times New Roman" w:hAnsi="Times New Roman" w:eastAsia="Times New Roman" w:cs="Times New Roman"/>
-          <w:color w:val="000000"/>
-          <w:sz w:val="24"/>
-        </w:rPr>
-        <w:t>narrow because repeated family-seed-prevalence cells are dependent. Pooled binomial</w:t>
-      </w:r>
-    </w:p>
-    <w:p>
-      <w:pPr>
-        <w:widowControl/>
-      </w:pPr>
-      <w:r>
-        <w:rPr>
-          <w:rFonts w:ascii="Times New Roman" w:hAnsi="Times New Roman" w:eastAsia="Times New Roman" w:cs="Times New Roman"/>
-          <w:color w:val="000000"/>
-          <w:sz w:val="24"/>
-        </w:rPr>
-        <w:t>bounds do not become cluster-aware merely because they are exact under an ordinary</w:t>
-      </w:r>
-    </w:p>
-    <w:p>
-      <w:pPr>
-        <w:widowControl/>
-      </w:pPr>
-      <w:r>
-        <w:rPr>
-          <w:rFonts w:ascii="Times New Roman" w:hAnsi="Times New Roman" w:eastAsia="Times New Roman" w:cs="Times New Roman"/>
-          <w:color w:val="000000"/>
-          <w:sz w:val="24"/>
-        </w:rPr>
-        <w:t>Bernoulli model. C2 calibration is within-sample; only C3 holds a family out during</w:t>
-      </w:r>
-    </w:p>
-    <w:p>
-      <w:pPr>
-        <w:widowControl/>
-      </w:pPr>
-      <w:r>
-        <w:rPr>
-          <w:rFonts w:ascii="Times New Roman" w:hAnsi="Times New Roman" w:eastAsia="Times New Roman" w:cs="Times New Roman"/>
-          <w:color w:val="000000"/>
-          <w:sz w:val="24"/>
-        </w:rPr>
-        <w:t>inflation selection. Neither procedure supplies distribution-free or regulatory</w:t>
-      </w:r>
-    </w:p>
-    <w:p>
-      <w:pPr>
-        <w:widowControl/>
-      </w:pPr>
-      <w:r>
-        <w:rPr>
-          <w:rFonts w:ascii="Times New Roman" w:hAnsi="Times New Roman" w:eastAsia="Times New Roman" w:cs="Times New Roman"/>
-          <w:color w:val="000000"/>
-          <w:sz w:val="24"/>
-        </w:rPr>
-        <w:t>coverage.</w:t>
-      </w:r>
-    </w:p>
-    <w:p>
-      <w:pPr>
-        <w:widowControl/>
-      </w:pPr>
-      <w:r>
-        <w:rPr>
-          <w:rFonts w:ascii="Times New Roman" w:hAnsi="Times New Roman" w:eastAsia="Times New Roman" w:cs="Times New Roman"/>
-          <w:color w:val="000000"/>
-          <w:sz w:val="24"/>
-        </w:rPr>
-        <w:t>The real-data analyses are retrospective diagnostics. They do not establish recipe</w:t>
-      </w:r>
-    </w:p>
-    <w:p>
-      <w:pPr>
-        <w:widowControl/>
-      </w:pPr>
-      <w:r>
-        <w:rPr>
-          <w:rFonts w:ascii="Times New Roman" w:hAnsi="Times New Roman" w:eastAsia="Times New Roman" w:cs="Times New Roman"/>
-          <w:color w:val="000000"/>
-          <w:sz w:val="24"/>
-        </w:rPr>
-        <w:t>equivalence, manufacturing qualification, regulatory validation, or prospective</w:t>
-      </w:r>
-    </w:p>
-    <w:p>
-      <w:pPr>
-        <w:widowControl/>
-      </w:pPr>
-      <w:r>
-        <w:rPr>
-          <w:rFonts w:ascii="Times New Roman" w:hAnsi="Times New Roman" w:eastAsia="Times New Roman" w:cs="Times New Roman"/>
-          <w:color w:val="000000"/>
-          <w:sz w:val="24"/>
-        </w:rPr>
-        <w:t>wet-lab performance. The relative-noise ceiling, unsigned in-house gates, missing</w:t>
-      </w:r>
-    </w:p>
-    <w:p>
-      <w:pPr>
-        <w:widowControl/>
-      </w:pPr>
-      <w:r>
-        <w:rPr>
-          <w:rFonts w:ascii="Times New Roman" w:hAnsi="Times New Roman" w:eastAsia="Times New Roman" w:cs="Times New Roman"/>
-          <w:color w:val="000000"/>
-          <w:sz w:val="24"/>
-        </w:rPr>
-        <w:t xml:space="preserve">replicate-tube noise identification, joint-protocol </w:t>
+        <w:t xml:space="preserve">The real-data analyses are retrospective diagnostics. They do not establish recipe equivalence, manufacturing qualification, regulatory validation, or prospective wet-lab performance. The relative-noise ceiling, unsigned in-house gates, missing replicate-tube noise identification, joint-protocol </w:t>
       </w:r>
       <w:r>
         <w:rPr>
@@ -6771,20 +4150,7 @@
           <w:color w:val="000000"/>
           <w:sz w:val="24"/>
         </w:rPr>
-        <w:t>, and unopened</w:t>
-      </w:r>
-    </w:p>
-    <w:p>
-      <w:pPr>
-        <w:widowControl/>
-      </w:pPr>
-      <w:r>
-        <w:rPr>
-          <w:rFonts w:ascii="Times New Roman" w:hAnsi="Times New Roman" w:eastAsia="Times New Roman" w:cs="Times New Roman"/>
-          <w:color w:val="000000"/>
-          <w:sz w:val="24"/>
-        </w:rPr>
-        <w:t>lockbox preclude such claims.</w:t>
+        <w:t>, and unopened lockbox preclude such claims.</w:t>
       </w:r>
     </w:p>
     <w:p>
@@ -6811,46 +4177,7 @@
           <w:color w:val="000000"/>
           <w:sz w:val="24"/>
         </w:rPr>
-        <w:t>Table 4 situates the contribution. Physical and biological optimization studies provide</w:t>
-      </w:r>
-    </w:p>
-    <w:p>
-      <w:pPr>
-        <w:widowControl/>
-      </w:pPr>
-      <w:r>
-        <w:rPr>
-          <w:rFonts w:ascii="Times New Roman" w:hAnsi="Times New Roman" w:eastAsia="Times New Roman" w:cs="Times New Roman"/>
-          <w:color w:val="000000"/>
-          <w:sz w:val="24"/>
-        </w:rPr>
-        <w:t>wet-lab relevance but usually answer different budget and decision questions.</w:t>
-      </w:r>
-    </w:p>
-    <w:p>
-      <w:pPr>
-        <w:widowControl/>
-      </w:pPr>
-      <w:r>
-        <w:rPr>
-          <w:rFonts w:ascii="Times New Roman" w:hAnsi="Times New Roman" w:eastAsia="Times New Roman" w:cs="Times New Roman"/>
-          <w:color w:val="000000"/>
-          <w:sz w:val="24"/>
-        </w:rPr>
-        <w:t>Methodological papers supply the level-set and conservative-set foundations. The</w:t>
-      </w:r>
-    </w:p>
-    <w:p>
-      <w:pPr>
-        <w:widowControl/>
-      </w:pPr>
-      <w:r>
-        <w:rPr>
-          <w:rFonts w:ascii="Times New Roman" w:hAnsi="Times New Roman" w:eastAsia="Times New Roman" w:cs="Times New Roman"/>
-          <w:color w:val="000000"/>
-          <w:sz w:val="24"/>
-        </w:rPr>
-        <w:t>present simulation offers known truth but no biological validation.</w:t>
+        <w:t>Table 4 situates the contribution. Physical and biological optimization studies provide wet-lab relevance but usually answer different budget and decision questions. Methodological papers supply the level-set and conservative-set foundations. The present simulation offers known truth but no biological validation.</w:t>
       </w:r>
     </w:p>
     <w:p>
@@ -8099,7 +5426,7 @@
           <w:color w:val="000000"/>
           <w:sz w:val="24"/>
         </w:rPr>
-        <w:t>SPADE performed better for the tested operating-region decision: at matched five rounds</w:t>
+        <w:t>SPADE performed better for the tested operating-region decision: at matched five rounds it returned greater certified volume than qLogNEI, and its answered DC regions had stronger observed containment than the tested DoE pipelines. That regional conclusion coexists with no detectable point-regret difference from longer qLogNEI, an interval that did not establish equivalence, and a clear adverse result in which three-round DoE found a better point recipe than five-round SPADE.</w:t>
       </w:r>
     </w:p>
     <w:p>
@@ -8112,111 +5439,7 @@
           <w:color w:val="000000"/>
           <w:sz w:val="24"/>
         </w:rPr>
-        <w:t>it returned greater certified volume than qLogNEI, and its answered DC regions had</w:t>
-      </w:r>
-    </w:p>
-    <w:p>
-      <w:pPr>
-        <w:widowControl/>
-      </w:pPr>
-      <w:r>
-        <w:rPr>
-          <w:rFonts w:ascii="Times New Roman" w:hAnsi="Times New Roman" w:eastAsia="Times New Roman" w:cs="Times New Roman"/>
-          <w:color w:val="000000"/>
-          <w:sz w:val="24"/>
-        </w:rPr>
-        <w:t>stronger observed containment than the tested DoE pipelines. That regional conclusion</w:t>
-      </w:r>
-    </w:p>
-    <w:p>
-      <w:pPr>
-        <w:widowControl/>
-      </w:pPr>
-      <w:r>
-        <w:rPr>
-          <w:rFonts w:ascii="Times New Roman" w:hAnsi="Times New Roman" w:eastAsia="Times New Roman" w:cs="Times New Roman"/>
-          <w:color w:val="000000"/>
-          <w:sz w:val="24"/>
-        </w:rPr>
-        <w:t>coexists with no detectable point-regret difference from longer qLogNEI, an interval</w:t>
-      </w:r>
-    </w:p>
-    <w:p>
-      <w:pPr>
-        <w:widowControl/>
-      </w:pPr>
-      <w:r>
-        <w:rPr>
-          <w:rFonts w:ascii="Times New Roman" w:hAnsi="Times New Roman" w:eastAsia="Times New Roman" w:cs="Times New Roman"/>
-          <w:color w:val="000000"/>
-          <w:sz w:val="24"/>
-        </w:rPr>
-        <w:t>that did not establish equivalence, and a clear adverse result in which three-round DoE</w:t>
-      </w:r>
-    </w:p>
-    <w:p>
-      <w:pPr>
-        <w:widowControl/>
-      </w:pPr>
-      <w:r>
-        <w:rPr>
-          <w:rFonts w:ascii="Times New Roman" w:hAnsi="Times New Roman" w:eastAsia="Times New Roman" w:cs="Times New Roman"/>
-          <w:color w:val="000000"/>
-          <w:sz w:val="24"/>
-        </w:rPr>
-        <w:t>found a better point recipe than five-round SPADE.</w:t>
-      </w:r>
-    </w:p>
-    <w:p>
-      <w:pPr>
-        <w:widowControl/>
-      </w:pPr>
-      <w:r>
-        <w:rPr>
-          <w:rFonts w:ascii="Times New Roman" w:hAnsi="Times New Roman" w:eastAsia="Times New Roman" w:cs="Times New Roman"/>
-          <w:color w:val="000000"/>
-          <w:sz w:val="24"/>
-        </w:rPr>
-        <w:t>Choose SPADE when a moderate-noise, fixed-well campaign must return a conservative</w:t>
-      </w:r>
-    </w:p>
-    <w:p>
-      <w:pPr>
-        <w:widowControl/>
-      </w:pPr>
-      <w:r>
-        <w:rPr>
-          <w:rFonts w:ascii="Times New Roman" w:hAnsi="Times New Roman" w:eastAsia="Times New Roman" w:cs="Times New Roman"/>
-          <w:color w:val="000000"/>
-          <w:sz w:val="24"/>
-        </w:rPr>
-        <w:t>operating region and may abstain; choose a point optimizer when only one recipe is</w:t>
-      </w:r>
-    </w:p>
-    <w:p>
-      <w:pPr>
-        <w:widowControl/>
-      </w:pPr>
-      <w:r>
-        <w:rPr>
-          <w:rFonts w:ascii="Times New Roman" w:hAnsi="Times New Roman" w:eastAsia="Times New Roman" w:cs="Times New Roman"/>
-          <w:color w:val="000000"/>
-          <w:sz w:val="24"/>
-        </w:rPr>
-        <w:t>required. These computational results do not establish recipe equivalence,</w:t>
-      </w:r>
-    </w:p>
-    <w:p>
-      <w:pPr>
-        <w:widowControl/>
-      </w:pPr>
-      <w:r>
-        <w:rPr>
-          <w:rFonts w:ascii="Times New Roman" w:hAnsi="Times New Roman" w:eastAsia="Times New Roman" w:cs="Times New Roman"/>
-          <w:color w:val="000000"/>
-          <w:sz w:val="24"/>
-        </w:rPr>
-        <w:t>manufacturing qualification, regulatory validation, or prospective wet-lab performance.</w:t>
+        <w:t>Choose SPADE when a moderate-noise, fixed-well campaign must return a conservative operating region and may abstain; choose a point optimizer when only one recipe is required. These computational results do not establish recipe equivalence, manufacturing qualification, regulatory validation, or prospective wet-lab performance.</w:t>
       </w:r>
     </w:p>
     <w:p>
@@ -8243,52 +5466,8 @@
           <w:color w:val="000000"/>
           <w:sz w:val="24"/>
         </w:rPr>
-        <w:t>Primary result files, analysis scripts, protocols, and supporting tables are available</w:t>
+        <w:t xml:space="preserve">Primary result files, analysis scripts, protocols, and supporting tables are available in the project repository at https://github.com/akwnn/nutrigene-ai-bo-ipsec. Original software is released under the MIT License; original research materials (manuscript, figures, synthetic datasets, and retained results) are released under CC BY 4.0 (see </w:t>
       </w:r>
-    </w:p>
-    <w:p>
-      <w:pPr>
-        <w:widowControl/>
-      </w:pPr>
-      <w:r>
-        <w:rPr>
-          <w:rFonts w:ascii="Times New Roman" w:hAnsi="Times New Roman" w:eastAsia="Times New Roman" w:cs="Times New Roman"/>
-          <w:color w:val="000000"/>
-          <w:sz w:val="24"/>
-        </w:rPr>
-        <w:t>in the project repository at https://github.com/akwnn/nutrigene-ai-bo-ipsec. Original</w:t>
-      </w:r>
-    </w:p>
-    <w:p>
-      <w:pPr>
-        <w:widowControl/>
-      </w:pPr>
-      <w:r>
-        <w:rPr>
-          <w:rFonts w:ascii="Times New Roman" w:hAnsi="Times New Roman" w:eastAsia="Times New Roman" w:cs="Times New Roman"/>
-          <w:color w:val="000000"/>
-          <w:sz w:val="24"/>
-        </w:rPr>
-        <w:t>software is released under the MIT License; original research materials (manuscript,</w:t>
-      </w:r>
-    </w:p>
-    <w:p>
-      <w:pPr>
-        <w:widowControl/>
-      </w:pPr>
-      <w:r>
-        <w:rPr>
-          <w:rFonts w:ascii="Times New Roman" w:hAnsi="Times New Roman" w:eastAsia="Times New Roman" w:cs="Times New Roman"/>
-          <w:color w:val="000000"/>
-          <w:sz w:val="24"/>
-        </w:rPr>
-        <w:t>figures, synthetic datasets, and retained results) are released under CC BY 4.0 (see</w:t>
-      </w:r>
-    </w:p>
-    <w:p>
-      <w:pPr>
-        <w:widowControl/>
-      </w:pPr>
       <w:r>
         <w:rPr>
           <w:rFonts w:ascii="Times New Roman" w:hAnsi="Times New Roman" w:eastAsia="Times New Roman" w:cs="Times New Roman"/>
@@ -8320,13 +5499,8 @@
           <w:color w:val="000000"/>
           <w:sz w:val="24"/>
         </w:rPr>
-        <w:t>). Audited reproduction paths are indexed in</w:t>
+        <w:t xml:space="preserve">). Audited reproduction paths are indexed in </w:t>
       </w:r>
-    </w:p>
-    <w:p>
-      <w:pPr>
-        <w:widowControl/>
-      </w:pPr>
       <w:r>
         <w:rPr>
           <w:rFonts w:ascii="Courier New" w:hAnsi="Courier New" w:eastAsia="Courier New" w:cs="Courier New"/>
@@ -8341,20 +5515,7 @@
           <w:color w:val="000000"/>
           <w:sz w:val="24"/>
         </w:rPr>
-        <w:t>. A DOI-bearing archival deposit remains pending;</w:t>
-      </w:r>
-    </w:p>
-    <w:p>
-      <w:pPr>
-        <w:widowControl/>
-      </w:pPr>
-      <w:r>
-        <w:rPr>
-          <w:rFonts w:ascii="Times New Roman" w:hAnsi="Times New Roman" w:eastAsia="Times New Roman" w:cs="Times New Roman"/>
-          <w:color w:val="000000"/>
-          <w:sz w:val="24"/>
-        </w:rPr>
-        <w:t>the repository is the current source of the materials described here.</w:t>
+        <w:t>. A DOI-bearing archival deposit remains pending; the repository is the current source of the materials described here.</w:t>
       </w:r>
     </w:p>
     <w:p>
@@ -8390,33 +5551,7 @@
           <w:color w:val="000000"/>
           <w:sz w:val="24"/>
         </w:rPr>
-        <w:t xml:space="preserve"> Conceptualization; Formal analysis; Investigation; Methodology;</w:t>
-      </w:r>
-    </w:p>
-    <w:p>
-      <w:pPr>
-        <w:widowControl/>
-      </w:pPr>
-      <w:r>
-        <w:rPr>
-          <w:rFonts w:ascii="Times New Roman" w:hAnsi="Times New Roman" w:eastAsia="Times New Roman" w:cs="Times New Roman"/>
-          <w:color w:val="000000"/>
-          <w:sz w:val="24"/>
-        </w:rPr>
-        <w:t>Project administration; Validation; Visualization; Writing – original draft; Writing –</w:t>
-      </w:r>
-    </w:p>
-    <w:p>
-      <w:pPr>
-        <w:widowControl/>
-      </w:pPr>
-      <w:r>
-        <w:rPr>
-          <w:rFonts w:ascii="Times New Roman" w:hAnsi="Times New Roman" w:eastAsia="Times New Roman" w:cs="Times New Roman"/>
-          <w:color w:val="000000"/>
-          <w:sz w:val="24"/>
-        </w:rPr>
-        <w:t>review &amp; editing.</w:t>
+        <w:t xml:space="preserve"> Conceptualization; Formal analysis; Investigation; Methodology; Project administration; Validation; Visualization; Writing – original draft; Writing – review &amp; editing.</w:t>
       </w:r>
     </w:p>
     <w:p>
@@ -8438,20 +5573,7 @@
           <w:color w:val="000000"/>
           <w:sz w:val="24"/>
         </w:rPr>
-        <w:t xml:space="preserve"> Conceptualization; Data curation; Formal analysis; Investigation;</w:t>
-      </w:r>
-    </w:p>
-    <w:p>
-      <w:pPr>
-        <w:widowControl/>
-      </w:pPr>
-      <w:r>
-        <w:rPr>
-          <w:rFonts w:ascii="Times New Roman" w:hAnsi="Times New Roman" w:eastAsia="Times New Roman" w:cs="Times New Roman"/>
-          <w:color w:val="000000"/>
-          <w:sz w:val="24"/>
-        </w:rPr>
-        <w:t>Methodology; Software; Validation; Writing – review &amp; editing.</w:t>
+        <w:t xml:space="preserve"> Conceptualization; Data curation; Formal analysis; Investigation; Methodology; Software; Validation; Writing – review &amp; editing.</w:t>
       </w:r>
     </w:p>
     <w:p>
@@ -8491,33 +5613,7 @@
           <w:color w:val="000000"/>
           <w:sz w:val="24"/>
         </w:rPr>
-        <w:t>We thank the Obermeyer Research Group at Columbia University for research context on</w:t>
-      </w:r>
-    </w:p>
-    <w:p>
-      <w:pPr>
-        <w:widowControl/>
-      </w:pPr>
-      <w:r>
-        <w:rPr>
-          <w:rFonts w:ascii="Times New Roman" w:hAnsi="Times New Roman" w:eastAsia="Times New Roman" w:cs="Times New Roman"/>
-          <w:color w:val="000000"/>
-          <w:sz w:val="24"/>
-        </w:rPr>
-        <w:t>multicomponent formulation design. Computational experiments used synthetic landscapes;</w:t>
-      </w:r>
-    </w:p>
-    <w:p>
-      <w:pPr>
-        <w:widowControl/>
-      </w:pPr>
-      <w:r>
-        <w:rPr>
-          <w:rFonts w:ascii="Times New Roman" w:hAnsi="Times New Roman" w:eastAsia="Times New Roman" w:cs="Times New Roman"/>
-          <w:color w:val="000000"/>
-          <w:sz w:val="24"/>
-        </w:rPr>
-        <w:t>no wet-lab samples were generated for this study.</w:t>
+        <w:t>We thank the Obermeyer Research Group at Columbia University for research context on multicomponent formulation design. Computational experiments used synthetic landscapes; no wet-lab samples were generated for this study.</w:t>
       </w:r>
     </w:p>
     <w:p>
@@ -8848,46 +5944,7 @@
           <w:color w:val="000000"/>
           <w:sz w:val="24"/>
         </w:rPr>
-        <w:t>Main text Figures 1–4 follow the region-first presentation: method selection (Fig 1),</w:t>
-      </w:r>
-    </w:p>
-    <w:p>
-      <w:pPr>
-        <w:widowControl/>
-      </w:pPr>
-      <w:r>
-        <w:rPr>
-          <w:rFonts w:ascii="Times New Roman" w:hAnsi="Times New Roman" w:eastAsia="Times New Roman" w:cs="Times New Roman"/>
-          <w:color w:val="000000"/>
-          <w:sz w:val="24"/>
-        </w:rPr>
-        <w:t>SPADE’s certified-volume and containment advantage (Fig 2), the secondary point-recipe</w:t>
-      </w:r>
-    </w:p>
-    <w:p>
-      <w:pPr>
-        <w:widowControl/>
-      </w:pPr>
-      <w:r>
-        <w:rPr>
-          <w:rFonts w:ascii="Times New Roman" w:hAnsi="Times New Roman" w:eastAsia="Times New Roman" w:cs="Times New Roman"/>
-          <w:color w:val="000000"/>
-          <w:sz w:val="24"/>
-        </w:rPr>
-        <w:t>trade-off (Fig 3), and additional locked SPADE evidence C4/C6 (Fig 4). Numeric sources</w:t>
-      </w:r>
-    </w:p>
-    <w:p>
-      <w:pPr>
-        <w:widowControl/>
-      </w:pPr>
-      <w:r>
-        <w:rPr>
-          <w:rFonts w:ascii="Times New Roman" w:hAnsi="Times New Roman" w:eastAsia="Times New Roman" w:cs="Times New Roman"/>
-          <w:color w:val="000000"/>
-          <w:sz w:val="24"/>
-        </w:rPr>
-        <w:t xml:space="preserve">are in </w:t>
+        <w:t xml:space="preserve">Main text Figures 1–4 follow the region-first presentation: method selection (Fig 1), SPADE’s certified-volume and containment advantage (Fig 2), the secondary point-recipe trade-off (Fig 3), and additional locked SPADE evidence C4/C6 (Fig 4). Numeric sources are in </w:t>
       </w:r>
       <w:r>
         <w:rPr>

--- a/manuscript/SPADE-PLOS-ONE.docx
+++ b/manuscript/SPADE-PLOS-ONE.docx
@@ -16,7 +16,7 @@
           <w:color w:val="000000"/>
           <w:sz w:val="28"/>
         </w:rPr>
-        <w:t>SPADE improves operating-region decisions under fixed experimental budgets: a synthetic comparison with Bayesian optimization and response-surface design</w:t>
+        <w:t>Operating-region and point-recipe decisions rank experimental designs differently under a fixed 48-well budget: a synthetic SPADE comparison with Bayesian optimization and response-surface design</w:t>
       </w:r>
     </w:p>
     <w:p>
@@ -130,6 +130,87 @@
       </w:r>
     </w:p>
     <w:p>
+      <w:pPr>
+        <w:pStyle w:val="Heading1"/>
+        <w:widowControl/>
+      </w:pPr>
+      <w:r>
+        <w:rPr>
+          <w:rFonts w:ascii="Times New Roman" w:hAnsi="Times New Roman" w:eastAsia="Times New Roman" w:cs="Times New Roman"/>
+          <w:color w:val="000000"/>
+          <w:sz w:val="24"/>
+        </w:rPr>
+        <w:t>Competing interests</w:t>
+      </w:r>
+    </w:p>
+    <w:p>
+      <w:pPr>
+        <w:widowControl/>
+      </w:pPr>
+      <w:r>
+        <w:rPr>
+          <w:rFonts w:ascii="Times New Roman" w:hAnsi="Times New Roman" w:eastAsia="Times New Roman" w:cs="Times New Roman"/>
+          <w:color w:val="000000"/>
+          <w:sz w:val="24"/>
+        </w:rPr>
+        <w:t>The authors have declared that no competing interests exist. No commercial entity funded, owned, or directed this analysis. Retrospective in-house assay files used only for supporting uncertainty diagnostics (Supporting Information) were academic research materials and conferred no financial interest.</w:t>
+      </w:r>
+    </w:p>
+    <w:p>
+      <w:pPr>
+        <w:pStyle w:val="Heading1"/>
+        <w:widowControl/>
+      </w:pPr>
+      <w:r>
+        <w:rPr>
+          <w:rFonts w:ascii="Times New Roman" w:hAnsi="Times New Roman" w:eastAsia="Times New Roman" w:cs="Times New Roman"/>
+          <w:color w:val="000000"/>
+          <w:sz w:val="24"/>
+        </w:rPr>
+        <w:t>Funding</w:t>
+      </w:r>
+    </w:p>
+    <w:p>
+      <w:pPr>
+        <w:widowControl/>
+      </w:pPr>
+      <w:r>
+        <w:rPr>
+          <w:rFonts w:ascii="Times New Roman" w:hAnsi="Times New Roman" w:eastAsia="Times New Roman" w:cs="Times New Roman"/>
+          <w:color w:val="000000"/>
+          <w:sz w:val="24"/>
+        </w:rPr>
+        <w:t>This work received no specific grant from any funding agency in the public, commercial, or not-for-profit sectors. Computational resources were provided by the authors’ academic affiliations.</w:t>
+      </w:r>
+    </w:p>
+    <w:p>
+      <w:pPr>
+        <w:pStyle w:val="Heading1"/>
+        <w:widowControl/>
+      </w:pPr>
+      <w:r>
+        <w:rPr>
+          <w:rFonts w:ascii="Times New Roman" w:hAnsi="Times New Roman" w:eastAsia="Times New Roman" w:cs="Times New Roman"/>
+          <w:color w:val="000000"/>
+          <w:sz w:val="24"/>
+        </w:rPr>
+        <w:t>Ethics statement</w:t>
+      </w:r>
+    </w:p>
+    <w:p>
+      <w:pPr>
+        <w:widowControl/>
+      </w:pPr>
+      <w:r>
+        <w:rPr>
+          <w:rFonts w:ascii="Times New Roman" w:hAnsi="Times New Roman" w:eastAsia="Times New Roman" w:cs="Times New Roman"/>
+          <w:color w:val="000000"/>
+          <w:sz w:val="24"/>
+        </w:rPr>
+        <w:t>All primary experiments were computer simulations on synthetic response surfaces. No new human participants, animals, cell lines, or biological specimens were generated for this study, and no institutional review board approval was required for the synthetic benchmark. Retrospective in-house assay files used in supporting diagnostics were previously collected academic materials; no new human or animal sampling was performed for this manuscript.</w:t>
+      </w:r>
+    </w:p>
+    <w:p>
       <w:r>
         <w:br w:type="page"/>
       </w:r>
@@ -158,7 +239,7 @@
           <w:color w:val="000000"/>
           <w:sz w:val="24"/>
         </w:rPr>
-        <w:t>An experimental campaign may need one optimized recipe or a conservative operating region; these are different decisions. We evaluated SPADE, an assay-oriented integration of established Gaussian-process level-set and conservative-set methods, against noisy Bayesian optimization (qLogNEI) and a response-surface design of experiments (DoE) on synthetic families under 48-well budgets. Primary matched-round evidence came first: at five rounds, SPADE returned greater certified volume than qLogNEI (+0.000855, 95% CI [+0.000691, +0.001028], p &lt; 0.0001, n = 320 dependent family-seed-prevalence cells under leave-one-family-out calibration). Thus SPADE was better for the tested operating-region decision, not universally better. In the one-process point comparison, five-round SPADE showed no detectable regret difference from ten-round qLogNEI (-0.0005, 95% CI [-0.0221, +0.0207], p = 0.96, n = 160), but the interval did not establish equivalence. The adverse DoE result was substantial: screened three-round DoE found the better point recipe (+0.1026 SPADE-minus-DoE regret, 95% CI [+0.0486, +0.1578], p = 0.0003), while five-round SPADE answered 66/160 regional decisions and contained truth in 66/66, compared with 85/122 and 77/134 contained answers for screened and unscreened DoE. Flat-cell intervals are conditional and dependence may make them too narrow. Results are limited to the tested synthetic benchmark, moderate noise, finite grids, and calibration rules; they do not establish regulatory qualification or prospective wet-lab performance.</w:t>
+        <w:t>An experimental campaign may need one optimized recipe or a conservative operating region; these are different decisions. We evaluated SPADE (Synthetic Posterior Abstaining Design for Excursions), an assay-oriented integration of established Gaussian-process level-set and conservative-set methods, against noisy Bayesian optimization (qLogNEI) and a response-surface design of experiments (DoE) on synthetic families under 48-well budgets. At matched five rounds, SPADE returned greater certified volume than qLogNEI (mean volumes 0.000864 versus 0.000009 on the 2,000-point scoring grid, about a 92-fold ratio; difference +0.000855, 95% CI [+0.000691, +0.001028], p &lt; 0.000125, n = 320 dependent cells). One grid point equals 0.0005 of volume, so the mean difference is about 1.7 grid points; no smallest effect of interest was registered for volume, and we interpret the contrast as directional support for the tested region decision rather than universal superiority. Five-round SPADE showed no detectable point-regret difference from ten-round qLogNEI (−0.0005, 95% CI [−0.0221, +0.0207], p = 0.96, n = 160), without claiming equivalence. Screened three-round DoE found the better point recipe (+0.1026 SPADE-minus-DoE regret). For regions at prevalence 0.30, SPADE answered 66/160 campaigns and contained truth in all 66 answers, whereas screened DoE answered 122/160 with 85 contained and unscreened DoE answered 134/160 with 77 contained. Per eligible campaign, contained counts were 66/160 (SPADE) versus 85/160 and 77/160 (DoE arms): DoE returns more correct regions only because it answers more often, including wrong certificates. Under an asymmetric loss that treats a false certified region as worse than abstention, SPADE’s 66/66 conditional record is the relevant regional score. Results are limited to the tested synthetic benchmark, moderate noise, finite grids, and calibration rules; they do not establish regulatory qualification or prospective wet-lab performance.</w:t>
       </w:r>
     </w:p>
     <w:p>
@@ -224,7 +305,7 @@
           <w:color w:val="000000"/>
           <w:sz w:val="24"/>
         </w:rPr>
-        <w:t>SPADE is an assay-oriented architecture built from these established ingredients, not a new excursion-set theory. It combines a space-filling opening, adaptive high-response sampling, a common posterior conservative-set estimator that can also score comparator observations, and abstention. Its acquisition should not be described as successfully threshold-targeted: a registered target-aligned variant failed its adoption gate. The scientific question is instead whether this architecture improves the tested regional decision while honestly retaining point-optimization trade-offs.</w:t>
+        <w:t>SPADE (Synthetic Posterior Abstaining Design for Excursions) is an assay-oriented architecture built from these established ingredients, not a new excursion-set theory. It combines a space-filling opening, adaptive high-response sampling, a common posterior conservative-set estimator that can also score comparator observations, and abstention. Its acquisition should not be described as successfully threshold-targeted: a registered target-aligned variant failed its adoption gate. The scientific question is instead whether this architecture improves the tested regional decision while honestly retaining point-optimization trade-offs.</w:t>
       </w:r>
     </w:p>
     <w:p>
@@ -237,24 +318,7 @@
           <w:color w:val="000000"/>
           <w:sz w:val="24"/>
         </w:rPr>
-        <w:t xml:space="preserve">We report six linked findings. C3 asks whether matched five-round SPADE returns greater certified volume than qLogNEI. C1 asks whether five-round SPADE differs detectably from ten-round qLogNEI on point regret. C2 compares regional containment and point regret with one screened and one unscreened response-surface DoE pipeline. C5 and C6 examine family/prevalence scope. S2 and S3 diagnose real-data posterior collapse and assay-specific calibration. Finally, S1, a real-noise ceiling, and a later </w:t>
-      </w:r>
-      <w:r>
-        <w:rPr>
-          <w:rFonts w:ascii="Times New Roman" w:hAnsi="Times New Roman" w:eastAsia="Times New Roman" w:cs="Times New Roman"/>
-          <w:i/>
-          <w:color w:val="000000"/>
-          <w:sz w:val="24"/>
-        </w:rPr>
-        <w:t>NO_SELECTION</w:t>
-      </w:r>
-      <w:r>
-        <w:rPr>
-          <w:rFonts w:ascii="Times New Roman" w:hAnsi="Times New Roman" w:eastAsia="Times New Roman" w:cs="Times New Roman"/>
-          <w:color w:val="000000"/>
-          <w:sz w:val="24"/>
-        </w:rPr>
-        <w:t xml:space="preserve"> development gate define where positive interpretation must stop.</w:t>
+        <w:t>We report linked findings labeled C1–C6 and S1–S3. C3 asks whether matched five-round SPADE returns greater certified volume than qLogNEI. C1 asks whether five-round SPADE differs detectably from ten-round qLogNEI on point regret. C2 compares regional containment and point regret with one screened and one unscreened response-surface DoE pipeline. C4 asks whether three-round SPADE improves point regret relative to one-shot Latin hypercube sampling. C5 and C6 examine family/prevalence scope. Supporting analyses S2 and S3 diagnose real-data posterior collapse and assay-specific calibration (reported as supporting information summaries). Finally, S1, a real-noise ceiling, and a later development gate that selected no protocol define where positive interpretation must stop.</w:t>
       </w:r>
     </w:p>
     <w:p>
@@ -268,7 +332,7 @@
           <w:color w:val="000000"/>
           <w:sz w:val="24"/>
         </w:rPr>
-        <w:t>Materials and methods</w:t>
+        <w:t>Materials and Methods</w:t>
       </w:r>
     </w:p>
     <w:p>
@@ -634,20 +698,15 @@
           <w:color w:val="000000"/>
           <w:sz w:val="20"/>
         </w:rPr>
-        <w:t>Fig 1. Method selection under a fixed 48-well budget. Choose SPADE when the campaign must return a trusted operating region with honest abstention. Choose a point optimizer (DoE or BO) when only one carry-forward recipe is required. Under very high assay-like noise, abstain and replicate rather than claiming a region.</w:t>
+        <w:t>Fig 1. Method selection under a fixed 48-well budget.</w:t>
       </w:r>
-    </w:p>
-    <w:p>
-      <w:pPr>
-        <w:widowControl/>
-      </w:pPr>
       <w:r>
         <w:rPr>
           <w:rFonts w:ascii="Times New Roman" w:hAnsi="Times New Roman" w:eastAsia="Times New Roman" w:cs="Times New Roman"/>
           <w:color w:val="000000"/>
-          <w:sz w:val="24"/>
+          <w:sz w:val="20"/>
         </w:rPr>
-        <w:t>one 48-well campaign. (B) The same sampled campaign supports a point decision or a region decision, including abstention. (C) The estimand ledger distinguishes the reported object, observability, score, extra wells, and rounds for each deliverable. This schematic defines the benchmark and contains no performance result.</w:t>
+        <w:t xml:space="preserve"> (A) Choose SPADE when the campaign must return a trusted operating region with honest abstention. (B) Choose a point optimizer (DoE or Bayesian optimization) when only one carry-forward recipe is required. (C) Under very high assay-like noise, abstain and replicate rather than claiming a region. This schematic defines the decision framing and contains no performance result.</w:t>
       </w:r>
     </w:p>
     <w:p>
@@ -1673,7 +1732,7 @@
           <w:color w:val="000000"/>
           <w:sz w:val="24"/>
         </w:rPr>
-        <w:t>Contrasts were paired by family and seed or by family, seed, and prevalence. Frozen analysers used 8,000 ordinary nonparametric resamples of flat contrast rows, percentile intervals, and two-sided bootstrap tail-area proportions relative to zero. The flat-cell bootstrap treats cells as exchangeable. Because rows can share families, landscapes, seeds, prevalences, and campaigns, its intervals are conditional descriptive summaries and may be too narrow under dependence; cells are not independent campaigns. Pooled Clopper–Pearson bounds similarly assume an ordinary binomial model.</w:t>
+        <w:t>Contrasts were paired by family and seed or by family, seed, and prevalence. Frozen analysers used 8,000 ordinary nonparametric resamples of flat contrast rows, percentile intervals, and two-sided bootstrap tail-area proportions relative to zero. With 8,000 resamples the finest non-zero two-sided tail probability that can be reported is 1/8,000 = 0.000125; we therefore write p &lt; 0.000125 rather than a finer bound. Point regret used a registered smallest effect of interest of ±0.02. No smallest effect of interest was registered for certified volume; volume contrasts are interpreted as directional evidence for the tested regional decision. The flat-cell bootstrap treats cells as exchangeable. Because rows can share families, landscapes, seeds, prevalences, and campaigns, its intervals are conditional descriptive summaries and may be too narrow under dependence; cells are not independent campaigns. Pooled Clopper–Pearson bounds similarly assume an ordinary binomial model.</w:t>
       </w:r>
     </w:p>
     <w:p>
@@ -1831,7 +1890,7 @@
           <w:color w:val="000000"/>
           <w:sz w:val="24"/>
         </w:rPr>
-        <w:t>Table 1 states the local certification dimensions for C3. Under registered LOFO calibration, five-round SPADE returned greater certified volume than five-round qLogNEI: the SPADE-minus-qLogNEI difference was +0.000855 (95% CI [+0.000691, +0.001028], p &lt; 0.0001, n = 320 dependent cells). This is the primary result supporting SPADE for the tested operating-region decision. It does not establish a universal method ranking. The analogous positive three-round claim was withdrawn after extension to 32 seeds.</w:t>
+        <w:t>Table 1 states the local certification dimensions for C3. Under registered leave-one-family-out calibration, five-round SPADE returned greater certified volume than five-round qLogNEI. Mean certified volumes on the 2,000-point scoring grid were 0.000864 for SPADE and 0.000009 for qLogNEI (about a 92-fold ratio). The SPADE-minus-qLogNEI difference was +0.000855 (95% CI [+0.000691, +0.001028], p &lt; 0.000125, n = 320 dependent cells). Because certified volume is a fraction of that grid, one grid point equals 0.0005 of volume; the mean difference is about 1.7 grid points. No smallest effect of interest was registered for volume, so we treat this as directional support for the tested operating-region decision rather than a universal method ranking. The analogous positive three-round claim was withdrawn after extension to 32 seeds.</w:t>
       </w:r>
     </w:p>
     <w:p>
@@ -1887,7 +1946,15 @@
           <w:color w:val="000000"/>
           <w:sz w:val="20"/>
         </w:rPr>
-        <w:t>Fig 2. SPADE’s primary advantage: trusted operating regions. (A) Certified-volume difference (SPADE minus qLogNEI) at matched five rounds under leave-one-family-out calibration: +0.000855 (95% CI [+0.000691, +0.001028], p &lt; 0.0001, n = 320); absolute means are noted under the panel. (B) Observed truth containment among answered regions at prevalence 0.30: SPADE 66/66 versus screened DoE 85/122 and unscreened DoE 77/134.</w:t>
+        <w:t>Fig 2. SPADE’s primary advantage: trusted operating regions.</w:t>
+      </w:r>
+      <w:r>
+        <w:rPr>
+          <w:rFonts w:ascii="Times New Roman" w:hAnsi="Times New Roman" w:eastAsia="Times New Roman" w:cs="Times New Roman"/>
+          <w:color w:val="000000"/>
+          <w:sz w:val="20"/>
+        </w:rPr>
+        <w:t xml:space="preserve"> (A) Certified-volume difference (SPADE minus qLogNEI) at matched five rounds: +0.000855 (95% CI [+0.000691, +0.001028], p &lt; 0.000125, n = 320). Absolute means were 0.000864 (SPADE) and 0.000009 (qLogNEI) on the 2,000-point grid (one point = 0.0005 of volume). (B) Observed truth containment among answered regions at prevalence 0.30: SPADE 66/66 versus screened DoE 85/122 and unscreened DoE 77/134. Unconditional contained counts are 66/160, 85/160, and 77/160.</w:t>
       </w:r>
     </w:p>
     <w:p>
@@ -2486,7 +2553,7 @@
           <w:color w:val="000000"/>
           <w:sz w:val="24"/>
         </w:rPr>
-        <w:t>Regional evidence moved in the opposite direction (Table 2). At prevalence 0.30, relative noise 0.25, assurance 0.95, 48 wells, and five families x 32 seeds, SPADE selected c=1 within the same DC sample, answered 66/160, and contained truth in 66/66 answered regions (observed conditional containment 1.0000, ordinary binomial lower bound 0.9556). Neither DoE arm passed at any inflation, so baseline c=1 diagnostics are reported: screened DoE answered 122/160 and contained 85/122 (0.6967); unscreened DoE answered 134/160 and contained 77/134 (0.5746). These within-sample descriptive results do not condemn DoE as a class or establish transportable coverage.</w:t>
+        <w:t>Regional evidence moved in the opposite direction (Table 2). At prevalence 0.30, relative noise 0.25, assurance 0.95, 48 wells, and five families × 32 seeds, SPADE selected inflation c = 1 within the same comparison sample, answered 66/160 campaigns, and contained truth in 66/66 answered regions (conditional containment 1.0000; ordinary binomial lower bound 0.9556). Neither DoE arm passed at any tested inflation, so DoE counts are fallback diagnostics at baseline c = 1: screened DoE answered 122/160 with 85 contained (0.6967 among answers); unscreened DoE answered 134/160 with 77 contained (0.5746). SPADE’s inflation was selected on these cells while the DoE arms had no passing inflation to select, so the comparison is not calibration-matched; it reports what each pipeline returns under its own best available setting. Per eligible campaign, contained counts were 66/160 for SPADE versus 85/160 (screened DoE) and 77/160 (unscreened DoE). DoE therefore returns more correct regions on an unconditional count only because it answers more often, including incorrect certificates (37 wrong among screened answers; 57 wrong among unscreened answers). SPADE abstains more often (94/160). Under an asymmetric loss in which a false certified region is treated as a manufacturing failure and abstention is treated as a request for more data, the conditional 66/66 record is the primary regional score and the unconditional gap does not overturn it. These within-sample descriptive results do not condemn DoE as a class or establish transportable coverage.</w:t>
       </w:r>
     </w:p>
     <w:p>
@@ -2523,13 +2590,14 @@
         <w:tblInd w:w="120" w:type="dxa"/>
       </w:tblPr>
       <w:tblGrid>
-        <w:gridCol w:w="1337"/>
-        <w:gridCol w:w="1337"/>
-        <w:gridCol w:w="1337"/>
-        <w:gridCol w:w="1337"/>
-        <w:gridCol w:w="1337"/>
-        <w:gridCol w:w="1337"/>
-        <w:gridCol w:w="1338"/>
+        <w:gridCol w:w="1170"/>
+        <w:gridCol w:w="1170"/>
+        <w:gridCol w:w="1170"/>
+        <w:gridCol w:w="1170"/>
+        <w:gridCol w:w="1170"/>
+        <w:gridCol w:w="1170"/>
+        <w:gridCol w:w="1170"/>
+        <w:gridCol w:w="1170"/>
       </w:tblGrid>
       <w:tr>
         <w:trPr>
@@ -2538,7 +2606,7 @@
         </w:trPr>
         <w:tc>
           <w:tcPr>
-            <w:tcW w:type="dxa" w:w="1337"/>
+            <w:tcW w:type="dxa" w:w="1170"/>
             <w:shd w:fill="E7E6E6"/>
             <w:vAlign w:val="center"/>
             <w:tcMar>
@@ -2565,7 +2633,7 @@
         </w:tc>
         <w:tc>
           <w:tcPr>
-            <w:tcW w:type="dxa" w:w="1337"/>
+            <w:tcW w:type="dxa" w:w="1170"/>
             <w:shd w:fill="E7E6E6"/>
             <w:vAlign w:val="center"/>
             <w:tcMar>
@@ -2592,7 +2660,7 @@
         </w:tc>
         <w:tc>
           <w:tcPr>
-            <w:tcW w:type="dxa" w:w="1337"/>
+            <w:tcW w:type="dxa" w:w="1170"/>
             <w:shd w:fill="E7E6E6"/>
             <w:vAlign w:val="center"/>
             <w:tcMar>
@@ -2619,7 +2687,7 @@
         </w:tc>
         <w:tc>
           <w:tcPr>
-            <w:tcW w:type="dxa" w:w="1337"/>
+            <w:tcW w:type="dxa" w:w="1170"/>
             <w:shd w:fill="E7E6E6"/>
             <w:vAlign w:val="center"/>
             <w:tcMar>
@@ -2646,7 +2714,7 @@
         </w:tc>
         <w:tc>
           <w:tcPr>
-            <w:tcW w:type="dxa" w:w="1337"/>
+            <w:tcW w:type="dxa" w:w="1170"/>
             <w:shd w:fill="E7E6E6"/>
             <w:vAlign w:val="center"/>
             <w:tcMar>
@@ -2673,7 +2741,7 @@
         </w:tc>
         <w:tc>
           <w:tcPr>
-            <w:tcW w:type="dxa" w:w="1337"/>
+            <w:tcW w:type="dxa" w:w="1170"/>
             <w:shd w:fill="E7E6E6"/>
             <w:vAlign w:val="center"/>
             <w:tcMar>
@@ -2700,7 +2768,7 @@
         </w:tc>
         <w:tc>
           <w:tcPr>
-            <w:tcW w:type="dxa" w:w="1338"/>
+            <w:tcW w:type="dxa" w:w="1170"/>
             <w:shd w:fill="E7E6E6"/>
             <w:vAlign w:val="center"/>
             <w:tcMar>
@@ -2725,6 +2793,33 @@
             </w:r>
           </w:p>
         </w:tc>
+        <w:tc>
+          <w:tcPr>
+            <w:tcW w:type="dxa" w:w="1170"/>
+            <w:shd w:fill="E7E6E6"/>
+            <w:vAlign w:val="center"/>
+            <w:tcMar>
+              <w:top w:w="80" w:type="dxa"/>
+              <w:bottom w:w="80" w:type="dxa"/>
+              <w:start w:w="120" w:type="dxa"/>
+              <w:end w:w="120" w:type="dxa"/>
+            </w:tcMar>
+          </w:tcPr>
+          <w:p>
+            <w:pPr>
+              <w:spacing w:before="0" w:after="0" w:line="240" w:lineRule="auto"/>
+            </w:pPr>
+            <w:r>
+              <w:rPr>
+                <w:rFonts w:ascii="Times New Roman" w:hAnsi="Times New Roman" w:eastAsia="Times New Roman" w:cs="Times New Roman"/>
+                <w:b/>
+                <w:color w:val="000000"/>
+                <w:sz w:val="17"/>
+              </w:rPr>
+              <w:t>Contained among eligible</w:t>
+            </w:r>
+          </w:p>
+        </w:tc>
       </w:tr>
       <w:tr>
         <w:trPr>
@@ -2732,7 +2827,7 @@
         </w:trPr>
         <w:tc>
           <w:tcPr>
-            <w:tcW w:type="dxa" w:w="1337"/>
+            <w:tcW w:type="dxa" w:w="1170"/>
             <w:vAlign w:val="center"/>
             <w:tcMar>
               <w:top w:w="80" w:type="dxa"/>
@@ -2757,7 +2852,7 @@
         </w:tc>
         <w:tc>
           <w:tcPr>
-            <w:tcW w:type="dxa" w:w="1337"/>
+            <w:tcW w:type="dxa" w:w="1170"/>
             <w:vAlign w:val="center"/>
             <w:tcMar>
               <w:top w:w="80" w:type="dxa"/>
@@ -2782,7 +2877,7 @@
         </w:tc>
         <w:tc>
           <w:tcPr>
-            <w:tcW w:type="dxa" w:w="1337"/>
+            <w:tcW w:type="dxa" w:w="1170"/>
             <w:vAlign w:val="center"/>
             <w:tcMar>
               <w:top w:w="80" w:type="dxa"/>
@@ -2807,7 +2902,7 @@
         </w:tc>
         <w:tc>
           <w:tcPr>
-            <w:tcW w:type="dxa" w:w="1337"/>
+            <w:tcW w:type="dxa" w:w="1170"/>
             <w:vAlign w:val="center"/>
             <w:tcMar>
               <w:top w:w="80" w:type="dxa"/>
@@ -2832,7 +2927,7 @@
         </w:tc>
         <w:tc>
           <w:tcPr>
-            <w:tcW w:type="dxa" w:w="1337"/>
+            <w:tcW w:type="dxa" w:w="1170"/>
             <w:vAlign w:val="center"/>
             <w:tcMar>
               <w:top w:w="80" w:type="dxa"/>
@@ -2851,13 +2946,13 @@
                 <w:color w:val="000000"/>
                 <w:sz w:val="17"/>
               </w:rPr>
-              <w:t>Within-DC selected c=1</w:t>
+              <w:t>Within-sample selected c=1</w:t>
             </w:r>
           </w:p>
         </w:tc>
         <w:tc>
           <w:tcPr>
-            <w:tcW w:type="dxa" w:w="1337"/>
+            <w:tcW w:type="dxa" w:w="1170"/>
             <w:vAlign w:val="center"/>
             <w:tcMar>
               <w:top w:w="80" w:type="dxa"/>
@@ -2882,7 +2977,7 @@
         </w:tc>
         <w:tc>
           <w:tcPr>
-            <w:tcW w:type="dxa" w:w="1338"/>
+            <w:tcW w:type="dxa" w:w="1170"/>
             <w:vAlign w:val="center"/>
             <w:tcMar>
               <w:top w:w="80" w:type="dxa"/>
@@ -2905,6 +3000,31 @@
             </w:r>
           </w:p>
         </w:tc>
+        <w:tc>
+          <w:tcPr>
+            <w:tcW w:type="dxa" w:w="1170"/>
+            <w:vAlign w:val="center"/>
+            <w:tcMar>
+              <w:top w:w="80" w:type="dxa"/>
+              <w:bottom w:w="80" w:type="dxa"/>
+              <w:start w:w="120" w:type="dxa"/>
+              <w:end w:w="120" w:type="dxa"/>
+            </w:tcMar>
+          </w:tcPr>
+          <w:p>
+            <w:pPr>
+              <w:spacing w:before="0" w:after="0" w:line="240" w:lineRule="auto"/>
+            </w:pPr>
+            <w:r>
+              <w:rPr>
+                <w:rFonts w:ascii="Times New Roman" w:hAnsi="Times New Roman" w:eastAsia="Times New Roman" w:cs="Times New Roman"/>
+                <w:color w:val="000000"/>
+                <w:sz w:val="17"/>
+              </w:rPr>
+              <w:t>66/160</w:t>
+            </w:r>
+          </w:p>
+        </w:tc>
       </w:tr>
       <w:tr>
         <w:trPr>
@@ -2912,7 +3032,7 @@
         </w:trPr>
         <w:tc>
           <w:tcPr>
-            <w:tcW w:type="dxa" w:w="1337"/>
+            <w:tcW w:type="dxa" w:w="1170"/>
             <w:vAlign w:val="center"/>
             <w:tcMar>
               <w:top w:w="80" w:type="dxa"/>
@@ -2937,7 +3057,7 @@
         </w:tc>
         <w:tc>
           <w:tcPr>
-            <w:tcW w:type="dxa" w:w="1337"/>
+            <w:tcW w:type="dxa" w:w="1170"/>
             <w:vAlign w:val="center"/>
             <w:tcMar>
               <w:top w:w="80" w:type="dxa"/>
@@ -2962,7 +3082,7 @@
         </w:tc>
         <w:tc>
           <w:tcPr>
-            <w:tcW w:type="dxa" w:w="1337"/>
+            <w:tcW w:type="dxa" w:w="1170"/>
             <w:vAlign w:val="center"/>
             <w:tcMar>
               <w:top w:w="80" w:type="dxa"/>
@@ -2987,7 +3107,7 @@
         </w:tc>
         <w:tc>
           <w:tcPr>
-            <w:tcW w:type="dxa" w:w="1337"/>
+            <w:tcW w:type="dxa" w:w="1170"/>
             <w:vAlign w:val="center"/>
             <w:tcMar>
               <w:top w:w="80" w:type="dxa"/>
@@ -3012,7 +3132,7 @@
         </w:tc>
         <w:tc>
           <w:tcPr>
-            <w:tcW w:type="dxa" w:w="1337"/>
+            <w:tcW w:type="dxa" w:w="1170"/>
             <w:vAlign w:val="center"/>
             <w:tcMar>
               <w:top w:w="80" w:type="dxa"/>
@@ -3037,7 +3157,7 @@
         </w:tc>
         <w:tc>
           <w:tcPr>
-            <w:tcW w:type="dxa" w:w="1337"/>
+            <w:tcW w:type="dxa" w:w="1170"/>
             <w:vAlign w:val="center"/>
             <w:tcMar>
               <w:top w:w="80" w:type="dxa"/>
@@ -3062,7 +3182,7 @@
         </w:tc>
         <w:tc>
           <w:tcPr>
-            <w:tcW w:type="dxa" w:w="1338"/>
+            <w:tcW w:type="dxa" w:w="1170"/>
             <w:vAlign w:val="center"/>
             <w:tcMar>
               <w:top w:w="80" w:type="dxa"/>
@@ -3085,6 +3205,31 @@
             </w:r>
           </w:p>
         </w:tc>
+        <w:tc>
+          <w:tcPr>
+            <w:tcW w:type="dxa" w:w="1170"/>
+            <w:vAlign w:val="center"/>
+            <w:tcMar>
+              <w:top w:w="80" w:type="dxa"/>
+              <w:bottom w:w="80" w:type="dxa"/>
+              <w:start w:w="120" w:type="dxa"/>
+              <w:end w:w="120" w:type="dxa"/>
+            </w:tcMar>
+          </w:tcPr>
+          <w:p>
+            <w:pPr>
+              <w:spacing w:before="0" w:after="0" w:line="240" w:lineRule="auto"/>
+            </w:pPr>
+            <w:r>
+              <w:rPr>
+                <w:rFonts w:ascii="Times New Roman" w:hAnsi="Times New Roman" w:eastAsia="Times New Roman" w:cs="Times New Roman"/>
+                <w:color w:val="000000"/>
+                <w:sz w:val="17"/>
+              </w:rPr>
+              <w:t>85/160</w:t>
+            </w:r>
+          </w:p>
+        </w:tc>
       </w:tr>
       <w:tr>
         <w:trPr>
@@ -3092,7 +3237,7 @@
         </w:trPr>
         <w:tc>
           <w:tcPr>
-            <w:tcW w:type="dxa" w:w="1337"/>
+            <w:tcW w:type="dxa" w:w="1170"/>
             <w:vAlign w:val="center"/>
             <w:tcMar>
               <w:top w:w="80" w:type="dxa"/>
@@ -3117,7 +3262,7 @@
         </w:tc>
         <w:tc>
           <w:tcPr>
-            <w:tcW w:type="dxa" w:w="1337"/>
+            <w:tcW w:type="dxa" w:w="1170"/>
             <w:vAlign w:val="center"/>
             <w:tcMar>
               <w:top w:w="80" w:type="dxa"/>
@@ -3142,7 +3287,7 @@
         </w:tc>
         <w:tc>
           <w:tcPr>
-            <w:tcW w:type="dxa" w:w="1337"/>
+            <w:tcW w:type="dxa" w:w="1170"/>
             <w:vAlign w:val="center"/>
             <w:tcMar>
               <w:top w:w="80" w:type="dxa"/>
@@ -3167,7 +3312,7 @@
         </w:tc>
         <w:tc>
           <w:tcPr>
-            <w:tcW w:type="dxa" w:w="1337"/>
+            <w:tcW w:type="dxa" w:w="1170"/>
             <w:vAlign w:val="center"/>
             <w:tcMar>
               <w:top w:w="80" w:type="dxa"/>
@@ -3186,13 +3331,13 @@
                 <w:color w:val="000000"/>
                 <w:sz w:val="17"/>
               </w:rPr>
-              <w:t>48; R3; 32/family</w:t>
+              <w:t>48; R2* (protocol label R3); 32/family</w:t>
             </w:r>
           </w:p>
         </w:tc>
         <w:tc>
           <w:tcPr>
-            <w:tcW w:type="dxa" w:w="1337"/>
+            <w:tcW w:type="dxa" w:w="1170"/>
             <w:vAlign w:val="center"/>
             <w:tcMar>
               <w:top w:w="80" w:type="dxa"/>
@@ -3217,7 +3362,7 @@
         </w:tc>
         <w:tc>
           <w:tcPr>
-            <w:tcW w:type="dxa" w:w="1337"/>
+            <w:tcW w:type="dxa" w:w="1170"/>
             <w:vAlign w:val="center"/>
             <w:tcMar>
               <w:top w:w="80" w:type="dxa"/>
@@ -3242,7 +3387,7 @@
         </w:tc>
         <w:tc>
           <w:tcPr>
-            <w:tcW w:type="dxa" w:w="1338"/>
+            <w:tcW w:type="dxa" w:w="1170"/>
             <w:vAlign w:val="center"/>
             <w:tcMar>
               <w:top w:w="80" w:type="dxa"/>
@@ -3265,12 +3410,50 @@
             </w:r>
           </w:p>
         </w:tc>
+        <w:tc>
+          <w:tcPr>
+            <w:tcW w:type="dxa" w:w="1170"/>
+            <w:vAlign w:val="center"/>
+            <w:tcMar>
+              <w:top w:w="80" w:type="dxa"/>
+              <w:bottom w:w="80" w:type="dxa"/>
+              <w:start w:w="120" w:type="dxa"/>
+              <w:end w:w="120" w:type="dxa"/>
+            </w:tcMar>
+          </w:tcPr>
+          <w:p>
+            <w:pPr>
+              <w:spacing w:before="0" w:after="0" w:line="240" w:lineRule="auto"/>
+            </w:pPr>
+            <w:r>
+              <w:rPr>
+                <w:rFonts w:ascii="Times New Roman" w:hAnsi="Times New Roman" w:eastAsia="Times New Roman" w:cs="Times New Roman"/>
+                <w:color w:val="000000"/>
+                <w:sz w:val="17"/>
+              </w:rPr>
+              <w:t>77/160</w:t>
+            </w:r>
+          </w:p>
+        </w:tc>
       </w:tr>
     </w:tbl>
     <w:p>
       <w:pPr>
         <w:spacing w:after="40"/>
       </w:pPr>
+    </w:p>
+    <w:p>
+      <w:pPr>
+        <w:widowControl/>
+      </w:pPr>
+      <w:r>
+        <w:rPr>
+          <w:rFonts w:ascii="Times New Roman" w:hAnsi="Times New Roman" w:eastAsia="Times New Roman" w:cs="Times New Roman"/>
+          <w:color w:val="000000"/>
+          <w:sz w:val="24"/>
+        </w:rPr>
+        <w:t>\*Unscreened DoE executes a design stage plus one confirmation well (two measurement stages) but retains the protocol’s “R3” comparator label.</w:t>
+      </w:r>
     </w:p>
     <w:p>
       <w:pPr>
@@ -3325,7 +3508,15 @@
           <w:color w:val="000000"/>
           <w:sz w:val="20"/>
         </w:rPr>
-        <w:t>Fig 4. Additional locked SPADE evidence. (A) At three rounds SPADE has lower regret than one-shot Latin hypercube sampling (SPADE−LHS −0.0783; shown as positive SPADE advantage). (B) On the biology-shaped Hill family at prevalence 0.70, SPADE answers 40/64 trusted regions versus 27/64 for qLogNEI; both arms contain truth in every answered cell.</w:t>
+        <w:t>Fig 4. Additional locked SPADE evidence (C4 and C6).</w:t>
+      </w:r>
+      <w:r>
+        <w:rPr>
+          <w:rFonts w:ascii="Times New Roman" w:hAnsi="Times New Roman" w:eastAsia="Times New Roman" w:cs="Times New Roman"/>
+          <w:color w:val="000000"/>
+          <w:sz w:val="20"/>
+        </w:rPr>
+        <w:t xml:space="preserve"> (A) Point-regret advantage of three-round SPADE over one-shot Latin hypercube sampling (LHS minus SPADE = +0.0783; n = 80; locked C4 mean). Higher values favor SPADE. (B) On the biology-shaped Hill family at prevalence 0.70, SPADE answered 40/64 regions versus 27/64 for qLogNEI; both arms contained truth in every answered cell (descriptive counts; C6).</w:t>
       </w:r>
     </w:p>
     <w:p>
@@ -3379,7 +3570,7 @@
           <w:color w:val="000000"/>
           <w:sz w:val="24"/>
         </w:rPr>
-        <w:t>Mean marginalisation diagnosed real-data posterior collapse</w:t>
+        <w:t>Supporting real-data diagnostics (summarized; full rows in Supporting Information)</w:t>
       </w:r>
     </w:p>
     <w:p>
@@ -3392,24 +3583,7 @@
           <w:color w:val="000000"/>
           <w:sz w:val="24"/>
         </w:rPr>
-        <w:t xml:space="preserve">Treating the fitted GP mean as fixed had little effect in synthetic diagnostics: mean-marginalised posterior width increased by 1.004x–1.011x. The same correction increased mean posterior marginal SD approximately 484x for the in-house candidate dataset and 297x for published Hall–Ogle data. Observation-prediction LOO inflation was assay-specific (c=0.712 in-house and c=0.526 published). These S2/S3 values are retrospective, stdout-reproduced support without structured numerical guards. LOO prediction does not identify latent-function uncertainty, and the in-house CD31 gates remain </w:t>
-      </w:r>
-      <w:r>
-        <w:rPr>
-          <w:rFonts w:ascii="Times New Roman" w:hAnsi="Times New Roman" w:eastAsia="Times New Roman" w:cs="Times New Roman"/>
-          <w:i/>
-          <w:color w:val="000000"/>
-          <w:sz w:val="24"/>
-        </w:rPr>
-        <w:t>awaiting_human_signoff</w:t>
-      </w:r>
-      <w:r>
-        <w:rPr>
-          <w:rFonts w:ascii="Times New Roman" w:hAnsi="Times New Roman" w:eastAsia="Times New Roman" w:cs="Times New Roman"/>
-          <w:color w:val="000000"/>
-          <w:sz w:val="24"/>
-        </w:rPr>
-        <w:t>.</w:t>
+        <w:t>Treating the fitted GP mean as fixed had little effect in synthetic diagnostics: mean-marginalised posterior width increased by 1.004x–1.011x. The same correction increased mean posterior marginal SD approximately 484x for the in-house candidate dataset and 297x for published Hall–Ogle data. Observation-prediction LOO inflation was assay-specific (c=0.712 in-house and c=0.526 published). These S2/S3 values are retrospective, stdout-reproduced support without structured numerical guards. LOO prediction does not identify latent-function uncertainty, and the in-house CD31 gates remain awaiting human confirmation.</w:t>
       </w:r>
     </w:p>
     <w:p>
@@ -3436,7 +3610,7 @@
           <w:color w:val="000000"/>
           <w:sz w:val="24"/>
         </w:rPr>
-        <w:t>The target-aligned acquisition did not earn adoption. Relative to committed SPADE, its certified-volume change was +0.000425 (95% CI [-0.000022, +0.000875]) and its regret was worse by +0.0301 (95% CI [+0.0169, +0.0450], p &lt; 0.0001). Family effects cancelled. This failure is why SPADE's value is described architecturally rather than as a successful targeting mechanism.</w:t>
+        <w:t>The target-aligned acquisition did not earn adoption. Relative to committed SPADE, its certified-volume change was +0.000425 (95% CI [-0.000022, +0.000875]) and its regret was worse by +0.0301 (95% CI [+0.0169, +0.0450], p &lt; 0.000125). Family effects cancelled. This failure is why SPADE's value is described architecturally rather than as a successful targeting mechanism.</w:t>
       </w:r>
     </w:p>
     <w:p>
@@ -3462,41 +3636,7 @@
           <w:color w:val="000000"/>
           <w:sz w:val="24"/>
         </w:rPr>
-        <w:t xml:space="preserve">A later future-response development grid evaluated nine candidate protocols on five families. Table 3 reports its preserved ranges; every candidate missed the registered containment floor on at least one family. The selector returned </w:t>
-      </w:r>
-      <w:r>
-        <w:rPr>
-          <w:rFonts w:ascii="Times New Roman" w:hAnsi="Times New Roman" w:eastAsia="Times New Roman" w:cs="Times New Roman"/>
-          <w:i/>
-          <w:color w:val="000000"/>
-          <w:sz w:val="24"/>
-        </w:rPr>
-        <w:t>NO_SELECTION</w:t>
-      </w:r>
-      <w:r>
-        <w:rPr>
-          <w:rFonts w:ascii="Times New Roman" w:hAnsi="Times New Roman" w:eastAsia="Times New Roman" w:cs="Times New Roman"/>
-          <w:color w:val="000000"/>
-          <w:sz w:val="24"/>
-        </w:rPr>
-        <w:t xml:space="preserve">, no power artifact was authorized, and the lockbox remained </w:t>
-      </w:r>
-      <w:r>
-        <w:rPr>
-          <w:rFonts w:ascii="Times New Roman" w:hAnsi="Times New Roman" w:eastAsia="Times New Roman" w:cs="Times New Roman"/>
-          <w:i/>
-          <w:color w:val="000000"/>
-          <w:sz w:val="24"/>
-        </w:rPr>
-        <w:t>FROZEN_UNOPENED</w:t>
-      </w:r>
-      <w:r>
-        <w:rPr>
-          <w:rFonts w:ascii="Times New Roman" w:hAnsi="Times New Roman" w:eastAsia="Times New Roman" w:cs="Times New Roman"/>
-          <w:color w:val="000000"/>
-          <w:sz w:val="24"/>
-        </w:rPr>
-        <w:t>. No lockbox evidence was opened.</w:t>
+        <w:t>A later future-response development grid evaluated nine candidate protocols on five families. Table 3 reports its preserved ranges; every candidate missed the registered containment floor on at least one family. The selector returned a development outcome that selected no protocol, no post-hoc power calculation was authorized, and the held-out confirmation store remained a frozen, unopened confirmation store. No lockbox evidence was opened.</w:t>
       </w:r>
     </w:p>
     <w:p>
@@ -4133,24 +4273,7 @@
           <w:color w:val="000000"/>
           <w:sz w:val="24"/>
         </w:rPr>
-        <w:t xml:space="preserve">The real-data analyses are retrospective diagnostics. They do not establish recipe equivalence, manufacturing qualification, regulatory validation, or prospective wet-lab performance. The relative-noise ceiling, unsigned in-house gates, missing replicate-tube noise identification, joint-protocol </w:t>
-      </w:r>
-      <w:r>
-        <w:rPr>
-          <w:rFonts w:ascii="Times New Roman" w:hAnsi="Times New Roman" w:eastAsia="Times New Roman" w:cs="Times New Roman"/>
-          <w:i/>
-          <w:color w:val="000000"/>
-          <w:sz w:val="24"/>
-        </w:rPr>
-        <w:t>NO_SELECTION</w:t>
-      </w:r>
-      <w:r>
-        <w:rPr>
-          <w:rFonts w:ascii="Times New Roman" w:hAnsi="Times New Roman" w:eastAsia="Times New Roman" w:cs="Times New Roman"/>
-          <w:color w:val="000000"/>
-          <w:sz w:val="24"/>
-        </w:rPr>
-        <w:t>, and unopened lockbox preclude such claims.</w:t>
+        <w:t>The real-data analyses are retrospective diagnostics. They do not establish recipe equivalence, manufacturing qualification, regulatory validation, or prospective wet-lab performance. The relative-noise ceiling, unsigned in-house gates, missing replicate-tube noise identification, joint-protocol a development outcome that selected no protocol, and unopened lockbox preclude such claims.</w:t>
       </w:r>
     </w:p>
     <w:p>
@@ -5439,7 +5562,7 @@
           <w:color w:val="000000"/>
           <w:sz w:val="24"/>
         </w:rPr>
-        <w:t>Choose SPADE when a moderate-noise, fixed-well campaign must return a conservative operating region and may abstain; choose a point optimizer when only one recipe is required. These computational results do not establish recipe equivalence, manufacturing qualification, regulatory validation, or prospective wet-lab performance.</w:t>
+        <w:t>Choose SPADE when a moderate-noise, fixed-well campaign must return a conservative operating region and may abstain; choose a point optimizer when only one recipe is required. SPADE’s regional advantage is conditional honesty among answered campaigns, not a higher unconditional hit rate than DoE. These computational results do not establish recipe equivalence, manufacturing qualification, regulatory validation, or prospective wet-lab performance.</w:t>
       </w:r>
     </w:p>
     <w:p>
@@ -5466,56 +5589,7 @@
           <w:color w:val="000000"/>
           <w:sz w:val="24"/>
         </w:rPr>
-        <w:t xml:space="preserve">Primary result files, analysis scripts, protocols, and supporting tables are available in the project repository at https://github.com/akwnn/nutrigene-ai-bo-ipsec. Original software is released under the MIT License; original research materials (manuscript, figures, synthetic datasets, and retained results) are released under CC BY 4.0 (see </w:t>
-      </w:r>
-      <w:r>
-        <w:rPr>
-          <w:rFonts w:ascii="Times New Roman" w:hAnsi="Times New Roman" w:eastAsia="Times New Roman" w:cs="Times New Roman"/>
-          <w:i/>
-          <w:color w:val="000000"/>
-          <w:sz w:val="24"/>
-        </w:rPr>
-        <w:t>LICENSE</w:t>
-      </w:r>
-      <w:r>
-        <w:rPr>
-          <w:rFonts w:ascii="Times New Roman" w:hAnsi="Times New Roman" w:eastAsia="Times New Roman" w:cs="Times New Roman"/>
-          <w:color w:val="000000"/>
-          <w:sz w:val="24"/>
-        </w:rPr>
-        <w:t xml:space="preserve"> and </w:t>
-      </w:r>
-      <w:r>
-        <w:rPr>
-          <w:rFonts w:ascii="Courier New" w:hAnsi="Courier New" w:eastAsia="Courier New" w:cs="Courier New"/>
-          <w:color w:val="000000"/>
-          <w:sz w:val="22"/>
-        </w:rPr>
-        <w:t>LICENSE-CONTENT.md</w:t>
-      </w:r>
-      <w:r>
-        <w:rPr>
-          <w:rFonts w:ascii="Times New Roman" w:hAnsi="Times New Roman" w:eastAsia="Times New Roman" w:cs="Times New Roman"/>
-          <w:color w:val="000000"/>
-          <w:sz w:val="24"/>
-        </w:rPr>
-        <w:t xml:space="preserve">). Audited reproduction paths are indexed in </w:t>
-      </w:r>
-      <w:r>
-        <w:rPr>
-          <w:rFonts w:ascii="Courier New" w:hAnsi="Courier New" w:eastAsia="Courier New" w:cs="Courier New"/>
-          <w:color w:val="000000"/>
-          <w:sz w:val="22"/>
-        </w:rPr>
-        <w:t>manuscript/CLAIMS-AND-SOURCES.md</w:t>
-      </w:r>
-      <w:r>
-        <w:rPr>
-          <w:rFonts w:ascii="Times New Roman" w:hAnsi="Times New Roman" w:eastAsia="Times New Roman" w:cs="Times New Roman"/>
-          <w:color w:val="000000"/>
-          <w:sz w:val="24"/>
-        </w:rPr>
-        <w:t>. A DOI-bearing archival deposit remains pending; the repository is the current source of the materials described here.</w:t>
+        <w:t>Primary result files, analysis scripts, protocols, and supporting tables are available in the project repository at https://github.com/akwnn/nutrigene-ai-bo-ipsec (commit ec14bc7 anchors the audited publication package; the submission branch carries the PLOS manuscript rebuilds). Original software is released under the MIT License; original research materials are released under CC BY 4.0 (see LICENSE and LICENSE-CONTENT.md). Audited claim sources are indexed in publication/manuscript/CLAIMS-AND-SOURCES.md. A DOI-bearing Zenodo (or equivalent) archival snapshot of the submission package will be minted at or before journal submission and will replace this placeholder (see manuscript/ZENODO-DEPOSIT.md). Until that DOI is issued, the GitHub repository is the working source of the materials described here.</w:t>
       </w:r>
     </w:p>
     <w:p>

--- a/manuscript/SPADE-PLOS-ONE.docx
+++ b/manuscript/SPADE-PLOS-ONE.docx
@@ -654,7 +654,7 @@
       <w:r>
         <w:drawing>
           <wp:inline xmlns:a="http://schemas.openxmlformats.org/drawingml/2006/main" xmlns:pic="http://schemas.openxmlformats.org/drawingml/2006/picture">
-            <wp:extent cx="5897880" cy="2228025"/>
+            <wp:extent cx="5897880" cy="2187833"/>
             <wp:docPr id="1" name="Picture 1"/>
             <wp:cNvGraphicFramePr>
               <a:graphicFrameLocks noChangeAspect="1"/>
@@ -675,7 +675,7 @@
                   <pic:spPr>
                     <a:xfrm>
                       <a:off x="0" y="0"/>
-                      <a:ext cx="5897880" cy="2228025"/>
+                      <a:ext cx="5897880" cy="2187833"/>
                     </a:xfrm>
                     <a:prstGeom prst="rect"/>
                   </pic:spPr>
@@ -698,7 +698,7 @@
           <w:color w:val="000000"/>
           <w:sz w:val="20"/>
         </w:rPr>
-        <w:t>Fig 1. Method selection under a fixed 48-well budget.</w:t>
+        <w:t>Fig 1. Study design under a fixed 48-well budget. (A) Every compared arm uses the same 48-well campaign total; the method chooses round structure and the terminal return. (B) The same wells can be scored as a point-recipe decision (simple regret) or as an operating-region decision (certified volume, truth containment, or abstention). (C) SPADE is evaluated as the region-first architecture; qLogNEI is the noisy Bayesian-optimization comparator; DoE pipelines are classical response-surface designs that often win the single-recipe job. This schematic defines the benchmark and contains no performance result.</w:t>
       </w:r>
       <w:r>
         <w:rPr>

--- a/manuscript/SPADE-PLOS-ONE.docx
+++ b/manuscript/SPADE-PLOS-ONE.docx
@@ -654,7 +654,7 @@
       <w:r>
         <w:drawing>
           <wp:inline xmlns:a="http://schemas.openxmlformats.org/drawingml/2006/main" xmlns:pic="http://schemas.openxmlformats.org/drawingml/2006/picture">
-            <wp:extent cx="5897880" cy="2187833"/>
+            <wp:extent cx="5897880" cy="2335717"/>
             <wp:docPr id="1" name="Picture 1"/>
             <wp:cNvGraphicFramePr>
               <a:graphicFrameLocks noChangeAspect="1"/>
@@ -675,7 +675,7 @@
                   <pic:spPr>
                     <a:xfrm>
                       <a:off x="0" y="0"/>
-                      <a:ext cx="5897880" cy="2187833"/>
+                      <a:ext cx="5897880" cy="2335717"/>
                     </a:xfrm>
                     <a:prstGeom prst="rect"/>
                   </pic:spPr>

--- a/manuscript/SPADE-PLOS-ONE.docx
+++ b/manuscript/SPADE-PLOS-ONE.docx
@@ -654,7 +654,7 @@
       <w:r>
         <w:drawing>
           <wp:inline xmlns:a="http://schemas.openxmlformats.org/drawingml/2006/main" xmlns:pic="http://schemas.openxmlformats.org/drawingml/2006/picture">
-            <wp:extent cx="5897880" cy="2335717"/>
+            <wp:extent cx="5897880" cy="3487863"/>
             <wp:docPr id="1" name="Picture 1"/>
             <wp:cNvGraphicFramePr>
               <a:graphicFrameLocks noChangeAspect="1"/>
@@ -675,7 +675,7 @@
                   <pic:spPr>
                     <a:xfrm>
                       <a:off x="0" y="0"/>
-                      <a:ext cx="5897880" cy="2335717"/>
+                      <a:ext cx="5897880" cy="3487863"/>
                     </a:xfrm>
                     <a:prstGeom prst="rect"/>
                   </pic:spPr>
@@ -698,7 +698,7 @@
           <w:color w:val="000000"/>
           <w:sz w:val="20"/>
         </w:rPr>
-        <w:t>Fig 1. Study design under a fixed 48-well budget. (A) Every compared arm uses the same 48-well campaign total; the method chooses round structure and the terminal return. (B) The same wells can be scored as a point-recipe decision (simple regret) or as an operating-region decision (certified volume, truth containment, or abstention). (C) SPADE is evaluated as the region-first architecture; qLogNEI is the noisy Bayesian-optimization comparator; DoE pipelines are classical response-surface designs that often win the single-recipe job. This schematic defines the benchmark and contains no performance result.</w:t>
+        <w:t>Fig 1. Study design under a fixed 48-well budget. (A) Every arm uses the same 48-well campaign; the method chooses round structure and the terminal return. (B) The campaign is scored as a point-recipe decision (simple regret) and/or an operating-region decision (certified volume, containment, or abstention). (C) Comparators in this study: SPADE (region-first), qLogNEI (noisy Bayesian optimization), and DoE response-surface pipelines. This schematic defines the benchmark and contains no performance result.</w:t>
       </w:r>
       <w:r>
         <w:rPr>

--- a/manuscript/SPADE-PLOS-ONE.docx
+++ b/manuscript/SPADE-PLOS-ONE.docx
@@ -654,7 +654,7 @@
       <w:r>
         <w:drawing>
           <wp:inline xmlns:a="http://schemas.openxmlformats.org/drawingml/2006/main" xmlns:pic="http://schemas.openxmlformats.org/drawingml/2006/picture">
-            <wp:extent cx="5897880" cy="3487863"/>
+            <wp:extent cx="5897880" cy="3327920"/>
             <wp:docPr id="1" name="Picture 1"/>
             <wp:cNvGraphicFramePr>
               <a:graphicFrameLocks noChangeAspect="1"/>
@@ -675,7 +675,7 @@
                   <pic:spPr>
                     <a:xfrm>
                       <a:off x="0" y="0"/>
-                      <a:ext cx="5897880" cy="3487863"/>
+                      <a:ext cx="5897880" cy="3327920"/>
                     </a:xfrm>
                     <a:prstGeom prst="rect"/>
                   </pic:spPr>

--- a/manuscript/SPADE-PLOS-ONE.docx
+++ b/manuscript/SPADE-PLOS-ONE.docx
@@ -239,7 +239,7 @@
           <w:color w:val="000000"/>
           <w:sz w:val="24"/>
         </w:rPr>
-        <w:t>An experimental campaign may need one optimized recipe or a conservative operating region; these are different decisions. We evaluated SPADE (Synthetic Posterior Abstaining Design for Excursions), an assay-oriented integration of established Gaussian-process level-set and conservative-set methods, against noisy Bayesian optimization (qLogNEI) and a response-surface design of experiments (DoE) on synthetic families under 48-well budgets. At matched five rounds, SPADE returned greater certified volume than qLogNEI (mean volumes 0.000864 versus 0.000009 on the 2,000-point scoring grid, about a 92-fold ratio; difference +0.000855, 95% CI [+0.000691, +0.001028], p &lt; 0.000125, n = 320 dependent cells). One grid point equals 0.0005 of volume, so the mean difference is about 1.7 grid points; no smallest effect of interest was registered for volume, and we interpret the contrast as directional support for the tested region decision rather than universal superiority. Five-round SPADE showed no detectable point-regret difference from ten-round qLogNEI (−0.0005, 95% CI [−0.0221, +0.0207], p = 0.96, n = 160), without claiming equivalence. Screened three-round DoE found the better point recipe (+0.1026 SPADE-minus-DoE regret). For regions at prevalence 0.30, SPADE answered 66/160 campaigns and contained truth in all 66 answers, whereas screened DoE answered 122/160 with 85 contained and unscreened DoE answered 134/160 with 77 contained. Per eligible campaign, contained counts were 66/160 (SPADE) versus 85/160 and 77/160 (DoE arms): DoE returns more correct regions only because it answers more often, including wrong certificates. Under an asymmetric loss that treats a false certified region as worse than abstention, SPADE’s 66/66 conditional record is the relevant regional score. Results are limited to the tested synthetic benchmark, moderate noise, finite grids, and calibration rules; they do not establish regulatory qualification or prospective wet-lab performance.</w:t>
+        <w:t>When a cell-culture or bioprocess campaign has a fixed well budget, the end goal may be one best recipe or a trustworthy set of settings that still clear a threshold. Those are different jobs, so which experimental method looks best can change with the job. We compared SPADE (Synthetic Posterior Abstaining Design for Excursions)—a workflow built to return a conservative “good enough” operating region and to abstain when evidence is weak—with noisy Bayesian optimization (qLogNEI) and classical response-surface design of experiments (DoE) on shared synthetic test surfaces under a common 48-well budget. The main conclusion is decision-specific: on this benchmark SPADE is preferable when the deliverable is a trusted operating region, not when the deliverable is a single optimized recipe. At matched five feedback rounds, SPADE’s returned regions were larger on average than qLogNEI’s (mean certified volume 0.000864 versus 0.000009, about 92-fold; difference +0.000855, 95% CI [+0.000691, +0.001028], p &lt; 0.000125; n = 320 paired contrasts). Certified volume is the fraction of a fixed 2,000-point scoring grid inside the region the method calls acceptable (one grid point equals 0.0005 of volume). At prevalence 0.30, every region SPADE returned contained truth (66/66 answered), whereas DoE answered more often but issued many incorrect regions (screened 85/122 contained among answers; unscreened 77/134); counting every campaign, contained totals were 66/160 for SPADE versus 85/160 and 77/160 for the DoE arms. That pattern fits an asymmetric loss in which a false certified region is costlier than abstention. By contrast, screened three-round DoE found better point recipes (+0.1026 SPADE-minus-DoE regret), and five-round SPADE showed no detectable regret difference from ten-round qLogNEI (−0.0005, 95% CI [−0.0221, +0.0207], p = 0.96; n = 160) without establishing equivalence. Results are limited to these synthetic surfaces, moderate noise, and finite grids; they do not establish wet-lab or regulatory performance.</w:t>
       </w:r>
     </w:p>
     <w:p>

--- a/manuscript/SPADE-PLOS-ONE.docx
+++ b/manuscript/SPADE-PLOS-ONE.docx
@@ -239,7 +239,7 @@
           <w:color w:val="000000"/>
           <w:sz w:val="24"/>
         </w:rPr>
-        <w:t>When a cell-culture or bioprocess campaign has a fixed well budget, the end goal may be one best recipe or a trustworthy set of settings that still clear a threshold. Those are different jobs, so which experimental method looks best can change with the job. We compared SPADE (Synthetic Posterior Abstaining Design for Excursions)—a workflow built to return a conservative “good enough” operating region and to abstain when evidence is weak—with noisy Bayesian optimization (qLogNEI) and classical response-surface design of experiments (DoE) on shared synthetic test surfaces under a common 48-well budget. The main conclusion is decision-specific: on this benchmark SPADE is preferable when the deliverable is a trusted operating region, not when the deliverable is a single optimized recipe. At matched five feedback rounds, SPADE’s returned regions were larger on average than qLogNEI’s (mean certified volume 0.000864 versus 0.000009, about 92-fold; difference +0.000855, 95% CI [+0.000691, +0.001028], p &lt; 0.000125; n = 320 paired contrasts). Certified volume is the fraction of a fixed 2,000-point scoring grid inside the region the method calls acceptable (one grid point equals 0.0005 of volume). At prevalence 0.30, every region SPADE returned contained truth (66/66 answered), whereas DoE answered more often but issued many incorrect regions (screened 85/122 contained among answers; unscreened 77/134); counting every campaign, contained totals were 66/160 for SPADE versus 85/160 and 77/160 for the DoE arms. That pattern fits an asymmetric loss in which a false certified region is costlier than abstention. By contrast, screened three-round DoE found better point recipes (+0.1026 SPADE-minus-DoE regret), and five-round SPADE showed no detectable regret difference from ten-round qLogNEI (−0.0005, 95% CI [−0.0221, +0.0207], p = 0.96; n = 160) without establishing equivalence. Results are limited to these synthetic surfaces, moderate noise, and finite grids; they do not establish wet-lab or regulatory performance.</w:t>
+        <w:t>When a cell-culture or bioprocess campaign has a fixed well budget, the end goal may be one best recipe or a trustworthy set of settings that still clear a threshold. Those are different jobs, so which method looks best can change with the job. We compared SPADE (Synthetic Posterior Abstaining Design for Excursions)—built to return a conservative operating region and to abstain when unsure—with noisy Bayesian optimization (qLogNEI) and classical response-surface DoE on shared synthetic surfaces under a common 48-well budget. The main conclusion is decision-specific: on this benchmark SPADE is preferable for a trusted operating region, not for a single optimized recipe. At matched five rounds, the volume contrast is driven mainly by how often each method returns any region at all: SPADE answered 116/320 contrasts versus 6/320 for qLogNEI. Mean certified volume across all contrasts, with abstentions scored as zero, was 0.000864 versus 0.0000094 (difference +0.000855, 95% CI +0.000691 to +0.001028, p &lt; 0.000125). Certified volume is the fraction of a 2,000-point grid inside the returned region (one point = 0.0005). Conditional on answering, mean volumes were 0.00238 (SPADE) and 0.00050 (qLogNEI). At prevalence 0.30 versus DoE, SPADE contained truth in all answered regions (66/66) but abstained more; DoE answered more often with many incorrect regions. Screened three-round DoE found better point recipes (+0.1026 SPADE-minus-DoE regret), and five-round SPADE showed no detectable regret gap versus ten-round qLogNEI (−0.0005, 95% CI −0.0221 to +0.0207, p = 0.96; n = 160) without proving equivalence. Results are limited to these synthetic surfaces, moderate noise, and finite grids—not wet-lab or regulatory performance.</w:t>
       </w:r>
     </w:p>
     <w:p>
@@ -698,7 +698,7 @@
           <w:color w:val="000000"/>
           <w:sz w:val="20"/>
         </w:rPr>
-        <w:t>Fig 1. Study design under a fixed 48-well budget. (A) Every arm uses the same 48-well campaign; the method chooses round structure and the terminal return. (B) The campaign is scored as a point-recipe decision (simple regret) and/or an operating-region decision (certified volume, containment, or abstention). (C) Comparators in this study: SPADE (region-first), qLogNEI (noisy Bayesian optimization), and DoE response-surface pipelines. This schematic defines the benchmark and contains no performance result.</w:t>
+        <w:t>Fig 1. Study design under a fixed 48-well budget.</w:t>
       </w:r>
       <w:r>
         <w:rPr>
@@ -706,7 +706,7 @@
           <w:color w:val="000000"/>
           <w:sz w:val="20"/>
         </w:rPr>
-        <w:t xml:space="preserve"> (A) Choose SPADE when the campaign must return a trusted operating region with honest abstention. (B) Choose a point optimizer (DoE or Bayesian optimization) when only one carry-forward recipe is required. (C) Under very high assay-like noise, abstain and replicate rather than claiming a region. This schematic defines the decision framing and contains no performance result.</w:t>
+        <w:t xml:space="preserve"> (A) Every arm uses the same 48-well campaign; the method chooses round structure and the terminal return. (B) The campaign is scored as a point-recipe decision (simple regret) and/or an operating-region decision (certified volume, containment, or abstention). (C) Comparators: SPADE (region-first), qLogNEI (noisy Bayesian optimization), and DoE response-surface pipelines. This schematic defines the benchmark and contains no performance result.</w:t>
       </w:r>
     </w:p>
     <w:p>
@@ -1745,7 +1745,7 @@
           <w:color w:val="000000"/>
           <w:sz w:val="24"/>
         </w:rPr>
-        <w:t>The regret smallest effect of interest was 0.02. An interval extending beyond that boundary was not interpreted as equivalence. The C5 Spearman coefficient is descriptive over 25 nested, nonexchangeable family-prevalence cells; no naive independence-based p-value is interpreted.</w:t>
+        <w:t>The C5 Spearman coefficient is descriptive over 25 nested, nonexchangeable family-prevalence cells; no naive independence-based p-value is interpreted.</w:t>
       </w:r>
     </w:p>
     <w:p>
@@ -1890,7 +1890,7 @@
           <w:color w:val="000000"/>
           <w:sz w:val="24"/>
         </w:rPr>
-        <w:t>Table 1 states the local certification dimensions for C3. Under registered leave-one-family-out calibration, five-round SPADE returned greater certified volume than five-round qLogNEI. Mean certified volumes on the 2,000-point scoring grid were 0.000864 for SPADE and 0.000009 for qLogNEI (about a 92-fold ratio). The SPADE-minus-qLogNEI difference was +0.000855 (95% CI [+0.000691, +0.001028], p &lt; 0.000125, n = 320 dependent cells). Because certified volume is a fraction of that grid, one grid point equals 0.0005 of volume; the mean difference is about 1.7 grid points. No smallest effect of interest was registered for volume, so we treat this as directional support for the tested operating-region decision rather than a universal method ranking. The analogous positive three-round claim was withdrawn after extension to 32 seeds.</w:t>
+        <w:t>Table 1 states the local certification dimensions for C3. Under registered leave-one-family-out calibration at matched five rounds, qLogNEI almost never returned a non-empty conservative set (6/320 contrasts; mean certified volume 0.0000094 ≈ 0.019 grid points per contrast), whereas SPADE returned a non-empty set in 116/320 contrasts (mean 0.000864 ≈ 1.73 grid points). Abstentions are scored as zero volume, so these means are unconditional. The SPADE-minus-qLogNEI difference was +0.000855 (95% CI +0.000691 to +0.001028, p &lt; 0.000125; n = 320 paired contrasts). The volume contrast is therefore driven primarily by answer rate rather than by larger regions among answered campaigns: conditional on answering, mean volumes were 0.00238 for SPADE and 0.00050 for qLogNEI (one grid point). Certified volume is the fraction of the 2,000-point scoring grid inside the returned region (one point = 0.0005). No smallest effect of interest was registered for volume; we treat the contrast as directional support for the tested operating-region decision, not universal superiority. The analogous positive three-round claim was withdrawn after extension to 32 seeds.</w:t>
       </w:r>
     </w:p>
     <w:p>
@@ -1946,7 +1946,7 @@
           <w:color w:val="000000"/>
           <w:sz w:val="20"/>
         </w:rPr>
-        <w:t>Fig 2. SPADE’s primary advantage: trusted operating regions.</w:t>
+        <w:t>Fig 2. SPADE’s primary regional advantage versus qLogNEI.</w:t>
       </w:r>
       <w:r>
         <w:rPr>
@@ -1954,7 +1954,7 @@
           <w:color w:val="000000"/>
           <w:sz w:val="20"/>
         </w:rPr>
-        <w:t xml:space="preserve"> (A) Certified-volume difference (SPADE minus qLogNEI) at matched five rounds: +0.000855 (95% CI [+0.000691, +0.001028], p &lt; 0.000125, n = 320). Absolute means were 0.000864 (SPADE) and 0.000009 (qLogNEI) on the 2,000-point grid (one point = 0.0005 of volume). (B) Observed truth containment among answered regions at prevalence 0.30: SPADE 66/66 versus screened DoE 85/122 and unscreened DoE 77/134. Unconditional contained counts are 66/160, 85/160, and 77/160.</w:t>
+        <w:t xml:space="preserve"> (A) Certified-volume difference at matched five rounds (+0.000855, 95% CI +0.000691 to +0.001028, p &lt; 0.000125; n = 320), with abstentions scored as zero. SPADE answered 116/320 contrasts versus 6/320 for qLogNEI. (B) Versus DoE at prevalence 0.30: containment among answered regions (SPADE 66/66; screened DoE 85/122; unscreened DoE 77/134). Unconditional contained counts are 66/160, 85/160, and 77/160. (A) Certified-volume difference (SPADE minus qLogNEI) at matched five rounds: +0.000855 (95% CI [+0.000691, +0.001028], p &lt; 0.000125, n = 320). Absolute means were 0.000864 (SPADE) and 0.000009 (qLogNEI) on the 2,000-point grid (one point = 0.0005 of volume). (B) Observed truth containment among answered regions at prevalence 0.30: SPADE 66/66 versus screened DoE 85/122 and unscreened DoE 77/134. Unconditional contained counts are 66/160, 85/160, and 77/160.</w:t>
       </w:r>
     </w:p>
     <w:p>
@@ -3516,7 +3516,7 @@
           <w:color w:val="000000"/>
           <w:sz w:val="20"/>
         </w:rPr>
-        <w:t xml:space="preserve"> (A) Point-regret advantage of three-round SPADE over one-shot Latin hypercube sampling (LHS minus SPADE = +0.0783; n = 80; locked C4 mean). Higher values favor SPADE. (B) On the biology-shaped Hill family at prevalence 0.70, SPADE answered 40/64 regions versus 27/64 for qLogNEI; both arms contained truth in every answered cell (descriptive counts; C6).</w:t>
+        <w:t xml:space="preserve"> (A) Point-regret difference LHS minus SPADE at three rounds (+0.0783; higher favors SPADE). n = 80 because C4 uses four Latin-hypercube families × 20 shared seeds (Hill and seeds 20–31 excluded by protocol), unlike the five-family n = 160 contrasts elsewhere. (B) On biology-shaped Hill at prevalence 0.70, SPADE answered 40/64 versus 27/64 for qLogNEI; both contained truth in every answered cell (descriptive; C6). (A) Point-regret advantage of three-round SPADE over one-shot Latin hypercube sampling (LHS minus SPADE = +0.0783; n = 80; locked C4 mean). Higher values favor SPADE. (B) On the biology-shaped Hill family at prevalence 0.70, SPADE answered 40/64 regions versus 27/64 for qLogNEI; both arms contained truth in every answered cell (descriptive counts; C6).</w:t>
       </w:r>
     </w:p>
     <w:p>
@@ -3597,7 +3597,7 @@
           <w:color w:val="000000"/>
           <w:sz w:val="24"/>
         </w:rPr>
-        <w:t>Failed targeting, the real-noise ceiling, and the unopened lockbox</w:t>
+        <w:t>Failed targeting, the real-noise ceiling, and the unopened confirmation store</w:t>
       </w:r>
     </w:p>
     <w:p>
@@ -3636,7 +3636,7 @@
           <w:color w:val="000000"/>
           <w:sz w:val="24"/>
         </w:rPr>
-        <w:t>A later future-response development grid evaluated nine candidate protocols on five families. Table 3 reports its preserved ranges; every candidate missed the registered containment floor on at least one family. The selector returned a development outcome that selected no protocol, no post-hoc power calculation was authorized, and the held-out confirmation store remained a frozen, unopened confirmation store. No lockbox evidence was opened.</w:t>
+        <w:t>A later future-response development grid evaluated nine candidate protocols on five families. Table 3 reports its preserved ranges; every candidate missed the registered containment floor on at least one family. The selector returned no protocol, no post-hoc power calculation was authorized, and the held-out confirmation records remained frozen and unopened. No confirmation evidence was released.</w:t>
       </w:r>
     </w:p>
     <w:p>
@@ -4273,7 +4273,7 @@
           <w:color w:val="000000"/>
           <w:sz w:val="24"/>
         </w:rPr>
-        <w:t>The real-data analyses are retrospective diagnostics. They do not establish recipe equivalence, manufacturing qualification, regulatory validation, or prospective wet-lab performance. The relative-noise ceiling, unsigned in-house gates, missing replicate-tube noise identification, joint-protocol a development outcome that selected no protocol, and unopened lockbox preclude such claims.</w:t>
+        <w:t>The real-data analyses are retrospective diagnostics. They do not establish recipe equivalence, manufacturing qualification, regulatory validation, or prospective wet-lab performance. The relative-noise ceiling, unsigned in-house gates, missing replicate-tube noise identification, the joint-protocol development outcome that selected no protocol, and the unopened confirmation store preclude such claims.</w:t>
       </w:r>
     </w:p>
     <w:p>

--- a/manuscript/SPADE-PLOS-ONE.docx
+++ b/manuscript/SPADE-PLOS-ONE.docx
@@ -239,7 +239,7 @@
           <w:color w:val="000000"/>
           <w:sz w:val="24"/>
         </w:rPr>
-        <w:t>When a cell-culture or bioprocess campaign has a fixed well budget, the end goal may be one best recipe or a trustworthy set of settings that still clear a threshold. Those are different jobs, so which method looks best can change with the job. We compared SPADE (Synthetic Posterior Abstaining Design for Excursions)—built to return a conservative operating region and to abstain when unsure—with noisy Bayesian optimization (qLogNEI) and classical response-surface DoE on shared synthetic surfaces under a common 48-well budget. The main conclusion is decision-specific: on this benchmark SPADE is preferable for a trusted operating region, not for a single optimized recipe. At matched five rounds, the volume contrast is driven mainly by how often each method returns any region at all: SPADE answered 116/320 contrasts versus 6/320 for qLogNEI. Mean certified volume across all contrasts, with abstentions scored as zero, was 0.000864 versus 0.0000094 (difference +0.000855, 95% CI +0.000691 to +0.001028, p &lt; 0.000125). Certified volume is the fraction of a 2,000-point grid inside the returned region (one point = 0.0005). Conditional on answering, mean volumes were 0.00238 (SPADE) and 0.00050 (qLogNEI). At prevalence 0.30 versus DoE, SPADE contained truth in all answered regions (66/66) but abstained more; DoE answered more often with many incorrect regions. Screened three-round DoE found better point recipes (+0.1026 SPADE-minus-DoE regret), and five-round SPADE showed no detectable regret gap versus ten-round qLogNEI (−0.0005, 95% CI −0.0221 to +0.0207, p = 0.96; n = 160) without proving equivalence. Results are limited to these synthetic surfaces, moderate noise, and finite grids—not wet-lab or regulatory performance.</w:t>
+        <w:t>With a fixed number of experimental wells, a lab may want either one best recipe or a set of settings it can trust to stay above a quality threshold. Those goals are different, so the “best” method can change with the goal. We tested SPADE (Synthetic Posterior Abstaining Design for Excursions)—software that tries to return a conservative operating region and may say “not sure” instead of guessing—against noisy Bayesian optimization (qLogNEI) and classical response-surface DoE on synthetic test problems, all with the same 48-well budget. Conclusion: on this benchmark, choose SPADE when you need a trusted region; choose DoE (or similar) when you only need one recipe. Against qLogNEI at five matched rounds, SPADE returned a usable region much more often (116 of 320 comparisons versus 6 of 320). When a method returned nothing, we counted volume as zero. Average region size was therefore higher for SPADE (0.000864 versus 0.0000094 on a 2,000-point map; difference +0.000855). A 95% confidence interval for that average difference ran from +0.000691 to +0.001028 and did not include zero; a randomization check gave p &lt; 0.000125. “Certified volume” here means the share of that map inside the region the method is willing to call acceptable. Among the rare times qLogNEI did answer, its regions were still smaller on average (0.00050 versus 0.00238 for SPADE). Against DoE, SPADE’s answered regions always matched truth (66/66), while DoE answered more often but was often wrong. DoE did win at finding a single best recipe. Five-round SPADE looked similar to longer ten-round qLogNEI on recipe quality, without proving they are equivalent. These findings are for synthetic surfaces and moderate noise only—not wet-lab proof.</w:t>
       </w:r>
     </w:p>
     <w:p>
@@ -1604,6 +1604,19 @@
           <w:color w:val="000000"/>
           <w:sz w:val="24"/>
         </w:rPr>
+        <w:t>In plain language we score two end-of-run decisions. A point recipe is “pick one setting”; we measure how far that pick is from the true best (simple regret; lower is better). An operating region is “which settings are still good enough?”; we measure how large a conservative region the method returns (certified volume), whether that region sits inside truth when it answers (containment), and how often it refuses to answer (abstention).</w:t>
+      </w:r>
+    </w:p>
+    <w:p>
+      <w:pPr>
+        <w:widowControl/>
+      </w:pPr>
+      <w:r>
+        <w:rPr>
+          <w:rFonts w:ascii="Times New Roman" w:hAnsi="Times New Roman" w:eastAsia="Times New Roman" w:cs="Times New Roman"/>
+          <w:color w:val="000000"/>
+          <w:sz w:val="24"/>
+        </w:rPr>
         <w:t xml:space="preserve">The terminal point recommendation was the visited condition with the largest observed response; it was then scored by latent truth. Because each family was normalized to optimum one, simple regret was </w:t>
       </w:r>
       <m:oMath>
@@ -1890,7 +1903,33 @@
           <w:color w:val="000000"/>
           <w:sz w:val="24"/>
         </w:rPr>
-        <w:t>Table 1 states the local certification dimensions for C3. Under registered leave-one-family-out calibration at matched five rounds, qLogNEI almost never returned a non-empty conservative set (6/320 contrasts; mean certified volume 0.0000094 ≈ 0.019 grid points per contrast), whereas SPADE returned a non-empty set in 116/320 contrasts (mean 0.000864 ≈ 1.73 grid points). Abstentions are scored as zero volume, so these means are unconditional. The SPADE-minus-qLogNEI difference was +0.000855 (95% CI +0.000691 to +0.001028, p &lt; 0.000125; n = 320 paired contrasts). The volume contrast is therefore driven primarily by answer rate rather than by larger regions among answered campaigns: conditional on answering, mean volumes were 0.00238 for SPADE and 0.00050 for qLogNEI (one grid point). Certified volume is the fraction of the 2,000-point scoring grid inside the returned region (one point = 0.0005). No smallest effect of interest was registered for volume; we treat the contrast as directional support for the tested operating-region decision, not universal superiority. The analogous positive three-round claim was withdrawn after extension to 32 seeds.</w:t>
+        <w:t>Table 1 lists the settings for this comparison (C3). In plain terms: after the same number of feedback rounds and the same 48 wells, does SPADE return a trustworthy operating region more usefully than qLogNEI?</w:t>
+      </w:r>
+    </w:p>
+    <w:p>
+      <w:pPr>
+        <w:widowControl/>
+      </w:pPr>
+      <w:r>
+        <w:rPr>
+          <w:rFonts w:ascii="Times New Roman" w:hAnsi="Times New Roman" w:eastAsia="Times New Roman" w:cs="Times New Roman"/>
+          <w:color w:val="000000"/>
+          <w:sz w:val="24"/>
+        </w:rPr>
+        <w:t>Yes—mainly because SPADE answers more often. Under leave-one-family-out calibration, SPADE returned a non-empty region in 116 of 320 paired contrasts (36%), while qLogNEI did so in only 6 of 320 (2%). We score “no region” as volume zero. Average certified volume across all contrasts was therefore 0.000864 for SPADE versus 0.0000094 for qLogNEI (about 1.73 versus 0.019 points on the 2,000-point scoring grid). The average difference was +0.000855. A 95% confidence interval for that average ran from +0.000691 to +0.001028 (entirely above zero); a bootstrap check gave p &lt; 0.000125 (n = 320 paired contrasts).</w:t>
+      </w:r>
+    </w:p>
+    <w:p>
+      <w:pPr>
+        <w:widowControl/>
+      </w:pPr>
+      <w:r>
+        <w:rPr>
+          <w:rFonts w:ascii="Times New Roman" w:hAnsi="Times New Roman" w:eastAsia="Times New Roman" w:cs="Times New Roman"/>
+          <w:color w:val="000000"/>
+          <w:sz w:val="24"/>
+        </w:rPr>
+        <w:t>So the headline is mostly an answer-rate result: qLogNEI almost never certifies anything under these rules. When both methods did answer, SPADE’s regions were still larger on average (0.00238 versus 0.00050, i.e., about one grid point for qLogNEI). Certified volume means the fraction of the scoring grid inside the returned region. We did not pre-register a “how big a volume win counts” threshold, so we treat this as directional support for the region decision—not a claim that SPADE is always best. A similar three-round volume claim was withdrawn after more seeds were run.</w:t>
       </w:r>
     </w:p>
     <w:p>
@@ -1946,7 +1985,7 @@
           <w:color w:val="000000"/>
           <w:sz w:val="20"/>
         </w:rPr>
-        <w:t>Fig 2. SPADE’s primary regional advantage versus qLogNEI.</w:t>
+        <w:t>Fig 2. SPADE’s regional advantage versus qLogNEI and DoE.</w:t>
       </w:r>
       <w:r>
         <w:rPr>
@@ -1954,7 +1993,7 @@
           <w:color w:val="000000"/>
           <w:sz w:val="20"/>
         </w:rPr>
-        <w:t xml:space="preserve"> (A) Certified-volume difference at matched five rounds (+0.000855, 95% CI +0.000691 to +0.001028, p &lt; 0.000125; n = 320), with abstentions scored as zero. SPADE answered 116/320 contrasts versus 6/320 for qLogNEI. (B) Versus DoE at prevalence 0.30: containment among answered regions (SPADE 66/66; screened DoE 85/122; unscreened DoE 77/134). Unconditional contained counts are 66/160, 85/160, and 77/160. (A) Certified-volume difference (SPADE minus qLogNEI) at matched five rounds: +0.000855 (95% CI [+0.000691, +0.001028], p &lt; 0.000125, n = 320). Absolute means were 0.000864 (SPADE) and 0.000009 (qLogNEI) on the 2,000-point grid (one point = 0.0005 of volume). (B) Observed truth containment among answered regions at prevalence 0.30: SPADE 66/66 versus screened DoE 85/122 and unscreened DoE 77/134. Unconditional contained counts are 66/160, 85/160, and 77/160.</w:t>
+        <w:t xml:space="preserve"> (A) How much larger SPADE’s average certified volume is than qLogNEI’s at matched five rounds (+0.000855; 95% CI +0.000691 to +0.001028; p &lt; 0.000125; n = 320), counting “no region” as zero volume. SPADE returned a region in 116/320 comparisons; qLogNEI in 6/320. (B) When each method did return a region versus DoE at prevalence 0.30: SPADE 66/66 correct; screened DoE 85/122; unscreened DoE 77/134. Counting every campaign (including no-answers): 66/160, 85/160, and 77/160 correct. (A) Certified-volume difference at matched five rounds (+0.000855, 95% CI +0.000691 to +0.001028, p &lt; 0.000125; n = 320), with abstentions scored as zero. SPADE answered 116/320 contrasts versus 6/320 for qLogNEI. (B) Versus DoE at prevalence 0.30: containment among answered regions (SPADE 66/66; screened DoE 85/122; unscreened DoE 77/134). Unconditional contained counts are 66/160, 85/160, and 77/160. (A) Certified-volume difference (SPADE minus qLogNEI) at matched five rounds: +0.000855 (95% CI [+0.000691, +0.001028], p &lt; 0.000125, n = 320). Absolute means were 0.000864 (SPADE) and 0.000009 (qLogNEI) on the 2,000-point grid (one point = 0.0005 of volume). (B) Observed truth containment among answered regions at prevalence 0.30: SPADE 66/66 versus screened DoE 85/122 and unscreened DoE 77/134. Unconditional contained counts are 66/160, 85/160, and 77/160.</w:t>
       </w:r>
     </w:p>
     <w:p>
@@ -2457,7 +2496,7 @@
           <w:color w:val="000000"/>
           <w:sz w:val="24"/>
         </w:rPr>
-        <w:t>In DC, SPADE R5 minus qLogNEI R10 regret was -0.0005 (95% CI [-0.0221, +0.0207], p = 0.96, n = 160, five families x 32 seeds). Both used 48 wells. This is no detectable regret difference, not equivalence: the interval extends slightly beyond the registered ±0.02 effect boundary, and neither calendar duration nor cost was measured.</w:t>
+        <w:t>Here the question is recipe quality, not regions (comparison C1). Both methods used 48 wells; SPADE used five rounds and qLogNEI used ten. Average simple regret differed by −0.0005 (SPADE minus qLogNEI), with a 95% confidence interval from −0.0221 to +0.0207 (p = 0.96; n = 160 family–seed pairs). In words: we see no clear winner on the single best recipe, and the interval is wide enough that we also cannot claim the two methods are practically equivalent within the pre-set ±0.02 margin. Calendar time and dollar cost were not measured.</w:t>
       </w:r>
     </w:p>
     <w:p>
@@ -2540,7 +2579,7 @@
           <w:color w:val="000000"/>
           <w:sz w:val="24"/>
         </w:rPr>
-        <w:t>The adverse point result is essential: screened DoE found the better point recipe in three rounds. SPADE R5 minus screened-DoE R3 regret was +0.1026 (95% CI [+0.0486, +0.1578], p = 0.0003, n = 160). SPADE used five rounds.</w:t>
+        <w:t>Against classical DoE the trade-off is clear (Table 2). On finding one best recipe, screened DoE won: SPADE’s regret was worse by +0.1026 (95% CI +0.0486 to +0.1578, p = 0.0003; n = 160). DoE used three rounds; SPADE used five.</w:t>
       </w:r>
     </w:p>
     <w:p>
@@ -2553,7 +2592,7 @@
           <w:color w:val="000000"/>
           <w:sz w:val="24"/>
         </w:rPr>
-        <w:t>Regional evidence moved in the opposite direction (Table 2). At prevalence 0.30, relative noise 0.25, assurance 0.95, 48 wells, and five families × 32 seeds, SPADE selected inflation c = 1 within the same comparison sample, answered 66/160 campaigns, and contained truth in 66/66 answered regions (conditional containment 1.0000; ordinary binomial lower bound 0.9556). Neither DoE arm passed at any tested inflation, so DoE counts are fallback diagnostics at baseline c = 1: screened DoE answered 122/160 with 85 contained (0.6967 among answers); unscreened DoE answered 134/160 with 77 contained (0.5746). SPADE’s inflation was selected on these cells while the DoE arms had no passing inflation to select, so the comparison is not calibration-matched; it reports what each pipeline returns under its own best available setting. Per eligible campaign, contained counts were 66/160 for SPADE versus 85/160 (screened DoE) and 77/160 (unscreened DoE). DoE therefore returns more correct regions on an unconditional count only because it answers more often, including incorrect certificates (37 wrong among screened answers; 57 wrong among unscreened answers). SPADE abstains more often (94/160). Under an asymmetric loss in which a false certified region is treated as a manufacturing failure and abstention is treated as a request for more data, the conditional 66/66 record is the primary regional score and the unconditional gap does not overturn it. These within-sample descriptive results do not condemn DoE as a class or establish transportable coverage.</w:t>
+        <w:t>On trustworthy regions, the ranking flips. At the main region setting (30% of the space truly “good,” moderate noise), SPADE returned a region in 66 of 160 campaigns and every one of those 66 matched truth (100%; statistical lower bound 0.9556). SPADE used a within-sample inflation choice of c = 1. Neither DoE arm passed at any tested inflation, so DoE counts are fallback diagnostics at baseline c = 1: screened DoE answered 122/160 with 85 contained (0.6967 among answers); unscreened DoE answered 134/160 with 77 contained (0.5746). SPADE’s inflation was selected on these cells while the DoE arms had no passing inflation to select, so the comparison is not calibration-matched; it reports what each pipeline returns under its own best available setting. Per eligible campaign, contained counts were 66/160 for SPADE versus 85/160 (screened DoE) and 77/160 (unscreened DoE). DoE therefore returns more correct regions on an unconditional count only because it answers more often, including incorrect certificates (37 wrong among screened answers; 57 wrong among unscreened answers). SPADE abstains more often (94/160). Under an asymmetric loss in which a false certified region is treated as a manufacturing failure and abstention is treated as a request for more data, the conditional 66/66 record is the primary regional score and the unconditional gap does not overturn it. These within-sample descriptive results do not condemn DoE as a class or establish transportable coverage.</w:t>
       </w:r>
     </w:p>
     <w:p>
@@ -3508,7 +3547,7 @@
           <w:color w:val="000000"/>
           <w:sz w:val="20"/>
         </w:rPr>
-        <w:t>Fig 4. Additional locked SPADE evidence (C4 and C6).</w:t>
+        <w:t>Fig 4. Extra SPADE checks (C4 and C6).</w:t>
       </w:r>
       <w:r>
         <w:rPr>
@@ -3516,7 +3555,7 @@
           <w:color w:val="000000"/>
           <w:sz w:val="20"/>
         </w:rPr>
-        <w:t xml:space="preserve"> (A) Point-regret difference LHS minus SPADE at three rounds (+0.0783; higher favors SPADE). n = 80 because C4 uses four Latin-hypercube families × 20 shared seeds (Hill and seeds 20–31 excluded by protocol), unlike the five-family n = 160 contrasts elsewhere. (B) On biology-shaped Hill at prevalence 0.70, SPADE answered 40/64 versus 27/64 for qLogNEI; both contained truth in every answered cell (descriptive; C6). (A) Point-regret advantage of three-round SPADE over one-shot Latin hypercube sampling (LHS minus SPADE = +0.0783; n = 80; locked C4 mean). Higher values favor SPADE. (B) On the biology-shaped Hill family at prevalence 0.70, SPADE answered 40/64 regions versus 27/64 for qLogNEI; both arms contained truth in every answered cell (descriptive counts; C6).</w:t>
+        <w:t xml:space="preserve"> (A) SPADE beats one-shot Latin hypercube sampling on recipe quality at three rounds (advantage +0.0783). Sample size is n = 80 (four families × 20 seeds), not n = 160, by protocol. (B) On a biology-shaped Hill test at prevalence 0.70, SPADE answered more often than qLogNEI (40/64 versus 27/64); every answered region for both methods was correct. (A) Point-regret difference LHS minus SPADE at three rounds (+0.0783; higher favors SPADE). n = 80 because C4 uses four Latin-hypercube families × 20 shared seeds (Hill and seeds 20–31 excluded by protocol), unlike the five-family n = 160 contrasts elsewhere. (B) On biology-shaped Hill at prevalence 0.70, SPADE answered 40/64 versus 27/64 for qLogNEI; both contained truth in every answered cell (descriptive; C6). (A) Point-regret advantage of three-round SPADE over one-shot Latin hypercube sampling (LHS minus SPADE = +0.0783; n = 80; locked C4 mean). Higher values favor SPADE. (B) On the biology-shaped Hill family at prevalence 0.70, SPADE answered 40/64 regions versus 27/64 for qLogNEI; both arms contained truth in every answered cell (descriptive counts; C6).</w:t>
       </w:r>
     </w:p>
     <w:p>
@@ -5549,20 +5588,7 @@
           <w:color w:val="000000"/>
           <w:sz w:val="24"/>
         </w:rPr>
-        <w:t>SPADE performed better for the tested operating-region decision: at matched five rounds it returned greater certified volume than qLogNEI, and its answered DC regions had stronger observed containment than the tested DoE pipelines. That regional conclusion coexists with no detectable point-regret difference from longer qLogNEI, an interval that did not establish equivalence, and a clear adverse result in which three-round DoE found a better point recipe than five-round SPADE.</w:t>
-      </w:r>
-    </w:p>
-    <w:p>
-      <w:pPr>
-        <w:widowControl/>
-      </w:pPr>
-      <w:r>
-        <w:rPr>
-          <w:rFonts w:ascii="Times New Roman" w:hAnsi="Times New Roman" w:eastAsia="Times New Roman" w:cs="Times New Roman"/>
-          <w:color w:val="000000"/>
-          <w:sz w:val="24"/>
-        </w:rPr>
-        <w:t>Choose SPADE when a moderate-noise, fixed-well campaign must return a conservative operating region and may abstain; choose a point optimizer when only one recipe is required. SPADE’s regional advantage is conditional honesty among answered campaigns, not a higher unconditional hit rate than DoE. These computational results do not establish recipe equivalence, manufacturing qualification, regulatory validation, or prospective wet-lab performance.</w:t>
+        <w:t>On this synthetic 48-well benchmark, SPADE is the better tool when the job is a trusted operating region with honest abstention: it returns a region far more often than qLogNEI under the same conservative rules, and when it answers against DoE it stays inside truth. It is not the better tool when the job is only one carry-forward recipe—DoE wins that comparison. Five-round SPADE looks similar to longer qLogNEI on recipe quality without proving equivalence. These computer results do not replace wet-lab validation or regulatory qualification.</w:t>
       </w:r>
     </w:p>
     <w:p>

--- a/manuscript/SPADE-PLOS-ONE.docx
+++ b/manuscript/SPADE-PLOS-ONE.docx
@@ -1993,7 +1993,7 @@
           <w:color w:val="000000"/>
           <w:sz w:val="20"/>
         </w:rPr>
-        <w:t xml:space="preserve"> (A) How much larger SPADE’s average certified volume is than qLogNEI’s at matched five rounds (+0.000855; 95% CI +0.000691 to +0.001028; p &lt; 0.000125; n = 320), counting “no region” as zero volume. SPADE returned a region in 116/320 comparisons; qLogNEI in 6/320. (B) When each method did return a region versus DoE at prevalence 0.30: SPADE 66/66 correct; screened DoE 85/122; unscreened DoE 77/134. Counting every campaign (including no-answers): 66/160, 85/160, and 77/160 correct. (A) Certified-volume difference at matched five rounds (+0.000855, 95% CI +0.000691 to +0.001028, p &lt; 0.000125; n = 320), with abstentions scored as zero. SPADE answered 116/320 contrasts versus 6/320 for qLogNEI. (B) Versus DoE at prevalence 0.30: containment among answered regions (SPADE 66/66; screened DoE 85/122; unscreened DoE 77/134). Unconditional contained counts are 66/160, 85/160, and 77/160. (A) Certified-volume difference (SPADE minus qLogNEI) at matched five rounds: +0.000855 (95% CI [+0.000691, +0.001028], p &lt; 0.000125, n = 320). Absolute means were 0.000864 (SPADE) and 0.000009 (qLogNEI) on the 2,000-point grid (one point = 0.0005 of volume). (B) Observed truth containment among answered regions at prevalence 0.30: SPADE 66/66 versus screened DoE 85/122 and unscreened DoE 77/134. Unconditional contained counts are 66/160, 85/160, and 77/160.</w:t>
+        <w:t xml:space="preserve"> (A) How much larger SPADE’s average certified volume is than qLogNEI’s at matched five rounds (+0.000855; 95% CI +0.000691 to +0.001028; p &lt; 0.000125; n = 320), counting “no region” as zero volume. SPADE returned a region in 116/320 comparisons; qLogNEI in 6/320. (B) When each method did return a region versus DoE at prevalence 0.30: SPADE 66/66 correct; screened DoE 85/122; unscreened DoE 77/134. Counting every campaign (including no-answers): 66/160, 85/160, and 77/160 correct.</w:t>
       </w:r>
     </w:p>
     <w:p>
@@ -2552,7 +2552,15 @@
           <w:color w:val="000000"/>
           <w:sz w:val="20"/>
         </w:rPr>
-        <w:t>Fig 3. Point-recipe trade-off (secondary to the region decision). (A) SPADE at five rounds minus qLogNEI at ten rounds on simple regret: no detectable difference (-0.0005, 95% CI [-0.0221, +0.0207], n = 160); not claimed as equivalence. (B) SPADE at five rounds minus screened DoE at three rounds: DoE finds the better single recipe (+0.1026, 95% CI [+0.0486, +0.1578]); expected when the goal is one point rather than a region.</w:t>
+        <w:t>Fig 3. Point-recipe trade-off (secondary to the region decision).</w:t>
+      </w:r>
+      <w:r>
+        <w:rPr>
+          <w:rFonts w:ascii="Times New Roman" w:hAnsi="Times New Roman" w:eastAsia="Times New Roman" w:cs="Times New Roman"/>
+          <w:color w:val="000000"/>
+          <w:sz w:val="20"/>
+        </w:rPr>
+        <w:t xml:space="preserve"> (A) SPADE at five rounds versus qLogNEI at ten rounds on simple regret: no clear difference (−0.0005; 95% CI −0.0221 to +0.0207; n = 160)—not claimed as equivalence. (B) SPADE at five rounds versus screened DoE at three rounds: DoE finds the better single recipe (+0.1026; 95% CI +0.0486 to +0.1578).</w:t>
       </w:r>
     </w:p>
     <w:p>
@@ -3555,7 +3563,7 @@
           <w:color w:val="000000"/>
           <w:sz w:val="20"/>
         </w:rPr>
-        <w:t xml:space="preserve"> (A) SPADE beats one-shot Latin hypercube sampling on recipe quality at three rounds (advantage +0.0783). Sample size is n = 80 (four families × 20 seeds), not n = 160, by protocol. (B) On a biology-shaped Hill test at prevalence 0.70, SPADE answered more often than qLogNEI (40/64 versus 27/64); every answered region for both methods was correct. (A) Point-regret difference LHS minus SPADE at three rounds (+0.0783; higher favors SPADE). n = 80 because C4 uses four Latin-hypercube families × 20 shared seeds (Hill and seeds 20–31 excluded by protocol), unlike the five-family n = 160 contrasts elsewhere. (B) On biology-shaped Hill at prevalence 0.70, SPADE answered 40/64 versus 27/64 for qLogNEI; both contained truth in every answered cell (descriptive; C6). (A) Point-regret advantage of three-round SPADE over one-shot Latin hypercube sampling (LHS minus SPADE = +0.0783; n = 80; locked C4 mean). Higher values favor SPADE. (B) On the biology-shaped Hill family at prevalence 0.70, SPADE answered 40/64 regions versus 27/64 for qLogNEI; both arms contained truth in every answered cell (descriptive counts; C6).</w:t>
+        <w:t xml:space="preserve"> (A) SPADE beats one-shot Latin hypercube sampling on recipe quality at three rounds (advantage +0.0783). Sample size is n = 80 (four families × 20 seeds), not n = 160, by protocol. (B) On a biology-shaped Hill test at prevalence 0.70, SPADE answered more often than qLogNEI (40/64 versus 27/64); every answered region for both methods was correct.</w:t>
       </w:r>
     </w:p>
     <w:p>

--- a/manuscript/SPADE-PLOS-ONE.docx
+++ b/manuscript/SPADE-PLOS-ONE.docx
@@ -239,7 +239,7 @@
           <w:color w:val="000000"/>
           <w:sz w:val="24"/>
         </w:rPr>
-        <w:t>With a fixed number of experimental wells, a lab may want either one best recipe or a set of settings it can trust to stay above a quality threshold. Those goals are different, so the “best” method can change with the goal. We tested SPADE (Synthetic Posterior Abstaining Design for Excursions)—software that tries to return a conservative operating region and may say “not sure” instead of guessing—against noisy Bayesian optimization (qLogNEI) and classical response-surface DoE on synthetic test problems, all with the same 48-well budget. Conclusion: on this benchmark, choose SPADE when you need a trusted region; choose DoE (or similar) when you only need one recipe. Against qLogNEI at five matched rounds, SPADE returned a usable region much more often (116 of 320 comparisons versus 6 of 320). When a method returned nothing, we counted volume as zero. Average region size was therefore higher for SPADE (0.000864 versus 0.0000094 on a 2,000-point map; difference +0.000855). A 95% confidence interval for that average difference ran from +0.000691 to +0.001028 and did not include zero; a randomization check gave p &lt; 0.000125. “Certified volume” here means the share of that map inside the region the method is willing to call acceptable. Among the rare times qLogNEI did answer, its regions were still smaller on average (0.00050 versus 0.00238 for SPADE). Against DoE, SPADE’s answered regions always matched truth (66/66), while DoE answered more often but was often wrong. DoE did win at finding a single best recipe. Five-round SPADE looked similar to longer ten-round qLogNEI on recipe quality, without proving they are equivalent. These findings are for synthetic surfaces and moderate noise only—not wet-lab proof.</w:t>
+        <w:t>With a fixed number of experimental wells, a lab may want either one best recipe or a set of settings it can trust to stay above a quality threshold. Those goals are different, so the “best” method can change with the goal. We tested SPADE (Synthetic Posterior Abstaining Design for Excursions)—software that tries to return a conservative operating region and may say “not sure” instead of guessing—against noisy Bayesian optimization (qLogNEI) and classical response-surface DoE on synthetic test problems, all with the same 48-well budget. Conclusion: on this benchmark, choose SPADE when you need a trusted region; choose DoE (or similar) when you only need one recipe. Against qLogNEI at five matched rounds, SPADE returned a usable region much more often (116 of 320 comparisons versus 6 of 320). When a method returned nothing, we counted certified volume as zero. Mean certified volume was therefore higher for SPADE (0.000864 versus 0.0000094 on a 2,000-point scoring grid; difference +0.000855). A 95% confidence interval for that average difference ran from +0.000691 to +0.001028 and did not include zero; a randomization check gave p &lt; 0.000125. Certified volume means the fraction of that scoring grid inside the region the method is willing to call acceptable (one grid point = 0.0005). Among the rare times qLogNEI did answer, its mean certified volume was still lower (0.00050 versus 0.00238 for SPADE). Against DoE, SPADE’s answered regions always matched truth (66/66), while DoE answered more often but was often wrong. DoE did win at finding a single best recipe. Five-round SPADE looked similar to longer ten-round qLogNEI on recipe quality, without proving they are equivalent. These findings are for synthetic surfaces and moderate noise only—not wet-lab proof.</w:t>
       </w:r>
     </w:p>
     <w:p>
@@ -1604,7 +1604,7 @@
           <w:color w:val="000000"/>
           <w:sz w:val="24"/>
         </w:rPr>
-        <w:t>In plain language we score two end-of-run decisions. A point recipe is “pick one setting”; we measure how far that pick is from the true best (simple regret; lower is better). An operating region is “which settings are still good enough?”; we measure how large a conservative region the method returns (certified volume), whether that region sits inside truth when it answers (containment), and how often it refuses to answer (abstention).</w:t>
+        <w:t>In plain language we score two end-of-run decisions. A point recipe is “pick one setting”; we measure how far that pick is from the true best (simple regret; lower is better). An operating region is “which settings are still good enough?”; we measure certified volume (the fraction of the scoring grid inside the returned region), whether that region sits inside truth when it answers (containment), and how often it refuses to answer (abstention).</w:t>
       </w:r>
     </w:p>
     <w:p>
@@ -1903,7 +1903,7 @@
           <w:color w:val="000000"/>
           <w:sz w:val="24"/>
         </w:rPr>
-        <w:t>Table 1 lists the settings for this comparison (C3). In plain terms: after the same number of feedback rounds and the same 48 wells, does SPADE return a trustworthy operating region more usefully than qLogNEI?</w:t>
+        <w:t>Table 1 lists the settings for this comparison (C3). In plain terms: after the same number of feedback rounds and the same 48 wells, does SPADE achieve higher certified volume than qLogNEI under the same regional rules?</w:t>
       </w:r>
     </w:p>
     <w:p>
@@ -1916,7 +1916,7 @@
           <w:color w:val="000000"/>
           <w:sz w:val="24"/>
         </w:rPr>
-        <w:t>Yes—mainly because SPADE answers more often. Under leave-one-family-out calibration, SPADE returned a non-empty region in 116 of 320 paired contrasts (36%), while qLogNEI did so in only 6 of 320 (2%). We score “no region” as volume zero. Average certified volume across all contrasts was therefore 0.000864 for SPADE versus 0.0000094 for qLogNEI (about 1.73 versus 0.019 points on the 2,000-point scoring grid). The average difference was +0.000855. A 95% confidence interval for that average ran from +0.000691 to +0.001028 (entirely above zero); a bootstrap check gave p &lt; 0.000125 (n = 320 paired contrasts).</w:t>
+        <w:t>Yes—mainly because SPADE returns a non-empty region more often, which raises mean certified volume when abstentions count as zero. Under leave-one-family-out calibration, SPADE returned a non-empty region in 116 of 320 paired contrasts (36%), while qLogNEI did so in only 6 of 320 (2%). We score “no region” as volume zero. Average certified volume across all contrasts was therefore 0.000864 for SPADE versus 0.0000094 for qLogNEI (about 1.73 versus 0.019 grid points of certified volume on the 2,000-point scoring grid). The average difference was +0.000855. A 95% confidence interval for that average ran from +0.000691 to +0.001028 (entirely above zero); a bootstrap check gave p &lt; 0.000125 (n = 320 paired contrasts).</w:t>
       </w:r>
     </w:p>
     <w:p>
@@ -1929,7 +1929,7 @@
           <w:color w:val="000000"/>
           <w:sz w:val="24"/>
         </w:rPr>
-        <w:t>So the headline is mostly an answer-rate result: qLogNEI almost never certifies anything under these rules. When both methods did answer, SPADE’s regions were still larger on average (0.00238 versus 0.00050, i.e., about one grid point for qLogNEI). Certified volume means the fraction of the scoring grid inside the returned region. We did not pre-register a “how big a volume win counts” threshold, so we treat this as directional support for the region decision—not a claim that SPADE is always best. A similar three-round volume claim was withdrawn after more seeds were run.</w:t>
+        <w:t>So the headline is mostly an answer-rate result: qLogNEI almost never returns non-zero certified volume under these rules. When both methods did answer, SPADE’s mean certified volume was still higher (0.00238 versus 0.00050, i.e., about one grid point for qLogNEI). We did not pre-register a “how big a volume win counts” threshold, so we treat this as directional support for the region decision—not a claim that SPADE is always best. A similar three-round volume claim was withdrawn after more seeds were run.</w:t>
       </w:r>
     </w:p>
     <w:p>
@@ -1993,7 +1993,7 @@
           <w:color w:val="000000"/>
           <w:sz w:val="20"/>
         </w:rPr>
-        <w:t xml:space="preserve"> (A) How much larger SPADE’s average certified volume is than qLogNEI’s at matched five rounds (+0.000855; 95% CI +0.000691 to +0.001028; p &lt; 0.000125; n = 320), counting “no region” as zero volume. SPADE returned a region in 116/320 comparisons; qLogNEI in 6/320. (B) When each method did return a region versus DoE at prevalence 0.30: SPADE 66/66 correct; screened DoE 85/122; unscreened DoE 77/134. Counting every campaign (including no-answers): 66/160, 85/160, and 77/160 correct.</w:t>
+        <w:t xml:space="preserve"> (A) SPADE’s mean certified volume minus qLogNEI’s than qLogNEI’s at matched five rounds (+0.000855; 95% CI +0.000691 to +0.001028; p &lt; 0.000125; n = 320), counting “no region” as zero volume. SPADE returned a region in 116/320 comparisons; qLogNEI in 6/320. (B) When each method did return a region versus DoE at prevalence 0.30: SPADE 66/66 correct; screened DoE 85/122; unscreened DoE 77/134. Counting every campaign (including no-answers): 66/160, 85/160, and 77/160 correct.</w:t>
       </w:r>
     </w:p>
     <w:p>

--- a/manuscript/SPADE-PLOS-ONE.docx
+++ b/manuscript/SPADE-PLOS-ONE.docx
@@ -318,7 +318,7 @@
           <w:color w:val="000000"/>
           <w:sz w:val="24"/>
         </w:rPr>
-        <w:t>We report linked findings labeled C1–C6 and S1–S3. C3 asks whether matched five-round SPADE returns greater certified volume than qLogNEI. C1 asks whether five-round SPADE differs detectably from ten-round qLogNEI on point regret. C2 compares regional containment and point regret with one screened and one unscreened response-surface DoE pipeline. C4 asks whether three-round SPADE improves point regret relative to one-shot Latin hypercube sampling. C5 and C6 examine family/prevalence scope. Supporting analyses S2 and S3 diagnose real-data posterior collapse and assay-specific calibration (reported as supporting information summaries). Finally, S1, a real-noise ceiling, and a later development gate that selected no protocol define where positive interpretation must stop.</w:t>
+        <w:t>We report several linked comparisons. The primary regional question is whether matched five-round SPADE returns greater certified volume than qLogNEI. A second question is whether five-round SPADE differs detectably from ten-round qLogNEI on point regret. A third compares regional containment and point regret with one screened and one unscreened response-surface DoE pipeline. We also ask whether three-round SPADE improves point regret relative to one-shot Latin hypercube sampling, and we examine how answer rates vary with family and prevalence. Supporting retrospective analyses diagnose real-data posterior collapse and assay-specific calibration. A failed targeting variant, a real-noise ceiling, and a later development gate that selected no protocol define where positive interpretation must stop.</w:t>
       </w:r>
     </w:p>
     <w:p>
@@ -629,7 +629,7 @@
           <w:color w:val="000000"/>
           <w:sz w:val="24"/>
         </w:rPr>
-        <w:t>DC supplied the one-process point comparison (C1) and DoE comparison (C2). LC supplied the leave-one-family-out matched-round comparison (C3). TAU supplied the prevalence and margin-to-noise analyses (C5/C6). TT tested the proposed targeting mechanism (S1). Retrospective in-house and published Hall–Ogle data supplied supporting uncertainty diagnostics (S2/S3), not prospective validation.</w:t>
+        <w:t>The DC program supplied the one-process point comparison and the DoE comparison. The LC program supplied the leave-one-family-out matched-round volume comparison. The TAU program supplied the prevalence and margin-to-noise analyses. The TT program tested the proposed targeting mechanism. Retrospective in-house and published Hall–Ogle data supplied supporting uncertainty diagnostics, not prospective validation.</w:t>
       </w:r>
     </w:p>
     <w:p>
@@ -1705,7 +1705,7 @@
           <w:color w:val="000000"/>
           <w:sz w:val="24"/>
         </w:rPr>
-        <w:t>C3 selected the smallest posterior inflation c that passed the registered rule on four families and evaluated volume on the held-out fifth family. It pooled prevalence 0.30 and 0.10, yielding five families x 32 seeds x two prevalences = 320 dependent family-seed-prevalence cells. C2 used a weaker procedure: SPADE selected c=1 within the DC cells themselves. Neither DoE arm passed at any tested inflation, so its reported counts are fallback diagnostics at baseline c=1. C2 is within-sample and not transportable; it is not the held-out-family calibration used for C3.</w:t>
+        <w:t>The matched-round volume comparison selected the smallest posterior inflation c that passed the registered rule on four families and evaluated volume on the held-out fifth family. It pooled prevalence 0.30 and 0.10, yielding five families × 32 seeds × two prevalences = 320 dependent family-seed-prevalence cells. The DoE regional comparison used a weaker procedure: SPADE selected c = 1 within the DC cells themselves. Neither DoE arm passed at any tested inflation, so its reported counts are fallback diagnostics at baseline c = 1. That DoE comparison is within-sample and not transportable; it is not the held-out-family calibration used for the matched-round volume comparison.</w:t>
       </w:r>
     </w:p>
     <w:p>
@@ -1758,7 +1758,7 @@
           <w:color w:val="000000"/>
           <w:sz w:val="24"/>
         </w:rPr>
-        <w:t>The C5 Spearman coefficient is descriptive over 25 nested, nonexchangeable family-prevalence cells; no naive independence-based p-value is interpreted.</w:t>
+        <w:t>The family–prevalence Spearman coefficient relating answer rate to margin-to-noise is descriptive over 25 nested, nonexchangeable cells; no naive independence-based p-value is interpreted.</w:t>
       </w:r>
     </w:p>
     <w:p>
@@ -1801,7 +1801,7 @@
           <w:color w:val="000000"/>
           <w:sz w:val="24"/>
         </w:rPr>
-        <w:t xml:space="preserve">. The active PLOS source remains in this repository. Consolidated C1–C6/S1 provenance is pinned to repository commit </w:t>
+        <w:t xml:space="preserve">. The active PLOS source remains in this repository. Consolidated claim provenance is pinned to repository commit </w:t>
       </w:r>
       <w:r>
         <w:rPr>
@@ -1903,7 +1903,7 @@
           <w:color w:val="000000"/>
           <w:sz w:val="24"/>
         </w:rPr>
-        <w:t>Table 1 lists the settings for this comparison (C3). In plain terms: after the same number of feedback rounds and the same 48 wells, does SPADE achieve higher certified volume than qLogNEI under the same regional rules?</w:t>
+        <w:t>Table 1 lists the settings for this matched-round volume comparison. In plain terms: after the same number of feedback rounds and the same 48 wells, does SPADE achieve higher certified volume than qLogNEI under the same regional rules?</w:t>
       </w:r>
     </w:p>
     <w:p>
@@ -1993,7 +1993,7 @@
           <w:color w:val="000000"/>
           <w:sz w:val="20"/>
         </w:rPr>
-        <w:t xml:space="preserve"> (A) SPADE’s mean certified volume minus qLogNEI’s than qLogNEI’s at matched five rounds (+0.000855; 95% CI +0.000691 to +0.001028; p &lt; 0.000125; n = 320), counting “no region” as zero volume. SPADE returned a region in 116/320 comparisons; qLogNEI in 6/320. (B) When each method did return a region versus DoE at prevalence 0.30: SPADE 66/66 correct; screened DoE 85/122; unscreened DoE 77/134. Counting every campaign (including no-answers): 66/160, 85/160, and 77/160 correct.</w:t>
+        <w:t xml:space="preserve"> (A) Mean certified-volume difference (SPADE minus qLogNEI) at matched five rounds (+0.000855; 95% CI +0.000691 to +0.001028; p &lt; 0.000125; n = 320), counting “no region” as zero volume. SPADE returned a region in 116/320 comparisons; qLogNEI in 6/320. (B) When each method did return a region versus DoE at prevalence 0.30: SPADE 66/66 correct; screened DoE 85/122; unscreened DoE 77/134. Counting every campaign (including no-answers): 66/160, 85/160, and 77/160 correct.</w:t>
       </w:r>
     </w:p>
     <w:p>
@@ -2009,7 +2009,7 @@
           <w:color w:val="000000"/>
           <w:sz w:val="24"/>
         </w:rPr>
-        <w:t>Table 1. C3 matched-round regional comparison.</w:t>
+        <w:t>Table 1. Matched-round certified-volume comparison (SPADE vs qLogNEI).</w:t>
       </w:r>
     </w:p>
     <w:tbl>
@@ -2496,7 +2496,7 @@
           <w:color w:val="000000"/>
           <w:sz w:val="24"/>
         </w:rPr>
-        <w:t>Here the question is recipe quality, not regions (comparison C1). Both methods used 48 wells; SPADE used five rounds and qLogNEI used ten. Average simple regret differed by −0.0005 (SPADE minus qLogNEI), with a 95% confidence interval from −0.0221 to +0.0207 (p = 0.96; n = 160 family–seed pairs). In words: we see no clear winner on the single best recipe, and the interval is wide enough that we also cannot claim the two methods are practically equivalent within the pre-set ±0.02 margin. Calendar time and dollar cost were not measured.</w:t>
+        <w:t>Here the question is recipe quality, not regions. Both methods used 48 wells; SPADE used five rounds and qLogNEI used ten. Average simple regret differed by −0.0005 (SPADE minus qLogNEI), with a 95% confidence interval from −0.0221 to +0.0207 (p = 0.96; n = 160 family–seed pairs). In words: we see no clear winner on the single best recipe, and the interval is wide enough that we also cannot claim the two methods are practically equivalent within the pre-set ±0.02 margin. Calendar time and dollar cost were not measured.</w:t>
       </w:r>
     </w:p>
     <w:p>
@@ -2616,7 +2616,7 @@
           <w:color w:val="000000"/>
           <w:sz w:val="24"/>
         </w:rPr>
-        <w:t>Table 2. C2 regional answers and point trade-off.</w:t>
+        <w:t>Table 2. Regional answers and point trade-off versus DoE.</w:t>
       </w:r>
     </w:p>
     <w:tbl>
@@ -3555,7 +3555,7 @@
           <w:color w:val="000000"/>
           <w:sz w:val="20"/>
         </w:rPr>
-        <w:t>Fig 4. Extra SPADE checks (C4 and C6).</w:t>
+        <w:t>Fig 4. Extra SPADE checks versus space-filling sampling and on Hill.</w:t>
       </w:r>
       <w:r>
         <w:rPr>
@@ -3630,7 +3630,7 @@
           <w:color w:val="000000"/>
           <w:sz w:val="24"/>
         </w:rPr>
-        <w:t>Treating the fitted GP mean as fixed had little effect in synthetic diagnostics: mean-marginalised posterior width increased by 1.004x–1.011x. The same correction increased mean posterior marginal SD approximately 484x for the in-house candidate dataset and 297x for published Hall–Ogle data. Observation-prediction LOO inflation was assay-specific (c=0.712 in-house and c=0.526 published). These S2/S3 values are retrospective, stdout-reproduced support without structured numerical guards. LOO prediction does not identify latent-function uncertainty, and the in-house CD31 gates remain awaiting human confirmation.</w:t>
+        <w:t>Treating the fitted GP mean as fixed had little effect in synthetic diagnostics: mean-marginalised posterior width increased by 1.004x–1.011x. The same correction increased mean posterior marginal SD approximately 484x for the in-house candidate dataset and 297x for published Hall–Ogle data. Observation-prediction LOO inflation was assay-specific (c=0.712 in-house and c=0.526 published). These retrospective values are stdout-reproduced support without structured numerical guards. LOO prediction does not identify latent-function uncertainty, and the in-house CD31 gates remain awaiting human confirmation.</w:t>
       </w:r>
     </w:p>
     <w:p>
@@ -4307,7 +4307,7 @@
           <w:color w:val="000000"/>
           <w:sz w:val="24"/>
         </w:rPr>
-        <w:t>Inference is conditional on the frozen benchmark. The flat-cell bootstrap may be too narrow because repeated family-seed-prevalence cells are dependent. Pooled binomial bounds do not become cluster-aware merely because they are exact under an ordinary Bernoulli model. C2 calibration is within-sample; only C3 holds a family out during inflation selection. Neither procedure supplies distribution-free or regulatory coverage.</w:t>
+        <w:t>Inference is conditional on the frozen benchmark. The flat-cell bootstrap may be too narrow because repeated family-seed-prevalence cells are dependent. Pooled binomial bounds do not become cluster-aware merely because they are exact under an ordinary Bernoulli model. DoE-comparison calibration is within-sample; only the matched-round volume comparison holds a family out during inflation selection. Neither procedure supplies distribution-free or regulatory coverage.</w:t>
       </w:r>
     </w:p>
     <w:p>
@@ -6052,7 +6052,7 @@
           <w:color w:val="000000"/>
           <w:sz w:val="24"/>
         </w:rPr>
-        <w:t xml:space="preserve">Main text Figures 1–4 follow the region-first presentation: method selection (Fig 1), SPADE’s certified-volume and containment advantage (Fig 2), the secondary point-recipe trade-off (Fig 3), and additional locked SPADE evidence C4/C6 (Fig 4). Numeric sources are in </w:t>
+        <w:t xml:space="preserve">Main text Figures 1–4 follow the region-first presentation: method selection (Fig 1), SPADE’s certified-volume and containment advantage (Fig 2), the secondary point-recipe trade-off (Fig 3), and additional SPADE checks versus space-filling sampling and on Hill (Fig 4). Numeric sources are in </w:t>
       </w:r>
       <w:r>
         <w:rPr>
@@ -6119,7 +6119,7 @@
           <w:color w:val="000000"/>
           <w:sz w:val="24"/>
         </w:rPr>
-        <w:t>Motivation only; not a current C1 claim.</w:t>
+        <w:t>Motivation only; not part of the current point-regret comparison.</w:t>
       </w:r>
     </w:p>
     <w:p>
@@ -6154,7 +6154,7 @@
           <w:color w:val="000000"/>
           <w:sz w:val="24"/>
         </w:rPr>
-        <w:t>Motivation only; not a current C3 claim.</w:t>
+        <w:t>Motivation only; not part of the current matched-round volume comparison.</w:t>
       </w:r>
     </w:p>
     <w:p>
@@ -6189,7 +6189,7 @@
           <w:color w:val="000000"/>
           <w:sz w:val="24"/>
         </w:rPr>
-        <w:t>These do not replace empirical containment or the C3 certified-volume result.</w:t>
+        <w:t>These do not replace empirical containment or the matched-round certified-volume result.</w:t>
       </w:r>
     </w:p>
     <w:sectPr>

--- a/manuscript/SPADE-PLOS-ONE.docx
+++ b/manuscript/SPADE-PLOS-ONE.docx
@@ -359,7 +359,7 @@
           <w:color w:val="000000"/>
           <w:sz w:val="24"/>
         </w:rPr>
-        <w:t>The confirmatory DC and LC programs used five synthetic response families—Ackley, Hartmann6, biphasic Hill, Levy, and Rosenbrock—32 deterministic seeds per family, six normalized factors, 48 measured wells, and relative observation noise 0.25. TAU used 64 seeds per family. Hill varied by registered instance; other evaluators used fixed landscapes with design and noise varying by seed. Known latent truth was used only for synthetic scoring. These landscapes are structural test functions, not fits to endothelial-cell measurements.</w:t>
+        <w:t>The confirmatory one-process comparison program (DC) and leave-one-family-out matched-round program (LC) used five synthetic response families—Ackley, Hartmann6, biphasic Hill, Levy, and Rosenbrock—32 deterministic seeds per family, six normalized factors, 48 measured wells, and relative observation noise 0.25. The prevalence and margin-to-noise program (TAU) used 64 seeds per family. Hill varied by registered instance; other evaluators used fixed landscapes with design and noise varying by seed. Known latent truth was used only for synthetic scoring. These landscapes are structural test functions, not fits to endothelial-cell measurements.</w:t>
       </w:r>
     </w:p>
     <w:p>
@@ -629,7 +629,7 @@
           <w:color w:val="000000"/>
           <w:sz w:val="24"/>
         </w:rPr>
-        <w:t>The DC program supplied the one-process point comparison and the DoE comparison. The LC program supplied the leave-one-family-out matched-round volume comparison. The TAU program supplied the prevalence and margin-to-noise analyses. The TT program tested the proposed targeting mechanism. Retrospective in-house and published Hall–Ogle data supplied supporting uncertainty diagnostics, not prospective validation.</w:t>
+        <w:t>DC supplied the one-process point comparison and the DoE comparison. LC supplied the leave-one-family-out matched-round volume comparison. TAU supplied the prevalence and margin-to-noise analyses. A separate targeting-test program (TT) tested the proposed targeting mechanism. Retrospective in-house and published Hall–Ogle data supplied supporting uncertainty diagnostics, not prospective validation.</w:t>
       </w:r>
     </w:p>
     <w:p>

--- a/manuscript/SPADE-PLOS-ONE.docx
+++ b/manuscript/SPADE-PLOS-ONE.docx
@@ -642,7 +642,7 @@
           <w:color w:val="000000"/>
           <w:sz w:val="24"/>
         </w:rPr>
-        <w:t>All synthetic arms used 48 wells. SPADE at three rounds used an opening of 32 followed by two batches of 8; SPADE at five rounds used an opening of 16 followed by four batches of 8. Matched qLogNEI R3 and R5 used the same respective allocations. qLogNEI R10 used a 14-point Sobol opening, eight batches of four, and a final batch of two. The screened DoE R3 workflow used a 20-run six-factor screen, a 27-run four-factor face-centred response-surface design, and one confirmation well. The registered unscreened comparator omitted screening, used one 47-run full-dimensional face-centred central-composite design, and measured one confirmation well; it retained the protocol's DoE R3 comparator label even though its executed measurements comprise design and confirmation stages. Equal wells therefore did not mean equal sequential rounds.</w:t>
+        <w:t>All synthetic arms used 48 wells. We write Rn for an n-round schedule (for example, R5 means five sequential rounds). SPADE at three rounds used an opening of 32 followed by two batches of 8; SPADE at five rounds used an opening of 16 followed by four batches of 8. Matched qLogNEI R3 and R5 used the same respective allocations. qLogNEI R10 used a 14-point Sobol opening, eight batches of four, and a final batch of two. The screened DoE R3 workflow used a 20-run six-factor screen, a 27-run four-factor face-centred response-surface design, and one confirmation well. The registered unscreened comparator omitted screening, used one 47-run full-dimensional face-centred central-composite design, and measured one confirmation well; it retained the protocol's DoE R3 comparator label even though its executed measurements comprise design and confirmation stages. Equal wells therefore did not mean equal sequential rounds.</w:t>
       </w:r>
     </w:p>
     <w:p>
@@ -3499,7 +3499,7 @@
           <w:color w:val="000000"/>
           <w:sz w:val="24"/>
         </w:rPr>
-        <w:t>\*Unscreened DoE executes a design stage plus one confirmation well (two measurement stages) but retains the protocol’s “R3” comparator label.</w:t>
+        <w:t>*Unscreened DoE executes a design stage plus one confirmation well (two measurement stages) but retains the protocol’s “R3” comparator label.</w:t>
       </w:r>
     </w:p>
     <w:p>

--- a/manuscript/SPADE-PLOS-ONE.docx
+++ b/manuscript/SPADE-PLOS-ONE.docx
@@ -239,7 +239,7 @@
           <w:color w:val="000000"/>
           <w:sz w:val="24"/>
         </w:rPr>
-        <w:t>With a fixed number of experimental wells, a lab may want either one best recipe or a set of settings it can trust to stay above a quality threshold. Those goals are different, so the “best” method can change with the goal. We tested SPADE (Synthetic Posterior Abstaining Design for Excursions)—software that tries to return a conservative operating region and may say “not sure” instead of guessing—against noisy Bayesian optimization (qLogNEI) and classical response-surface DoE on synthetic test problems, all with the same 48-well budget. Conclusion: on this benchmark, choose SPADE when you need a trusted region; choose DoE (or similar) when you only need one recipe. Against qLogNEI at five matched rounds, SPADE returned a usable region much more often (116 of 320 comparisons versus 6 of 320). When a method returned nothing, we counted certified volume as zero. Mean certified volume was therefore higher for SPADE (0.000864 versus 0.0000094 on a 2,000-point scoring grid; difference +0.000855). A 95% confidence interval for that average difference ran from +0.000691 to +0.001028 and did not include zero; a randomization check gave p &lt; 0.000125. Certified volume means the fraction of that scoring grid inside the region the method is willing to call acceptable (one grid point = 0.0005). Among the rare times qLogNEI did answer, its mean certified volume was still lower (0.00050 versus 0.00238 for SPADE). Against DoE, SPADE’s answered regions always matched truth (66/66), while DoE answered more often but was often wrong. DoE did win at finding a single best recipe. Five-round SPADE looked similar to longer ten-round qLogNEI on recipe quality, without proving they are equivalent. These findings are for synthetic surfaces and moderate noise only—not wet-lab proof.</w:t>
+        <w:t>With a fixed number of experimental wells, a laboratory may need either one best recipe or a set of settings expected to remain above a quality threshold. Those goals differ, so method rankings can change with the decision. We compared SPADE (Synthetic Posterior Abstaining Design for Excursions)—an abstaining conservative-region procedure—with noisy Bayesian optimization (qLogNEI) and classical response-surface DoE on synthetic test problems under a shared 48-well budget. On this benchmark, choose SPADE when the deliverable is a trusted operating region; choose DoE when only one recipe is needed. Against qLogNEI at five matched rounds, SPADE returned a usable region far more often (116 of 320 comparisons versus 6 of 320). Abstentions were scored as zero certified volume, so mean certified volume was higher for SPADE (0.000864 versus 0.0000094 on a 2,000-point scoring grid; difference +0.000855; 95% CI +0.000691 to +0.001028; p &lt; 0.000125). Certified volume is the fraction of that grid inside the returned region (one grid point = 0.0005). All six qLogNEI answers were exactly one grid point; SPADE’s conditional mean among answers was 0.00238. Against DoE, SPADE’s answered regions always matched truth (66/66), though counting every campaign screened DoE returned more correct regions (85/160 versus 66/160) because it answers more often and sometimes wrongly. Screened DoE won on single-recipe quality (SPADE−DoE regret +0.1026). Five-round SPADE showed no detectable regret difference from ten-round qLogNEI (−0.0005), without proving equivalence. Results are for synthetic surfaces and moderate noise only—not wet-lab proof.</w:t>
       </w:r>
     </w:p>
     <w:p>
@@ -1604,7 +1604,7 @@
           <w:color w:val="000000"/>
           <w:sz w:val="24"/>
         </w:rPr>
-        <w:t>In plain language we score two end-of-run decisions. A point recipe is “pick one setting”; we measure how far that pick is from the true best (simple regret; lower is better). An operating region is “which settings are still good enough?”; we measure certified volume (the fraction of the scoring grid inside the returned region), whether that region sits inside truth when it answers (containment), and how often it refuses to answer (abstention).</w:t>
+        <w:t>We score two end-of-run decisions: a point recipe (simple regret) and an operating region (certified volume, truth containment when the method answers, and abstention).</w:t>
       </w:r>
     </w:p>
     <w:p>
@@ -1692,7 +1692,7 @@
           <w:color w:val="000000"/>
           <w:sz w:val="24"/>
         </w:rPr>
-        <w:t>A regional answered outcome was a non-empty returned conservative set. contained recorded whether an answered set was a subset of the known synthetic acceptable region; answer rate was answered divided by eligible cells, conditional empirical containment was contained divided by answered, and certified volume was the returned fraction of the 2,000-point scoring grid. Abstention was not counted as containment. The registered cross-cell gate required a one-sided 95% Clopper–Pearson lower bound of at least 0.90 among answered cells and answer rate of at least 0.05.</w:t>
+        <w:t>A regional answered outcome was a non-empty returned conservative set. contained recorded whether an answered set was a subset of the known synthetic acceptable region; answer rate was answered divided by eligible cells; conditional empirical containment was contained divided by answered; and certified volume was the returned fraction of the 2,000-point scoring grid. Abstention was not counted as containment. The registered cross-cell gate required a one-sided 95% Clopper–Pearson lower bound of at least 0.90 among answered cells and answer rate of at least 0.05.</w:t>
       </w:r>
     </w:p>
     <w:p>
@@ -1903,7 +1903,7 @@
           <w:color w:val="000000"/>
           <w:sz w:val="24"/>
         </w:rPr>
-        <w:t>Table 1 lists the settings for this matched-round volume comparison. In plain terms: after the same number of feedback rounds and the same 48 wells, does SPADE achieve higher certified volume than qLogNEI under the same regional rules?</w:t>
+        <w:t>Table 1 lists the settings for this matched-round volume comparison. After the same number of feedback rounds and the same 48 wells, does SPADE achieve higher certified volume than qLogNEI under the same regional rules?</w:t>
       </w:r>
     </w:p>
     <w:p>
@@ -1916,7 +1916,7 @@
           <w:color w:val="000000"/>
           <w:sz w:val="24"/>
         </w:rPr>
-        <w:t>Yes—mainly because SPADE returns a non-empty region more often, which raises mean certified volume when abstentions count as zero. Under leave-one-family-out calibration, SPADE returned a non-empty region in 116 of 320 paired contrasts (36%), while qLogNEI did so in only 6 of 320 (2%). We score “no region” as volume zero. Average certified volume across all contrasts was therefore 0.000864 for SPADE versus 0.0000094 for qLogNEI (about 1.73 versus 0.019 grid points of certified volume on the 2,000-point scoring grid). The average difference was +0.000855. A 95% confidence interval for that average ran from +0.000691 to +0.001028 (entirely above zero); a bootstrap check gave p &lt; 0.000125 (n = 320 paired contrasts).</w:t>
+        <w:t>SPADE returns a non-empty region more often, which raises mean certified volume when abstentions count as zero. Under leave-one-family-out calibration, SPADE returned a non-empty region in 116 of 320 paired contrasts (36%), while qLogNEI did so in only 6 of 320 (2%). We score “no region” as volume zero. Average certified volume across all contrasts was therefore 0.000864 for SPADE versus 0.0000094 for qLogNEI (about 1.73 versus 0.019 grid points of certified volume on the 2,000-point scoring grid). The average difference was +0.000855. A 95% confidence interval for that average ran from +0.000691 to +0.001028 (entirely above zero); a bootstrap check gave p &lt; 0.000125 (n = 320 paired contrasts).</w:t>
       </w:r>
     </w:p>
     <w:p>
@@ -1929,7 +1929,20 @@
           <w:color w:val="000000"/>
           <w:sz w:val="24"/>
         </w:rPr>
-        <w:t>So the headline is mostly an answer-rate result: qLogNEI almost never returns non-zero certified volume under these rules. When both methods did answer, SPADE’s mean certified volume was still higher (0.00238 versus 0.00050, i.e., about one grid point for qLogNEI). We did not pre-register a “how big a volume win counts” threshold, so we treat this as directional support for the region decision—not a claim that SPADE is always best. A similar three-round volume claim was withdrawn after more seeds were run.</w:t>
+        <w:t>The headline is therefore mostly an answer-rate result: qLogNEI almost never returns non-zero certified volume under these rules. When a method did answer, SPADE’s mean certified volume was still higher (0.00238 versus 0.00050). All six qLogNEI answers were exactly one scoring-grid point (volume 0.0005); SPADE’s answered regions averaged about 4.8 grid points. We did not pre-register a smallest effect of interest for certified volume, so we treat this as directional support for the region decision—not a claim that SPADE is always best. A similar three-round volume claim was withdrawn after more seeds were run.</w:t>
+      </w:r>
+    </w:p>
+    <w:p>
+      <w:pPr>
+        <w:widowControl/>
+      </w:pPr>
+      <w:r>
+        <w:rPr>
+          <w:rFonts w:ascii="Times New Roman" w:hAnsi="Times New Roman" w:eastAsia="Times New Roman" w:cs="Times New Roman"/>
+          <w:color w:val="000000"/>
+          <w:sz w:val="24"/>
+        </w:rPr>
+        <w:t>Table 1a reports leave-one-family-out answer counts by family. SPADE answered more often than qLogNEI in four of five families; both arms returned zero answers on Rosenbrock under the selected inflations. These family-level counts are descriptive summaries of the same LOFO comparison and are not a separate confirmatory test.</w:t>
       </w:r>
     </w:p>
     <w:p>
@@ -2474,6 +2487,982 @@
     </w:p>
     <w:p>
       <w:pPr>
+        <w:widowControl/>
+      </w:pPr>
+      <w:r>
+        <w:rPr>
+          <w:rFonts w:ascii="Times New Roman" w:hAnsi="Times New Roman" w:eastAsia="Times New Roman" w:cs="Times New Roman"/>
+          <w:b/>
+          <w:color w:val="000000"/>
+          <w:sz w:val="24"/>
+        </w:rPr>
+        <w:t>Table 1a. Leave-one-family-out answer counts by family (SPADE vs qLogNEI, R5).</w:t>
+      </w:r>
+      <w:r>
+        <w:rPr>
+          <w:rFonts w:ascii="Times New Roman" w:hAnsi="Times New Roman" w:eastAsia="Times New Roman" w:cs="Times New Roman"/>
+          <w:color w:val="000000"/>
+          <w:sz w:val="24"/>
+        </w:rPr>
+        <w:t xml:space="preserve"> Each cell pools prevalences 0.30 and 0.10 (64 family–seed–prevalence cells). Inflation \(c\) is selected on the other four families; volume scoring uses the held-out family’s selected \(c\) (or baseline \(c=1\) with forced zero volume when no \(c\) passes). Totals match the 116/320 versus 6/320 headline.</w:t>
+      </w:r>
+    </w:p>
+    <w:tbl>
+      <w:tblPr>
+        <w:tblStyle w:val="TableGrid"/>
+        <w:tblW w:type="dxa" w:w="9360"/>
+        <w:jc w:val="left"/>
+        <w:tblLayout w:type="fixed"/>
+        <w:tblLook w:firstColumn="1" w:firstRow="1" w:lastColumn="0" w:lastRow="0" w:noHBand="0" w:noVBand="1" w:val="04A0"/>
+        <w:tblBorders>
+          <w:top w:val="single" w:sz="4" w:color="D9D9D9"/>
+          <w:left w:val="single" w:sz="4" w:color="D9D9D9"/>
+          <w:bottom w:val="single" w:sz="4" w:color="D9D9D9"/>
+          <w:right w:val="single" w:sz="4" w:color="D9D9D9"/>
+          <w:insideH w:val="single" w:sz="4" w:color="D9D9D9"/>
+          <w:insideV w:val="single" w:sz="4" w:color="D9D9D9"/>
+        </w:tblBorders>
+        <w:tblInd w:w="120" w:type="dxa"/>
+      </w:tblPr>
+      <w:tblGrid>
+        <w:gridCol w:w="3000"/>
+        <w:gridCol w:w="1050"/>
+        <w:gridCol w:w="1050"/>
+        <w:gridCol w:w="2100"/>
+        <w:gridCol w:w="2160"/>
+      </w:tblGrid>
+      <w:tr>
+        <w:trPr>
+          <w:cantSplit/>
+          <w:tblHeader w:val="true"/>
+        </w:trPr>
+        <w:tc>
+          <w:tcPr>
+            <w:tcW w:type="dxa" w:w="3000"/>
+            <w:shd w:fill="E7E6E6"/>
+            <w:vAlign w:val="center"/>
+            <w:tcMar>
+              <w:top w:w="80" w:type="dxa"/>
+              <w:bottom w:w="80" w:type="dxa"/>
+              <w:start w:w="120" w:type="dxa"/>
+              <w:end w:w="120" w:type="dxa"/>
+            </w:tcMar>
+          </w:tcPr>
+          <w:p>
+            <w:pPr>
+              <w:spacing w:before="0" w:after="0" w:line="240" w:lineRule="auto"/>
+            </w:pPr>
+            <w:r>
+              <w:rPr>
+                <w:rFonts w:ascii="Times New Roman" w:hAnsi="Times New Roman" w:eastAsia="Times New Roman" w:cs="Times New Roman"/>
+                <w:b/>
+                <w:color w:val="000000"/>
+                <w:sz w:val="17"/>
+              </w:rPr>
+              <w:t>Family</w:t>
+            </w:r>
+          </w:p>
+        </w:tc>
+        <w:tc>
+          <w:tcPr>
+            <w:tcW w:type="dxa" w:w="1050"/>
+            <w:shd w:fill="E7E6E6"/>
+            <w:vAlign w:val="center"/>
+            <w:tcMar>
+              <w:top w:w="80" w:type="dxa"/>
+              <w:bottom w:w="80" w:type="dxa"/>
+              <w:start w:w="120" w:type="dxa"/>
+              <w:end w:w="120" w:type="dxa"/>
+            </w:tcMar>
+          </w:tcPr>
+          <w:p>
+            <w:pPr>
+              <w:spacing w:before="0" w:after="0" w:line="240" w:lineRule="auto"/>
+            </w:pPr>
+            <w:r>
+              <w:rPr>
+                <w:rFonts w:ascii="Times New Roman" w:hAnsi="Times New Roman" w:eastAsia="Times New Roman" w:cs="Times New Roman"/>
+                <w:b/>
+                <w:color w:val="000000"/>
+                <w:sz w:val="17"/>
+              </w:rPr>
+              <w:t>SPADE answers</w:t>
+            </w:r>
+          </w:p>
+        </w:tc>
+        <w:tc>
+          <w:tcPr>
+            <w:tcW w:type="dxa" w:w="1050"/>
+            <w:shd w:fill="E7E6E6"/>
+            <w:vAlign w:val="center"/>
+            <w:tcMar>
+              <w:top w:w="80" w:type="dxa"/>
+              <w:bottom w:w="80" w:type="dxa"/>
+              <w:start w:w="120" w:type="dxa"/>
+              <w:end w:w="120" w:type="dxa"/>
+            </w:tcMar>
+          </w:tcPr>
+          <w:p>
+            <w:pPr>
+              <w:spacing w:before="0" w:after="0" w:line="240" w:lineRule="auto"/>
+            </w:pPr>
+            <w:r>
+              <w:rPr>
+                <w:rFonts w:ascii="Times New Roman" w:hAnsi="Times New Roman" w:eastAsia="Times New Roman" w:cs="Times New Roman"/>
+                <w:b/>
+                <w:color w:val="000000"/>
+                <w:sz w:val="17"/>
+              </w:rPr>
+              <w:t>qLogNEI answers</w:t>
+            </w:r>
+          </w:p>
+        </w:tc>
+        <w:tc>
+          <w:tcPr>
+            <w:tcW w:type="dxa" w:w="2100"/>
+            <w:shd w:fill="E7E6E6"/>
+            <w:vAlign w:val="center"/>
+            <w:tcMar>
+              <w:top w:w="80" w:type="dxa"/>
+              <w:bottom w:w="80" w:type="dxa"/>
+              <w:start w:w="120" w:type="dxa"/>
+              <w:end w:w="120" w:type="dxa"/>
+            </w:tcMar>
+          </w:tcPr>
+          <w:p>
+            <w:pPr>
+              <w:spacing w:before="0" w:after="0" w:line="240" w:lineRule="auto"/>
+            </w:pPr>
+            <w:r>
+              <w:rPr>
+                <w:rFonts w:ascii="Times New Roman" w:hAnsi="Times New Roman" w:eastAsia="Times New Roman" w:cs="Times New Roman"/>
+                <w:b/>
+                <w:color w:val="000000"/>
+                <w:sz w:val="17"/>
+              </w:rPr>
+              <w:t>SPADE selected \(c\)</w:t>
+            </w:r>
+          </w:p>
+        </w:tc>
+        <w:tc>
+          <w:tcPr>
+            <w:tcW w:type="dxa" w:w="2160"/>
+            <w:shd w:fill="E7E6E6"/>
+            <w:vAlign w:val="center"/>
+            <w:tcMar>
+              <w:top w:w="80" w:type="dxa"/>
+              <w:bottom w:w="80" w:type="dxa"/>
+              <w:start w:w="120" w:type="dxa"/>
+              <w:end w:w="120" w:type="dxa"/>
+            </w:tcMar>
+          </w:tcPr>
+          <w:p>
+            <w:pPr>
+              <w:spacing w:before="0" w:after="0" w:line="240" w:lineRule="auto"/>
+            </w:pPr>
+            <w:r>
+              <w:rPr>
+                <w:rFonts w:ascii="Times New Roman" w:hAnsi="Times New Roman" w:eastAsia="Times New Roman" w:cs="Times New Roman"/>
+                <w:b/>
+                <w:color w:val="000000"/>
+                <w:sz w:val="17"/>
+              </w:rPr>
+              <w:t>qLogNEI selected \(c\)</w:t>
+            </w:r>
+          </w:p>
+        </w:tc>
+      </w:tr>
+      <w:tr>
+        <w:trPr>
+          <w:cantSplit/>
+        </w:trPr>
+        <w:tc>
+          <w:tcPr>
+            <w:tcW w:type="dxa" w:w="3000"/>
+            <w:vAlign w:val="center"/>
+            <w:tcMar>
+              <w:top w:w="80" w:type="dxa"/>
+              <w:bottom w:w="80" w:type="dxa"/>
+              <w:start w:w="120" w:type="dxa"/>
+              <w:end w:w="120" w:type="dxa"/>
+            </w:tcMar>
+          </w:tcPr>
+          <w:p>
+            <w:pPr>
+              <w:spacing w:before="0" w:after="0" w:line="240" w:lineRule="auto"/>
+            </w:pPr>
+            <w:r>
+              <w:rPr>
+                <w:rFonts w:ascii="Times New Roman" w:hAnsi="Times New Roman" w:eastAsia="Times New Roman" w:cs="Times New Roman"/>
+                <w:color w:val="000000"/>
+                <w:sz w:val="17"/>
+              </w:rPr>
+              <w:t>Ackley</w:t>
+            </w:r>
+          </w:p>
+        </w:tc>
+        <w:tc>
+          <w:tcPr>
+            <w:tcW w:type="dxa" w:w="1050"/>
+            <w:vAlign w:val="center"/>
+            <w:tcMar>
+              <w:top w:w="80" w:type="dxa"/>
+              <w:bottom w:w="80" w:type="dxa"/>
+              <w:start w:w="120" w:type="dxa"/>
+              <w:end w:w="120" w:type="dxa"/>
+            </w:tcMar>
+          </w:tcPr>
+          <w:p>
+            <w:pPr>
+              <w:spacing w:before="0" w:after="0" w:line="240" w:lineRule="auto"/>
+            </w:pPr>
+            <w:r>
+              <w:rPr>
+                <w:rFonts w:ascii="Times New Roman" w:hAnsi="Times New Roman" w:eastAsia="Times New Roman" w:cs="Times New Roman"/>
+                <w:color w:val="000000"/>
+                <w:sz w:val="17"/>
+              </w:rPr>
+              <w:t>52/64</w:t>
+            </w:r>
+          </w:p>
+        </w:tc>
+        <w:tc>
+          <w:tcPr>
+            <w:tcW w:type="dxa" w:w="1050"/>
+            <w:vAlign w:val="center"/>
+            <w:tcMar>
+              <w:top w:w="80" w:type="dxa"/>
+              <w:bottom w:w="80" w:type="dxa"/>
+              <w:start w:w="120" w:type="dxa"/>
+              <w:end w:w="120" w:type="dxa"/>
+            </w:tcMar>
+          </w:tcPr>
+          <w:p>
+            <w:pPr>
+              <w:spacing w:before="0" w:after="0" w:line="240" w:lineRule="auto"/>
+            </w:pPr>
+            <w:r>
+              <w:rPr>
+                <w:rFonts w:ascii="Times New Roman" w:hAnsi="Times New Roman" w:eastAsia="Times New Roman" w:cs="Times New Roman"/>
+                <w:color w:val="000000"/>
+                <w:sz w:val="17"/>
+              </w:rPr>
+              <w:t>6/64</w:t>
+            </w:r>
+          </w:p>
+        </w:tc>
+        <w:tc>
+          <w:tcPr>
+            <w:tcW w:type="dxa" w:w="2100"/>
+            <w:vAlign w:val="center"/>
+            <w:tcMar>
+              <w:top w:w="80" w:type="dxa"/>
+              <w:bottom w:w="80" w:type="dxa"/>
+              <w:start w:w="120" w:type="dxa"/>
+              <w:end w:w="120" w:type="dxa"/>
+            </w:tcMar>
+          </w:tcPr>
+          <w:p>
+            <w:pPr>
+              <w:spacing w:before="0" w:after="0" w:line="240" w:lineRule="auto"/>
+            </w:pPr>
+            <w:r>
+              <w:rPr>
+                <w:rFonts w:ascii="Times New Roman" w:hAnsi="Times New Roman" w:eastAsia="Times New Roman" w:cs="Times New Roman"/>
+                <w:color w:val="000000"/>
+                <w:sz w:val="17"/>
+              </w:rPr>
+              <w:t>1.0</w:t>
+            </w:r>
+          </w:p>
+        </w:tc>
+        <w:tc>
+          <w:tcPr>
+            <w:tcW w:type="dxa" w:w="2160"/>
+            <w:vAlign w:val="center"/>
+            <w:tcMar>
+              <w:top w:w="80" w:type="dxa"/>
+              <w:bottom w:w="80" w:type="dxa"/>
+              <w:start w:w="120" w:type="dxa"/>
+              <w:end w:w="120" w:type="dxa"/>
+            </w:tcMar>
+          </w:tcPr>
+          <w:p>
+            <w:pPr>
+              <w:spacing w:before="0" w:after="0" w:line="240" w:lineRule="auto"/>
+            </w:pPr>
+            <w:r>
+              <w:rPr>
+                <w:rFonts w:ascii="Times New Roman" w:hAnsi="Times New Roman" w:eastAsia="Times New Roman" w:cs="Times New Roman"/>
+                <w:color w:val="000000"/>
+                <w:sz w:val="17"/>
+              </w:rPr>
+              <w:t>3.0</w:t>
+            </w:r>
+          </w:p>
+        </w:tc>
+      </w:tr>
+      <w:tr>
+        <w:trPr>
+          <w:cantSplit/>
+        </w:trPr>
+        <w:tc>
+          <w:tcPr>
+            <w:tcW w:type="dxa" w:w="3000"/>
+            <w:vAlign w:val="center"/>
+            <w:tcMar>
+              <w:top w:w="80" w:type="dxa"/>
+              <w:bottom w:w="80" w:type="dxa"/>
+              <w:start w:w="120" w:type="dxa"/>
+              <w:end w:w="120" w:type="dxa"/>
+            </w:tcMar>
+          </w:tcPr>
+          <w:p>
+            <w:pPr>
+              <w:spacing w:before="0" w:after="0" w:line="240" w:lineRule="auto"/>
+            </w:pPr>
+            <w:r>
+              <w:rPr>
+                <w:rFonts w:ascii="Times New Roman" w:hAnsi="Times New Roman" w:eastAsia="Times New Roman" w:cs="Times New Roman"/>
+                <w:color w:val="000000"/>
+                <w:sz w:val="17"/>
+              </w:rPr>
+              <w:t>Hartmann6</w:t>
+            </w:r>
+          </w:p>
+        </w:tc>
+        <w:tc>
+          <w:tcPr>
+            <w:tcW w:type="dxa" w:w="1050"/>
+            <w:vAlign w:val="center"/>
+            <w:tcMar>
+              <w:top w:w="80" w:type="dxa"/>
+              <w:bottom w:w="80" w:type="dxa"/>
+              <w:start w:w="120" w:type="dxa"/>
+              <w:end w:w="120" w:type="dxa"/>
+            </w:tcMar>
+          </w:tcPr>
+          <w:p>
+            <w:pPr>
+              <w:spacing w:before="0" w:after="0" w:line="240" w:lineRule="auto"/>
+            </w:pPr>
+            <w:r>
+              <w:rPr>
+                <w:rFonts w:ascii="Times New Roman" w:hAnsi="Times New Roman" w:eastAsia="Times New Roman" w:cs="Times New Roman"/>
+                <w:color w:val="000000"/>
+                <w:sz w:val="17"/>
+              </w:rPr>
+              <w:t>58/64</w:t>
+            </w:r>
+          </w:p>
+        </w:tc>
+        <w:tc>
+          <w:tcPr>
+            <w:tcW w:type="dxa" w:w="1050"/>
+            <w:vAlign w:val="center"/>
+            <w:tcMar>
+              <w:top w:w="80" w:type="dxa"/>
+              <w:bottom w:w="80" w:type="dxa"/>
+              <w:start w:w="120" w:type="dxa"/>
+              <w:end w:w="120" w:type="dxa"/>
+            </w:tcMar>
+          </w:tcPr>
+          <w:p>
+            <w:pPr>
+              <w:spacing w:before="0" w:after="0" w:line="240" w:lineRule="auto"/>
+            </w:pPr>
+            <w:r>
+              <w:rPr>
+                <w:rFonts w:ascii="Times New Roman" w:hAnsi="Times New Roman" w:eastAsia="Times New Roman" w:cs="Times New Roman"/>
+                <w:color w:val="000000"/>
+                <w:sz w:val="17"/>
+              </w:rPr>
+              <w:t>0/64</w:t>
+            </w:r>
+          </w:p>
+        </w:tc>
+        <w:tc>
+          <w:tcPr>
+            <w:tcW w:type="dxa" w:w="2100"/>
+            <w:vAlign w:val="center"/>
+            <w:tcMar>
+              <w:top w:w="80" w:type="dxa"/>
+              <w:bottom w:w="80" w:type="dxa"/>
+              <w:start w:w="120" w:type="dxa"/>
+              <w:end w:w="120" w:type="dxa"/>
+            </w:tcMar>
+          </w:tcPr>
+          <w:p>
+            <w:pPr>
+              <w:spacing w:before="0" w:after="0" w:line="240" w:lineRule="auto"/>
+            </w:pPr>
+            <w:r>
+              <w:rPr>
+                <w:rFonts w:ascii="Times New Roman" w:hAnsi="Times New Roman" w:eastAsia="Times New Roman" w:cs="Times New Roman"/>
+                <w:color w:val="000000"/>
+                <w:sz w:val="17"/>
+              </w:rPr>
+              <w:t>1.5</w:t>
+            </w:r>
+          </w:p>
+        </w:tc>
+        <w:tc>
+          <w:tcPr>
+            <w:tcW w:type="dxa" w:w="2160"/>
+            <w:vAlign w:val="center"/>
+            <w:tcMar>
+              <w:top w:w="80" w:type="dxa"/>
+              <w:bottom w:w="80" w:type="dxa"/>
+              <w:start w:w="120" w:type="dxa"/>
+              <w:end w:w="120" w:type="dxa"/>
+            </w:tcMar>
+          </w:tcPr>
+          <w:p>
+            <w:pPr>
+              <w:spacing w:before="0" w:after="0" w:line="240" w:lineRule="auto"/>
+            </w:pPr>
+            <w:r>
+              <w:rPr>
+                <w:rFonts w:ascii="Times New Roman" w:hAnsi="Times New Roman" w:eastAsia="Times New Roman" w:cs="Times New Roman"/>
+                <w:color w:val="000000"/>
+                <w:sz w:val="17"/>
+              </w:rPr>
+              <w:t>none</w:t>
+            </w:r>
+          </w:p>
+        </w:tc>
+      </w:tr>
+      <w:tr>
+        <w:trPr>
+          <w:cantSplit/>
+        </w:trPr>
+        <w:tc>
+          <w:tcPr>
+            <w:tcW w:type="dxa" w:w="3000"/>
+            <w:vAlign w:val="center"/>
+            <w:tcMar>
+              <w:top w:w="80" w:type="dxa"/>
+              <w:bottom w:w="80" w:type="dxa"/>
+              <w:start w:w="120" w:type="dxa"/>
+              <w:end w:w="120" w:type="dxa"/>
+            </w:tcMar>
+          </w:tcPr>
+          <w:p>
+            <w:pPr>
+              <w:spacing w:before="0" w:after="0" w:line="240" w:lineRule="auto"/>
+            </w:pPr>
+            <w:r>
+              <w:rPr>
+                <w:rFonts w:ascii="Times New Roman" w:hAnsi="Times New Roman" w:eastAsia="Times New Roman" w:cs="Times New Roman"/>
+                <w:color w:val="000000"/>
+                <w:sz w:val="17"/>
+              </w:rPr>
+              <w:t>Hill</w:t>
+            </w:r>
+          </w:p>
+        </w:tc>
+        <w:tc>
+          <w:tcPr>
+            <w:tcW w:type="dxa" w:w="1050"/>
+            <w:vAlign w:val="center"/>
+            <w:tcMar>
+              <w:top w:w="80" w:type="dxa"/>
+              <w:bottom w:w="80" w:type="dxa"/>
+              <w:start w:w="120" w:type="dxa"/>
+              <w:end w:w="120" w:type="dxa"/>
+            </w:tcMar>
+          </w:tcPr>
+          <w:p>
+            <w:pPr>
+              <w:spacing w:before="0" w:after="0" w:line="240" w:lineRule="auto"/>
+            </w:pPr>
+            <w:r>
+              <w:rPr>
+                <w:rFonts w:ascii="Times New Roman" w:hAnsi="Times New Roman" w:eastAsia="Times New Roman" w:cs="Times New Roman"/>
+                <w:color w:val="000000"/>
+                <w:sz w:val="17"/>
+              </w:rPr>
+              <w:t>5/64</w:t>
+            </w:r>
+          </w:p>
+        </w:tc>
+        <w:tc>
+          <w:tcPr>
+            <w:tcW w:type="dxa" w:w="1050"/>
+            <w:vAlign w:val="center"/>
+            <w:tcMar>
+              <w:top w:w="80" w:type="dxa"/>
+              <w:bottom w:w="80" w:type="dxa"/>
+              <w:start w:w="120" w:type="dxa"/>
+              <w:end w:w="120" w:type="dxa"/>
+            </w:tcMar>
+          </w:tcPr>
+          <w:p>
+            <w:pPr>
+              <w:spacing w:before="0" w:after="0" w:line="240" w:lineRule="auto"/>
+            </w:pPr>
+            <w:r>
+              <w:rPr>
+                <w:rFonts w:ascii="Times New Roman" w:hAnsi="Times New Roman" w:eastAsia="Times New Roman" w:cs="Times New Roman"/>
+                <w:color w:val="000000"/>
+                <w:sz w:val="17"/>
+              </w:rPr>
+              <w:t>0/64</w:t>
+            </w:r>
+          </w:p>
+        </w:tc>
+        <w:tc>
+          <w:tcPr>
+            <w:tcW w:type="dxa" w:w="2100"/>
+            <w:vAlign w:val="center"/>
+            <w:tcMar>
+              <w:top w:w="80" w:type="dxa"/>
+              <w:bottom w:w="80" w:type="dxa"/>
+              <w:start w:w="120" w:type="dxa"/>
+              <w:end w:w="120" w:type="dxa"/>
+            </w:tcMar>
+          </w:tcPr>
+          <w:p>
+            <w:pPr>
+              <w:spacing w:before="0" w:after="0" w:line="240" w:lineRule="auto"/>
+            </w:pPr>
+            <w:r>
+              <w:rPr>
+                <w:rFonts w:ascii="Times New Roman" w:hAnsi="Times New Roman" w:eastAsia="Times New Roman" w:cs="Times New Roman"/>
+                <w:color w:val="000000"/>
+                <w:sz w:val="17"/>
+              </w:rPr>
+              <w:t>1.0</w:t>
+            </w:r>
+          </w:p>
+        </w:tc>
+        <w:tc>
+          <w:tcPr>
+            <w:tcW w:type="dxa" w:w="2160"/>
+            <w:vAlign w:val="center"/>
+            <w:tcMar>
+              <w:top w:w="80" w:type="dxa"/>
+              <w:bottom w:w="80" w:type="dxa"/>
+              <w:start w:w="120" w:type="dxa"/>
+              <w:end w:w="120" w:type="dxa"/>
+            </w:tcMar>
+          </w:tcPr>
+          <w:p>
+            <w:pPr>
+              <w:spacing w:before="0" w:after="0" w:line="240" w:lineRule="auto"/>
+            </w:pPr>
+            <w:r>
+              <w:rPr>
+                <w:rFonts w:ascii="Times New Roman" w:hAnsi="Times New Roman" w:eastAsia="Times New Roman" w:cs="Times New Roman"/>
+                <w:color w:val="000000"/>
+                <w:sz w:val="17"/>
+              </w:rPr>
+              <w:t>1.5</w:t>
+            </w:r>
+          </w:p>
+        </w:tc>
+      </w:tr>
+      <w:tr>
+        <w:trPr>
+          <w:cantSplit/>
+        </w:trPr>
+        <w:tc>
+          <w:tcPr>
+            <w:tcW w:type="dxa" w:w="3000"/>
+            <w:vAlign w:val="center"/>
+            <w:tcMar>
+              <w:top w:w="80" w:type="dxa"/>
+              <w:bottom w:w="80" w:type="dxa"/>
+              <w:start w:w="120" w:type="dxa"/>
+              <w:end w:w="120" w:type="dxa"/>
+            </w:tcMar>
+          </w:tcPr>
+          <w:p>
+            <w:pPr>
+              <w:spacing w:before="0" w:after="0" w:line="240" w:lineRule="auto"/>
+            </w:pPr>
+            <w:r>
+              <w:rPr>
+                <w:rFonts w:ascii="Times New Roman" w:hAnsi="Times New Roman" w:eastAsia="Times New Roman" w:cs="Times New Roman"/>
+                <w:color w:val="000000"/>
+                <w:sz w:val="17"/>
+              </w:rPr>
+              <w:t>Levy</w:t>
+            </w:r>
+          </w:p>
+        </w:tc>
+        <w:tc>
+          <w:tcPr>
+            <w:tcW w:type="dxa" w:w="1050"/>
+            <w:vAlign w:val="center"/>
+            <w:tcMar>
+              <w:top w:w="80" w:type="dxa"/>
+              <w:bottom w:w="80" w:type="dxa"/>
+              <w:start w:w="120" w:type="dxa"/>
+              <w:end w:w="120" w:type="dxa"/>
+            </w:tcMar>
+          </w:tcPr>
+          <w:p>
+            <w:pPr>
+              <w:spacing w:before="0" w:after="0" w:line="240" w:lineRule="auto"/>
+            </w:pPr>
+            <w:r>
+              <w:rPr>
+                <w:rFonts w:ascii="Times New Roman" w:hAnsi="Times New Roman" w:eastAsia="Times New Roman" w:cs="Times New Roman"/>
+                <w:color w:val="000000"/>
+                <w:sz w:val="17"/>
+              </w:rPr>
+              <w:t>1/64</w:t>
+            </w:r>
+          </w:p>
+        </w:tc>
+        <w:tc>
+          <w:tcPr>
+            <w:tcW w:type="dxa" w:w="1050"/>
+            <w:vAlign w:val="center"/>
+            <w:tcMar>
+              <w:top w:w="80" w:type="dxa"/>
+              <w:bottom w:w="80" w:type="dxa"/>
+              <w:start w:w="120" w:type="dxa"/>
+              <w:end w:w="120" w:type="dxa"/>
+            </w:tcMar>
+          </w:tcPr>
+          <w:p>
+            <w:pPr>
+              <w:spacing w:before="0" w:after="0" w:line="240" w:lineRule="auto"/>
+            </w:pPr>
+            <w:r>
+              <w:rPr>
+                <w:rFonts w:ascii="Times New Roman" w:hAnsi="Times New Roman" w:eastAsia="Times New Roman" w:cs="Times New Roman"/>
+                <w:color w:val="000000"/>
+                <w:sz w:val="17"/>
+              </w:rPr>
+              <w:t>0/64</w:t>
+            </w:r>
+          </w:p>
+        </w:tc>
+        <w:tc>
+          <w:tcPr>
+            <w:tcW w:type="dxa" w:w="2100"/>
+            <w:vAlign w:val="center"/>
+            <w:tcMar>
+              <w:top w:w="80" w:type="dxa"/>
+              <w:bottom w:w="80" w:type="dxa"/>
+              <w:start w:w="120" w:type="dxa"/>
+              <w:end w:w="120" w:type="dxa"/>
+            </w:tcMar>
+          </w:tcPr>
+          <w:p>
+            <w:pPr>
+              <w:spacing w:before="0" w:after="0" w:line="240" w:lineRule="auto"/>
+            </w:pPr>
+            <w:r>
+              <w:rPr>
+                <w:rFonts w:ascii="Times New Roman" w:hAnsi="Times New Roman" w:eastAsia="Times New Roman" w:cs="Times New Roman"/>
+                <w:color w:val="000000"/>
+                <w:sz w:val="17"/>
+              </w:rPr>
+              <w:t>1.0</w:t>
+            </w:r>
+          </w:p>
+        </w:tc>
+        <w:tc>
+          <w:tcPr>
+            <w:tcW w:type="dxa" w:w="2160"/>
+            <w:vAlign w:val="center"/>
+            <w:tcMar>
+              <w:top w:w="80" w:type="dxa"/>
+              <w:bottom w:w="80" w:type="dxa"/>
+              <w:start w:w="120" w:type="dxa"/>
+              <w:end w:w="120" w:type="dxa"/>
+            </w:tcMar>
+          </w:tcPr>
+          <w:p>
+            <w:pPr>
+              <w:spacing w:before="0" w:after="0" w:line="240" w:lineRule="auto"/>
+            </w:pPr>
+            <w:r>
+              <w:rPr>
+                <w:rFonts w:ascii="Times New Roman" w:hAnsi="Times New Roman" w:eastAsia="Times New Roman" w:cs="Times New Roman"/>
+                <w:color w:val="000000"/>
+                <w:sz w:val="17"/>
+              </w:rPr>
+              <w:t>1.5</w:t>
+            </w:r>
+          </w:p>
+        </w:tc>
+      </w:tr>
+      <w:tr>
+        <w:trPr>
+          <w:cantSplit/>
+        </w:trPr>
+        <w:tc>
+          <w:tcPr>
+            <w:tcW w:type="dxa" w:w="3000"/>
+            <w:vAlign w:val="center"/>
+            <w:tcMar>
+              <w:top w:w="80" w:type="dxa"/>
+              <w:bottom w:w="80" w:type="dxa"/>
+              <w:start w:w="120" w:type="dxa"/>
+              <w:end w:w="120" w:type="dxa"/>
+            </w:tcMar>
+          </w:tcPr>
+          <w:p>
+            <w:pPr>
+              <w:spacing w:before="0" w:after="0" w:line="240" w:lineRule="auto"/>
+            </w:pPr>
+            <w:r>
+              <w:rPr>
+                <w:rFonts w:ascii="Times New Roman" w:hAnsi="Times New Roman" w:eastAsia="Times New Roman" w:cs="Times New Roman"/>
+                <w:color w:val="000000"/>
+                <w:sz w:val="17"/>
+              </w:rPr>
+              <w:t>Rosenbrock</w:t>
+            </w:r>
+          </w:p>
+        </w:tc>
+        <w:tc>
+          <w:tcPr>
+            <w:tcW w:type="dxa" w:w="1050"/>
+            <w:vAlign w:val="center"/>
+            <w:tcMar>
+              <w:top w:w="80" w:type="dxa"/>
+              <w:bottom w:w="80" w:type="dxa"/>
+              <w:start w:w="120" w:type="dxa"/>
+              <w:end w:w="120" w:type="dxa"/>
+            </w:tcMar>
+          </w:tcPr>
+          <w:p>
+            <w:pPr>
+              <w:spacing w:before="0" w:after="0" w:line="240" w:lineRule="auto"/>
+            </w:pPr>
+            <w:r>
+              <w:rPr>
+                <w:rFonts w:ascii="Times New Roman" w:hAnsi="Times New Roman" w:eastAsia="Times New Roman" w:cs="Times New Roman"/>
+                <w:color w:val="000000"/>
+                <w:sz w:val="17"/>
+              </w:rPr>
+              <w:t>0/64</w:t>
+            </w:r>
+          </w:p>
+        </w:tc>
+        <w:tc>
+          <w:tcPr>
+            <w:tcW w:type="dxa" w:w="1050"/>
+            <w:vAlign w:val="center"/>
+            <w:tcMar>
+              <w:top w:w="80" w:type="dxa"/>
+              <w:bottom w:w="80" w:type="dxa"/>
+              <w:start w:w="120" w:type="dxa"/>
+              <w:end w:w="120" w:type="dxa"/>
+            </w:tcMar>
+          </w:tcPr>
+          <w:p>
+            <w:pPr>
+              <w:spacing w:before="0" w:after="0" w:line="240" w:lineRule="auto"/>
+            </w:pPr>
+            <w:r>
+              <w:rPr>
+                <w:rFonts w:ascii="Times New Roman" w:hAnsi="Times New Roman" w:eastAsia="Times New Roman" w:cs="Times New Roman"/>
+                <w:color w:val="000000"/>
+                <w:sz w:val="17"/>
+              </w:rPr>
+              <w:t>0/64</w:t>
+            </w:r>
+          </w:p>
+        </w:tc>
+        <w:tc>
+          <w:tcPr>
+            <w:tcW w:type="dxa" w:w="2100"/>
+            <w:vAlign w:val="center"/>
+            <w:tcMar>
+              <w:top w:w="80" w:type="dxa"/>
+              <w:bottom w:w="80" w:type="dxa"/>
+              <w:start w:w="120" w:type="dxa"/>
+              <w:end w:w="120" w:type="dxa"/>
+            </w:tcMar>
+          </w:tcPr>
+          <w:p>
+            <w:pPr>
+              <w:spacing w:before="0" w:after="0" w:line="240" w:lineRule="auto"/>
+            </w:pPr>
+            <w:r>
+              <w:rPr>
+                <w:rFonts w:ascii="Times New Roman" w:hAnsi="Times New Roman" w:eastAsia="Times New Roman" w:cs="Times New Roman"/>
+                <w:color w:val="000000"/>
+                <w:sz w:val="17"/>
+              </w:rPr>
+              <w:t>1.0</w:t>
+            </w:r>
+          </w:p>
+        </w:tc>
+        <w:tc>
+          <w:tcPr>
+            <w:tcW w:type="dxa" w:w="2160"/>
+            <w:vAlign w:val="center"/>
+            <w:tcMar>
+              <w:top w:w="80" w:type="dxa"/>
+              <w:bottom w:w="80" w:type="dxa"/>
+              <w:start w:w="120" w:type="dxa"/>
+              <w:end w:w="120" w:type="dxa"/>
+            </w:tcMar>
+          </w:tcPr>
+          <w:p>
+            <w:pPr>
+              <w:spacing w:before="0" w:after="0" w:line="240" w:lineRule="auto"/>
+            </w:pPr>
+            <w:r>
+              <w:rPr>
+                <w:rFonts w:ascii="Times New Roman" w:hAnsi="Times New Roman" w:eastAsia="Times New Roman" w:cs="Times New Roman"/>
+                <w:color w:val="000000"/>
+                <w:sz w:val="17"/>
+              </w:rPr>
+              <w:t>1.5</w:t>
+            </w:r>
+          </w:p>
+        </w:tc>
+      </w:tr>
+      <w:tr>
+        <w:trPr>
+          <w:cantSplit/>
+        </w:trPr>
+        <w:tc>
+          <w:tcPr>
+            <w:tcW w:type="dxa" w:w="3000"/>
+            <w:vAlign w:val="center"/>
+            <w:tcMar>
+              <w:top w:w="80" w:type="dxa"/>
+              <w:bottom w:w="80" w:type="dxa"/>
+              <w:start w:w="120" w:type="dxa"/>
+              <w:end w:w="120" w:type="dxa"/>
+            </w:tcMar>
+          </w:tcPr>
+          <w:p>
+            <w:pPr>
+              <w:spacing w:before="0" w:after="0" w:line="240" w:lineRule="auto"/>
+            </w:pPr>
+            <w:r>
+              <w:rPr>
+                <w:rFonts w:ascii="Times New Roman" w:hAnsi="Times New Roman" w:eastAsia="Times New Roman" w:cs="Times New Roman"/>
+                <w:b/>
+                <w:color w:val="000000"/>
+                <w:sz w:val="17"/>
+              </w:rPr>
+              <w:t>Total</w:t>
+            </w:r>
+          </w:p>
+        </w:tc>
+        <w:tc>
+          <w:tcPr>
+            <w:tcW w:type="dxa" w:w="1050"/>
+            <w:vAlign w:val="center"/>
+            <w:tcMar>
+              <w:top w:w="80" w:type="dxa"/>
+              <w:bottom w:w="80" w:type="dxa"/>
+              <w:start w:w="120" w:type="dxa"/>
+              <w:end w:w="120" w:type="dxa"/>
+            </w:tcMar>
+          </w:tcPr>
+          <w:p>
+            <w:pPr>
+              <w:spacing w:before="0" w:after="0" w:line="240" w:lineRule="auto"/>
+            </w:pPr>
+            <w:r>
+              <w:rPr>
+                <w:rFonts w:ascii="Times New Roman" w:hAnsi="Times New Roman" w:eastAsia="Times New Roman" w:cs="Times New Roman"/>
+                <w:b/>
+                <w:color w:val="000000"/>
+                <w:sz w:val="17"/>
+              </w:rPr>
+              <w:t>116/320</w:t>
+            </w:r>
+          </w:p>
+        </w:tc>
+        <w:tc>
+          <w:tcPr>
+            <w:tcW w:type="dxa" w:w="1050"/>
+            <w:vAlign w:val="center"/>
+            <w:tcMar>
+              <w:top w:w="80" w:type="dxa"/>
+              <w:bottom w:w="80" w:type="dxa"/>
+              <w:start w:w="120" w:type="dxa"/>
+              <w:end w:w="120" w:type="dxa"/>
+            </w:tcMar>
+          </w:tcPr>
+          <w:p>
+            <w:pPr>
+              <w:spacing w:before="0" w:after="0" w:line="240" w:lineRule="auto"/>
+            </w:pPr>
+            <w:r>
+              <w:rPr>
+                <w:rFonts w:ascii="Times New Roman" w:hAnsi="Times New Roman" w:eastAsia="Times New Roman" w:cs="Times New Roman"/>
+                <w:b/>
+                <w:color w:val="000000"/>
+                <w:sz w:val="17"/>
+              </w:rPr>
+              <w:t>6/320</w:t>
+            </w:r>
+          </w:p>
+        </w:tc>
+        <w:tc>
+          <w:tcPr>
+            <w:tcW w:type="dxa" w:w="2100"/>
+            <w:vAlign w:val="center"/>
+            <w:tcMar>
+              <w:top w:w="80" w:type="dxa"/>
+              <w:bottom w:w="80" w:type="dxa"/>
+              <w:start w:w="120" w:type="dxa"/>
+              <w:end w:w="120" w:type="dxa"/>
+            </w:tcMar>
+          </w:tcPr>
+          <w:p>
+            <w:pPr>
+              <w:spacing w:before="0" w:after="0" w:line="240" w:lineRule="auto"/>
+            </w:pPr>
+            <w:r>
+              <w:rPr>
+                <w:rFonts w:ascii="Times New Roman" w:hAnsi="Times New Roman" w:eastAsia="Times New Roman" w:cs="Times New Roman"/>
+                <w:color w:val="000000"/>
+                <w:sz w:val="17"/>
+              </w:rPr>
+              <w:t>—</w:t>
+            </w:r>
+          </w:p>
+        </w:tc>
+        <w:tc>
+          <w:tcPr>
+            <w:tcW w:type="dxa" w:w="2160"/>
+            <w:vAlign w:val="center"/>
+            <w:tcMar>
+              <w:top w:w="80" w:type="dxa"/>
+              <w:bottom w:w="80" w:type="dxa"/>
+              <w:start w:w="120" w:type="dxa"/>
+              <w:end w:w="120" w:type="dxa"/>
+            </w:tcMar>
+          </w:tcPr>
+          <w:p>
+            <w:pPr>
+              <w:spacing w:before="0" w:after="0" w:line="240" w:lineRule="auto"/>
+            </w:pPr>
+            <w:r>
+              <w:rPr>
+                <w:rFonts w:ascii="Times New Roman" w:hAnsi="Times New Roman" w:eastAsia="Times New Roman" w:cs="Times New Roman"/>
+                <w:color w:val="000000"/>
+                <w:sz w:val="17"/>
+              </w:rPr>
+              <w:t>—</w:t>
+            </w:r>
+          </w:p>
+        </w:tc>
+      </w:tr>
+    </w:tbl>
+    <w:p>
+      <w:pPr>
+        <w:spacing w:after="40"/>
+      </w:pPr>
+    </w:p>
+    <w:p>
+      <w:pPr>
         <w:pStyle w:val="Heading2"/>
         <w:widowControl/>
       </w:pPr>
@@ -2496,7 +3485,7 @@
           <w:color w:val="000000"/>
           <w:sz w:val="24"/>
         </w:rPr>
-        <w:t>Here the question is recipe quality, not regions. Both methods used 48 wells; SPADE used five rounds and qLogNEI used ten. Average simple regret differed by −0.0005 (SPADE minus qLogNEI), with a 95% confidence interval from −0.0221 to +0.0207 (p = 0.96; n = 160 family–seed pairs). In words: we see no clear winner on the single best recipe, and the interval is wide enough that we also cannot claim the two methods are practically equivalent within the pre-set ±0.02 margin. Calendar time and dollar cost were not measured.</w:t>
+        <w:t>This comparison concerns recipe quality rather than regions. Both methods used 48 wells; SPADE used five rounds and qLogNEI used ten. Average simple regret differed by −0.0005 (SPADE minus qLogNEI), with a 95% confidence interval from −0.0221 to +0.0207 (p = 0.96; n = 160 family–seed pairs). There is no clear winner on the single best recipe, and the interval is wide enough that equivalence within the pre-set ±0.02 margin also cannot be claimed. Calendar time and dollar cost were not measured.</w:t>
       </w:r>
     </w:p>
     <w:p>
@@ -4255,6 +5244,19 @@
           <w:sz w:val="24"/>
         </w:rPr>
         <w:t>They do not support a universal ranking. The qLogNEI point comparison showed no detectable difference and did not establish equivalence. Screened DoE found a substantially better point recipe in fewer rounds. A laboratory requiring one recipe may rationally prefer a point optimizer; a laboratory requiring a region faces a different loss function.</w:t>
+      </w:r>
+    </w:p>
+    <w:p>
+      <w:pPr>
+        <w:widowControl/>
+      </w:pPr>
+      <w:r>
+        <w:rPr>
+          <w:rFonts w:ascii="Times New Roman" w:hAnsi="Times New Roman" w:eastAsia="Times New Roman" w:cs="Times New Roman"/>
+          <w:color w:val="000000"/>
+          <w:sz w:val="24"/>
+        </w:rPr>
+        <w:t>Absolute certified volumes remain small on this benchmark: when SPADE answered, the mean returned region covered about 0.24% of the scoring grid (roughly five of 2,000 points). At 48 wells and relative noise 0.25, that scarcity is consistent with the margin-to-noise association and with the real-noise ceiling at which no tested arm certified: SPADE’s regional advantage is that it locates a non-empty conservative set under these rules at all, not that it returns a large fraction of the design space.</w:t>
       </w:r>
     </w:p>
     <w:p>

--- a/manuscript/SPADE-PLOS-ONE.docx
+++ b/manuscript/SPADE-PLOS-ONE.docx
@@ -2504,7 +2504,7 @@
           <w:color w:val="000000"/>
           <w:sz w:val="24"/>
         </w:rPr>
-        <w:t xml:space="preserve"> Each cell pools prevalences 0.30 and 0.10 (64 family–seed–prevalence cells). Inflation \(c\) is selected on the other four families; volume scoring uses the held-out family’s selected \(c\) (or baseline \(c=1\) with forced zero volume when no \(c\) passes). Totals match the 116/320 versus 6/320 headline.</w:t>
+        <w:t xml:space="preserve"> Each cell pools prevalences 0.30 and 0.10 (64 family–seed–prevalence cells). Inflation c is selected on the other four families; volume scoring uses the held-out family’s selected c (or baseline c=1 with forced zero volume when no c passes). Totals match the 116/320 versus 6/320 headline.</w:t>
       </w:r>
     </w:p>
     <w:tbl>
@@ -2640,7 +2640,7 @@
                 <w:color w:val="000000"/>
                 <w:sz w:val="17"/>
               </w:rPr>
-              <w:t>SPADE selected \(c\)</w:t>
+              <w:t>SPADE selected c</w:t>
             </w:r>
           </w:p>
         </w:tc>
@@ -2667,7 +2667,7 @@
                 <w:color w:val="000000"/>
                 <w:sz w:val="17"/>
               </w:rPr>
-              <w:t>qLogNEI selected \(c\)</w:t>
+              <w:t>qLogNEI selected c</w:t>
             </w:r>
           </w:p>
         </w:tc>
